--- a/документация.docx
+++ b/документация.docx
@@ -1,6 +1,6 @@
 
 <file path=word/document.xml><?xml version="1.0" encoding="utf-8"?>
-<w:document xmlns:wpc="http://schemas.microsoft.com/office/word/2010/wordprocessingCanvas" xmlns:cx="http://schemas.microsoft.com/office/drawing/2014/chartex" xmlns:mc="http://schemas.openxmlformats.org/markup-compatibility/2006" xmlns:o="urn:schemas-microsoft-com:office:office" xmlns:r="http://schemas.openxmlformats.org/officeDocument/2006/relationships" xmlns:m="http://schemas.openxmlformats.org/officeDocument/2006/math" xmlns:v="urn:schemas-microsoft-com:vml" xmlns:wp14="http://schemas.microsoft.com/office/word/2010/wordprocessingDrawing" xmlns:wp="http://schemas.openxmlformats.org/drawingml/2006/wordprocessingDrawing" xmlns:w10="urn:schemas-microsoft-com:office:word" xmlns:w="http://schemas.openxmlformats.org/wordprocessingml/2006/main" xmlns:w14="http://schemas.microsoft.com/office/word/2010/wordml" xmlns:w15="http://schemas.microsoft.com/office/word/2012/wordml" xmlns:w16se="http://schemas.microsoft.com/office/word/2015/wordml/symex" xmlns:wpg="http://schemas.microsoft.com/office/word/2010/wordprocessingGroup" xmlns:wpi="http://schemas.microsoft.com/office/word/2010/wordprocessingInk" xmlns:wne="http://schemas.microsoft.com/office/word/2006/wordml" xmlns:wps="http://schemas.microsoft.com/office/word/2010/wordprocessingShape" mc:Ignorable="w14 w15 w16se wp14">
+<w:document xmlns:wpc="http://schemas.microsoft.com/office/word/2010/wordprocessingCanvas" xmlns:cx="http://schemas.microsoft.com/office/drawing/2014/chartex" xmlns:cx1="http://schemas.microsoft.com/office/drawing/2015/9/8/chartex" xmlns:cx2="http://schemas.microsoft.com/office/drawing/2015/10/21/chartex" xmlns:cx3="http://schemas.microsoft.com/office/drawing/2016/5/9/chartex" xmlns:cx4="http://schemas.microsoft.com/office/drawing/2016/5/10/chartex" xmlns:cx5="http://schemas.microsoft.com/office/drawing/2016/5/11/chartex" xmlns:cx6="http://schemas.microsoft.com/office/drawing/2016/5/12/chartex" xmlns:cx7="http://schemas.microsoft.com/office/drawing/2016/5/13/chartex" xmlns:cx8="http://schemas.microsoft.com/office/drawing/2016/5/14/chartex" xmlns:mc="http://schemas.openxmlformats.org/markup-compatibility/2006" xmlns:aink="http://schemas.microsoft.com/office/drawing/2016/ink" xmlns:am3d="http://schemas.microsoft.com/office/drawing/2017/model3d" xmlns:o="urn:schemas-microsoft-com:office:office" xmlns:oel="http://schemas.microsoft.com/office/2019/extlst" xmlns:r="http://schemas.openxmlformats.org/officeDocument/2006/relationships" xmlns:m="http://schemas.openxmlformats.org/officeDocument/2006/math" xmlns:v="urn:schemas-microsoft-com:vml" xmlns:wp14="http://schemas.microsoft.com/office/word/2010/wordprocessingDrawing" xmlns:wp="http://schemas.openxmlformats.org/drawingml/2006/wordprocessingDrawing" xmlns:w10="urn:schemas-microsoft-com:office:word" xmlns:w="http://schemas.openxmlformats.org/wordprocessingml/2006/main" xmlns:w14="http://schemas.microsoft.com/office/word/2010/wordml" xmlns:w15="http://schemas.microsoft.com/office/word/2012/wordml" xmlns:w16cex="http://schemas.microsoft.com/office/word/2018/wordml/cex" xmlns:w16cid="http://schemas.microsoft.com/office/word/2016/wordml/cid" xmlns:w16="http://schemas.microsoft.com/office/word/2018/wordml" xmlns:w16sdtdh="http://schemas.microsoft.com/office/word/2020/wordml/sdtdatahash" xmlns:w16se="http://schemas.microsoft.com/office/word/2015/wordml/symex" xmlns:wpg="http://schemas.microsoft.com/office/word/2010/wordprocessingGroup" xmlns:wpi="http://schemas.microsoft.com/office/word/2010/wordprocessingInk" xmlns:wne="http://schemas.microsoft.com/office/word/2006/wordml" xmlns:wps="http://schemas.microsoft.com/office/word/2010/wordprocessingShape" mc:Ignorable="w14 w15 w16se w16cid w16 w16cex w16sdtdh wp14">
   <w:body>
     <w:p>
       <w:pPr>
@@ -1407,10 +1407,8 @@
         <w:lastRenderedPageBreak/>
         <w:t>Содержание</w:t>
       </w:r>
-      <w:bookmarkStart w:id="2" w:name="_GoBack"/>
       <w:bookmarkEnd w:id="0"/>
       <w:bookmarkEnd w:id="1"/>
-      <w:bookmarkEnd w:id="2"/>
     </w:p>
     <w:p>
       <w:pPr>
@@ -1455,21 +1453,21 @@
       <w:pPr>
         <w:pStyle w:val="afff1"/>
       </w:pPr>
-      <w:bookmarkStart w:id="3" w:name="_Toc146714450"/>
-      <w:bookmarkStart w:id="4" w:name="_Toc146718939"/>
+      <w:bookmarkStart w:id="2" w:name="_Toc146714450"/>
+      <w:bookmarkStart w:id="3" w:name="_Toc146718939"/>
       <w:r>
         <w:lastRenderedPageBreak/>
         <w:t>Введение</w:t>
       </w:r>
+      <w:bookmarkEnd w:id="2"/>
       <w:bookmarkEnd w:id="3"/>
-      <w:bookmarkEnd w:id="4"/>
     </w:p>
     <w:p>
       <w:pPr>
         <w:pStyle w:val="afff0"/>
       </w:pPr>
       <w:r>
-        <w:t>Каждый автовладелец, самостоятельно обслуживающий свой автомобиль, рано или поздно сталкивается с одной и той же проблемой: хаос в гараже. Запчасти покупаются впрок, складываются «куда-нибудь», забываются, покупаются повторно. Специальный инструмент перемещается между полками, ящиками и верстаками без какой-либо системы. В результате владелец гаража тратит значительное время не на сам ремонт, а на поиск нужной детали или ключа, дублирует закупки и теряет контроль над своими расходами.</w:t>
+        <w:t>Каждый автовладелец, самостоятельно обслуживающий свой автомобиль, сталкивается с проблемой хаоса в гараже. Запчасти покупаются впрок, складываются «куда-нибудь», забываются и покупаются повторно. Инструмент перемещается между полками и ящиками без системы. В результате значительное время уходит не на ремонт, а на поиск нужной детали, дублируются закупки и теряется контроль над расходами.</w:t>
       </w:r>
     </w:p>
     <w:p>
@@ -1477,7 +1475,7 @@
         <w:pStyle w:val="afff0"/>
       </w:pPr>
       <w:r>
-        <w:t>По данным опросов автомобильных сообществ, до 30–40% времени при гаражном ремонте уходит на поиск нужной запчасти или инструмента. При этом каждый пятый автовладелец, занимающийся самостоятельным обслуживанием, хотя бы раз покупал деталь, которая уже лежала в гараже, но была забыта или не найдена.</w:t>
+        <w:t>Проблема усугубляется с ростом количества обслуживаемых автомобилей. Владельцы нескольких транспортных средств, участники гаражных кооперативов, небольшие частные мастерские — все они нуждаются в простой и доступной системе учёта.</w:t>
       </w:r>
     </w:p>
     <w:p>
@@ -1485,7 +1483,7 @@
         <w:pStyle w:val="afff0"/>
       </w:pPr>
       <w:r>
-        <w:t>Данная проблема усугубляется по мере роста количества обслуживаемых автомобилей. Владельцы двух и более транспортных средств, участники гаражных кооперативов, небольшие частные мастерские — все они нуждаются в простой, понятной и доступной системе учёта.</w:t>
+        <w:t>Рынок предлагает множество решений для складского учёта, однако большинство из них ориентированы на средний и крупный бизнес: избыточны по функциональности, сложны в настройке и дороги. Специализированных решений для домашнего гаражного учёта, учитывающих специфику автозапчастей (совместимость с моделями авто, артикулы, аналоги), практически не существует.</w:t>
       </w:r>
     </w:p>
     <w:p>
@@ -1493,7 +1491,15 @@
         <w:pStyle w:val="afff0"/>
       </w:pPr>
       <w:r>
-        <w:t>На сегодняшний день рынок предлагает множество решений для складского учёта, однако большинство из них ориентированы на крупный и средний бизнес: они избыточны по функциональности, сложны в настройке и дороги в обслуживании. Специализированных решений для домашнего гаражного учёта, учитывающих специфику автомобильных запчастей (совместимость с моделями авто, артикулы, аналоги), практически не существует.</w:t>
+        <w:t>Платформа 1</w:t>
+      </w:r>
+      <w:proofErr w:type="gramStart"/>
+      <w:r>
+        <w:t>С:Предприятие</w:t>
+      </w:r>
+      <w:proofErr w:type="gramEnd"/>
+      <w:r>
+        <w:t xml:space="preserve"> в данном контексте представляет особый интерес как наиболее распространённая платформа автоматизации учёта в России, обладающая мощным инструментарием разработки и обширным сообществом специалистов. Наличие бесплатной учебной версии платформы делает её доступной для домашнего использования.</w:t>
       </w:r>
     </w:p>
     <w:p>
@@ -1509,42 +1515,26 @@
     </w:p>
     <w:p>
       <w:pPr>
-        <w:pStyle w:val="afff0"/>
-      </w:pPr>
-      <w:r>
-        <w:lastRenderedPageBreak/>
-        <w:t>Платформа 1С:Предприятие в данном контексте представляет особый интерес. Она является наиболее распространённой платформой автоматизации учёта в России и странах СНГ, обладает мощным инструментарием для разработки прикладных решений, а также имеет огромное сообщество разработчиков и пользователей. При этом существует бесплатная учебная версия платформы, что делает её доступной для домашнего использования.</w:t>
-      </w:r>
-    </w:p>
-    <w:p>
-      <w:pPr>
-        <w:rPr>
-          <w:rFonts w:ascii="Times New Roman" w:hAnsi="Times New Roman"/>
-          <w:sz w:val="28"/>
-        </w:rPr>
-      </w:pPr>
-      <w:r>
-        <w:br w:type="page"/>
-      </w:r>
-    </w:p>
-    <w:p>
-      <w:pPr>
         <w:pStyle w:val="a2"/>
       </w:pPr>
-      <w:bookmarkStart w:id="5" w:name="_Toc146280264"/>
-      <w:bookmarkStart w:id="6" w:name="_Toc146714451"/>
-      <w:bookmarkStart w:id="7" w:name="_Toc146718940"/>
-      <w:r>
-        <w:lastRenderedPageBreak/>
+      <w:bookmarkStart w:id="4" w:name="_Toc146280264"/>
+      <w:bookmarkStart w:id="5" w:name="_Toc146714451"/>
+      <w:bookmarkStart w:id="6" w:name="_Toc146718940"/>
+    </w:p>
+    <w:p>
+      <w:pPr>
+        <w:pStyle w:val="a3"/>
+      </w:pPr>
+      <w:r>
         <w:t>Постановка задачи</w:t>
       </w:r>
+      <w:bookmarkEnd w:id="4"/>
       <w:bookmarkEnd w:id="5"/>
       <w:bookmarkEnd w:id="6"/>
-      <w:bookmarkEnd w:id="7"/>
-    </w:p>
-    <w:p>
-      <w:pPr>
-        <w:pStyle w:val="a3"/>
+    </w:p>
+    <w:p>
+      <w:pPr>
+        <w:pStyle w:val="a4"/>
       </w:pPr>
       <w:r>
         <w:t>Цели и задачи</w:t>
@@ -1590,10 +1580,7 @@
         <w:pStyle w:val="a0"/>
       </w:pPr>
       <w:r>
-        <w:t>Провести анализ конкурентной среды — исследовать существующие решения для учёта запчастей и инструмента, выявить их сильные и слабые стороны, определить незанятые ниши</w:t>
-      </w:r>
-      <w:r>
-        <w:t>.</w:t>
+        <w:t>Провести анализ конкурентной среды</w:t>
       </w:r>
     </w:p>
     <w:p>
@@ -1601,10 +1588,7 @@
         <w:pStyle w:val="a0"/>
       </w:pPr>
       <w:r>
-        <w:t>Провести анализ жизнеспособности проекта — оценить целевую аудиторию, техническую реализуемость, риски и перспективы развития</w:t>
-      </w:r>
-      <w:r>
-        <w:t>.</w:t>
+        <w:t>Провести анализ жизнеспособности проекта</w:t>
       </w:r>
     </w:p>
     <w:p>
@@ -1612,15 +1596,36 @@
         <w:pStyle w:val="a0"/>
       </w:pPr>
       <w:r>
-        <w:t>Разработать модель монетизации — предложить варианты коммерческого распространения продукта</w:t>
-      </w:r>
-      <w:r>
-        <w:t>.</w:t>
-      </w:r>
-    </w:p>
-    <w:p>
-      <w:pPr>
-        <w:pStyle w:val="a3"/>
+        <w:t>Разработать модель монетизации</w:t>
+      </w:r>
+    </w:p>
+    <w:p>
+      <w:pPr>
+        <w:pStyle w:val="a0"/>
+      </w:pPr>
+      <w:r>
+        <w:t>Разработать конфигурацию под платформу 1</w:t>
+      </w:r>
+      <w:proofErr w:type="gramStart"/>
+      <w:r>
+        <w:t>С:Предприятие</w:t>
+      </w:r>
+      <w:proofErr w:type="gramEnd"/>
+    </w:p>
+    <w:p>
+      <w:pPr>
+        <w:pStyle w:val="a0"/>
+      </w:pPr>
+      <w:r>
+        <w:t>Провести тестирование функционала</w:t>
+      </w:r>
+      <w:r>
+        <w:t xml:space="preserve"> конфигурации</w:t>
+      </w:r>
+    </w:p>
+    <w:p>
+      <w:pPr>
+        <w:pStyle w:val="a4"/>
       </w:pPr>
       <w:r>
         <w:t>Методологическая основа</w:t>
@@ -1687,94 +1692,22 @@
       <w:pPr>
         <w:pStyle w:val="a3"/>
       </w:pPr>
-      <w:r>
-        <w:t>Практическая значимость</w:t>
-      </w:r>
-    </w:p>
-    <w:p>
-      <w:pPr>
-        <w:pStyle w:val="afff0"/>
-      </w:pPr>
-      <w:r>
-        <w:t>Результатом работы станет полный аналитический пакет документации, на основании которого разработчик 1С сможет реализовать готовую конфигурацию. Спроектированная система позволит:</w:t>
-      </w:r>
-    </w:p>
-    <w:p>
-      <w:pPr>
-        <w:pStyle w:val="a0"/>
-      </w:pPr>
-      <w:r>
-        <w:t>сократить время поиска нужной запчасти или инструмента с десятков минут до нескольких секунд;</w:t>
-      </w:r>
-    </w:p>
-    <w:p>
-      <w:pPr>
-        <w:pStyle w:val="a0"/>
-      </w:pPr>
-      <w:r>
-        <w:t>исключить дублирующие закупки, обеспечив прозрачный учёт остатков;</w:t>
-      </w:r>
-    </w:p>
-    <w:p>
-      <w:pPr>
-        <w:pStyle w:val="a0"/>
-      </w:pPr>
-      <w:r>
-        <w:t>контролировать расходы на обслуживание автомобиля, формируя отчёты по затратам за любой период;</w:t>
-      </w:r>
-    </w:p>
-    <w:p>
-      <w:pPr>
-        <w:pStyle w:val="a0"/>
-      </w:pPr>
-      <w:r>
-        <w:t>планировать техническое обслуживание, опираясь на данные о наличии расходных материалов;</w:t>
-      </w:r>
-    </w:p>
-    <w:p>
-      <w:pPr>
-        <w:pStyle w:val="a0"/>
-      </w:pPr>
-      <w:r>
-        <w:t>масштабировать решение — от одного гаража с одним автомобилем до гаражного кооператива или небольшой мастерской.</w:t>
-      </w:r>
-    </w:p>
-    <w:p>
-      <w:pPr>
-        <w:pStyle w:val="a0"/>
-        <w:numPr>
-          <w:ilvl w:val="0"/>
-          <w:numId w:val="0"/>
-        </w:numPr>
-        <w:ind w:left="1069" w:hanging="360"/>
-      </w:pPr>
-      <w:r>
-        <w:br w:type="page"/>
-      </w:r>
-    </w:p>
-    <w:p>
-      <w:pPr>
-        <w:pStyle w:val="a2"/>
-        <w:spacing w:line="240" w:lineRule="auto"/>
-      </w:pPr>
-      <w:bookmarkStart w:id="8" w:name="_Toc146280265"/>
-      <w:bookmarkStart w:id="9" w:name="_Toc146714456"/>
-      <w:bookmarkStart w:id="10" w:name="_Toc146718945"/>
-      <w:r>
-        <w:lastRenderedPageBreak/>
+      <w:bookmarkStart w:id="7" w:name="_Toc146280265"/>
+      <w:bookmarkStart w:id="8" w:name="_Toc146714456"/>
+      <w:bookmarkStart w:id="9" w:name="_Toc146718945"/>
+      <w:r>
         <w:t xml:space="preserve">Анализ </w:t>
       </w:r>
+      <w:bookmarkEnd w:id="7"/>
       <w:bookmarkEnd w:id="8"/>
       <w:bookmarkEnd w:id="9"/>
-      <w:bookmarkEnd w:id="10"/>
       <w:r>
         <w:t>конкурентной среды</w:t>
       </w:r>
     </w:p>
     <w:p>
       <w:pPr>
-        <w:pStyle w:val="a3"/>
-        <w:ind w:hanging="964"/>
+        <w:pStyle w:val="a4"/>
       </w:pPr>
       <w:r>
         <w:t>Методология проведения конкурентного анализа</w:t>
@@ -1785,7 +1718,7 @@
         <w:pStyle w:val="afff0"/>
       </w:pPr>
       <w:r>
-        <w:t>Прежде чем приступить к непосредственному анализу конкурентов, необходимо определить методологическую рамку исследования. Конкурентный анализ в данной работе проводится с целью выявления существующих решений, которые полностью или частично закрывают потребность в учёте автомобильных запчастей и специального инструмента в условиях домашнего гаража или небольшой мастерской.</w:t>
+        <w:t>Для структурирования анализа используется следующий подход. Все потенциальные конкуренты классифицируются по нескольким категориям в зависимости от их природы и позиционирования на рынке. Для каждой категории выявляются наиболее характерные представители, после чего проводится их оценка по единому набору критериев.</w:t>
       </w:r>
     </w:p>
     <w:p>
@@ -1793,7 +1726,62 @@
         <w:pStyle w:val="afff0"/>
       </w:pPr>
       <w:r>
-        <w:t>Для структурирования анализа используется следующий подход. Все потенциальные конкуренты классифицируются по нескольким категориям в зависимости от их природы и позиционирования на рынке. Для каждой категории выявляются наиболее характерные представители, после чего проводится их оценка по единому набору критериев.</w:t>
+        <w:t>В качестве критериев оценки конкурентных решений выбраны следующие параметры:</w:t>
+      </w:r>
+    </w:p>
+    <w:p>
+      <w:pPr>
+        <w:pStyle w:val="a0"/>
+      </w:pPr>
+      <w:r>
+        <w:t>Функциональное соответствие — насколько решение покрывает потребности домашнего гаражного учёта.</w:t>
+      </w:r>
+    </w:p>
+    <w:p>
+      <w:pPr>
+        <w:pStyle w:val="a0"/>
+      </w:pPr>
+      <w:r>
+        <w:t>Простота внедрения и использования — порог входа для пользователя, не являющегося ИТ-специалистом.</w:t>
+      </w:r>
+    </w:p>
+    <w:p>
+      <w:pPr>
+        <w:pStyle w:val="a0"/>
+      </w:pPr>
+      <w:r>
+        <w:t>Стоимость владения — совокупные затраты на приобретение, внедрение и поддержку решения</w:t>
+      </w:r>
+      <w:r>
+        <w:t>.</w:t>
+      </w:r>
+    </w:p>
+    <w:p>
+      <w:pPr>
+        <w:pStyle w:val="a0"/>
+      </w:pPr>
+      <w:r>
+        <w:lastRenderedPageBreak/>
+        <w:t>Гибкость и масштабируемость — возможность адаптации решения под индивидуальные потребности пользователя, расширение функциональности, рост объёмов учёта.</w:t>
+      </w:r>
+    </w:p>
+    <w:p>
+      <w:pPr>
+        <w:pStyle w:val="a0"/>
+      </w:pPr>
+      <w:r>
+        <w:t>Платформенная доступность — на каких операционных системах и устройствах работает решение.</w:t>
+      </w:r>
+    </w:p>
+    <w:p>
+      <w:pPr>
+        <w:pStyle w:val="a0"/>
+      </w:pPr>
+      <w:r>
+        <w:t>Поддержка российского рынка — наличие русскоязычного интерфейса, документации, сообщества, соответствие российским реалиям</w:t>
+      </w:r>
+      <w:r>
+        <w:t>.</w:t>
       </w:r>
     </w:p>
     <w:p>
@@ -1801,72 +1789,103 @@
         <w:pStyle w:val="afff0"/>
       </w:pPr>
       <w:r>
-        <w:t>В качестве критериев оценки конкурентных решений выбраны следующие параметры:</w:t>
-      </w:r>
-    </w:p>
-    <w:p>
-      <w:pPr>
-        <w:pStyle w:val="a0"/>
-      </w:pPr>
-      <w:r>
-        <w:t>Функциональное соответствие — насколько решение покрывает потребности домашнего гаражного учёта: ведение номенклатуры запчастей, учёт мест хранения, отслеживание поступлений и расходов, формирование отчётов по остаткам.</w:t>
-      </w:r>
-    </w:p>
-    <w:p>
-      <w:pPr>
-        <w:pStyle w:val="a0"/>
-      </w:pPr>
-      <w:r>
-        <w:t>Специализация под автомобильную тематику — наличие специфических функций: привязка запчастей к моделям автомобилей, работа с артикулами и каталожными номерами, учёт аналогов и совместимости.</w:t>
-      </w:r>
-    </w:p>
-    <w:p>
-      <w:pPr>
-        <w:pStyle w:val="a0"/>
-      </w:pPr>
-      <w:r>
-        <w:t>Простота внедрения и использования — порог входа для пользователя, не являющегося ИТ-специалистом: сложность установки, настройки, освоения интерфейса.</w:t>
-      </w:r>
-    </w:p>
-    <w:p>
-      <w:pPr>
-        <w:pStyle w:val="a0"/>
-      </w:pPr>
+        <w:t>На основании данных критериев формируется сводная таблица сравнения, позволяющая наглядно определить конкурентные преимущества и слабые стороны разрабатываемого решения относительно существующих аналогов.</w:t>
+      </w:r>
+    </w:p>
+    <w:p>
+      <w:pPr>
+        <w:pStyle w:val="a4"/>
+      </w:pPr>
+      <w:proofErr w:type="spellStart"/>
+      <w:r>
+        <w:t>Классификация</w:t>
+      </w:r>
+      <w:proofErr w:type="spellEnd"/>
+      <w:r>
+        <w:t xml:space="preserve"> </w:t>
+      </w:r>
+      <w:r>
+        <w:rPr>
+          <w:lang w:val="ru-RU"/>
+        </w:rPr>
+        <w:t xml:space="preserve">и анализ </w:t>
+      </w:r>
+      <w:proofErr w:type="spellStart"/>
+      <w:r>
+        <w:t>конкурентов</w:t>
+      </w:r>
+      <w:proofErr w:type="spellEnd"/>
+    </w:p>
+    <w:p>
+      <w:pPr>
+        <w:pStyle w:val="afff0"/>
+      </w:pPr>
+      <w:r>
+        <w:t>Для систематизации конкурентного анализа все решения, которые могут выступать альтернативой проектируемой системе, были разделены на пять категорий.</w:t>
+      </w:r>
+    </w:p>
+    <w:p>
+      <w:pPr>
+        <w:pStyle w:val="afff0"/>
+      </w:pPr>
+      <w:r>
+        <w:t>1. Универсальные складские системы на платформе 1С.</w:t>
+      </w:r>
+      <w:r>
+        <w:t xml:space="preserve"> </w:t>
+      </w:r>
+      <w:r>
+        <w:t>К этой группе относятся типовые конфигурации 1С, предназначенные для ведения складского учёта: «1</w:t>
+      </w:r>
+      <w:proofErr w:type="gramStart"/>
+      <w:r>
+        <w:t>С:Управление</w:t>
+      </w:r>
+      <w:proofErr w:type="gramEnd"/>
+      <w:r>
+        <w:t xml:space="preserve"> торговлей», «1С:Управление нашей фирмой», «1С:Бухгалтерия». Эти решения близки по технологической платформе, но являются универсальными и не учитывают специфику учёта автомобильных запчастей.</w:t>
+      </w:r>
+    </w:p>
+    <w:p>
+      <w:pPr>
+        <w:pStyle w:val="afff0"/>
+      </w:pPr>
+      <w:r>
+        <w:t>2. Специализированные автомобильные системы.</w:t>
+      </w:r>
+      <w:r>
+        <w:t xml:space="preserve"> </w:t>
+      </w:r>
+      <w:r>
+        <w:t>В данную категорию входят программы для автосервисов и магазинов автозапчастей: «1</w:t>
+      </w:r>
+      <w:proofErr w:type="gramStart"/>
+      <w:r>
+        <w:t>С:Автосервис</w:t>
+      </w:r>
+      <w:proofErr w:type="gramEnd"/>
+      <w:r>
+        <w:t xml:space="preserve">», </w:t>
+      </w:r>
+      <w:proofErr w:type="spellStart"/>
+      <w:r>
+        <w:t>TurboService</w:t>
+      </w:r>
+      <w:proofErr w:type="spellEnd"/>
+      <w:r>
+        <w:t xml:space="preserve">, </w:t>
+      </w:r>
+      <w:proofErr w:type="spellStart"/>
+      <w:r>
+        <w:t>AutoSoft</w:t>
+      </w:r>
+      <w:proofErr w:type="spellEnd"/>
+      <w:r>
+        <w:t xml:space="preserve"> и другие. Их преимущество — наличие автомобильной специфики: работа с артикулами, моделями </w:t>
+      </w:r>
       <w:r>
         <w:lastRenderedPageBreak/>
-        <w:t>Стоимость владения — совокупные затраты на приобретение, внедрение и поддержку решения, включая лицензии, подписки, стоимость оборудования.</w:t>
-      </w:r>
-    </w:p>
-    <w:p>
-      <w:pPr>
-        <w:pStyle w:val="a0"/>
-      </w:pPr>
-      <w:r>
-        <w:t>Гибкость и масштабируемость — возможность адаптации решения под индивидуальные потребности пользователя, расширение функциональности, рост объёмов учёта.</w:t>
-      </w:r>
-    </w:p>
-    <w:p>
-      <w:pPr>
-        <w:pStyle w:val="a0"/>
-      </w:pPr>
-      <w:r>
-        <w:t>Платформенная доступность — на каких операционных системах и устройствах работает решение (Windows, macOS, Linux, мобильные платформы, веб).</w:t>
-      </w:r>
-    </w:p>
-    <w:p>
-      <w:pPr>
-        <w:pStyle w:val="a0"/>
-      </w:pPr>
-      <w:r>
-        <w:t>Поддержка российского рынка — наличие русскоязычного интерфейса, документации, сообщества, соответствие российским реалиям (единицы измерения, форматы артикулов, интеграция с российскими маркетплейсами запчастей).</w:t>
-      </w:r>
-    </w:p>
-    <w:p>
-      <w:pPr>
-        <w:pStyle w:val="a0"/>
-      </w:pPr>
-      <w:r>
-        <w:t>Возможности интеграции — способность обмениваться данными с другими системами: импорт/экспорт данных, API, интеграция со сканерами штрих-кодов, подключение к онлайн-каталогам запчастей.</w:t>
+        <w:t>автомобилей, аналогами деталей. Однако они ориентированы в первую очередь на коммерческое использование.</w:t>
       </w:r>
     </w:p>
     <w:p>
@@ -1874,15 +1893,29 @@
         <w:pStyle w:val="afff0"/>
       </w:pPr>
       <w:r>
-        <w:t>На основании данных критериев формируется сводная таблица сравнения, позволяющая наглядно определить конкурентные преимущества и слабые стороны разрабатываемого решения относительно существующих аналогов.</w:t>
-      </w:r>
-    </w:p>
-    <w:p>
-      <w:pPr>
-        <w:pStyle w:val="a3"/>
-      </w:pPr>
-      <w:r>
-        <w:t>Классификация конкурентов</w:t>
+        <w:t>3. Универсальные складские программы вне платформы 1С.</w:t>
+      </w:r>
+      <w:r>
+        <w:t xml:space="preserve"> </w:t>
+      </w:r>
+      <w:r>
+        <w:t>Это облачные и десктопные решения для складского учёта: «</w:t>
+      </w:r>
+      <w:proofErr w:type="spellStart"/>
+      <w:r>
+        <w:t>МойСклад</w:t>
+      </w:r>
+      <w:proofErr w:type="spellEnd"/>
+      <w:r>
+        <w:t>», «Большая Птица», «</w:t>
+      </w:r>
+      <w:proofErr w:type="spellStart"/>
+      <w:r>
+        <w:t>Контур.Маркет</w:t>
+      </w:r>
+      <w:proofErr w:type="spellEnd"/>
+      <w:r>
+        <w:t>», а также зарубежные аналоги. Они обладают развитым функционалом, но не содержат автомобильной специализации и чаще всего работают по подписочной модели.</w:t>
       </w:r>
     </w:p>
     <w:p>
@@ -1890,7 +1923,69 @@
         <w:pStyle w:val="afff0"/>
       </w:pPr>
       <w:r>
-        <w:t>Для систематизации конкурентного анализа все существующие решения, которые могут рассматриваться как альтернативы проектируемой информационной системе, разделены на пять основных категорий.</w:t>
+        <w:t>4. Мобильные приложения и конструкторы баз данных.</w:t>
+      </w:r>
+      <w:r>
+        <w:t xml:space="preserve"> </w:t>
+      </w:r>
+      <w:r>
+        <w:t xml:space="preserve">Сюда относятся приложения для простого учёта имущества и запасов: </w:t>
+      </w:r>
+      <w:proofErr w:type="spellStart"/>
+      <w:r>
+        <w:t>Sortly</w:t>
+      </w:r>
+      <w:proofErr w:type="spellEnd"/>
+      <w:r>
+        <w:t xml:space="preserve">, </w:t>
+      </w:r>
+      <w:proofErr w:type="spellStart"/>
+      <w:r>
+        <w:t>Memento</w:t>
+      </w:r>
+      <w:proofErr w:type="spellEnd"/>
+      <w:r>
+        <w:t xml:space="preserve"> Database, Home </w:t>
+      </w:r>
+      <w:proofErr w:type="spellStart"/>
+      <w:r>
+        <w:t>Inventory</w:t>
+      </w:r>
+      <w:proofErr w:type="spellEnd"/>
+      <w:r>
+        <w:t xml:space="preserve">, </w:t>
+      </w:r>
+      <w:proofErr w:type="spellStart"/>
+      <w:r>
+        <w:t>Parts</w:t>
+      </w:r>
+      <w:proofErr w:type="spellEnd"/>
+      <w:r>
+        <w:t xml:space="preserve"> </w:t>
+      </w:r>
+      <w:proofErr w:type="spellStart"/>
+      <w:r>
+        <w:t>Tracker</w:t>
+      </w:r>
+      <w:proofErr w:type="spellEnd"/>
+      <w:r>
+        <w:t xml:space="preserve">. Также в эту группу можно включить </w:t>
+      </w:r>
+      <w:proofErr w:type="spellStart"/>
+      <w:r>
+        <w:t>Airtable</w:t>
+      </w:r>
+      <w:proofErr w:type="spellEnd"/>
+      <w:r>
+        <w:t xml:space="preserve"> и </w:t>
+      </w:r>
+      <w:proofErr w:type="spellStart"/>
+      <w:r>
+        <w:t>Notion</w:t>
+      </w:r>
+      <w:proofErr w:type="spellEnd"/>
+      <w:r>
+        <w:t>. Их основное преимущество — простота и доступность, но они не обеспечивают полноценного складского учёта и документооборота.</w:t>
       </w:r>
     </w:p>
     <w:p>
@@ -1898,11 +1993,21 @@
         <w:pStyle w:val="afff0"/>
       </w:pPr>
       <w:r>
-        <w:t xml:space="preserve">Категория 1: Универсальные складские системы на платформе 1С. К данной категории относятся типовые конфигурации фирмы «1С» и решения </w:t>
-      </w:r>
-      <w:r>
-        <w:lastRenderedPageBreak/>
-        <w:t>сторонних разработчиков, предназначенные для ведения складского учёта. Характерные представители: «1С:Управление торговлей», «1С:Управление нашей фирмой (УНФ)», «1С:Бухгалтерия». Это наиболее близкие конкуренты с точки зрения технологической платформы, однако все они являются универсальными решениями без автомобильной специфики.</w:t>
+        <w:t>5. Электронные таблицы и отсутствие системы учёта.</w:t>
+      </w:r>
+      <w:r>
+        <w:t xml:space="preserve"> </w:t>
+      </w:r>
+      <w:r>
+        <w:t xml:space="preserve">Наиболее массовая категория в домашнем сегменте. Многие автовладельцы используют Excel или Google </w:t>
+      </w:r>
+      <w:proofErr w:type="spellStart"/>
+      <w:r>
+        <w:t>Sheets</w:t>
+      </w:r>
+      <w:proofErr w:type="spellEnd"/>
+      <w:r>
+        <w:t>, а часть вообще не ведёт учёт, полагаясь на память. Именно эти варианты являются основными альтернативами для целевой аудитории проекта.</w:t>
       </w:r>
     </w:p>
     <w:p>
@@ -1910,43 +2015,10 @@
         <w:pStyle w:val="afff0"/>
       </w:pPr>
       <w:r>
-        <w:t>Категория 2: Специализированные автомобильные системы. Программные продукты, изначально разработанные для автосервисов и магазинов автозапчастей. Характерные представители: «1С:Автосервис», «TurboService», «AutoSoft», «Нетикс Трицепс». Они обладают нужной автомобильной спецификой (справочники марок и моделей, артикулы, аналоги), но ориентированы на коммерческое использование.</w:t>
-      </w:r>
-    </w:p>
-    <w:p>
-      <w:pPr>
-        <w:pStyle w:val="afff0"/>
-      </w:pPr>
-      <w:r>
-        <w:t>Категория 3: Универсальные складские программы (не на 1С). Облачные сервисы и десктопные программы для складского учёта на других платформах. Характерные представители: «МойСклад», «Большая Птица», «Контур.Маркет», а также зарубежные аналоги — inFlow Inventory, Zoho Inventory. Они предоставляют развитый складской функционал, но не содержат автомобильной специализации и работают преимущественно по подписочной модели.</w:t>
-      </w:r>
-    </w:p>
-    <w:p>
-      <w:pPr>
-        <w:pStyle w:val="afff0"/>
-      </w:pPr>
-      <w:r>
-        <w:t>Категория 4: Мобильные приложения и конструкторы баз данных. Приложения для смартфонов, позволяющие вести простейший учёт имущества и запасов. Характерные представители: Sortly, Memento Database, Home Inventory, Parts Tracker. Сюда же можно отнести промежуточные инструменты — Airtable и Notion, представляющие собой конструкторы баз данных.</w:t>
-      </w:r>
-    </w:p>
-    <w:p>
-      <w:pPr>
-        <w:pStyle w:val="afff0"/>
-      </w:pPr>
-      <w:r>
-        <w:t xml:space="preserve">Категория 5: Электронные таблицы и отсутствие учёта. Данная категория объединяет два варианта: ведение учёта в Microsoft Excel / Google Sheets и полный отказ от какой-либо системы. Именно эти варианты являются </w:t>
-      </w:r>
-      <w:r>
-        <w:lastRenderedPageBreak/>
-        <w:t>наиболее массовыми «конкурентами» в сегменте домашнего использования, поскольку подавляющее большинство автовладельцев либо пользуется таблицами, либо полагается на собственную память.</w:t>
-      </w:r>
-    </w:p>
-    <w:p>
-      <w:pPr>
-        <w:pStyle w:val="a3"/>
-      </w:pPr>
-      <w:r>
-        <w:t>Анализ ключевых конкурентов</w:t>
+        <w:t>Таким образом, конкурентная среда проекта включает как профессиональные системы, так и простейшие бытовые инструменты. Это подтверждает, что разрабатываемое решение должно занимать промежуточную нишу: быть проще и доступнее корпоративных продуктов, но функциональнее обычных таблиц и мобильных приложений.</w:t>
+      </w:r>
+      <w:r>
+        <w:br w:type="page"/>
       </w:r>
     </w:p>
     <w:p>
@@ -1960,167 +2032,6 @@
         <w:rPr>
           <w:lang w:val="ru-RU"/>
         </w:rPr>
-        <w:t>Универсальные складские системы на платформе 1С</w:t>
-      </w:r>
-    </w:p>
-    <w:p>
-      <w:pPr>
-        <w:pStyle w:val="afff0"/>
-      </w:pPr>
-      <w:r>
-        <w:t>«1С:Управление торговлей» предоставляет исчерпывающие возможности для складского учёта: многоскладская схема, адресное хранение, ордерная схема документооборота, серии и характеристики номенклатуры, работа со штрих-кодами, инвентаризация. С точки зрения функциональности складского учёта данная конфигурация покрывает все потребности гаражного учёта и значительно их превосходит. Однако она не содержит никакой автомобильной специфики, а порог входа для неподготовленного пользователя чрезвычайно высок: интерфейс содержит десятки подсистем и сотни документов. Совокупная стоимость владения (лицензия, платформа, услуги специалиста) может составить от 20 000 до 60 000 рублей.</w:t>
-      </w:r>
-    </w:p>
-    <w:p>
-      <w:pPr>
-        <w:pStyle w:val="afff0"/>
-      </w:pPr>
-      <w:r>
-        <w:t>«1С:УНФ» проще в освоении и дешевле, однако по-прежнему содержит множество модулей, не относящихся к складскому учёту (CRM, финансы, зарплата), что создаёт информационный шум. Адресное хранение (стеллаж → полка → ящик) в типовой конфигурации реализовано ограниченно. Стоимость владения — от 11 000 до 35 000 рублей.</w:t>
-      </w:r>
-    </w:p>
-    <w:p>
-      <w:pPr>
-        <w:pStyle w:val="afff0"/>
-      </w:pPr>
-      <w:r>
-        <w:t>«1С:Бухгалтерия» содержит лишь базовый складской функционал, подчинённый бухгалтерской логике (план счетов, проводки), что делает её непригодной для оперативного гаражного учёта.</w:t>
-      </w:r>
-    </w:p>
-    <w:p>
-      <w:pPr>
-        <w:pStyle w:val="a4"/>
-      </w:pPr>
-      <w:r>
-        <w:t>Специализированные автомобильные системы</w:t>
-      </w:r>
-    </w:p>
-    <w:p>
-      <w:pPr>
-        <w:pStyle w:val="afff0"/>
-      </w:pPr>
-      <w:r>
-        <w:t xml:space="preserve">«1С:Автосервис» — наиболее близкий функциональный конкурент. Конфигурация содержит справочник автомобилей с детализацией по маркам и </w:t>
-      </w:r>
-      <w:r>
-        <w:lastRenderedPageBreak/>
-        <w:t>моделям, привязку запчастей к каталожным номерам, поиск по артикулу, учёт аналогов. Это именно та автомобильная специфика, которая критически важна для проектируемой системы.</w:t>
-      </w:r>
-    </w:p>
-    <w:p>
-      <w:pPr>
-        <w:pStyle w:val="afff0"/>
-      </w:pPr>
-      <w:r>
-        <w:t>Однако «1С:Автосервис» проектировался для коммерческих автосервисов: центральной сущностью является заказ-наряд, присутствуют модули управления рабочими постами, учёта рабочего времени механиков, расчёта заработной платы. Для домашнего пользователя эта функциональность бесполезна. Стоимость лицензии — от 18 000 до 50 000 рублей. Аналогичные выводы применимы к TurboService, AutoSoft и другим автосервисным системам: все они избыточны, дороги и ориентированы на другую целевую аудиторию.</w:t>
-      </w:r>
-    </w:p>
-    <w:p>
-      <w:pPr>
-        <w:pStyle w:val="a4"/>
-        <w:rPr>
-          <w:lang w:val="ru-RU"/>
-        </w:rPr>
-      </w:pPr>
-      <w:r>
-        <w:rPr>
-          <w:lang w:val="ru-RU"/>
-        </w:rPr>
-        <w:t>Универсальные складские программы (не на 1С)</w:t>
-      </w:r>
-    </w:p>
-    <w:p>
-      <w:pPr>
-        <w:pStyle w:val="afff0"/>
-      </w:pPr>
-      <w:r>
-        <w:t xml:space="preserve">«МойСклад» предоставляет полноценный набор инструментов складского учёта и работает через интернет по модели SaaS. Для домашнего пользователя это создаёт ряд ограничений: зависимость от интернет-соединения, постоянные расходы по подписке (от 1 000 руб./мес.), вопросы конфиденциальности данных и риск потери доступа при изменении тарифной политики. Автомобильная специфика отсутствует, а значительная часть интерфейса занята торговым функционалом, который домашнему пользователю не нужен. </w:t>
-      </w:r>
-    </w:p>
-    <w:p>
-      <w:pPr>
-        <w:pStyle w:val="afff0"/>
-      </w:pPr>
-      <w:r>
-        <w:t>Зарубежные аналоги (inFlow Inventory, Zoho Inventory) обладают дополнительными ограничениями: отсутствие русскоязычного интерфейса, привязка к иностранным платёжным системам и риски блокировки доступа.</w:t>
-      </w:r>
-    </w:p>
-    <w:p>
-      <w:pPr>
-        <w:pStyle w:val="a4"/>
-      </w:pPr>
-      <w:r>
-        <w:t>Мобильные приложения и конструкторы</w:t>
-      </w:r>
-    </w:p>
-    <w:p>
-      <w:pPr>
-        <w:pStyle w:val="afff0"/>
-      </w:pPr>
-      <w:r>
-        <w:t xml:space="preserve">Sortly делает акцент на визуальности: фотографии, иерархическая структура хранения, QR-коды. Однако это скорее каталог, чем система учёта: нет документов поступления и расхода, нет истории операций, нет </w:t>
-      </w:r>
-      <w:r>
-        <w:lastRenderedPageBreak/>
-        <w:t>аналитических отчётов. Бесплатный тариф ограничен 100 предметами, интерфейс только на английском языке.</w:t>
-      </w:r>
-    </w:p>
-    <w:p>
-      <w:pPr>
-        <w:pStyle w:val="afff0"/>
-      </w:pPr>
-      <w:r>
-        <w:t>Memento Database и Airtable позволяют создать произвольную структуру данных со связями между таблицами, но являются конструкторами, а не готовыми решениями. Пользователь должен самостоятельно спроектировать таблицы, поля и связи, что требует квалификации. Встроенные механизмы складского учёта (документы, регистры, контроль остатков) отсутствуют.</w:t>
-      </w:r>
-    </w:p>
-    <w:p>
-      <w:pPr>
-        <w:pStyle w:val="afff0"/>
-      </w:pPr>
-      <w:r>
-        <w:t>Специализированные приложения для учёта запчастей (Parts Tracker, Garage Inventory) встречаются на англоязычных маркетплейсах, имеют минимальный функционал и, как правило, заброшены разработчиками.</w:t>
-      </w:r>
-    </w:p>
-    <w:p>
-      <w:pPr>
-        <w:pStyle w:val="a4"/>
-      </w:pPr>
-      <w:r>
-        <w:t>Электронные таблицы и отсутствие учёта</w:t>
-      </w:r>
-    </w:p>
-    <w:p>
-      <w:pPr>
-        <w:pStyle w:val="afff0"/>
-      </w:pPr>
-      <w:r>
-        <w:t>Excel и Google Sheets являются главными реальными конкурентами в сегменте домашнего использования. Их преимущества очевидны: нулевой порог входа, нулевая стоимость, полная гибкость, привычность. Однако таблицы фундаментально неспособны обеспечить целостность данных (пользователь может написать «Свеча зажигания», «свеча зажиг.», «СЗ» — и это будут три разные записи), связи между сущностями, историю операций и автоматическую аналитику. При росте количества записей до нескольких сотен таблица становится неуправляемой.</w:t>
-      </w:r>
-    </w:p>
-    <w:p>
-      <w:pPr>
-        <w:pStyle w:val="afff0"/>
-      </w:pPr>
-      <w:r>
-        <w:t>Полное отсутствие системы учёта — ещё один массовый «конкурент». Многие автовладельцы полагаются на собственную память, что работает при небольшом количестве запчастей, но приводит к дублирующим закупкам и потерям времени по мере роста гаражного хозяйства.</w:t>
-      </w:r>
-    </w:p>
-    <w:p>
-      <w:pPr>
-        <w:rPr>
-          <w:rFonts w:ascii="Times New Roman" w:hAnsi="Times New Roman"/>
-          <w:sz w:val="28"/>
-        </w:rPr>
-      </w:pPr>
-      <w:r>
-        <w:br w:type="page"/>
-      </w:r>
-    </w:p>
-    <w:p>
-      <w:pPr>
-        <w:pStyle w:val="a3"/>
-      </w:pPr>
-      <w:r>
         <w:lastRenderedPageBreak/>
         <w:t>Сравнительный анализ конкурентов с проектируемой системой</w:t>
       </w:r>
@@ -2298,6 +2209,7 @@
                 <w:szCs w:val="24"/>
               </w:rPr>
             </w:pPr>
+            <w:proofErr w:type="spellStart"/>
             <w:r>
               <w:rPr>
                 <w:b/>
@@ -2307,6 +2219,7 @@
               </w:rPr>
               <w:t>Sortly</w:t>
             </w:r>
+            <w:proofErr w:type="spellEnd"/>
           </w:p>
         </w:tc>
         <w:tc>
@@ -2324,6 +2237,7 @@
                 <w:szCs w:val="24"/>
               </w:rPr>
             </w:pPr>
+            <w:proofErr w:type="spellStart"/>
             <w:r>
               <w:rPr>
                 <w:b/>
@@ -2333,6 +2247,7 @@
               </w:rPr>
               <w:t>Memento</w:t>
             </w:r>
+            <w:proofErr w:type="spellEnd"/>
           </w:p>
         </w:tc>
         <w:tc>
@@ -3378,14 +3293,7 @@
     <w:p>
       <w:pPr>
         <w:pStyle w:val="afff0"/>
-      </w:pPr>
-      <w:r>
-        <w:t>Из таблицы видно, что ни одно из существующих решений не набирает более 20 баллов, тогда как проектируемая система имеет потенциал для 27 баллов из 30 возможных. Ключевое преимущество формируется за счёт уникального сочетания автомобильной специализации (привязка запчастей к моделям авто, артикулы, аналоги) с простотой внедрения и доступной стоимостью.</w:t>
-      </w:r>
-    </w:p>
-    <w:p>
-      <w:pPr>
-        <w:pStyle w:val="afff0"/>
+        <w:ind w:firstLine="0"/>
       </w:pPr>
       <w:r>
         <w:br w:type="page"/>
@@ -3393,7 +3301,7 @@
     </w:p>
     <w:p>
       <w:pPr>
-        <w:pStyle w:val="a2"/>
+        <w:pStyle w:val="a3"/>
       </w:pPr>
       <w:r>
         <w:lastRenderedPageBreak/>
@@ -3402,10 +3310,516 @@
     </w:p>
     <w:p>
       <w:pPr>
+        <w:pStyle w:val="a4"/>
+      </w:pPr>
+      <w:r>
+        <w:t>Определение целевой аудитории</w:t>
+      </w:r>
+    </w:p>
+    <w:p>
+      <w:pPr>
+        <w:pStyle w:val="afff0"/>
+      </w:pPr>
+      <w:r>
+        <w:t>Целевая аудитория проектируемой информационной системы неоднородна и может быть сегментирована на несколько групп, различающихся по масштабу потребностей, уровню технической подготовки и готовности платить за решение.</w:t>
+      </w:r>
+    </w:p>
+    <w:p>
+      <w:pPr>
+        <w:pStyle w:val="afff0"/>
+      </w:pPr>
+      <w:r>
+        <w:t>Группа 1: Автовладельцы, самостоятельно обслуживающие свой автомобиль. Основной и наиболее массовый сегмент. Реалистичная оценка ядра сегмента — 500 тыс. – 2 млн человек.</w:t>
+      </w:r>
+    </w:p>
+    <w:p>
+      <w:pPr>
+        <w:pStyle w:val="afff0"/>
+      </w:pPr>
+      <w:r>
+        <w:t>Группа 2: Владельцы нескольких транспортных средств. Обслуживают два и более автомобиля, мотоцикла или иной техники. Потребность в системе учёта существенно выше, чем у первой группы.</w:t>
+      </w:r>
+    </w:p>
+    <w:p>
+      <w:pPr>
+        <w:pStyle w:val="afff0"/>
+      </w:pPr>
+      <w:r>
+        <w:t>Группа 3: Участники гаражных кооперативов. Несколько автовладельцев, объединяющих ресурсы. Сегмент невелик, но характеризуется высокой мотивацией к внедрению учётной системы.</w:t>
+      </w:r>
+    </w:p>
+    <w:p>
+      <w:pPr>
+        <w:pStyle w:val="afff0"/>
+      </w:pPr>
+      <w:r>
+        <w:t>Группа 4: Небольшие частные мастерские. Микропредприятия с 1–3 сотрудниками. Наиболее интересный сегмент с точки зрения монетизации — характеризуется большей готовностью платить за программное обеспечение.</w:t>
+      </w:r>
+    </w:p>
+    <w:p>
+      <w:pPr>
+        <w:pStyle w:val="a4"/>
+      </w:pPr>
+      <w:proofErr w:type="spellStart"/>
+      <w:r>
+        <w:t>Оценка</w:t>
+      </w:r>
+      <w:proofErr w:type="spellEnd"/>
+      <w:r>
+        <w:t xml:space="preserve"> </w:t>
+      </w:r>
+      <w:proofErr w:type="spellStart"/>
+      <w:r>
+        <w:t>рыночного</w:t>
+      </w:r>
+      <w:proofErr w:type="spellEnd"/>
+      <w:r>
+        <w:t xml:space="preserve"> </w:t>
+      </w:r>
+      <w:proofErr w:type="spellStart"/>
+      <w:r>
+        <w:t>потенциала</w:t>
+      </w:r>
+      <w:proofErr w:type="spellEnd"/>
+    </w:p>
+    <w:p>
+      <w:pPr>
+        <w:pStyle w:val="afff0"/>
+      </w:pPr>
+      <w:r>
+        <w:t>Оценка рыночного потенциала проекта строится на пересечении двух факторов: размера целевой аудитории и доли пользователей, готовых перейти от текущих способов учёта (или его отсутствия) к использованию специализированной системы.</w:t>
+      </w:r>
+    </w:p>
+    <w:p>
+      <w:pPr>
+        <w:pStyle w:val="a0"/>
+      </w:pPr>
+      <w:r>
+        <w:t>Объём</w:t>
+      </w:r>
+      <w:r>
+        <w:rPr>
+          <w:lang w:val="en-US"/>
+        </w:rPr>
+        <w:t xml:space="preserve"> </w:t>
+      </w:r>
+      <w:r>
+        <w:t>рынка</w:t>
+      </w:r>
+      <w:r>
+        <w:rPr>
+          <w:lang w:val="en-US"/>
+        </w:rPr>
+        <w:t xml:space="preserve"> (TAM — Total Addressable Market). </w:t>
+      </w:r>
+      <w:r>
+        <w:t xml:space="preserve">Совокупный объём потенциального рынка определяется общим числом автовладельцев, самостоятельно обслуживающих свои автомобили и имеющих </w:t>
+      </w:r>
+      <w:r>
+        <w:lastRenderedPageBreak/>
+        <w:t>достаточное количество запчастей для возникновения потребности в учёте.</w:t>
+      </w:r>
+    </w:p>
+    <w:p>
+      <w:pPr>
+        <w:pStyle w:val="a0"/>
+      </w:pPr>
+      <w:r>
+        <w:t>Доступный</w:t>
+      </w:r>
+      <w:r>
+        <w:rPr>
+          <w:lang w:val="en-US"/>
+        </w:rPr>
+        <w:t xml:space="preserve"> </w:t>
+      </w:r>
+      <w:r>
+        <w:t>рынок</w:t>
+      </w:r>
+      <w:r>
+        <w:rPr>
+          <w:lang w:val="en-US"/>
+        </w:rPr>
+        <w:t xml:space="preserve"> (SAM — Serviceable Addressable Market). </w:t>
+      </w:r>
+      <w:r>
+        <w:t>Из общего объёма необходимо выделить тех пользователей, которые технически способны и психологически готовы использовать решение на платформе 1С. Однако домашние пользователи знакомы с 1С значительно реже. С учётом этого ограничения доступный рынок оценивается в 200–500 тысяч человек.</w:t>
+      </w:r>
+    </w:p>
+    <w:p>
+      <w:pPr>
+        <w:pStyle w:val="a0"/>
+      </w:pPr>
+      <w:r>
+        <w:t>Целевой</w:t>
+      </w:r>
+      <w:r>
+        <w:rPr>
+          <w:lang w:val="en-US"/>
+        </w:rPr>
+        <w:t xml:space="preserve"> </w:t>
+      </w:r>
+      <w:r>
+        <w:t>рынок</w:t>
+      </w:r>
+      <w:r>
+        <w:rPr>
+          <w:lang w:val="en-US"/>
+        </w:rPr>
+        <w:t xml:space="preserve"> (SOM — Serviceable Obtainable Market). </w:t>
+      </w:r>
+      <w:r>
+        <w:t>Реалистичная доля рынка, которую проект может захватить в первые два-три года, определяется эффективностью каналов продвижения и маркетинговым бюджетом. Для нишевого продукта с ограниченным бюджетом продвижения целевой рынок оценивается в 5–15 тысяч пользователей.</w:t>
+      </w:r>
+    </w:p>
+    <w:p>
+      <w:pPr>
+        <w:pStyle w:val="a4"/>
+      </w:pPr>
+      <w:r>
+        <w:t>SWOT-</w:t>
+      </w:r>
+      <w:proofErr w:type="spellStart"/>
+      <w:r>
+        <w:t>анализ</w:t>
+      </w:r>
+      <w:proofErr w:type="spellEnd"/>
+      <w:r>
+        <w:t xml:space="preserve"> </w:t>
+      </w:r>
+      <w:proofErr w:type="spellStart"/>
+      <w:r>
+        <w:t>проекта</w:t>
+      </w:r>
+      <w:proofErr w:type="spellEnd"/>
+    </w:p>
+    <w:p>
+      <w:pPr>
+        <w:pStyle w:val="afff0"/>
+      </w:pPr>
+      <w:r>
+        <w:t>Для комплексной оценки жизнеспособности проекта проведён SWOT-анализ, систематизирующий внутренние сильные и слабые стороны проекта, а также внешние возможности и угрозы.</w:t>
+      </w:r>
+    </w:p>
+    <w:p>
+      <w:pPr>
+        <w:pStyle w:val="afff0"/>
+      </w:pPr>
+      <w:r>
+        <w:t>Сильные стороны (</w:t>
+      </w:r>
+      <w:proofErr w:type="spellStart"/>
+      <w:r>
+        <w:t>Strengths</w:t>
+      </w:r>
+      <w:proofErr w:type="spellEnd"/>
+      <w:r>
+        <w:t>)</w:t>
+      </w:r>
+      <w:r>
+        <w:t>:</w:t>
+      </w:r>
+    </w:p>
+    <w:p>
+      <w:pPr>
+        <w:pStyle w:val="a0"/>
+      </w:pPr>
+      <w:r>
+        <w:t>Уникальное позиционирование</w:t>
+      </w:r>
+    </w:p>
+    <w:p>
+      <w:pPr>
+        <w:pStyle w:val="a0"/>
+      </w:pPr>
+      <w:r>
+        <w:t>Платформа 1С</w:t>
+      </w:r>
+      <w:r>
+        <w:t xml:space="preserve"> (</w:t>
+      </w:r>
+      <w:r>
+        <w:t>надёжность, расширяемость</w:t>
+      </w:r>
+      <w:r>
+        <w:t>)</w:t>
+      </w:r>
+    </w:p>
+    <w:p>
+      <w:pPr>
+        <w:pStyle w:val="a0"/>
+      </w:pPr>
+      <w:r>
+        <w:t>Низкая себестоимость разработки и короткие сроки создания продукта</w:t>
+      </w:r>
+    </w:p>
+    <w:p>
+      <w:pPr>
+        <w:pStyle w:val="a0"/>
+      </w:pPr>
+      <w:r>
+        <w:t>Автономная работа без интернета</w:t>
+      </w:r>
+    </w:p>
+    <w:p>
+      <w:pPr>
+        <w:pStyle w:val="a0"/>
+      </w:pPr>
+      <w:r>
+        <w:t>Предзаполненные справочники марок, моделей, категорий запчастей</w:t>
+      </w:r>
+    </w:p>
+    <w:p>
+      <w:pPr>
+        <w:pStyle w:val="afff0"/>
+      </w:pPr>
+      <w:r>
+        <w:lastRenderedPageBreak/>
+        <w:t>Слабые стороны (</w:t>
+      </w:r>
+      <w:proofErr w:type="spellStart"/>
+      <w:r>
+        <w:t>Weaknesses</w:t>
+      </w:r>
+      <w:proofErr w:type="spellEnd"/>
+      <w:r>
+        <w:t>)</w:t>
+      </w:r>
+      <w:r>
+        <w:t>:</w:t>
+      </w:r>
+    </w:p>
+    <w:p>
+      <w:pPr>
+        <w:pStyle w:val="a0"/>
+      </w:pPr>
+      <w:r>
+        <w:t>Привязка к платформе 1С</w:t>
+      </w:r>
+    </w:p>
+    <w:p>
+      <w:pPr>
+        <w:pStyle w:val="a0"/>
+      </w:pPr>
+      <w:r>
+        <w:t>Ограниченная платформенная доступность</w:t>
+      </w:r>
+    </w:p>
+    <w:p>
+      <w:pPr>
+        <w:pStyle w:val="a0"/>
+      </w:pPr>
+      <w:r>
+        <w:t>Необходимость лицензии 1С для полноценного использования</w:t>
+      </w:r>
+    </w:p>
+    <w:p>
+      <w:pPr>
+        <w:pStyle w:val="a0"/>
+      </w:pPr>
+      <w:r>
+        <w:t>Отсутствие бренда и маркетингового ресурса на старте</w:t>
+      </w:r>
+    </w:p>
+    <w:p>
+      <w:pPr>
+        <w:pStyle w:val="a0"/>
+      </w:pPr>
+      <w:r>
+        <w:t>Узкая специализация ограничивает размер потенциального рынка</w:t>
+      </w:r>
+    </w:p>
+    <w:p>
+      <w:pPr>
+        <w:pStyle w:val="afff0"/>
+      </w:pPr>
+      <w:r>
+        <w:t>Возможности (</w:t>
+      </w:r>
+      <w:proofErr w:type="spellStart"/>
+      <w:r>
+        <w:t>Opportunities</w:t>
+      </w:r>
+      <w:proofErr w:type="spellEnd"/>
+      <w:r>
+        <w:t>)</w:t>
+      </w:r>
+      <w:r>
+        <w:t>:</w:t>
+      </w:r>
+    </w:p>
+    <w:p>
+      <w:pPr>
+        <w:pStyle w:val="a0"/>
+      </w:pPr>
+      <w:r>
+        <w:t>Неудовлетворённый спрос — подтверждённая потребность при отсутствии целевого решения</w:t>
+      </w:r>
+    </w:p>
+    <w:p>
+      <w:pPr>
+        <w:pStyle w:val="a0"/>
+      </w:pPr>
+      <w:r>
+        <w:t>Растущая культура самостоятельного обслуживания автомобилей</w:t>
+      </w:r>
+    </w:p>
+    <w:p>
+      <w:pPr>
+        <w:pStyle w:val="a0"/>
+      </w:pPr>
+      <w:r>
+        <w:t>Экосистема 1С — публикация на портале 1С:ИТС даёт доступ к миллионам пользователей</w:t>
+      </w:r>
+    </w:p>
+    <w:p>
+      <w:pPr>
+        <w:pStyle w:val="a0"/>
+      </w:pPr>
+      <w:r>
+        <w:t>Масштабирование на смежные ниши</w:t>
+      </w:r>
+    </w:p>
+    <w:p>
+      <w:pPr>
+        <w:pStyle w:val="afff0"/>
+      </w:pPr>
+      <w:r>
+        <w:t>Угрозы (</w:t>
+      </w:r>
+      <w:proofErr w:type="spellStart"/>
+      <w:r>
+        <w:t>Threats</w:t>
+      </w:r>
+      <w:proofErr w:type="spellEnd"/>
+      <w:r>
+        <w:t>)</w:t>
+      </w:r>
+      <w:r>
+        <w:t>:</w:t>
+      </w:r>
+    </w:p>
+    <w:p>
+      <w:pPr>
+        <w:pStyle w:val="a0"/>
+      </w:pPr>
+      <w:r>
+        <w:t>Конкуренция с бесплатными решениями</w:t>
+      </w:r>
+    </w:p>
+    <w:p>
+      <w:pPr>
+        <w:pStyle w:val="a0"/>
+      </w:pPr>
+      <w:r>
+        <w:t>Низкая платёжеспособность целевой аудитории</w:t>
+      </w:r>
+    </w:p>
+    <w:p>
+      <w:pPr>
+        <w:pStyle w:val="a0"/>
+      </w:pPr>
+      <w:r>
+        <w:t>Возможное появление конкурирующего продукта</w:t>
+      </w:r>
+    </w:p>
+    <w:p>
+      <w:pPr>
+        <w:pStyle w:val="a0"/>
+      </w:pPr>
+      <w:r>
+        <w:t>Изменение лицензионной политики фирмы 1С</w:t>
+      </w:r>
+    </w:p>
+    <w:p>
+      <w:pPr>
+        <w:pStyle w:val="a4"/>
+      </w:pPr>
+      <w:proofErr w:type="spellStart"/>
+      <w:r>
+        <w:t>Выводы</w:t>
+      </w:r>
+      <w:proofErr w:type="spellEnd"/>
+      <w:r>
+        <w:t xml:space="preserve"> </w:t>
+      </w:r>
+      <w:proofErr w:type="spellStart"/>
+      <w:r>
+        <w:t>по</w:t>
+      </w:r>
+      <w:proofErr w:type="spellEnd"/>
+      <w:r>
+        <w:t xml:space="preserve"> </w:t>
+      </w:r>
+      <w:proofErr w:type="spellStart"/>
+      <w:r>
+        <w:t>жизнеспособности</w:t>
+      </w:r>
+      <w:proofErr w:type="spellEnd"/>
+      <w:r>
+        <w:t xml:space="preserve"> </w:t>
+      </w:r>
+      <w:proofErr w:type="spellStart"/>
+      <w:r>
+        <w:t>проекта</w:t>
+      </w:r>
+      <w:proofErr w:type="spellEnd"/>
+    </w:p>
+    <w:p>
+      <w:pPr>
+        <w:pStyle w:val="afff0"/>
+      </w:pPr>
+      <w:r>
+        <w:t>Проведённый анализ жизнеспособности позволяет заключить, что проект является реализуемым и перспективным при соблюдении ряда условий.</w:t>
+      </w:r>
+    </w:p>
+    <w:p>
+      <w:pPr>
+        <w:pStyle w:val="a0"/>
+      </w:pPr>
+      <w:r>
+        <w:t xml:space="preserve">Целевая аудитория существует и достаточно велика. </w:t>
+      </w:r>
+    </w:p>
+    <w:p>
+      <w:pPr>
+        <w:pStyle w:val="a0"/>
+      </w:pPr>
+      <w:r>
+        <w:lastRenderedPageBreak/>
+        <w:t>Техническая реализация не представляет существенных сложностей. Платформа 1С предоставляет все необходимые инструменты, объём разработки умеренный.</w:t>
+      </w:r>
+    </w:p>
+    <w:p>
+      <w:pPr>
+        <w:pStyle w:val="a0"/>
+      </w:pPr>
+      <w:r>
+        <w:t>Рыночная ниша свободна. Конкурентный анализ подтвердил отсутствие целевого решения, что обеспечивает преимущество разрабатываемого проекта.</w:t>
+      </w:r>
+    </w:p>
+    <w:p>
+      <w:pPr>
+        <w:pStyle w:val="a0"/>
+      </w:pPr>
+      <w:r>
+        <w:t>Риски управляемы. Основные угрозы (конкуренция с бесплатными решениями, низкая платёжеспособность аудитории) могут быть нейтрализованы через грамотную модель монетизации.</w:t>
+      </w:r>
+    </w:p>
+    <w:p>
+      <w:pPr>
         <w:pStyle w:val="a3"/>
       </w:pPr>
       <w:r>
-        <w:t>Определение целевой аудитории</w:t>
+        <w:t>Модель монетизации проекта</w:t>
+      </w:r>
+    </w:p>
+    <w:p>
+      <w:pPr>
+        <w:pStyle w:val="a4"/>
+      </w:pPr>
+      <w:r>
+        <w:t>Обоснование выбора модели монетизации</w:t>
       </w:r>
     </w:p>
     <w:p>
@@ -3413,7 +3827,7 @@
         <w:pStyle w:val="afff0"/>
       </w:pPr>
       <w:r>
-        <w:t>Для оценки жизнеспособности проекта необходимо в первую очередь определить, кто является его потенциальным пользователем. Целевая аудитория проектируемой информационной системы неоднородна и может быть сегментирована на несколько групп, различающихся по масштабу потребностей, уровню технической подготовки и готовности платить за решение.</w:t>
+        <w:t>Выбор модели монетизации определяется тремя ключевыми факторами, выявленными в ходе анализа целевой аудитории и конкурентной среды.</w:t>
       </w:r>
     </w:p>
     <w:p>
@@ -3421,7 +3835,7 @@
         <w:pStyle w:val="afff0"/>
       </w:pPr>
       <w:r>
-        <w:t>Группа 1: Автовладельцы, самостоятельно обслуживающие свой автомобиль. Это основной и наиболее массовый сегмент. По данным аналитического агентства «Автостат», в России зарегистрировано более 45 миллионов легковых автомобилей. Согласно опросам на профильных площадках (Drive2, Drom.ru), от 25 до 35 процентов автовладельцев выполняют хотя бы часть работ по обслуживанию и ремонту самостоятельно. Это даёт оценку потенциальной аудитории в 11–15 миллионов человек. Разумеется, далеко не все из них нуждаются в системе учёта — потребность возникает при накоплении критической массы запчастей и инструмента, что характерно для наиболее активных энтузиастов. Реалистичная оценка ядра данной группы — от 500 тысяч до 2 миллионов человек.</w:t>
+        <w:t>Основная аудитория — автовладельцы-энтузиасты — характеризуется ограниченной готовностью платить за ПО для домашнего использования. Самостоятельное обслуживание автомобиля зачастую мотивировано экономией, и дорогостоящий продукт вступит в противоречие с этой мотивацией. Главным конкурентом системы является не другое программное решение, а бесплатный Excel и привычка не вести учёт вовсе — следовательно, финансовый порог входа должен быть нулевым. При этом продукт является нишевым, и объём рынка не позволяет рассчитывать на массовые продажи по высокой цене.</w:t>
       </w:r>
     </w:p>
     <w:p>
@@ -3429,7 +3843,27 @@
         <w:pStyle w:val="afff0"/>
       </w:pPr>
       <w:r>
-        <w:t>Группа 2: Владельцы нескольких транспортных средств. Данный сегмент включает людей, обслуживающих два и более автомобиля (например, семейные автомобили, рабочий транспорт, мотоциклы, квадроциклы, снегоходы). Количество запчастей и сложность их учёта растут пропорционально числу транспортных средств, поскольку появляется необходимость отслеживать совместимость деталей с конкретной машиной. Потребность в системе учёта у данного сегмента значительно выше, чем у владельцев одного автомобиля.</w:t>
+        <w:t xml:space="preserve">С учётом этих факторов выбрана модель </w:t>
+      </w:r>
+      <w:proofErr w:type="spellStart"/>
+      <w:r>
+        <w:t>Freemium</w:t>
+      </w:r>
+      <w:proofErr w:type="spellEnd"/>
+      <w:r>
+        <w:t xml:space="preserve"> — бесплатная базовая версия с платными расширениями. Модель позволяет привлечь максимальное число пользователей без финансового барьера, сформировать привычку </w:t>
+      </w:r>
+      <w:r>
+        <w:lastRenderedPageBreak/>
+        <w:t>работы с системой и конвертировать часть аудитории в платящих клиентов по мере роста их потребностей.</w:t>
+      </w:r>
+    </w:p>
+    <w:p>
+      <w:pPr>
+        <w:pStyle w:val="a4"/>
+      </w:pPr>
+      <w:r>
+        <w:t>Структура продукта</w:t>
       </w:r>
     </w:p>
     <w:p>
@@ -3437,32 +3871,7 @@
         <w:pStyle w:val="afff0"/>
       </w:pPr>
       <w:r>
-        <w:lastRenderedPageBreak/>
-        <w:t>Группа 3: Участники гаражных кооперативов и неформальных мастерских. Существует обширная культура гаражных кооперативов, где несколько автовладельцев объединяют ресурсы: общий инструмент, совместные закупки запчастей, взаимопомощь при ремонте. Для таких сообществ учёт становится особенно важным, поскольку необходимо отслеживать, кому принадлежит та или иная деталь, кто брал инструмент и вернул ли его. Данный сегмент невелик по численности, но характеризуется высокой мотивацией и готовностью к использованию специализированного решения.</w:t>
-      </w:r>
-    </w:p>
-    <w:p>
-      <w:pPr>
-        <w:pStyle w:val="afff0"/>
-      </w:pPr>
-      <w:r>
-        <w:t>Группа 4: Небольшие частные автомастерские. Микропредприятия с одним-тремя сотрудниками, которые выросли из гаражного увлечения в небольшой бизнес, но ещё не достигли масштаба, требующего полноценной автосервисной системы. Для них проектируемая система может стать стартовым решением с перспективой миграции на более сложный продукт по мере роста бизнеса. Данный сегмент особенно интересен с точки зрения монетизации, поскольку характеризуется большей готовностью платить за программное обеспечение.</w:t>
-      </w:r>
-    </w:p>
-    <w:p>
-      <w:pPr>
-        <w:pStyle w:val="a3"/>
-      </w:pPr>
-      <w:r>
-        <w:t>Оценка рыночного потенциала</w:t>
-      </w:r>
-    </w:p>
-    <w:p>
-      <w:pPr>
-        <w:pStyle w:val="afff0"/>
-      </w:pPr>
-      <w:r>
-        <w:t>Оценка рыночного потенциала проекта строится на пересечении двух факторов: размера целевой аудитории и доли пользователей, готовых перейти от текущих способов учёта (или его отсутствия) к использованию специализированной системы.</w:t>
+        <w:t>Продуктовая линейка проектируемой системы состоит из трёх уровней, различающихся по функциональности и стоимости.</w:t>
       </w:r>
     </w:p>
     <w:p>
@@ -3470,25 +3879,11 @@
         <w:pStyle w:val="a0"/>
       </w:pPr>
       <w:r>
-        <w:t>Объём</w:t>
-      </w:r>
-      <w:r>
-        <w:rPr>
-          <w:lang w:val="en-US"/>
-        </w:rPr>
-        <w:t xml:space="preserve"> </w:t>
-      </w:r>
-      <w:r>
-        <w:t>рынка</w:t>
-      </w:r>
-      <w:r>
-        <w:rPr>
-          <w:lang w:val="en-US"/>
-        </w:rPr>
-        <w:t xml:space="preserve"> (TAM — Total Addressable Market). </w:t>
-      </w:r>
-      <w:r>
-        <w:t>Совокупный объём потенциального рынка определяется общим числом автовладельцев, самостоятельно обслуживающих свои автомобили и имеющих достаточное количество запчастей для возникновения потребности в учёте.</w:t>
+        <w:t xml:space="preserve"> Базовая версия (бесплатно).</w:t>
+      </w:r>
+      <w:r>
+        <w:br/>
+        <w:t>Предназначена для простого домашнего учёта запчастей. Включает базовые функции работы со справочниками, поступлением, расходом, поиском и остатками. Ориентирована на владельцев одного-двух автомобилей и служит для привлечения пользователей.</w:t>
       </w:r>
     </w:p>
     <w:p>
@@ -3496,26 +3891,11 @@
         <w:pStyle w:val="a0"/>
       </w:pPr>
       <w:r>
-        <w:lastRenderedPageBreak/>
-        <w:t>Доступный</w:t>
-      </w:r>
-      <w:r>
-        <w:rPr>
-          <w:lang w:val="en-US"/>
-        </w:rPr>
-        <w:t xml:space="preserve"> </w:t>
-      </w:r>
-      <w:r>
-        <w:t>рынок</w:t>
-      </w:r>
-      <w:r>
-        <w:rPr>
-          <w:lang w:val="en-US"/>
-        </w:rPr>
-        <w:t xml:space="preserve"> (SAM — Serviceable Addressable Market). </w:t>
-      </w:r>
-      <w:r>
-        <w:t>Из общего объёма необходимо выделить тех пользователей, которые технически способны и психологически готовы использовать решение на платформе 1С. Однако домашние пользователи знакомы с 1С значительно реже. С учётом этого ограничения доступный рынок оценивается в 200–500 тысяч человек.</w:t>
+        <w:t xml:space="preserve"> Расширенная версия (1 990–2 990 руб.).</w:t>
+      </w:r>
+      <w:r>
+        <w:br/>
+        <w:t>Снимает ограничения базовой версии и добавляет расширенные возможности: дополнительные отчёты, загрузку остатков, поиск по штрих-коду, работу с большим количеством запчастей и автомобилей. Разовая покупка выбрана как наиболее удобная для домашнего пользователя, так как не требует подписки.</w:t>
       </w:r>
     </w:p>
     <w:p>
@@ -3523,310 +3903,11 @@
         <w:pStyle w:val="a0"/>
       </w:pPr>
       <w:r>
-        <w:t>Целевой</w:t>
-      </w:r>
-      <w:r>
-        <w:rPr>
-          <w:lang w:val="en-US"/>
-        </w:rPr>
-        <w:t xml:space="preserve"> </w:t>
-      </w:r>
-      <w:r>
-        <w:t>рынок</w:t>
-      </w:r>
-      <w:r>
-        <w:rPr>
-          <w:lang w:val="en-US"/>
-        </w:rPr>
-        <w:t xml:space="preserve"> (SOM — Serviceable Obtainable Market). </w:t>
-      </w:r>
-      <w:r>
-        <w:t>Реалистичная доля рынка, которую проект может захватить в первые два-три года, определяется эффективностью каналов продвижения и маркетинговым бюджетом. Для нишевого продукта с ограниченным бюджетом продвижения целевой рынок оценивается в 5–15 тысяч пользователей.</w:t>
-      </w:r>
-    </w:p>
-    <w:p>
-      <w:pPr>
-        <w:pStyle w:val="afff0"/>
-      </w:pPr>
-      <w:r>
-        <w:t>Важно отметить, что данные оценки являются консервативными и не учитывают потенциал смежных рынков: учёт инструмента в строительных бригадах, учёт запасных частей для сельскохозяйственной техники, учёт комплектующих в радиолюбительских мастерских. Архитектура системы позволяет адаптировать её для этих задач с минимальными доработками, что расширяет перспективы роста.</w:t>
-      </w:r>
-    </w:p>
-    <w:p>
-      <w:pPr>
-        <w:pStyle w:val="a3"/>
-      </w:pPr>
-      <w:r>
-        <w:rPr>
-          <w:lang w:val="en-US"/>
-        </w:rPr>
-        <w:t>SWOT-</w:t>
-      </w:r>
-      <w:r>
-        <w:t>анализ проекта</w:t>
-      </w:r>
-    </w:p>
-    <w:p>
-      <w:pPr>
-        <w:pStyle w:val="afff0"/>
-      </w:pPr>
-      <w:r>
-        <w:t>Для комплексной оценки жизнеспособности проекта проведён SWOT-анализ, систематизирующий внутренние сильные и слабые стороны проекта, а также внешние возможности и угрозы.</w:t>
-      </w:r>
-    </w:p>
-    <w:p>
-      <w:pPr>
-        <w:pStyle w:val="afff0"/>
-      </w:pPr>
-      <w:r>
-        <w:t>Сильные стороны (Strengths)</w:t>
-      </w:r>
-      <w:r>
-        <w:t>:</w:t>
-      </w:r>
-    </w:p>
-    <w:p>
-      <w:pPr>
-        <w:pStyle w:val="a0"/>
-      </w:pPr>
-      <w:r>
-        <w:t>Уникальное позиционирование</w:t>
-      </w:r>
-    </w:p>
-    <w:p>
-      <w:pPr>
-        <w:pStyle w:val="a0"/>
-      </w:pPr>
-      <w:r>
-        <w:t>Платформа 1С</w:t>
-      </w:r>
-      <w:r>
-        <w:t xml:space="preserve"> (</w:t>
-      </w:r>
-      <w:r>
-        <w:t>надёжность, расширяемость</w:t>
-      </w:r>
-      <w:r>
-        <w:t>)</w:t>
-      </w:r>
-    </w:p>
-    <w:p>
-      <w:pPr>
-        <w:pStyle w:val="a0"/>
-      </w:pPr>
-      <w:r>
-        <w:lastRenderedPageBreak/>
-        <w:t>Низкая себестоимость разработки и короткие сроки создания продукта</w:t>
-      </w:r>
-    </w:p>
-    <w:p>
-      <w:pPr>
-        <w:pStyle w:val="a0"/>
-      </w:pPr>
-      <w:r>
-        <w:t>Автономная работа без интернета</w:t>
-      </w:r>
-    </w:p>
-    <w:p>
-      <w:pPr>
-        <w:pStyle w:val="a0"/>
-      </w:pPr>
-      <w:r>
-        <w:t>Предзаполненные справочники марок, моделей, категорий запчастей</w:t>
-      </w:r>
-    </w:p>
-    <w:p>
-      <w:pPr>
-        <w:pStyle w:val="afff0"/>
-      </w:pPr>
-      <w:r>
-        <w:t>Слабые стороны (Weaknesses)</w:t>
-      </w:r>
-      <w:r>
-        <w:t>:</w:t>
-      </w:r>
-    </w:p>
-    <w:p>
-      <w:pPr>
-        <w:pStyle w:val="a0"/>
-      </w:pPr>
-      <w:r>
-        <w:t>Привязка к платформе 1С</w:t>
-      </w:r>
-    </w:p>
-    <w:p>
-      <w:pPr>
-        <w:pStyle w:val="a0"/>
-      </w:pPr>
-      <w:r>
-        <w:t>Ограниченная платформенная доступность</w:t>
-      </w:r>
-    </w:p>
-    <w:p>
-      <w:pPr>
-        <w:pStyle w:val="a0"/>
-      </w:pPr>
-      <w:r>
-        <w:t>Необходимость лицензии 1С для полноценного использования</w:t>
-      </w:r>
-    </w:p>
-    <w:p>
-      <w:pPr>
-        <w:pStyle w:val="a0"/>
-      </w:pPr>
-      <w:r>
-        <w:t>Отсутствие бренда и маркетингового ресурса на старте</w:t>
-      </w:r>
-    </w:p>
-    <w:p>
-      <w:pPr>
-        <w:pStyle w:val="a0"/>
-      </w:pPr>
-      <w:r>
-        <w:t>Узкая специализация ограничивает размер потенциального рынка</w:t>
-      </w:r>
-    </w:p>
-    <w:p>
-      <w:pPr>
-        <w:pStyle w:val="afff0"/>
-      </w:pPr>
-      <w:r>
-        <w:t>Возможности (Opportunities)</w:t>
-      </w:r>
-      <w:r>
-        <w:t>:</w:t>
-      </w:r>
-    </w:p>
-    <w:p>
-      <w:pPr>
-        <w:pStyle w:val="a0"/>
-      </w:pPr>
-      <w:r>
-        <w:t>Неудовлетворённый спрос — подтверждённая потребность при отсутствии целевого решения</w:t>
-      </w:r>
-    </w:p>
-    <w:p>
-      <w:pPr>
-        <w:pStyle w:val="a0"/>
-      </w:pPr>
-      <w:r>
-        <w:t>Растущая культура самостоятельного обслуживания автомобилей</w:t>
-      </w:r>
-    </w:p>
-    <w:p>
-      <w:pPr>
-        <w:pStyle w:val="a0"/>
-      </w:pPr>
-      <w:r>
-        <w:t>Экосистема 1С — публикация на портале 1С:ИТС даёт доступ к миллионам пользователей</w:t>
-      </w:r>
-    </w:p>
-    <w:p>
-      <w:pPr>
-        <w:pStyle w:val="a0"/>
-      </w:pPr>
-      <w:r>
-        <w:t>Масштабирование на смежные ниши</w:t>
-      </w:r>
-    </w:p>
-    <w:p>
-      <w:pPr>
-        <w:pStyle w:val="afff0"/>
-      </w:pPr>
-      <w:r>
-        <w:t>Угрозы (Threats)</w:t>
-      </w:r>
-      <w:r>
-        <w:t>:</w:t>
-      </w:r>
-    </w:p>
-    <w:p>
-      <w:pPr>
-        <w:pStyle w:val="a0"/>
-      </w:pPr>
-      <w:r>
-        <w:t>Конкуренция с бесплатными решениями</w:t>
-      </w:r>
-    </w:p>
-    <w:p>
-      <w:pPr>
-        <w:pStyle w:val="a0"/>
-      </w:pPr>
-      <w:r>
-        <w:t>Низкая платёжеспособность целевой аудитории</w:t>
-      </w:r>
-    </w:p>
-    <w:p>
-      <w:pPr>
-        <w:pStyle w:val="a0"/>
-      </w:pPr>
-      <w:r>
-        <w:t>Возможное появление конкурирующего продукта</w:t>
-      </w:r>
-    </w:p>
-    <w:p>
-      <w:pPr>
-        <w:pStyle w:val="a0"/>
-      </w:pPr>
-      <w:r>
-        <w:t>Изменение лицензионной политики фирмы 1С</w:t>
-      </w:r>
-    </w:p>
-    <w:p>
-      <w:pPr>
-        <w:pStyle w:val="afff0"/>
-      </w:pPr>
-      <w:r>
-        <w:lastRenderedPageBreak/>
-        <w:t>SWOT-анализ показывает, что сильные стороны и возможности проекта существенно перевешивают слабые стороны и угрозы. Ключевые риски (конкуренция с бесплатными решениями, низкая платёжеспособность аудитории) управляемы через модель монетизации, а слабые стороны носят преимущественно технический характер и могут быть компенсированы на этапе проектирования.</w:t>
-      </w:r>
-    </w:p>
-    <w:p>
-      <w:pPr>
-        <w:pStyle w:val="a3"/>
-      </w:pPr>
-      <w:r>
-        <w:t>Выводы по жизнеспособности проекта</w:t>
-      </w:r>
-    </w:p>
-    <w:p>
-      <w:pPr>
-        <w:pStyle w:val="afff0"/>
-      </w:pPr>
-      <w:r>
-        <w:t>Проведённый анализ жизнеспособности позволяет заключить, что проект является реализуемым и перспективным при соблюдении ряда условий.</w:t>
-      </w:r>
-    </w:p>
-    <w:p>
-      <w:pPr>
-        <w:pStyle w:val="a0"/>
-      </w:pPr>
-      <w:r>
-        <w:t>Целевая аудитория существует и достаточно велика. Даже по консервативным оценкам, ядро потенциальных пользователей составляет сотни тысяч человек. Потребность в учёте запчастей подтверждена косвенными индикаторами: обсуждения на форумах, самодельные решения, попытки создания мобильных приложений.</w:t>
-      </w:r>
-    </w:p>
-    <w:p>
-      <w:pPr>
-        <w:pStyle w:val="a0"/>
-      </w:pPr>
-      <w:r>
-        <w:t>Техническая реализация не представляет существенных сложностей. Платформа 1С предоставляет все необходимые инструменты, объём разработки умеренный.</w:t>
-      </w:r>
-    </w:p>
-    <w:p>
-      <w:pPr>
-        <w:pStyle w:val="a0"/>
-      </w:pPr>
-      <w:r>
-        <w:t>Рыночная ниша свободна. Конкурентный анализ подтвердил отсутствие целевого решения, что обеспечивает преимущество разрабатываемого проекта.</w:t>
-      </w:r>
-    </w:p>
-    <w:p>
-      <w:pPr>
-        <w:pStyle w:val="a0"/>
-      </w:pPr>
-      <w:r>
-        <w:t>Риски управляемы. Основные угрозы (конкуренция с бесплатными решениями, низкая платёжеспособность аудитории) могут быть нейтрализованы через грамотную модель монетизации.</w:t>
+        <w:t xml:space="preserve"> Профессиональная версия (5 990–8 990 руб.).</w:t>
+      </w:r>
+      <w:r>
+        <w:br/>
+        <w:t>Ориентирована на небольшие частные мастерские и гаражные кооперативы. Включает многопользовательский режим, учёт инструмента, расширенную аналитику и дополнительные функции для коллективной работы. Данная версия рассчитана на пользователей с более сложными задачами и большей готовностью платить.</w:t>
       </w:r>
     </w:p>
     <w:p>
@@ -3845,11 +3926,78 @@
     </w:p>
     <w:p>
       <w:pPr>
+        <w:pStyle w:val="a4"/>
+      </w:pPr>
+      <w:proofErr w:type="spellStart"/>
+      <w:r>
+        <w:lastRenderedPageBreak/>
+        <w:t>Ценообразование</w:t>
+      </w:r>
+      <w:proofErr w:type="spellEnd"/>
+      <w:r>
+        <w:t xml:space="preserve"> и </w:t>
+      </w:r>
+      <w:proofErr w:type="spellStart"/>
+      <w:r>
+        <w:t>финансовая</w:t>
+      </w:r>
+      <w:proofErr w:type="spellEnd"/>
+      <w:r>
+        <w:t xml:space="preserve"> </w:t>
+      </w:r>
+      <w:proofErr w:type="spellStart"/>
+      <w:r>
+        <w:t>модель</w:t>
+      </w:r>
+      <w:proofErr w:type="spellEnd"/>
+    </w:p>
+    <w:p>
+      <w:pPr>
+        <w:pStyle w:val="afff0"/>
+      </w:pPr>
+      <w:r>
+        <w:t>Ценообразование проекта строится на принципе доступности: стоимость продукта должна быть приемлемой для домашнего пользователя и соразмерной решаемой задаче. Разовая стоимость расширенной версии может составлять 1 990–2 990 рублей, а профессиональной — 5 990–8 990 рублей. Такой уровень цены сопоставим с расходами на одно техническое обслуживание автомобиля, что позволяет обосновать покупку практической выгодой: система окупается уже после предотвращения одной-двух лишних покупок запчастей.</w:t>
+      </w:r>
+    </w:p>
+    <w:p>
+      <w:pPr>
+        <w:pStyle w:val="afff0"/>
+      </w:pPr>
+      <w:r>
+        <w:t>При консервативном сценарии в первый год возможно привлечение 2 000–3 000 пользователей бесплатной версии. При конверсии 10–15% это даст 200–450 платных пользователей. При средней стоимости покупки около 2 500 рублей выручка может составить 500 000–1 125 000 рублей, а с учётом дополнительных услуг — до 1,5 млн рублей.</w:t>
+      </w:r>
+    </w:p>
+    <w:p>
+      <w:pPr>
+        <w:pStyle w:val="afff0"/>
+      </w:pPr>
+      <w:r>
+        <w:t>Основные затраты проекта включают разработку конфигурации, подготовку документации, продвижение, техническую поддержку и хостинг. Совокупные расходы первого года оцениваются в 200 000–400 000 рублей. Таким образом, проект способен выйти на положительную рентабельность уже в первый год. Точка безубыточности достигается примерно при продаже 120 лицензий, что является реалистичным показателем для нишевого продукта.</w:t>
+      </w:r>
+    </w:p>
+    <w:p>
+      <w:pPr>
+        <w:pStyle w:val="afff0"/>
+        <w:rPr>
+          <w:rFonts w:eastAsia="Calibri" w:cs="Times New Roman"/>
+          <w:b/>
+          <w:bCs/>
+          <w:color w:val="000000"/>
+          <w:kern w:val="0"/>
+          <w:szCs w:val="28"/>
+        </w:rPr>
+      </w:pPr>
+      <w:r>
+        <w:br w:type="page"/>
+      </w:r>
+    </w:p>
+    <w:p>
+      <w:pPr>
         <w:pStyle w:val="a2"/>
       </w:pPr>
       <w:r>
         <w:lastRenderedPageBreak/>
-        <w:t>Модель монетизации проекта</w:t>
+        <w:t>Реализация</w:t>
       </w:r>
     </w:p>
     <w:p>
@@ -3857,7 +4005,7 @@
         <w:pStyle w:val="a3"/>
       </w:pPr>
       <w:r>
-        <w:t>Обоснование выбора модели монетизации</w:t>
+        <w:t>Нефункциональные требования</w:t>
       </w:r>
     </w:p>
     <w:p>
@@ -3865,248 +4013,300 @@
         <w:pStyle w:val="afff0"/>
       </w:pPr>
       <w:r>
-        <w:t>Выбор модели монетизации является одним из ключевых стратегических решений для любого программного продукта. Для проектируемой системы этот выбор определяется несколькими факторами, выявленными в ходе анализа целевой аудитории и конкурентной среды.</w:t>
+        <w:t>Результатом работы станет полный аналитический пакет документации, на основании которого разработчик 1С сможет реализовать готовую конфигурацию. Спроектированная система позволит:</w:t>
+      </w:r>
+    </w:p>
+    <w:p>
+      <w:pPr>
+        <w:pStyle w:val="a0"/>
+        <w:rPr>
+          <w:lang w:eastAsia="ru-RU"/>
+        </w:rPr>
+      </w:pPr>
+      <w:r>
+        <w:rPr>
+          <w:lang w:eastAsia="ru-RU"/>
+        </w:rPr>
+        <w:t>Время открытия любой формы — не более 2 секунд.</w:t>
+      </w:r>
+    </w:p>
+    <w:p>
+      <w:pPr>
+        <w:pStyle w:val="a0"/>
+        <w:rPr>
+          <w:lang w:eastAsia="ru-RU"/>
+        </w:rPr>
+      </w:pPr>
+      <w:r>
+        <w:rPr>
+          <w:lang w:eastAsia="ru-RU"/>
+        </w:rPr>
+        <w:t>Первоначальная настройка — не более 10 минут от установки до ввода первой запчасти.</w:t>
+      </w:r>
+    </w:p>
+    <w:p>
+      <w:pPr>
+        <w:pStyle w:val="a0"/>
+        <w:rPr>
+          <w:lang w:eastAsia="ru-RU"/>
+        </w:rPr>
+      </w:pPr>
+      <w:r>
+        <w:rPr>
+          <w:lang w:eastAsia="ru-RU"/>
+        </w:rPr>
+        <w:t>Полностью русскоязычный интерфейс без технической терминологии 1С.</w:t>
+      </w:r>
+    </w:p>
+    <w:p>
+      <w:pPr>
+        <w:pStyle w:val="a0"/>
+        <w:rPr>
+          <w:lang w:eastAsia="ru-RU"/>
+        </w:rPr>
+      </w:pPr>
+      <w:r>
+        <w:rPr>
+          <w:lang w:eastAsia="ru-RU"/>
+        </w:rPr>
+        <w:t>Работа в файловом режиме без серверной инфраструктуры и интернета.</w:t>
+      </w:r>
+    </w:p>
+    <w:p>
+      <w:pPr>
+        <w:pStyle w:val="a0"/>
+        <w:rPr>
+          <w:lang w:eastAsia="ru-RU"/>
+        </w:rPr>
+      </w:pPr>
+      <w:r>
+        <w:rPr>
+          <w:lang w:eastAsia="ru-RU"/>
+        </w:rPr>
+        <w:t>Поддержка платформы 1</w:t>
+      </w:r>
+      <w:proofErr w:type="gramStart"/>
+      <w:r>
+        <w:rPr>
+          <w:lang w:eastAsia="ru-RU"/>
+        </w:rPr>
+        <w:t>С:Предприятие</w:t>
+      </w:r>
+      <w:proofErr w:type="gramEnd"/>
+      <w:r>
+        <w:rPr>
+          <w:lang w:eastAsia="ru-RU"/>
+        </w:rPr>
+        <w:t xml:space="preserve"> 8.3.20+, Windows 10/11.</w:t>
+      </w:r>
+    </w:p>
+    <w:p>
+      <w:pPr>
+        <w:pStyle w:val="a0"/>
+        <w:rPr>
+          <w:lang w:eastAsia="ru-RU"/>
+        </w:rPr>
+      </w:pPr>
+      <w:r>
+        <w:rPr>
+          <w:lang w:eastAsia="ru-RU"/>
+        </w:rPr>
+        <w:t>Корректная работа при объёме базы до 10 000 позиций номенклатуры.</w:t>
+      </w:r>
+    </w:p>
+    <w:p>
+      <w:pPr>
+        <w:pStyle w:val="a0"/>
+        <w:rPr>
+          <w:lang w:eastAsia="ru-RU"/>
+        </w:rPr>
+      </w:pPr>
+      <w:r>
+        <w:rPr>
+          <w:lang w:eastAsia="ru-RU"/>
+        </w:rPr>
+        <w:t>Защита от случайного удаления данных (пометка на удаление, контроль ссылочной целостности).</w:t>
+      </w:r>
+    </w:p>
+    <w:p>
+      <w:pPr>
+        <w:pStyle w:val="a0"/>
+        <w:rPr>
+          <w:lang w:eastAsia="ru-RU"/>
+        </w:rPr>
+      </w:pPr>
+      <w:r>
+        <w:rPr>
+          <w:lang w:eastAsia="ru-RU"/>
+        </w:rPr>
+        <w:t>Открытая конфигурация с возможностью доработки средствами платформы 1С</w:t>
+      </w:r>
+    </w:p>
+    <w:p>
+      <w:pPr>
+        <w:pStyle w:val="a3"/>
+      </w:pPr>
+      <w:r>
+        <w:t>Функциональные требования</w:t>
+      </w:r>
+    </w:p>
+    <w:p>
+      <w:pPr>
+        <w:pStyle w:val="a0"/>
+      </w:pPr>
+      <w:r>
+        <w:t>Ведение иерархического справочника номенклатуры с категориями.</w:t>
+      </w:r>
+    </w:p>
+    <w:p>
+      <w:pPr>
+        <w:pStyle w:val="a0"/>
+      </w:pPr>
+      <w:r>
+        <w:t>Справочник автомобилей с атрибутами: марка, модель, госномер.</w:t>
+      </w:r>
+    </w:p>
+    <w:p>
+      <w:pPr>
+        <w:pStyle w:val="a0"/>
+      </w:pPr>
+      <w:r>
+        <w:t>Документ «Поступление товаров»: дата, список запчастей, количество, цена, дополнительная информация (место хранения).</w:t>
+      </w:r>
+    </w:p>
+    <w:p>
+      <w:pPr>
+        <w:pStyle w:val="a0"/>
+      </w:pPr>
+      <w:r>
+        <w:lastRenderedPageBreak/>
+        <w:t>Документ «Списание запчастей и инструмента»: дата, список запчастей, количество, автомобиль, склад, состояние детали.</w:t>
+      </w:r>
+    </w:p>
+    <w:p>
+      <w:pPr>
+        <w:pStyle w:val="a0"/>
+      </w:pPr>
+      <w:r>
+        <w:t>Контроль остатков при списании — запрет расхода сверх текущего остатка.</w:t>
+      </w:r>
+    </w:p>
+    <w:p>
+      <w:pPr>
+        <w:pStyle w:val="a0"/>
+      </w:pPr>
+      <w:r>
+        <w:t>Поиск запчастей по наименованию.</w:t>
+      </w:r>
+    </w:p>
+    <w:p>
+      <w:pPr>
+        <w:pStyle w:val="a0"/>
+      </w:pPr>
+      <w:r>
+        <w:t>Отчёт «Остатки на складе».</w:t>
+      </w:r>
+    </w:p>
+    <w:p>
+      <w:pPr>
+        <w:pStyle w:val="a0"/>
+      </w:pPr>
+      <w:r>
+        <w:t>Отчёт «Ремонты за период».</w:t>
+      </w:r>
+    </w:p>
+    <w:p>
+      <w:pPr>
+        <w:pStyle w:val="a3"/>
+      </w:pPr>
+      <w:r>
+        <w:t>Архитектура</w:t>
       </w:r>
     </w:p>
     <w:p>
       <w:pPr>
         <w:pStyle w:val="afff0"/>
-      </w:pPr>
-      <w:r>
-        <w:t>Во-первых, основная целевая аудитория — автовладельцы-энтузиасты — характеризуется ограниченной готовностью платить за программное обеспечение для домашнего использования. Многие из них самостоятельно обслуживают автомобиль именно из соображений экономии, и предложение дорогостоящего продукта вступит в противоречие с их базовой мотивацией.</w:t>
-      </w:r>
-    </w:p>
-    <w:p>
-      <w:pPr>
-        <w:pStyle w:val="afff0"/>
-      </w:pPr>
-      <w:r>
-        <w:t>Во-вторых, главным конкурентом системы является не другой программный продукт, а бесплатный Excel и привычка не вести учёт вовсе. Следовательно, порог входа должен быть максимально низким, в том числе финансово. Пользователь должен получить возможность попробовать систему без каких-либо затрат и убедиться в её полезности, прежде чем принимать решение о покупке.</w:t>
-      </w:r>
-    </w:p>
-    <w:p>
-      <w:pPr>
-        <w:pStyle w:val="afff0"/>
-      </w:pPr>
-      <w:r>
-        <w:t>В-третьих, продукт является нишевым, и объём рынка не позволяет рассчитывать на массовые продажи по высокой цене. Модель монетизации должна обеспечивать поступление дохода от относительно небольшого количества платящих пользователей при широкой бесплатной базе.</w:t>
-      </w:r>
-    </w:p>
-    <w:p>
-      <w:pPr>
-        <w:pStyle w:val="afff0"/>
-      </w:pPr>
-      <w:r>
-        <w:t xml:space="preserve">С учётом перечисленных факторов в качестве основной модели монетизации выбрана модель Freemium — бесплатная базовая версия продукта с платными расширениями. Данная модель широко зарекомендовала себя в сегменте программного обеспечения для частных пользователей и малого бизнеса. Она позволяет привлечь максимальное количество пользователей за счёт нулевого порога входа, сформировать привычку использования продукта </w:t>
-      </w:r>
+        <w:jc w:val="left"/>
+      </w:pPr>
+      <w:r>
+        <w:drawing>
+          <wp:inline distT="0" distB="0" distL="0" distR="0" wp14:anchorId="4595AA95" wp14:editId="7D7C4FDA">
+            <wp:extent cx="5875217" cy="3636660"/>
+            <wp:effectExtent l="0" t="0" r="0" b="1905"/>
+            <wp:docPr id="1" name="Рисунок 1"/>
+            <wp:cNvGraphicFramePr>
+              <a:graphicFrameLocks xmlns:a="http://schemas.openxmlformats.org/drawingml/2006/main" noChangeAspect="1"/>
+            </wp:cNvGraphicFramePr>
+            <a:graphic xmlns:a="http://schemas.openxmlformats.org/drawingml/2006/main">
+              <a:graphicData uri="http://schemas.openxmlformats.org/drawingml/2006/picture">
+                <pic:pic xmlns:pic="http://schemas.openxmlformats.org/drawingml/2006/picture">
+                  <pic:nvPicPr>
+                    <pic:cNvPr id="0" name="Picture 1"/>
+                    <pic:cNvPicPr>
+                      <a:picLocks noChangeAspect="1" noChangeArrowheads="1"/>
+                    </pic:cNvPicPr>
+                  </pic:nvPicPr>
+                  <pic:blipFill>
+                    <a:blip r:embed="rId8">
+                      <a:extLst>
+                        <a:ext uri="{28A0092B-C50C-407E-A947-70E740481C1C}">
+                          <a14:useLocalDpi xmlns:a14="http://schemas.microsoft.com/office/drawing/2010/main" val="0"/>
+                        </a:ext>
+                      </a:extLst>
+                    </a:blip>
+                    <a:srcRect/>
+                    <a:stretch>
+                      <a:fillRect/>
+                    </a:stretch>
+                  </pic:blipFill>
+                  <pic:spPr bwMode="auto">
+                    <a:xfrm>
+                      <a:off x="0" y="0"/>
+                      <a:ext cx="5915487" cy="3661587"/>
+                    </a:xfrm>
+                    <a:prstGeom prst="rect">
+                      <a:avLst/>
+                    </a:prstGeom>
+                    <a:noFill/>
+                    <a:ln>
+                      <a:noFill/>
+                    </a:ln>
+                  </pic:spPr>
+                </pic:pic>
+              </a:graphicData>
+            </a:graphic>
+          </wp:inline>
+        </w:drawing>
+      </w:r>
+    </w:p>
+    <w:p>
+      <w:pPr>
+        <w:rPr>
+          <w:rFonts w:ascii="Times New Roman" w:hAnsi="Times New Roman"/>
+          <w:sz w:val="28"/>
+        </w:rPr>
+      </w:pPr>
+      <w:r>
+        <w:br w:type="page"/>
+      </w:r>
+    </w:p>
+    <w:p>
+      <w:pPr>
+        <w:pStyle w:val="a2"/>
+      </w:pPr>
       <w:r>
         <w:lastRenderedPageBreak/>
-        <w:t>и конвертировать часть аудитории в платящих клиентов по мере роста их потребностей.</w:t>
-      </w:r>
-    </w:p>
-    <w:p>
-      <w:pPr>
-        <w:pStyle w:val="a3"/>
-      </w:pPr>
-      <w:r>
-        <w:t>Структура продукта</w:t>
-      </w:r>
-    </w:p>
-    <w:p>
-      <w:pPr>
-        <w:pStyle w:val="afff0"/>
-      </w:pPr>
-      <w:r>
-        <w:t>Продуктовая линейка проектируемой системы состоит из трёх уровней, различающихся по функциональности и стоимости.</w:t>
-      </w:r>
-    </w:p>
-    <w:p>
-      <w:pPr>
-        <w:pStyle w:val="afff0"/>
-      </w:pPr>
-      <w:r>
-        <w:t>Базовая версия предоставляется бесплатно и включает полный набор функций, необходимых для ведения простого домашнего учёта запчастей. Цель базовой версии — привлечение пользователей, формирование привычки работы с системой и создание широкой пользовательской базы.</w:t>
-      </w:r>
-    </w:p>
-    <w:p>
-      <w:pPr>
-        <w:pStyle w:val="afff0"/>
-      </w:pPr>
-      <w:r>
-        <w:t>Данного функционала достаточно для владельца одного-двух автомобилей с умеренным набором запчастей. Ограничения выбраны таким образом, чтобы пользователь мог полноценно работать с системой в течение длительного времени, но при росте гаражного хозяйства ощутил потребность в расширенной версии.</w:t>
-      </w:r>
-    </w:p>
-    <w:p>
-      <w:pPr>
-        <w:pStyle w:val="afff0"/>
-      </w:pPr>
-      <w:r>
-        <w:t>Расширенная версия снимает ограничения базовой версии и добавляет продвинутый функционал для более требовательных пользователей. Предполагаемая стоимость — 1 990–2 990 рублей (разовая покупка без подписки).</w:t>
-      </w:r>
-    </w:p>
-    <w:p>
-      <w:pPr>
-        <w:pStyle w:val="afff0"/>
-      </w:pPr>
-      <w:r>
-        <w:t>Разовая модель оплаты выбрана осознанно: она соответствует ожиданиям целевой аудитории, привыкшей покупать программы «навсегда», а не платить ежемесячную подписку. Для домашнего пользователя подписочная модель ассоциируется с крупными облачными сервисами и воспринимается как нежелательная постоянная трата. Разовая покупка психологически воспринимается легко.</w:t>
-      </w:r>
-    </w:p>
-    <w:p>
-      <w:pPr>
-        <w:pStyle w:val="afff0"/>
-      </w:pPr>
-      <w:r>
-        <w:lastRenderedPageBreak/>
-        <w:t xml:space="preserve">Профессиональная версия ориентирована на небольшие частные мастерские и гаражные кооперативы. Предполагаемая стоимость — </w:t>
-      </w:r>
-      <w:r>
-        <w:br/>
-      </w:r>
-      <w:r>
-        <w:t>5 990–8 990 рублей (разовая покупка).</w:t>
-      </w:r>
-    </w:p>
-    <w:p>
-      <w:pPr>
-        <w:pStyle w:val="afff0"/>
-      </w:pPr>
-      <w:r>
-        <w:t>Данная версия монетизирует сегмент пользователей с повышенными потребностями и большей готовностью платить. Она также служит стартовым решением для мастерских, которые впоследствии могут перейти на полноценную автосервисную систему.</w:t>
-      </w:r>
-    </w:p>
-    <w:p>
-      <w:pPr>
-        <w:pStyle w:val="afff0"/>
-      </w:pPr>
-      <w:r>
-        <w:t>Помимо продажи лицензий на расширенную и профессиональную версии, проект предусматривает нескольк</w:t>
-      </w:r>
-      <w:r>
-        <w:t>о возможных</w:t>
-      </w:r>
-      <w:r>
-        <w:t xml:space="preserve"> дополнительных источников дохода (платные пакеты справочников, услуги по настройке и внедрению, индивидуальные доработки, партнёрские программы).</w:t>
-      </w:r>
-    </w:p>
-    <w:p>
-      <w:pPr>
-        <w:pStyle w:val="a3"/>
-      </w:pPr>
-      <w:r>
-        <w:t>Ценообразование и финансовая модель</w:t>
-      </w:r>
-    </w:p>
-    <w:p>
-      <w:pPr>
-        <w:pStyle w:val="afff0"/>
-      </w:pPr>
-      <w:r>
-        <w:t>Ценообразование проекта строится на принципе доступности: стоимость продукта должна быть соразмерна масштабу задачи и не вызывать сопротивления у целевой аудитории.</w:t>
-      </w:r>
-    </w:p>
-    <w:p>
-      <w:pPr>
-        <w:pStyle w:val="afff0"/>
-      </w:pPr>
-      <w:r>
-        <w:t xml:space="preserve">Ориентиры ценообразования. Стоимость расширенной версии </w:t>
-      </w:r>
-      <w:r>
-        <w:br/>
-      </w:r>
-      <w:r>
-        <w:t>(1 990–2 990 руб.) сопоставима с ценой набора расходных материалов для одного технического обслуживания автомобиля. Это позволяет использовать маркетинговый аргумент: «Система окупается после первой же предотвращённой дублирующей покупки запчасти».</w:t>
-      </w:r>
-    </w:p>
-    <w:p>
-      <w:pPr>
-        <w:pStyle w:val="afff0"/>
-      </w:pPr>
-      <w:r>
-        <w:t>Прогноз выручки при консервативном сценарии:</w:t>
-      </w:r>
-      <w:r>
-        <w:t xml:space="preserve"> </w:t>
-      </w:r>
-      <w:r>
-        <w:t>В первый год работы проекта прогнозируется привлечение 2 000–3 000 пользователей бесплатной версии и конверсия 10–15 процентов из них в покупателей расширенной версии. Это даёт 200–450 платных пользователей. При средней стоимости покупки 2 500 рублей выручка первого года составит 500 000–1 125 000 рублей. С учётом дополнительных источников дохода (пакеты справочников, услуги настройки) совокупная выручка может достичь 700 000–1 500 000 рублей.</w:t>
-      </w:r>
-    </w:p>
-    <w:p>
-      <w:pPr>
-        <w:pStyle w:val="afff0"/>
-      </w:pPr>
-      <w:r>
-        <w:lastRenderedPageBreak/>
-        <w:t>Структура затрат:</w:t>
-      </w:r>
-      <w:r>
-        <w:t xml:space="preserve"> </w:t>
-      </w:r>
-      <w:r>
-        <w:t>Основные затраты проекта включают разработку конфигурации (разовые затраты, оцениваемые в 80 000–200 000 рублей в зависимости от привлечения стороннего разработчика или самостоятельной разработки), создание документации и обучающих материалов (30 000–50 000 рублей), продвижение на профильных площадках (50 000–100 000 рублей в год), техническую поддержку (переменные затраты, пропорциональные числу пользователей) и хостинг сайта проекта (5 000–10 000 рублей в год).</w:t>
-      </w:r>
-    </w:p>
-    <w:p>
-      <w:pPr>
-        <w:pStyle w:val="afff0"/>
-      </w:pPr>
-      <w:r>
-        <w:t>Совокупные затраты первого года оцениваются в 200 000–400 000 рублей, что при прогнозируемой выручке 700 000–1 500 000 рублей обеспечивает положительную рентабельность уже в первый год.</w:t>
-      </w:r>
-    </w:p>
-    <w:p>
-      <w:pPr>
-        <w:pStyle w:val="afff0"/>
-      </w:pPr>
-      <w:r>
-        <w:t>Точка безубыточности. При средней стоимости покупки 2 500 рублей и совокупных затратах 300 000 рублей точка безубыточности достигается при продаже 120 лицензий расширенной версии. Это представляется реалистичным показателем для первого года работы.</w:t>
-      </w:r>
-    </w:p>
-    <w:p>
-      <w:pPr>
-        <w:pStyle w:val="a3"/>
-      </w:pPr>
-      <w:r>
-        <w:t>Выводы по модели монетизации</w:t>
-      </w:r>
-    </w:p>
-    <w:p>
-      <w:pPr>
-        <w:pStyle w:val="afff0"/>
-      </w:pPr>
-      <w:r>
-        <w:t>Разработанная модель монетизации основана на модели Freemium с трёхуровневой продуктовой линейкой (бесплатная, расширенная, профессиональная версии) и дополнительными источниками дохода (пакеты справочников, услуги настройки, индивидуальные доработки, партнёрские программы).</w:t>
-      </w:r>
-    </w:p>
-    <w:p>
-      <w:pPr>
-        <w:pStyle w:val="afff0"/>
-      </w:pPr>
-      <w:r>
-        <w:t>Данная модель обеспечивает баланс между доступностью продукта для широкой аудитории и генерацией дохода от наиболее заинтересованных пользователей. Бесплатная базовая версия устраняет финансовый барьер и позволяет конкурировать с Excel, а платные версии монетизируют растущие потребности пользователей.</w:t>
-      </w:r>
-    </w:p>
-    <w:p>
-      <w:pPr>
-        <w:pStyle w:val="afff0"/>
-      </w:pPr>
-      <w:r>
-        <w:t xml:space="preserve">Финансовая модель демонстрирует реалистичность достижения точки безубыточности уже в первый год при консервативных прогнозах продаж. </w:t>
-      </w:r>
-      <w:r>
-        <w:lastRenderedPageBreak/>
-        <w:t>Каналы продвижения ориентированы на органический рост и не требуют значительных маркетинговых бюджетов.</w:t>
-      </w:r>
-    </w:p>
-    <w:p>
-      <w:pPr>
-        <w:pStyle w:val="afff0"/>
-      </w:pPr>
-      <w:r>
-        <w:t>Ключевым условием успешной монетизации является качество продукта и скорость первого контакта: пользователь должен за пять минут установить систему, за две минуты внести первую запчасть и немедленно получить ощутимую пользу — возможность быстро найти деталь, увидеть остатки, ответить на вопрос «Что у меня есть для этой машины?». Именно этот первый опыт определяет, останется ли пользователь с системой и перейдёт ли впоследствии на платную версию.</w:t>
-      </w:r>
+        <w:t>Реализация</w:t>
+      </w:r>
+    </w:p>
+    <w:p>
+      <w:pPr>
+        <w:pStyle w:val="a2"/>
+        <w:numPr>
+          <w:ilvl w:val="0"/>
+          <w:numId w:val="0"/>
+        </w:numPr>
+      </w:pPr>
     </w:p>
     <w:p>
       <w:pPr>
@@ -4126,50 +4326,16 @@
     </w:p>
     <w:p>
       <w:pPr>
-        <w:pStyle w:val="a2"/>
-      </w:pPr>
-      <w:r>
-        <w:lastRenderedPageBreak/>
-        <w:t>Реализация</w:t>
-      </w:r>
-    </w:p>
-    <w:p>
-      <w:pPr>
-        <w:pStyle w:val="a2"/>
-        <w:numPr>
-          <w:ilvl w:val="0"/>
-          <w:numId w:val="0"/>
-        </w:numPr>
-      </w:pPr>
-    </w:p>
-    <w:p>
-      <w:pPr>
-        <w:rPr>
-          <w:rFonts w:ascii="Times New Roman" w:eastAsia="Calibri" w:hAnsi="Times New Roman" w:cs="Times New Roman"/>
-          <w:b/>
-          <w:bCs/>
-          <w:color w:val="000000"/>
-          <w:kern w:val="0"/>
-          <w:sz w:val="28"/>
-          <w:szCs w:val="28"/>
-        </w:rPr>
-      </w:pPr>
-      <w:r>
-        <w:br w:type="page"/>
-      </w:r>
-    </w:p>
-    <w:p>
-      <w:pPr>
         <w:pStyle w:val="afff1"/>
       </w:pPr>
-      <w:bookmarkStart w:id="11" w:name="_Toc146714463"/>
-      <w:bookmarkStart w:id="12" w:name="_Toc146718951"/>
+      <w:bookmarkStart w:id="10" w:name="_Toc146714463"/>
+      <w:bookmarkStart w:id="11" w:name="_Toc146718951"/>
       <w:r>
         <w:lastRenderedPageBreak/>
         <w:t>Заключение</w:t>
       </w:r>
+      <w:bookmarkEnd w:id="10"/>
       <w:bookmarkEnd w:id="11"/>
-      <w:bookmarkEnd w:id="12"/>
     </w:p>
     <w:p>
       <w:pPr>
@@ -4188,14 +4354,14 @@
       <w:pPr>
         <w:pStyle w:val="afff1"/>
       </w:pPr>
-      <w:bookmarkStart w:id="13" w:name="_Toc146714471"/>
-      <w:bookmarkStart w:id="14" w:name="_Toc146718953"/>
+      <w:bookmarkStart w:id="12" w:name="_Toc146714471"/>
+      <w:bookmarkStart w:id="13" w:name="_Toc146718953"/>
       <w:r>
         <w:lastRenderedPageBreak/>
         <w:t>Приложение А</w:t>
       </w:r>
+      <w:bookmarkEnd w:id="12"/>
       <w:bookmarkEnd w:id="13"/>
-      <w:bookmarkEnd w:id="14"/>
     </w:p>
     <w:p>
       <w:pPr>
@@ -4204,8 +4370,8 @@
       </w:pPr>
     </w:p>
     <w:sectPr>
-      <w:footerReference w:type="default" r:id="rId8"/>
-      <w:footerReference w:type="first" r:id="rId9"/>
+      <w:footerReference w:type="default" r:id="rId9"/>
+      <w:footerReference w:type="first" r:id="rId10"/>
       <w:pgSz w:w="11906" w:h="16838" w:code="9"/>
       <w:pgMar w:top="1134" w:right="851" w:bottom="1134" w:left="1701" w:header="709" w:footer="709" w:gutter="0"/>
       <w:cols w:space="708"/>
@@ -4217,7 +4383,7 @@
 </file>
 
 <file path=word/endnotes.xml><?xml version="1.0" encoding="utf-8"?>
-<w:endnotes xmlns:wpc="http://schemas.microsoft.com/office/word/2010/wordprocessingCanvas" xmlns:cx="http://schemas.microsoft.com/office/drawing/2014/chartex" xmlns:mc="http://schemas.openxmlformats.org/markup-compatibility/2006" xmlns:o="urn:schemas-microsoft-com:office:office" xmlns:r="http://schemas.openxmlformats.org/officeDocument/2006/relationships" xmlns:m="http://schemas.openxmlformats.org/officeDocument/2006/math" xmlns:v="urn:schemas-microsoft-com:vml" xmlns:wp14="http://schemas.microsoft.com/office/word/2010/wordprocessingDrawing" xmlns:wp="http://schemas.openxmlformats.org/drawingml/2006/wordprocessingDrawing" xmlns:w10="urn:schemas-microsoft-com:office:word" xmlns:w="http://schemas.openxmlformats.org/wordprocessingml/2006/main" xmlns:w14="http://schemas.microsoft.com/office/word/2010/wordml" xmlns:w15="http://schemas.microsoft.com/office/word/2012/wordml" xmlns:w16se="http://schemas.microsoft.com/office/word/2015/wordml/symex" xmlns:wpg="http://schemas.microsoft.com/office/word/2010/wordprocessingGroup" xmlns:wpi="http://schemas.microsoft.com/office/word/2010/wordprocessingInk" xmlns:wne="http://schemas.microsoft.com/office/word/2006/wordml" xmlns:wps="http://schemas.microsoft.com/office/word/2010/wordprocessingShape" mc:Ignorable="w14 w15 w16se wp14">
+<w:endnotes xmlns:wpc="http://schemas.microsoft.com/office/word/2010/wordprocessingCanvas" xmlns:cx="http://schemas.microsoft.com/office/drawing/2014/chartex" xmlns:cx1="http://schemas.microsoft.com/office/drawing/2015/9/8/chartex" xmlns:cx2="http://schemas.microsoft.com/office/drawing/2015/10/21/chartex" xmlns:cx3="http://schemas.microsoft.com/office/drawing/2016/5/9/chartex" xmlns:cx4="http://schemas.microsoft.com/office/drawing/2016/5/10/chartex" xmlns:cx5="http://schemas.microsoft.com/office/drawing/2016/5/11/chartex" xmlns:cx6="http://schemas.microsoft.com/office/drawing/2016/5/12/chartex" xmlns:cx7="http://schemas.microsoft.com/office/drawing/2016/5/13/chartex" xmlns:cx8="http://schemas.microsoft.com/office/drawing/2016/5/14/chartex" xmlns:mc="http://schemas.openxmlformats.org/markup-compatibility/2006" xmlns:aink="http://schemas.microsoft.com/office/drawing/2016/ink" xmlns:am3d="http://schemas.microsoft.com/office/drawing/2017/model3d" xmlns:o="urn:schemas-microsoft-com:office:office" xmlns:oel="http://schemas.microsoft.com/office/2019/extlst" xmlns:r="http://schemas.openxmlformats.org/officeDocument/2006/relationships" xmlns:m="http://schemas.openxmlformats.org/officeDocument/2006/math" xmlns:v="urn:schemas-microsoft-com:vml" xmlns:wp14="http://schemas.microsoft.com/office/word/2010/wordprocessingDrawing" xmlns:wp="http://schemas.openxmlformats.org/drawingml/2006/wordprocessingDrawing" xmlns:w10="urn:schemas-microsoft-com:office:word" xmlns:w="http://schemas.openxmlformats.org/wordprocessingml/2006/main" xmlns:w14="http://schemas.microsoft.com/office/word/2010/wordml" xmlns:w15="http://schemas.microsoft.com/office/word/2012/wordml" xmlns:w16cex="http://schemas.microsoft.com/office/word/2018/wordml/cex" xmlns:w16cid="http://schemas.microsoft.com/office/word/2016/wordml/cid" xmlns:w16="http://schemas.microsoft.com/office/word/2018/wordml" xmlns:w16sdtdh="http://schemas.microsoft.com/office/word/2020/wordml/sdtdatahash" xmlns:w16se="http://schemas.microsoft.com/office/word/2015/wordml/symex" xmlns:wpg="http://schemas.microsoft.com/office/word/2010/wordprocessingGroup" xmlns:wpi="http://schemas.microsoft.com/office/word/2010/wordprocessingInk" xmlns:wne="http://schemas.microsoft.com/office/word/2006/wordml" xmlns:wps="http://schemas.microsoft.com/office/word/2010/wordprocessingShape" mc:Ignorable="w14 w15 w16se w16cid w16 w16cex w16sdtdh wp14">
   <w:endnote w:type="separator" w:id="-1">
     <w:p>
       <w:pPr>
@@ -4244,7 +4410,7 @@
 </file>
 
 <file path=word/footer1.xml><?xml version="1.0" encoding="utf-8"?>
-<w:ftr xmlns:wpc="http://schemas.microsoft.com/office/word/2010/wordprocessingCanvas" xmlns:cx="http://schemas.microsoft.com/office/drawing/2014/chartex" xmlns:mc="http://schemas.openxmlformats.org/markup-compatibility/2006" xmlns:o="urn:schemas-microsoft-com:office:office" xmlns:r="http://schemas.openxmlformats.org/officeDocument/2006/relationships" xmlns:m="http://schemas.openxmlformats.org/officeDocument/2006/math" xmlns:v="urn:schemas-microsoft-com:vml" xmlns:wp14="http://schemas.microsoft.com/office/word/2010/wordprocessingDrawing" xmlns:wp="http://schemas.openxmlformats.org/drawingml/2006/wordprocessingDrawing" xmlns:w10="urn:schemas-microsoft-com:office:word" xmlns:w="http://schemas.openxmlformats.org/wordprocessingml/2006/main" xmlns:w14="http://schemas.microsoft.com/office/word/2010/wordml" xmlns:w15="http://schemas.microsoft.com/office/word/2012/wordml" xmlns:w16se="http://schemas.microsoft.com/office/word/2015/wordml/symex" xmlns:wpg="http://schemas.microsoft.com/office/word/2010/wordprocessingGroup" xmlns:wpi="http://schemas.microsoft.com/office/word/2010/wordprocessingInk" xmlns:wne="http://schemas.microsoft.com/office/word/2006/wordml" xmlns:wps="http://schemas.microsoft.com/office/word/2010/wordprocessingShape" mc:Ignorable="w14 w15 w16se wp14">
+<w:ftr xmlns:wpc="http://schemas.microsoft.com/office/word/2010/wordprocessingCanvas" xmlns:cx="http://schemas.microsoft.com/office/drawing/2014/chartex" xmlns:cx1="http://schemas.microsoft.com/office/drawing/2015/9/8/chartex" xmlns:cx2="http://schemas.microsoft.com/office/drawing/2015/10/21/chartex" xmlns:cx3="http://schemas.microsoft.com/office/drawing/2016/5/9/chartex" xmlns:cx4="http://schemas.microsoft.com/office/drawing/2016/5/10/chartex" xmlns:cx5="http://schemas.microsoft.com/office/drawing/2016/5/11/chartex" xmlns:cx6="http://schemas.microsoft.com/office/drawing/2016/5/12/chartex" xmlns:cx7="http://schemas.microsoft.com/office/drawing/2016/5/13/chartex" xmlns:cx8="http://schemas.microsoft.com/office/drawing/2016/5/14/chartex" xmlns:mc="http://schemas.openxmlformats.org/markup-compatibility/2006" xmlns:aink="http://schemas.microsoft.com/office/drawing/2016/ink" xmlns:am3d="http://schemas.microsoft.com/office/drawing/2017/model3d" xmlns:o="urn:schemas-microsoft-com:office:office" xmlns:oel="http://schemas.microsoft.com/office/2019/extlst" xmlns:r="http://schemas.openxmlformats.org/officeDocument/2006/relationships" xmlns:m="http://schemas.openxmlformats.org/officeDocument/2006/math" xmlns:v="urn:schemas-microsoft-com:vml" xmlns:wp14="http://schemas.microsoft.com/office/word/2010/wordprocessingDrawing" xmlns:wp="http://schemas.openxmlformats.org/drawingml/2006/wordprocessingDrawing" xmlns:w10="urn:schemas-microsoft-com:office:word" xmlns:w="http://schemas.openxmlformats.org/wordprocessingml/2006/main" xmlns:w14="http://schemas.microsoft.com/office/word/2010/wordml" xmlns:w15="http://schemas.microsoft.com/office/word/2012/wordml" xmlns:w16cex="http://schemas.microsoft.com/office/word/2018/wordml/cex" xmlns:w16cid="http://schemas.microsoft.com/office/word/2016/wordml/cid" xmlns:w16="http://schemas.microsoft.com/office/word/2018/wordml" xmlns:w16sdtdh="http://schemas.microsoft.com/office/word/2020/wordml/sdtdatahash" xmlns:w16se="http://schemas.microsoft.com/office/word/2015/wordml/symex" xmlns:wpg="http://schemas.microsoft.com/office/word/2010/wordprocessingGroup" xmlns:wpi="http://schemas.microsoft.com/office/word/2010/wordprocessingInk" xmlns:wne="http://schemas.microsoft.com/office/word/2006/wordml" xmlns:wps="http://schemas.microsoft.com/office/word/2010/wordprocessingShape" mc:Ignorable="w14 w15 w16se w16cid w16 w16cex w16sdtdh wp14">
   <w:sdt>
     <w:sdtPr>
       <w:id w:val="-1050303076"/>
@@ -4253,7 +4419,6 @@
         <w:docPartUnique/>
       </w:docPartObj>
     </w:sdtPr>
-    <w:sdtEndPr/>
     <w:sdtContent>
       <w:p>
         <w:pPr>
@@ -4291,7 +4456,7 @@
             <w:sz w:val="28"/>
             <w:szCs w:val="28"/>
           </w:rPr>
-          <w:t>6</w:t>
+          <w:t>23</w:t>
         </w:r>
         <w:r>
           <w:rPr>
@@ -4314,7 +4479,7 @@
 </file>
 
 <file path=word/footer2.xml><?xml version="1.0" encoding="utf-8"?>
-<w:ftr xmlns:wpc="http://schemas.microsoft.com/office/word/2010/wordprocessingCanvas" xmlns:cx="http://schemas.microsoft.com/office/drawing/2014/chartex" xmlns:mc="http://schemas.openxmlformats.org/markup-compatibility/2006" xmlns:o="urn:schemas-microsoft-com:office:office" xmlns:r="http://schemas.openxmlformats.org/officeDocument/2006/relationships" xmlns:m="http://schemas.openxmlformats.org/officeDocument/2006/math" xmlns:v="urn:schemas-microsoft-com:vml" xmlns:wp14="http://schemas.microsoft.com/office/word/2010/wordprocessingDrawing" xmlns:wp="http://schemas.openxmlformats.org/drawingml/2006/wordprocessingDrawing" xmlns:w10="urn:schemas-microsoft-com:office:word" xmlns:w="http://schemas.openxmlformats.org/wordprocessingml/2006/main" xmlns:w14="http://schemas.microsoft.com/office/word/2010/wordml" xmlns:w15="http://schemas.microsoft.com/office/word/2012/wordml" xmlns:w16se="http://schemas.microsoft.com/office/word/2015/wordml/symex" xmlns:wpg="http://schemas.microsoft.com/office/word/2010/wordprocessingGroup" xmlns:wpi="http://schemas.microsoft.com/office/word/2010/wordprocessingInk" xmlns:wne="http://schemas.microsoft.com/office/word/2006/wordml" xmlns:wps="http://schemas.microsoft.com/office/word/2010/wordprocessingShape" mc:Ignorable="w14 w15 w16se wp14">
+<w:ftr xmlns:wpc="http://schemas.microsoft.com/office/word/2010/wordprocessingCanvas" xmlns:cx="http://schemas.microsoft.com/office/drawing/2014/chartex" xmlns:cx1="http://schemas.microsoft.com/office/drawing/2015/9/8/chartex" xmlns:cx2="http://schemas.microsoft.com/office/drawing/2015/10/21/chartex" xmlns:cx3="http://schemas.microsoft.com/office/drawing/2016/5/9/chartex" xmlns:cx4="http://schemas.microsoft.com/office/drawing/2016/5/10/chartex" xmlns:cx5="http://schemas.microsoft.com/office/drawing/2016/5/11/chartex" xmlns:cx6="http://schemas.microsoft.com/office/drawing/2016/5/12/chartex" xmlns:cx7="http://schemas.microsoft.com/office/drawing/2016/5/13/chartex" xmlns:cx8="http://schemas.microsoft.com/office/drawing/2016/5/14/chartex" xmlns:mc="http://schemas.openxmlformats.org/markup-compatibility/2006" xmlns:aink="http://schemas.microsoft.com/office/drawing/2016/ink" xmlns:am3d="http://schemas.microsoft.com/office/drawing/2017/model3d" xmlns:o="urn:schemas-microsoft-com:office:office" xmlns:oel="http://schemas.microsoft.com/office/2019/extlst" xmlns:r="http://schemas.openxmlformats.org/officeDocument/2006/relationships" xmlns:m="http://schemas.openxmlformats.org/officeDocument/2006/math" xmlns:v="urn:schemas-microsoft-com:vml" xmlns:wp14="http://schemas.microsoft.com/office/word/2010/wordprocessingDrawing" xmlns:wp="http://schemas.openxmlformats.org/drawingml/2006/wordprocessingDrawing" xmlns:w10="urn:schemas-microsoft-com:office:word" xmlns:w="http://schemas.openxmlformats.org/wordprocessingml/2006/main" xmlns:w14="http://schemas.microsoft.com/office/word/2010/wordml" xmlns:w15="http://schemas.microsoft.com/office/word/2012/wordml" xmlns:w16cex="http://schemas.microsoft.com/office/word/2018/wordml/cex" xmlns:w16cid="http://schemas.microsoft.com/office/word/2016/wordml/cid" xmlns:w16="http://schemas.microsoft.com/office/word/2018/wordml" xmlns:w16sdtdh="http://schemas.microsoft.com/office/word/2020/wordml/sdtdatahash" xmlns:w16se="http://schemas.microsoft.com/office/word/2015/wordml/symex" xmlns:wpg="http://schemas.microsoft.com/office/word/2010/wordprocessingGroup" xmlns:wpi="http://schemas.microsoft.com/office/word/2010/wordprocessingInk" xmlns:wne="http://schemas.microsoft.com/office/word/2006/wordml" xmlns:wps="http://schemas.microsoft.com/office/word/2010/wordprocessingShape" mc:Ignorable="w14 w15 w16se w16cid w16 w16cex w16sdtdh wp14">
   <w:p>
     <w:pPr>
       <w:pStyle w:val="af0"/>
@@ -4330,7 +4495,7 @@
 </file>
 
 <file path=word/footnotes.xml><?xml version="1.0" encoding="utf-8"?>
-<w:footnotes xmlns:wpc="http://schemas.microsoft.com/office/word/2010/wordprocessingCanvas" xmlns:cx="http://schemas.microsoft.com/office/drawing/2014/chartex" xmlns:mc="http://schemas.openxmlformats.org/markup-compatibility/2006" xmlns:o="urn:schemas-microsoft-com:office:office" xmlns:r="http://schemas.openxmlformats.org/officeDocument/2006/relationships" xmlns:m="http://schemas.openxmlformats.org/officeDocument/2006/math" xmlns:v="urn:schemas-microsoft-com:vml" xmlns:wp14="http://schemas.microsoft.com/office/word/2010/wordprocessingDrawing" xmlns:wp="http://schemas.openxmlformats.org/drawingml/2006/wordprocessingDrawing" xmlns:w10="urn:schemas-microsoft-com:office:word" xmlns:w="http://schemas.openxmlformats.org/wordprocessingml/2006/main" xmlns:w14="http://schemas.microsoft.com/office/word/2010/wordml" xmlns:w15="http://schemas.microsoft.com/office/word/2012/wordml" xmlns:w16se="http://schemas.microsoft.com/office/word/2015/wordml/symex" xmlns:wpg="http://schemas.microsoft.com/office/word/2010/wordprocessingGroup" xmlns:wpi="http://schemas.microsoft.com/office/word/2010/wordprocessingInk" xmlns:wne="http://schemas.microsoft.com/office/word/2006/wordml" xmlns:wps="http://schemas.microsoft.com/office/word/2010/wordprocessingShape" mc:Ignorable="w14 w15 w16se wp14">
+<w:footnotes xmlns:wpc="http://schemas.microsoft.com/office/word/2010/wordprocessingCanvas" xmlns:cx="http://schemas.microsoft.com/office/drawing/2014/chartex" xmlns:cx1="http://schemas.microsoft.com/office/drawing/2015/9/8/chartex" xmlns:cx2="http://schemas.microsoft.com/office/drawing/2015/10/21/chartex" xmlns:cx3="http://schemas.microsoft.com/office/drawing/2016/5/9/chartex" xmlns:cx4="http://schemas.microsoft.com/office/drawing/2016/5/10/chartex" xmlns:cx5="http://schemas.microsoft.com/office/drawing/2016/5/11/chartex" xmlns:cx6="http://schemas.microsoft.com/office/drawing/2016/5/12/chartex" xmlns:cx7="http://schemas.microsoft.com/office/drawing/2016/5/13/chartex" xmlns:cx8="http://schemas.microsoft.com/office/drawing/2016/5/14/chartex" xmlns:mc="http://schemas.openxmlformats.org/markup-compatibility/2006" xmlns:aink="http://schemas.microsoft.com/office/drawing/2016/ink" xmlns:am3d="http://schemas.microsoft.com/office/drawing/2017/model3d" xmlns:o="urn:schemas-microsoft-com:office:office" xmlns:oel="http://schemas.microsoft.com/office/2019/extlst" xmlns:r="http://schemas.openxmlformats.org/officeDocument/2006/relationships" xmlns:m="http://schemas.openxmlformats.org/officeDocument/2006/math" xmlns:v="urn:schemas-microsoft-com:vml" xmlns:wp14="http://schemas.microsoft.com/office/word/2010/wordprocessingDrawing" xmlns:wp="http://schemas.openxmlformats.org/drawingml/2006/wordprocessingDrawing" xmlns:w10="urn:schemas-microsoft-com:office:word" xmlns:w="http://schemas.openxmlformats.org/wordprocessingml/2006/main" xmlns:w14="http://schemas.microsoft.com/office/word/2010/wordml" xmlns:w15="http://schemas.microsoft.com/office/word/2012/wordml" xmlns:w16cex="http://schemas.microsoft.com/office/word/2018/wordml/cex" xmlns:w16cid="http://schemas.microsoft.com/office/word/2016/wordml/cid" xmlns:w16="http://schemas.microsoft.com/office/word/2018/wordml" xmlns:w16sdtdh="http://schemas.microsoft.com/office/word/2020/wordml/sdtdatahash" xmlns:w16se="http://schemas.microsoft.com/office/word/2015/wordml/symex" xmlns:wpg="http://schemas.microsoft.com/office/word/2010/wordprocessingGroup" xmlns:wpi="http://schemas.microsoft.com/office/word/2010/wordprocessingInk" xmlns:wne="http://schemas.microsoft.com/office/word/2006/wordml" xmlns:wps="http://schemas.microsoft.com/office/word/2010/wordprocessingShape" mc:Ignorable="w14 w15 w16se w16cid w16 w16cex w16sdtdh wp14">
   <w:footnote w:type="separator" w:id="-1">
     <w:p>
       <w:pPr>
@@ -4357,7 +4522,7 @@
 </file>
 
 <file path=word/numbering.xml><?xml version="1.0" encoding="utf-8"?>
-<w:numbering xmlns:wpc="http://schemas.microsoft.com/office/word/2010/wordprocessingCanvas" xmlns:cx="http://schemas.microsoft.com/office/drawing/2014/chartex" xmlns:mc="http://schemas.openxmlformats.org/markup-compatibility/2006" xmlns:o="urn:schemas-microsoft-com:office:office" xmlns:r="http://schemas.openxmlformats.org/officeDocument/2006/relationships" xmlns:m="http://schemas.openxmlformats.org/officeDocument/2006/math" xmlns:v="urn:schemas-microsoft-com:vml" xmlns:wp14="http://schemas.microsoft.com/office/word/2010/wordprocessingDrawing" xmlns:wp="http://schemas.openxmlformats.org/drawingml/2006/wordprocessingDrawing" xmlns:w10="urn:schemas-microsoft-com:office:word" xmlns:w="http://schemas.openxmlformats.org/wordprocessingml/2006/main" xmlns:w14="http://schemas.microsoft.com/office/word/2010/wordml" xmlns:w15="http://schemas.microsoft.com/office/word/2012/wordml" xmlns:w16se="http://schemas.microsoft.com/office/word/2015/wordml/symex" xmlns:wpg="http://schemas.microsoft.com/office/word/2010/wordprocessingGroup" xmlns:wpi="http://schemas.microsoft.com/office/word/2010/wordprocessingInk" xmlns:wne="http://schemas.microsoft.com/office/word/2006/wordml" xmlns:wps="http://schemas.microsoft.com/office/word/2010/wordprocessingShape" mc:Ignorable="w14 w15 w16se wp14">
+<w:numbering xmlns:wpc="http://schemas.microsoft.com/office/word/2010/wordprocessingCanvas" xmlns:cx="http://schemas.microsoft.com/office/drawing/2014/chartex" xmlns:cx1="http://schemas.microsoft.com/office/drawing/2015/9/8/chartex" xmlns:cx2="http://schemas.microsoft.com/office/drawing/2015/10/21/chartex" xmlns:cx3="http://schemas.microsoft.com/office/drawing/2016/5/9/chartex" xmlns:cx4="http://schemas.microsoft.com/office/drawing/2016/5/10/chartex" xmlns:cx5="http://schemas.microsoft.com/office/drawing/2016/5/11/chartex" xmlns:cx6="http://schemas.microsoft.com/office/drawing/2016/5/12/chartex" xmlns:cx7="http://schemas.microsoft.com/office/drawing/2016/5/13/chartex" xmlns:cx8="http://schemas.microsoft.com/office/drawing/2016/5/14/chartex" xmlns:mc="http://schemas.openxmlformats.org/markup-compatibility/2006" xmlns:aink="http://schemas.microsoft.com/office/drawing/2016/ink" xmlns:am3d="http://schemas.microsoft.com/office/drawing/2017/model3d" xmlns:o="urn:schemas-microsoft-com:office:office" xmlns:oel="http://schemas.microsoft.com/office/2019/extlst" xmlns:r="http://schemas.openxmlformats.org/officeDocument/2006/relationships" xmlns:m="http://schemas.openxmlformats.org/officeDocument/2006/math" xmlns:v="urn:schemas-microsoft-com:vml" xmlns:wp14="http://schemas.microsoft.com/office/word/2010/wordprocessingDrawing" xmlns:wp="http://schemas.openxmlformats.org/drawingml/2006/wordprocessingDrawing" xmlns:w10="urn:schemas-microsoft-com:office:word" xmlns:w="http://schemas.openxmlformats.org/wordprocessingml/2006/main" xmlns:w14="http://schemas.microsoft.com/office/word/2010/wordml" xmlns:w15="http://schemas.microsoft.com/office/word/2012/wordml" xmlns:w16cex="http://schemas.microsoft.com/office/word/2018/wordml/cex" xmlns:w16cid="http://schemas.microsoft.com/office/word/2016/wordml/cid" xmlns:w16="http://schemas.microsoft.com/office/word/2018/wordml" xmlns:w16sdtdh="http://schemas.microsoft.com/office/word/2020/wordml/sdtdatahash" xmlns:w16se="http://schemas.microsoft.com/office/word/2015/wordml/symex" xmlns:wpg="http://schemas.microsoft.com/office/word/2010/wordprocessingGroup" xmlns:wpi="http://schemas.microsoft.com/office/word/2010/wordprocessingInk" xmlns:wne="http://schemas.microsoft.com/office/word/2006/wordml" xmlns:wps="http://schemas.microsoft.com/office/word/2010/wordprocessingShape" mc:Ignorable="w14 w15 w16se w16cid w16 w16cex w16sdtdh wp14">
   <w:abstractNum w:abstractNumId="0" w15:restartNumberingAfterBreak="0">
     <w:nsid w:val="01152627"/>
     <w:multiLevelType w:val="hybridMultilevel"/>
@@ -7547,6 +7712,119 @@
     </w:lvl>
   </w:abstractNum>
   <w:abstractNum w:abstractNumId="29" w15:restartNumberingAfterBreak="0">
+    <w:nsid w:val="46463005"/>
+    <w:multiLevelType w:val="multilevel"/>
+    <w:tmpl w:val="B680F6F0"/>
+    <w:lvl w:ilvl="0">
+      <w:start w:val="1"/>
+      <w:numFmt w:val="decimal"/>
+      <w:lvlText w:val="%1."/>
+      <w:lvlJc w:val="left"/>
+      <w:pPr>
+        <w:tabs>
+          <w:tab w:val="num" w:pos="720"/>
+        </w:tabs>
+        <w:ind w:left="720" w:hanging="360"/>
+      </w:pPr>
+    </w:lvl>
+    <w:lvl w:ilvl="1" w:tentative="1">
+      <w:start w:val="1"/>
+      <w:numFmt w:val="decimal"/>
+      <w:lvlText w:val="%2."/>
+      <w:lvlJc w:val="left"/>
+      <w:pPr>
+        <w:tabs>
+          <w:tab w:val="num" w:pos="1440"/>
+        </w:tabs>
+        <w:ind w:left="1440" w:hanging="360"/>
+      </w:pPr>
+    </w:lvl>
+    <w:lvl w:ilvl="2" w:tentative="1">
+      <w:start w:val="1"/>
+      <w:numFmt w:val="decimal"/>
+      <w:lvlText w:val="%3."/>
+      <w:lvlJc w:val="left"/>
+      <w:pPr>
+        <w:tabs>
+          <w:tab w:val="num" w:pos="2160"/>
+        </w:tabs>
+        <w:ind w:left="2160" w:hanging="360"/>
+      </w:pPr>
+    </w:lvl>
+    <w:lvl w:ilvl="3" w:tentative="1">
+      <w:start w:val="1"/>
+      <w:numFmt w:val="decimal"/>
+      <w:lvlText w:val="%4."/>
+      <w:lvlJc w:val="left"/>
+      <w:pPr>
+        <w:tabs>
+          <w:tab w:val="num" w:pos="2880"/>
+        </w:tabs>
+        <w:ind w:left="2880" w:hanging="360"/>
+      </w:pPr>
+    </w:lvl>
+    <w:lvl w:ilvl="4" w:tentative="1">
+      <w:start w:val="1"/>
+      <w:numFmt w:val="decimal"/>
+      <w:lvlText w:val="%5."/>
+      <w:lvlJc w:val="left"/>
+      <w:pPr>
+        <w:tabs>
+          <w:tab w:val="num" w:pos="3600"/>
+        </w:tabs>
+        <w:ind w:left="3600" w:hanging="360"/>
+      </w:pPr>
+    </w:lvl>
+    <w:lvl w:ilvl="5" w:tentative="1">
+      <w:start w:val="1"/>
+      <w:numFmt w:val="decimal"/>
+      <w:lvlText w:val="%6."/>
+      <w:lvlJc w:val="left"/>
+      <w:pPr>
+        <w:tabs>
+          <w:tab w:val="num" w:pos="4320"/>
+        </w:tabs>
+        <w:ind w:left="4320" w:hanging="360"/>
+      </w:pPr>
+    </w:lvl>
+    <w:lvl w:ilvl="6" w:tentative="1">
+      <w:start w:val="1"/>
+      <w:numFmt w:val="decimal"/>
+      <w:lvlText w:val="%7."/>
+      <w:lvlJc w:val="left"/>
+      <w:pPr>
+        <w:tabs>
+          <w:tab w:val="num" w:pos="5040"/>
+        </w:tabs>
+        <w:ind w:left="5040" w:hanging="360"/>
+      </w:pPr>
+    </w:lvl>
+    <w:lvl w:ilvl="7" w:tentative="1">
+      <w:start w:val="1"/>
+      <w:numFmt w:val="decimal"/>
+      <w:lvlText w:val="%8."/>
+      <w:lvlJc w:val="left"/>
+      <w:pPr>
+        <w:tabs>
+          <w:tab w:val="num" w:pos="5760"/>
+        </w:tabs>
+        <w:ind w:left="5760" w:hanging="360"/>
+      </w:pPr>
+    </w:lvl>
+    <w:lvl w:ilvl="8" w:tentative="1">
+      <w:start w:val="1"/>
+      <w:numFmt w:val="decimal"/>
+      <w:lvlText w:val="%9."/>
+      <w:lvlJc w:val="left"/>
+      <w:pPr>
+        <w:tabs>
+          <w:tab w:val="num" w:pos="6480"/>
+        </w:tabs>
+        <w:ind w:left="6480" w:hanging="360"/>
+      </w:pPr>
+    </w:lvl>
+  </w:abstractNum>
+  <w:abstractNum w:abstractNumId="30" w15:restartNumberingAfterBreak="0">
     <w:nsid w:val="4F5818AD"/>
     <w:multiLevelType w:val="multilevel"/>
     <w:tmpl w:val="DBBA15FE"/>
@@ -7660,7 +7938,7 @@
       </w:rPr>
     </w:lvl>
   </w:abstractNum>
-  <w:abstractNum w:abstractNumId="30" w15:restartNumberingAfterBreak="0">
+  <w:abstractNum w:abstractNumId="31" w15:restartNumberingAfterBreak="0">
     <w:nsid w:val="5AE259F7"/>
     <w:multiLevelType w:val="multilevel"/>
     <w:tmpl w:val="595A22AA"/>
@@ -7809,7 +8087,7 @@
       </w:rPr>
     </w:lvl>
   </w:abstractNum>
-  <w:abstractNum w:abstractNumId="31" w15:restartNumberingAfterBreak="0">
+  <w:abstractNum w:abstractNumId="32" w15:restartNumberingAfterBreak="0">
     <w:nsid w:val="6465427F"/>
     <w:multiLevelType w:val="multilevel"/>
     <w:tmpl w:val="77B494BC"/>
@@ -7925,7 +8203,7 @@
       </w:rPr>
     </w:lvl>
   </w:abstractNum>
-  <w:abstractNum w:abstractNumId="32" w15:restartNumberingAfterBreak="0">
+  <w:abstractNum w:abstractNumId="33" w15:restartNumberingAfterBreak="0">
     <w:nsid w:val="6E4B723E"/>
     <w:multiLevelType w:val="hybridMultilevel"/>
     <w:tmpl w:val="EF787D96"/>
@@ -8014,7 +8292,7 @@
       </w:pPr>
     </w:lvl>
   </w:abstractNum>
-  <w:abstractNum w:abstractNumId="33" w15:restartNumberingAfterBreak="0">
+  <w:abstractNum w:abstractNumId="34" w15:restartNumberingAfterBreak="0">
     <w:nsid w:val="753A72B6"/>
     <w:multiLevelType w:val="hybridMultilevel"/>
     <w:tmpl w:val="8842E254"/>
@@ -8103,7 +8381,7 @@
       </w:pPr>
     </w:lvl>
   </w:abstractNum>
-  <w:abstractNum w:abstractNumId="34" w15:restartNumberingAfterBreak="0">
+  <w:abstractNum w:abstractNumId="35" w15:restartNumberingAfterBreak="0">
     <w:nsid w:val="7B6362B2"/>
     <w:multiLevelType w:val="hybridMultilevel"/>
     <w:tmpl w:val="55646A50"/>
@@ -8239,7 +8517,7 @@
       </w:pPr>
     </w:lvl>
   </w:abstractNum>
-  <w:abstractNum w:abstractNumId="35" w15:restartNumberingAfterBreak="0">
+  <w:abstractNum w:abstractNumId="36" w15:restartNumberingAfterBreak="0">
     <w:nsid w:val="7FD32490"/>
     <w:multiLevelType w:val="multilevel"/>
     <w:tmpl w:val="0419001F"/>
@@ -8352,76 +8630,76 @@
       </w:rPr>
     </w:lvl>
   </w:abstractNum>
-  <w:num w:numId="1">
+  <w:num w:numId="1" w16cid:durableId="1412846221">
     <w:abstractNumId w:val="1"/>
   </w:num>
-  <w:num w:numId="2">
+  <w:num w:numId="2" w16cid:durableId="544102301">
     <w:abstractNumId w:val="22"/>
   </w:num>
-  <w:num w:numId="3">
+  <w:num w:numId="3" w16cid:durableId="1947735932">
     <w:abstractNumId w:val="24"/>
   </w:num>
-  <w:num w:numId="4">
+  <w:num w:numId="4" w16cid:durableId="1493914348">
+    <w:abstractNumId w:val="35"/>
+  </w:num>
+  <w:num w:numId="5" w16cid:durableId="1681466660">
+    <w:abstractNumId w:val="7"/>
+  </w:num>
+  <w:num w:numId="6" w16cid:durableId="1588076985">
+    <w:abstractNumId w:val="23"/>
+  </w:num>
+  <w:num w:numId="7" w16cid:durableId="1808087357">
+    <w:abstractNumId w:val="23"/>
+  </w:num>
+  <w:num w:numId="8" w16cid:durableId="644087997">
+    <w:abstractNumId w:val="25"/>
+  </w:num>
+  <w:num w:numId="9" w16cid:durableId="1951155945">
+    <w:abstractNumId w:val="4"/>
+  </w:num>
+  <w:num w:numId="10" w16cid:durableId="1159930549">
     <w:abstractNumId w:val="34"/>
   </w:num>
-  <w:num w:numId="5">
-    <w:abstractNumId w:val="7"/>
-  </w:num>
-  <w:num w:numId="6">
-    <w:abstractNumId w:val="23"/>
-  </w:num>
-  <w:num w:numId="7">
-    <w:abstractNumId w:val="23"/>
-  </w:num>
-  <w:num w:numId="8">
-    <w:abstractNumId w:val="25"/>
-  </w:num>
-  <w:num w:numId="9">
-    <w:abstractNumId w:val="4"/>
-  </w:num>
-  <w:num w:numId="10">
+  <w:num w:numId="11" w16cid:durableId="1826242426">
     <w:abstractNumId w:val="33"/>
   </w:num>
-  <w:num w:numId="11">
-    <w:abstractNumId w:val="32"/>
-  </w:num>
-  <w:num w:numId="12">
+  <w:num w:numId="12" w16cid:durableId="2126776602">
     <w:abstractNumId w:val="19"/>
   </w:num>
-  <w:num w:numId="13">
+  <w:num w:numId="13" w16cid:durableId="341207440">
     <w:abstractNumId w:val="12"/>
   </w:num>
-  <w:num w:numId="14">
+  <w:num w:numId="14" w16cid:durableId="491722440">
     <w:abstractNumId w:val="21"/>
   </w:num>
-  <w:num w:numId="15">
+  <w:num w:numId="15" w16cid:durableId="127284890">
     <w:abstractNumId w:val="5"/>
   </w:num>
-  <w:num w:numId="16">
+  <w:num w:numId="16" w16cid:durableId="1838882057">
     <w:abstractNumId w:val="15"/>
   </w:num>
-  <w:num w:numId="17">
+  <w:num w:numId="17" w16cid:durableId="1124495609">
     <w:abstractNumId w:val="11"/>
   </w:num>
-  <w:num w:numId="18">
+  <w:num w:numId="18" w16cid:durableId="1959991972">
     <w:abstractNumId w:val="20"/>
   </w:num>
-  <w:num w:numId="19">
+  <w:num w:numId="19" w16cid:durableId="41292294">
     <w:abstractNumId w:val="18"/>
   </w:num>
-  <w:num w:numId="20">
+  <w:num w:numId="20" w16cid:durableId="483396158">
     <w:abstractNumId w:val="13"/>
   </w:num>
-  <w:num w:numId="21">
-    <w:abstractNumId w:val="29"/>
+  <w:num w:numId="21" w16cid:durableId="1670450775">
+    <w:abstractNumId w:val="30"/>
   </w:num>
-  <w:num w:numId="22">
+  <w:num w:numId="22" w16cid:durableId="2012486124">
     <w:abstractNumId w:val="9"/>
   </w:num>
-  <w:num w:numId="23">
+  <w:num w:numId="23" w16cid:durableId="798914551">
     <w:abstractNumId w:val="6"/>
   </w:num>
-  <w:num w:numId="24">
+  <w:num w:numId="24" w16cid:durableId="346517070">
     <w:abstractNumId w:val="6"/>
     <w:lvlOverride w:ilvl="0">
       <w:lvl w:ilvl="0">
@@ -8552,7 +8830,7 @@
       </w:lvl>
     </w:lvlOverride>
   </w:num>
-  <w:num w:numId="25">
+  <w:num w:numId="25" w16cid:durableId="2116905788">
     <w:abstractNumId w:val="6"/>
     <w:lvlOverride w:ilvl="0">
       <w:startOverride w:val="1"/>
@@ -8692,13 +8970,13 @@
       </w:lvl>
     </w:lvlOverride>
   </w:num>
-  <w:num w:numId="26">
-    <w:abstractNumId w:val="31"/>
+  <w:num w:numId="26" w16cid:durableId="1713731951">
+    <w:abstractNumId w:val="32"/>
   </w:num>
-  <w:num w:numId="27">
+  <w:num w:numId="27" w16cid:durableId="1248346881">
     <w:abstractNumId w:val="26"/>
   </w:num>
-  <w:num w:numId="28">
+  <w:num w:numId="28" w16cid:durableId="1381898777">
     <w:abstractNumId w:val="26"/>
     <w:lvlOverride w:ilvl="0">
       <w:lvl w:ilvl="0">
@@ -8830,25 +9108,25 @@
       </w:lvl>
     </w:lvlOverride>
   </w:num>
-  <w:num w:numId="29">
+  <w:num w:numId="29" w16cid:durableId="1220287118">
     <w:abstractNumId w:val="2"/>
   </w:num>
-  <w:num w:numId="30">
+  <w:num w:numId="30" w16cid:durableId="2098207950">
     <w:abstractNumId w:val="3"/>
   </w:num>
-  <w:num w:numId="31">
+  <w:num w:numId="31" w16cid:durableId="684670139">
     <w:abstractNumId w:val="27"/>
   </w:num>
-  <w:num w:numId="32">
+  <w:num w:numId="32" w16cid:durableId="1684165437">
     <w:abstractNumId w:val="10"/>
   </w:num>
-  <w:num w:numId="33">
-    <w:abstractNumId w:val="35"/>
+  <w:num w:numId="33" w16cid:durableId="1696151885">
+    <w:abstractNumId w:val="36"/>
   </w:num>
-  <w:num w:numId="34">
+  <w:num w:numId="34" w16cid:durableId="462232502">
     <w:abstractNumId w:val="28"/>
   </w:num>
-  <w:num w:numId="35">
+  <w:num w:numId="35" w16cid:durableId="270863612">
     <w:abstractNumId w:val="28"/>
     <w:lvlOverride w:ilvl="0">
       <w:lvl w:ilvl="0">
@@ -8980,13 +9258,13 @@
       </w:lvl>
     </w:lvlOverride>
   </w:num>
-  <w:num w:numId="36">
+  <w:num w:numId="36" w16cid:durableId="1434013098">
     <w:abstractNumId w:val="17"/>
   </w:num>
-  <w:num w:numId="37">
+  <w:num w:numId="37" w16cid:durableId="1860311778">
     <w:abstractNumId w:val="8"/>
   </w:num>
-  <w:num w:numId="38">
+  <w:num w:numId="38" w16cid:durableId="1591504520">
     <w:abstractNumId w:val="8"/>
     <w:lvlOverride w:ilvl="0">
       <w:lvl w:ilvl="0">
@@ -9118,23 +9396,26 @@
       </w:lvl>
     </w:lvlOverride>
   </w:num>
-  <w:num w:numId="39">
+  <w:num w:numId="39" w16cid:durableId="2035687806">
     <w:abstractNumId w:val="16"/>
   </w:num>
-  <w:num w:numId="40">
+  <w:num w:numId="40" w16cid:durableId="969937604">
     <w:abstractNumId w:val="14"/>
   </w:num>
-  <w:num w:numId="41">
+  <w:num w:numId="41" w16cid:durableId="1604797013">
     <w:abstractNumId w:val="0"/>
   </w:num>
-  <w:num w:numId="42">
-    <w:abstractNumId w:val="30"/>
+  <w:num w:numId="42" w16cid:durableId="492382228">
+    <w:abstractNumId w:val="31"/>
+  </w:num>
+  <w:num w:numId="43" w16cid:durableId="1922253548">
+    <w:abstractNumId w:val="29"/>
   </w:num>
 </w:numbering>
 </file>
 
 <file path=word/styles.xml><?xml version="1.0" encoding="utf-8"?>
-<w:styles xmlns:mc="http://schemas.openxmlformats.org/markup-compatibility/2006" xmlns:r="http://schemas.openxmlformats.org/officeDocument/2006/relationships" xmlns:w="http://schemas.openxmlformats.org/wordprocessingml/2006/main" xmlns:w14="http://schemas.microsoft.com/office/word/2010/wordml" xmlns:w15="http://schemas.microsoft.com/office/word/2012/wordml" xmlns:w16se="http://schemas.microsoft.com/office/word/2015/wordml/symex" mc:Ignorable="w14 w15 w16se">
+<w:styles xmlns:mc="http://schemas.openxmlformats.org/markup-compatibility/2006" xmlns:r="http://schemas.openxmlformats.org/officeDocument/2006/relationships" xmlns:w="http://schemas.openxmlformats.org/wordprocessingml/2006/main" xmlns:w14="http://schemas.microsoft.com/office/word/2010/wordml" xmlns:w15="http://schemas.microsoft.com/office/word/2012/wordml" xmlns:w16cex="http://schemas.microsoft.com/office/word/2018/wordml/cex" xmlns:w16cid="http://schemas.microsoft.com/office/word/2016/wordml/cid" xmlns:w16="http://schemas.microsoft.com/office/word/2018/wordml" xmlns:w16sdtdh="http://schemas.microsoft.com/office/word/2020/wordml/sdtdatahash" xmlns:w16se="http://schemas.microsoft.com/office/word/2015/wordml/symex" mc:Ignorable="w14 w15 w16se w16cid w16 w16cex w16sdtdh">
   <w:docDefaults>
     <w:rPrDefault>
       <w:rPr>
@@ -9151,7 +9432,7 @@
       </w:pPr>
     </w:pPrDefault>
   </w:docDefaults>
-  <w:latentStyles w:defLockedState="0" w:defUIPriority="99" w:defSemiHidden="0" w:defUnhideWhenUsed="0" w:defQFormat="0" w:count="371">
+  <w:latentStyles w:defLockedState="0" w:defUIPriority="99" w:defSemiHidden="0" w:defUnhideWhenUsed="0" w:defQFormat="0" w:count="376">
     <w:lsdException w:name="Normal" w:uiPriority="0" w:qFormat="1"/>
     <w:lsdException w:name="heading 1" w:uiPriority="9" w:qFormat="1"/>
     <w:lsdException w:name="heading 2" w:semiHidden="1" w:uiPriority="9" w:unhideWhenUsed="1" w:qFormat="1"/>
@@ -9523,6 +9804,11 @@
     <w:lsdException w:name="List Table 5 Dark Accent 6" w:uiPriority="50"/>
     <w:lsdException w:name="List Table 6 Colorful Accent 6" w:uiPriority="51"/>
     <w:lsdException w:name="List Table 7 Colorful Accent 6" w:uiPriority="52"/>
+    <w:lsdException w:name="Mention" w:semiHidden="1" w:unhideWhenUsed="1"/>
+    <w:lsdException w:name="Smart Hyperlink" w:semiHidden="1" w:unhideWhenUsed="1"/>
+    <w:lsdException w:name="Hashtag" w:semiHidden="1" w:unhideWhenUsed="1"/>
+    <w:lsdException w:name="Unresolved Mention" w:semiHidden="1" w:unhideWhenUsed="1"/>
+    <w:lsdException w:name="Smart Link" w:semiHidden="1" w:unhideWhenUsed="1"/>
   </w:latentStyles>
   <w:style w:type="paragraph" w:default="1" w:styleId="a9">
     <w:name w:val="Normal"/>
@@ -9599,7 +9885,6 @@
   <w:style w:type="character" w:default="1" w:styleId="aa">
     <w:name w:val="Default Paragraph Font"/>
     <w:uiPriority w:val="1"/>
-    <w:semiHidden/>
     <w:unhideWhenUsed/>
   </w:style>
   <w:style w:type="table" w:default="1" w:styleId="ab">
@@ -10386,7 +10671,7 @@
       <w:kern w:val="0"/>
     </w:rPr>
   </w:style>
-  <w:style w:type="character" w:customStyle="1" w:styleId="UnresolvedMention">
+  <w:style w:type="character" w:styleId="afff4">
     <w:name w:val="Unresolved Mention"/>
     <w:basedOn w:val="aa"/>
     <w:uiPriority w:val="99"/>
@@ -10398,7 +10683,7 @@
       <w:shd w:val="clear" w:color="auto" w:fill="E1DFDD"/>
     </w:rPr>
   </w:style>
-  <w:style w:type="paragraph" w:styleId="afff4">
+  <w:style w:type="paragraph" w:styleId="afff5">
     <w:name w:val="Normal (Web)"/>
     <w:basedOn w:val="a9"/>
     <w:uiPriority w:val="99"/>
@@ -10420,7 +10705,7 @@
     <w:name w:val="Подпись рисунка"/>
     <w:basedOn w:val="a9"/>
     <w:next w:val="a9"/>
-    <w:link w:val="afff5"/>
+    <w:link w:val="afff6"/>
     <w:qFormat/>
     <w:rsid w:val="00855047"/>
     <w:pPr>
@@ -10439,7 +10724,7 @@
       <w:sz w:val="28"/>
     </w:rPr>
   </w:style>
-  <w:style w:type="character" w:customStyle="1" w:styleId="afff5">
+  <w:style w:type="character" w:customStyle="1" w:styleId="afff6">
     <w:name w:val="Подпись рисунка Знак"/>
     <w:basedOn w:val="aa"/>
     <w:link w:val="a1"/>
@@ -10453,7 +10738,7 @@
   <w:style w:type="paragraph" w:customStyle="1" w:styleId="a3">
     <w:name w:val="Название подглавы"/>
     <w:basedOn w:val="a2"/>
-    <w:link w:val="afff6"/>
+    <w:link w:val="afff7"/>
     <w:qFormat/>
     <w:rsid w:val="00BB7C1D"/>
     <w:pPr>
@@ -10486,7 +10771,7 @@
       <w:szCs w:val="28"/>
     </w:rPr>
   </w:style>
-  <w:style w:type="character" w:customStyle="1" w:styleId="afff6">
+  <w:style w:type="character" w:customStyle="1" w:styleId="afff7">
     <w:name w:val="Название подглавы Знак"/>
     <w:basedOn w:val="afff2"/>
     <w:link w:val="a3"/>
@@ -10504,7 +10789,7 @@
   <w:style w:type="paragraph" w:customStyle="1" w:styleId="a4">
     <w:name w:val="Название подподглавы"/>
     <w:basedOn w:val="a3"/>
-    <w:link w:val="afff7"/>
+    <w:link w:val="afff8"/>
     <w:qFormat/>
     <w:rsid w:val="009878A3"/>
     <w:pPr>
@@ -10516,9 +10801,9 @@
       <w:lang w:val="en-US"/>
     </w:rPr>
   </w:style>
-  <w:style w:type="character" w:customStyle="1" w:styleId="afff7">
+  <w:style w:type="character" w:customStyle="1" w:styleId="afff8">
     <w:name w:val="Название подподглавы Знак"/>
-    <w:basedOn w:val="afff6"/>
+    <w:basedOn w:val="afff7"/>
     <w:link w:val="a4"/>
     <w:rsid w:val="009878A3"/>
     <w:rPr>
@@ -10533,7 +10818,7 @@
       <w:lang w:val="en-US"/>
     </w:rPr>
   </w:style>
-  <w:style w:type="character" w:styleId="afff8">
+  <w:style w:type="character" w:styleId="afff9">
     <w:name w:val="Strong"/>
     <w:basedOn w:val="aa"/>
     <w:uiPriority w:val="22"/>
@@ -10544,7 +10829,7 @@
       <w:bCs/>
     </w:rPr>
   </w:style>
-  <w:style w:type="character" w:styleId="afff9">
+  <w:style w:type="character" w:styleId="afffa">
     <w:name w:val="FollowedHyperlink"/>
     <w:basedOn w:val="aa"/>
     <w:uiPriority w:val="99"/>
@@ -10891,7 +11176,7 @@
 </file>
 
 <file path=customXml/itemProps1.xml><?xml version="1.0" encoding="utf-8"?>
-<ds:datastoreItem xmlns:ds="http://schemas.openxmlformats.org/officeDocument/2006/customXml" ds:itemID="{A1DC93AA-B486-4432-988A-9C941793FF66}">
+<ds:datastoreItem xmlns:ds="http://schemas.openxmlformats.org/officeDocument/2006/customXml" ds:itemID="{F9AC8331-61FF-4F0F-BF7F-659F06EB5BA8}">
   <ds:schemaRefs>
     <ds:schemaRef ds:uri="http://schemas.openxmlformats.org/officeDocument/2006/bibliography"/>
   </ds:schemaRefs>

--- a/документация.docx
+++ b/документация.docx
@@ -1,6 +1,6 @@
 
 <file path=word/document.xml><?xml version="1.0" encoding="utf-8"?>
-<w:document xmlns:wpc="http://schemas.microsoft.com/office/word/2010/wordprocessingCanvas" xmlns:cx="http://schemas.microsoft.com/office/drawing/2014/chartex" xmlns:cx1="http://schemas.microsoft.com/office/drawing/2015/9/8/chartex" xmlns:cx2="http://schemas.microsoft.com/office/drawing/2015/10/21/chartex" xmlns:cx3="http://schemas.microsoft.com/office/drawing/2016/5/9/chartex" xmlns:cx4="http://schemas.microsoft.com/office/drawing/2016/5/10/chartex" xmlns:cx5="http://schemas.microsoft.com/office/drawing/2016/5/11/chartex" xmlns:cx6="http://schemas.microsoft.com/office/drawing/2016/5/12/chartex" xmlns:cx7="http://schemas.microsoft.com/office/drawing/2016/5/13/chartex" xmlns:cx8="http://schemas.microsoft.com/office/drawing/2016/5/14/chartex" xmlns:mc="http://schemas.openxmlformats.org/markup-compatibility/2006" xmlns:aink="http://schemas.microsoft.com/office/drawing/2016/ink" xmlns:am3d="http://schemas.microsoft.com/office/drawing/2017/model3d" xmlns:o="urn:schemas-microsoft-com:office:office" xmlns:oel="http://schemas.microsoft.com/office/2019/extlst" xmlns:r="http://schemas.openxmlformats.org/officeDocument/2006/relationships" xmlns:m="http://schemas.openxmlformats.org/officeDocument/2006/math" xmlns:v="urn:schemas-microsoft-com:vml" xmlns:wp14="http://schemas.microsoft.com/office/word/2010/wordprocessingDrawing" xmlns:wp="http://schemas.openxmlformats.org/drawingml/2006/wordprocessingDrawing" xmlns:w10="urn:schemas-microsoft-com:office:word" xmlns:w="http://schemas.openxmlformats.org/wordprocessingml/2006/main" xmlns:w14="http://schemas.microsoft.com/office/word/2010/wordml" xmlns:w15="http://schemas.microsoft.com/office/word/2012/wordml" xmlns:w16cex="http://schemas.microsoft.com/office/word/2018/wordml/cex" xmlns:w16cid="http://schemas.microsoft.com/office/word/2016/wordml/cid" xmlns:w16="http://schemas.microsoft.com/office/word/2018/wordml" xmlns:w16sdtdh="http://schemas.microsoft.com/office/word/2020/wordml/sdtdatahash" xmlns:w16se="http://schemas.microsoft.com/office/word/2015/wordml/symex" xmlns:wpg="http://schemas.microsoft.com/office/word/2010/wordprocessingGroup" xmlns:wpi="http://schemas.microsoft.com/office/word/2010/wordprocessingInk" xmlns:wne="http://schemas.microsoft.com/office/word/2006/wordml" xmlns:wps="http://schemas.microsoft.com/office/word/2010/wordprocessingShape" mc:Ignorable="w14 w15 w16se w16cid w16 w16cex w16sdtdh wp14">
+<w:document xmlns:wpc="http://schemas.microsoft.com/office/word/2010/wordprocessingCanvas" xmlns:cx="http://schemas.microsoft.com/office/drawing/2014/chartex" xmlns:mc="http://schemas.openxmlformats.org/markup-compatibility/2006" xmlns:o="urn:schemas-microsoft-com:office:office" xmlns:r="http://schemas.openxmlformats.org/officeDocument/2006/relationships" xmlns:m="http://schemas.openxmlformats.org/officeDocument/2006/math" xmlns:v="urn:schemas-microsoft-com:vml" xmlns:wp14="http://schemas.microsoft.com/office/word/2010/wordprocessingDrawing" xmlns:wp="http://schemas.openxmlformats.org/drawingml/2006/wordprocessingDrawing" xmlns:w10="urn:schemas-microsoft-com:office:word" xmlns:w="http://schemas.openxmlformats.org/wordprocessingml/2006/main" xmlns:w14="http://schemas.microsoft.com/office/word/2010/wordml" xmlns:w15="http://schemas.microsoft.com/office/word/2012/wordml" xmlns:w16se="http://schemas.microsoft.com/office/word/2015/wordml/symex" xmlns:wpg="http://schemas.microsoft.com/office/word/2010/wordprocessingGroup" xmlns:wpi="http://schemas.microsoft.com/office/word/2010/wordprocessingInk" xmlns:wne="http://schemas.microsoft.com/office/word/2006/wordml" xmlns:wps="http://schemas.microsoft.com/office/word/2010/wordprocessingShape" mc:Ignorable="w14 w15 w16se wp14">
   <w:body>
     <w:p>
       <w:pPr>
@@ -13,6 +13,8 @@
           <w:szCs w:val="24"/>
         </w:rPr>
       </w:pPr>
+      <w:bookmarkStart w:id="0" w:name="_GoBack"/>
+      <w:bookmarkEnd w:id="0"/>
     </w:p>
     <w:p>
       <w:pPr>
@@ -1401,14 +1403,14 @@
       <w:pPr>
         <w:pStyle w:val="afff1"/>
       </w:pPr>
-      <w:bookmarkStart w:id="0" w:name="_Toc146714448"/>
-      <w:bookmarkStart w:id="1" w:name="_Toc146718938"/>
+      <w:bookmarkStart w:id="1" w:name="_Toc146714448"/>
+      <w:bookmarkStart w:id="2" w:name="_Toc146718938"/>
       <w:r>
         <w:lastRenderedPageBreak/>
         <w:t>Содержание</w:t>
       </w:r>
-      <w:bookmarkEnd w:id="0"/>
       <w:bookmarkEnd w:id="1"/>
+      <w:bookmarkEnd w:id="2"/>
     </w:p>
     <w:p>
       <w:pPr>
@@ -1453,14 +1455,14 @@
       <w:pPr>
         <w:pStyle w:val="afff1"/>
       </w:pPr>
-      <w:bookmarkStart w:id="2" w:name="_Toc146714450"/>
-      <w:bookmarkStart w:id="3" w:name="_Toc146718939"/>
+      <w:bookmarkStart w:id="3" w:name="_Toc146714450"/>
+      <w:bookmarkStart w:id="4" w:name="_Toc146718939"/>
       <w:r>
         <w:lastRenderedPageBreak/>
         <w:t>Введение</w:t>
       </w:r>
-      <w:bookmarkEnd w:id="2"/>
       <w:bookmarkEnd w:id="3"/>
+      <w:bookmarkEnd w:id="4"/>
     </w:p>
     <w:p>
       <w:pPr>
@@ -1491,15 +1493,7 @@
         <w:pStyle w:val="afff0"/>
       </w:pPr>
       <w:r>
-        <w:t>Платформа 1</w:t>
-      </w:r>
-      <w:proofErr w:type="gramStart"/>
-      <w:r>
-        <w:t>С:Предприятие</w:t>
-      </w:r>
-      <w:proofErr w:type="gramEnd"/>
-      <w:r>
-        <w:t xml:space="preserve"> в данном контексте представляет особый интерес как наиболее распространённая платформа автоматизации учёта в России, обладающая мощным инструментарием разработки и обширным сообществом специалистов. Наличие бесплатной учебной версии платформы делает её доступной для домашнего использования.</w:t>
+        <w:t>Платформа 1С:Предприятие в данном контексте представляет особый интерес как наиболее распространённая платформа автоматизации учёта в России, обладающая мощным инструментарием разработки и обширным сообществом специалистов. Наличие бесплатной учебной версии платформы делает её доступной для домашнего использования.</w:t>
       </w:r>
     </w:p>
     <w:p>
@@ -1517,9 +1511,9 @@
       <w:pPr>
         <w:pStyle w:val="a2"/>
       </w:pPr>
-      <w:bookmarkStart w:id="4" w:name="_Toc146280264"/>
-      <w:bookmarkStart w:id="5" w:name="_Toc146714451"/>
-      <w:bookmarkStart w:id="6" w:name="_Toc146718940"/>
+      <w:bookmarkStart w:id="5" w:name="_Toc146280264"/>
+      <w:bookmarkStart w:id="6" w:name="_Toc146714451"/>
+      <w:bookmarkStart w:id="7" w:name="_Toc146718940"/>
     </w:p>
     <w:p>
       <w:pPr>
@@ -1528,9 +1522,9 @@
       <w:r>
         <w:t>Постановка задачи</w:t>
       </w:r>
-      <w:bookmarkEnd w:id="4"/>
       <w:bookmarkEnd w:id="5"/>
       <w:bookmarkEnd w:id="6"/>
+      <w:bookmarkEnd w:id="7"/>
     </w:p>
     <w:p>
       <w:pPr>
@@ -1604,13 +1598,8 @@
         <w:pStyle w:val="a0"/>
       </w:pPr>
       <w:r>
-        <w:t>Разработать конфигурацию под платформу 1</w:t>
-      </w:r>
-      <w:proofErr w:type="gramStart"/>
-      <w:r>
-        <w:t>С:Предприятие</w:t>
-      </w:r>
-      <w:proofErr w:type="gramEnd"/>
+        <w:t>Разработать конфигурацию под платформу 1С:Предприятие</w:t>
+      </w:r>
     </w:p>
     <w:p>
       <w:pPr>
@@ -1692,15 +1681,15 @@
       <w:pPr>
         <w:pStyle w:val="a3"/>
       </w:pPr>
-      <w:bookmarkStart w:id="7" w:name="_Toc146280265"/>
-      <w:bookmarkStart w:id="8" w:name="_Toc146714456"/>
-      <w:bookmarkStart w:id="9" w:name="_Toc146718945"/>
+      <w:bookmarkStart w:id="8" w:name="_Toc146280265"/>
+      <w:bookmarkStart w:id="9" w:name="_Toc146714456"/>
+      <w:bookmarkStart w:id="10" w:name="_Toc146718945"/>
       <w:r>
         <w:t xml:space="preserve">Анализ </w:t>
       </w:r>
-      <w:bookmarkEnd w:id="7"/>
       <w:bookmarkEnd w:id="8"/>
       <w:bookmarkEnd w:id="9"/>
+      <w:bookmarkEnd w:id="10"/>
       <w:r>
         <w:t>конкурентной среды</w:t>
       </w:r>
@@ -1796,92 +1785,53 @@
       <w:pPr>
         <w:pStyle w:val="a4"/>
       </w:pPr>
-      <w:proofErr w:type="spellStart"/>
-      <w:r>
-        <w:t>Классификация</w:t>
-      </w:r>
-      <w:proofErr w:type="spellEnd"/>
+      <w:r>
+        <w:t xml:space="preserve">Классификация </w:t>
+      </w:r>
+      <w:r>
+        <w:rPr>
+          <w:lang w:val="ru-RU"/>
+        </w:rPr>
+        <w:t xml:space="preserve">и анализ </w:t>
+      </w:r>
+      <w:r>
+        <w:t>конкурентов</w:t>
+      </w:r>
+    </w:p>
+    <w:p>
+      <w:pPr>
+        <w:pStyle w:val="afff0"/>
+      </w:pPr>
+      <w:r>
+        <w:t>Для систематизации конкурентного анализа все решения, которые могут выступать альтернативой проектируемой системе, были разделены на пять категорий.</w:t>
+      </w:r>
+    </w:p>
+    <w:p>
+      <w:pPr>
+        <w:pStyle w:val="afff0"/>
+      </w:pPr>
+      <w:r>
+        <w:t>1. Универсальные складские системы на платформе 1С.</w:t>
+      </w:r>
       <w:r>
         <w:t xml:space="preserve"> </w:t>
       </w:r>
       <w:r>
-        <w:rPr>
-          <w:lang w:val="ru-RU"/>
-        </w:rPr>
-        <w:t xml:space="preserve">и анализ </w:t>
-      </w:r>
-      <w:proofErr w:type="spellStart"/>
-      <w:r>
-        <w:t>конкурентов</w:t>
-      </w:r>
-      <w:proofErr w:type="spellEnd"/>
+        <w:t>К этой группе относятся типовые конфигурации 1С, предназначенные для ведения складского учёта: «1С:Управление торговлей», «1С:Управление нашей фирмой», «1С:Бухгалтерия». Эти решения близки по технологической платформе, но являются универсальными и не учитывают специфику учёта автомобильных запчастей.</w:t>
+      </w:r>
     </w:p>
     <w:p>
       <w:pPr>
         <w:pStyle w:val="afff0"/>
       </w:pPr>
       <w:r>
-        <w:t>Для систематизации конкурентного анализа все решения, которые могут выступать альтернативой проектируемой системе, были разделены на пять категорий.</w:t>
-      </w:r>
-    </w:p>
-    <w:p>
-      <w:pPr>
-        <w:pStyle w:val="afff0"/>
-      </w:pPr>
-      <w:r>
-        <w:t>1. Универсальные складские системы на платформе 1С.</w:t>
+        <w:t>2. Специализированные автомобильные системы.</w:t>
       </w:r>
       <w:r>
         <w:t xml:space="preserve"> </w:t>
       </w:r>
       <w:r>
-        <w:t>К этой группе относятся типовые конфигурации 1С, предназначенные для ведения складского учёта: «1</w:t>
-      </w:r>
-      <w:proofErr w:type="gramStart"/>
-      <w:r>
-        <w:t>С:Управление</w:t>
-      </w:r>
-      <w:proofErr w:type="gramEnd"/>
-      <w:r>
-        <w:t xml:space="preserve"> торговлей», «1С:Управление нашей фирмой», «1С:Бухгалтерия». Эти решения близки по технологической платформе, но являются универсальными и не учитывают специфику учёта автомобильных запчастей.</w:t>
-      </w:r>
-    </w:p>
-    <w:p>
-      <w:pPr>
-        <w:pStyle w:val="afff0"/>
-      </w:pPr>
-      <w:r>
-        <w:t>2. Специализированные автомобильные системы.</w:t>
-      </w:r>
-      <w:r>
-        <w:t xml:space="preserve"> </w:t>
-      </w:r>
-      <w:r>
-        <w:t>В данную категорию входят программы для автосервисов и магазинов автозапчастей: «1</w:t>
-      </w:r>
-      <w:proofErr w:type="gramStart"/>
-      <w:r>
-        <w:t>С:Автосервис</w:t>
-      </w:r>
-      <w:proofErr w:type="gramEnd"/>
-      <w:r>
-        <w:t xml:space="preserve">», </w:t>
-      </w:r>
-      <w:proofErr w:type="spellStart"/>
-      <w:r>
-        <w:t>TurboService</w:t>
-      </w:r>
-      <w:proofErr w:type="spellEnd"/>
-      <w:r>
-        <w:t xml:space="preserve">, </w:t>
-      </w:r>
-      <w:proofErr w:type="spellStart"/>
-      <w:r>
-        <w:t>AutoSoft</w:t>
-      </w:r>
-      <w:proofErr w:type="spellEnd"/>
-      <w:r>
-        <w:t xml:space="preserve"> и другие. Их преимущество — наличие автомобильной специфики: работа с артикулами, моделями </w:t>
+        <w:t xml:space="preserve">В данную категорию входят программы для автосервисов и магазинов автозапчастей: «1С:Автосервис», TurboService, AutoSoft и другие. Их преимущество — наличие автомобильной специфики: работа с артикулами, моделями </w:t>
       </w:r>
       <w:r>
         <w:lastRenderedPageBreak/>
@@ -1899,23 +1849,7 @@
         <w:t xml:space="preserve"> </w:t>
       </w:r>
       <w:r>
-        <w:t>Это облачные и десктопные решения для складского учёта: «</w:t>
-      </w:r>
-      <w:proofErr w:type="spellStart"/>
-      <w:r>
-        <w:t>МойСклад</w:t>
-      </w:r>
-      <w:proofErr w:type="spellEnd"/>
-      <w:r>
-        <w:t>», «Большая Птица», «</w:t>
-      </w:r>
-      <w:proofErr w:type="spellStart"/>
-      <w:r>
-        <w:t>Контур.Маркет</w:t>
-      </w:r>
-      <w:proofErr w:type="spellEnd"/>
-      <w:r>
-        <w:t>», а также зарубежные аналоги. Они обладают развитым функционалом, но не содержат автомобильной специализации и чаще всего работают по подписочной модели.</w:t>
+        <w:t>Это облачные и десктопные решения для складского учёта: «МойСклад», «Большая Птица», «Контур.Маркет», а также зарубежные аналоги. Они обладают развитым функционалом, но не содержат автомобильной специализации и чаще всего работают по подписочной модели.</w:t>
       </w:r>
     </w:p>
     <w:p>
@@ -1929,85 +1863,21 @@
         <w:t xml:space="preserve"> </w:t>
       </w:r>
       <w:r>
-        <w:t xml:space="preserve">Сюда относятся приложения для простого учёта имущества и запасов: </w:t>
-      </w:r>
-      <w:proofErr w:type="spellStart"/>
-      <w:r>
-        <w:t>Sortly</w:t>
-      </w:r>
-      <w:proofErr w:type="spellEnd"/>
-      <w:r>
-        <w:t xml:space="preserve">, </w:t>
-      </w:r>
-      <w:proofErr w:type="spellStart"/>
-      <w:r>
-        <w:t>Memento</w:t>
-      </w:r>
-      <w:proofErr w:type="spellEnd"/>
-      <w:r>
-        <w:t xml:space="preserve"> Database, Home </w:t>
-      </w:r>
-      <w:proofErr w:type="spellStart"/>
-      <w:r>
-        <w:t>Inventory</w:t>
-      </w:r>
-      <w:proofErr w:type="spellEnd"/>
-      <w:r>
-        <w:t xml:space="preserve">, </w:t>
-      </w:r>
-      <w:proofErr w:type="spellStart"/>
-      <w:r>
-        <w:t>Parts</w:t>
-      </w:r>
-      <w:proofErr w:type="spellEnd"/>
+        <w:t>Сюда относятся приложения для простого учёта имущества и запасов: Sortly, Memento Database, Home Inventory, Parts Tracker. Также в эту группу можно включить Airtable и Notion. Их основное преимущество — простота и доступность, но они не обеспечивают полноценного складского учёта и документооборота.</w:t>
+      </w:r>
+    </w:p>
+    <w:p>
+      <w:pPr>
+        <w:pStyle w:val="afff0"/>
+      </w:pPr>
+      <w:r>
+        <w:t>5. Электронные таблицы и отсутствие системы учёта.</w:t>
+      </w:r>
       <w:r>
         <w:t xml:space="preserve"> </w:t>
       </w:r>
-      <w:proofErr w:type="spellStart"/>
-      <w:r>
-        <w:t>Tracker</w:t>
-      </w:r>
-      <w:proofErr w:type="spellEnd"/>
-      <w:r>
-        <w:t xml:space="preserve">. Также в эту группу можно включить </w:t>
-      </w:r>
-      <w:proofErr w:type="spellStart"/>
-      <w:r>
-        <w:t>Airtable</w:t>
-      </w:r>
-      <w:proofErr w:type="spellEnd"/>
-      <w:r>
-        <w:t xml:space="preserve"> и </w:t>
-      </w:r>
-      <w:proofErr w:type="spellStart"/>
-      <w:r>
-        <w:t>Notion</w:t>
-      </w:r>
-      <w:proofErr w:type="spellEnd"/>
-      <w:r>
-        <w:t>. Их основное преимущество — простота и доступность, но они не обеспечивают полноценного складского учёта и документооборота.</w:t>
-      </w:r>
-    </w:p>
-    <w:p>
-      <w:pPr>
-        <w:pStyle w:val="afff0"/>
-      </w:pPr>
-      <w:r>
-        <w:t>5. Электронные таблицы и отсутствие системы учёта.</w:t>
-      </w:r>
-      <w:r>
-        <w:t xml:space="preserve"> </w:t>
-      </w:r>
-      <w:r>
-        <w:t xml:space="preserve">Наиболее массовая категория в домашнем сегменте. Многие автовладельцы используют Excel или Google </w:t>
-      </w:r>
-      <w:proofErr w:type="spellStart"/>
-      <w:r>
-        <w:t>Sheets</w:t>
-      </w:r>
-      <w:proofErr w:type="spellEnd"/>
-      <w:r>
-        <w:t>, а часть вообще не ведёт учёт, полагаясь на память. Именно эти варианты являются основными альтернативами для целевой аудитории проекта.</w:t>
+      <w:r>
+        <w:t>Наиболее массовая категория в домашнем сегменте. Многие автовладельцы используют Excel или Google Sheets, а часть вообще не ведёт учёт, полагаясь на память. Именно эти варианты являются основными альтернативами для целевой аудитории проекта.</w:t>
       </w:r>
     </w:p>
     <w:p>
@@ -2042,6 +1912,25 @@
       </w:pPr>
       <w:r>
         <w:t>Для наглядного сопоставления конкурентных решений с проектируемой системой составлена сводная таблица по ключевым критериям. Оценка проводится по пятибалльной шкале, где 5 — наилучший результат.</w:t>
+      </w:r>
+    </w:p>
+    <w:p>
+      <w:pPr>
+        <w:pStyle w:val="afff0"/>
+      </w:pPr>
+      <w:r>
+        <w:t xml:space="preserve">Таблица </w:t>
+      </w:r>
+      <w:fldSimple w:instr=" SEQ Таблица \* ARABIC ">
+        <w:r>
+          <w:rPr>
+            <w:noProof/>
+          </w:rPr>
+          <w:t>1</w:t>
+        </w:r>
+      </w:fldSimple>
+      <w:r>
+        <w:t xml:space="preserve"> Сравнительный анализ</w:t>
       </w:r>
     </w:p>
     <w:tbl>
@@ -2054,14 +1943,14 @@
       </w:tblPr>
       <w:tblGrid>
         <w:gridCol w:w="2300"/>
-        <w:gridCol w:w="927"/>
-        <w:gridCol w:w="1168"/>
-        <w:gridCol w:w="1851"/>
-        <w:gridCol w:w="904"/>
-        <w:gridCol w:w="843"/>
-        <w:gridCol w:w="1260"/>
-        <w:gridCol w:w="776"/>
-        <w:gridCol w:w="971"/>
+        <w:gridCol w:w="961"/>
+        <w:gridCol w:w="1134"/>
+        <w:gridCol w:w="1701"/>
+        <w:gridCol w:w="851"/>
+        <w:gridCol w:w="850"/>
+        <w:gridCol w:w="1134"/>
+        <w:gridCol w:w="851"/>
+        <w:gridCol w:w="1218"/>
       </w:tblGrid>
       <w:tr>
         <w:tc>
@@ -2071,20 +1960,16 @@
           <w:p>
             <w:pPr>
               <w:pStyle w:val="afff0"/>
-              <w:ind w:firstLine="0"/>
-              <w:rPr>
-                <w:b/>
-                <w:bCs/>
-                <w:sz w:val="24"/>
-                <w:szCs w:val="24"/>
+              <w:jc w:val="left"/>
+              <w:rPr>
+                <w:sz w:val="22"/>
+                <w:szCs w:val="22"/>
               </w:rPr>
             </w:pPr>
             <w:r>
               <w:rPr>
-                <w:b/>
-                <w:bCs/>
-                <w:sz w:val="24"/>
-                <w:szCs w:val="24"/>
+                <w:sz w:val="22"/>
+                <w:szCs w:val="22"/>
               </w:rPr>
               <w:t>Критерий</w:t>
             </w:r>
@@ -2092,25 +1977,21 @@
         </w:tc>
         <w:tc>
           <w:tcPr>
-            <w:tcW w:w="927" w:type="dxa"/>
+            <w:tcW w:w="961" w:type="dxa"/>
           </w:tcPr>
           <w:p>
             <w:pPr>
               <w:pStyle w:val="afff0"/>
               <w:ind w:firstLine="0"/>
               <w:rPr>
-                <w:b/>
-                <w:bCs/>
-                <w:sz w:val="24"/>
-                <w:szCs w:val="24"/>
+                <w:sz w:val="22"/>
+                <w:szCs w:val="22"/>
               </w:rPr>
             </w:pPr>
             <w:r>
               <w:rPr>
-                <w:b/>
-                <w:bCs/>
-                <w:sz w:val="24"/>
-                <w:szCs w:val="24"/>
+                <w:sz w:val="22"/>
+                <w:szCs w:val="22"/>
               </w:rPr>
               <w:t>1С:УТ</w:t>
             </w:r>
@@ -2118,25 +1999,21 @@
         </w:tc>
         <w:tc>
           <w:tcPr>
-            <w:tcW w:w="1168" w:type="dxa"/>
+            <w:tcW w:w="1134" w:type="dxa"/>
           </w:tcPr>
           <w:p>
             <w:pPr>
               <w:pStyle w:val="afff0"/>
               <w:ind w:firstLine="0"/>
               <w:rPr>
-                <w:b/>
-                <w:bCs/>
-                <w:sz w:val="24"/>
-                <w:szCs w:val="24"/>
+                <w:sz w:val="22"/>
+                <w:szCs w:val="22"/>
               </w:rPr>
             </w:pPr>
             <w:r>
               <w:rPr>
-                <w:b/>
-                <w:bCs/>
-                <w:sz w:val="24"/>
-                <w:szCs w:val="24"/>
+                <w:sz w:val="22"/>
+                <w:szCs w:val="22"/>
               </w:rPr>
               <w:t>1С:УНФ</w:t>
             </w:r>
@@ -2144,25 +2021,21 @@
         </w:tc>
         <w:tc>
           <w:tcPr>
-            <w:tcW w:w="1851" w:type="dxa"/>
+            <w:tcW w:w="1701" w:type="dxa"/>
           </w:tcPr>
           <w:p>
             <w:pPr>
               <w:pStyle w:val="afff0"/>
               <w:ind w:firstLine="0"/>
               <w:rPr>
-                <w:b/>
-                <w:bCs/>
-                <w:sz w:val="24"/>
-                <w:szCs w:val="24"/>
+                <w:sz w:val="22"/>
+                <w:szCs w:val="22"/>
               </w:rPr>
             </w:pPr>
             <w:r>
               <w:rPr>
-                <w:b/>
-                <w:bCs/>
-                <w:sz w:val="24"/>
-                <w:szCs w:val="24"/>
+                <w:sz w:val="22"/>
+                <w:szCs w:val="22"/>
               </w:rPr>
               <w:t>1С:Автосервис</w:t>
             </w:r>
@@ -2170,25 +2043,21 @@
         </w:tc>
         <w:tc>
           <w:tcPr>
-            <w:tcW w:w="904" w:type="dxa"/>
+            <w:tcW w:w="851" w:type="dxa"/>
           </w:tcPr>
           <w:p>
             <w:pPr>
               <w:pStyle w:val="afff0"/>
               <w:ind w:firstLine="0"/>
               <w:rPr>
-                <w:b/>
-                <w:bCs/>
-                <w:sz w:val="24"/>
-                <w:szCs w:val="24"/>
+                <w:sz w:val="22"/>
+                <w:szCs w:val="22"/>
               </w:rPr>
             </w:pPr>
             <w:r>
               <w:rPr>
-                <w:b/>
-                <w:bCs/>
-                <w:sz w:val="24"/>
-                <w:szCs w:val="24"/>
+                <w:sz w:val="22"/>
+                <w:szCs w:val="22"/>
               </w:rPr>
               <w:t>Мой-Склад</w:t>
             </w:r>
@@ -2196,81 +2065,65 @@
         </w:tc>
         <w:tc>
           <w:tcPr>
-            <w:tcW w:w="843" w:type="dxa"/>
+            <w:tcW w:w="850" w:type="dxa"/>
           </w:tcPr>
           <w:p>
             <w:pPr>
               <w:pStyle w:val="afff0"/>
               <w:ind w:firstLine="0"/>
               <w:rPr>
-                <w:b/>
-                <w:bCs/>
-                <w:sz w:val="24"/>
-                <w:szCs w:val="24"/>
+                <w:sz w:val="22"/>
+                <w:szCs w:val="22"/>
               </w:rPr>
             </w:pPr>
-            <w:proofErr w:type="spellStart"/>
             <w:r>
               <w:rPr>
-                <w:b/>
-                <w:bCs/>
-                <w:sz w:val="24"/>
-                <w:szCs w:val="24"/>
+                <w:sz w:val="22"/>
+                <w:szCs w:val="22"/>
               </w:rPr>
               <w:t>Sortly</w:t>
             </w:r>
-            <w:proofErr w:type="spellEnd"/>
           </w:p>
         </w:tc>
         <w:tc>
           <w:tcPr>
-            <w:tcW w:w="1260" w:type="dxa"/>
+            <w:tcW w:w="1134" w:type="dxa"/>
           </w:tcPr>
           <w:p>
             <w:pPr>
               <w:pStyle w:val="afff0"/>
               <w:ind w:firstLine="0"/>
               <w:rPr>
-                <w:b/>
-                <w:bCs/>
-                <w:sz w:val="24"/>
-                <w:szCs w:val="24"/>
+                <w:sz w:val="22"/>
+                <w:szCs w:val="22"/>
               </w:rPr>
             </w:pPr>
-            <w:proofErr w:type="spellStart"/>
             <w:r>
               <w:rPr>
-                <w:b/>
-                <w:bCs/>
-                <w:sz w:val="24"/>
-                <w:szCs w:val="24"/>
+                <w:sz w:val="22"/>
+                <w:szCs w:val="22"/>
               </w:rPr>
               <w:t>Memento</w:t>
             </w:r>
-            <w:proofErr w:type="spellEnd"/>
           </w:p>
         </w:tc>
         <w:tc>
           <w:tcPr>
-            <w:tcW w:w="776" w:type="dxa"/>
+            <w:tcW w:w="851" w:type="dxa"/>
           </w:tcPr>
           <w:p>
             <w:pPr>
               <w:pStyle w:val="afff0"/>
               <w:ind w:firstLine="0"/>
               <w:rPr>
-                <w:b/>
-                <w:bCs/>
-                <w:sz w:val="24"/>
-                <w:szCs w:val="24"/>
+                <w:sz w:val="22"/>
+                <w:szCs w:val="22"/>
               </w:rPr>
             </w:pPr>
             <w:r>
               <w:rPr>
-                <w:b/>
-                <w:bCs/>
-                <w:sz w:val="24"/>
-                <w:szCs w:val="24"/>
+                <w:sz w:val="22"/>
+                <w:szCs w:val="22"/>
               </w:rPr>
               <w:t>Excel</w:t>
             </w:r>
@@ -2278,25 +2131,21 @@
         </w:tc>
         <w:tc>
           <w:tcPr>
-            <w:tcW w:w="971" w:type="dxa"/>
+            <w:tcW w:w="1218" w:type="dxa"/>
           </w:tcPr>
           <w:p>
             <w:pPr>
               <w:pStyle w:val="afff0"/>
               <w:ind w:firstLine="0"/>
               <w:rPr>
-                <w:b/>
-                <w:bCs/>
-                <w:sz w:val="24"/>
-                <w:szCs w:val="24"/>
+                <w:sz w:val="22"/>
+                <w:szCs w:val="22"/>
               </w:rPr>
             </w:pPr>
             <w:r>
               <w:rPr>
-                <w:b/>
-                <w:bCs/>
-                <w:sz w:val="24"/>
-                <w:szCs w:val="24"/>
+                <w:sz w:val="22"/>
+                <w:szCs w:val="22"/>
               </w:rPr>
               <w:t>Наш проект</w:t>
             </w:r>
@@ -2311,20 +2160,16 @@
           <w:p>
             <w:pPr>
               <w:pStyle w:val="afff0"/>
-              <w:ind w:firstLine="0"/>
-              <w:rPr>
-                <w:b/>
-                <w:bCs/>
-                <w:sz w:val="24"/>
-                <w:szCs w:val="24"/>
+              <w:jc w:val="center"/>
+              <w:rPr>
+                <w:sz w:val="22"/>
+                <w:szCs w:val="22"/>
               </w:rPr>
             </w:pPr>
             <w:r>
               <w:rPr>
-                <w:b/>
-                <w:bCs/>
-                <w:sz w:val="24"/>
-                <w:szCs w:val="24"/>
+                <w:sz w:val="22"/>
+                <w:szCs w:val="22"/>
               </w:rPr>
               <w:t>Функциональное соответствие</w:t>
             </w:r>
@@ -2332,112 +2177,184 @@
         </w:tc>
         <w:tc>
           <w:tcPr>
-            <w:tcW w:w="927" w:type="dxa"/>
+            <w:tcW w:w="961" w:type="dxa"/>
           </w:tcPr>
           <w:p>
             <w:pPr>
               <w:pStyle w:val="afff0"/>
               <w:ind w:firstLine="0"/>
+              <w:jc w:val="center"/>
+              <w:rPr>
+                <w:sz w:val="22"/>
+                <w:szCs w:val="22"/>
+              </w:rPr>
             </w:pPr>
             <w:r>
+              <w:rPr>
+                <w:sz w:val="22"/>
+                <w:szCs w:val="22"/>
+              </w:rPr>
               <w:t>5</w:t>
             </w:r>
           </w:p>
         </w:tc>
         <w:tc>
           <w:tcPr>
-            <w:tcW w:w="1168" w:type="dxa"/>
+            <w:tcW w:w="1134" w:type="dxa"/>
           </w:tcPr>
           <w:p>
             <w:pPr>
               <w:pStyle w:val="afff0"/>
               <w:ind w:firstLine="0"/>
+              <w:jc w:val="center"/>
+              <w:rPr>
+                <w:sz w:val="22"/>
+                <w:szCs w:val="22"/>
+              </w:rPr>
             </w:pPr>
             <w:r>
+              <w:rPr>
+                <w:sz w:val="22"/>
+                <w:szCs w:val="22"/>
+              </w:rPr>
               <w:t>4</w:t>
             </w:r>
           </w:p>
         </w:tc>
         <w:tc>
           <w:tcPr>
-            <w:tcW w:w="1851" w:type="dxa"/>
+            <w:tcW w:w="1701" w:type="dxa"/>
           </w:tcPr>
           <w:p>
             <w:pPr>
               <w:pStyle w:val="afff0"/>
               <w:ind w:firstLine="0"/>
+              <w:jc w:val="center"/>
+              <w:rPr>
+                <w:sz w:val="22"/>
+                <w:szCs w:val="22"/>
+              </w:rPr>
             </w:pPr>
             <w:r>
+              <w:rPr>
+                <w:sz w:val="22"/>
+                <w:szCs w:val="22"/>
+              </w:rPr>
               <w:t>4</w:t>
             </w:r>
           </w:p>
         </w:tc>
         <w:tc>
           <w:tcPr>
-            <w:tcW w:w="904" w:type="dxa"/>
+            <w:tcW w:w="851" w:type="dxa"/>
           </w:tcPr>
           <w:p>
             <w:pPr>
               <w:pStyle w:val="afff0"/>
               <w:ind w:firstLine="0"/>
+              <w:jc w:val="center"/>
+              <w:rPr>
+                <w:sz w:val="22"/>
+                <w:szCs w:val="22"/>
+              </w:rPr>
             </w:pPr>
             <w:r>
+              <w:rPr>
+                <w:sz w:val="22"/>
+                <w:szCs w:val="22"/>
+              </w:rPr>
               <w:t>4</w:t>
             </w:r>
           </w:p>
         </w:tc>
         <w:tc>
           <w:tcPr>
-            <w:tcW w:w="843" w:type="dxa"/>
+            <w:tcW w:w="850" w:type="dxa"/>
           </w:tcPr>
           <w:p>
             <w:pPr>
               <w:pStyle w:val="afff0"/>
               <w:ind w:firstLine="0"/>
+              <w:jc w:val="center"/>
+              <w:rPr>
+                <w:sz w:val="22"/>
+                <w:szCs w:val="22"/>
+              </w:rPr>
             </w:pPr>
             <w:r>
+              <w:rPr>
+                <w:sz w:val="22"/>
+                <w:szCs w:val="22"/>
+              </w:rPr>
               <w:t>2</w:t>
             </w:r>
           </w:p>
         </w:tc>
         <w:tc>
           <w:tcPr>
-            <w:tcW w:w="1260" w:type="dxa"/>
+            <w:tcW w:w="1134" w:type="dxa"/>
           </w:tcPr>
           <w:p>
             <w:pPr>
               <w:pStyle w:val="afff0"/>
               <w:ind w:firstLine="0"/>
+              <w:jc w:val="center"/>
+              <w:rPr>
+                <w:sz w:val="22"/>
+                <w:szCs w:val="22"/>
+              </w:rPr>
             </w:pPr>
             <w:r>
+              <w:rPr>
+                <w:sz w:val="22"/>
+                <w:szCs w:val="22"/>
+              </w:rPr>
               <w:t>3</w:t>
             </w:r>
           </w:p>
         </w:tc>
         <w:tc>
           <w:tcPr>
-            <w:tcW w:w="776" w:type="dxa"/>
+            <w:tcW w:w="851" w:type="dxa"/>
           </w:tcPr>
           <w:p>
             <w:pPr>
               <w:pStyle w:val="afff0"/>
               <w:ind w:firstLine="0"/>
+              <w:jc w:val="center"/>
+              <w:rPr>
+                <w:sz w:val="22"/>
+                <w:szCs w:val="22"/>
+              </w:rPr>
             </w:pPr>
             <w:r>
+              <w:rPr>
+                <w:sz w:val="22"/>
+                <w:szCs w:val="22"/>
+              </w:rPr>
               <w:t>2</w:t>
             </w:r>
           </w:p>
         </w:tc>
         <w:tc>
           <w:tcPr>
-            <w:tcW w:w="971" w:type="dxa"/>
+            <w:tcW w:w="1218" w:type="dxa"/>
           </w:tcPr>
           <w:p>
             <w:pPr>
               <w:pStyle w:val="afff0"/>
               <w:ind w:firstLine="0"/>
+              <w:jc w:val="center"/>
+              <w:rPr>
+                <w:sz w:val="22"/>
+                <w:szCs w:val="22"/>
+              </w:rPr>
             </w:pPr>
             <w:r>
+              <w:rPr>
+                <w:sz w:val="22"/>
+                <w:szCs w:val="22"/>
+              </w:rPr>
               <w:t>5</w:t>
             </w:r>
           </w:p>
@@ -2451,20 +2368,16 @@
           <w:p>
             <w:pPr>
               <w:pStyle w:val="afff0"/>
-              <w:ind w:firstLine="0"/>
-              <w:rPr>
-                <w:b/>
-                <w:bCs/>
-                <w:sz w:val="24"/>
-                <w:szCs w:val="24"/>
+              <w:jc w:val="center"/>
+              <w:rPr>
+                <w:sz w:val="22"/>
+                <w:szCs w:val="22"/>
               </w:rPr>
             </w:pPr>
             <w:r>
               <w:rPr>
-                <w:b/>
-                <w:bCs/>
-                <w:sz w:val="24"/>
-                <w:szCs w:val="24"/>
+                <w:sz w:val="22"/>
+                <w:szCs w:val="22"/>
               </w:rPr>
               <w:t>Авто-специализация</w:t>
             </w:r>
@@ -2472,112 +2385,184 @@
         </w:tc>
         <w:tc>
           <w:tcPr>
-            <w:tcW w:w="927" w:type="dxa"/>
+            <w:tcW w:w="961" w:type="dxa"/>
           </w:tcPr>
           <w:p>
             <w:pPr>
               <w:pStyle w:val="afff0"/>
               <w:ind w:firstLine="0"/>
+              <w:jc w:val="center"/>
+              <w:rPr>
+                <w:sz w:val="22"/>
+                <w:szCs w:val="22"/>
+              </w:rPr>
             </w:pPr>
             <w:r>
+              <w:rPr>
+                <w:sz w:val="22"/>
+                <w:szCs w:val="22"/>
+              </w:rPr>
               <w:t>1</w:t>
             </w:r>
           </w:p>
         </w:tc>
         <w:tc>
           <w:tcPr>
-            <w:tcW w:w="1168" w:type="dxa"/>
+            <w:tcW w:w="1134" w:type="dxa"/>
           </w:tcPr>
           <w:p>
             <w:pPr>
               <w:pStyle w:val="afff0"/>
               <w:ind w:firstLine="0"/>
+              <w:jc w:val="center"/>
+              <w:rPr>
+                <w:sz w:val="22"/>
+                <w:szCs w:val="22"/>
+              </w:rPr>
             </w:pPr>
             <w:r>
+              <w:rPr>
+                <w:sz w:val="22"/>
+                <w:szCs w:val="22"/>
+              </w:rPr>
               <w:t>1</w:t>
             </w:r>
           </w:p>
         </w:tc>
         <w:tc>
           <w:tcPr>
-            <w:tcW w:w="1851" w:type="dxa"/>
+            <w:tcW w:w="1701" w:type="dxa"/>
           </w:tcPr>
           <w:p>
             <w:pPr>
               <w:pStyle w:val="afff0"/>
               <w:ind w:firstLine="0"/>
+              <w:jc w:val="center"/>
+              <w:rPr>
+                <w:sz w:val="22"/>
+                <w:szCs w:val="22"/>
+              </w:rPr>
             </w:pPr>
             <w:r>
+              <w:rPr>
+                <w:sz w:val="22"/>
+                <w:szCs w:val="22"/>
+              </w:rPr>
               <w:t>5</w:t>
             </w:r>
           </w:p>
         </w:tc>
         <w:tc>
           <w:tcPr>
-            <w:tcW w:w="904" w:type="dxa"/>
+            <w:tcW w:w="851" w:type="dxa"/>
           </w:tcPr>
           <w:p>
             <w:pPr>
               <w:pStyle w:val="afff0"/>
               <w:ind w:firstLine="0"/>
+              <w:jc w:val="center"/>
+              <w:rPr>
+                <w:sz w:val="22"/>
+                <w:szCs w:val="22"/>
+              </w:rPr>
             </w:pPr>
             <w:r>
+              <w:rPr>
+                <w:sz w:val="22"/>
+                <w:szCs w:val="22"/>
+              </w:rPr>
               <w:t>1</w:t>
             </w:r>
           </w:p>
         </w:tc>
         <w:tc>
           <w:tcPr>
-            <w:tcW w:w="843" w:type="dxa"/>
+            <w:tcW w:w="850" w:type="dxa"/>
           </w:tcPr>
           <w:p>
             <w:pPr>
               <w:pStyle w:val="afff0"/>
               <w:ind w:firstLine="0"/>
+              <w:jc w:val="center"/>
+              <w:rPr>
+                <w:sz w:val="22"/>
+                <w:szCs w:val="22"/>
+              </w:rPr>
             </w:pPr>
             <w:r>
+              <w:rPr>
+                <w:sz w:val="22"/>
+                <w:szCs w:val="22"/>
+              </w:rPr>
               <w:t>1</w:t>
             </w:r>
           </w:p>
         </w:tc>
         <w:tc>
           <w:tcPr>
-            <w:tcW w:w="1260" w:type="dxa"/>
+            <w:tcW w:w="1134" w:type="dxa"/>
           </w:tcPr>
           <w:p>
             <w:pPr>
               <w:pStyle w:val="afff0"/>
               <w:ind w:firstLine="0"/>
+              <w:jc w:val="center"/>
+              <w:rPr>
+                <w:sz w:val="22"/>
+                <w:szCs w:val="22"/>
+              </w:rPr>
             </w:pPr>
             <w:r>
+              <w:rPr>
+                <w:sz w:val="22"/>
+                <w:szCs w:val="22"/>
+              </w:rPr>
               <w:t>1</w:t>
             </w:r>
           </w:p>
         </w:tc>
         <w:tc>
           <w:tcPr>
-            <w:tcW w:w="776" w:type="dxa"/>
+            <w:tcW w:w="851" w:type="dxa"/>
           </w:tcPr>
           <w:p>
             <w:pPr>
               <w:pStyle w:val="afff0"/>
               <w:ind w:firstLine="0"/>
+              <w:jc w:val="center"/>
+              <w:rPr>
+                <w:sz w:val="22"/>
+                <w:szCs w:val="22"/>
+              </w:rPr>
             </w:pPr>
             <w:r>
+              <w:rPr>
+                <w:sz w:val="22"/>
+                <w:szCs w:val="22"/>
+              </w:rPr>
               <w:t>1</w:t>
             </w:r>
           </w:p>
         </w:tc>
         <w:tc>
           <w:tcPr>
-            <w:tcW w:w="971" w:type="dxa"/>
+            <w:tcW w:w="1218" w:type="dxa"/>
           </w:tcPr>
           <w:p>
             <w:pPr>
               <w:pStyle w:val="afff0"/>
               <w:ind w:firstLine="0"/>
+              <w:jc w:val="center"/>
+              <w:rPr>
+                <w:sz w:val="22"/>
+                <w:szCs w:val="22"/>
+              </w:rPr>
             </w:pPr>
             <w:r>
+              <w:rPr>
+                <w:sz w:val="22"/>
+                <w:szCs w:val="22"/>
+              </w:rPr>
               <w:t>5</w:t>
             </w:r>
           </w:p>
@@ -2591,20 +2576,16 @@
           <w:p>
             <w:pPr>
               <w:pStyle w:val="afff0"/>
-              <w:ind w:firstLine="0"/>
-              <w:rPr>
-                <w:b/>
-                <w:bCs/>
-                <w:sz w:val="24"/>
-                <w:szCs w:val="24"/>
+              <w:jc w:val="center"/>
+              <w:rPr>
+                <w:sz w:val="22"/>
+                <w:szCs w:val="22"/>
               </w:rPr>
             </w:pPr>
             <w:r>
               <w:rPr>
-                <w:b/>
-                <w:bCs/>
-                <w:sz w:val="24"/>
-                <w:szCs w:val="24"/>
+                <w:sz w:val="22"/>
+                <w:szCs w:val="22"/>
               </w:rPr>
               <w:t>Простота внедрения</w:t>
             </w:r>
@@ -2612,112 +2593,184 @@
         </w:tc>
         <w:tc>
           <w:tcPr>
-            <w:tcW w:w="927" w:type="dxa"/>
+            <w:tcW w:w="961" w:type="dxa"/>
           </w:tcPr>
           <w:p>
             <w:pPr>
               <w:pStyle w:val="afff0"/>
               <w:ind w:firstLine="0"/>
+              <w:jc w:val="center"/>
+              <w:rPr>
+                <w:sz w:val="22"/>
+                <w:szCs w:val="22"/>
+              </w:rPr>
             </w:pPr>
             <w:r>
+              <w:rPr>
+                <w:sz w:val="22"/>
+                <w:szCs w:val="22"/>
+              </w:rPr>
               <w:t>1</w:t>
             </w:r>
           </w:p>
         </w:tc>
         <w:tc>
           <w:tcPr>
-            <w:tcW w:w="1168" w:type="dxa"/>
+            <w:tcW w:w="1134" w:type="dxa"/>
           </w:tcPr>
           <w:p>
             <w:pPr>
               <w:pStyle w:val="afff0"/>
               <w:ind w:firstLine="0"/>
+              <w:jc w:val="center"/>
+              <w:rPr>
+                <w:sz w:val="22"/>
+                <w:szCs w:val="22"/>
+              </w:rPr>
             </w:pPr>
             <w:r>
+              <w:rPr>
+                <w:sz w:val="22"/>
+                <w:szCs w:val="22"/>
+              </w:rPr>
               <w:t>2</w:t>
             </w:r>
           </w:p>
         </w:tc>
         <w:tc>
           <w:tcPr>
-            <w:tcW w:w="1851" w:type="dxa"/>
+            <w:tcW w:w="1701" w:type="dxa"/>
           </w:tcPr>
           <w:p>
             <w:pPr>
               <w:pStyle w:val="afff0"/>
               <w:ind w:firstLine="0"/>
+              <w:jc w:val="center"/>
+              <w:rPr>
+                <w:sz w:val="22"/>
+                <w:szCs w:val="22"/>
+              </w:rPr>
             </w:pPr>
             <w:r>
+              <w:rPr>
+                <w:sz w:val="22"/>
+                <w:szCs w:val="22"/>
+              </w:rPr>
               <w:t>2</w:t>
             </w:r>
           </w:p>
         </w:tc>
         <w:tc>
           <w:tcPr>
-            <w:tcW w:w="904" w:type="dxa"/>
+            <w:tcW w:w="851" w:type="dxa"/>
           </w:tcPr>
           <w:p>
             <w:pPr>
               <w:pStyle w:val="afff0"/>
               <w:ind w:firstLine="0"/>
+              <w:jc w:val="center"/>
+              <w:rPr>
+                <w:sz w:val="22"/>
+                <w:szCs w:val="22"/>
+              </w:rPr>
             </w:pPr>
             <w:r>
+              <w:rPr>
+                <w:sz w:val="22"/>
+                <w:szCs w:val="22"/>
+              </w:rPr>
               <w:t>3</w:t>
             </w:r>
           </w:p>
         </w:tc>
         <w:tc>
           <w:tcPr>
-            <w:tcW w:w="843" w:type="dxa"/>
+            <w:tcW w:w="850" w:type="dxa"/>
           </w:tcPr>
           <w:p>
             <w:pPr>
               <w:pStyle w:val="afff0"/>
               <w:ind w:firstLine="0"/>
+              <w:jc w:val="center"/>
+              <w:rPr>
+                <w:sz w:val="22"/>
+                <w:szCs w:val="22"/>
+              </w:rPr>
             </w:pPr>
             <w:r>
+              <w:rPr>
+                <w:sz w:val="22"/>
+                <w:szCs w:val="22"/>
+              </w:rPr>
               <w:t>5</w:t>
             </w:r>
           </w:p>
         </w:tc>
         <w:tc>
           <w:tcPr>
-            <w:tcW w:w="1260" w:type="dxa"/>
+            <w:tcW w:w="1134" w:type="dxa"/>
           </w:tcPr>
           <w:p>
             <w:pPr>
               <w:pStyle w:val="afff0"/>
               <w:ind w:firstLine="0"/>
+              <w:jc w:val="center"/>
+              <w:rPr>
+                <w:sz w:val="22"/>
+                <w:szCs w:val="22"/>
+              </w:rPr>
             </w:pPr>
             <w:r>
+              <w:rPr>
+                <w:sz w:val="22"/>
+                <w:szCs w:val="22"/>
+              </w:rPr>
               <w:t>2</w:t>
             </w:r>
           </w:p>
         </w:tc>
         <w:tc>
           <w:tcPr>
-            <w:tcW w:w="776" w:type="dxa"/>
+            <w:tcW w:w="851" w:type="dxa"/>
           </w:tcPr>
           <w:p>
             <w:pPr>
               <w:pStyle w:val="afff0"/>
               <w:ind w:firstLine="0"/>
+              <w:jc w:val="center"/>
+              <w:rPr>
+                <w:sz w:val="22"/>
+                <w:szCs w:val="22"/>
+              </w:rPr>
             </w:pPr>
             <w:r>
+              <w:rPr>
+                <w:sz w:val="22"/>
+                <w:szCs w:val="22"/>
+              </w:rPr>
               <w:t>5</w:t>
             </w:r>
           </w:p>
         </w:tc>
         <w:tc>
           <w:tcPr>
-            <w:tcW w:w="971" w:type="dxa"/>
+            <w:tcW w:w="1218" w:type="dxa"/>
           </w:tcPr>
           <w:p>
             <w:pPr>
               <w:pStyle w:val="afff0"/>
               <w:ind w:firstLine="0"/>
+              <w:jc w:val="center"/>
+              <w:rPr>
+                <w:sz w:val="22"/>
+                <w:szCs w:val="22"/>
+              </w:rPr>
             </w:pPr>
             <w:r>
+              <w:rPr>
+                <w:sz w:val="22"/>
+                <w:szCs w:val="22"/>
+              </w:rPr>
               <w:t>4</w:t>
             </w:r>
           </w:p>
@@ -2731,20 +2784,16 @@
           <w:p>
             <w:pPr>
               <w:pStyle w:val="afff0"/>
-              <w:ind w:firstLine="0"/>
-              <w:rPr>
-                <w:b/>
-                <w:bCs/>
-                <w:sz w:val="24"/>
-                <w:szCs w:val="24"/>
+              <w:jc w:val="center"/>
+              <w:rPr>
+                <w:sz w:val="22"/>
+                <w:szCs w:val="22"/>
               </w:rPr>
             </w:pPr>
             <w:r>
               <w:rPr>
-                <w:b/>
-                <w:bCs/>
-                <w:sz w:val="24"/>
-                <w:szCs w:val="24"/>
+                <w:sz w:val="22"/>
+                <w:szCs w:val="22"/>
               </w:rPr>
               <w:t>Стоимость владения</w:t>
             </w:r>
@@ -2752,112 +2801,184 @@
         </w:tc>
         <w:tc>
           <w:tcPr>
-            <w:tcW w:w="927" w:type="dxa"/>
+            <w:tcW w:w="961" w:type="dxa"/>
           </w:tcPr>
           <w:p>
             <w:pPr>
               <w:pStyle w:val="afff0"/>
               <w:ind w:firstLine="0"/>
+              <w:jc w:val="center"/>
+              <w:rPr>
+                <w:sz w:val="22"/>
+                <w:szCs w:val="22"/>
+              </w:rPr>
             </w:pPr>
             <w:r>
+              <w:rPr>
+                <w:sz w:val="22"/>
+                <w:szCs w:val="22"/>
+              </w:rPr>
               <w:t>1</w:t>
             </w:r>
           </w:p>
         </w:tc>
         <w:tc>
           <w:tcPr>
-            <w:tcW w:w="1168" w:type="dxa"/>
+            <w:tcW w:w="1134" w:type="dxa"/>
           </w:tcPr>
           <w:p>
             <w:pPr>
               <w:pStyle w:val="afff0"/>
               <w:ind w:firstLine="0"/>
+              <w:jc w:val="center"/>
+              <w:rPr>
+                <w:sz w:val="22"/>
+                <w:szCs w:val="22"/>
+              </w:rPr>
             </w:pPr>
             <w:r>
+              <w:rPr>
+                <w:sz w:val="22"/>
+                <w:szCs w:val="22"/>
+              </w:rPr>
               <w:t>2</w:t>
             </w:r>
           </w:p>
         </w:tc>
         <w:tc>
           <w:tcPr>
-            <w:tcW w:w="1851" w:type="dxa"/>
+            <w:tcW w:w="1701" w:type="dxa"/>
           </w:tcPr>
           <w:p>
             <w:pPr>
               <w:pStyle w:val="afff0"/>
               <w:ind w:firstLine="0"/>
+              <w:jc w:val="center"/>
+              <w:rPr>
+                <w:sz w:val="22"/>
+                <w:szCs w:val="22"/>
+              </w:rPr>
             </w:pPr>
             <w:r>
+              <w:rPr>
+                <w:sz w:val="22"/>
+                <w:szCs w:val="22"/>
+              </w:rPr>
               <w:t>1</w:t>
             </w:r>
           </w:p>
         </w:tc>
         <w:tc>
           <w:tcPr>
-            <w:tcW w:w="904" w:type="dxa"/>
+            <w:tcW w:w="851" w:type="dxa"/>
           </w:tcPr>
           <w:p>
             <w:pPr>
               <w:pStyle w:val="afff0"/>
               <w:ind w:firstLine="0"/>
+              <w:jc w:val="center"/>
+              <w:rPr>
+                <w:sz w:val="22"/>
+                <w:szCs w:val="22"/>
+              </w:rPr>
             </w:pPr>
             <w:r>
+              <w:rPr>
+                <w:sz w:val="22"/>
+                <w:szCs w:val="22"/>
+              </w:rPr>
               <w:t>2</w:t>
             </w:r>
           </w:p>
         </w:tc>
         <w:tc>
           <w:tcPr>
-            <w:tcW w:w="843" w:type="dxa"/>
+            <w:tcW w:w="850" w:type="dxa"/>
           </w:tcPr>
           <w:p>
             <w:pPr>
               <w:pStyle w:val="afff0"/>
               <w:ind w:firstLine="0"/>
+              <w:jc w:val="center"/>
+              <w:rPr>
+                <w:sz w:val="22"/>
+                <w:szCs w:val="22"/>
+              </w:rPr>
             </w:pPr>
             <w:r>
+              <w:rPr>
+                <w:sz w:val="22"/>
+                <w:szCs w:val="22"/>
+              </w:rPr>
               <w:t>2</w:t>
             </w:r>
           </w:p>
         </w:tc>
         <w:tc>
           <w:tcPr>
-            <w:tcW w:w="1260" w:type="dxa"/>
+            <w:tcW w:w="1134" w:type="dxa"/>
           </w:tcPr>
           <w:p>
             <w:pPr>
               <w:pStyle w:val="afff0"/>
               <w:ind w:firstLine="0"/>
+              <w:jc w:val="center"/>
+              <w:rPr>
+                <w:sz w:val="22"/>
+                <w:szCs w:val="22"/>
+              </w:rPr>
             </w:pPr>
             <w:r>
+              <w:rPr>
+                <w:sz w:val="22"/>
+                <w:szCs w:val="22"/>
+              </w:rPr>
               <w:t>4</w:t>
             </w:r>
           </w:p>
         </w:tc>
         <w:tc>
           <w:tcPr>
-            <w:tcW w:w="776" w:type="dxa"/>
+            <w:tcW w:w="851" w:type="dxa"/>
           </w:tcPr>
           <w:p>
             <w:pPr>
               <w:pStyle w:val="afff0"/>
               <w:ind w:firstLine="0"/>
+              <w:jc w:val="center"/>
+              <w:rPr>
+                <w:sz w:val="22"/>
+                <w:szCs w:val="22"/>
+              </w:rPr>
             </w:pPr>
             <w:r>
+              <w:rPr>
+                <w:sz w:val="22"/>
+                <w:szCs w:val="22"/>
+              </w:rPr>
               <w:t>5</w:t>
             </w:r>
           </w:p>
         </w:tc>
         <w:tc>
           <w:tcPr>
-            <w:tcW w:w="971" w:type="dxa"/>
+            <w:tcW w:w="1218" w:type="dxa"/>
           </w:tcPr>
           <w:p>
             <w:pPr>
               <w:pStyle w:val="afff0"/>
               <w:ind w:firstLine="0"/>
+              <w:jc w:val="center"/>
+              <w:rPr>
+                <w:sz w:val="22"/>
+                <w:szCs w:val="22"/>
+              </w:rPr>
             </w:pPr>
             <w:r>
+              <w:rPr>
+                <w:sz w:val="22"/>
+                <w:szCs w:val="22"/>
+              </w:rPr>
               <w:t>4</w:t>
             </w:r>
           </w:p>
@@ -2871,20 +2992,16 @@
           <w:p>
             <w:pPr>
               <w:pStyle w:val="afff0"/>
-              <w:ind w:firstLine="0"/>
-              <w:rPr>
-                <w:b/>
-                <w:bCs/>
-                <w:sz w:val="24"/>
-                <w:szCs w:val="24"/>
+              <w:jc w:val="center"/>
+              <w:rPr>
+                <w:sz w:val="22"/>
+                <w:szCs w:val="22"/>
               </w:rPr>
             </w:pPr>
             <w:r>
               <w:rPr>
-                <w:b/>
-                <w:bCs/>
-                <w:sz w:val="24"/>
-                <w:szCs w:val="24"/>
+                <w:sz w:val="22"/>
+                <w:szCs w:val="22"/>
               </w:rPr>
               <w:t>Гибкость и масштабируемость</w:t>
             </w:r>
@@ -2892,112 +3009,184 @@
         </w:tc>
         <w:tc>
           <w:tcPr>
-            <w:tcW w:w="927" w:type="dxa"/>
+            <w:tcW w:w="961" w:type="dxa"/>
           </w:tcPr>
           <w:p>
             <w:pPr>
               <w:pStyle w:val="afff0"/>
               <w:ind w:firstLine="0"/>
+              <w:jc w:val="center"/>
+              <w:rPr>
+                <w:sz w:val="22"/>
+                <w:szCs w:val="22"/>
+              </w:rPr>
             </w:pPr>
             <w:r>
+              <w:rPr>
+                <w:sz w:val="22"/>
+                <w:szCs w:val="22"/>
+              </w:rPr>
               <w:t>4</w:t>
             </w:r>
           </w:p>
         </w:tc>
         <w:tc>
           <w:tcPr>
-            <w:tcW w:w="1168" w:type="dxa"/>
+            <w:tcW w:w="1134" w:type="dxa"/>
           </w:tcPr>
           <w:p>
             <w:pPr>
               <w:pStyle w:val="afff0"/>
               <w:ind w:firstLine="0"/>
+              <w:jc w:val="center"/>
+              <w:rPr>
+                <w:sz w:val="22"/>
+                <w:szCs w:val="22"/>
+              </w:rPr>
             </w:pPr>
             <w:r>
+              <w:rPr>
+                <w:sz w:val="22"/>
+                <w:szCs w:val="22"/>
+              </w:rPr>
               <w:t>3</w:t>
             </w:r>
           </w:p>
         </w:tc>
         <w:tc>
           <w:tcPr>
-            <w:tcW w:w="1851" w:type="dxa"/>
+            <w:tcW w:w="1701" w:type="dxa"/>
           </w:tcPr>
           <w:p>
             <w:pPr>
               <w:pStyle w:val="afff0"/>
               <w:ind w:firstLine="0"/>
+              <w:jc w:val="center"/>
+              <w:rPr>
+                <w:sz w:val="22"/>
+                <w:szCs w:val="22"/>
+              </w:rPr>
             </w:pPr>
             <w:r>
+              <w:rPr>
+                <w:sz w:val="22"/>
+                <w:szCs w:val="22"/>
+              </w:rPr>
               <w:t>3</w:t>
             </w:r>
           </w:p>
         </w:tc>
         <w:tc>
           <w:tcPr>
-            <w:tcW w:w="904" w:type="dxa"/>
+            <w:tcW w:w="851" w:type="dxa"/>
           </w:tcPr>
           <w:p>
             <w:pPr>
               <w:pStyle w:val="afff0"/>
               <w:ind w:firstLine="0"/>
+              <w:jc w:val="center"/>
+              <w:rPr>
+                <w:sz w:val="22"/>
+                <w:szCs w:val="22"/>
+              </w:rPr>
             </w:pPr>
             <w:r>
+              <w:rPr>
+                <w:sz w:val="22"/>
+                <w:szCs w:val="22"/>
+              </w:rPr>
               <w:t>2</w:t>
             </w:r>
           </w:p>
         </w:tc>
         <w:tc>
           <w:tcPr>
-            <w:tcW w:w="843" w:type="dxa"/>
+            <w:tcW w:w="850" w:type="dxa"/>
           </w:tcPr>
           <w:p>
             <w:pPr>
               <w:pStyle w:val="afff0"/>
               <w:ind w:firstLine="0"/>
+              <w:jc w:val="center"/>
+              <w:rPr>
+                <w:sz w:val="22"/>
+                <w:szCs w:val="22"/>
+              </w:rPr>
             </w:pPr>
             <w:r>
+              <w:rPr>
+                <w:sz w:val="22"/>
+                <w:szCs w:val="22"/>
+              </w:rPr>
               <w:t>2</w:t>
             </w:r>
           </w:p>
         </w:tc>
         <w:tc>
           <w:tcPr>
-            <w:tcW w:w="1260" w:type="dxa"/>
+            <w:tcW w:w="1134" w:type="dxa"/>
           </w:tcPr>
           <w:p>
             <w:pPr>
               <w:pStyle w:val="afff0"/>
               <w:ind w:firstLine="0"/>
+              <w:jc w:val="center"/>
+              <w:rPr>
+                <w:sz w:val="22"/>
+                <w:szCs w:val="22"/>
+              </w:rPr>
             </w:pPr>
             <w:r>
+              <w:rPr>
+                <w:sz w:val="22"/>
+                <w:szCs w:val="22"/>
+              </w:rPr>
               <w:t>4</w:t>
             </w:r>
           </w:p>
         </w:tc>
         <w:tc>
           <w:tcPr>
-            <w:tcW w:w="776" w:type="dxa"/>
+            <w:tcW w:w="851" w:type="dxa"/>
           </w:tcPr>
           <w:p>
             <w:pPr>
               <w:pStyle w:val="afff0"/>
               <w:ind w:firstLine="0"/>
+              <w:jc w:val="center"/>
+              <w:rPr>
+                <w:sz w:val="22"/>
+                <w:szCs w:val="22"/>
+              </w:rPr>
             </w:pPr>
             <w:r>
+              <w:rPr>
+                <w:sz w:val="22"/>
+                <w:szCs w:val="22"/>
+              </w:rPr>
               <w:t>3</w:t>
             </w:r>
           </w:p>
         </w:tc>
         <w:tc>
           <w:tcPr>
-            <w:tcW w:w="971" w:type="dxa"/>
+            <w:tcW w:w="1218" w:type="dxa"/>
           </w:tcPr>
           <w:p>
             <w:pPr>
               <w:pStyle w:val="afff0"/>
               <w:ind w:firstLine="0"/>
+              <w:jc w:val="center"/>
+              <w:rPr>
+                <w:sz w:val="22"/>
+                <w:szCs w:val="22"/>
+              </w:rPr>
             </w:pPr>
             <w:r>
+              <w:rPr>
+                <w:sz w:val="22"/>
+                <w:szCs w:val="22"/>
+              </w:rPr>
               <w:t>4</w:t>
             </w:r>
           </w:p>
@@ -3011,20 +3200,16 @@
           <w:p>
             <w:pPr>
               <w:pStyle w:val="afff0"/>
-              <w:ind w:firstLine="0"/>
-              <w:rPr>
-                <w:b/>
-                <w:bCs/>
-                <w:sz w:val="24"/>
-                <w:szCs w:val="24"/>
+              <w:jc w:val="center"/>
+              <w:rPr>
+                <w:sz w:val="22"/>
+                <w:szCs w:val="22"/>
               </w:rPr>
             </w:pPr>
             <w:r>
               <w:rPr>
-                <w:b/>
-                <w:bCs/>
-                <w:sz w:val="24"/>
-                <w:szCs w:val="24"/>
+                <w:sz w:val="22"/>
+                <w:szCs w:val="22"/>
               </w:rPr>
               <w:t>Поддержка российского рынка</w:t>
             </w:r>
@@ -3032,112 +3217,184 @@
         </w:tc>
         <w:tc>
           <w:tcPr>
-            <w:tcW w:w="927" w:type="dxa"/>
+            <w:tcW w:w="961" w:type="dxa"/>
           </w:tcPr>
           <w:p>
             <w:pPr>
               <w:pStyle w:val="afff0"/>
               <w:ind w:firstLine="0"/>
+              <w:jc w:val="center"/>
+              <w:rPr>
+                <w:sz w:val="22"/>
+                <w:szCs w:val="22"/>
+              </w:rPr>
             </w:pPr>
             <w:r>
+              <w:rPr>
+                <w:sz w:val="22"/>
+                <w:szCs w:val="22"/>
+              </w:rPr>
               <w:t>5</w:t>
             </w:r>
           </w:p>
         </w:tc>
         <w:tc>
           <w:tcPr>
-            <w:tcW w:w="1168" w:type="dxa"/>
+            <w:tcW w:w="1134" w:type="dxa"/>
           </w:tcPr>
           <w:p>
             <w:pPr>
               <w:pStyle w:val="afff0"/>
               <w:ind w:firstLine="0"/>
+              <w:jc w:val="center"/>
+              <w:rPr>
+                <w:sz w:val="22"/>
+                <w:szCs w:val="22"/>
+              </w:rPr>
             </w:pPr>
             <w:r>
+              <w:rPr>
+                <w:sz w:val="22"/>
+                <w:szCs w:val="22"/>
+              </w:rPr>
               <w:t>5</w:t>
             </w:r>
           </w:p>
         </w:tc>
         <w:tc>
           <w:tcPr>
-            <w:tcW w:w="1851" w:type="dxa"/>
+            <w:tcW w:w="1701" w:type="dxa"/>
           </w:tcPr>
           <w:p>
             <w:pPr>
               <w:pStyle w:val="afff0"/>
               <w:ind w:firstLine="0"/>
+              <w:jc w:val="center"/>
+              <w:rPr>
+                <w:sz w:val="22"/>
+                <w:szCs w:val="22"/>
+              </w:rPr>
             </w:pPr>
             <w:r>
+              <w:rPr>
+                <w:sz w:val="22"/>
+                <w:szCs w:val="22"/>
+              </w:rPr>
               <w:t>5</w:t>
             </w:r>
           </w:p>
         </w:tc>
         <w:tc>
           <w:tcPr>
-            <w:tcW w:w="904" w:type="dxa"/>
+            <w:tcW w:w="851" w:type="dxa"/>
           </w:tcPr>
           <w:p>
             <w:pPr>
               <w:pStyle w:val="afff0"/>
               <w:ind w:firstLine="0"/>
+              <w:jc w:val="center"/>
+              <w:rPr>
+                <w:sz w:val="22"/>
+                <w:szCs w:val="22"/>
+              </w:rPr>
             </w:pPr>
             <w:r>
+              <w:rPr>
+                <w:sz w:val="22"/>
+                <w:szCs w:val="22"/>
+              </w:rPr>
               <w:t>5</w:t>
             </w:r>
           </w:p>
         </w:tc>
         <w:tc>
           <w:tcPr>
-            <w:tcW w:w="843" w:type="dxa"/>
+            <w:tcW w:w="850" w:type="dxa"/>
           </w:tcPr>
           <w:p>
             <w:pPr>
               <w:pStyle w:val="afff0"/>
               <w:ind w:firstLine="0"/>
+              <w:jc w:val="center"/>
+              <w:rPr>
+                <w:sz w:val="22"/>
+                <w:szCs w:val="22"/>
+              </w:rPr>
             </w:pPr>
             <w:r>
+              <w:rPr>
+                <w:sz w:val="22"/>
+                <w:szCs w:val="22"/>
+              </w:rPr>
               <w:t>1</w:t>
             </w:r>
           </w:p>
         </w:tc>
         <w:tc>
           <w:tcPr>
-            <w:tcW w:w="1260" w:type="dxa"/>
+            <w:tcW w:w="1134" w:type="dxa"/>
           </w:tcPr>
           <w:p>
             <w:pPr>
               <w:pStyle w:val="afff0"/>
               <w:ind w:firstLine="0"/>
+              <w:jc w:val="center"/>
+              <w:rPr>
+                <w:sz w:val="22"/>
+                <w:szCs w:val="22"/>
+              </w:rPr>
             </w:pPr>
             <w:r>
+              <w:rPr>
+                <w:sz w:val="22"/>
+                <w:szCs w:val="22"/>
+              </w:rPr>
               <w:t>2</w:t>
             </w:r>
           </w:p>
         </w:tc>
         <w:tc>
           <w:tcPr>
-            <w:tcW w:w="776" w:type="dxa"/>
+            <w:tcW w:w="851" w:type="dxa"/>
           </w:tcPr>
           <w:p>
             <w:pPr>
               <w:pStyle w:val="afff0"/>
               <w:ind w:firstLine="0"/>
+              <w:jc w:val="center"/>
+              <w:rPr>
+                <w:sz w:val="22"/>
+                <w:szCs w:val="22"/>
+              </w:rPr>
             </w:pPr>
             <w:r>
+              <w:rPr>
+                <w:sz w:val="22"/>
+                <w:szCs w:val="22"/>
+              </w:rPr>
               <w:t>4</w:t>
             </w:r>
           </w:p>
         </w:tc>
         <w:tc>
           <w:tcPr>
-            <w:tcW w:w="971" w:type="dxa"/>
+            <w:tcW w:w="1218" w:type="dxa"/>
           </w:tcPr>
           <w:p>
             <w:pPr>
               <w:pStyle w:val="afff0"/>
               <w:ind w:firstLine="0"/>
+              <w:jc w:val="center"/>
+              <w:rPr>
+                <w:sz w:val="22"/>
+                <w:szCs w:val="22"/>
+              </w:rPr>
             </w:pPr>
             <w:r>
+              <w:rPr>
+                <w:sz w:val="22"/>
+                <w:szCs w:val="22"/>
+              </w:rPr>
               <w:t>5</w:t>
             </w:r>
           </w:p>
@@ -3151,18 +3408,16 @@
           <w:p>
             <w:pPr>
               <w:pStyle w:val="afff0"/>
-              <w:ind w:firstLine="0"/>
-              <w:rPr>
-                <w:sz w:val="24"/>
-                <w:szCs w:val="24"/>
+              <w:jc w:val="center"/>
+              <w:rPr>
+                <w:sz w:val="22"/>
+                <w:szCs w:val="22"/>
               </w:rPr>
             </w:pPr>
             <w:r>
               <w:rPr>
-                <w:b/>
-                <w:bCs/>
-                <w:sz w:val="24"/>
-                <w:szCs w:val="24"/>
+                <w:sz w:val="22"/>
+                <w:szCs w:val="22"/>
               </w:rPr>
               <w:t>Итого</w:t>
             </w:r>
@@ -3170,112 +3425,184 @@
         </w:tc>
         <w:tc>
           <w:tcPr>
-            <w:tcW w:w="927" w:type="dxa"/>
+            <w:tcW w:w="961" w:type="dxa"/>
           </w:tcPr>
           <w:p>
             <w:pPr>
               <w:pStyle w:val="afff0"/>
               <w:ind w:firstLine="0"/>
+              <w:jc w:val="center"/>
+              <w:rPr>
+                <w:sz w:val="22"/>
+                <w:szCs w:val="22"/>
+              </w:rPr>
             </w:pPr>
             <w:r>
+              <w:rPr>
+                <w:sz w:val="22"/>
+                <w:szCs w:val="22"/>
+              </w:rPr>
               <w:t>17</w:t>
             </w:r>
           </w:p>
         </w:tc>
         <w:tc>
           <w:tcPr>
-            <w:tcW w:w="1168" w:type="dxa"/>
+            <w:tcW w:w="1134" w:type="dxa"/>
           </w:tcPr>
           <w:p>
             <w:pPr>
               <w:pStyle w:val="afff0"/>
               <w:ind w:firstLine="0"/>
+              <w:jc w:val="center"/>
+              <w:rPr>
+                <w:sz w:val="22"/>
+                <w:szCs w:val="22"/>
+              </w:rPr>
             </w:pPr>
             <w:r>
+              <w:rPr>
+                <w:sz w:val="22"/>
+                <w:szCs w:val="22"/>
+              </w:rPr>
               <w:t>17</w:t>
             </w:r>
           </w:p>
         </w:tc>
         <w:tc>
           <w:tcPr>
-            <w:tcW w:w="1851" w:type="dxa"/>
+            <w:tcW w:w="1701" w:type="dxa"/>
           </w:tcPr>
           <w:p>
             <w:pPr>
               <w:pStyle w:val="afff0"/>
               <w:ind w:firstLine="0"/>
+              <w:jc w:val="center"/>
+              <w:rPr>
+                <w:sz w:val="22"/>
+                <w:szCs w:val="22"/>
+              </w:rPr>
             </w:pPr>
             <w:r>
+              <w:rPr>
+                <w:sz w:val="22"/>
+                <w:szCs w:val="22"/>
+              </w:rPr>
               <w:t>20</w:t>
             </w:r>
           </w:p>
         </w:tc>
         <w:tc>
           <w:tcPr>
-            <w:tcW w:w="904" w:type="dxa"/>
+            <w:tcW w:w="851" w:type="dxa"/>
           </w:tcPr>
           <w:p>
             <w:pPr>
               <w:pStyle w:val="afff0"/>
               <w:ind w:firstLine="0"/>
+              <w:jc w:val="center"/>
+              <w:rPr>
+                <w:sz w:val="22"/>
+                <w:szCs w:val="22"/>
+              </w:rPr>
             </w:pPr>
             <w:r>
+              <w:rPr>
+                <w:sz w:val="22"/>
+                <w:szCs w:val="22"/>
+              </w:rPr>
               <w:t>17</w:t>
             </w:r>
           </w:p>
         </w:tc>
         <w:tc>
           <w:tcPr>
-            <w:tcW w:w="843" w:type="dxa"/>
+            <w:tcW w:w="850" w:type="dxa"/>
           </w:tcPr>
           <w:p>
             <w:pPr>
               <w:pStyle w:val="afff0"/>
               <w:ind w:firstLine="0"/>
+              <w:jc w:val="center"/>
+              <w:rPr>
+                <w:sz w:val="22"/>
+                <w:szCs w:val="22"/>
+              </w:rPr>
             </w:pPr>
             <w:r>
+              <w:rPr>
+                <w:sz w:val="22"/>
+                <w:szCs w:val="22"/>
+              </w:rPr>
               <w:t>13</w:t>
             </w:r>
           </w:p>
         </w:tc>
         <w:tc>
           <w:tcPr>
-            <w:tcW w:w="1260" w:type="dxa"/>
+            <w:tcW w:w="1134" w:type="dxa"/>
           </w:tcPr>
           <w:p>
             <w:pPr>
               <w:pStyle w:val="afff0"/>
               <w:ind w:firstLine="0"/>
+              <w:jc w:val="center"/>
+              <w:rPr>
+                <w:sz w:val="22"/>
+                <w:szCs w:val="22"/>
+              </w:rPr>
             </w:pPr>
             <w:r>
+              <w:rPr>
+                <w:sz w:val="22"/>
+                <w:szCs w:val="22"/>
+              </w:rPr>
               <w:t>16</w:t>
             </w:r>
           </w:p>
         </w:tc>
         <w:tc>
           <w:tcPr>
-            <w:tcW w:w="776" w:type="dxa"/>
+            <w:tcW w:w="851" w:type="dxa"/>
           </w:tcPr>
           <w:p>
             <w:pPr>
               <w:pStyle w:val="afff0"/>
               <w:ind w:firstLine="0"/>
+              <w:jc w:val="center"/>
+              <w:rPr>
+                <w:sz w:val="22"/>
+                <w:szCs w:val="22"/>
+              </w:rPr>
             </w:pPr>
             <w:r>
+              <w:rPr>
+                <w:sz w:val="22"/>
+                <w:szCs w:val="22"/>
+              </w:rPr>
               <w:t>20</w:t>
             </w:r>
           </w:p>
         </w:tc>
         <w:tc>
           <w:tcPr>
-            <w:tcW w:w="971" w:type="dxa"/>
+            <w:tcW w:w="1218" w:type="dxa"/>
           </w:tcPr>
           <w:p>
             <w:pPr>
               <w:pStyle w:val="afff0"/>
               <w:ind w:firstLine="0"/>
+              <w:jc w:val="center"/>
+              <w:rPr>
+                <w:sz w:val="22"/>
+                <w:szCs w:val="22"/>
+              </w:rPr>
             </w:pPr>
             <w:r>
+              <w:rPr>
+                <w:sz w:val="22"/>
+                <w:szCs w:val="22"/>
+              </w:rPr>
               <w:t>27</w:t>
             </w:r>
           </w:p>
@@ -3293,7 +3620,6 @@
     <w:p>
       <w:pPr>
         <w:pStyle w:val="afff0"/>
-        <w:ind w:firstLine="0"/>
       </w:pPr>
       <w:r>
         <w:br w:type="page"/>
@@ -3360,27 +3686,9 @@
       <w:pPr>
         <w:pStyle w:val="a4"/>
       </w:pPr>
-      <w:proofErr w:type="spellStart"/>
-      <w:r>
-        <w:t>Оценка</w:t>
-      </w:r>
-      <w:proofErr w:type="spellEnd"/>
-      <w:r>
-        <w:t xml:space="preserve"> </w:t>
-      </w:r>
-      <w:proofErr w:type="spellStart"/>
-      <w:r>
-        <w:t>рыночного</w:t>
-      </w:r>
-      <w:proofErr w:type="spellEnd"/>
-      <w:r>
-        <w:t xml:space="preserve"> </w:t>
-      </w:r>
-      <w:proofErr w:type="spellStart"/>
-      <w:r>
-        <w:t>потенциала</w:t>
-      </w:r>
-      <w:proofErr w:type="spellEnd"/>
+      <w:r>
+        <w:t>Оценка рыночного потенциала</w:t>
+      </w:r>
     </w:p>
     <w:p>
       <w:pPr>
@@ -3477,21 +3785,8 @@
         <w:pStyle w:val="a4"/>
       </w:pPr>
       <w:r>
-        <w:t>SWOT-</w:t>
-      </w:r>
-      <w:proofErr w:type="spellStart"/>
-      <w:r>
-        <w:t>анализ</w:t>
-      </w:r>
-      <w:proofErr w:type="spellEnd"/>
-      <w:r>
-        <w:t xml:space="preserve"> </w:t>
-      </w:r>
-      <w:proofErr w:type="spellStart"/>
-      <w:r>
-        <w:t>проекта</w:t>
-      </w:r>
-      <w:proofErr w:type="spellEnd"/>
+        <w:t>SWOT-анализ проекта</w:t>
+      </w:r>
     </w:p>
     <w:p>
       <w:pPr>
@@ -3506,16 +3801,69 @@
         <w:pStyle w:val="afff0"/>
       </w:pPr>
       <w:r>
-        <w:t>Сильные стороны (</w:t>
-      </w:r>
-      <w:proofErr w:type="spellStart"/>
-      <w:r>
-        <w:t>Strengths</w:t>
-      </w:r>
-      <w:proofErr w:type="spellEnd"/>
+        <w:t>Сильные стороны (Strengths)</w:t>
+      </w:r>
+      <w:r>
+        <w:t>:</w:t>
+      </w:r>
+    </w:p>
+    <w:p>
+      <w:pPr>
+        <w:pStyle w:val="a0"/>
+      </w:pPr>
+      <w:r>
+        <w:t>Уникальное позиционирование</w:t>
+      </w:r>
+    </w:p>
+    <w:p>
+      <w:pPr>
+        <w:pStyle w:val="a0"/>
+      </w:pPr>
+      <w:r>
+        <w:t>Платформа 1С</w:t>
+      </w:r>
+      <w:r>
+        <w:t xml:space="preserve"> (</w:t>
+      </w:r>
+      <w:r>
+        <w:t>надёжность, расширяемость</w:t>
+      </w:r>
       <w:r>
         <w:t>)</w:t>
       </w:r>
+    </w:p>
+    <w:p>
+      <w:pPr>
+        <w:pStyle w:val="a0"/>
+      </w:pPr>
+      <w:r>
+        <w:t>Низкая себестоимость разработки и короткие сроки создания продукта</w:t>
+      </w:r>
+    </w:p>
+    <w:p>
+      <w:pPr>
+        <w:pStyle w:val="a0"/>
+      </w:pPr>
+      <w:r>
+        <w:t>Автономная работа без интернета</w:t>
+      </w:r>
+    </w:p>
+    <w:p>
+      <w:pPr>
+        <w:pStyle w:val="a0"/>
+      </w:pPr>
+      <w:r>
+        <w:t>Предзаполненные справочники марок, моделей, категорий запчастей</w:t>
+      </w:r>
+    </w:p>
+    <w:p>
+      <w:pPr>
+        <w:pStyle w:val="afff0"/>
+      </w:pPr>
+      <w:r>
+        <w:lastRenderedPageBreak/>
+        <w:t>Слабые стороны (Weaknesses)</w:t>
+      </w:r>
       <w:r>
         <w:t>:</w:t>
       </w:r>
@@ -3525,7 +3873,7 @@
         <w:pStyle w:val="a0"/>
       </w:pPr>
       <w:r>
-        <w:t>Уникальное позиционирование</w:t>
+        <w:t>Привязка к платформе 1С</w:t>
       </w:r>
     </w:p>
     <w:p>
@@ -3533,16 +3881,7 @@
         <w:pStyle w:val="a0"/>
       </w:pPr>
       <w:r>
-        <w:t>Платформа 1С</w:t>
-      </w:r>
-      <w:r>
-        <w:t xml:space="preserve"> (</w:t>
-      </w:r>
-      <w:r>
-        <w:t>надёжность, расширяемость</w:t>
-      </w:r>
-      <w:r>
-        <w:t>)</w:t>
+        <w:t>Ограниченная платформенная доступность</w:t>
       </w:r>
     </w:p>
     <w:p>
@@ -3550,7 +3889,7 @@
         <w:pStyle w:val="a0"/>
       </w:pPr>
       <w:r>
-        <w:t>Низкая себестоимость разработки и короткие сроки создания продукта</w:t>
+        <w:t>Необходимость лицензии 1С для полноценного использования</w:t>
       </w:r>
     </w:p>
     <w:p>
@@ -3558,7 +3897,7 @@
         <w:pStyle w:val="a0"/>
       </w:pPr>
       <w:r>
-        <w:t>Автономная работа без интернета</w:t>
+        <w:t>Отсутствие бренда и маркетингового ресурса на старте</w:t>
       </w:r>
     </w:p>
     <w:p>
@@ -3566,7 +3905,7 @@
         <w:pStyle w:val="a0"/>
       </w:pPr>
       <w:r>
-        <w:t>Предзаполненные справочники марок, моделей, категорий запчастей</w:t>
+        <w:t>Узкая специализация ограничивает размер потенциального рынка</w:t>
       </w:r>
     </w:p>
     <w:p>
@@ -3574,16 +3913,7 @@
         <w:pStyle w:val="afff0"/>
       </w:pPr>
       <w:r>
-        <w:lastRenderedPageBreak/>
-        <w:t>Слабые стороны (</w:t>
-      </w:r>
-      <w:proofErr w:type="spellStart"/>
-      <w:r>
-        <w:t>Weaknesses</w:t>
-      </w:r>
-      <w:proofErr w:type="spellEnd"/>
-      <w:r>
-        <w:t>)</w:t>
+        <w:t>Возможности (Opportunities)</w:t>
       </w:r>
       <w:r>
         <w:t>:</w:t>
@@ -3594,7 +3924,7 @@
         <w:pStyle w:val="a0"/>
       </w:pPr>
       <w:r>
-        <w:t>Привязка к платформе 1С</w:t>
+        <w:t>Неудовлетворённый спрос — подтверждённая потребность при отсутствии целевого решения</w:t>
       </w:r>
     </w:p>
     <w:p>
@@ -3602,7 +3932,7 @@
         <w:pStyle w:val="a0"/>
       </w:pPr>
       <w:r>
-        <w:t>Ограниченная платформенная доступность</w:t>
+        <w:t>Растущая культура самостоятельного обслуживания автомобилей</w:t>
       </w:r>
     </w:p>
     <w:p>
@@ -3610,7 +3940,7 @@
         <w:pStyle w:val="a0"/>
       </w:pPr>
       <w:r>
-        <w:t>Необходимость лицензии 1С для полноценного использования</w:t>
+        <w:t>Экосистема 1С — публикация на портале 1С:ИТС даёт доступ к миллионам пользователей</w:t>
       </w:r>
     </w:p>
     <w:p>
@@ -3618,7 +3948,18 @@
         <w:pStyle w:val="a0"/>
       </w:pPr>
       <w:r>
-        <w:t>Отсутствие бренда и маркетингового ресурса на старте</w:t>
+        <w:t>Масштабирование на смежные ниши</w:t>
+      </w:r>
+    </w:p>
+    <w:p>
+      <w:pPr>
+        <w:pStyle w:val="afff0"/>
+      </w:pPr>
+      <w:r>
+        <w:t>Угрозы (Threats)</w:t>
+      </w:r>
+      <w:r>
+        <w:t>:</w:t>
       </w:r>
     </w:p>
     <w:p>
@@ -3626,26 +3967,7 @@
         <w:pStyle w:val="a0"/>
       </w:pPr>
       <w:r>
-        <w:t>Узкая специализация ограничивает размер потенциального рынка</w:t>
-      </w:r>
-    </w:p>
-    <w:p>
-      <w:pPr>
-        <w:pStyle w:val="afff0"/>
-      </w:pPr>
-      <w:r>
-        <w:t>Возможности (</w:t>
-      </w:r>
-      <w:proofErr w:type="spellStart"/>
-      <w:r>
-        <w:t>Opportunities</w:t>
-      </w:r>
-      <w:proofErr w:type="spellEnd"/>
-      <w:r>
-        <w:t>)</w:t>
-      </w:r>
-      <w:r>
-        <w:t>:</w:t>
+        <w:t>Конкуренция с бесплатными решениями</w:t>
       </w:r>
     </w:p>
     <w:p>
@@ -3653,7 +3975,7 @@
         <w:pStyle w:val="a0"/>
       </w:pPr>
       <w:r>
-        <w:t>Неудовлетворённый спрос — подтверждённая потребность при отсутствии целевого решения</w:t>
+        <w:t>Низкая платёжеспособность целевой аудитории</w:t>
       </w:r>
     </w:p>
     <w:p>
@@ -3661,7 +3983,7 @@
         <w:pStyle w:val="a0"/>
       </w:pPr>
       <w:r>
-        <w:t>Растущая культура самостоятельного обслуживания автомобилей</w:t>
+        <w:t>Возможное появление конкурирующего продукта</w:t>
       </w:r>
     </w:p>
     <w:p>
@@ -3669,65 +3991,6 @@
         <w:pStyle w:val="a0"/>
       </w:pPr>
       <w:r>
-        <w:t>Экосистема 1С — публикация на портале 1С:ИТС даёт доступ к миллионам пользователей</w:t>
-      </w:r>
-    </w:p>
-    <w:p>
-      <w:pPr>
-        <w:pStyle w:val="a0"/>
-      </w:pPr>
-      <w:r>
-        <w:t>Масштабирование на смежные ниши</w:t>
-      </w:r>
-    </w:p>
-    <w:p>
-      <w:pPr>
-        <w:pStyle w:val="afff0"/>
-      </w:pPr>
-      <w:r>
-        <w:t>Угрозы (</w:t>
-      </w:r>
-      <w:proofErr w:type="spellStart"/>
-      <w:r>
-        <w:t>Threats</w:t>
-      </w:r>
-      <w:proofErr w:type="spellEnd"/>
-      <w:r>
-        <w:t>)</w:t>
-      </w:r>
-      <w:r>
-        <w:t>:</w:t>
-      </w:r>
-    </w:p>
-    <w:p>
-      <w:pPr>
-        <w:pStyle w:val="a0"/>
-      </w:pPr>
-      <w:r>
-        <w:t>Конкуренция с бесплатными решениями</w:t>
-      </w:r>
-    </w:p>
-    <w:p>
-      <w:pPr>
-        <w:pStyle w:val="a0"/>
-      </w:pPr>
-      <w:r>
-        <w:t>Низкая платёжеспособность целевой аудитории</w:t>
-      </w:r>
-    </w:p>
-    <w:p>
-      <w:pPr>
-        <w:pStyle w:val="a0"/>
-      </w:pPr>
-      <w:r>
-        <w:t>Возможное появление конкурирующего продукта</w:t>
-      </w:r>
-    </w:p>
-    <w:p>
-      <w:pPr>
-        <w:pStyle w:val="a0"/>
-      </w:pPr>
-      <w:r>
         <w:t>Изменение лицензионной политики фирмы 1С</w:t>
       </w:r>
     </w:p>
@@ -3735,35 +3998,9 @@
       <w:pPr>
         <w:pStyle w:val="a4"/>
       </w:pPr>
-      <w:proofErr w:type="spellStart"/>
-      <w:r>
-        <w:t>Выводы</w:t>
-      </w:r>
-      <w:proofErr w:type="spellEnd"/>
-      <w:r>
-        <w:t xml:space="preserve"> </w:t>
-      </w:r>
-      <w:proofErr w:type="spellStart"/>
-      <w:r>
-        <w:t>по</w:t>
-      </w:r>
-      <w:proofErr w:type="spellEnd"/>
-      <w:r>
-        <w:t xml:space="preserve"> </w:t>
-      </w:r>
-      <w:proofErr w:type="spellStart"/>
-      <w:r>
-        <w:t>жизнеспособности</w:t>
-      </w:r>
-      <w:proofErr w:type="spellEnd"/>
-      <w:r>
-        <w:t xml:space="preserve"> </w:t>
-      </w:r>
-      <w:proofErr w:type="spellStart"/>
-      <w:r>
-        <w:t>проекта</w:t>
-      </w:r>
-      <w:proofErr w:type="spellEnd"/>
+      <w:r>
+        <w:t>Выводы по жизнеспособности проекта</w:t>
+      </w:r>
     </w:p>
     <w:p>
       <w:pPr>
@@ -3843,15 +4080,7 @@
         <w:pStyle w:val="afff0"/>
       </w:pPr>
       <w:r>
-        <w:t xml:space="preserve">С учётом этих факторов выбрана модель </w:t>
-      </w:r>
-      <w:proofErr w:type="spellStart"/>
-      <w:r>
-        <w:t>Freemium</w:t>
-      </w:r>
-      <w:proofErr w:type="spellEnd"/>
-      <w:r>
-        <w:t xml:space="preserve"> — бесплатная базовая версия с платными расширениями. Модель позволяет привлечь максимальное число пользователей без финансового барьера, сформировать привычку </w:t>
+        <w:t xml:space="preserve">С учётом этих факторов выбрана модель Freemium — бесплатная базовая версия с платными расширениями. Модель позволяет привлечь максимальное число пользователей без финансового барьера, сформировать привычку </w:t>
       </w:r>
       <w:r>
         <w:lastRenderedPageBreak/>
@@ -3928,28 +4157,10 @@
       <w:pPr>
         <w:pStyle w:val="a4"/>
       </w:pPr>
-      <w:proofErr w:type="spellStart"/>
       <w:r>
         <w:lastRenderedPageBreak/>
-        <w:t>Ценообразование</w:t>
-      </w:r>
-      <w:proofErr w:type="spellEnd"/>
-      <w:r>
-        <w:t xml:space="preserve"> и </w:t>
-      </w:r>
-      <w:proofErr w:type="spellStart"/>
-      <w:r>
-        <w:t>финансовая</w:t>
-      </w:r>
-      <w:proofErr w:type="spellEnd"/>
-      <w:r>
-        <w:t xml:space="preserve"> </w:t>
-      </w:r>
-      <w:proofErr w:type="spellStart"/>
-      <w:r>
-        <w:t>модель</w:t>
-      </w:r>
-      <w:proofErr w:type="spellEnd"/>
+        <w:t>Ценообразование и финансовая модель</w:t>
+      </w:r>
     </w:p>
     <w:p>
       <w:pPr>
@@ -3980,8 +4191,6 @@
         <w:pStyle w:val="afff0"/>
         <w:rPr>
           <w:rFonts w:eastAsia="Calibri" w:cs="Times New Roman"/>
-          <w:b/>
-          <w:bCs/>
           <w:color w:val="000000"/>
           <w:kern w:val="0"/>
           <w:szCs w:val="28"/>
@@ -4005,7 +4214,7 @@
         <w:pStyle w:val="a3"/>
       </w:pPr>
       <w:r>
-        <w:t>Нефункциональные требования</w:t>
+        <w:t>Методология разработки</w:t>
       </w:r>
     </w:p>
     <w:p>
@@ -4013,6 +4222,482 @@
         <w:pStyle w:val="afff0"/>
       </w:pPr>
       <w:r>
+        <w:t>Для создания информационной системы учёта автомобильных запчастей и инструмента была выбрана гибкая (agile) методология, базирующаяся на принципах</w:t>
+      </w:r>
+      <w:r>
+        <w:t xml:space="preserve"> </w:t>
+      </w:r>
+      <w:r>
+        <w:t>Kanban.</w:t>
+      </w:r>
+    </w:p>
+    <w:p>
+      <w:pPr>
+        <w:pStyle w:val="afff0"/>
+      </w:pPr>
+      <w:r>
+        <w:t>Для управления задачами использовалась доска</w:t>
+      </w:r>
+      <w:r>
+        <w:t xml:space="preserve"> </w:t>
+      </w:r>
+      <w:r>
+        <w:t>Trello</w:t>
+      </w:r>
+      <w:r>
+        <w:t xml:space="preserve"> </w:t>
+      </w:r>
+      <w:r>
+        <w:t>с колонками «К выполнению», «В работе», «На проверке», «Готово». Это позволило прозрачно отслеживать статус каждой функциональной единицы</w:t>
+      </w:r>
+      <w:r>
+        <w:t>.</w:t>
+      </w:r>
+    </w:p>
+    <w:p>
+      <w:pPr>
+        <w:pStyle w:val="afff0"/>
+      </w:pPr>
+      <w:r>
+        <w:t>Хранение исходного кода конфигурации осуществляется в системе контроля версий</w:t>
+      </w:r>
+      <w:r>
+        <w:t xml:space="preserve"> </w:t>
+      </w:r>
+      <w:r>
+        <w:t>Git</w:t>
+      </w:r>
+      <w:r>
+        <w:t xml:space="preserve"> </w:t>
+      </w:r>
+      <w:r>
+        <w:t>(репозиторий на платформе GitHub). Выгрузка конфигурации производится в формате</w:t>
+      </w:r>
+      <w:r>
+        <w:t xml:space="preserve"> </w:t>
+      </w:r>
+      <w:r>
+        <w:t>.dt</w:t>
+      </w:r>
+      <w:r>
+        <w:t xml:space="preserve"> </w:t>
+      </w:r>
+      <w:r>
+        <w:t>(дамп конфигурации), что обеспечивает возможность восстановления любой предыдущей версии и упрощает совместную работу.</w:t>
+      </w:r>
+    </w:p>
+    <w:p>
+      <w:pPr>
+        <w:pStyle w:val="afff0"/>
+      </w:pPr>
+      <w:r>
+        <w:t>Жизненный цикл разработки:</w:t>
+      </w:r>
+    </w:p>
+    <w:p>
+      <w:pPr>
+        <w:pStyle w:val="a"/>
+      </w:pPr>
+      <w:r>
+        <w:t>Бэклог. Аналитик формирует карточки задач на основе функциональных требований.</w:t>
+      </w:r>
+    </w:p>
+    <w:p>
+      <w:pPr>
+        <w:pStyle w:val="a"/>
+      </w:pPr>
+      <w:r>
+        <w:t>Анализ и уточнение. При необходимости задача обсуждается с разработчиком, уточняются критерии приёмки.</w:t>
+      </w:r>
+    </w:p>
+    <w:p>
+      <w:pPr>
+        <w:pStyle w:val="a"/>
+      </w:pPr>
+      <w:r>
+        <w:t xml:space="preserve">Разработка. Разработчик реализует функционал в конфигурации, фиксирует </w:t>
+      </w:r>
+      <w:r>
+        <w:t xml:space="preserve">изменения в </w:t>
+      </w:r>
+      <w:r>
+        <w:t>карточках</w:t>
+      </w:r>
+    </w:p>
+    <w:p>
+      <w:pPr>
+        <w:pStyle w:val="a"/>
+      </w:pPr>
+      <w:r>
+        <w:t>Тестирование. Тестировщик проверяет реализованную функцию, выполняет позитивные и негативные сценарии.</w:t>
+      </w:r>
+    </w:p>
+    <w:p>
+      <w:pPr>
+        <w:pStyle w:val="a"/>
+      </w:pPr>
+      <w:r>
+        <w:t>Приёмка. Аналитик подтверждает, что задача выполнена в соответствии с требованиями. Карточка перемещается в «Готово».</w:t>
+      </w:r>
+    </w:p>
+    <w:p>
+      <w:pPr>
+        <w:pStyle w:val="afff0"/>
+      </w:pPr>
+      <w:r>
+        <w:t xml:space="preserve">Таким образом, выбранная методология Kanban в сочетании с Git и Trello позволяет эффективно управлять разработкой информационной системы в </w:t>
+      </w:r>
+      <w:r>
+        <w:lastRenderedPageBreak/>
+        <w:t>условиях малой команды, обеспечивая высокое качество конечного продукта при ограниченных временных и трудовых ресурсах.</w:t>
+      </w:r>
+    </w:p>
+    <w:p>
+      <w:pPr>
+        <w:pStyle w:val="a3"/>
+      </w:pPr>
+      <w:r>
+        <w:t>Ф</w:t>
+      </w:r>
+      <w:r>
+        <w:t>ункциональные требования</w:t>
+      </w:r>
+    </w:p>
+    <w:p>
+      <w:pPr>
+        <w:pStyle w:val="afff0"/>
+      </w:pPr>
+      <w:r>
+        <w:t>На основе анализа предметной области и с учётом специфики домашнего гаражного учёта были сформулированы функциональные требования к разрабатываемой информационной системе.</w:t>
+      </w:r>
+      <w:r>
+        <w:t xml:space="preserve"> </w:t>
+      </w:r>
+    </w:p>
+    <w:p>
+      <w:pPr>
+        <w:pStyle w:val="a0"/>
+      </w:pPr>
+      <w:r>
+        <w:t>Ведение иерархического справочника номенклатуры с категориями</w:t>
+      </w:r>
+      <w:r>
+        <w:t xml:space="preserve"> (рисунок 1)</w:t>
+      </w:r>
+    </w:p>
+    <w:p>
+      <w:pPr>
+        <w:pStyle w:val="a0"/>
+      </w:pPr>
+      <w:r>
+        <w:t>Справочник автомобилей с атрибутами: марка, модель, госномер</w:t>
+      </w:r>
+      <w:r>
+        <w:t xml:space="preserve"> (рисунок 2)</w:t>
+      </w:r>
+    </w:p>
+    <w:p>
+      <w:pPr>
+        <w:pStyle w:val="a0"/>
+      </w:pPr>
+      <w:r>
+        <w:t>Документ «Поступление товаров»: дата, список запчастей, количество, цена, дополнительная информация (место хранения)</w:t>
+      </w:r>
+    </w:p>
+    <w:p>
+      <w:pPr>
+        <w:pStyle w:val="a0"/>
+      </w:pPr>
+      <w:r>
+        <w:t>Документ «Списание запчастей и инструмента»: дата, список запчастей, количество, автомобиль, склад, состояние детали</w:t>
+      </w:r>
+    </w:p>
+    <w:p>
+      <w:pPr>
+        <w:pStyle w:val="a0"/>
+      </w:pPr>
+      <w:r>
+        <w:t>Контроль остатков при списании — запрет расхода сверх текущего остатка</w:t>
+      </w:r>
+    </w:p>
+    <w:p>
+      <w:pPr>
+        <w:pStyle w:val="a0"/>
+      </w:pPr>
+      <w:r>
+        <w:t>Поиск запчастей по наименованию</w:t>
+      </w:r>
+    </w:p>
+    <w:p>
+      <w:pPr>
+        <w:pStyle w:val="a0"/>
+      </w:pPr>
+      <w:r>
+        <w:t>Отчёт «Остатки на складе»</w:t>
+      </w:r>
+    </w:p>
+    <w:p>
+      <w:pPr>
+        <w:pStyle w:val="a0"/>
+      </w:pPr>
+      <w:r>
+        <w:t xml:space="preserve">Отчёт «Ремонты </w:t>
+      </w:r>
+      <w:r>
+        <w:t>автомобилей</w:t>
+      </w:r>
+      <w:r>
+        <w:t>»</w:t>
+      </w:r>
+      <w:r>
+        <w:t xml:space="preserve"> (рисунок 3)</w:t>
+      </w:r>
+    </w:p>
+    <w:p>
+      <w:pPr>
+        <w:pStyle w:val="a0"/>
+      </w:pPr>
+      <w:r>
+        <w:t>Отчет «Движение ТМЦ</w:t>
+      </w:r>
+      <w:r>
+        <w:t xml:space="preserve"> (то</w:t>
+      </w:r>
+      <w:r>
+        <w:t>варно-материальных ценностей</w:t>
+      </w:r>
+      <w:r>
+        <w:t>)</w:t>
+      </w:r>
+      <w:r>
+        <w:t xml:space="preserve"> за период»</w:t>
+      </w:r>
+      <w:r>
+        <w:t>.</w:t>
+      </w:r>
+    </w:p>
+    <w:p>
+      <w:pPr>
+        <w:pStyle w:val="a1"/>
+      </w:pPr>
+      <w:r>
+        <w:rPr>
+          <w:lang w:eastAsia="ru-RU"/>
+        </w:rPr>
+        <w:lastRenderedPageBreak/>
+        <w:drawing>
+          <wp:anchor distT="0" distB="0" distL="114300" distR="114300" simplePos="0" relativeHeight="251659264" behindDoc="0" locked="0" layoutInCell="1" allowOverlap="1" wp14:anchorId="1CC51B8C" wp14:editId="1BCAE9A9">
+            <wp:simplePos x="0" y="0"/>
+            <wp:positionH relativeFrom="column">
+              <wp:posOffset>481965</wp:posOffset>
+            </wp:positionH>
+            <wp:positionV relativeFrom="paragraph">
+              <wp:posOffset>2585085</wp:posOffset>
+            </wp:positionV>
+            <wp:extent cx="4171950" cy="2744470"/>
+            <wp:effectExtent l="0" t="0" r="0" b="0"/>
+            <wp:wrapTopAndBottom/>
+            <wp:docPr id="911482465" name="Рисунок 1"/>
+            <wp:cNvGraphicFramePr>
+              <a:graphicFrameLocks xmlns:a="http://schemas.openxmlformats.org/drawingml/2006/main" noChangeAspect="1"/>
+            </wp:cNvGraphicFramePr>
+            <a:graphic xmlns:a="http://schemas.openxmlformats.org/drawingml/2006/main">
+              <a:graphicData uri="http://schemas.openxmlformats.org/drawingml/2006/picture">
+                <pic:pic xmlns:pic="http://schemas.openxmlformats.org/drawingml/2006/picture">
+                  <pic:nvPicPr>
+                    <pic:cNvPr id="911482465" name=""/>
+                    <pic:cNvPicPr/>
+                  </pic:nvPicPr>
+                  <pic:blipFill>
+                    <a:blip r:embed="rId8">
+                      <a:extLst>
+                        <a:ext uri="{28A0092B-C50C-407E-A947-70E740481C1C}">
+                          <a14:useLocalDpi xmlns:a14="http://schemas.microsoft.com/office/drawing/2010/main" val="0"/>
+                        </a:ext>
+                      </a:extLst>
+                    </a:blip>
+                    <a:stretch>
+                      <a:fillRect/>
+                    </a:stretch>
+                  </pic:blipFill>
+                  <pic:spPr>
+                    <a:xfrm>
+                      <a:off x="0" y="0"/>
+                      <a:ext cx="4171950" cy="2744470"/>
+                    </a:xfrm>
+                    <a:prstGeom prst="rect">
+                      <a:avLst/>
+                    </a:prstGeom>
+                  </pic:spPr>
+                </pic:pic>
+              </a:graphicData>
+            </a:graphic>
+            <wp14:sizeRelH relativeFrom="page">
+              <wp14:pctWidth>0</wp14:pctWidth>
+            </wp14:sizeRelH>
+            <wp14:sizeRelV relativeFrom="page">
+              <wp14:pctHeight>0</wp14:pctHeight>
+            </wp14:sizeRelV>
+          </wp:anchor>
+        </w:drawing>
+      </w:r>
+      <w:r>
+        <w:rPr>
+          <w:lang w:eastAsia="ru-RU"/>
+        </w:rPr>
+        <w:drawing>
+          <wp:anchor distT="0" distB="0" distL="114300" distR="114300" simplePos="0" relativeHeight="251658240" behindDoc="0" locked="0" layoutInCell="1" allowOverlap="1" wp14:anchorId="12939FF8" wp14:editId="120C1751">
+            <wp:simplePos x="0" y="0"/>
+            <wp:positionH relativeFrom="margin">
+              <wp:align>right</wp:align>
+            </wp:positionH>
+            <wp:positionV relativeFrom="paragraph">
+              <wp:posOffset>3810</wp:posOffset>
+            </wp:positionV>
+            <wp:extent cx="5953125" cy="2162175"/>
+            <wp:effectExtent l="0" t="0" r="9525" b="9525"/>
+            <wp:wrapTopAndBottom/>
+            <wp:docPr id="1942042115" name="Рисунок 1"/>
+            <wp:cNvGraphicFramePr>
+              <a:graphicFrameLocks xmlns:a="http://schemas.openxmlformats.org/drawingml/2006/main" noChangeAspect="1"/>
+            </wp:cNvGraphicFramePr>
+            <a:graphic xmlns:a="http://schemas.openxmlformats.org/drawingml/2006/main">
+              <a:graphicData uri="http://schemas.openxmlformats.org/drawingml/2006/picture">
+                <pic:pic xmlns:pic="http://schemas.openxmlformats.org/drawingml/2006/picture">
+                  <pic:nvPicPr>
+                    <pic:cNvPr id="1942042115" name=""/>
+                    <pic:cNvPicPr/>
+                  </pic:nvPicPr>
+                  <pic:blipFill>
+                    <a:blip r:embed="rId9">
+                      <a:extLst>
+                        <a:ext uri="{28A0092B-C50C-407E-A947-70E740481C1C}">
+                          <a14:useLocalDpi xmlns:a14="http://schemas.microsoft.com/office/drawing/2010/main" val="0"/>
+                        </a:ext>
+                      </a:extLst>
+                    </a:blip>
+                    <a:stretch>
+                      <a:fillRect/>
+                    </a:stretch>
+                  </pic:blipFill>
+                  <pic:spPr>
+                    <a:xfrm>
+                      <a:off x="0" y="0"/>
+                      <a:ext cx="5953125" cy="2162175"/>
+                    </a:xfrm>
+                    <a:prstGeom prst="rect">
+                      <a:avLst/>
+                    </a:prstGeom>
+                  </pic:spPr>
+                </pic:pic>
+              </a:graphicData>
+            </a:graphic>
+            <wp14:sizeRelH relativeFrom="page">
+              <wp14:pctWidth>0</wp14:pctWidth>
+            </wp14:sizeRelH>
+            <wp14:sizeRelV relativeFrom="page">
+              <wp14:pctHeight>0</wp14:pctHeight>
+            </wp14:sizeRelV>
+          </wp:anchor>
+        </w:drawing>
+      </w:r>
+      <w:r>
+        <w:t>Справочник номенклатуры</w:t>
+      </w:r>
+    </w:p>
+    <w:p>
+      <w:pPr>
+        <w:pStyle w:val="a1"/>
+      </w:pPr>
+      <w:r>
+        <w:t>Справочник автомобилей</w:t>
+      </w:r>
+    </w:p>
+    <w:p>
+      <w:pPr>
+        <w:pStyle w:val="a1"/>
+      </w:pPr>
+      <w:r>
+        <w:rPr>
+          <w:lang w:eastAsia="ru-RU"/>
+        </w:rPr>
+        <w:drawing>
+          <wp:anchor distT="0" distB="0" distL="114300" distR="114300" simplePos="0" relativeHeight="251660288" behindDoc="0" locked="0" layoutInCell="1" allowOverlap="1" wp14:anchorId="6EF65FF1" wp14:editId="7A69B8D0">
+            <wp:simplePos x="0" y="0"/>
+            <wp:positionH relativeFrom="column">
+              <wp:posOffset>453390</wp:posOffset>
+            </wp:positionH>
+            <wp:positionV relativeFrom="paragraph">
+              <wp:posOffset>3810</wp:posOffset>
+            </wp:positionV>
+            <wp:extent cx="4581525" cy="2731577"/>
+            <wp:effectExtent l="0" t="0" r="0" b="0"/>
+            <wp:wrapTopAndBottom/>
+            <wp:docPr id="1993946399" name="Рисунок 1"/>
+            <wp:cNvGraphicFramePr>
+              <a:graphicFrameLocks xmlns:a="http://schemas.openxmlformats.org/drawingml/2006/main" noChangeAspect="1"/>
+            </wp:cNvGraphicFramePr>
+            <a:graphic xmlns:a="http://schemas.openxmlformats.org/drawingml/2006/main">
+              <a:graphicData uri="http://schemas.openxmlformats.org/drawingml/2006/picture">
+                <pic:pic xmlns:pic="http://schemas.openxmlformats.org/drawingml/2006/picture">
+                  <pic:nvPicPr>
+                    <pic:cNvPr id="1993946399" name=""/>
+                    <pic:cNvPicPr/>
+                  </pic:nvPicPr>
+                  <pic:blipFill>
+                    <a:blip r:embed="rId10">
+                      <a:extLst>
+                        <a:ext uri="{28A0092B-C50C-407E-A947-70E740481C1C}">
+                          <a14:useLocalDpi xmlns:a14="http://schemas.microsoft.com/office/drawing/2010/main" val="0"/>
+                        </a:ext>
+                      </a:extLst>
+                    </a:blip>
+                    <a:stretch>
+                      <a:fillRect/>
+                    </a:stretch>
+                  </pic:blipFill>
+                  <pic:spPr>
+                    <a:xfrm>
+                      <a:off x="0" y="0"/>
+                      <a:ext cx="4581525" cy="2731577"/>
+                    </a:xfrm>
+                    <a:prstGeom prst="rect">
+                      <a:avLst/>
+                    </a:prstGeom>
+                  </pic:spPr>
+                </pic:pic>
+              </a:graphicData>
+            </a:graphic>
+            <wp14:sizeRelH relativeFrom="page">
+              <wp14:pctWidth>0</wp14:pctWidth>
+            </wp14:sizeRelH>
+            <wp14:sizeRelV relativeFrom="page">
+              <wp14:pctHeight>0</wp14:pctHeight>
+            </wp14:sizeRelV>
+          </wp:anchor>
+        </w:drawing>
+      </w:r>
+      <w:r>
+        <w:t>Документы о ремонтах</w:t>
+      </w:r>
+    </w:p>
+    <w:p>
+      <w:pPr>
+        <w:pStyle w:val="a3"/>
+      </w:pPr>
+      <w:r>
+        <w:lastRenderedPageBreak/>
+        <w:t>Неф</w:t>
+      </w:r>
+      <w:r>
+        <w:t>ункциональные требования</w:t>
+      </w:r>
+    </w:p>
+    <w:p>
+      <w:pPr>
+        <w:pStyle w:val="afff0"/>
+      </w:pPr>
+      <w:r>
         <w:t>Результатом работы станет полный аналитический пакет документации, на основании которого разработчик 1С сможет реализовать готовую конфигурацию. Спроектированная система позволит:</w:t>
       </w:r>
     </w:p>
@@ -4027,7 +4712,7 @@
         <w:rPr>
           <w:lang w:eastAsia="ru-RU"/>
         </w:rPr>
-        <w:t>Время открытия любой формы — не более 2 секунд.</w:t>
+        <w:t>Время открытия любой формы — не более 2 секунд</w:t>
       </w:r>
     </w:p>
     <w:p>
@@ -4041,7 +4726,7 @@
         <w:rPr>
           <w:lang w:eastAsia="ru-RU"/>
         </w:rPr>
-        <w:t>Первоначальная настройка — не более 10 минут от установки до ввода первой запчасти.</w:t>
+        <w:t>Первоначальная настройка — не более 10 минут от установки до ввода первой запчасти</w:t>
       </w:r>
     </w:p>
     <w:p>
@@ -4055,7 +4740,7 @@
         <w:rPr>
           <w:lang w:eastAsia="ru-RU"/>
         </w:rPr>
-        <w:t>Полностью русскоязычный интерфейс без технической терминологии 1С.</w:t>
+        <w:t>Полностью русскоязычный интерфейс без технической терминологии 1С</w:t>
       </w:r>
     </w:p>
     <w:p>
@@ -4069,7 +4754,7 @@
         <w:rPr>
           <w:lang w:eastAsia="ru-RU"/>
         </w:rPr>
-        <w:t>Работа в файловом режиме без серверной инфраструктуры и интернета.</w:t>
+        <w:t>Работа в файловом режиме без серверной инфраструктуры и интернета</w:t>
       </w:r>
     </w:p>
     <w:p>
@@ -4083,21 +4768,25 @@
         <w:rPr>
           <w:lang w:eastAsia="ru-RU"/>
         </w:rPr>
-        <w:t>Поддержка платформы 1</w:t>
-      </w:r>
-      <w:proofErr w:type="gramStart"/>
+        <w:t xml:space="preserve">Поддержка платформы 1С:Предприятие </w:t>
+      </w:r>
       <w:r>
         <w:rPr>
           <w:lang w:eastAsia="ru-RU"/>
         </w:rPr>
-        <w:t>С:Предприятие</w:t>
-      </w:r>
-      <w:proofErr w:type="gramEnd"/>
+        <w:t>8.3.2</w:t>
+      </w:r>
       <w:r>
         <w:rPr>
           <w:lang w:eastAsia="ru-RU"/>
         </w:rPr>
-        <w:t xml:space="preserve"> 8.3.20+, Windows 10/11.</w:t>
+        <w:t>7</w:t>
+      </w:r>
+      <w:r>
+        <w:rPr>
+          <w:lang w:eastAsia="ru-RU"/>
+        </w:rPr>
+        <w:t>+, Windows 10/11</w:t>
       </w:r>
     </w:p>
     <w:p>
@@ -4111,7 +4800,7 @@
         <w:rPr>
           <w:lang w:eastAsia="ru-RU"/>
         </w:rPr>
-        <w:t>Корректная работа при объёме базы до 10 000 позиций номенклатуры.</w:t>
+        <w:t>Корректная работа при объёме базы до 10 000 позиций номенклатуры</w:t>
       </w:r>
     </w:p>
     <w:p>
@@ -4125,7 +4814,7 @@
         <w:rPr>
           <w:lang w:eastAsia="ru-RU"/>
         </w:rPr>
-        <w:t>Защита от случайного удаления данных (пометка на удаление, контроль ссылочной целостности).</w:t>
+        <w:t>Защита от случайного удаления данных (пометка на удаление, контроль ссылочной целостности)</w:t>
       </w:r>
     </w:p>
     <w:p>
@@ -4139,7 +4828,13 @@
         <w:rPr>
           <w:lang w:eastAsia="ru-RU"/>
         </w:rPr>
-        <w:t>Открытая конфигурация с возможностью доработки средствами платформы 1С</w:t>
+        <w:t>Открытая конфигурация с возможностью доработки средствами платформы 1</w:t>
+      </w:r>
+      <w:r>
+        <w:rPr>
+          <w:lang w:eastAsia="ru-RU"/>
+        </w:rPr>
+        <w:t>С.</w:t>
       </w:r>
     </w:p>
     <w:p>
@@ -4147,7 +4842,41 @@
         <w:pStyle w:val="a3"/>
       </w:pPr>
       <w:r>
-        <w:t>Функциональные требования</w:t>
+        <w:rPr>
+          <w:lang w:val="en-US"/>
+        </w:rPr>
+        <w:t xml:space="preserve">Use Case </w:t>
+      </w:r>
+      <w:r>
+        <w:t>диаграмма</w:t>
+      </w:r>
+    </w:p>
+    <w:p>
+      <w:pPr>
+        <w:pStyle w:val="afff0"/>
+      </w:pPr>
+      <w:r>
+        <w:t>Для формализации требований к функциональности разрабатываемой информационной системы была построена диаграмма вариантов использования (Use Case) в нотации UML.</w:t>
+      </w:r>
+    </w:p>
+    <w:p>
+      <w:pPr>
+        <w:rPr>
+          <w:rFonts w:ascii="Times New Roman" w:hAnsi="Times New Roman"/>
+          <w:sz w:val="28"/>
+        </w:rPr>
+      </w:pPr>
+      <w:r>
+        <w:br w:type="page"/>
+      </w:r>
+    </w:p>
+    <w:p>
+      <w:pPr>
+        <w:pStyle w:val="afff0"/>
+      </w:pPr>
+      <w:r>
+        <w:lastRenderedPageBreak/>
+        <w:t>На основе анализа предметной области и целевой аудитории были выделены следующие акторы:</w:t>
       </w:r>
     </w:p>
     <w:p>
@@ -4155,7 +4884,13 @@
         <w:pStyle w:val="a0"/>
       </w:pPr>
       <w:r>
-        <w:t>Ведение иерархического справочника номенклатуры с категориями.</w:t>
+        <w:t>Кладовщик</w:t>
+      </w:r>
+      <w:r>
+        <w:t xml:space="preserve"> – у</w:t>
+      </w:r>
+      <w:r>
+        <w:t>правление складскими запасами</w:t>
       </w:r>
     </w:p>
     <w:p>
@@ -4163,7 +4898,7 @@
         <w:pStyle w:val="a0"/>
       </w:pPr>
       <w:r>
-        <w:t>Справочник автомобилей с атрибутами: марка, модель, госномер.</w:t>
+        <w:t>Мастер-приемщик – обслуживание и ремонт</w:t>
       </w:r>
     </w:p>
     <w:p>
@@ -4171,7 +4906,29 @@
         <w:pStyle w:val="a0"/>
       </w:pPr>
       <w:r>
-        <w:t>Документ «Поступление товаров»: дата, список запчастей, количество, цена, дополнительная информация (место хранения).</w:t>
+        <w:t>Менеджер/Администратор – администрирование и аналитика</w:t>
+      </w:r>
+      <w:r>
+        <w:t>.</w:t>
+      </w:r>
+    </w:p>
+    <w:p>
+      <w:pPr>
+        <w:pStyle w:val="afff0"/>
+      </w:pPr>
+      <w:r>
+        <w:t>В контексте домашнего гаража все три роли могут быть объединены в одном лице — владельце автомобиля, самостоятельно обслуживающем свой транспорт. Однако разделение на акторы позволяет в дальнейшем масштабировать систему для небольших частных мастерских с несколькими сотрудниками.</w:t>
+      </w:r>
+    </w:p>
+    <w:p>
+      <w:pPr>
+        <w:pStyle w:val="afff0"/>
+      </w:pPr>
+      <w:r>
+        <w:t>Все варианты использования сгруппированы по трём функциональным блокам</w:t>
+      </w:r>
+      <w:r>
+        <w:t>:</w:t>
       </w:r>
     </w:p>
     <w:p>
@@ -4179,61 +4936,529 @@
         <w:pStyle w:val="a0"/>
       </w:pPr>
       <w:r>
+        <w:t>Обслуживание и ремонт (актор «Мастер-приемщик»)</w:t>
+      </w:r>
+    </w:p>
+    <w:p>
+      <w:pPr>
+        <w:pStyle w:val="a0"/>
+      </w:pPr>
+      <w:r>
+        <w:t>Складские операции (актор «Кладовщик»)</w:t>
+      </w:r>
+    </w:p>
+    <w:p>
+      <w:pPr>
+        <w:pStyle w:val="a0"/>
+      </w:pPr>
+      <w:r>
+        <w:t>Справочники и аналитика (актор «Менеджер/Администратор»)</w:t>
+      </w:r>
+      <w:r>
+        <w:t>.</w:t>
+      </w:r>
+    </w:p>
+    <w:p>
+      <w:pPr>
+        <w:pStyle w:val="afff0"/>
+      </w:pPr>
+      <w:r>
+        <w:rPr>
+          <w:color w:val="000000" w:themeColor="text1"/>
+        </w:rPr>
+        <w:t>Диаграмма вариантов использования</w:t>
+      </w:r>
+      <w:r>
+        <w:t xml:space="preserve">, построенная на основе описанных акторов и их функций, представлена на рисунке </w:t>
+      </w:r>
+      <w:r>
+        <w:t>4</w:t>
+      </w:r>
+      <w:r>
+        <w:t>. На диаграмме наглядно показано, какие функции системы доступны каждому типу пользователя, а также выделены функциональные блоки: «Обслуживание и Ремонт», «Складские операции», «Справочники и Аналитика».</w:t>
+      </w:r>
+    </w:p>
+    <w:p>
+      <w:pPr>
+        <w:pStyle w:val="afff0"/>
+        <w:keepNext/>
+        <w:ind w:firstLine="0"/>
+      </w:pPr>
+      <w:r>
+        <w:rPr>
+          <w:noProof/>
+          <w:lang w:eastAsia="ru-RU"/>
+        </w:rPr>
         <w:lastRenderedPageBreak/>
-        <w:t>Документ «Списание запчастей и инструмента»: дата, список запчастей, количество, автомобиль, склад, состояние детали.</w:t>
+        <w:drawing>
+          <wp:inline distT="0" distB="0" distL="0" distR="0" wp14:anchorId="12AE5CD2" wp14:editId="178BDEBE">
+            <wp:extent cx="5855360" cy="4981575"/>
+            <wp:effectExtent l="0" t="0" r="0" b="0"/>
+            <wp:docPr id="805126332" name="Рисунок 1"/>
+            <wp:cNvGraphicFramePr>
+              <a:graphicFrameLocks xmlns:a="http://schemas.openxmlformats.org/drawingml/2006/main" noChangeAspect="1"/>
+            </wp:cNvGraphicFramePr>
+            <a:graphic xmlns:a="http://schemas.openxmlformats.org/drawingml/2006/main">
+              <a:graphicData uri="http://schemas.openxmlformats.org/drawingml/2006/picture">
+                <pic:pic xmlns:pic="http://schemas.openxmlformats.org/drawingml/2006/picture">
+                  <pic:nvPicPr>
+                    <pic:cNvPr id="1938209064" name=""/>
+                    <pic:cNvPicPr/>
+                  </pic:nvPicPr>
+                  <pic:blipFill>
+                    <a:blip r:embed="rId11"/>
+                    <a:stretch>
+                      <a:fillRect/>
+                    </a:stretch>
+                  </pic:blipFill>
+                  <pic:spPr>
+                    <a:xfrm>
+                      <a:off x="0" y="0"/>
+                      <a:ext cx="5908695" cy="5026951"/>
+                    </a:xfrm>
+                    <a:prstGeom prst="rect">
+                      <a:avLst/>
+                    </a:prstGeom>
+                  </pic:spPr>
+                </pic:pic>
+              </a:graphicData>
+            </a:graphic>
+          </wp:inline>
+        </w:drawing>
+      </w:r>
+    </w:p>
+    <w:p>
+      <w:pPr>
+        <w:pStyle w:val="a1"/>
+      </w:pPr>
+      <w:r>
+        <w:rPr>
+          <w:lang w:val="en-US"/>
+        </w:rPr>
+        <w:t>Use Case</w:t>
+      </w:r>
+      <w:r>
+        <w:t xml:space="preserve"> диаграмма</w:t>
+      </w:r>
+    </w:p>
+    <w:p>
+      <w:pPr>
+        <w:pStyle w:val="afff0"/>
+      </w:pPr>
+      <w:r>
+        <w:t>Представленная Use Case диаграмма охватывает все ключевые сценарии использования системы, выявленные на этапе анализа требований.</w:t>
+      </w:r>
+      <w:r>
+        <w:t xml:space="preserve"> </w:t>
+      </w:r>
+      <w:r>
+        <w:t>В случае расширения функциональности диаграмма может быть дополнена новыми акторами и вариантами использования.</w:t>
+      </w:r>
+      <w:r>
+        <w:br w:type="page"/>
+      </w:r>
+    </w:p>
+    <w:p>
+      <w:pPr>
+        <w:pStyle w:val="a3"/>
+      </w:pPr>
+      <w:r>
+        <w:lastRenderedPageBreak/>
+        <w:t>Логическая модель данных</w:t>
+      </w:r>
+    </w:p>
+    <w:p>
+      <w:pPr>
+        <w:pStyle w:val="afff0"/>
+        <w:rPr>
+          <w:noProof/>
+        </w:rPr>
+      </w:pPr>
+      <w:r>
+        <w:rPr>
+          <w:noProof/>
+        </w:rPr>
+        <w:t>Логическая модель данных описывает сущности предметной области, их атрибуты и связи, выступая основой для создания метаданных конфигурации в 1С:Предприятие.</w:t>
+      </w:r>
+    </w:p>
+    <w:p>
+      <w:pPr>
+        <w:pStyle w:val="afff0"/>
+        <w:rPr>
+          <w:noProof/>
+        </w:rPr>
+      </w:pPr>
+      <w:r>
+        <w:rPr>
+          <w:noProof/>
+        </w:rPr>
+        <w:t>На основе анализа предметной области были выделены следующие сущности:</w:t>
       </w:r>
     </w:p>
     <w:p>
       <w:pPr>
         <w:pStyle w:val="a0"/>
-      </w:pPr>
-      <w:r>
-        <w:t>Контроль остатков при списании — запрет расхода сверх текущего остатка.</w:t>
+        <w:rPr>
+          <w:noProof/>
+        </w:rPr>
+      </w:pPr>
+      <w:r>
+        <w:rPr>
+          <w:noProof/>
+        </w:rPr>
+        <w:t>Склады</w:t>
+      </w:r>
+      <w:r>
+        <w:rPr>
+          <w:noProof/>
+        </w:rPr>
+        <w:t xml:space="preserve"> (справочник)</w:t>
       </w:r>
     </w:p>
     <w:p>
       <w:pPr>
         <w:pStyle w:val="a0"/>
-      </w:pPr>
-      <w:r>
-        <w:t>Поиск запчастей по наименованию.</w:t>
+        <w:rPr>
+          <w:noProof/>
+        </w:rPr>
+      </w:pPr>
+      <w:r>
+        <w:rPr>
+          <w:noProof/>
+        </w:rPr>
+        <w:t>Виды номенклатуры</w:t>
+      </w:r>
+      <w:r>
+        <w:rPr>
+          <w:noProof/>
+        </w:rPr>
+        <w:t xml:space="preserve"> (справочник)</w:t>
       </w:r>
     </w:p>
     <w:p>
       <w:pPr>
         <w:pStyle w:val="a0"/>
-      </w:pPr>
-      <w:r>
-        <w:t>Отчёт «Остатки на складе».</w:t>
+        <w:rPr>
+          <w:noProof/>
+        </w:rPr>
+      </w:pPr>
+      <w:r>
+        <w:rPr>
+          <w:noProof/>
+        </w:rPr>
+        <w:t>Единицы измерения</w:t>
+      </w:r>
+      <w:r>
+        <w:rPr>
+          <w:noProof/>
+        </w:rPr>
+        <w:t xml:space="preserve"> (справочник)</w:t>
       </w:r>
     </w:p>
     <w:p>
       <w:pPr>
         <w:pStyle w:val="a0"/>
-      </w:pPr>
-      <w:r>
-        <w:t>Отчёт «Ремонты за период».</w:t>
-      </w:r>
-    </w:p>
-    <w:p>
-      <w:pPr>
-        <w:pStyle w:val="a3"/>
-      </w:pPr>
-      <w:r>
-        <w:t>Архитектура</w:t>
+        <w:rPr>
+          <w:noProof/>
+        </w:rPr>
+      </w:pPr>
+      <w:r>
+        <w:rPr>
+          <w:noProof/>
+        </w:rPr>
+        <w:t>Автомобили</w:t>
+      </w:r>
+      <w:r>
+        <w:rPr>
+          <w:noProof/>
+        </w:rPr>
+        <w:t xml:space="preserve"> (справочник)</w:t>
+      </w:r>
+    </w:p>
+    <w:p>
+      <w:pPr>
+        <w:pStyle w:val="a0"/>
+        <w:rPr>
+          <w:noProof/>
+        </w:rPr>
+      </w:pPr>
+      <w:r>
+        <w:rPr>
+          <w:noProof/>
+        </w:rPr>
+        <w:t>Номенклатура</w:t>
+      </w:r>
+      <w:r>
+        <w:rPr>
+          <w:noProof/>
+        </w:rPr>
+        <w:t xml:space="preserve"> (справочник)</w:t>
+      </w:r>
+    </w:p>
+    <w:p>
+      <w:pPr>
+        <w:pStyle w:val="a0"/>
+        <w:rPr>
+          <w:noProof/>
+        </w:rPr>
+      </w:pPr>
+      <w:r>
+        <w:rPr>
+          <w:noProof/>
+        </w:rPr>
+        <w:t>Владельцы (справочник)</w:t>
+      </w:r>
+    </w:p>
+    <w:p>
+      <w:pPr>
+        <w:pStyle w:val="a0"/>
+        <w:rPr>
+          <w:noProof/>
+        </w:rPr>
+      </w:pPr>
+      <w:r>
+        <w:rPr>
+          <w:noProof/>
+        </w:rPr>
+        <w:t>Поступление товаров</w:t>
+      </w:r>
+      <w:r>
+        <w:rPr>
+          <w:noProof/>
+        </w:rPr>
+        <w:t xml:space="preserve"> (документ)</w:t>
+      </w:r>
+    </w:p>
+    <w:p>
+      <w:pPr>
+        <w:pStyle w:val="a0"/>
+        <w:rPr>
+          <w:noProof/>
+        </w:rPr>
+      </w:pPr>
+      <w:r>
+        <w:rPr>
+          <w:noProof/>
+        </w:rPr>
+        <w:t>Списание запчастей</w:t>
+      </w:r>
+      <w:r>
+        <w:rPr>
+          <w:noProof/>
+        </w:rPr>
+        <w:t xml:space="preserve"> (документ)</w:t>
+      </w:r>
+    </w:p>
+    <w:p>
+      <w:pPr>
+        <w:pStyle w:val="a0"/>
+        <w:rPr>
+          <w:noProof/>
+        </w:rPr>
+      </w:pPr>
+      <w:r>
+        <w:rPr>
+          <w:noProof/>
+        </w:rPr>
+        <w:t>Заказ-наряд</w:t>
+      </w:r>
+      <w:r>
+        <w:rPr>
+          <w:noProof/>
+        </w:rPr>
+        <w:t xml:space="preserve"> (документ)</w:t>
+      </w:r>
+    </w:p>
+    <w:p>
+      <w:pPr>
+        <w:pStyle w:val="a0"/>
+        <w:rPr>
+          <w:noProof/>
+        </w:rPr>
+      </w:pPr>
+      <w:r>
+        <w:rPr>
+          <w:noProof/>
+        </w:rPr>
+        <w:t>Ремонты автомобилей</w:t>
+      </w:r>
+      <w:r>
+        <w:rPr>
+          <w:noProof/>
+        </w:rPr>
+        <w:t xml:space="preserve"> (регистр сведений)</w:t>
+      </w:r>
+    </w:p>
+    <w:p>
+      <w:pPr>
+        <w:pStyle w:val="a0"/>
+        <w:rPr>
+          <w:noProof/>
+        </w:rPr>
+      </w:pPr>
+      <w:r>
+        <w:rPr>
+          <w:noProof/>
+        </w:rPr>
+        <w:t>Пробег автомобилей</w:t>
+      </w:r>
+      <w:r>
+        <w:rPr>
+          <w:noProof/>
+        </w:rPr>
+        <w:t xml:space="preserve"> (регистр сведений)</w:t>
+      </w:r>
+    </w:p>
+    <w:p>
+      <w:pPr>
+        <w:pStyle w:val="a0"/>
+        <w:rPr>
+          <w:noProof/>
+        </w:rPr>
+      </w:pPr>
+      <w:r>
+        <w:rPr>
+          <w:noProof/>
+        </w:rPr>
+        <w:t>ОстаткиНоменклатуры (регистр накопления)</w:t>
+      </w:r>
+    </w:p>
+    <w:p>
+      <w:pPr>
+        <w:pStyle w:val="a0"/>
+        <w:rPr>
+          <w:noProof/>
+        </w:rPr>
+      </w:pPr>
+      <w:r>
+        <w:rPr>
+          <w:noProof/>
+        </w:rPr>
+        <w:t>Остатки номенклатуры (отчет)</w:t>
+      </w:r>
+    </w:p>
+    <w:p>
+      <w:pPr>
+        <w:pStyle w:val="a0"/>
+        <w:rPr>
+          <w:noProof/>
+        </w:rPr>
+      </w:pPr>
+      <w:r>
+        <w:rPr>
+          <w:noProof/>
+        </w:rPr>
+        <w:t>Ремонты автомобилей (отчет)</w:t>
+      </w:r>
+    </w:p>
+    <w:p>
+      <w:pPr>
+        <w:pStyle w:val="a0"/>
+        <w:rPr>
+          <w:noProof/>
+        </w:rPr>
+      </w:pPr>
+      <w:r>
+        <w:rPr>
+          <w:noProof/>
+        </w:rPr>
+        <w:t>Движение ТМЦ за период (отчет)</w:t>
+      </w:r>
+    </w:p>
+    <w:p>
+      <w:pPr>
+        <w:pStyle w:val="a0"/>
+        <w:rPr>
+          <w:noProof/>
+        </w:rPr>
+      </w:pPr>
+      <w:r>
+        <w:rPr>
+          <w:noProof/>
+        </w:rPr>
+        <w:t>Состояние запчасти (перечисления)</w:t>
       </w:r>
     </w:p>
     <w:p>
       <w:pPr>
         <w:pStyle w:val="afff0"/>
-        <w:jc w:val="left"/>
-      </w:pPr>
-      <w:r>
+      </w:pPr>
+      <w:r>
+        <w:lastRenderedPageBreak/>
+        <w:t>На основе логической модели в конфигурации были созданы следующие объекты метаданных:</w:t>
+      </w:r>
+    </w:p>
+    <w:p>
+      <w:pPr>
+        <w:pStyle w:val="afff0"/>
+      </w:pPr>
+      <w:r>
+        <w:t xml:space="preserve">Справочники — «Склады», «ВидыНоменклатуры», «ЕдиницыИзмерения», «Автомобили», «Номенклатура», «Владельцы».  </w:t>
+      </w:r>
+    </w:p>
+    <w:p>
+      <w:pPr>
+        <w:pStyle w:val="afff0"/>
+      </w:pPr>
+      <w:r>
+        <w:t>Документы — «ПоступлениеТоваров», «СписаниеЗапчастей», «ЗаказНаряд» с их табличными частями, которые представляют собой отдельные таблицы в базе данных.</w:t>
+      </w:r>
+    </w:p>
+    <w:p>
+      <w:pPr>
+        <w:pStyle w:val="afff0"/>
+      </w:pPr>
+      <w:r>
+        <w:t>Регистр накопления — «ОстаткиНоменклатуры».</w:t>
+      </w:r>
+    </w:p>
+    <w:p>
+      <w:pPr>
+        <w:pStyle w:val="afff0"/>
+      </w:pPr>
+      <w:r>
+        <w:t>Регистры сведений — «РемонтыАвтомобилей», «ПробегАвтомобилей».</w:t>
+      </w:r>
+    </w:p>
+    <w:p>
+      <w:pPr>
+        <w:pStyle w:val="afff0"/>
+      </w:pPr>
+      <w:r>
+        <w:t>Отчеты – «ОстаткиНоменклатуры», «РемонтыАвтомобилей», «ДвижениеТМЦЗаПериод».</w:t>
+      </w:r>
+    </w:p>
+    <w:p>
+      <w:pPr>
+        <w:pStyle w:val="afff0"/>
+      </w:pPr>
+      <w:r>
+        <w:t xml:space="preserve">ER-диаграмма, построенная на основе анализа сущностей, представлена на рисунке </w:t>
+      </w:r>
+      <w:r>
+        <w:t>5</w:t>
+      </w:r>
+      <w:r>
+        <w:t>.</w:t>
+      </w:r>
+    </w:p>
+    <w:p>
+      <w:pPr>
+        <w:pStyle w:val="afff0"/>
+        <w:keepNext/>
+        <w:ind w:hanging="709"/>
+      </w:pPr>
+      <w:r>
+        <w:rPr>
+          <w:noProof/>
+          <w:lang w:eastAsia="ru-RU"/>
+        </w:rPr>
+        <w:lastRenderedPageBreak/>
         <w:drawing>
-          <wp:inline distT="0" distB="0" distL="0" distR="0" wp14:anchorId="4595AA95" wp14:editId="7D7C4FDA">
-            <wp:extent cx="5875217" cy="3636660"/>
-            <wp:effectExtent l="0" t="0" r="0" b="1905"/>
-            <wp:docPr id="1" name="Рисунок 1"/>
+          <wp:inline distT="0" distB="0" distL="0" distR="0" wp14:anchorId="14A2135B" wp14:editId="3EC70626">
+            <wp:extent cx="6477000" cy="7228792"/>
+            <wp:effectExtent l="0" t="0" r="0" b="0"/>
+            <wp:docPr id="1855001956" name="Рисунок 1"/>
             <wp:cNvGraphicFramePr>
               <a:graphicFrameLocks xmlns:a="http://schemas.openxmlformats.org/drawingml/2006/main" noChangeAspect="1"/>
             </wp:cNvGraphicFramePr>
@@ -4247,7 +5472,7 @@
                     </pic:cNvPicPr>
                   </pic:nvPicPr>
                   <pic:blipFill>
-                    <a:blip r:embed="rId8">
+                    <a:blip r:embed="rId12">
                       <a:extLst>
                         <a:ext uri="{28A0092B-C50C-407E-A947-70E740481C1C}">
                           <a14:useLocalDpi xmlns:a14="http://schemas.microsoft.com/office/drawing/2010/main" val="0"/>
@@ -4262,7 +5487,7 @@
                   <pic:spPr bwMode="auto">
                     <a:xfrm>
                       <a:off x="0" y="0"/>
-                      <a:ext cx="5915487" cy="3661587"/>
+                      <a:ext cx="6520942" cy="7277834"/>
                     </a:xfrm>
                     <a:prstGeom prst="rect">
                       <a:avLst/>
@@ -4281,6 +5506,20 @@
     </w:p>
     <w:p>
       <w:pPr>
+        <w:pStyle w:val="a1"/>
+      </w:pPr>
+      <w:r>
+        <w:rPr>
+          <w:lang w:val="en-US"/>
+        </w:rPr>
+        <w:t>ER-</w:t>
+      </w:r>
+      <w:r>
+        <w:t>диаграмма</w:t>
+      </w:r>
+    </w:p>
+    <w:p>
+      <w:pPr>
         <w:rPr>
           <w:rFonts w:ascii="Times New Roman" w:hAnsi="Times New Roman"/>
           <w:sz w:val="28"/>
@@ -4292,6 +5531,150 @@
     </w:p>
     <w:p>
       <w:pPr>
+        <w:pStyle w:val="a3"/>
+      </w:pPr>
+      <w:r>
+        <w:lastRenderedPageBreak/>
+        <w:t>Архитектура информационной системы</w:t>
+      </w:r>
+    </w:p>
+    <w:p>
+      <w:pPr>
+        <w:pStyle w:val="afff0"/>
+      </w:pPr>
+      <w:r>
+        <w:t xml:space="preserve">Архитектура системы построена по трёхуровневому принципу </w:t>
+      </w:r>
+      <w:r>
+        <w:br/>
+      </w:r>
+      <w:r>
+        <w:t xml:space="preserve">(рисунок </w:t>
+      </w:r>
+      <w:r>
+        <w:t>6</w:t>
+      </w:r>
+      <w:r>
+        <w:t>).</w:t>
+      </w:r>
+    </w:p>
+    <w:p>
+      <w:pPr>
+        <w:pStyle w:val="afff0"/>
+        <w:keepNext/>
+        <w:ind w:hanging="284"/>
+      </w:pPr>
+      <w:r>
+        <w:rPr>
+          <w:noProof/>
+          <w:lang w:eastAsia="ru-RU"/>
+        </w:rPr>
+        <w:drawing>
+          <wp:inline distT="0" distB="0" distL="0" distR="0" wp14:anchorId="15A754E3" wp14:editId="54AC51CF">
+            <wp:extent cx="6133894" cy="3876675"/>
+            <wp:effectExtent l="0" t="0" r="635" b="0"/>
+            <wp:docPr id="1550287433" name="Рисунок 1550287433"/>
+            <wp:cNvGraphicFramePr>
+              <a:graphicFrameLocks xmlns:a="http://schemas.openxmlformats.org/drawingml/2006/main" noChangeAspect="1"/>
+            </wp:cNvGraphicFramePr>
+            <a:graphic xmlns:a="http://schemas.openxmlformats.org/drawingml/2006/main">
+              <a:graphicData uri="http://schemas.openxmlformats.org/drawingml/2006/picture">
+                <pic:pic xmlns:pic="http://schemas.openxmlformats.org/drawingml/2006/picture">
+                  <pic:nvPicPr>
+                    <pic:cNvPr id="0" name="Picture 1"/>
+                    <pic:cNvPicPr>
+                      <a:picLocks noChangeAspect="1" noChangeArrowheads="1"/>
+                    </pic:cNvPicPr>
+                  </pic:nvPicPr>
+                  <pic:blipFill>
+                    <a:blip r:embed="rId13">
+                      <a:extLst>
+                        <a:ext uri="{28A0092B-C50C-407E-A947-70E740481C1C}">
+                          <a14:useLocalDpi xmlns:a14="http://schemas.microsoft.com/office/drawing/2010/main" val="0"/>
+                        </a:ext>
+                      </a:extLst>
+                    </a:blip>
+                    <a:srcRect/>
+                    <a:stretch>
+                      <a:fillRect/>
+                    </a:stretch>
+                  </pic:blipFill>
+                  <pic:spPr bwMode="auto">
+                    <a:xfrm>
+                      <a:off x="0" y="0"/>
+                      <a:ext cx="6185807" cy="3909484"/>
+                    </a:xfrm>
+                    <a:prstGeom prst="rect">
+                      <a:avLst/>
+                    </a:prstGeom>
+                    <a:noFill/>
+                    <a:ln>
+                      <a:noFill/>
+                    </a:ln>
+                  </pic:spPr>
+                </pic:pic>
+              </a:graphicData>
+            </a:graphic>
+          </wp:inline>
+        </w:drawing>
+      </w:r>
+    </w:p>
+    <w:p>
+      <w:pPr>
+        <w:pStyle w:val="a1"/>
+      </w:pPr>
+      <w:r>
+        <w:t>Архитектура системы учета запчастей</w:t>
+      </w:r>
+    </w:p>
+    <w:p>
+      <w:pPr>
+        <w:pStyle w:val="afff0"/>
+      </w:pPr>
+      <w:r>
+        <w:t>Уровень клиента (UI)</w:t>
+      </w:r>
+      <w:r>
+        <w:t xml:space="preserve"> </w:t>
+      </w:r>
+      <w:r>
+        <w:t>включает управляемые формы документов («Поступление», «Перемещение», «Списание»), справочников («Автомобили», «Номенклатура», «Места хранения»), а также форму поиска и отчёты.</w:t>
+      </w:r>
+    </w:p>
+    <w:p>
+      <w:pPr>
+        <w:pStyle w:val="afff0"/>
+      </w:pPr>
+      <w:r>
+        <w:t>Уровень бизнес-логики</w:t>
+      </w:r>
+      <w:r>
+        <w:t xml:space="preserve"> </w:t>
+      </w:r>
+      <w:r>
+        <w:t>реализован в конфигурации 1С. Документы фиксируют операции и при проведении формируют движения по регистру накопления «Остатки запчастей». Справочники хранят нормативно-справочную информацию. Механизм контроля остатков при списании запрещает расход сверх текущего остатка.</w:t>
+      </w:r>
+    </w:p>
+    <w:p>
+      <w:pPr>
+        <w:pStyle w:val="afff0"/>
+      </w:pPr>
+      <w:r>
+        <w:lastRenderedPageBreak/>
+        <w:t>Уровень хранения данных</w:t>
+      </w:r>
+      <w:r>
+        <w:t xml:space="preserve"> </w:t>
+      </w:r>
+      <w:r>
+        <w:t>— файловая база 1С (.1CD) для базовой версии, что обеспечивает автономную работу без интернета и серверной инфраструктуры.</w:t>
+      </w:r>
+      <w:r>
+        <w:br w:type="page"/>
+      </w:r>
+    </w:p>
+    <w:p>
+      <w:pPr>
         <w:pStyle w:val="a2"/>
       </w:pPr>
       <w:r>
@@ -4301,12 +5684,747 @@
     </w:p>
     <w:p>
       <w:pPr>
-        <w:pStyle w:val="a2"/>
-        <w:numPr>
-          <w:ilvl w:val="0"/>
-          <w:numId w:val="0"/>
-        </w:numPr>
-      </w:pPr>
+        <w:pStyle w:val="a3"/>
+      </w:pPr>
+      <w:r>
+        <w:t>Тестирование разрабатываемой информационной системы</w:t>
+      </w:r>
+    </w:p>
+    <w:p>
+      <w:pPr>
+        <w:pStyle w:val="afff0"/>
+      </w:pPr>
+      <w:r>
+        <w:t>Для проверки соответствия разработанной конфигурации функциональным требованиям было проведено тестирование. Целью тестирования являлось подтверждение работоспособности ключевых сценариев использования системы.</w:t>
+      </w:r>
+    </w:p>
+    <w:p>
+      <w:pPr>
+        <w:pStyle w:val="afff0"/>
+      </w:pPr>
+      <w:r>
+        <w:t xml:space="preserve">Тестирование проводилось методом «чёрного ящика» — проверялось соответствие фактического поведения системы ожидаемому результату без анализа внутренней реализации. </w:t>
+      </w:r>
+      <w:r>
+        <w:t xml:space="preserve">Скриншоты, подтверждающие выполнение тестов, представлены на рисунках </w:t>
+      </w:r>
+      <w:r>
+        <w:t>7</w:t>
+      </w:r>
+      <w:r>
+        <w:t>–1</w:t>
+      </w:r>
+      <w:r>
+        <w:t>0</w:t>
+      </w:r>
+      <w:r>
+        <w:t>.</w:t>
+      </w:r>
+    </w:p>
+    <w:p>
+      <w:pPr>
+        <w:pStyle w:val="afff0"/>
+      </w:pPr>
+      <w:r>
+        <w:t xml:space="preserve">Таблица </w:t>
+      </w:r>
+      <w:fldSimple w:instr=" SEQ Таблица \* ARABIC ">
+        <w:r>
+          <w:rPr>
+            <w:noProof/>
+          </w:rPr>
+          <w:t>2</w:t>
+        </w:r>
+      </w:fldSimple>
+      <w:r>
+        <w:t xml:space="preserve"> Перечень выполненных тестов</w:t>
+      </w:r>
+    </w:p>
+    <w:tbl>
+      <w:tblPr>
+        <w:tblStyle w:val="ad"/>
+        <w:tblW w:w="0" w:type="auto"/>
+        <w:tblLook w:val="04A0" w:firstRow="1" w:lastRow="0" w:firstColumn="1" w:lastColumn="0" w:noHBand="0" w:noVBand="1"/>
+      </w:tblPr>
+      <w:tblGrid>
+        <w:gridCol w:w="1271"/>
+        <w:gridCol w:w="4958"/>
+        <w:gridCol w:w="3115"/>
+      </w:tblGrid>
+      <w:tr>
+        <w:tc>
+          <w:tcPr>
+            <w:tcW w:w="1271" w:type="dxa"/>
+          </w:tcPr>
+          <w:p>
+            <w:pPr>
+              <w:spacing w:line="360" w:lineRule="auto"/>
+              <w:jc w:val="center"/>
+              <w:rPr>
+                <w:rFonts w:ascii="Times New Roman" w:hAnsi="Times New Roman"/>
+                <w:sz w:val="28"/>
+                <w:szCs w:val="28"/>
+              </w:rPr>
+            </w:pPr>
+            <w:r>
+              <w:rPr>
+                <w:rFonts w:ascii="Times New Roman" w:hAnsi="Times New Roman"/>
+                <w:sz w:val="28"/>
+                <w:szCs w:val="28"/>
+              </w:rPr>
+              <w:t>№ теста</w:t>
+            </w:r>
+          </w:p>
+        </w:tc>
+        <w:tc>
+          <w:tcPr>
+            <w:tcW w:w="4958" w:type="dxa"/>
+          </w:tcPr>
+          <w:p>
+            <w:pPr>
+              <w:spacing w:line="360" w:lineRule="auto"/>
+              <w:jc w:val="center"/>
+              <w:rPr>
+                <w:rFonts w:ascii="Times New Roman" w:hAnsi="Times New Roman"/>
+                <w:sz w:val="28"/>
+                <w:szCs w:val="28"/>
+              </w:rPr>
+            </w:pPr>
+            <w:r>
+              <w:rPr>
+                <w:rFonts w:ascii="Times New Roman" w:hAnsi="Times New Roman"/>
+                <w:sz w:val="28"/>
+                <w:szCs w:val="28"/>
+              </w:rPr>
+              <w:t>Наименование теста</w:t>
+            </w:r>
+          </w:p>
+        </w:tc>
+        <w:tc>
+          <w:tcPr>
+            <w:tcW w:w="3115" w:type="dxa"/>
+          </w:tcPr>
+          <w:p>
+            <w:pPr>
+              <w:spacing w:line="360" w:lineRule="auto"/>
+              <w:jc w:val="center"/>
+              <w:rPr>
+                <w:rFonts w:ascii="Times New Roman" w:hAnsi="Times New Roman"/>
+                <w:sz w:val="28"/>
+                <w:szCs w:val="28"/>
+              </w:rPr>
+            </w:pPr>
+            <w:r>
+              <w:rPr>
+                <w:rFonts w:ascii="Times New Roman" w:hAnsi="Times New Roman"/>
+                <w:sz w:val="28"/>
+                <w:szCs w:val="28"/>
+              </w:rPr>
+              <w:t>Результат</w:t>
+            </w:r>
+          </w:p>
+        </w:tc>
+      </w:tr>
+      <w:tr>
+        <w:tc>
+          <w:tcPr>
+            <w:tcW w:w="1271" w:type="dxa"/>
+          </w:tcPr>
+          <w:p>
+            <w:pPr>
+              <w:spacing w:line="360" w:lineRule="auto"/>
+              <w:jc w:val="center"/>
+              <w:rPr>
+                <w:rFonts w:ascii="Times New Roman" w:hAnsi="Times New Roman"/>
+                <w:sz w:val="28"/>
+                <w:szCs w:val="28"/>
+              </w:rPr>
+            </w:pPr>
+            <w:r>
+              <w:rPr>
+                <w:rFonts w:ascii="Times New Roman" w:hAnsi="Times New Roman"/>
+                <w:sz w:val="28"/>
+                <w:szCs w:val="28"/>
+              </w:rPr>
+              <w:t>1</w:t>
+            </w:r>
+          </w:p>
+        </w:tc>
+        <w:tc>
+          <w:tcPr>
+            <w:tcW w:w="4958" w:type="dxa"/>
+          </w:tcPr>
+          <w:p>
+            <w:pPr>
+              <w:spacing w:line="360" w:lineRule="auto"/>
+              <w:jc w:val="both"/>
+              <w:rPr>
+                <w:rFonts w:ascii="Times New Roman" w:hAnsi="Times New Roman"/>
+                <w:sz w:val="28"/>
+                <w:szCs w:val="28"/>
+              </w:rPr>
+            </w:pPr>
+            <w:r>
+              <w:rPr>
+                <w:rFonts w:ascii="Times New Roman" w:hAnsi="Times New Roman"/>
+                <w:sz w:val="28"/>
+                <w:szCs w:val="28"/>
+              </w:rPr>
+              <w:t>Тестирование раздела «Учет запчастей и инструмента»</w:t>
+            </w:r>
+          </w:p>
+        </w:tc>
+        <w:tc>
+          <w:tcPr>
+            <w:tcW w:w="3115" w:type="dxa"/>
+          </w:tcPr>
+          <w:p>
+            <w:pPr>
+              <w:spacing w:line="360" w:lineRule="auto"/>
+              <w:jc w:val="both"/>
+              <w:rPr>
+                <w:rFonts w:ascii="Times New Roman" w:hAnsi="Times New Roman"/>
+                <w:sz w:val="28"/>
+                <w:szCs w:val="28"/>
+              </w:rPr>
+            </w:pPr>
+            <w:r>
+              <w:rPr>
+                <w:rFonts w:ascii="Times New Roman" w:hAnsi="Times New Roman"/>
+                <w:sz w:val="28"/>
+                <w:szCs w:val="28"/>
+              </w:rPr>
+              <w:t>Пройден</w:t>
+            </w:r>
+          </w:p>
+        </w:tc>
+      </w:tr>
+      <w:tr>
+        <w:tc>
+          <w:tcPr>
+            <w:tcW w:w="1271" w:type="dxa"/>
+          </w:tcPr>
+          <w:p>
+            <w:pPr>
+              <w:spacing w:line="360" w:lineRule="auto"/>
+              <w:jc w:val="center"/>
+              <w:rPr>
+                <w:rFonts w:ascii="Times New Roman" w:hAnsi="Times New Roman"/>
+                <w:sz w:val="28"/>
+                <w:szCs w:val="28"/>
+              </w:rPr>
+            </w:pPr>
+            <w:r>
+              <w:rPr>
+                <w:rFonts w:ascii="Times New Roman" w:hAnsi="Times New Roman"/>
+                <w:sz w:val="28"/>
+                <w:szCs w:val="28"/>
+              </w:rPr>
+              <w:t>2</w:t>
+            </w:r>
+          </w:p>
+        </w:tc>
+        <w:tc>
+          <w:tcPr>
+            <w:tcW w:w="4958" w:type="dxa"/>
+          </w:tcPr>
+          <w:p>
+            <w:pPr>
+              <w:spacing w:line="360" w:lineRule="auto"/>
+              <w:jc w:val="both"/>
+              <w:rPr>
+                <w:rFonts w:ascii="Times New Roman" w:hAnsi="Times New Roman"/>
+                <w:sz w:val="28"/>
+                <w:szCs w:val="28"/>
+              </w:rPr>
+            </w:pPr>
+            <w:r>
+              <w:rPr>
+                <w:rFonts w:ascii="Times New Roman" w:hAnsi="Times New Roman"/>
+                <w:sz w:val="28"/>
+                <w:szCs w:val="28"/>
+              </w:rPr>
+              <w:t>Тестирование раздела «Регламентное ТО и ремонт»</w:t>
+            </w:r>
+          </w:p>
+        </w:tc>
+        <w:tc>
+          <w:tcPr>
+            <w:tcW w:w="3115" w:type="dxa"/>
+          </w:tcPr>
+          <w:p>
+            <w:pPr>
+              <w:spacing w:line="360" w:lineRule="auto"/>
+              <w:jc w:val="both"/>
+              <w:rPr>
+                <w:rFonts w:ascii="Times New Roman" w:hAnsi="Times New Roman"/>
+                <w:sz w:val="28"/>
+                <w:szCs w:val="28"/>
+              </w:rPr>
+            </w:pPr>
+            <w:r>
+              <w:rPr>
+                <w:rFonts w:ascii="Times New Roman" w:hAnsi="Times New Roman"/>
+                <w:sz w:val="28"/>
+                <w:szCs w:val="28"/>
+              </w:rPr>
+              <w:t>Не п</w:t>
+            </w:r>
+            <w:r>
+              <w:rPr>
+                <w:rFonts w:ascii="Times New Roman" w:hAnsi="Times New Roman"/>
+                <w:sz w:val="28"/>
+                <w:szCs w:val="28"/>
+              </w:rPr>
+              <w:t>ройден</w:t>
+            </w:r>
+          </w:p>
+        </w:tc>
+      </w:tr>
+      <w:tr>
+        <w:tc>
+          <w:tcPr>
+            <w:tcW w:w="1271" w:type="dxa"/>
+          </w:tcPr>
+          <w:p>
+            <w:pPr>
+              <w:spacing w:line="360" w:lineRule="auto"/>
+              <w:jc w:val="center"/>
+              <w:rPr>
+                <w:rFonts w:ascii="Times New Roman" w:hAnsi="Times New Roman"/>
+                <w:sz w:val="28"/>
+                <w:szCs w:val="28"/>
+              </w:rPr>
+            </w:pPr>
+            <w:r>
+              <w:rPr>
+                <w:rFonts w:ascii="Times New Roman" w:hAnsi="Times New Roman"/>
+                <w:sz w:val="28"/>
+                <w:szCs w:val="28"/>
+              </w:rPr>
+              <w:t>3</w:t>
+            </w:r>
+          </w:p>
+        </w:tc>
+        <w:tc>
+          <w:tcPr>
+            <w:tcW w:w="4958" w:type="dxa"/>
+          </w:tcPr>
+          <w:p>
+            <w:pPr>
+              <w:spacing w:line="360" w:lineRule="auto"/>
+              <w:jc w:val="both"/>
+              <w:rPr>
+                <w:rFonts w:ascii="Times New Roman" w:hAnsi="Times New Roman"/>
+                <w:sz w:val="28"/>
+                <w:szCs w:val="28"/>
+              </w:rPr>
+            </w:pPr>
+            <w:r>
+              <w:rPr>
+                <w:rFonts w:ascii="Times New Roman" w:hAnsi="Times New Roman"/>
+                <w:sz w:val="28"/>
+                <w:szCs w:val="28"/>
+              </w:rPr>
+              <w:t>Тестирование раздела «НСИ»</w:t>
+            </w:r>
+          </w:p>
+        </w:tc>
+        <w:tc>
+          <w:tcPr>
+            <w:tcW w:w="3115" w:type="dxa"/>
+          </w:tcPr>
+          <w:p>
+            <w:pPr>
+              <w:spacing w:line="360" w:lineRule="auto"/>
+              <w:jc w:val="both"/>
+              <w:rPr>
+                <w:rFonts w:ascii="Times New Roman" w:hAnsi="Times New Roman"/>
+                <w:sz w:val="28"/>
+                <w:szCs w:val="28"/>
+              </w:rPr>
+            </w:pPr>
+            <w:r>
+              <w:rPr>
+                <w:rFonts w:ascii="Times New Roman" w:hAnsi="Times New Roman"/>
+                <w:sz w:val="28"/>
+                <w:szCs w:val="28"/>
+              </w:rPr>
+              <w:t>П</w:t>
+            </w:r>
+            <w:r>
+              <w:rPr>
+                <w:rFonts w:ascii="Times New Roman" w:hAnsi="Times New Roman"/>
+                <w:sz w:val="28"/>
+                <w:szCs w:val="28"/>
+              </w:rPr>
+              <w:t>ройден</w:t>
+            </w:r>
+          </w:p>
+        </w:tc>
+      </w:tr>
+      <w:tr>
+        <w:tc>
+          <w:tcPr>
+            <w:tcW w:w="1271" w:type="dxa"/>
+          </w:tcPr>
+          <w:p>
+            <w:pPr>
+              <w:spacing w:line="360" w:lineRule="auto"/>
+              <w:jc w:val="center"/>
+              <w:rPr>
+                <w:rFonts w:ascii="Times New Roman" w:hAnsi="Times New Roman"/>
+                <w:sz w:val="28"/>
+                <w:szCs w:val="28"/>
+              </w:rPr>
+            </w:pPr>
+            <w:r>
+              <w:rPr>
+                <w:rFonts w:ascii="Times New Roman" w:hAnsi="Times New Roman"/>
+                <w:sz w:val="28"/>
+                <w:szCs w:val="28"/>
+              </w:rPr>
+              <w:t>4</w:t>
+            </w:r>
+          </w:p>
+        </w:tc>
+        <w:tc>
+          <w:tcPr>
+            <w:tcW w:w="4958" w:type="dxa"/>
+          </w:tcPr>
+          <w:p>
+            <w:pPr>
+              <w:spacing w:line="360" w:lineRule="auto"/>
+              <w:jc w:val="both"/>
+              <w:rPr>
+                <w:rFonts w:ascii="Times New Roman" w:hAnsi="Times New Roman"/>
+                <w:sz w:val="28"/>
+                <w:szCs w:val="28"/>
+              </w:rPr>
+            </w:pPr>
+            <w:r>
+              <w:rPr>
+                <w:rFonts w:ascii="Times New Roman" w:hAnsi="Times New Roman"/>
+                <w:sz w:val="28"/>
+                <w:szCs w:val="28"/>
+              </w:rPr>
+              <w:t>Тестирование отчетов (о ремонтах, о движении ТМЦ, об остатках номенклатуры)</w:t>
+            </w:r>
+          </w:p>
+        </w:tc>
+        <w:tc>
+          <w:tcPr>
+            <w:tcW w:w="3115" w:type="dxa"/>
+          </w:tcPr>
+          <w:p>
+            <w:pPr>
+              <w:spacing w:line="360" w:lineRule="auto"/>
+              <w:jc w:val="both"/>
+              <w:rPr>
+                <w:rFonts w:ascii="Times New Roman" w:hAnsi="Times New Roman"/>
+                <w:sz w:val="28"/>
+                <w:szCs w:val="28"/>
+              </w:rPr>
+            </w:pPr>
+            <w:r>
+              <w:rPr>
+                <w:rFonts w:ascii="Times New Roman" w:hAnsi="Times New Roman"/>
+                <w:sz w:val="28"/>
+                <w:szCs w:val="28"/>
+              </w:rPr>
+              <w:t>Пройден</w:t>
+            </w:r>
+          </w:p>
+        </w:tc>
+      </w:tr>
+    </w:tbl>
+    <w:p>
+      <w:pPr>
+        <w:pStyle w:val="afff0"/>
+      </w:pPr>
+    </w:p>
+    <w:p>
+      <w:pPr>
+        <w:pStyle w:val="afff0"/>
+        <w:ind w:hanging="426"/>
+      </w:pPr>
+      <w:r>
+        <w:rPr>
+          <w:noProof/>
+          <w:lang w:eastAsia="ru-RU"/>
+        </w:rPr>
+        <w:lastRenderedPageBreak/>
+        <w:drawing>
+          <wp:inline distT="0" distB="0" distL="0" distR="0" wp14:anchorId="19E57DAB" wp14:editId="2CAA8C9B">
+            <wp:extent cx="6256812" cy="3619500"/>
+            <wp:effectExtent l="0" t="0" r="0" b="0"/>
+            <wp:docPr id="1593473666" name="Рисунок 1"/>
+            <wp:cNvGraphicFramePr>
+              <a:graphicFrameLocks xmlns:a="http://schemas.openxmlformats.org/drawingml/2006/main" noChangeAspect="1"/>
+            </wp:cNvGraphicFramePr>
+            <a:graphic xmlns:a="http://schemas.openxmlformats.org/drawingml/2006/main">
+              <a:graphicData uri="http://schemas.openxmlformats.org/drawingml/2006/picture">
+                <pic:pic xmlns:pic="http://schemas.openxmlformats.org/drawingml/2006/picture">
+                  <pic:nvPicPr>
+                    <pic:cNvPr id="0" name="Picture 2"/>
+                    <pic:cNvPicPr>
+                      <a:picLocks noChangeAspect="1" noChangeArrowheads="1"/>
+                    </pic:cNvPicPr>
+                  </pic:nvPicPr>
+                  <pic:blipFill>
+                    <a:blip r:embed="rId14">
+                      <a:extLst>
+                        <a:ext uri="{28A0092B-C50C-407E-A947-70E740481C1C}">
+                          <a14:useLocalDpi xmlns:a14="http://schemas.microsoft.com/office/drawing/2010/main" val="0"/>
+                        </a:ext>
+                      </a:extLst>
+                    </a:blip>
+                    <a:srcRect/>
+                    <a:stretch>
+                      <a:fillRect/>
+                    </a:stretch>
+                  </pic:blipFill>
+                  <pic:spPr bwMode="auto">
+                    <a:xfrm>
+                      <a:off x="0" y="0"/>
+                      <a:ext cx="6269086" cy="3626601"/>
+                    </a:xfrm>
+                    <a:prstGeom prst="rect">
+                      <a:avLst/>
+                    </a:prstGeom>
+                    <a:noFill/>
+                  </pic:spPr>
+                </pic:pic>
+              </a:graphicData>
+            </a:graphic>
+          </wp:inline>
+        </w:drawing>
+      </w:r>
+    </w:p>
+    <w:p>
+      <w:pPr>
+        <w:pStyle w:val="a1"/>
+      </w:pPr>
+      <w:r>
+        <w:t>Учет запчастей и инструмента</w:t>
+      </w:r>
+    </w:p>
+    <w:p>
+      <w:pPr>
+        <w:pStyle w:val="afff0"/>
+        <w:ind w:hanging="709"/>
+      </w:pPr>
+      <w:r>
+        <w:rPr>
+          <w:noProof/>
+          <w:lang w:eastAsia="ru-RU"/>
+        </w:rPr>
+        <w:drawing>
+          <wp:inline distT="0" distB="0" distL="0" distR="0" wp14:anchorId="48BED3BE" wp14:editId="5D4FE2D7">
+            <wp:extent cx="6659593" cy="2083170"/>
+            <wp:effectExtent l="0" t="0" r="8255" b="0"/>
+            <wp:docPr id="10" name="Рисунок 1"/>
+            <wp:cNvGraphicFramePr>
+              <a:graphicFrameLocks xmlns:a="http://schemas.openxmlformats.org/drawingml/2006/main" noChangeAspect="1"/>
+            </wp:cNvGraphicFramePr>
+            <a:graphic xmlns:a="http://schemas.openxmlformats.org/drawingml/2006/main">
+              <a:graphicData uri="http://schemas.openxmlformats.org/drawingml/2006/picture">
+                <pic:pic xmlns:pic="http://schemas.openxmlformats.org/drawingml/2006/picture">
+                  <pic:nvPicPr>
+                    <pic:cNvPr id="10" name="Рисунок 10"/>
+                    <pic:cNvPicPr>
+                      <a:picLocks noChangeAspect="1"/>
+                    </pic:cNvPicPr>
+                  </pic:nvPicPr>
+                  <pic:blipFill>
+                    <a:blip r:embed="rId15"/>
+                    <a:stretch>
+                      <a:fillRect/>
+                    </a:stretch>
+                  </pic:blipFill>
+                  <pic:spPr>
+                    <a:xfrm>
+                      <a:off x="0" y="0"/>
+                      <a:ext cx="6707462" cy="2098144"/>
+                    </a:xfrm>
+                    <a:prstGeom prst="rect">
+                      <a:avLst/>
+                    </a:prstGeom>
+                  </pic:spPr>
+                </pic:pic>
+              </a:graphicData>
+            </a:graphic>
+          </wp:inline>
+        </w:drawing>
+      </w:r>
+    </w:p>
+    <w:p>
+      <w:pPr>
+        <w:pStyle w:val="a1"/>
+        <w:rPr>
+          <w:szCs w:val="28"/>
+        </w:rPr>
+      </w:pPr>
+      <w:r>
+        <w:rPr>
+          <w:szCs w:val="28"/>
+        </w:rPr>
+        <w:t>Регламентное ТО и ремонт</w:t>
+      </w:r>
+    </w:p>
+    <w:p>
+      <w:pPr>
+        <w:pStyle w:val="afff0"/>
+      </w:pPr>
+      <w:r>
+        <w:t>При выполнении теста №</w:t>
+      </w:r>
+      <w:r>
+        <w:t>2</w:t>
+      </w:r>
+      <w:r>
+        <w:t xml:space="preserve"> в первой версии разрабатываемого приложения</w:t>
+      </w:r>
+      <w:r>
+        <w:t xml:space="preserve"> был</w:t>
+      </w:r>
+      <w:r>
+        <w:t>а</w:t>
+      </w:r>
+      <w:r>
+        <w:t xml:space="preserve"> выявлен</w:t>
+      </w:r>
+      <w:r>
+        <w:t>а</w:t>
+      </w:r>
+      <w:r>
+        <w:t xml:space="preserve"> </w:t>
+      </w:r>
+      <w:r>
+        <w:t>ошибка, которая была исправлена в последующих версиях</w:t>
+      </w:r>
+      <w:r>
+        <w:t>.</w:t>
+      </w:r>
+    </w:p>
+    <w:p>
+      <w:pPr>
+        <w:pStyle w:val="afff0"/>
+        <w:ind w:hanging="709"/>
+      </w:pPr>
+      <w:r>
+        <w:rPr>
+          <w:noProof/>
+          <w:lang w:eastAsia="ru-RU"/>
+        </w:rPr>
+        <w:lastRenderedPageBreak/>
+        <w:drawing>
+          <wp:inline distT="0" distB="0" distL="0" distR="0" wp14:anchorId="3F3223BA" wp14:editId="4D43F417">
+            <wp:extent cx="6769619" cy="966158"/>
+            <wp:effectExtent l="0" t="0" r="0" b="5715"/>
+            <wp:docPr id="11" name="Рисунок 1"/>
+            <wp:cNvGraphicFramePr>
+              <a:graphicFrameLocks xmlns:a="http://schemas.openxmlformats.org/drawingml/2006/main" noChangeAspect="1"/>
+            </wp:cNvGraphicFramePr>
+            <a:graphic xmlns:a="http://schemas.openxmlformats.org/drawingml/2006/main">
+              <a:graphicData uri="http://schemas.openxmlformats.org/drawingml/2006/picture">
+                <pic:pic xmlns:pic="http://schemas.openxmlformats.org/drawingml/2006/picture">
+                  <pic:nvPicPr>
+                    <pic:cNvPr id="11" name="Рисунок 11"/>
+                    <pic:cNvPicPr>
+                      <a:picLocks noChangeAspect="1"/>
+                    </pic:cNvPicPr>
+                  </pic:nvPicPr>
+                  <pic:blipFill>
+                    <a:blip r:embed="rId16"/>
+                    <a:stretch>
+                      <a:fillRect/>
+                    </a:stretch>
+                  </pic:blipFill>
+                  <pic:spPr>
+                    <a:xfrm>
+                      <a:off x="0" y="0"/>
+                      <a:ext cx="6815290" cy="972676"/>
+                    </a:xfrm>
+                    <a:prstGeom prst="rect">
+                      <a:avLst/>
+                    </a:prstGeom>
+                  </pic:spPr>
+                </pic:pic>
+              </a:graphicData>
+            </a:graphic>
+          </wp:inline>
+        </w:drawing>
+      </w:r>
+    </w:p>
+    <w:p>
+      <w:pPr>
+        <w:pStyle w:val="a1"/>
+      </w:pPr>
+      <w:r>
+        <w:t>НПС</w:t>
+      </w:r>
+    </w:p>
+    <w:p>
+      <w:pPr>
+        <w:ind w:hanging="142"/>
+        <w:rPr>
+          <w:rFonts w:ascii="Times New Roman" w:hAnsi="Times New Roman"/>
+          <w:noProof/>
+          <w:sz w:val="28"/>
+        </w:rPr>
+      </w:pPr>
+      <w:r>
+        <w:rPr>
+          <w:noProof/>
+          <w:lang w:eastAsia="ru-RU"/>
+        </w:rPr>
+        <w:drawing>
+          <wp:inline distT="0" distB="0" distL="0" distR="0" wp14:anchorId="54A4220B" wp14:editId="399CBBCA">
+            <wp:extent cx="5727940" cy="3841830"/>
+            <wp:effectExtent l="0" t="0" r="6350" b="6350"/>
+            <wp:docPr id="7" name="Рисунок 1"/>
+            <wp:cNvGraphicFramePr>
+              <a:graphicFrameLocks xmlns:a="http://schemas.openxmlformats.org/drawingml/2006/main" noChangeAspect="1"/>
+            </wp:cNvGraphicFramePr>
+            <a:graphic xmlns:a="http://schemas.openxmlformats.org/drawingml/2006/main">
+              <a:graphicData uri="http://schemas.openxmlformats.org/drawingml/2006/picture">
+                <pic:pic xmlns:pic="http://schemas.openxmlformats.org/drawingml/2006/picture">
+                  <pic:nvPicPr>
+                    <pic:cNvPr id="7" name="Рисунок 7"/>
+                    <pic:cNvPicPr>
+                      <a:picLocks noChangeAspect="1"/>
+                    </pic:cNvPicPr>
+                  </pic:nvPicPr>
+                  <pic:blipFill>
+                    <a:blip r:embed="rId17"/>
+                    <a:stretch>
+                      <a:fillRect/>
+                    </a:stretch>
+                  </pic:blipFill>
+                  <pic:spPr>
+                    <a:xfrm>
+                      <a:off x="0" y="0"/>
+                      <a:ext cx="5735648" cy="3847000"/>
+                    </a:xfrm>
+                    <a:prstGeom prst="rect">
+                      <a:avLst/>
+                    </a:prstGeom>
+                  </pic:spPr>
+                </pic:pic>
+              </a:graphicData>
+            </a:graphic>
+          </wp:inline>
+        </w:drawing>
+      </w:r>
+    </w:p>
+    <w:p>
+      <w:pPr>
+        <w:pStyle w:val="a1"/>
+      </w:pPr>
+      <w:r>
+        <w:t>Отчет о ремонтах автомобилей</w:t>
+      </w:r>
     </w:p>
     <w:p>
       <w:pPr>
@@ -4328,14 +6446,14 @@
       <w:pPr>
         <w:pStyle w:val="afff1"/>
       </w:pPr>
-      <w:bookmarkStart w:id="10" w:name="_Toc146714463"/>
-      <w:bookmarkStart w:id="11" w:name="_Toc146718951"/>
+      <w:bookmarkStart w:id="11" w:name="_Toc146714463"/>
+      <w:bookmarkStart w:id="12" w:name="_Toc146718951"/>
       <w:r>
         <w:lastRenderedPageBreak/>
         <w:t>Заключение</w:t>
       </w:r>
-      <w:bookmarkEnd w:id="10"/>
       <w:bookmarkEnd w:id="11"/>
+      <w:bookmarkEnd w:id="12"/>
     </w:p>
     <w:p>
       <w:pPr>
@@ -4354,14 +6472,14 @@
       <w:pPr>
         <w:pStyle w:val="afff1"/>
       </w:pPr>
-      <w:bookmarkStart w:id="12" w:name="_Toc146714471"/>
-      <w:bookmarkStart w:id="13" w:name="_Toc146718953"/>
+      <w:bookmarkStart w:id="13" w:name="_Toc146714471"/>
+      <w:bookmarkStart w:id="14" w:name="_Toc146718953"/>
       <w:r>
         <w:lastRenderedPageBreak/>
         <w:t>Приложение А</w:t>
       </w:r>
-      <w:bookmarkEnd w:id="12"/>
       <w:bookmarkEnd w:id="13"/>
+      <w:bookmarkEnd w:id="14"/>
     </w:p>
     <w:p>
       <w:pPr>
@@ -4370,8 +6488,8 @@
       </w:pPr>
     </w:p>
     <w:sectPr>
-      <w:footerReference w:type="default" r:id="rId9"/>
-      <w:footerReference w:type="first" r:id="rId10"/>
+      <w:footerReference w:type="default" r:id="rId18"/>
+      <w:footerReference w:type="first" r:id="rId19"/>
       <w:pgSz w:w="11906" w:h="16838" w:code="9"/>
       <w:pgMar w:top="1134" w:right="851" w:bottom="1134" w:left="1701" w:header="709" w:footer="709" w:gutter="0"/>
       <w:cols w:space="708"/>
@@ -4383,7 +6501,7 @@
 </file>
 
 <file path=word/endnotes.xml><?xml version="1.0" encoding="utf-8"?>
-<w:endnotes xmlns:wpc="http://schemas.microsoft.com/office/word/2010/wordprocessingCanvas" xmlns:cx="http://schemas.microsoft.com/office/drawing/2014/chartex" xmlns:cx1="http://schemas.microsoft.com/office/drawing/2015/9/8/chartex" xmlns:cx2="http://schemas.microsoft.com/office/drawing/2015/10/21/chartex" xmlns:cx3="http://schemas.microsoft.com/office/drawing/2016/5/9/chartex" xmlns:cx4="http://schemas.microsoft.com/office/drawing/2016/5/10/chartex" xmlns:cx5="http://schemas.microsoft.com/office/drawing/2016/5/11/chartex" xmlns:cx6="http://schemas.microsoft.com/office/drawing/2016/5/12/chartex" xmlns:cx7="http://schemas.microsoft.com/office/drawing/2016/5/13/chartex" xmlns:cx8="http://schemas.microsoft.com/office/drawing/2016/5/14/chartex" xmlns:mc="http://schemas.openxmlformats.org/markup-compatibility/2006" xmlns:aink="http://schemas.microsoft.com/office/drawing/2016/ink" xmlns:am3d="http://schemas.microsoft.com/office/drawing/2017/model3d" xmlns:o="urn:schemas-microsoft-com:office:office" xmlns:oel="http://schemas.microsoft.com/office/2019/extlst" xmlns:r="http://schemas.openxmlformats.org/officeDocument/2006/relationships" xmlns:m="http://schemas.openxmlformats.org/officeDocument/2006/math" xmlns:v="urn:schemas-microsoft-com:vml" xmlns:wp14="http://schemas.microsoft.com/office/word/2010/wordprocessingDrawing" xmlns:wp="http://schemas.openxmlformats.org/drawingml/2006/wordprocessingDrawing" xmlns:w10="urn:schemas-microsoft-com:office:word" xmlns:w="http://schemas.openxmlformats.org/wordprocessingml/2006/main" xmlns:w14="http://schemas.microsoft.com/office/word/2010/wordml" xmlns:w15="http://schemas.microsoft.com/office/word/2012/wordml" xmlns:w16cex="http://schemas.microsoft.com/office/word/2018/wordml/cex" xmlns:w16cid="http://schemas.microsoft.com/office/word/2016/wordml/cid" xmlns:w16="http://schemas.microsoft.com/office/word/2018/wordml" xmlns:w16sdtdh="http://schemas.microsoft.com/office/word/2020/wordml/sdtdatahash" xmlns:w16se="http://schemas.microsoft.com/office/word/2015/wordml/symex" xmlns:wpg="http://schemas.microsoft.com/office/word/2010/wordprocessingGroup" xmlns:wpi="http://schemas.microsoft.com/office/word/2010/wordprocessingInk" xmlns:wne="http://schemas.microsoft.com/office/word/2006/wordml" xmlns:wps="http://schemas.microsoft.com/office/word/2010/wordprocessingShape" mc:Ignorable="w14 w15 w16se w16cid w16 w16cex w16sdtdh wp14">
+<w:endnotes xmlns:wpc="http://schemas.microsoft.com/office/word/2010/wordprocessingCanvas" xmlns:cx="http://schemas.microsoft.com/office/drawing/2014/chartex" xmlns:mc="http://schemas.openxmlformats.org/markup-compatibility/2006" xmlns:o="urn:schemas-microsoft-com:office:office" xmlns:r="http://schemas.openxmlformats.org/officeDocument/2006/relationships" xmlns:m="http://schemas.openxmlformats.org/officeDocument/2006/math" xmlns:v="urn:schemas-microsoft-com:vml" xmlns:wp14="http://schemas.microsoft.com/office/word/2010/wordprocessingDrawing" xmlns:wp="http://schemas.openxmlformats.org/drawingml/2006/wordprocessingDrawing" xmlns:w10="urn:schemas-microsoft-com:office:word" xmlns:w="http://schemas.openxmlformats.org/wordprocessingml/2006/main" xmlns:w14="http://schemas.microsoft.com/office/word/2010/wordml" xmlns:w15="http://schemas.microsoft.com/office/word/2012/wordml" xmlns:w16se="http://schemas.microsoft.com/office/word/2015/wordml/symex" xmlns:wpg="http://schemas.microsoft.com/office/word/2010/wordprocessingGroup" xmlns:wpi="http://schemas.microsoft.com/office/word/2010/wordprocessingInk" xmlns:wne="http://schemas.microsoft.com/office/word/2006/wordml" xmlns:wps="http://schemas.microsoft.com/office/word/2010/wordprocessingShape" mc:Ignorable="w14 w15 w16se wp14">
   <w:endnote w:type="separator" w:id="-1">
     <w:p>
       <w:pPr>
@@ -4410,7 +6528,7 @@
 </file>
 
 <file path=word/footer1.xml><?xml version="1.0" encoding="utf-8"?>
-<w:ftr xmlns:wpc="http://schemas.microsoft.com/office/word/2010/wordprocessingCanvas" xmlns:cx="http://schemas.microsoft.com/office/drawing/2014/chartex" xmlns:cx1="http://schemas.microsoft.com/office/drawing/2015/9/8/chartex" xmlns:cx2="http://schemas.microsoft.com/office/drawing/2015/10/21/chartex" xmlns:cx3="http://schemas.microsoft.com/office/drawing/2016/5/9/chartex" xmlns:cx4="http://schemas.microsoft.com/office/drawing/2016/5/10/chartex" xmlns:cx5="http://schemas.microsoft.com/office/drawing/2016/5/11/chartex" xmlns:cx6="http://schemas.microsoft.com/office/drawing/2016/5/12/chartex" xmlns:cx7="http://schemas.microsoft.com/office/drawing/2016/5/13/chartex" xmlns:cx8="http://schemas.microsoft.com/office/drawing/2016/5/14/chartex" xmlns:mc="http://schemas.openxmlformats.org/markup-compatibility/2006" xmlns:aink="http://schemas.microsoft.com/office/drawing/2016/ink" xmlns:am3d="http://schemas.microsoft.com/office/drawing/2017/model3d" xmlns:o="urn:schemas-microsoft-com:office:office" xmlns:oel="http://schemas.microsoft.com/office/2019/extlst" xmlns:r="http://schemas.openxmlformats.org/officeDocument/2006/relationships" xmlns:m="http://schemas.openxmlformats.org/officeDocument/2006/math" xmlns:v="urn:schemas-microsoft-com:vml" xmlns:wp14="http://schemas.microsoft.com/office/word/2010/wordprocessingDrawing" xmlns:wp="http://schemas.openxmlformats.org/drawingml/2006/wordprocessingDrawing" xmlns:w10="urn:schemas-microsoft-com:office:word" xmlns:w="http://schemas.openxmlformats.org/wordprocessingml/2006/main" xmlns:w14="http://schemas.microsoft.com/office/word/2010/wordml" xmlns:w15="http://schemas.microsoft.com/office/word/2012/wordml" xmlns:w16cex="http://schemas.microsoft.com/office/word/2018/wordml/cex" xmlns:w16cid="http://schemas.microsoft.com/office/word/2016/wordml/cid" xmlns:w16="http://schemas.microsoft.com/office/word/2018/wordml" xmlns:w16sdtdh="http://schemas.microsoft.com/office/word/2020/wordml/sdtdatahash" xmlns:w16se="http://schemas.microsoft.com/office/word/2015/wordml/symex" xmlns:wpg="http://schemas.microsoft.com/office/word/2010/wordprocessingGroup" xmlns:wpi="http://schemas.microsoft.com/office/word/2010/wordprocessingInk" xmlns:wne="http://schemas.microsoft.com/office/word/2006/wordml" xmlns:wps="http://schemas.microsoft.com/office/word/2010/wordprocessingShape" mc:Ignorable="w14 w15 w16se w16cid w16 w16cex w16sdtdh wp14">
+<w:ftr xmlns:wpc="http://schemas.microsoft.com/office/word/2010/wordprocessingCanvas" xmlns:cx="http://schemas.microsoft.com/office/drawing/2014/chartex" xmlns:mc="http://schemas.openxmlformats.org/markup-compatibility/2006" xmlns:o="urn:schemas-microsoft-com:office:office" xmlns:r="http://schemas.openxmlformats.org/officeDocument/2006/relationships" xmlns:m="http://schemas.openxmlformats.org/officeDocument/2006/math" xmlns:v="urn:schemas-microsoft-com:vml" xmlns:wp14="http://schemas.microsoft.com/office/word/2010/wordprocessingDrawing" xmlns:wp="http://schemas.openxmlformats.org/drawingml/2006/wordprocessingDrawing" xmlns:w10="urn:schemas-microsoft-com:office:word" xmlns:w="http://schemas.openxmlformats.org/wordprocessingml/2006/main" xmlns:w14="http://schemas.microsoft.com/office/word/2010/wordml" xmlns:w15="http://schemas.microsoft.com/office/word/2012/wordml" xmlns:w16se="http://schemas.microsoft.com/office/word/2015/wordml/symex" xmlns:wpg="http://schemas.microsoft.com/office/word/2010/wordprocessingGroup" xmlns:wpi="http://schemas.microsoft.com/office/word/2010/wordprocessingInk" xmlns:wne="http://schemas.microsoft.com/office/word/2006/wordml" xmlns:wps="http://schemas.microsoft.com/office/word/2010/wordprocessingShape" mc:Ignorable="w14 w15 w16se wp14">
   <w:sdt>
     <w:sdtPr>
       <w:id w:val="-1050303076"/>
@@ -4419,6 +6537,7 @@
         <w:docPartUnique/>
       </w:docPartObj>
     </w:sdtPr>
+    <w:sdtEndPr/>
     <w:sdtContent>
       <w:p>
         <w:pPr>
@@ -4456,7 +6575,7 @@
             <w:sz w:val="28"/>
             <w:szCs w:val="28"/>
           </w:rPr>
-          <w:t>23</w:t>
+          <w:t>27</w:t>
         </w:r>
         <w:r>
           <w:rPr>
@@ -4479,7 +6598,7 @@
 </file>
 
 <file path=word/footer2.xml><?xml version="1.0" encoding="utf-8"?>
-<w:ftr xmlns:wpc="http://schemas.microsoft.com/office/word/2010/wordprocessingCanvas" xmlns:cx="http://schemas.microsoft.com/office/drawing/2014/chartex" xmlns:cx1="http://schemas.microsoft.com/office/drawing/2015/9/8/chartex" xmlns:cx2="http://schemas.microsoft.com/office/drawing/2015/10/21/chartex" xmlns:cx3="http://schemas.microsoft.com/office/drawing/2016/5/9/chartex" xmlns:cx4="http://schemas.microsoft.com/office/drawing/2016/5/10/chartex" xmlns:cx5="http://schemas.microsoft.com/office/drawing/2016/5/11/chartex" xmlns:cx6="http://schemas.microsoft.com/office/drawing/2016/5/12/chartex" xmlns:cx7="http://schemas.microsoft.com/office/drawing/2016/5/13/chartex" xmlns:cx8="http://schemas.microsoft.com/office/drawing/2016/5/14/chartex" xmlns:mc="http://schemas.openxmlformats.org/markup-compatibility/2006" xmlns:aink="http://schemas.microsoft.com/office/drawing/2016/ink" xmlns:am3d="http://schemas.microsoft.com/office/drawing/2017/model3d" xmlns:o="urn:schemas-microsoft-com:office:office" xmlns:oel="http://schemas.microsoft.com/office/2019/extlst" xmlns:r="http://schemas.openxmlformats.org/officeDocument/2006/relationships" xmlns:m="http://schemas.openxmlformats.org/officeDocument/2006/math" xmlns:v="urn:schemas-microsoft-com:vml" xmlns:wp14="http://schemas.microsoft.com/office/word/2010/wordprocessingDrawing" xmlns:wp="http://schemas.openxmlformats.org/drawingml/2006/wordprocessingDrawing" xmlns:w10="urn:schemas-microsoft-com:office:word" xmlns:w="http://schemas.openxmlformats.org/wordprocessingml/2006/main" xmlns:w14="http://schemas.microsoft.com/office/word/2010/wordml" xmlns:w15="http://schemas.microsoft.com/office/word/2012/wordml" xmlns:w16cex="http://schemas.microsoft.com/office/word/2018/wordml/cex" xmlns:w16cid="http://schemas.microsoft.com/office/word/2016/wordml/cid" xmlns:w16="http://schemas.microsoft.com/office/word/2018/wordml" xmlns:w16sdtdh="http://schemas.microsoft.com/office/word/2020/wordml/sdtdatahash" xmlns:w16se="http://schemas.microsoft.com/office/word/2015/wordml/symex" xmlns:wpg="http://schemas.microsoft.com/office/word/2010/wordprocessingGroup" xmlns:wpi="http://schemas.microsoft.com/office/word/2010/wordprocessingInk" xmlns:wne="http://schemas.microsoft.com/office/word/2006/wordml" xmlns:wps="http://schemas.microsoft.com/office/word/2010/wordprocessingShape" mc:Ignorable="w14 w15 w16se w16cid w16 w16cex w16sdtdh wp14">
+<w:ftr xmlns:wpc="http://schemas.microsoft.com/office/word/2010/wordprocessingCanvas" xmlns:cx="http://schemas.microsoft.com/office/drawing/2014/chartex" xmlns:mc="http://schemas.openxmlformats.org/markup-compatibility/2006" xmlns:o="urn:schemas-microsoft-com:office:office" xmlns:r="http://schemas.openxmlformats.org/officeDocument/2006/relationships" xmlns:m="http://schemas.openxmlformats.org/officeDocument/2006/math" xmlns:v="urn:schemas-microsoft-com:vml" xmlns:wp14="http://schemas.microsoft.com/office/word/2010/wordprocessingDrawing" xmlns:wp="http://schemas.openxmlformats.org/drawingml/2006/wordprocessingDrawing" xmlns:w10="urn:schemas-microsoft-com:office:word" xmlns:w="http://schemas.openxmlformats.org/wordprocessingml/2006/main" xmlns:w14="http://schemas.microsoft.com/office/word/2010/wordml" xmlns:w15="http://schemas.microsoft.com/office/word/2012/wordml" xmlns:w16se="http://schemas.microsoft.com/office/word/2015/wordml/symex" xmlns:wpg="http://schemas.microsoft.com/office/word/2010/wordprocessingGroup" xmlns:wpi="http://schemas.microsoft.com/office/word/2010/wordprocessingInk" xmlns:wne="http://schemas.microsoft.com/office/word/2006/wordml" xmlns:wps="http://schemas.microsoft.com/office/word/2010/wordprocessingShape" mc:Ignorable="w14 w15 w16se wp14">
   <w:p>
     <w:pPr>
       <w:pStyle w:val="af0"/>
@@ -4495,7 +6614,7 @@
 </file>
 
 <file path=word/footnotes.xml><?xml version="1.0" encoding="utf-8"?>
-<w:footnotes xmlns:wpc="http://schemas.microsoft.com/office/word/2010/wordprocessingCanvas" xmlns:cx="http://schemas.microsoft.com/office/drawing/2014/chartex" xmlns:cx1="http://schemas.microsoft.com/office/drawing/2015/9/8/chartex" xmlns:cx2="http://schemas.microsoft.com/office/drawing/2015/10/21/chartex" xmlns:cx3="http://schemas.microsoft.com/office/drawing/2016/5/9/chartex" xmlns:cx4="http://schemas.microsoft.com/office/drawing/2016/5/10/chartex" xmlns:cx5="http://schemas.microsoft.com/office/drawing/2016/5/11/chartex" xmlns:cx6="http://schemas.microsoft.com/office/drawing/2016/5/12/chartex" xmlns:cx7="http://schemas.microsoft.com/office/drawing/2016/5/13/chartex" xmlns:cx8="http://schemas.microsoft.com/office/drawing/2016/5/14/chartex" xmlns:mc="http://schemas.openxmlformats.org/markup-compatibility/2006" xmlns:aink="http://schemas.microsoft.com/office/drawing/2016/ink" xmlns:am3d="http://schemas.microsoft.com/office/drawing/2017/model3d" xmlns:o="urn:schemas-microsoft-com:office:office" xmlns:oel="http://schemas.microsoft.com/office/2019/extlst" xmlns:r="http://schemas.openxmlformats.org/officeDocument/2006/relationships" xmlns:m="http://schemas.openxmlformats.org/officeDocument/2006/math" xmlns:v="urn:schemas-microsoft-com:vml" xmlns:wp14="http://schemas.microsoft.com/office/word/2010/wordprocessingDrawing" xmlns:wp="http://schemas.openxmlformats.org/drawingml/2006/wordprocessingDrawing" xmlns:w10="urn:schemas-microsoft-com:office:word" xmlns:w="http://schemas.openxmlformats.org/wordprocessingml/2006/main" xmlns:w14="http://schemas.microsoft.com/office/word/2010/wordml" xmlns:w15="http://schemas.microsoft.com/office/word/2012/wordml" xmlns:w16cex="http://schemas.microsoft.com/office/word/2018/wordml/cex" xmlns:w16cid="http://schemas.microsoft.com/office/word/2016/wordml/cid" xmlns:w16="http://schemas.microsoft.com/office/word/2018/wordml" xmlns:w16sdtdh="http://schemas.microsoft.com/office/word/2020/wordml/sdtdatahash" xmlns:w16se="http://schemas.microsoft.com/office/word/2015/wordml/symex" xmlns:wpg="http://schemas.microsoft.com/office/word/2010/wordprocessingGroup" xmlns:wpi="http://schemas.microsoft.com/office/word/2010/wordprocessingInk" xmlns:wne="http://schemas.microsoft.com/office/word/2006/wordml" xmlns:wps="http://schemas.microsoft.com/office/word/2010/wordprocessingShape" mc:Ignorable="w14 w15 w16se w16cid w16 w16cex w16sdtdh wp14">
+<w:footnotes xmlns:wpc="http://schemas.microsoft.com/office/word/2010/wordprocessingCanvas" xmlns:cx="http://schemas.microsoft.com/office/drawing/2014/chartex" xmlns:mc="http://schemas.openxmlformats.org/markup-compatibility/2006" xmlns:o="urn:schemas-microsoft-com:office:office" xmlns:r="http://schemas.openxmlformats.org/officeDocument/2006/relationships" xmlns:m="http://schemas.openxmlformats.org/officeDocument/2006/math" xmlns:v="urn:schemas-microsoft-com:vml" xmlns:wp14="http://schemas.microsoft.com/office/word/2010/wordprocessingDrawing" xmlns:wp="http://schemas.openxmlformats.org/drawingml/2006/wordprocessingDrawing" xmlns:w10="urn:schemas-microsoft-com:office:word" xmlns:w="http://schemas.openxmlformats.org/wordprocessingml/2006/main" xmlns:w14="http://schemas.microsoft.com/office/word/2010/wordml" xmlns:w15="http://schemas.microsoft.com/office/word/2012/wordml" xmlns:w16se="http://schemas.microsoft.com/office/word/2015/wordml/symex" xmlns:wpg="http://schemas.microsoft.com/office/word/2010/wordprocessingGroup" xmlns:wpi="http://schemas.microsoft.com/office/word/2010/wordprocessingInk" xmlns:wne="http://schemas.microsoft.com/office/word/2006/wordml" xmlns:wps="http://schemas.microsoft.com/office/word/2010/wordprocessingShape" mc:Ignorable="w14 w15 w16se wp14">
   <w:footnote w:type="separator" w:id="-1">
     <w:p>
       <w:pPr>
@@ -4522,12 +6641,12 @@
 </file>
 
 <file path=word/numbering.xml><?xml version="1.0" encoding="utf-8"?>
-<w:numbering xmlns:wpc="http://schemas.microsoft.com/office/word/2010/wordprocessingCanvas" xmlns:cx="http://schemas.microsoft.com/office/drawing/2014/chartex" xmlns:cx1="http://schemas.microsoft.com/office/drawing/2015/9/8/chartex" xmlns:cx2="http://schemas.microsoft.com/office/drawing/2015/10/21/chartex" xmlns:cx3="http://schemas.microsoft.com/office/drawing/2016/5/9/chartex" xmlns:cx4="http://schemas.microsoft.com/office/drawing/2016/5/10/chartex" xmlns:cx5="http://schemas.microsoft.com/office/drawing/2016/5/11/chartex" xmlns:cx6="http://schemas.microsoft.com/office/drawing/2016/5/12/chartex" xmlns:cx7="http://schemas.microsoft.com/office/drawing/2016/5/13/chartex" xmlns:cx8="http://schemas.microsoft.com/office/drawing/2016/5/14/chartex" xmlns:mc="http://schemas.openxmlformats.org/markup-compatibility/2006" xmlns:aink="http://schemas.microsoft.com/office/drawing/2016/ink" xmlns:am3d="http://schemas.microsoft.com/office/drawing/2017/model3d" xmlns:o="urn:schemas-microsoft-com:office:office" xmlns:oel="http://schemas.microsoft.com/office/2019/extlst" xmlns:r="http://schemas.openxmlformats.org/officeDocument/2006/relationships" xmlns:m="http://schemas.openxmlformats.org/officeDocument/2006/math" xmlns:v="urn:schemas-microsoft-com:vml" xmlns:wp14="http://schemas.microsoft.com/office/word/2010/wordprocessingDrawing" xmlns:wp="http://schemas.openxmlformats.org/drawingml/2006/wordprocessingDrawing" xmlns:w10="urn:schemas-microsoft-com:office:word" xmlns:w="http://schemas.openxmlformats.org/wordprocessingml/2006/main" xmlns:w14="http://schemas.microsoft.com/office/word/2010/wordml" xmlns:w15="http://schemas.microsoft.com/office/word/2012/wordml" xmlns:w16cex="http://schemas.microsoft.com/office/word/2018/wordml/cex" xmlns:w16cid="http://schemas.microsoft.com/office/word/2016/wordml/cid" xmlns:w16="http://schemas.microsoft.com/office/word/2018/wordml" xmlns:w16sdtdh="http://schemas.microsoft.com/office/word/2020/wordml/sdtdatahash" xmlns:w16se="http://schemas.microsoft.com/office/word/2015/wordml/symex" xmlns:wpg="http://schemas.microsoft.com/office/word/2010/wordprocessingGroup" xmlns:wpi="http://schemas.microsoft.com/office/word/2010/wordprocessingInk" xmlns:wne="http://schemas.microsoft.com/office/word/2006/wordml" xmlns:wps="http://schemas.microsoft.com/office/word/2010/wordprocessingShape" mc:Ignorable="w14 w15 w16se w16cid w16 w16cex w16sdtdh wp14">
+<w:numbering xmlns:wpc="http://schemas.microsoft.com/office/word/2010/wordprocessingCanvas" xmlns:cx="http://schemas.microsoft.com/office/drawing/2014/chartex" xmlns:mc="http://schemas.openxmlformats.org/markup-compatibility/2006" xmlns:o="urn:schemas-microsoft-com:office:office" xmlns:r="http://schemas.openxmlformats.org/officeDocument/2006/relationships" xmlns:m="http://schemas.openxmlformats.org/officeDocument/2006/math" xmlns:v="urn:schemas-microsoft-com:vml" xmlns:wp14="http://schemas.microsoft.com/office/word/2010/wordprocessingDrawing" xmlns:wp="http://schemas.openxmlformats.org/drawingml/2006/wordprocessingDrawing" xmlns:w10="urn:schemas-microsoft-com:office:word" xmlns:w="http://schemas.openxmlformats.org/wordprocessingml/2006/main" xmlns:w14="http://schemas.microsoft.com/office/word/2010/wordml" xmlns:w15="http://schemas.microsoft.com/office/word/2012/wordml" xmlns:w16se="http://schemas.microsoft.com/office/word/2015/wordml/symex" xmlns:wpg="http://schemas.microsoft.com/office/word/2010/wordprocessingGroup" xmlns:wpi="http://schemas.microsoft.com/office/word/2010/wordprocessingInk" xmlns:wne="http://schemas.microsoft.com/office/word/2006/wordml" xmlns:wps="http://schemas.microsoft.com/office/word/2010/wordprocessingShape" mc:Ignorable="w14 w15 w16se wp14">
   <w:abstractNum w:abstractNumId="0" w15:restartNumberingAfterBreak="0">
     <w:nsid w:val="01152627"/>
     <w:multiLevelType w:val="hybridMultilevel"/>
-    <w:tmpl w:val="E7DED292"/>
-    <w:lvl w:ilvl="0" w:tplc="E0687794">
+    <w:tmpl w:val="1E96EAE8"/>
+    <w:lvl w:ilvl="0" w:tplc="62DC30D2">
       <w:start w:val="1"/>
       <w:numFmt w:val="decimal"/>
       <w:pStyle w:val="a"/>
@@ -4928,8 +7047,8 @@
   <w:abstractNum w:abstractNumId="4" w15:restartNumberingAfterBreak="0">
     <w:nsid w:val="0F7B188F"/>
     <w:multiLevelType w:val="hybridMultilevel"/>
-    <w:tmpl w:val="D3445762"/>
-    <w:lvl w:ilvl="0" w:tplc="45B0C146">
+    <w:tmpl w:val="84DEC630"/>
+    <w:lvl w:ilvl="0" w:tplc="CF92C8F4">
       <w:start w:val="1"/>
       <w:numFmt w:val="bullet"/>
       <w:pStyle w:val="a0"/>
@@ -5633,15 +7752,16 @@
   <w:abstractNum w:abstractNumId="10" w15:restartNumberingAfterBreak="0">
     <w:nsid w:val="1EDD4925"/>
     <w:multiLevelType w:val="hybridMultilevel"/>
-    <w:tmpl w:val="E168F982"/>
-    <w:lvl w:ilvl="0" w:tplc="D1428AD2">
+    <w:tmpl w:val="BEA8AC90"/>
+    <w:lvl w:ilvl="0" w:tplc="3DEE5042">
       <w:start w:val="1"/>
       <w:numFmt w:val="decimal"/>
       <w:pStyle w:val="a1"/>
+      <w:suff w:val="space"/>
       <w:lvlText w:val="Рисунок %1 - "/>
       <w:lvlJc w:val="center"/>
       <w:pPr>
-        <w:ind w:left="720" w:hanging="360"/>
+        <w:ind w:left="0" w:firstLine="0"/>
       </w:pPr>
       <w:rPr>
         <w:rFonts w:hint="default"/>
@@ -8630,76 +10750,76 @@
       </w:rPr>
     </w:lvl>
   </w:abstractNum>
-  <w:num w:numId="1" w16cid:durableId="1412846221">
+  <w:num w:numId="1">
     <w:abstractNumId w:val="1"/>
   </w:num>
-  <w:num w:numId="2" w16cid:durableId="544102301">
+  <w:num w:numId="2">
     <w:abstractNumId w:val="22"/>
   </w:num>
-  <w:num w:numId="3" w16cid:durableId="1947735932">
+  <w:num w:numId="3">
     <w:abstractNumId w:val="24"/>
   </w:num>
-  <w:num w:numId="4" w16cid:durableId="1493914348">
+  <w:num w:numId="4">
     <w:abstractNumId w:val="35"/>
   </w:num>
-  <w:num w:numId="5" w16cid:durableId="1681466660">
+  <w:num w:numId="5">
     <w:abstractNumId w:val="7"/>
   </w:num>
-  <w:num w:numId="6" w16cid:durableId="1588076985">
+  <w:num w:numId="6">
     <w:abstractNumId w:val="23"/>
   </w:num>
-  <w:num w:numId="7" w16cid:durableId="1808087357">
+  <w:num w:numId="7">
     <w:abstractNumId w:val="23"/>
   </w:num>
-  <w:num w:numId="8" w16cid:durableId="644087997">
+  <w:num w:numId="8">
     <w:abstractNumId w:val="25"/>
   </w:num>
-  <w:num w:numId="9" w16cid:durableId="1951155945">
+  <w:num w:numId="9">
     <w:abstractNumId w:val="4"/>
   </w:num>
-  <w:num w:numId="10" w16cid:durableId="1159930549">
+  <w:num w:numId="10">
     <w:abstractNumId w:val="34"/>
   </w:num>
-  <w:num w:numId="11" w16cid:durableId="1826242426">
+  <w:num w:numId="11">
     <w:abstractNumId w:val="33"/>
   </w:num>
-  <w:num w:numId="12" w16cid:durableId="2126776602">
+  <w:num w:numId="12">
     <w:abstractNumId w:val="19"/>
   </w:num>
-  <w:num w:numId="13" w16cid:durableId="341207440">
+  <w:num w:numId="13">
     <w:abstractNumId w:val="12"/>
   </w:num>
-  <w:num w:numId="14" w16cid:durableId="491722440">
+  <w:num w:numId="14">
     <w:abstractNumId w:val="21"/>
   </w:num>
-  <w:num w:numId="15" w16cid:durableId="127284890">
+  <w:num w:numId="15">
     <w:abstractNumId w:val="5"/>
   </w:num>
-  <w:num w:numId="16" w16cid:durableId="1838882057">
+  <w:num w:numId="16">
     <w:abstractNumId w:val="15"/>
   </w:num>
-  <w:num w:numId="17" w16cid:durableId="1124495609">
+  <w:num w:numId="17">
     <w:abstractNumId w:val="11"/>
   </w:num>
-  <w:num w:numId="18" w16cid:durableId="1959991972">
+  <w:num w:numId="18">
     <w:abstractNumId w:val="20"/>
   </w:num>
-  <w:num w:numId="19" w16cid:durableId="41292294">
+  <w:num w:numId="19">
     <w:abstractNumId w:val="18"/>
   </w:num>
-  <w:num w:numId="20" w16cid:durableId="483396158">
+  <w:num w:numId="20">
     <w:abstractNumId w:val="13"/>
   </w:num>
-  <w:num w:numId="21" w16cid:durableId="1670450775">
+  <w:num w:numId="21">
     <w:abstractNumId w:val="30"/>
   </w:num>
-  <w:num w:numId="22" w16cid:durableId="2012486124">
+  <w:num w:numId="22">
     <w:abstractNumId w:val="9"/>
   </w:num>
-  <w:num w:numId="23" w16cid:durableId="798914551">
+  <w:num w:numId="23">
     <w:abstractNumId w:val="6"/>
   </w:num>
-  <w:num w:numId="24" w16cid:durableId="346517070">
+  <w:num w:numId="24">
     <w:abstractNumId w:val="6"/>
     <w:lvlOverride w:ilvl="0">
       <w:lvl w:ilvl="0">
@@ -8830,7 +10950,7 @@
       </w:lvl>
     </w:lvlOverride>
   </w:num>
-  <w:num w:numId="25" w16cid:durableId="2116905788">
+  <w:num w:numId="25">
     <w:abstractNumId w:val="6"/>
     <w:lvlOverride w:ilvl="0">
       <w:startOverride w:val="1"/>
@@ -8970,13 +11090,13 @@
       </w:lvl>
     </w:lvlOverride>
   </w:num>
-  <w:num w:numId="26" w16cid:durableId="1713731951">
+  <w:num w:numId="26">
     <w:abstractNumId w:val="32"/>
   </w:num>
-  <w:num w:numId="27" w16cid:durableId="1248346881">
+  <w:num w:numId="27">
     <w:abstractNumId w:val="26"/>
   </w:num>
-  <w:num w:numId="28" w16cid:durableId="1381898777">
+  <w:num w:numId="28">
     <w:abstractNumId w:val="26"/>
     <w:lvlOverride w:ilvl="0">
       <w:lvl w:ilvl="0">
@@ -9108,25 +11228,25 @@
       </w:lvl>
     </w:lvlOverride>
   </w:num>
-  <w:num w:numId="29" w16cid:durableId="1220287118">
+  <w:num w:numId="29">
     <w:abstractNumId w:val="2"/>
   </w:num>
-  <w:num w:numId="30" w16cid:durableId="2098207950">
+  <w:num w:numId="30">
     <w:abstractNumId w:val="3"/>
   </w:num>
-  <w:num w:numId="31" w16cid:durableId="684670139">
+  <w:num w:numId="31">
     <w:abstractNumId w:val="27"/>
   </w:num>
-  <w:num w:numId="32" w16cid:durableId="1684165437">
+  <w:num w:numId="32">
     <w:abstractNumId w:val="10"/>
   </w:num>
-  <w:num w:numId="33" w16cid:durableId="1696151885">
+  <w:num w:numId="33">
     <w:abstractNumId w:val="36"/>
   </w:num>
-  <w:num w:numId="34" w16cid:durableId="462232502">
+  <w:num w:numId="34">
     <w:abstractNumId w:val="28"/>
   </w:num>
-  <w:num w:numId="35" w16cid:durableId="270863612">
+  <w:num w:numId="35">
     <w:abstractNumId w:val="28"/>
     <w:lvlOverride w:ilvl="0">
       <w:lvl w:ilvl="0">
@@ -9258,13 +11378,13 @@
       </w:lvl>
     </w:lvlOverride>
   </w:num>
-  <w:num w:numId="36" w16cid:durableId="1434013098">
+  <w:num w:numId="36">
     <w:abstractNumId w:val="17"/>
   </w:num>
-  <w:num w:numId="37" w16cid:durableId="1860311778">
+  <w:num w:numId="37">
     <w:abstractNumId w:val="8"/>
   </w:num>
-  <w:num w:numId="38" w16cid:durableId="1591504520">
+  <w:num w:numId="38">
     <w:abstractNumId w:val="8"/>
     <w:lvlOverride w:ilvl="0">
       <w:lvl w:ilvl="0">
@@ -9396,26 +11516,32 @@
       </w:lvl>
     </w:lvlOverride>
   </w:num>
-  <w:num w:numId="39" w16cid:durableId="2035687806">
+  <w:num w:numId="39">
     <w:abstractNumId w:val="16"/>
   </w:num>
-  <w:num w:numId="40" w16cid:durableId="969937604">
+  <w:num w:numId="40">
     <w:abstractNumId w:val="14"/>
   </w:num>
-  <w:num w:numId="41" w16cid:durableId="1604797013">
+  <w:num w:numId="41">
     <w:abstractNumId w:val="0"/>
   </w:num>
-  <w:num w:numId="42" w16cid:durableId="492382228">
+  <w:num w:numId="42">
     <w:abstractNumId w:val="31"/>
   </w:num>
-  <w:num w:numId="43" w16cid:durableId="1922253548">
+  <w:num w:numId="43">
     <w:abstractNumId w:val="29"/>
+  </w:num>
+  <w:num w:numId="44">
+    <w:abstractNumId w:val="0"/>
+    <w:lvlOverride w:ilvl="0">
+      <w:startOverride w:val="1"/>
+    </w:lvlOverride>
   </w:num>
 </w:numbering>
 </file>
 
 <file path=word/styles.xml><?xml version="1.0" encoding="utf-8"?>
-<w:styles xmlns:mc="http://schemas.openxmlformats.org/markup-compatibility/2006" xmlns:r="http://schemas.openxmlformats.org/officeDocument/2006/relationships" xmlns:w="http://schemas.openxmlformats.org/wordprocessingml/2006/main" xmlns:w14="http://schemas.microsoft.com/office/word/2010/wordml" xmlns:w15="http://schemas.microsoft.com/office/word/2012/wordml" xmlns:w16cex="http://schemas.microsoft.com/office/word/2018/wordml/cex" xmlns:w16cid="http://schemas.microsoft.com/office/word/2016/wordml/cid" xmlns:w16="http://schemas.microsoft.com/office/word/2018/wordml" xmlns:w16sdtdh="http://schemas.microsoft.com/office/word/2020/wordml/sdtdatahash" xmlns:w16se="http://schemas.microsoft.com/office/word/2015/wordml/symex" mc:Ignorable="w14 w15 w16se w16cid w16 w16cex w16sdtdh">
+<w:styles xmlns:mc="http://schemas.openxmlformats.org/markup-compatibility/2006" xmlns:r="http://schemas.openxmlformats.org/officeDocument/2006/relationships" xmlns:w="http://schemas.openxmlformats.org/wordprocessingml/2006/main" xmlns:w14="http://schemas.microsoft.com/office/word/2010/wordml" xmlns:w15="http://schemas.microsoft.com/office/word/2012/wordml" xmlns:w16se="http://schemas.microsoft.com/office/word/2015/wordml/symex" mc:Ignorable="w14 w15 w16se">
   <w:docDefaults>
     <w:rPrDefault>
       <w:rPr>
@@ -9432,10 +11558,10 @@
       </w:pPr>
     </w:pPrDefault>
   </w:docDefaults>
-  <w:latentStyles w:defLockedState="0" w:defUIPriority="99" w:defSemiHidden="0" w:defUnhideWhenUsed="0" w:defQFormat="0" w:count="376">
-    <w:lsdException w:name="Normal" w:uiPriority="0" w:qFormat="1"/>
-    <w:lsdException w:name="heading 1" w:uiPriority="9" w:qFormat="1"/>
-    <w:lsdException w:name="heading 2" w:semiHidden="1" w:uiPriority="9" w:unhideWhenUsed="1" w:qFormat="1"/>
+  <w:latentStyles w:defLockedState="0" w:defUIPriority="99" w:defSemiHidden="0" w:defUnhideWhenUsed="0" w:defQFormat="0" w:count="371">
+    <w:lsdException w:name="Normal" w:uiPriority="0"/>
+    <w:lsdException w:name="heading 1" w:uiPriority="9"/>
+    <w:lsdException w:name="heading 2" w:semiHidden="1" w:uiPriority="9" w:unhideWhenUsed="1"/>
     <w:lsdException w:name="heading 3" w:semiHidden="1" w:uiPriority="9" w:unhideWhenUsed="1" w:qFormat="1"/>
     <w:lsdException w:name="heading 4" w:semiHidden="1" w:uiPriority="9" w:unhideWhenUsed="1" w:qFormat="1"/>
     <w:lsdException w:name="heading 5" w:semiHidden="1" w:uiPriority="9" w:unhideWhenUsed="1" w:qFormat="1"/>
@@ -9467,7 +11593,7 @@
     <w:lsdException w:name="header" w:semiHidden="1" w:unhideWhenUsed="1"/>
     <w:lsdException w:name="footer" w:semiHidden="1" w:unhideWhenUsed="1"/>
     <w:lsdException w:name="index heading" w:semiHidden="1" w:unhideWhenUsed="1"/>
-    <w:lsdException w:name="caption" w:semiHidden="1" w:uiPriority="35" w:unhideWhenUsed="1" w:qFormat="1"/>
+    <w:lsdException w:name="caption" w:semiHidden="1" w:uiPriority="35" w:unhideWhenUsed="1"/>
     <w:lsdException w:name="table of figures" w:semiHidden="1" w:unhideWhenUsed="1"/>
     <w:lsdException w:name="envelope address" w:semiHidden="1" w:unhideWhenUsed="1"/>
     <w:lsdException w:name="envelope return" w:semiHidden="1" w:unhideWhenUsed="1"/>
@@ -9495,7 +11621,7 @@
     <w:lsdException w:name="List Number 3" w:semiHidden="1" w:unhideWhenUsed="1"/>
     <w:lsdException w:name="List Number 4" w:semiHidden="1" w:unhideWhenUsed="1"/>
     <w:lsdException w:name="List Number 5" w:semiHidden="1" w:unhideWhenUsed="1"/>
-    <w:lsdException w:name="Title" w:uiPriority="10" w:qFormat="1"/>
+    <w:lsdException w:name="Title" w:uiPriority="10"/>
     <w:lsdException w:name="Closing" w:semiHidden="1" w:unhideWhenUsed="1"/>
     <w:lsdException w:name="Signature" w:semiHidden="1" w:unhideWhenUsed="1"/>
     <w:lsdException w:name="Default Paragraph Font" w:semiHidden="1" w:uiPriority="1" w:unhideWhenUsed="1"/>
@@ -9507,7 +11633,7 @@
     <w:lsdException w:name="List Continue 4" w:semiHidden="1" w:unhideWhenUsed="1"/>
     <w:lsdException w:name="List Continue 5" w:semiHidden="1" w:unhideWhenUsed="1"/>
     <w:lsdException w:name="Message Header" w:semiHidden="1" w:unhideWhenUsed="1"/>
-    <w:lsdException w:name="Subtitle" w:uiPriority="11" w:qFormat="1"/>
+    <w:lsdException w:name="Subtitle" w:uiPriority="11"/>
     <w:lsdException w:name="Salutation" w:semiHidden="1" w:unhideWhenUsed="1"/>
     <w:lsdException w:name="Date" w:semiHidden="1" w:unhideWhenUsed="1"/>
     <w:lsdException w:name="Body Text First Indent" w:semiHidden="1" w:unhideWhenUsed="1"/>
@@ -9520,8 +11646,8 @@
     <w:lsdException w:name="Block Text" w:semiHidden="1" w:unhideWhenUsed="1"/>
     <w:lsdException w:name="Hyperlink" w:semiHidden="1" w:unhideWhenUsed="1"/>
     <w:lsdException w:name="FollowedHyperlink" w:semiHidden="1" w:unhideWhenUsed="1"/>
-    <w:lsdException w:name="Strong" w:uiPriority="22" w:qFormat="1"/>
-    <w:lsdException w:name="Emphasis" w:uiPriority="20" w:qFormat="1"/>
+    <w:lsdException w:name="Strong" w:uiPriority="22"/>
+    <w:lsdException w:name="Emphasis" w:uiPriority="20"/>
     <w:lsdException w:name="Document Map" w:semiHidden="1" w:unhideWhenUsed="1"/>
     <w:lsdException w:name="Plain Text" w:semiHidden="1" w:unhideWhenUsed="1"/>
     <w:lsdException w:name="E-mail Signature" w:semiHidden="1" w:unhideWhenUsed="1"/>
@@ -9590,7 +11716,7 @@
     <w:lsdException w:name="Table Grid" w:uiPriority="59"/>
     <w:lsdException w:name="Table Theme" w:semiHidden="1" w:unhideWhenUsed="1"/>
     <w:lsdException w:name="Placeholder Text" w:semiHidden="1"/>
-    <w:lsdException w:name="No Spacing" w:uiPriority="1" w:qFormat="1"/>
+    <w:lsdException w:name="No Spacing" w:uiPriority="1"/>
     <w:lsdException w:name="Light Shading" w:uiPriority="60"/>
     <w:lsdException w:name="Light List" w:uiPriority="61"/>
     <w:lsdException w:name="Light Grid" w:uiPriority="62"/>
@@ -9612,9 +11738,9 @@
     <w:lsdException w:name="Medium Shading 2 Accent 1" w:uiPriority="64"/>
     <w:lsdException w:name="Medium List 1 Accent 1" w:uiPriority="65"/>
     <w:lsdException w:name="Revision" w:semiHidden="1"/>
-    <w:lsdException w:name="List Paragraph" w:uiPriority="34" w:qFormat="1"/>
-    <w:lsdException w:name="Quote" w:uiPriority="29" w:qFormat="1"/>
-    <w:lsdException w:name="Intense Quote" w:uiPriority="30" w:qFormat="1"/>
+    <w:lsdException w:name="List Paragraph" w:uiPriority="34"/>
+    <w:lsdException w:name="Quote" w:uiPriority="29"/>
+    <w:lsdException w:name="Intense Quote" w:uiPriority="30"/>
     <w:lsdException w:name="Medium List 2 Accent 1" w:uiPriority="66"/>
     <w:lsdException w:name="Medium Grid 1 Accent 1" w:uiPriority="67"/>
     <w:lsdException w:name="Medium Grid 2 Accent 1" w:uiPriority="68"/>
@@ -9693,11 +11819,11 @@
     <w:lsdException w:name="Colorful Shading Accent 6" w:uiPriority="71"/>
     <w:lsdException w:name="Colorful List Accent 6" w:uiPriority="72"/>
     <w:lsdException w:name="Colorful Grid Accent 6" w:uiPriority="73"/>
-    <w:lsdException w:name="Subtle Emphasis" w:uiPriority="19" w:qFormat="1"/>
-    <w:lsdException w:name="Intense Emphasis" w:uiPriority="21" w:qFormat="1"/>
-    <w:lsdException w:name="Subtle Reference" w:uiPriority="31" w:qFormat="1"/>
-    <w:lsdException w:name="Intense Reference" w:uiPriority="32" w:qFormat="1"/>
-    <w:lsdException w:name="Book Title" w:uiPriority="33" w:qFormat="1"/>
+    <w:lsdException w:name="Subtle Emphasis" w:uiPriority="19"/>
+    <w:lsdException w:name="Intense Emphasis" w:uiPriority="21"/>
+    <w:lsdException w:name="Subtle Reference" w:uiPriority="31"/>
+    <w:lsdException w:name="Intense Reference" w:uiPriority="32"/>
+    <w:lsdException w:name="Book Title" w:uiPriority="33"/>
     <w:lsdException w:name="Bibliography" w:semiHidden="1" w:uiPriority="37" w:unhideWhenUsed="1"/>
     <w:lsdException w:name="TOC Heading" w:semiHidden="1" w:uiPriority="39" w:unhideWhenUsed="1" w:qFormat="1"/>
     <w:lsdException w:name="Plain Table 1" w:uiPriority="41"/>
@@ -9804,15 +11930,9 @@
     <w:lsdException w:name="List Table 5 Dark Accent 6" w:uiPriority="50"/>
     <w:lsdException w:name="List Table 6 Colorful Accent 6" w:uiPriority="51"/>
     <w:lsdException w:name="List Table 7 Colorful Accent 6" w:uiPriority="52"/>
-    <w:lsdException w:name="Mention" w:semiHidden="1" w:unhideWhenUsed="1"/>
-    <w:lsdException w:name="Smart Hyperlink" w:semiHidden="1" w:unhideWhenUsed="1"/>
-    <w:lsdException w:name="Hashtag" w:semiHidden="1" w:unhideWhenUsed="1"/>
-    <w:lsdException w:name="Unresolved Mention" w:semiHidden="1" w:unhideWhenUsed="1"/>
-    <w:lsdException w:name="Smart Link" w:semiHidden="1" w:unhideWhenUsed="1"/>
   </w:latentStyles>
   <w:style w:type="paragraph" w:default="1" w:styleId="a9">
     <w:name w:val="Normal"/>
-    <w:qFormat/>
     <w:rsid w:val="009E5F05"/>
   </w:style>
   <w:style w:type="paragraph" w:styleId="10">
@@ -9821,7 +11941,6 @@
     <w:next w:val="a9"/>
     <w:link w:val="11"/>
     <w:uiPriority w:val="9"/>
-    <w:qFormat/>
     <w:rsid w:val="00EA7B94"/>
     <w:pPr>
       <w:keepNext/>
@@ -9844,7 +11963,6 @@
     <w:uiPriority w:val="9"/>
     <w:semiHidden/>
     <w:unhideWhenUsed/>
-    <w:qFormat/>
     <w:rsid w:val="00EA7B94"/>
     <w:pPr>
       <w:keepNext/>
@@ -9882,9 +12000,33 @@
       <w:szCs w:val="24"/>
     </w:rPr>
   </w:style>
+  <w:style w:type="paragraph" w:styleId="4">
+    <w:name w:val="heading 4"/>
+    <w:basedOn w:val="a9"/>
+    <w:next w:val="a9"/>
+    <w:link w:val="40"/>
+    <w:uiPriority w:val="9"/>
+    <w:semiHidden/>
+    <w:unhideWhenUsed/>
+    <w:qFormat/>
+    <w:rsid w:val="00796EEA"/>
+    <w:pPr>
+      <w:keepNext/>
+      <w:keepLines/>
+      <w:spacing w:before="40" w:after="0"/>
+      <w:outlineLvl w:val="3"/>
+    </w:pPr>
+    <w:rPr>
+      <w:rFonts w:asciiTheme="majorHAnsi" w:eastAsiaTheme="majorEastAsia" w:hAnsiTheme="majorHAnsi" w:cstheme="majorBidi"/>
+      <w:i/>
+      <w:iCs/>
+      <w:color w:val="2F5496" w:themeColor="accent1" w:themeShade="BF"/>
+    </w:rPr>
+  </w:style>
   <w:style w:type="character" w:default="1" w:styleId="aa">
     <w:name w:val="Default Paragraph Font"/>
     <w:uiPriority w:val="1"/>
+    <w:semiHidden/>
     <w:unhideWhenUsed/>
   </w:style>
   <w:style w:type="table" w:default="1" w:styleId="ab">
@@ -9982,7 +12124,6 @@
     <w:name w:val="No Spacing"/>
     <w:link w:val="af3"/>
     <w:uiPriority w:val="1"/>
-    <w:qFormat/>
     <w:rsid w:val="00A46740"/>
     <w:pPr>
       <w:spacing w:after="0" w:line="240" w:lineRule="auto"/>
@@ -9992,7 +12133,6 @@
     <w:name w:val="$_ЗАГ_СТРУКТУРНЫЙ_ЭЛЕМЕНТ"/>
     <w:basedOn w:val="10"/>
     <w:link w:val="af5"/>
-    <w:qFormat/>
     <w:rsid w:val="00182D12"/>
     <w:pPr>
       <w:spacing w:line="360" w:lineRule="auto"/>
@@ -10009,7 +12149,6 @@
     <w:name w:val="$_ЗАГ_РАЗДЕЛ"/>
     <w:basedOn w:val="10"/>
     <w:link w:val="af7"/>
-    <w:qFormat/>
     <w:rsid w:val="00A46740"/>
     <w:pPr>
       <w:spacing w:line="360" w:lineRule="auto"/>
@@ -10096,7 +12235,6 @@
     <w:name w:val="$_ЗАГ_ПОДРАЗДЕЛ"/>
     <w:basedOn w:val="20"/>
     <w:link w:val="afa"/>
-    <w:qFormat/>
     <w:rsid w:val="00D03ED0"/>
     <w:pPr>
       <w:spacing w:before="160" w:after="120"/>
@@ -10171,7 +12309,6 @@
     <w:basedOn w:val="a9"/>
     <w:link w:val="afc"/>
     <w:uiPriority w:val="34"/>
-    <w:qFormat/>
     <w:rsid w:val="009A243D"/>
     <w:pPr>
       <w:ind w:left="720"/>
@@ -10537,7 +12674,6 @@
     <w:next w:val="a9"/>
     <w:uiPriority w:val="35"/>
     <w:unhideWhenUsed/>
-    <w:qFormat/>
     <w:rsid w:val="00236086"/>
     <w:pPr>
       <w:spacing w:after="200" w:line="240" w:lineRule="auto"/>
@@ -10555,7 +12691,7 @@
     <w:basedOn w:val="a9"/>
     <w:autoRedefine/>
     <w:qFormat/>
-    <w:rsid w:val="000331A3"/>
+    <w:rsid w:val="00E82EE8"/>
     <w:pPr>
       <w:spacing w:line="360" w:lineRule="auto"/>
       <w:ind w:firstLine="709"/>
@@ -10591,7 +12727,7 @@
     <w:basedOn w:val="a9"/>
     <w:autoRedefine/>
     <w:qFormat/>
-    <w:rsid w:val="00BB283A"/>
+    <w:rsid w:val="00796EEA"/>
     <w:pPr>
       <w:numPr>
         <w:numId w:val="9"/>
@@ -10657,13 +12793,12 @@
     <w:basedOn w:val="afff0"/>
     <w:autoRedefine/>
     <w:qFormat/>
-    <w:rsid w:val="00C7080B"/>
+    <w:rsid w:val="00796EEA"/>
     <w:pPr>
       <w:numPr>
         <w:numId w:val="41"/>
       </w:numPr>
       <w:spacing w:after="0"/>
-      <w:ind w:left="0" w:firstLine="709"/>
     </w:pPr>
     <w:rPr>
       <w:rFonts w:eastAsia="Calibri"/>
@@ -10671,7 +12806,7 @@
       <w:kern w:val="0"/>
     </w:rPr>
   </w:style>
-  <w:style w:type="character" w:styleId="afff4">
+  <w:style w:type="character" w:customStyle="1" w:styleId="UnresolvedMention">
     <w:name w:val="Unresolved Mention"/>
     <w:basedOn w:val="aa"/>
     <w:uiPriority w:val="99"/>
@@ -10683,7 +12818,7 @@
       <w:shd w:val="clear" w:color="auto" w:fill="E1DFDD"/>
     </w:rPr>
   </w:style>
-  <w:style w:type="paragraph" w:styleId="afff5">
+  <w:style w:type="paragraph" w:styleId="afff4">
     <w:name w:val="Normal (Web)"/>
     <w:basedOn w:val="a9"/>
     <w:uiPriority w:val="99"/>
@@ -10705,7 +12840,7 @@
     <w:name w:val="Подпись рисунка"/>
     <w:basedOn w:val="a9"/>
     <w:next w:val="a9"/>
-    <w:link w:val="afff6"/>
+    <w:link w:val="afff5"/>
     <w:qFormat/>
     <w:rsid w:val="00855047"/>
     <w:pPr>
@@ -10715,7 +12850,6 @@
       </w:numPr>
       <w:suppressAutoHyphens/>
       <w:spacing w:before="240" w:after="240" w:line="240" w:lineRule="auto"/>
-      <w:ind w:left="0" w:firstLine="0"/>
       <w:jc w:val="center"/>
     </w:pPr>
     <w:rPr>
@@ -10724,7 +12858,7 @@
       <w:sz w:val="28"/>
     </w:rPr>
   </w:style>
-  <w:style w:type="character" w:customStyle="1" w:styleId="afff6">
+  <w:style w:type="character" w:customStyle="1" w:styleId="afff5">
     <w:name w:val="Подпись рисунка Знак"/>
     <w:basedOn w:val="aa"/>
     <w:link w:val="a1"/>
@@ -10738,7 +12872,7 @@
   <w:style w:type="paragraph" w:customStyle="1" w:styleId="a3">
     <w:name w:val="Название подглавы"/>
     <w:basedOn w:val="a2"/>
-    <w:link w:val="afff7"/>
+    <w:link w:val="afff6"/>
     <w:qFormat/>
     <w:rsid w:val="00BB7C1D"/>
     <w:pPr>
@@ -10771,7 +12905,7 @@
       <w:szCs w:val="28"/>
     </w:rPr>
   </w:style>
-  <w:style w:type="character" w:customStyle="1" w:styleId="afff7">
+  <w:style w:type="character" w:customStyle="1" w:styleId="afff6">
     <w:name w:val="Название подглавы Знак"/>
     <w:basedOn w:val="afff2"/>
     <w:link w:val="a3"/>
@@ -10789,7 +12923,7 @@
   <w:style w:type="paragraph" w:customStyle="1" w:styleId="a4">
     <w:name w:val="Название подподглавы"/>
     <w:basedOn w:val="a3"/>
-    <w:link w:val="afff8"/>
+    <w:link w:val="afff7"/>
     <w:qFormat/>
     <w:rsid w:val="009878A3"/>
     <w:pPr>
@@ -10801,9 +12935,9 @@
       <w:lang w:val="en-US"/>
     </w:rPr>
   </w:style>
-  <w:style w:type="character" w:customStyle="1" w:styleId="afff8">
+  <w:style w:type="character" w:customStyle="1" w:styleId="afff7">
     <w:name w:val="Название подподглавы Знак"/>
-    <w:basedOn w:val="afff7"/>
+    <w:basedOn w:val="afff6"/>
     <w:link w:val="a4"/>
     <w:rsid w:val="009878A3"/>
     <w:rPr>
@@ -10818,18 +12952,17 @@
       <w:lang w:val="en-US"/>
     </w:rPr>
   </w:style>
-  <w:style w:type="character" w:styleId="afff9">
+  <w:style w:type="character" w:styleId="afff8">
     <w:name w:val="Strong"/>
     <w:basedOn w:val="aa"/>
     <w:uiPriority w:val="22"/>
-    <w:qFormat/>
     <w:rsid w:val="000E3AC0"/>
     <w:rPr>
       <w:b/>
       <w:bCs/>
     </w:rPr>
   </w:style>
-  <w:style w:type="character" w:styleId="afffa">
+  <w:style w:type="character" w:styleId="afff9">
     <w:name w:val="FollowedHyperlink"/>
     <w:basedOn w:val="aa"/>
     <w:uiPriority w:val="99"/>
@@ -10872,6 +13005,20 @@
       <w:spacing w:after="100"/>
       <w:ind w:left="440"/>
     </w:pPr>
+  </w:style>
+  <w:style w:type="character" w:customStyle="1" w:styleId="40">
+    <w:name w:val="Заголовок 4 Знак"/>
+    <w:basedOn w:val="aa"/>
+    <w:link w:val="4"/>
+    <w:uiPriority w:val="9"/>
+    <w:semiHidden/>
+    <w:rsid w:val="00796EEA"/>
+    <w:rPr>
+      <w:rFonts w:asciiTheme="majorHAnsi" w:eastAsiaTheme="majorEastAsia" w:hAnsiTheme="majorHAnsi" w:cstheme="majorBidi"/>
+      <w:i/>
+      <w:iCs/>
+      <w:color w:val="2F5496" w:themeColor="accent1" w:themeShade="BF"/>
+    </w:rPr>
   </w:style>
 </w:styles>
 </file>
@@ -11176,7 +13323,7 @@
 </file>
 
 <file path=customXml/itemProps1.xml><?xml version="1.0" encoding="utf-8"?>
-<ds:datastoreItem xmlns:ds="http://schemas.openxmlformats.org/officeDocument/2006/customXml" ds:itemID="{F9AC8331-61FF-4F0F-BF7F-659F06EB5BA8}">
+<ds:datastoreItem xmlns:ds="http://schemas.openxmlformats.org/officeDocument/2006/customXml" ds:itemID="{D4220A79-907A-43D4-AB4F-1AD49243E654}">
   <ds:schemaRefs>
     <ds:schemaRef ds:uri="http://schemas.openxmlformats.org/officeDocument/2006/bibliography"/>
   </ds:schemaRefs>

--- a/документация.docx
+++ b/документация.docx
@@ -1,6 +1,6 @@
 
 <file path=word/document.xml><?xml version="1.0" encoding="utf-8"?>
-<w:document xmlns:wpc="http://schemas.microsoft.com/office/word/2010/wordprocessingCanvas" xmlns:cx="http://schemas.microsoft.com/office/drawing/2014/chartex" xmlns:mc="http://schemas.openxmlformats.org/markup-compatibility/2006" xmlns:o="urn:schemas-microsoft-com:office:office" xmlns:r="http://schemas.openxmlformats.org/officeDocument/2006/relationships" xmlns:m="http://schemas.openxmlformats.org/officeDocument/2006/math" xmlns:v="urn:schemas-microsoft-com:vml" xmlns:wp14="http://schemas.microsoft.com/office/word/2010/wordprocessingDrawing" xmlns:wp="http://schemas.openxmlformats.org/drawingml/2006/wordprocessingDrawing" xmlns:w10="urn:schemas-microsoft-com:office:word" xmlns:w="http://schemas.openxmlformats.org/wordprocessingml/2006/main" xmlns:w14="http://schemas.microsoft.com/office/word/2010/wordml" xmlns:w15="http://schemas.microsoft.com/office/word/2012/wordml" xmlns:w16se="http://schemas.microsoft.com/office/word/2015/wordml/symex" xmlns:wpg="http://schemas.microsoft.com/office/word/2010/wordprocessingGroup" xmlns:wpi="http://schemas.microsoft.com/office/word/2010/wordprocessingInk" xmlns:wne="http://schemas.microsoft.com/office/word/2006/wordml" xmlns:wps="http://schemas.microsoft.com/office/word/2010/wordprocessingShape" mc:Ignorable="w14 w15 w16se wp14">
+<w:document xmlns:wpc="http://schemas.microsoft.com/office/word/2010/wordprocessingCanvas" xmlns:cx="http://schemas.microsoft.com/office/drawing/2014/chartex" xmlns:cx1="http://schemas.microsoft.com/office/drawing/2015/9/8/chartex" xmlns:cx2="http://schemas.microsoft.com/office/drawing/2015/10/21/chartex" xmlns:cx3="http://schemas.microsoft.com/office/drawing/2016/5/9/chartex" xmlns:cx4="http://schemas.microsoft.com/office/drawing/2016/5/10/chartex" xmlns:cx5="http://schemas.microsoft.com/office/drawing/2016/5/11/chartex" xmlns:cx6="http://schemas.microsoft.com/office/drawing/2016/5/12/chartex" xmlns:cx7="http://schemas.microsoft.com/office/drawing/2016/5/13/chartex" xmlns:cx8="http://schemas.microsoft.com/office/drawing/2016/5/14/chartex" xmlns:mc="http://schemas.openxmlformats.org/markup-compatibility/2006" xmlns:aink="http://schemas.microsoft.com/office/drawing/2016/ink" xmlns:am3d="http://schemas.microsoft.com/office/drawing/2017/model3d" xmlns:o="urn:schemas-microsoft-com:office:office" xmlns:r="http://schemas.openxmlformats.org/officeDocument/2006/relationships" xmlns:m="http://schemas.openxmlformats.org/officeDocument/2006/math" xmlns:v="urn:schemas-microsoft-com:vml" xmlns:wp14="http://schemas.microsoft.com/office/word/2010/wordprocessingDrawing" xmlns:wp="http://schemas.openxmlformats.org/drawingml/2006/wordprocessingDrawing" xmlns:w10="urn:schemas-microsoft-com:office:word" xmlns:w="http://schemas.openxmlformats.org/wordprocessingml/2006/main" xmlns:w14="http://schemas.microsoft.com/office/word/2010/wordml" xmlns:w15="http://schemas.microsoft.com/office/word/2012/wordml" xmlns:w16cex="http://schemas.microsoft.com/office/word/2018/wordml/cex" xmlns:w16cid="http://schemas.microsoft.com/office/word/2016/wordml/cid" xmlns:w16="http://schemas.microsoft.com/office/word/2018/wordml" xmlns:w16sdtdh="http://schemas.microsoft.com/office/word/2020/wordml/sdtdatahash" xmlns:w16se="http://schemas.microsoft.com/office/word/2015/wordml/symex" xmlns:wpg="http://schemas.microsoft.com/office/word/2010/wordprocessingGroup" xmlns:wpi="http://schemas.microsoft.com/office/word/2010/wordprocessingInk" xmlns:wne="http://schemas.microsoft.com/office/word/2006/wordml" xmlns:wps="http://schemas.microsoft.com/office/word/2010/wordprocessingShape" mc:Ignorable="w14 w15 w16se w16cid w16 w16cex w16sdtdh wp14">
   <w:body>
     <w:p>
       <w:pPr>
@@ -13,8 +13,6 @@
           <w:szCs w:val="24"/>
         </w:rPr>
       </w:pPr>
-      <w:bookmarkStart w:id="0" w:name="_GoBack"/>
-      <w:bookmarkEnd w:id="0"/>
     </w:p>
     <w:p>
       <w:pPr>
@@ -230,31 +228,18 @@
           <w:sz w:val="28"/>
           <w:szCs w:val="28"/>
         </w:rPr>
-        <w:t>информационных технологий управления</w:t>
-      </w:r>
-    </w:p>
-    <w:p>
-      <w:pPr>
-        <w:widowControl w:val="0"/>
-        <w:tabs>
-          <w:tab w:val="left" w:pos="284"/>
-          <w:tab w:val="left" w:pos="8222"/>
-        </w:tabs>
-        <w:suppressAutoHyphens/>
-        <w:autoSpaceDE w:val="0"/>
-        <w:autoSpaceDN w:val="0"/>
-        <w:adjustRightInd w:val="0"/>
-        <w:spacing w:after="0" w:line="360" w:lineRule="auto"/>
-        <w:rPr>
-          <w:rFonts w:ascii="Times New Roman" w:eastAsia="Times New Roman" w:hAnsi="Times New Roman" w:cs="Times New Roman"/>
-          <w:iCs/>
+        <w:t xml:space="preserve">программирования и </w:t>
+      </w:r>
+      <w:r>
+        <w:rPr>
+          <w:rFonts w:ascii="Times New Roman" w:eastAsia="Calibri" w:hAnsi="Times New Roman" w:cs="Times New Roman"/>
           <w:color w:val="000000"/>
           <w:kern w:val="0"/>
           <w:sz w:val="28"/>
           <w:szCs w:val="28"/>
-          <w:lang w:bidi="en-US"/>
-        </w:rPr>
-      </w:pPr>
+        </w:rPr>
+        <w:t>информационных технологий</w:t>
+      </w:r>
     </w:p>
     <w:p>
       <w:pPr>
@@ -341,6 +326,18 @@
           <w:lang w:bidi="en-US"/>
         </w:rPr>
       </w:pPr>
+      <w:r>
+        <w:rPr>
+          <w:rFonts w:ascii="Times New Roman" w:eastAsia="Times New Roman" w:hAnsi="Times New Roman" w:cs="Times New Roman"/>
+          <w:iCs/>
+          <w:color w:val="000000"/>
+          <w:kern w:val="0"/>
+          <w:sz w:val="28"/>
+          <w:szCs w:val="28"/>
+          <w:lang w:bidi="en-US"/>
+        </w:rPr>
+        <w:t>Технологии программирования</w:t>
+      </w:r>
     </w:p>
     <w:p>
       <w:pPr>
@@ -459,130 +456,11 @@
         <w:autoSpaceDN w:val="0"/>
         <w:adjustRightInd w:val="0"/>
         <w:spacing w:after="0" w:line="240" w:lineRule="auto"/>
-        <w:jc w:val="center"/>
-        <w:rPr>
-          <w:rFonts w:ascii="Times New Roman" w:eastAsia="Times New Roman" w:hAnsi="Times New Roman" w:cs="Times New Roman"/>
-          <w:kern w:val="0"/>
-          <w:sz w:val="26"/>
-          <w:szCs w:val="26"/>
-        </w:rPr>
-      </w:pPr>
-      <w:r>
         <w:rPr>
           <w:rFonts w:ascii="Times New Roman" w:eastAsia="Times New Roman" w:hAnsi="Times New Roman" w:cs="Times New Roman"/>
           <w:kern w:val="0"/>
           <w:sz w:val="28"/>
           <w:szCs w:val="28"/>
-        </w:rPr>
-        <w:t>Профиль «</w:t>
-      </w:r>
-      <w:r>
-        <w:rPr>
-          <w:rFonts w:ascii="Times New Roman" w:eastAsia="Times New Roman" w:hAnsi="Times New Roman" w:cs="Times New Roman"/>
-          <w:kern w:val="0"/>
-          <w:sz w:val="28"/>
-          <w:szCs w:val="28"/>
-        </w:rPr>
-        <w:t>Прикладная информатика в экономике</w:t>
-      </w:r>
-      <w:r>
-        <w:rPr>
-          <w:rFonts w:ascii="Times New Roman" w:eastAsia="Times New Roman" w:hAnsi="Times New Roman" w:cs="Times New Roman"/>
-          <w:kern w:val="0"/>
-          <w:sz w:val="28"/>
-          <w:szCs w:val="28"/>
-        </w:rPr>
-        <w:t>»</w:t>
-      </w:r>
-    </w:p>
-    <w:p>
-      <w:pPr>
-        <w:widowControl w:val="0"/>
-        <w:tabs>
-          <w:tab w:val="left" w:pos="284"/>
-          <w:tab w:val="left" w:pos="8222"/>
-        </w:tabs>
-        <w:suppressAutoHyphens/>
-        <w:autoSpaceDE w:val="0"/>
-        <w:autoSpaceDN w:val="0"/>
-        <w:adjustRightInd w:val="0"/>
-        <w:spacing w:after="0" w:line="240" w:lineRule="auto"/>
-        <w:rPr>
-          <w:rFonts w:ascii="Times New Roman" w:eastAsia="Times New Roman" w:hAnsi="Times New Roman" w:cs="Times New Roman"/>
-          <w:i/>
-          <w:color w:val="000000"/>
-          <w:kern w:val="0"/>
-          <w:sz w:val="28"/>
-          <w:szCs w:val="28"/>
-          <w:lang w:bidi="en-US"/>
-        </w:rPr>
-      </w:pPr>
-    </w:p>
-    <w:p>
-      <w:pPr>
-        <w:widowControl w:val="0"/>
-        <w:tabs>
-          <w:tab w:val="left" w:pos="284"/>
-          <w:tab w:val="left" w:pos="8222"/>
-        </w:tabs>
-        <w:suppressAutoHyphens/>
-        <w:autoSpaceDE w:val="0"/>
-        <w:autoSpaceDN w:val="0"/>
-        <w:adjustRightInd w:val="0"/>
-        <w:spacing w:after="0" w:line="240" w:lineRule="auto"/>
-        <w:jc w:val="center"/>
-        <w:rPr>
-          <w:rFonts w:ascii="Times New Roman" w:eastAsia="Times New Roman" w:hAnsi="Times New Roman" w:cs="Times New Roman"/>
-          <w:color w:val="000000"/>
-          <w:kern w:val="0"/>
-          <w:sz w:val="28"/>
-          <w:szCs w:val="28"/>
-          <w:lang w:bidi="en-US"/>
-        </w:rPr>
-      </w:pPr>
-    </w:p>
-    <w:p>
-      <w:pPr>
-        <w:widowControl w:val="0"/>
-        <w:tabs>
-          <w:tab w:val="left" w:pos="284"/>
-          <w:tab w:val="left" w:pos="8222"/>
-        </w:tabs>
-        <w:suppressAutoHyphens/>
-        <w:autoSpaceDE w:val="0"/>
-        <w:autoSpaceDN w:val="0"/>
-        <w:adjustRightInd w:val="0"/>
-        <w:spacing w:after="0" w:line="240" w:lineRule="auto"/>
-        <w:rPr>
-          <w:rFonts w:ascii="Times New Roman" w:eastAsia="Times New Roman" w:hAnsi="Times New Roman" w:cs="Times New Roman"/>
-          <w:color w:val="000000"/>
-          <w:kern w:val="0"/>
-          <w:sz w:val="28"/>
-          <w:szCs w:val="28"/>
-          <w:lang w:bidi="en-US"/>
-        </w:rPr>
-      </w:pPr>
-    </w:p>
-    <w:p>
-      <w:pPr>
-        <w:widowControl w:val="0"/>
-        <w:tabs>
-          <w:tab w:val="left" w:pos="284"/>
-          <w:tab w:val="left" w:pos="8222"/>
-        </w:tabs>
-        <w:suppressAutoHyphens/>
-        <w:autoSpaceDE w:val="0"/>
-        <w:autoSpaceDN w:val="0"/>
-        <w:adjustRightInd w:val="0"/>
-        <w:spacing w:after="0" w:line="240" w:lineRule="auto"/>
-        <w:jc w:val="center"/>
-        <w:rPr>
-          <w:rFonts w:ascii="Times New Roman" w:eastAsia="Times New Roman" w:hAnsi="Times New Roman" w:cs="Times New Roman"/>
-          <w:color w:val="000000"/>
-          <w:kern w:val="0"/>
-          <w:sz w:val="28"/>
-          <w:szCs w:val="28"/>
-          <w:lang w:bidi="en-US"/>
         </w:rPr>
       </w:pPr>
     </w:p>
@@ -714,7 +592,7 @@
         </w:tc>
         <w:tc>
           <w:tcPr>
-            <w:tcW w:w="2411" w:type="dxa"/>
+            <w:tcW w:w="2410" w:type="dxa"/>
             <w:tcMar>
               <w:left w:w="0" w:type="dxa"/>
               <w:right w:w="0" w:type="dxa"/>
@@ -746,7 +624,7 @@
                 <w:sz w:val="26"/>
                 <w:szCs w:val="26"/>
               </w:rPr>
-              <w:t>Матвеев</w:t>
+              <w:t>Ма</w:t>
             </w:r>
             <w:r>
               <w:rPr>
@@ -755,7 +633,7 @@
                 <w:sz w:val="26"/>
                 <w:szCs w:val="26"/>
               </w:rPr>
-              <w:t xml:space="preserve"> </w:t>
+              <w:t>хортов</w:t>
             </w:r>
             <w:r>
               <w:rPr>
@@ -764,7 +642,7 @@
                 <w:sz w:val="26"/>
                 <w:szCs w:val="26"/>
               </w:rPr>
-              <w:t>М</w:t>
+              <w:t xml:space="preserve"> </w:t>
             </w:r>
             <w:r>
               <w:rPr>
@@ -773,7 +651,7 @@
                 <w:sz w:val="26"/>
                 <w:szCs w:val="26"/>
               </w:rPr>
-              <w:t xml:space="preserve">. </w:t>
+              <w:t>С</w:t>
             </w:r>
             <w:r>
               <w:rPr>
@@ -782,7 +660,16 @@
                 <w:sz w:val="26"/>
                 <w:szCs w:val="26"/>
               </w:rPr>
-              <w:t>Г</w:t>
+              <w:t xml:space="preserve">. </w:t>
+            </w:r>
+            <w:r>
+              <w:rPr>
+                <w:rFonts w:ascii="Times New Roman" w:eastAsia="Times New Roman" w:hAnsi="Times New Roman"/>
+                <w:color w:val="000000"/>
+                <w:sz w:val="26"/>
+                <w:szCs w:val="26"/>
+              </w:rPr>
+              <w:t>Д</w:t>
             </w:r>
             <w:r>
               <w:rPr>
@@ -838,7 +725,7 @@
                 <w:sz w:val="26"/>
                 <w:szCs w:val="26"/>
               </w:rPr>
-              <w:t xml:space="preserve">.т.н., </w:t>
+              <w:t>.</w:t>
             </w:r>
             <w:r>
               <w:rPr>
@@ -847,7 +734,25 @@
                 <w:sz w:val="26"/>
                 <w:szCs w:val="26"/>
               </w:rPr>
-              <w:t>профессор</w:t>
+              <w:t>ф.-м</w:t>
+            </w:r>
+            <w:r>
+              <w:rPr>
+                <w:rFonts w:ascii="Times New Roman" w:eastAsia="Times New Roman" w:hAnsi="Times New Roman"/>
+                <w:color w:val="000000"/>
+                <w:sz w:val="26"/>
+                <w:szCs w:val="26"/>
+              </w:rPr>
+              <w:t xml:space="preserve">.н., </w:t>
+            </w:r>
+            <w:r>
+              <w:rPr>
+                <w:rFonts w:ascii="Times New Roman" w:eastAsia="Times New Roman" w:hAnsi="Times New Roman"/>
+                <w:color w:val="000000"/>
+                <w:sz w:val="26"/>
+                <w:szCs w:val="26"/>
+              </w:rPr>
+              <w:t>доцент</w:t>
             </w:r>
           </w:p>
         </w:tc>
@@ -885,7 +790,27 @@
                 <w:sz w:val="26"/>
                 <w:szCs w:val="26"/>
               </w:rPr>
-              <w:t>__.__.20</w:t>
+              <w:t>_</w:t>
+            </w:r>
+            <w:proofErr w:type="gramStart"/>
+            <w:r>
+              <w:rPr>
+                <w:rFonts w:ascii="Times New Roman" w:eastAsia="Times New Roman" w:hAnsi="Times New Roman"/>
+                <w:color w:val="000000"/>
+                <w:sz w:val="26"/>
+                <w:szCs w:val="26"/>
+              </w:rPr>
+              <w:t>_._</w:t>
+            </w:r>
+            <w:proofErr w:type="gramEnd"/>
+            <w:r>
+              <w:rPr>
+                <w:rFonts w:ascii="Times New Roman" w:eastAsia="Times New Roman" w:hAnsi="Times New Roman"/>
+                <w:color w:val="000000"/>
+                <w:sz w:val="26"/>
+                <w:szCs w:val="26"/>
+              </w:rPr>
+              <w:t>_.20</w:t>
             </w:r>
             <w:r>
               <w:rPr>
@@ -946,7 +871,7 @@
                 <w:sz w:val="26"/>
                 <w:szCs w:val="26"/>
               </w:rPr>
-              <w:t>Обучающийся</w:t>
+              <w:t>Руководитель</w:t>
             </w:r>
           </w:p>
         </w:tc>
@@ -990,7 +915,7 @@
         </w:tc>
         <w:tc>
           <w:tcPr>
-            <w:tcW w:w="2411" w:type="dxa"/>
+            <w:tcW w:w="2410" w:type="dxa"/>
             <w:tcMar>
               <w:left w:w="0" w:type="dxa"/>
               <w:right w:w="0" w:type="dxa"/>
@@ -1015,6 +940,42 @@
                 <w:szCs w:val="26"/>
               </w:rPr>
             </w:pPr>
+            <w:r>
+              <w:rPr>
+                <w:rFonts w:ascii="Times New Roman" w:eastAsia="Times New Roman" w:hAnsi="Times New Roman"/>
+                <w:color w:val="000000"/>
+                <w:sz w:val="26"/>
+                <w:szCs w:val="26"/>
+              </w:rPr>
+              <w:t>Шилов С</w:t>
+            </w:r>
+            <w:r>
+              <w:rPr>
+                <w:rFonts w:ascii="Times New Roman" w:eastAsia="Times New Roman" w:hAnsi="Times New Roman"/>
+                <w:color w:val="000000"/>
+                <w:sz w:val="26"/>
+                <w:szCs w:val="26"/>
+              </w:rPr>
+              <w:t xml:space="preserve">. </w:t>
+            </w:r>
+            <w:r>
+              <w:rPr>
+                <w:rFonts w:ascii="Times New Roman" w:eastAsia="Times New Roman" w:hAnsi="Times New Roman"/>
+                <w:color w:val="000000"/>
+                <w:sz w:val="26"/>
+                <w:szCs w:val="26"/>
+              </w:rPr>
+              <w:t>Н</w:t>
+            </w:r>
+            <w:r>
+              <w:rPr>
+                <w:rFonts w:ascii="Times New Roman" w:eastAsia="Times New Roman" w:hAnsi="Times New Roman"/>
+                <w:color w:val="000000"/>
+                <w:sz w:val="26"/>
+                <w:szCs w:val="26"/>
+              </w:rPr>
+              <w:t>.</w:t>
+            </w:r>
           </w:p>
         </w:tc>
         <w:tc>
@@ -1044,6 +1005,33 @@
                 <w:szCs w:val="26"/>
               </w:rPr>
             </w:pPr>
+            <w:r>
+              <w:rPr>
+                <w:rFonts w:ascii="Times New Roman" w:eastAsia="Times New Roman" w:hAnsi="Times New Roman"/>
+                <w:color w:val="000000"/>
+                <w:sz w:val="26"/>
+                <w:szCs w:val="26"/>
+              </w:rPr>
+              <w:t>к</w:t>
+            </w:r>
+            <w:r>
+              <w:rPr>
+                <w:rFonts w:ascii="Times New Roman" w:eastAsia="Times New Roman" w:hAnsi="Times New Roman"/>
+                <w:color w:val="000000"/>
+                <w:sz w:val="26"/>
+                <w:szCs w:val="26"/>
+              </w:rPr>
+              <w:t xml:space="preserve">.т.н., </w:t>
+            </w:r>
+            <w:r>
+              <w:rPr>
+                <w:rFonts w:ascii="Times New Roman" w:eastAsia="Times New Roman" w:hAnsi="Times New Roman"/>
+                <w:color w:val="000000"/>
+                <w:sz w:val="26"/>
+                <w:szCs w:val="26"/>
+              </w:rPr>
+              <w:t>преп.</w:t>
+            </w:r>
           </w:p>
         </w:tc>
         <w:tc>
@@ -1073,6 +1061,44 @@
                 <w:szCs w:val="26"/>
               </w:rPr>
             </w:pPr>
+            <w:r>
+              <w:rPr>
+                <w:rFonts w:ascii="Times New Roman" w:eastAsia="Times New Roman" w:hAnsi="Times New Roman"/>
+                <w:color w:val="000000"/>
+                <w:sz w:val="26"/>
+                <w:szCs w:val="26"/>
+              </w:rPr>
+              <w:t>_</w:t>
+            </w:r>
+            <w:proofErr w:type="gramStart"/>
+            <w:r>
+              <w:rPr>
+                <w:rFonts w:ascii="Times New Roman" w:eastAsia="Times New Roman" w:hAnsi="Times New Roman"/>
+                <w:color w:val="000000"/>
+                <w:sz w:val="26"/>
+                <w:szCs w:val="26"/>
+              </w:rPr>
+              <w:t>_._</w:t>
+            </w:r>
+            <w:proofErr w:type="gramEnd"/>
+            <w:r>
+              <w:rPr>
+                <w:rFonts w:ascii="Times New Roman" w:eastAsia="Times New Roman" w:hAnsi="Times New Roman"/>
+                <w:color w:val="000000"/>
+                <w:sz w:val="26"/>
+                <w:szCs w:val="26"/>
+              </w:rPr>
+              <w:t>_.20</w:t>
+            </w:r>
+            <w:r>
+              <w:rPr>
+                <w:rFonts w:ascii="Times New Roman" w:eastAsia="Times New Roman" w:hAnsi="Times New Roman"/>
+                <w:color w:val="000000"/>
+                <w:sz w:val="26"/>
+                <w:szCs w:val="26"/>
+              </w:rPr>
+              <w:t>26</w:t>
+            </w:r>
           </w:p>
         </w:tc>
       </w:tr>
@@ -1114,7 +1140,7 @@
                 <w:sz w:val="26"/>
                 <w:szCs w:val="26"/>
               </w:rPr>
-              <w:t>Руководитель</w:t>
+              <w:t>Руководитель практики</w:t>
             </w:r>
           </w:p>
         </w:tc>
@@ -1158,7 +1184,276 @@
         </w:tc>
         <w:tc>
           <w:tcPr>
-            <w:tcW w:w="2411" w:type="dxa"/>
+            <w:tcW w:w="2410" w:type="dxa"/>
+            <w:tcMar>
+              <w:left w:w="0" w:type="dxa"/>
+              <w:right w:w="0" w:type="dxa"/>
+            </w:tcMar>
+          </w:tcPr>
+          <w:p>
+            <w:pPr>
+              <w:widowControl w:val="0"/>
+              <w:tabs>
+                <w:tab w:val="left" w:pos="284"/>
+                <w:tab w:val="left" w:pos="8222"/>
+              </w:tabs>
+              <w:suppressAutoHyphens/>
+              <w:autoSpaceDE w:val="0"/>
+              <w:autoSpaceDN w:val="0"/>
+              <w:adjustRightInd w:val="0"/>
+              <w:spacing w:before="120"/>
+              <w:rPr>
+                <w:rFonts w:ascii="Times New Roman" w:eastAsia="Times New Roman" w:hAnsi="Times New Roman"/>
+                <w:color w:val="000000"/>
+                <w:sz w:val="26"/>
+                <w:szCs w:val="26"/>
+              </w:rPr>
+            </w:pPr>
+            <w:r>
+              <w:rPr>
+                <w:rFonts w:ascii="Times New Roman" w:eastAsia="Times New Roman" w:hAnsi="Times New Roman"/>
+                <w:color w:val="000000"/>
+                <w:sz w:val="26"/>
+                <w:szCs w:val="26"/>
+              </w:rPr>
+              <w:t>Шилов С</w:t>
+            </w:r>
+            <w:r>
+              <w:rPr>
+                <w:rFonts w:ascii="Times New Roman" w:eastAsia="Times New Roman" w:hAnsi="Times New Roman"/>
+                <w:color w:val="000000"/>
+                <w:sz w:val="26"/>
+                <w:szCs w:val="26"/>
+              </w:rPr>
+              <w:t xml:space="preserve">. </w:t>
+            </w:r>
+            <w:r>
+              <w:rPr>
+                <w:rFonts w:ascii="Times New Roman" w:eastAsia="Times New Roman" w:hAnsi="Times New Roman"/>
+                <w:color w:val="000000"/>
+                <w:sz w:val="26"/>
+                <w:szCs w:val="26"/>
+              </w:rPr>
+              <w:t>Н</w:t>
+            </w:r>
+            <w:r>
+              <w:rPr>
+                <w:rFonts w:ascii="Times New Roman" w:eastAsia="Times New Roman" w:hAnsi="Times New Roman"/>
+                <w:color w:val="000000"/>
+                <w:sz w:val="26"/>
+                <w:szCs w:val="26"/>
+              </w:rPr>
+              <w:t>.</w:t>
+            </w:r>
+          </w:p>
+        </w:tc>
+        <w:tc>
+          <w:tcPr>
+            <w:tcW w:w="2385" w:type="dxa"/>
+            <w:tcMar>
+              <w:left w:w="0" w:type="dxa"/>
+              <w:right w:w="0" w:type="dxa"/>
+            </w:tcMar>
+          </w:tcPr>
+          <w:p>
+            <w:pPr>
+              <w:widowControl w:val="0"/>
+              <w:tabs>
+                <w:tab w:val="left" w:pos="284"/>
+                <w:tab w:val="left" w:pos="8222"/>
+              </w:tabs>
+              <w:suppressAutoHyphens/>
+              <w:autoSpaceDE w:val="0"/>
+              <w:autoSpaceDN w:val="0"/>
+              <w:adjustRightInd w:val="0"/>
+              <w:spacing w:before="120"/>
+              <w:rPr>
+                <w:rFonts w:ascii="Times New Roman" w:eastAsia="Times New Roman" w:hAnsi="Times New Roman"/>
+                <w:color w:val="000000"/>
+                <w:sz w:val="26"/>
+                <w:szCs w:val="26"/>
+              </w:rPr>
+            </w:pPr>
+            <w:r>
+              <w:rPr>
+                <w:rFonts w:ascii="Times New Roman" w:eastAsia="Times New Roman" w:hAnsi="Times New Roman"/>
+                <w:color w:val="000000"/>
+                <w:sz w:val="26"/>
+                <w:szCs w:val="26"/>
+              </w:rPr>
+              <w:t>к</w:t>
+            </w:r>
+            <w:r>
+              <w:rPr>
+                <w:rFonts w:ascii="Times New Roman" w:eastAsia="Times New Roman" w:hAnsi="Times New Roman"/>
+                <w:color w:val="000000"/>
+                <w:sz w:val="26"/>
+                <w:szCs w:val="26"/>
+              </w:rPr>
+              <w:t xml:space="preserve">.т.н., </w:t>
+            </w:r>
+            <w:r>
+              <w:rPr>
+                <w:rFonts w:ascii="Times New Roman" w:eastAsia="Times New Roman" w:hAnsi="Times New Roman"/>
+                <w:color w:val="000000"/>
+                <w:sz w:val="26"/>
+                <w:szCs w:val="26"/>
+              </w:rPr>
+              <w:t>преп.</w:t>
+            </w:r>
+          </w:p>
+        </w:tc>
+        <w:tc>
+          <w:tcPr>
+            <w:tcW w:w="1300" w:type="dxa"/>
+            <w:tcMar>
+              <w:left w:w="0" w:type="dxa"/>
+              <w:right w:w="0" w:type="dxa"/>
+            </w:tcMar>
+          </w:tcPr>
+          <w:p>
+            <w:pPr>
+              <w:widowControl w:val="0"/>
+              <w:tabs>
+                <w:tab w:val="left" w:pos="284"/>
+                <w:tab w:val="left" w:pos="8222"/>
+              </w:tabs>
+              <w:suppressAutoHyphens/>
+              <w:autoSpaceDE w:val="0"/>
+              <w:autoSpaceDN w:val="0"/>
+              <w:adjustRightInd w:val="0"/>
+              <w:spacing w:before="120"/>
+              <w:rPr>
+                <w:rFonts w:ascii="Times New Roman" w:eastAsia="Times New Roman" w:hAnsi="Times New Roman"/>
+                <w:color w:val="000000"/>
+                <w:sz w:val="26"/>
+                <w:szCs w:val="26"/>
+              </w:rPr>
+            </w:pPr>
+            <w:r>
+              <w:rPr>
+                <w:rFonts w:ascii="Times New Roman" w:eastAsia="Times New Roman" w:hAnsi="Times New Roman"/>
+                <w:color w:val="000000"/>
+                <w:sz w:val="26"/>
+                <w:szCs w:val="26"/>
+              </w:rPr>
+              <w:t>_</w:t>
+            </w:r>
+            <w:proofErr w:type="gramStart"/>
+            <w:r>
+              <w:rPr>
+                <w:rFonts w:ascii="Times New Roman" w:eastAsia="Times New Roman" w:hAnsi="Times New Roman"/>
+                <w:color w:val="000000"/>
+                <w:sz w:val="26"/>
+                <w:szCs w:val="26"/>
+              </w:rPr>
+              <w:t>_._</w:t>
+            </w:r>
+            <w:proofErr w:type="gramEnd"/>
+            <w:r>
+              <w:rPr>
+                <w:rFonts w:ascii="Times New Roman" w:eastAsia="Times New Roman" w:hAnsi="Times New Roman"/>
+                <w:color w:val="000000"/>
+                <w:sz w:val="26"/>
+                <w:szCs w:val="26"/>
+              </w:rPr>
+              <w:t>_.20</w:t>
+            </w:r>
+            <w:r>
+              <w:rPr>
+                <w:rFonts w:ascii="Times New Roman" w:eastAsia="Times New Roman" w:hAnsi="Times New Roman"/>
+                <w:color w:val="000000"/>
+                <w:sz w:val="26"/>
+                <w:szCs w:val="26"/>
+              </w:rPr>
+              <w:t>26</w:t>
+            </w:r>
+          </w:p>
+        </w:tc>
+      </w:tr>
+      <w:tr>
+        <w:trPr>
+          <w:trHeight w:val="851"/>
+        </w:trPr>
+        <w:tc>
+          <w:tcPr>
+            <w:tcW w:w="1700" w:type="dxa"/>
+            <w:tcMar>
+              <w:left w:w="0" w:type="dxa"/>
+              <w:right w:w="0" w:type="dxa"/>
+            </w:tcMar>
+          </w:tcPr>
+          <w:p>
+            <w:pPr>
+              <w:widowControl w:val="0"/>
+              <w:tabs>
+                <w:tab w:val="left" w:pos="284"/>
+                <w:tab w:val="left" w:pos="8222"/>
+              </w:tabs>
+              <w:suppressAutoHyphens/>
+              <w:autoSpaceDE w:val="0"/>
+              <w:autoSpaceDN w:val="0"/>
+              <w:adjustRightInd w:val="0"/>
+              <w:spacing w:before="120"/>
+              <w:rPr>
+                <w:rFonts w:ascii="Times New Roman" w:eastAsia="Times New Roman" w:hAnsi="Times New Roman"/>
+                <w:color w:val="000000"/>
+                <w:sz w:val="26"/>
+                <w:szCs w:val="26"/>
+              </w:rPr>
+            </w:pPr>
+            <w:r>
+              <w:rPr>
+                <w:rFonts w:ascii="Times New Roman" w:eastAsia="Times New Roman" w:hAnsi="Times New Roman"/>
+                <w:color w:val="000000"/>
+                <w:sz w:val="26"/>
+                <w:szCs w:val="26"/>
+              </w:rPr>
+              <w:t>Обучающийся</w:t>
+            </w:r>
+          </w:p>
+        </w:tc>
+        <w:tc>
+          <w:tcPr>
+            <w:tcW w:w="1559" w:type="dxa"/>
+            <w:tcMar>
+              <w:left w:w="0" w:type="dxa"/>
+              <w:right w:w="0" w:type="dxa"/>
+            </w:tcMar>
+          </w:tcPr>
+          <w:p>
+            <w:pPr>
+              <w:widowControl w:val="0"/>
+              <w:tabs>
+                <w:tab w:val="left" w:pos="284"/>
+                <w:tab w:val="left" w:pos="8222"/>
+              </w:tabs>
+              <w:suppressAutoHyphens/>
+              <w:autoSpaceDE w:val="0"/>
+              <w:autoSpaceDN w:val="0"/>
+              <w:adjustRightInd w:val="0"/>
+              <w:spacing w:before="120"/>
+              <w:rPr>
+                <w:rFonts w:ascii="Times New Roman" w:eastAsia="Times New Roman" w:hAnsi="Times New Roman"/>
+                <w:color w:val="000000"/>
+                <w:sz w:val="26"/>
+                <w:szCs w:val="26"/>
+              </w:rPr>
+            </w:pPr>
+            <w:r>
+              <w:rPr>
+                <w:rFonts w:ascii="Times New Roman" w:eastAsia="Times New Roman" w:hAnsi="Times New Roman"/>
+                <w:color w:val="000000"/>
+                <w:sz w:val="26"/>
+                <w:szCs w:val="26"/>
+              </w:rPr>
+              <w:t>_________</w:t>
+            </w:r>
+          </w:p>
+        </w:tc>
+        <w:tc>
+          <w:tcPr>
+            <w:tcW w:w="2410" w:type="dxa"/>
             <w:tcMar>
               <w:left w:w="0" w:type="dxa"/>
               <w:right w:w="0" w:type="dxa"/>
@@ -1219,34 +1514,7 @@
                 <w:sz w:val="26"/>
                 <w:szCs w:val="26"/>
               </w:rPr>
-              <w:t>к.</w:t>
-            </w:r>
-            <w:r>
-              <w:rPr>
-                <w:rFonts w:ascii="Times New Roman" w:eastAsia="Times New Roman" w:hAnsi="Times New Roman"/>
-                <w:color w:val="000000"/>
-                <w:sz w:val="26"/>
-                <w:szCs w:val="26"/>
-              </w:rPr>
-              <w:t>т</w:t>
-            </w:r>
-            <w:r>
-              <w:rPr>
-                <w:rFonts w:ascii="Times New Roman" w:eastAsia="Times New Roman" w:hAnsi="Times New Roman"/>
-                <w:color w:val="000000"/>
-                <w:sz w:val="26"/>
-                <w:szCs w:val="26"/>
-              </w:rPr>
-              <w:t xml:space="preserve">.н., </w:t>
-            </w:r>
-            <w:r>
-              <w:rPr>
-                <w:rFonts w:ascii="Times New Roman" w:eastAsia="Times New Roman" w:hAnsi="Times New Roman"/>
-                <w:color w:val="000000"/>
-                <w:sz w:val="26"/>
-                <w:szCs w:val="26"/>
-              </w:rPr>
-              <w:t>старший преподаватель</w:t>
+              <w:t>ст. 3 курса оч. отд.</w:t>
             </w:r>
           </w:p>
         </w:tc>
@@ -1277,6 +1545,689 @@
                 <w:szCs w:val="26"/>
               </w:rPr>
             </w:pPr>
+            <w:r>
+              <w:rPr>
+                <w:rFonts w:ascii="Times New Roman" w:eastAsia="Times New Roman" w:hAnsi="Times New Roman"/>
+                <w:color w:val="000000"/>
+                <w:sz w:val="26"/>
+                <w:szCs w:val="26"/>
+              </w:rPr>
+              <w:t>_</w:t>
+            </w:r>
+            <w:proofErr w:type="gramStart"/>
+            <w:r>
+              <w:rPr>
+                <w:rFonts w:ascii="Times New Roman" w:eastAsia="Times New Roman" w:hAnsi="Times New Roman"/>
+                <w:color w:val="000000"/>
+                <w:sz w:val="26"/>
+                <w:szCs w:val="26"/>
+              </w:rPr>
+              <w:t>_._</w:t>
+            </w:r>
+            <w:proofErr w:type="gramEnd"/>
+            <w:r>
+              <w:rPr>
+                <w:rFonts w:ascii="Times New Roman" w:eastAsia="Times New Roman" w:hAnsi="Times New Roman"/>
+                <w:color w:val="000000"/>
+                <w:sz w:val="26"/>
+                <w:szCs w:val="26"/>
+              </w:rPr>
+              <w:t>_.20</w:t>
+            </w:r>
+            <w:r>
+              <w:rPr>
+                <w:rFonts w:ascii="Times New Roman" w:eastAsia="Times New Roman" w:hAnsi="Times New Roman"/>
+                <w:color w:val="000000"/>
+                <w:sz w:val="26"/>
+                <w:szCs w:val="26"/>
+              </w:rPr>
+              <w:t>26</w:t>
+            </w:r>
+          </w:p>
+        </w:tc>
+      </w:tr>
+      <w:tr>
+        <w:trPr>
+          <w:trHeight w:val="851"/>
+        </w:trPr>
+        <w:tc>
+          <w:tcPr>
+            <w:tcW w:w="1700" w:type="dxa"/>
+            <w:tcMar>
+              <w:left w:w="0" w:type="dxa"/>
+              <w:right w:w="0" w:type="dxa"/>
+            </w:tcMar>
+          </w:tcPr>
+          <w:p>
+            <w:pPr>
+              <w:widowControl w:val="0"/>
+              <w:tabs>
+                <w:tab w:val="left" w:pos="284"/>
+                <w:tab w:val="left" w:pos="8222"/>
+              </w:tabs>
+              <w:suppressAutoHyphens/>
+              <w:autoSpaceDE w:val="0"/>
+              <w:autoSpaceDN w:val="0"/>
+              <w:adjustRightInd w:val="0"/>
+              <w:spacing w:before="120"/>
+              <w:rPr>
+                <w:rFonts w:ascii="Times New Roman" w:eastAsia="Times New Roman" w:hAnsi="Times New Roman"/>
+                <w:color w:val="000000"/>
+                <w:sz w:val="26"/>
+                <w:szCs w:val="26"/>
+              </w:rPr>
+            </w:pPr>
+            <w:r>
+              <w:rPr>
+                <w:rFonts w:ascii="Times New Roman" w:eastAsia="Times New Roman" w:hAnsi="Times New Roman"/>
+                <w:color w:val="000000"/>
+                <w:sz w:val="26"/>
+                <w:szCs w:val="26"/>
+              </w:rPr>
+              <w:t>Обучающийся</w:t>
+            </w:r>
+          </w:p>
+        </w:tc>
+        <w:tc>
+          <w:tcPr>
+            <w:tcW w:w="1559" w:type="dxa"/>
+            <w:tcMar>
+              <w:left w:w="0" w:type="dxa"/>
+              <w:right w:w="0" w:type="dxa"/>
+            </w:tcMar>
+          </w:tcPr>
+          <w:p>
+            <w:pPr>
+              <w:widowControl w:val="0"/>
+              <w:tabs>
+                <w:tab w:val="left" w:pos="284"/>
+                <w:tab w:val="left" w:pos="8222"/>
+              </w:tabs>
+              <w:suppressAutoHyphens/>
+              <w:autoSpaceDE w:val="0"/>
+              <w:autoSpaceDN w:val="0"/>
+              <w:adjustRightInd w:val="0"/>
+              <w:spacing w:before="120"/>
+              <w:rPr>
+                <w:rFonts w:ascii="Times New Roman" w:eastAsia="Times New Roman" w:hAnsi="Times New Roman"/>
+                <w:color w:val="000000"/>
+                <w:sz w:val="26"/>
+                <w:szCs w:val="26"/>
+              </w:rPr>
+            </w:pPr>
+            <w:r>
+              <w:rPr>
+                <w:rFonts w:ascii="Times New Roman" w:eastAsia="Times New Roman" w:hAnsi="Times New Roman"/>
+                <w:color w:val="000000"/>
+                <w:sz w:val="26"/>
+                <w:szCs w:val="26"/>
+              </w:rPr>
+              <w:t>_________</w:t>
+            </w:r>
+          </w:p>
+        </w:tc>
+        <w:tc>
+          <w:tcPr>
+            <w:tcW w:w="2410" w:type="dxa"/>
+            <w:tcMar>
+              <w:left w:w="0" w:type="dxa"/>
+              <w:right w:w="0" w:type="dxa"/>
+            </w:tcMar>
+          </w:tcPr>
+          <w:p>
+            <w:pPr>
+              <w:widowControl w:val="0"/>
+              <w:tabs>
+                <w:tab w:val="left" w:pos="284"/>
+                <w:tab w:val="left" w:pos="8222"/>
+              </w:tabs>
+              <w:suppressAutoHyphens/>
+              <w:autoSpaceDE w:val="0"/>
+              <w:autoSpaceDN w:val="0"/>
+              <w:adjustRightInd w:val="0"/>
+              <w:spacing w:before="120"/>
+              <w:rPr>
+                <w:rFonts w:ascii="Times New Roman" w:eastAsia="Times New Roman" w:hAnsi="Times New Roman"/>
+                <w:color w:val="000000"/>
+                <w:sz w:val="26"/>
+                <w:szCs w:val="26"/>
+              </w:rPr>
+            </w:pPr>
+          </w:p>
+        </w:tc>
+        <w:tc>
+          <w:tcPr>
+            <w:tcW w:w="2385" w:type="dxa"/>
+            <w:tcMar>
+              <w:left w:w="0" w:type="dxa"/>
+              <w:right w:w="0" w:type="dxa"/>
+            </w:tcMar>
+          </w:tcPr>
+          <w:p>
+            <w:pPr>
+              <w:widowControl w:val="0"/>
+              <w:tabs>
+                <w:tab w:val="left" w:pos="284"/>
+                <w:tab w:val="left" w:pos="8222"/>
+              </w:tabs>
+              <w:suppressAutoHyphens/>
+              <w:autoSpaceDE w:val="0"/>
+              <w:autoSpaceDN w:val="0"/>
+              <w:adjustRightInd w:val="0"/>
+              <w:spacing w:before="120"/>
+              <w:rPr>
+                <w:rFonts w:ascii="Times New Roman" w:eastAsia="Times New Roman" w:hAnsi="Times New Roman"/>
+                <w:color w:val="000000"/>
+                <w:sz w:val="26"/>
+                <w:szCs w:val="26"/>
+              </w:rPr>
+            </w:pPr>
+            <w:r>
+              <w:rPr>
+                <w:rFonts w:ascii="Times New Roman" w:eastAsia="Times New Roman" w:hAnsi="Times New Roman"/>
+                <w:color w:val="000000"/>
+                <w:sz w:val="26"/>
+                <w:szCs w:val="26"/>
+              </w:rPr>
+              <w:t>ст. 3 курса оч. отд.</w:t>
+            </w:r>
+          </w:p>
+        </w:tc>
+        <w:tc>
+          <w:tcPr>
+            <w:tcW w:w="1300" w:type="dxa"/>
+            <w:tcMar>
+              <w:left w:w="0" w:type="dxa"/>
+              <w:right w:w="0" w:type="dxa"/>
+            </w:tcMar>
+          </w:tcPr>
+          <w:p>
+            <w:pPr>
+              <w:widowControl w:val="0"/>
+              <w:tabs>
+                <w:tab w:val="left" w:pos="284"/>
+                <w:tab w:val="left" w:pos="8222"/>
+              </w:tabs>
+              <w:suppressAutoHyphens/>
+              <w:autoSpaceDE w:val="0"/>
+              <w:autoSpaceDN w:val="0"/>
+              <w:adjustRightInd w:val="0"/>
+              <w:spacing w:before="120"/>
+              <w:rPr>
+                <w:rFonts w:ascii="Times New Roman" w:eastAsia="Times New Roman" w:hAnsi="Times New Roman"/>
+                <w:color w:val="000000"/>
+                <w:sz w:val="26"/>
+                <w:szCs w:val="26"/>
+              </w:rPr>
+            </w:pPr>
+            <w:r>
+              <w:rPr>
+                <w:rFonts w:ascii="Times New Roman" w:eastAsia="Times New Roman" w:hAnsi="Times New Roman"/>
+                <w:color w:val="000000"/>
+                <w:sz w:val="26"/>
+                <w:szCs w:val="26"/>
+              </w:rPr>
+              <w:t>_</w:t>
+            </w:r>
+            <w:proofErr w:type="gramStart"/>
+            <w:r>
+              <w:rPr>
+                <w:rFonts w:ascii="Times New Roman" w:eastAsia="Times New Roman" w:hAnsi="Times New Roman"/>
+                <w:color w:val="000000"/>
+                <w:sz w:val="26"/>
+                <w:szCs w:val="26"/>
+              </w:rPr>
+              <w:t>_._</w:t>
+            </w:r>
+            <w:proofErr w:type="gramEnd"/>
+            <w:r>
+              <w:rPr>
+                <w:rFonts w:ascii="Times New Roman" w:eastAsia="Times New Roman" w:hAnsi="Times New Roman"/>
+                <w:color w:val="000000"/>
+                <w:sz w:val="26"/>
+                <w:szCs w:val="26"/>
+              </w:rPr>
+              <w:t>_.20</w:t>
+            </w:r>
+            <w:r>
+              <w:rPr>
+                <w:rFonts w:ascii="Times New Roman" w:eastAsia="Times New Roman" w:hAnsi="Times New Roman"/>
+                <w:color w:val="000000"/>
+                <w:sz w:val="26"/>
+                <w:szCs w:val="26"/>
+              </w:rPr>
+              <w:t>26</w:t>
+            </w:r>
+          </w:p>
+        </w:tc>
+      </w:tr>
+      <w:tr>
+        <w:trPr>
+          <w:trHeight w:val="851"/>
+        </w:trPr>
+        <w:tc>
+          <w:tcPr>
+            <w:tcW w:w="1700" w:type="dxa"/>
+            <w:tcMar>
+              <w:left w:w="0" w:type="dxa"/>
+              <w:right w:w="0" w:type="dxa"/>
+            </w:tcMar>
+          </w:tcPr>
+          <w:p>
+            <w:pPr>
+              <w:widowControl w:val="0"/>
+              <w:tabs>
+                <w:tab w:val="left" w:pos="284"/>
+                <w:tab w:val="left" w:pos="8222"/>
+              </w:tabs>
+              <w:suppressAutoHyphens/>
+              <w:autoSpaceDE w:val="0"/>
+              <w:autoSpaceDN w:val="0"/>
+              <w:adjustRightInd w:val="0"/>
+              <w:spacing w:before="120"/>
+              <w:rPr>
+                <w:rFonts w:ascii="Times New Roman" w:eastAsia="Times New Roman" w:hAnsi="Times New Roman"/>
+                <w:color w:val="000000"/>
+                <w:sz w:val="26"/>
+                <w:szCs w:val="26"/>
+              </w:rPr>
+            </w:pPr>
+            <w:r>
+              <w:rPr>
+                <w:rFonts w:ascii="Times New Roman" w:eastAsia="Times New Roman" w:hAnsi="Times New Roman"/>
+                <w:color w:val="000000"/>
+                <w:sz w:val="26"/>
+                <w:szCs w:val="26"/>
+              </w:rPr>
+              <w:t>Обучающийся</w:t>
+            </w:r>
+          </w:p>
+        </w:tc>
+        <w:tc>
+          <w:tcPr>
+            <w:tcW w:w="1559" w:type="dxa"/>
+            <w:tcMar>
+              <w:left w:w="0" w:type="dxa"/>
+              <w:right w:w="0" w:type="dxa"/>
+            </w:tcMar>
+          </w:tcPr>
+          <w:p>
+            <w:pPr>
+              <w:widowControl w:val="0"/>
+              <w:tabs>
+                <w:tab w:val="left" w:pos="284"/>
+                <w:tab w:val="left" w:pos="8222"/>
+              </w:tabs>
+              <w:suppressAutoHyphens/>
+              <w:autoSpaceDE w:val="0"/>
+              <w:autoSpaceDN w:val="0"/>
+              <w:adjustRightInd w:val="0"/>
+              <w:spacing w:before="120"/>
+              <w:rPr>
+                <w:rFonts w:ascii="Times New Roman" w:eastAsia="Times New Roman" w:hAnsi="Times New Roman"/>
+                <w:color w:val="000000"/>
+                <w:sz w:val="26"/>
+                <w:szCs w:val="26"/>
+              </w:rPr>
+            </w:pPr>
+            <w:r>
+              <w:rPr>
+                <w:rFonts w:ascii="Times New Roman" w:eastAsia="Times New Roman" w:hAnsi="Times New Roman"/>
+                <w:color w:val="000000"/>
+                <w:sz w:val="26"/>
+                <w:szCs w:val="26"/>
+              </w:rPr>
+              <w:t>_________</w:t>
+            </w:r>
+          </w:p>
+        </w:tc>
+        <w:tc>
+          <w:tcPr>
+            <w:tcW w:w="2410" w:type="dxa"/>
+            <w:tcMar>
+              <w:left w:w="0" w:type="dxa"/>
+              <w:right w:w="0" w:type="dxa"/>
+            </w:tcMar>
+          </w:tcPr>
+          <w:p>
+            <w:pPr>
+              <w:widowControl w:val="0"/>
+              <w:tabs>
+                <w:tab w:val="left" w:pos="284"/>
+                <w:tab w:val="left" w:pos="8222"/>
+              </w:tabs>
+              <w:suppressAutoHyphens/>
+              <w:autoSpaceDE w:val="0"/>
+              <w:autoSpaceDN w:val="0"/>
+              <w:adjustRightInd w:val="0"/>
+              <w:spacing w:before="120"/>
+              <w:rPr>
+                <w:rFonts w:ascii="Times New Roman" w:eastAsia="Times New Roman" w:hAnsi="Times New Roman"/>
+                <w:color w:val="000000"/>
+                <w:sz w:val="26"/>
+                <w:szCs w:val="26"/>
+              </w:rPr>
+            </w:pPr>
+          </w:p>
+        </w:tc>
+        <w:tc>
+          <w:tcPr>
+            <w:tcW w:w="2385" w:type="dxa"/>
+            <w:tcMar>
+              <w:left w:w="0" w:type="dxa"/>
+              <w:right w:w="0" w:type="dxa"/>
+            </w:tcMar>
+          </w:tcPr>
+          <w:p>
+            <w:pPr>
+              <w:widowControl w:val="0"/>
+              <w:tabs>
+                <w:tab w:val="left" w:pos="284"/>
+                <w:tab w:val="left" w:pos="8222"/>
+              </w:tabs>
+              <w:suppressAutoHyphens/>
+              <w:autoSpaceDE w:val="0"/>
+              <w:autoSpaceDN w:val="0"/>
+              <w:adjustRightInd w:val="0"/>
+              <w:spacing w:before="120"/>
+              <w:rPr>
+                <w:rFonts w:ascii="Times New Roman" w:eastAsia="Times New Roman" w:hAnsi="Times New Roman"/>
+                <w:color w:val="000000"/>
+                <w:sz w:val="26"/>
+                <w:szCs w:val="26"/>
+              </w:rPr>
+            </w:pPr>
+            <w:r>
+              <w:rPr>
+                <w:rFonts w:ascii="Times New Roman" w:eastAsia="Times New Roman" w:hAnsi="Times New Roman"/>
+                <w:color w:val="000000"/>
+                <w:sz w:val="26"/>
+                <w:szCs w:val="26"/>
+              </w:rPr>
+              <w:t>ст. 3 курса оч. отд.</w:t>
+            </w:r>
+          </w:p>
+        </w:tc>
+        <w:tc>
+          <w:tcPr>
+            <w:tcW w:w="1300" w:type="dxa"/>
+            <w:tcMar>
+              <w:left w:w="0" w:type="dxa"/>
+              <w:right w:w="0" w:type="dxa"/>
+            </w:tcMar>
+          </w:tcPr>
+          <w:p>
+            <w:pPr>
+              <w:widowControl w:val="0"/>
+              <w:tabs>
+                <w:tab w:val="left" w:pos="284"/>
+                <w:tab w:val="left" w:pos="8222"/>
+              </w:tabs>
+              <w:suppressAutoHyphens/>
+              <w:autoSpaceDE w:val="0"/>
+              <w:autoSpaceDN w:val="0"/>
+              <w:adjustRightInd w:val="0"/>
+              <w:spacing w:before="120"/>
+              <w:rPr>
+                <w:rFonts w:ascii="Times New Roman" w:eastAsia="Times New Roman" w:hAnsi="Times New Roman"/>
+                <w:color w:val="000000"/>
+                <w:sz w:val="26"/>
+                <w:szCs w:val="26"/>
+              </w:rPr>
+            </w:pPr>
+            <w:r>
+              <w:rPr>
+                <w:rFonts w:ascii="Times New Roman" w:eastAsia="Times New Roman" w:hAnsi="Times New Roman"/>
+                <w:color w:val="000000"/>
+                <w:sz w:val="26"/>
+                <w:szCs w:val="26"/>
+              </w:rPr>
+              <w:t>_</w:t>
+            </w:r>
+            <w:proofErr w:type="gramStart"/>
+            <w:r>
+              <w:rPr>
+                <w:rFonts w:ascii="Times New Roman" w:eastAsia="Times New Roman" w:hAnsi="Times New Roman"/>
+                <w:color w:val="000000"/>
+                <w:sz w:val="26"/>
+                <w:szCs w:val="26"/>
+              </w:rPr>
+              <w:t>_._</w:t>
+            </w:r>
+            <w:proofErr w:type="gramEnd"/>
+            <w:r>
+              <w:rPr>
+                <w:rFonts w:ascii="Times New Roman" w:eastAsia="Times New Roman" w:hAnsi="Times New Roman"/>
+                <w:color w:val="000000"/>
+                <w:sz w:val="26"/>
+                <w:szCs w:val="26"/>
+              </w:rPr>
+              <w:t>_.20</w:t>
+            </w:r>
+            <w:r>
+              <w:rPr>
+                <w:rFonts w:ascii="Times New Roman" w:eastAsia="Times New Roman" w:hAnsi="Times New Roman"/>
+                <w:color w:val="000000"/>
+                <w:sz w:val="26"/>
+                <w:szCs w:val="26"/>
+              </w:rPr>
+              <w:t>26</w:t>
+            </w:r>
+          </w:p>
+        </w:tc>
+      </w:tr>
+      <w:tr>
+        <w:trPr>
+          <w:trHeight w:val="851"/>
+        </w:trPr>
+        <w:tc>
+          <w:tcPr>
+            <w:tcW w:w="1700" w:type="dxa"/>
+            <w:tcMar>
+              <w:left w:w="0" w:type="dxa"/>
+              <w:right w:w="0" w:type="dxa"/>
+            </w:tcMar>
+          </w:tcPr>
+          <w:p>
+            <w:pPr>
+              <w:widowControl w:val="0"/>
+              <w:tabs>
+                <w:tab w:val="left" w:pos="284"/>
+                <w:tab w:val="left" w:pos="8222"/>
+              </w:tabs>
+              <w:suppressAutoHyphens/>
+              <w:autoSpaceDE w:val="0"/>
+              <w:autoSpaceDN w:val="0"/>
+              <w:adjustRightInd w:val="0"/>
+              <w:spacing w:before="120"/>
+              <w:rPr>
+                <w:rFonts w:ascii="Times New Roman" w:eastAsia="Times New Roman" w:hAnsi="Times New Roman"/>
+                <w:color w:val="000000"/>
+                <w:sz w:val="26"/>
+                <w:szCs w:val="26"/>
+              </w:rPr>
+            </w:pPr>
+            <w:r>
+              <w:rPr>
+                <w:rFonts w:ascii="Times New Roman" w:eastAsia="Times New Roman" w:hAnsi="Times New Roman"/>
+                <w:color w:val="000000"/>
+                <w:sz w:val="26"/>
+                <w:szCs w:val="26"/>
+              </w:rPr>
+              <w:t>Обучающийся</w:t>
+            </w:r>
+          </w:p>
+        </w:tc>
+        <w:tc>
+          <w:tcPr>
+            <w:tcW w:w="1559" w:type="dxa"/>
+            <w:tcMar>
+              <w:left w:w="0" w:type="dxa"/>
+              <w:right w:w="0" w:type="dxa"/>
+            </w:tcMar>
+          </w:tcPr>
+          <w:p>
+            <w:pPr>
+              <w:widowControl w:val="0"/>
+              <w:tabs>
+                <w:tab w:val="left" w:pos="284"/>
+                <w:tab w:val="left" w:pos="8222"/>
+              </w:tabs>
+              <w:suppressAutoHyphens/>
+              <w:autoSpaceDE w:val="0"/>
+              <w:autoSpaceDN w:val="0"/>
+              <w:adjustRightInd w:val="0"/>
+              <w:spacing w:before="120"/>
+              <w:rPr>
+                <w:rFonts w:ascii="Times New Roman" w:eastAsia="Times New Roman" w:hAnsi="Times New Roman"/>
+                <w:color w:val="000000"/>
+                <w:sz w:val="26"/>
+                <w:szCs w:val="26"/>
+              </w:rPr>
+            </w:pPr>
+            <w:r>
+              <w:rPr>
+                <w:rFonts w:ascii="Times New Roman" w:eastAsia="Times New Roman" w:hAnsi="Times New Roman"/>
+                <w:color w:val="000000"/>
+                <w:sz w:val="26"/>
+                <w:szCs w:val="26"/>
+              </w:rPr>
+              <w:t>_________</w:t>
+            </w:r>
+          </w:p>
+        </w:tc>
+        <w:tc>
+          <w:tcPr>
+            <w:tcW w:w="2410" w:type="dxa"/>
+            <w:tcMar>
+              <w:left w:w="0" w:type="dxa"/>
+              <w:right w:w="0" w:type="dxa"/>
+            </w:tcMar>
+          </w:tcPr>
+          <w:p>
+            <w:pPr>
+              <w:widowControl w:val="0"/>
+              <w:tabs>
+                <w:tab w:val="left" w:pos="284"/>
+                <w:tab w:val="left" w:pos="8222"/>
+              </w:tabs>
+              <w:suppressAutoHyphens/>
+              <w:autoSpaceDE w:val="0"/>
+              <w:autoSpaceDN w:val="0"/>
+              <w:adjustRightInd w:val="0"/>
+              <w:spacing w:before="120"/>
+              <w:rPr>
+                <w:rFonts w:ascii="Times New Roman" w:eastAsia="Times New Roman" w:hAnsi="Times New Roman"/>
+                <w:color w:val="000000"/>
+                <w:sz w:val="26"/>
+                <w:szCs w:val="26"/>
+              </w:rPr>
+            </w:pPr>
+          </w:p>
+        </w:tc>
+        <w:tc>
+          <w:tcPr>
+            <w:tcW w:w="2385" w:type="dxa"/>
+            <w:tcMar>
+              <w:left w:w="0" w:type="dxa"/>
+              <w:right w:w="0" w:type="dxa"/>
+            </w:tcMar>
+          </w:tcPr>
+          <w:p>
+            <w:pPr>
+              <w:widowControl w:val="0"/>
+              <w:tabs>
+                <w:tab w:val="left" w:pos="284"/>
+                <w:tab w:val="left" w:pos="8222"/>
+              </w:tabs>
+              <w:suppressAutoHyphens/>
+              <w:autoSpaceDE w:val="0"/>
+              <w:autoSpaceDN w:val="0"/>
+              <w:adjustRightInd w:val="0"/>
+              <w:spacing w:before="120"/>
+              <w:rPr>
+                <w:rFonts w:ascii="Times New Roman" w:eastAsia="Times New Roman" w:hAnsi="Times New Roman"/>
+                <w:color w:val="000000"/>
+                <w:sz w:val="26"/>
+                <w:szCs w:val="26"/>
+              </w:rPr>
+            </w:pPr>
+            <w:r>
+              <w:rPr>
+                <w:rFonts w:ascii="Times New Roman" w:eastAsia="Times New Roman" w:hAnsi="Times New Roman"/>
+                <w:color w:val="000000"/>
+                <w:sz w:val="26"/>
+                <w:szCs w:val="26"/>
+              </w:rPr>
+              <w:t>ст. 3 курса оч. отд.</w:t>
+            </w:r>
+          </w:p>
+        </w:tc>
+        <w:tc>
+          <w:tcPr>
+            <w:tcW w:w="1300" w:type="dxa"/>
+            <w:tcMar>
+              <w:left w:w="0" w:type="dxa"/>
+              <w:right w:w="0" w:type="dxa"/>
+            </w:tcMar>
+          </w:tcPr>
+          <w:p>
+            <w:pPr>
+              <w:widowControl w:val="0"/>
+              <w:tabs>
+                <w:tab w:val="left" w:pos="284"/>
+                <w:tab w:val="left" w:pos="8222"/>
+              </w:tabs>
+              <w:suppressAutoHyphens/>
+              <w:autoSpaceDE w:val="0"/>
+              <w:autoSpaceDN w:val="0"/>
+              <w:adjustRightInd w:val="0"/>
+              <w:spacing w:before="120"/>
+              <w:rPr>
+                <w:rFonts w:ascii="Times New Roman" w:eastAsia="Times New Roman" w:hAnsi="Times New Roman"/>
+                <w:color w:val="000000"/>
+                <w:sz w:val="26"/>
+                <w:szCs w:val="26"/>
+              </w:rPr>
+            </w:pPr>
+            <w:r>
+              <w:rPr>
+                <w:rFonts w:ascii="Times New Roman" w:eastAsia="Times New Roman" w:hAnsi="Times New Roman"/>
+                <w:color w:val="000000"/>
+                <w:sz w:val="26"/>
+                <w:szCs w:val="26"/>
+              </w:rPr>
+              <w:t>_</w:t>
+            </w:r>
+            <w:proofErr w:type="gramStart"/>
+            <w:r>
+              <w:rPr>
+                <w:rFonts w:ascii="Times New Roman" w:eastAsia="Times New Roman" w:hAnsi="Times New Roman"/>
+                <w:color w:val="000000"/>
+                <w:sz w:val="26"/>
+                <w:szCs w:val="26"/>
+              </w:rPr>
+              <w:t>_._</w:t>
+            </w:r>
+            <w:proofErr w:type="gramEnd"/>
+            <w:r>
+              <w:rPr>
+                <w:rFonts w:ascii="Times New Roman" w:eastAsia="Times New Roman" w:hAnsi="Times New Roman"/>
+                <w:color w:val="000000"/>
+                <w:sz w:val="26"/>
+                <w:szCs w:val="26"/>
+              </w:rPr>
+              <w:t>_.20</w:t>
+            </w:r>
+            <w:r>
+              <w:rPr>
+                <w:rFonts w:ascii="Times New Roman" w:eastAsia="Times New Roman" w:hAnsi="Times New Roman"/>
+                <w:color w:val="000000"/>
+                <w:sz w:val="26"/>
+                <w:szCs w:val="26"/>
+              </w:rPr>
+              <w:t>26</w:t>
+            </w:r>
           </w:p>
         </w:tc>
       </w:tr>
@@ -1308,12 +2259,7 @@
           <w:szCs w:val="28"/>
         </w:rPr>
       </w:pPr>
-    </w:p>
-    <w:p>
-      <w:pPr>
-        <w:suppressAutoHyphens/>
-        <w:spacing w:after="0" w:line="240" w:lineRule="auto"/>
-        <w:jc w:val="center"/>
+      <w:r>
         <w:rPr>
           <w:rFonts w:ascii="Times New Roman" w:eastAsia="Calibri" w:hAnsi="Times New Roman" w:cs="Times New Roman"/>
           <w:color w:val="000000"/>
@@ -1321,13 +2267,9 @@
           <w:sz w:val="28"/>
           <w:szCs w:val="28"/>
         </w:rPr>
-      </w:pPr>
-    </w:p>
-    <w:p>
-      <w:pPr>
-        <w:suppressAutoHyphens/>
-        <w:spacing w:after="0" w:line="240" w:lineRule="auto"/>
-        <w:jc w:val="center"/>
+        <w:t>Воронеж 202</w:t>
+      </w:r>
+      <w:r>
         <w:rPr>
           <w:rFonts w:ascii="Times New Roman" w:eastAsia="Calibri" w:hAnsi="Times New Roman" w:cs="Times New Roman"/>
           <w:color w:val="000000"/>
@@ -1335,13 +2277,9 @@
           <w:sz w:val="28"/>
           <w:szCs w:val="28"/>
         </w:rPr>
-      </w:pPr>
-    </w:p>
-    <w:p>
-      <w:pPr>
-        <w:suppressAutoHyphens/>
-        <w:spacing w:after="0" w:line="240" w:lineRule="auto"/>
-        <w:jc w:val="center"/>
+        <w:t>6</w:t>
+      </w:r>
+      <w:r>
         <w:rPr>
           <w:rFonts w:ascii="Times New Roman" w:eastAsia="Calibri" w:hAnsi="Times New Roman" w:cs="Times New Roman"/>
           <w:color w:val="000000"/>
@@ -1349,68 +2287,21 @@
           <w:sz w:val="28"/>
           <w:szCs w:val="28"/>
         </w:rPr>
-      </w:pPr>
-    </w:p>
-    <w:p>
-      <w:pPr>
-        <w:suppressAutoHyphens/>
-        <w:spacing w:after="0" w:line="240" w:lineRule="auto"/>
-        <w:jc w:val="center"/>
-        <w:rPr>
-          <w:rFonts w:ascii="Times New Roman" w:eastAsia="Calibri" w:hAnsi="Times New Roman" w:cs="Times New Roman"/>
-          <w:color w:val="000000"/>
-          <w:kern w:val="0"/>
-          <w:sz w:val="28"/>
-          <w:szCs w:val="28"/>
-        </w:rPr>
-      </w:pPr>
-    </w:p>
-    <w:p>
-      <w:pPr>
-        <w:suppressAutoHyphens/>
-        <w:spacing w:after="0" w:line="240" w:lineRule="auto"/>
-        <w:jc w:val="center"/>
-        <w:rPr>
-          <w:rFonts w:ascii="Times New Roman" w:eastAsia="Calibri" w:hAnsi="Times New Roman" w:cs="Times New Roman"/>
-          <w:color w:val="000000"/>
-          <w:kern w:val="0"/>
-          <w:sz w:val="28"/>
-          <w:szCs w:val="28"/>
-        </w:rPr>
-      </w:pPr>
-      <w:r>
-        <w:rPr>
-          <w:rFonts w:ascii="Times New Roman" w:eastAsia="Calibri" w:hAnsi="Times New Roman" w:cs="Times New Roman"/>
-          <w:color w:val="000000"/>
-          <w:kern w:val="0"/>
-          <w:sz w:val="28"/>
-          <w:szCs w:val="28"/>
-        </w:rPr>
-        <w:t>Воронеж 202</w:t>
-      </w:r>
-      <w:r>
-        <w:rPr>
-          <w:rFonts w:ascii="Times New Roman" w:eastAsia="Calibri" w:hAnsi="Times New Roman" w:cs="Times New Roman"/>
-          <w:color w:val="000000"/>
-          <w:kern w:val="0"/>
-          <w:sz w:val="28"/>
-          <w:szCs w:val="28"/>
-        </w:rPr>
-        <w:t>6</w:t>
+        <w:br w:type="page"/>
       </w:r>
     </w:p>
     <w:p>
       <w:pPr>
         <w:pStyle w:val="afff1"/>
       </w:pPr>
-      <w:bookmarkStart w:id="1" w:name="_Toc146714448"/>
-      <w:bookmarkStart w:id="2" w:name="_Toc146718938"/>
+      <w:bookmarkStart w:id="0" w:name="_Toc146714448"/>
+      <w:bookmarkStart w:id="1" w:name="_Toc146718938"/>
       <w:r>
         <w:lastRenderedPageBreak/>
         <w:t>Содержание</w:t>
       </w:r>
+      <w:bookmarkEnd w:id="0"/>
       <w:bookmarkEnd w:id="1"/>
-      <w:bookmarkEnd w:id="2"/>
     </w:p>
     <w:p>
       <w:pPr>
@@ -1455,241 +2346,441 @@
       <w:pPr>
         <w:pStyle w:val="afff1"/>
       </w:pPr>
-      <w:bookmarkStart w:id="3" w:name="_Toc146714450"/>
-      <w:bookmarkStart w:id="4" w:name="_Toc146718939"/>
+      <w:bookmarkStart w:id="2" w:name="_Toc146714450"/>
+      <w:bookmarkStart w:id="3" w:name="_Toc146718939"/>
       <w:r>
         <w:lastRenderedPageBreak/>
         <w:t>Введение</w:t>
       </w:r>
+      <w:bookmarkEnd w:id="2"/>
       <w:bookmarkEnd w:id="3"/>
+    </w:p>
+    <w:p>
+      <w:pPr>
+        <w:pStyle w:val="afff0"/>
+      </w:pPr>
+      <w:r>
+        <w:t>Каждый автовладелец, самостоятельно обслуживающий свой автомобиль, сталкивается с проблемой хаоса в гараже. Запчасти покупаются впрок, складываются «куда-нибудь», забываются и покупаются повторно. Инструмент перемещается между полками и ящиками без системы. В результате значительное время уходит не на ремонт, а на поиск нужной детали, дублируются закупки и теряется контроль над расходами.</w:t>
+      </w:r>
+    </w:p>
+    <w:p>
+      <w:pPr>
+        <w:pStyle w:val="afff0"/>
+      </w:pPr>
+      <w:r>
+        <w:t xml:space="preserve">Проблема усугубляется с ростом количества обслуживаемых автомобилей. Владельцы нескольких транспортных средств, участники гаражных кооперативов, небольшие частные мастерские </w:t>
+      </w:r>
+      <w:r>
+        <w:t xml:space="preserve">– </w:t>
+      </w:r>
+      <w:r>
+        <w:t>все они нуждаются в простой и доступной системе учёта.</w:t>
+      </w:r>
+    </w:p>
+    <w:p>
+      <w:pPr>
+        <w:pStyle w:val="afff0"/>
+      </w:pPr>
+      <w:r>
+        <w:t>Рынок предлагает множество решений для складского учёта, однако большинство из них ориентированы на средний и крупный бизнес: избыточны по функциональности, сложны в настройке и дороги. Специализированных решений для домашнего гаражного учёта, учитывающих специфику автозапчастей (совместимость с моделями авто, артикулы, аналоги), практически не существует.</w:t>
+      </w:r>
+    </w:p>
+    <w:p>
+      <w:pPr>
+        <w:pStyle w:val="afff0"/>
+      </w:pPr>
+      <w:r>
+        <w:t>Платформа 1</w:t>
+      </w:r>
+      <w:proofErr w:type="gramStart"/>
+      <w:r>
+        <w:t>С:Предприятие</w:t>
+      </w:r>
+      <w:proofErr w:type="gramEnd"/>
+      <w:r>
+        <w:t xml:space="preserve"> в данном контексте представляет особый интерес как наиболее распространённая платформа автоматизации учёта в России, обладающая мощным инструментарием разработки и обширным сообществом специалистов. Наличие бесплатной учебной версии платформы делает её доступной для домашнего использования.</w:t>
+      </w:r>
+    </w:p>
+    <w:p>
+      <w:pPr>
+        <w:pStyle w:val="afff0"/>
+        <w:spacing w:after="0"/>
+      </w:pPr>
+      <w:r>
+        <w:t xml:space="preserve">Команда, выполнявшая проект: </w:t>
+      </w:r>
+    </w:p>
+    <w:p>
+      <w:pPr>
+        <w:rPr>
+          <w:rFonts w:ascii="Times New Roman" w:hAnsi="Times New Roman" w:cs="Times New Roman"/>
+          <w:sz w:val="28"/>
+          <w:szCs w:val="28"/>
+        </w:rPr>
+      </w:pPr>
+      <w:r>
+        <w:rPr>
+          <w:rFonts w:ascii="Times New Roman" w:hAnsi="Times New Roman" w:cs="Times New Roman"/>
+          <w:sz w:val="28"/>
+          <w:szCs w:val="28"/>
+        </w:rPr>
+        <w:t xml:space="preserve">1. </w:t>
+      </w:r>
+      <w:r>
+        <w:rPr>
+          <w:rFonts w:ascii="Times New Roman" w:hAnsi="Times New Roman" w:cs="Times New Roman"/>
+          <w:sz w:val="28"/>
+          <w:szCs w:val="28"/>
+          <w:lang w:val="en-US"/>
+        </w:rPr>
+        <w:t>Project</w:t>
+      </w:r>
+      <w:r>
+        <w:rPr>
+          <w:rFonts w:ascii="Times New Roman" w:hAnsi="Times New Roman" w:cs="Times New Roman"/>
+          <w:sz w:val="28"/>
+          <w:szCs w:val="28"/>
+        </w:rPr>
+        <w:t>-менеджер (Калугин Иван)</w:t>
+      </w:r>
+    </w:p>
+    <w:p>
+      <w:pPr>
+        <w:rPr>
+          <w:rFonts w:ascii="Times New Roman" w:hAnsi="Times New Roman" w:cs="Times New Roman"/>
+          <w:sz w:val="28"/>
+          <w:szCs w:val="28"/>
+        </w:rPr>
+      </w:pPr>
+      <w:r>
+        <w:rPr>
+          <w:rFonts w:ascii="Times New Roman" w:hAnsi="Times New Roman" w:cs="Times New Roman"/>
+          <w:sz w:val="28"/>
+          <w:szCs w:val="28"/>
+        </w:rPr>
+        <w:t>2. Аналитик (Громова Валерия)</w:t>
+      </w:r>
+    </w:p>
+    <w:p>
+      <w:pPr>
+        <w:rPr>
+          <w:rFonts w:ascii="Times New Roman" w:hAnsi="Times New Roman" w:cs="Times New Roman"/>
+          <w:sz w:val="28"/>
+          <w:szCs w:val="28"/>
+        </w:rPr>
+      </w:pPr>
+      <w:r>
+        <w:rPr>
+          <w:rFonts w:ascii="Times New Roman" w:hAnsi="Times New Roman" w:cs="Times New Roman"/>
+          <w:sz w:val="28"/>
+          <w:szCs w:val="28"/>
+        </w:rPr>
+        <w:t>3. Программист (Исаев Николай)</w:t>
+      </w:r>
+    </w:p>
+    <w:p>
+      <w:pPr>
+        <w:rPr>
+          <w:rFonts w:ascii="Times New Roman" w:hAnsi="Times New Roman" w:cs="Times New Roman"/>
+          <w:sz w:val="28"/>
+          <w:szCs w:val="28"/>
+        </w:rPr>
+      </w:pPr>
+      <w:r>
+        <w:rPr>
+          <w:rFonts w:ascii="Times New Roman" w:hAnsi="Times New Roman" w:cs="Times New Roman"/>
+          <w:sz w:val="28"/>
+          <w:szCs w:val="28"/>
+        </w:rPr>
+        <w:t>4. Тестировщик (</w:t>
+      </w:r>
+      <w:proofErr w:type="spellStart"/>
+      <w:r>
+        <w:rPr>
+          <w:rFonts w:ascii="Times New Roman" w:hAnsi="Times New Roman" w:cs="Times New Roman"/>
+          <w:sz w:val="28"/>
+          <w:szCs w:val="28"/>
+        </w:rPr>
+        <w:t>Гаркалов</w:t>
+      </w:r>
+      <w:proofErr w:type="spellEnd"/>
+      <w:r>
+        <w:rPr>
+          <w:rFonts w:ascii="Times New Roman" w:hAnsi="Times New Roman" w:cs="Times New Roman"/>
+          <w:sz w:val="28"/>
+          <w:szCs w:val="28"/>
+        </w:rPr>
+        <w:t xml:space="preserve"> Максим)</w:t>
+      </w:r>
+    </w:p>
+    <w:p>
+      <w:pPr>
+        <w:pStyle w:val="a2"/>
+      </w:pPr>
+      <w:bookmarkStart w:id="4" w:name="_Toc146280264"/>
+      <w:bookmarkStart w:id="5" w:name="_Toc146714451"/>
+      <w:bookmarkStart w:id="6" w:name="_Toc146718940"/>
+      <w:r>
+        <w:lastRenderedPageBreak/>
+        <w:t>Аналитика по проекту</w:t>
+      </w:r>
+    </w:p>
+    <w:p>
+      <w:pPr>
+        <w:pStyle w:val="a3"/>
+      </w:pPr>
+      <w:r>
+        <w:t>Постановка задачи</w:t>
+      </w:r>
       <w:bookmarkEnd w:id="4"/>
-    </w:p>
-    <w:p>
-      <w:pPr>
-        <w:pStyle w:val="afff0"/>
-      </w:pPr>
-      <w:r>
-        <w:t>Каждый автовладелец, самостоятельно обслуживающий свой автомобиль, сталкивается с проблемой хаоса в гараже. Запчасти покупаются впрок, складываются «куда-нибудь», забываются и покупаются повторно. Инструмент перемещается между полками и ящиками без системы. В результате значительное время уходит не на ремонт, а на поиск нужной детали, дублируются закупки и теряется контроль над расходами.</w:t>
-      </w:r>
-    </w:p>
-    <w:p>
-      <w:pPr>
-        <w:pStyle w:val="afff0"/>
-      </w:pPr>
-      <w:r>
-        <w:t>Проблема усугубляется с ростом количества обслуживаемых автомобилей. Владельцы нескольких транспортных средств, участники гаражных кооперативов, небольшие частные мастерские — все они нуждаются в простой и доступной системе учёта.</w:t>
-      </w:r>
-    </w:p>
-    <w:p>
-      <w:pPr>
-        <w:pStyle w:val="afff0"/>
-      </w:pPr>
-      <w:r>
-        <w:t>Рынок предлагает множество решений для складского учёта, однако большинство из них ориентированы на средний и крупный бизнес: избыточны по функциональности, сложны в настройке и дороги. Специализированных решений для домашнего гаражного учёта, учитывающих специфику автозапчастей (совместимость с моделями авто, артикулы, аналоги), практически не существует.</w:t>
-      </w:r>
-    </w:p>
-    <w:p>
-      <w:pPr>
-        <w:pStyle w:val="afff0"/>
-      </w:pPr>
-      <w:r>
-        <w:t>Платформа 1С:Предприятие в данном контексте представляет особый интерес как наиболее распространённая платформа автоматизации учёта в России, обладающая мощным инструментарием разработки и обширным сообществом специалистов. Наличие бесплатной учебной версии платформы делает её доступной для домашнего использования.</w:t>
-      </w:r>
-    </w:p>
-    <w:p>
-      <w:pPr>
-        <w:rPr>
-          <w:rFonts w:ascii="Times New Roman" w:hAnsi="Times New Roman"/>
-          <w:sz w:val="28"/>
-        </w:rPr>
-      </w:pPr>
-      <w:r>
-        <w:br w:type="page"/>
-      </w:r>
-    </w:p>
-    <w:p>
-      <w:pPr>
-        <w:pStyle w:val="a2"/>
-      </w:pPr>
-      <w:bookmarkStart w:id="5" w:name="_Toc146280264"/>
-      <w:bookmarkStart w:id="6" w:name="_Toc146714451"/>
-      <w:bookmarkStart w:id="7" w:name="_Toc146718940"/>
-    </w:p>
-    <w:p>
-      <w:pPr>
-        <w:pStyle w:val="a3"/>
-      </w:pPr>
-      <w:r>
-        <w:t>Постановка задачи</w:t>
-      </w:r>
       <w:bookmarkEnd w:id="5"/>
       <w:bookmarkEnd w:id="6"/>
+    </w:p>
+    <w:p>
+      <w:pPr>
+        <w:pStyle w:val="a4"/>
+      </w:pPr>
+      <w:proofErr w:type="spellStart"/>
+      <w:r>
+        <w:t>Цели</w:t>
+      </w:r>
+      <w:proofErr w:type="spellEnd"/>
+      <w:r>
+        <w:t xml:space="preserve"> и </w:t>
+      </w:r>
+      <w:proofErr w:type="spellStart"/>
+      <w:r>
+        <w:t>задачи</w:t>
+      </w:r>
+      <w:proofErr w:type="spellEnd"/>
+    </w:p>
+    <w:p>
+      <w:pPr>
+        <w:pStyle w:val="afff0"/>
+      </w:pPr>
+      <w:r>
+        <w:t xml:space="preserve">Целью курсовой работы является </w:t>
+      </w:r>
+      <w:r>
+        <w:t>проектирование и описание информационной системы для учёта автомобильных запчастей и специального инструмента в гараже на платформе 1С, включая аналитическое обоснование проекта, описание его архитектуры и оценку коммерческого потенциала.</w:t>
+      </w:r>
+    </w:p>
+    <w:p>
+      <w:pPr>
+        <w:pStyle w:val="afff0"/>
+      </w:pPr>
+      <w:r>
+        <w:t>Объектом исследования</w:t>
+      </w:r>
+      <w:r>
+        <w:t xml:space="preserve"> </w:t>
+      </w:r>
+      <w:r>
+        <w:t>является процесс учёта автомобильных запчастей и специального инструмента в условиях домашнего гаража или небольшой частной мастерской.</w:t>
+      </w:r>
+    </w:p>
+    <w:p>
+      <w:pPr>
+        <w:pStyle w:val="afff0"/>
+      </w:pPr>
+      <w:r>
+        <w:t>Предметом исследования</w:t>
+      </w:r>
+      <w:r>
+        <w:t xml:space="preserve"> </w:t>
+      </w:r>
+      <w:r>
+        <w:t>является информационная система, автоматизирующая процессы поступления, хранения, поиска и расхода запчастей и инструмента, разработанная на платформе 1</w:t>
+      </w:r>
+      <w:proofErr w:type="gramStart"/>
+      <w:r>
+        <w:t>С:Предприятие</w:t>
+      </w:r>
+      <w:proofErr w:type="gramEnd"/>
+      <w:r>
+        <w:t>.</w:t>
+      </w:r>
+    </w:p>
+    <w:p>
+      <w:pPr>
+        <w:pStyle w:val="afff0"/>
+      </w:pPr>
+      <w:r>
+        <w:t>Для достижения поставленной цели необходимо решить следующие задачи:</w:t>
+      </w:r>
+    </w:p>
+    <w:p>
+      <w:pPr>
+        <w:pStyle w:val="a0"/>
+      </w:pPr>
+      <w:r>
+        <w:t>Провести анализ конкурентной среды</w:t>
+      </w:r>
+    </w:p>
+    <w:p>
+      <w:pPr>
+        <w:pStyle w:val="a0"/>
+      </w:pPr>
+      <w:r>
+        <w:t>Провести анализ жизнеспособности проекта</w:t>
+      </w:r>
+    </w:p>
+    <w:p>
+      <w:pPr>
+        <w:pStyle w:val="a0"/>
+      </w:pPr>
+      <w:r>
+        <w:t>Разработать модель монетизации</w:t>
+      </w:r>
+    </w:p>
+    <w:p>
+      <w:pPr>
+        <w:pStyle w:val="a0"/>
+      </w:pPr>
+      <w:r>
+        <w:t>Разработать конфигурацию под платформу 1</w:t>
+      </w:r>
+      <w:proofErr w:type="gramStart"/>
+      <w:r>
+        <w:t>С:Предприятие</w:t>
+      </w:r>
+      <w:proofErr w:type="gramEnd"/>
+    </w:p>
+    <w:p>
+      <w:pPr>
+        <w:pStyle w:val="a0"/>
+      </w:pPr>
+      <w:r>
+        <w:t>Провести тестирование функционала</w:t>
+      </w:r>
+      <w:r>
+        <w:t xml:space="preserve"> конфигурации</w:t>
+      </w:r>
+    </w:p>
+    <w:p>
+      <w:pPr>
+        <w:pStyle w:val="a4"/>
+      </w:pPr>
+      <w:proofErr w:type="spellStart"/>
+      <w:r>
+        <w:t>Методологическая</w:t>
+      </w:r>
+      <w:proofErr w:type="spellEnd"/>
+      <w:r>
+        <w:t xml:space="preserve"> </w:t>
+      </w:r>
+      <w:proofErr w:type="spellStart"/>
+      <w:r>
+        <w:t>основа</w:t>
+      </w:r>
+      <w:proofErr w:type="spellEnd"/>
+    </w:p>
+    <w:p>
+      <w:pPr>
+        <w:pStyle w:val="afff0"/>
+      </w:pPr>
+      <w:r>
+        <w:t>В работе используются следующие методы исследования:</w:t>
+      </w:r>
+    </w:p>
+    <w:p>
+      <w:pPr>
+        <w:pStyle w:val="a0"/>
+      </w:pPr>
+      <w:r>
+        <w:t xml:space="preserve">сравнительный анализ </w:t>
+      </w:r>
+      <w:r>
+        <w:t xml:space="preserve">– </w:t>
+      </w:r>
+      <w:r>
+        <w:t>для оценки конкурентных решений;</w:t>
+      </w:r>
+    </w:p>
+    <w:p>
+      <w:pPr>
+        <w:pStyle w:val="a0"/>
+      </w:pPr>
+      <w:r>
+        <w:lastRenderedPageBreak/>
+        <w:t xml:space="preserve">системный анализ </w:t>
+      </w:r>
+      <w:r>
+        <w:t xml:space="preserve">– </w:t>
+      </w:r>
+      <w:r>
+        <w:t>для декомпозиции предметной области и выявления сущностей, связей и процессов;</w:t>
+      </w:r>
+    </w:p>
+    <w:p>
+      <w:pPr>
+        <w:pStyle w:val="a0"/>
+      </w:pPr>
+      <w:r>
+        <w:t xml:space="preserve">моделирование бизнес-процессов </w:t>
+      </w:r>
+      <w:r>
+        <w:t xml:space="preserve">– </w:t>
+      </w:r>
+      <w:r>
+        <w:t>для описания жизненного цикла запчасти и документооборота;</w:t>
+      </w:r>
+    </w:p>
+    <w:p>
+      <w:pPr>
+        <w:pStyle w:val="a0"/>
+      </w:pPr>
+      <w:r>
+        <w:t xml:space="preserve">прототипирование </w:t>
+      </w:r>
+      <w:r>
+        <w:t xml:space="preserve">– </w:t>
+      </w:r>
+      <w:r>
+        <w:t>для создания макетов пользовательского интерфейса;</w:t>
+      </w:r>
+    </w:p>
+    <w:p>
+      <w:pPr>
+        <w:pStyle w:val="a0"/>
+      </w:pPr>
+      <w:r>
+        <w:t xml:space="preserve">SWOT-анализ </w:t>
+      </w:r>
+      <w:r>
+        <w:t xml:space="preserve">– </w:t>
+      </w:r>
+      <w:r>
+        <w:t>для оценки жизнеспособности проекта;</w:t>
+      </w:r>
+    </w:p>
+    <w:p>
+      <w:pPr>
+        <w:pStyle w:val="a0"/>
+      </w:pPr>
+      <w:r>
+        <w:t xml:space="preserve">экономический анализ </w:t>
+      </w:r>
+      <w:r>
+        <w:t xml:space="preserve">– </w:t>
+      </w:r>
+      <w:r>
+        <w:t>для обоснования модели монетизации.</w:t>
+      </w:r>
+    </w:p>
+    <w:p>
+      <w:pPr>
+        <w:pStyle w:val="a3"/>
+      </w:pPr>
+      <w:bookmarkStart w:id="7" w:name="_Toc146280265"/>
+      <w:bookmarkStart w:id="8" w:name="_Toc146714456"/>
+      <w:bookmarkStart w:id="9" w:name="_Toc146718945"/>
+      <w:r>
+        <w:t xml:space="preserve">Анализ </w:t>
+      </w:r>
       <w:bookmarkEnd w:id="7"/>
-    </w:p>
-    <w:p>
-      <w:pPr>
-        <w:pStyle w:val="a4"/>
-      </w:pPr>
-      <w:r>
-        <w:t>Цели и задачи</w:t>
-      </w:r>
-    </w:p>
-    <w:p>
-      <w:pPr>
-        <w:pStyle w:val="afff0"/>
-      </w:pPr>
-      <w:r>
-        <w:t xml:space="preserve">Целью курсовой работы является </w:t>
-      </w:r>
-      <w:r>
-        <w:t>проектирование и описание информационной системы для учёта автомобильных запчастей и специального инструмента в гараже на платформе 1С, включая аналитическое обоснование проекта, описание его архитектуры и оценку коммерческого потенциала.</w:t>
-      </w:r>
-    </w:p>
-    <w:p>
-      <w:pPr>
-        <w:pStyle w:val="afff0"/>
-      </w:pPr>
-      <w:r>
-        <w:t>Объектом исследования является процесс учёта автомобильных запчастей и специального инструмента в условиях домашнего гаража или небольшой частной мастерской.</w:t>
-      </w:r>
-    </w:p>
-    <w:p>
-      <w:pPr>
-        <w:pStyle w:val="afff0"/>
-      </w:pPr>
-      <w:r>
-        <w:t>Предметом исследования является информационная система, автоматизирующая процессы поступления, хранения, поиска и расхода запчастей и инструмента, разработанная на платформе 1С:Предприятие.</w:t>
-      </w:r>
-    </w:p>
-    <w:p>
-      <w:pPr>
-        <w:pStyle w:val="afff0"/>
-      </w:pPr>
-      <w:r>
-        <w:t>Для достижения поставленной цели необходимо решить следующие задачи:</w:t>
-      </w:r>
-    </w:p>
-    <w:p>
-      <w:pPr>
-        <w:pStyle w:val="a0"/>
-      </w:pPr>
-      <w:r>
-        <w:t>Провести анализ конкурентной среды</w:t>
-      </w:r>
-    </w:p>
-    <w:p>
-      <w:pPr>
-        <w:pStyle w:val="a0"/>
-      </w:pPr>
-      <w:r>
-        <w:t>Провести анализ жизнеспособности проекта</w:t>
-      </w:r>
-    </w:p>
-    <w:p>
-      <w:pPr>
-        <w:pStyle w:val="a0"/>
-      </w:pPr>
-      <w:r>
-        <w:t>Разработать модель монетизации</w:t>
-      </w:r>
-    </w:p>
-    <w:p>
-      <w:pPr>
-        <w:pStyle w:val="a0"/>
-      </w:pPr>
-      <w:r>
-        <w:t>Разработать конфигурацию под платформу 1С:Предприятие</w:t>
-      </w:r>
-    </w:p>
-    <w:p>
-      <w:pPr>
-        <w:pStyle w:val="a0"/>
-      </w:pPr>
-      <w:r>
-        <w:t>Провести тестирование функционала</w:t>
-      </w:r>
-      <w:r>
-        <w:t xml:space="preserve"> конфигурации</w:t>
-      </w:r>
-    </w:p>
-    <w:p>
-      <w:pPr>
-        <w:pStyle w:val="a4"/>
-      </w:pPr>
-      <w:r>
-        <w:t>Методологическая основа</w:t>
-      </w:r>
-    </w:p>
-    <w:p>
-      <w:pPr>
-        <w:pStyle w:val="afff0"/>
-      </w:pPr>
-      <w:r>
-        <w:t>В работе используются следующие методы исследования:</w:t>
-      </w:r>
-    </w:p>
-    <w:p>
-      <w:pPr>
-        <w:pStyle w:val="a0"/>
-      </w:pPr>
-      <w:r>
-        <w:t>сравнительный анализ — для оценки конкурентных решений;</w:t>
-      </w:r>
-    </w:p>
-    <w:p>
-      <w:pPr>
-        <w:pStyle w:val="a0"/>
-      </w:pPr>
-      <w:r>
-        <w:lastRenderedPageBreak/>
-        <w:t>системный анализ — для декомпозиции предметной области и выявления сущностей, связей и процессов;</w:t>
-      </w:r>
-    </w:p>
-    <w:p>
-      <w:pPr>
-        <w:pStyle w:val="a0"/>
-      </w:pPr>
-      <w:r>
-        <w:t>моделирование бизнес-процессов — для описания жизненного цикла запчасти и документооборота;</w:t>
-      </w:r>
-    </w:p>
-    <w:p>
-      <w:pPr>
-        <w:pStyle w:val="a0"/>
-      </w:pPr>
-      <w:r>
-        <w:t>прототипирование — для создания макетов пользовательского интерфейса;</w:t>
-      </w:r>
-    </w:p>
-    <w:p>
-      <w:pPr>
-        <w:pStyle w:val="a0"/>
-      </w:pPr>
-      <w:r>
-        <w:t>SWOT-анализ — для оценки жизнеспособности проекта;</w:t>
-      </w:r>
-    </w:p>
-    <w:p>
-      <w:pPr>
-        <w:pStyle w:val="a0"/>
-      </w:pPr>
-      <w:r>
-        <w:t>экономический анализ — для обоснования модели монетизации.</w:t>
-      </w:r>
-    </w:p>
-    <w:p>
-      <w:pPr>
-        <w:pStyle w:val="a3"/>
-      </w:pPr>
-      <w:bookmarkStart w:id="8" w:name="_Toc146280265"/>
-      <w:bookmarkStart w:id="9" w:name="_Toc146714456"/>
-      <w:bookmarkStart w:id="10" w:name="_Toc146718945"/>
-      <w:r>
-        <w:t xml:space="preserve">Анализ </w:t>
-      </w:r>
       <w:bookmarkEnd w:id="8"/>
       <w:bookmarkEnd w:id="9"/>
-      <w:bookmarkEnd w:id="10"/>
       <w:r>
         <w:t>конкурентной среды</w:t>
       </w:r>
@@ -1698,9 +2789,35 @@
       <w:pPr>
         <w:pStyle w:val="a4"/>
       </w:pPr>
-      <w:r>
-        <w:t>Методология проведения конкурентного анализа</w:t>
-      </w:r>
+      <w:proofErr w:type="spellStart"/>
+      <w:r>
+        <w:t>Методология</w:t>
+      </w:r>
+      <w:proofErr w:type="spellEnd"/>
+      <w:r>
+        <w:t xml:space="preserve"> </w:t>
+      </w:r>
+      <w:proofErr w:type="spellStart"/>
+      <w:r>
+        <w:t>проведения</w:t>
+      </w:r>
+      <w:proofErr w:type="spellEnd"/>
+      <w:r>
+        <w:t xml:space="preserve"> </w:t>
+      </w:r>
+      <w:proofErr w:type="spellStart"/>
+      <w:r>
+        <w:t>конкурентного</w:t>
+      </w:r>
+      <w:proofErr w:type="spellEnd"/>
+      <w:r>
+        <w:t xml:space="preserve"> </w:t>
+      </w:r>
+      <w:proofErr w:type="spellStart"/>
+      <w:r>
+        <w:t>анализа</w:t>
+      </w:r>
+      <w:proofErr w:type="spellEnd"/>
     </w:p>
     <w:p>
       <w:pPr>
@@ -1723,7 +2840,13 @@
         <w:pStyle w:val="a0"/>
       </w:pPr>
       <w:r>
-        <w:t>Функциональное соответствие — насколько решение покрывает потребности домашнего гаражного учёта.</w:t>
+        <w:t xml:space="preserve">Функциональное соответствие </w:t>
+      </w:r>
+      <w:r>
+        <w:t xml:space="preserve">– </w:t>
+      </w:r>
+      <w:r>
+        <w:t>насколько решение покрывает потребности домашнего гаражного учёта.</w:t>
       </w:r>
     </w:p>
     <w:p>
@@ -1731,7 +2854,13 @@
         <w:pStyle w:val="a0"/>
       </w:pPr>
       <w:r>
-        <w:t>Простота внедрения и использования — порог входа для пользователя, не являющегося ИТ-специалистом.</w:t>
+        <w:t xml:space="preserve">Простота внедрения и использования </w:t>
+      </w:r>
+      <w:r>
+        <w:t xml:space="preserve">– </w:t>
+      </w:r>
+      <w:r>
+        <w:t>порог входа для пользователя, не являющегося ИТ-специалистом.</w:t>
       </w:r>
     </w:p>
     <w:p>
@@ -1739,7 +2868,13 @@
         <w:pStyle w:val="a0"/>
       </w:pPr>
       <w:r>
-        <w:t>Стоимость владения — совокупные затраты на приобретение, внедрение и поддержку решения</w:t>
+        <w:t xml:space="preserve">Стоимость владения </w:t>
+      </w:r>
+      <w:r>
+        <w:t xml:space="preserve">– </w:t>
+      </w:r>
+      <w:r>
+        <w:t>совокупные затраты на приобретение, внедрение и поддержку решения</w:t>
       </w:r>
       <w:r>
         <w:t>.</w:t>
@@ -1751,7 +2886,13 @@
       </w:pPr>
       <w:r>
         <w:lastRenderedPageBreak/>
-        <w:t>Гибкость и масштабируемость — возможность адаптации решения под индивидуальные потребности пользователя, расширение функциональности, рост объёмов учёта.</w:t>
+        <w:t xml:space="preserve">Гибкость и масштабируемость </w:t>
+      </w:r>
+      <w:r>
+        <w:t xml:space="preserve">– </w:t>
+      </w:r>
+      <w:r>
+        <w:t>возможность адаптации решения под индивидуальные потребности пользователя, расширение функциональности, рост объёмов учёта.</w:t>
       </w:r>
     </w:p>
     <w:p>
@@ -1759,7 +2900,13 @@
         <w:pStyle w:val="a0"/>
       </w:pPr>
       <w:r>
-        <w:t>Платформенная доступность — на каких операционных системах и устройствах работает решение.</w:t>
+        <w:t xml:space="preserve">Платформенная доступность </w:t>
+      </w:r>
+      <w:r>
+        <w:t xml:space="preserve">– </w:t>
+      </w:r>
+      <w:r>
+        <w:t>на каких операционных системах и устройствах работает решение.</w:t>
       </w:r>
     </w:p>
     <w:p>
@@ -1767,7 +2914,13 @@
         <w:pStyle w:val="a0"/>
       </w:pPr>
       <w:r>
-        <w:t>Поддержка российского рынка — наличие русскоязычного интерфейса, документации, сообщества, соответствие российским реалиям</w:t>
+        <w:t xml:space="preserve">Поддержка российского рынка </w:t>
+      </w:r>
+      <w:r>
+        <w:t xml:space="preserve">– </w:t>
+      </w:r>
+      <w:r>
+        <w:t>наличие русскоязычного интерфейса, документации, сообщества, соответствие российским реалиям</w:t>
       </w:r>
       <w:r>
         <w:t>.</w:t>
@@ -1785,8 +2938,13 @@
       <w:pPr>
         <w:pStyle w:val="a4"/>
       </w:pPr>
-      <w:r>
-        <w:t xml:space="preserve">Классификация </w:t>
+      <w:proofErr w:type="spellStart"/>
+      <w:r>
+        <w:t>Классификация</w:t>
+      </w:r>
+      <w:proofErr w:type="spellEnd"/>
+      <w:r>
+        <w:t xml:space="preserve"> </w:t>
       </w:r>
       <w:r>
         <w:rPr>
@@ -1794,9 +2952,11 @@
         </w:rPr>
         <w:t xml:space="preserve">и анализ </w:t>
       </w:r>
+      <w:proofErr w:type="spellStart"/>
       <w:r>
         <w:t>конкурентов</w:t>
       </w:r>
+      <w:proofErr w:type="spellEnd"/>
     </w:p>
     <w:p>
       <w:pPr>
@@ -1817,7 +2977,15 @@
         <w:t xml:space="preserve"> </w:t>
       </w:r>
       <w:r>
-        <w:t>К этой группе относятся типовые конфигурации 1С, предназначенные для ведения складского учёта: «1С:Управление торговлей», «1С:Управление нашей фирмой», «1С:Бухгалтерия». Эти решения близки по технологической платформе, но являются универсальными и не учитывают специфику учёта автомобильных запчастей.</w:t>
+        <w:t>К этой группе относятся типовые конфигурации 1С, предназначенные для ведения складского учёта: «1</w:t>
+      </w:r>
+      <w:proofErr w:type="gramStart"/>
+      <w:r>
+        <w:t>С:Управление</w:t>
+      </w:r>
+      <w:proofErr w:type="gramEnd"/>
+      <w:r>
+        <w:t xml:space="preserve"> торговлей», «1С:Управление нашей фирмой», «1С:Бухгалтерия». Эти решения близки по технологической платформе, но являются универсальными и не учитывают специфику учёта автомобильных запчастей.</w:t>
       </w:r>
     </w:p>
     <w:p>
@@ -1831,7 +2999,37 @@
         <w:t xml:space="preserve"> </w:t>
       </w:r>
       <w:r>
-        <w:t xml:space="preserve">В данную категорию входят программы для автосервисов и магазинов автозапчастей: «1С:Автосервис», TurboService, AutoSoft и другие. Их преимущество — наличие автомобильной специфики: работа с артикулами, моделями </w:t>
+        <w:t>В данную категорию входят программы для автосервисов и магазинов автозапчастей: «1</w:t>
+      </w:r>
+      <w:proofErr w:type="gramStart"/>
+      <w:r>
+        <w:t>С:Автосервис</w:t>
+      </w:r>
+      <w:proofErr w:type="gramEnd"/>
+      <w:r>
+        <w:t xml:space="preserve">», </w:t>
+      </w:r>
+      <w:proofErr w:type="spellStart"/>
+      <w:r>
+        <w:t>TurboService</w:t>
+      </w:r>
+      <w:proofErr w:type="spellEnd"/>
+      <w:r>
+        <w:t xml:space="preserve">, </w:t>
+      </w:r>
+      <w:proofErr w:type="spellStart"/>
+      <w:r>
+        <w:t>AutoSoft</w:t>
+      </w:r>
+      <w:proofErr w:type="spellEnd"/>
+      <w:r>
+        <w:t xml:space="preserve"> и другие. Их преимущество </w:t>
+      </w:r>
+      <w:r>
+        <w:t xml:space="preserve">– </w:t>
+      </w:r>
+      <w:r>
+        <w:t xml:space="preserve">наличие автомобильной специфики: работа с артикулами, моделями </w:t>
       </w:r>
       <w:r>
         <w:lastRenderedPageBreak/>
@@ -1849,7 +3047,23 @@
         <w:t xml:space="preserve"> </w:t>
       </w:r>
       <w:r>
-        <w:t>Это облачные и десктопные решения для складского учёта: «МойСклад», «Большая Птица», «Контур.Маркет», а также зарубежные аналоги. Они обладают развитым функционалом, но не содержат автомобильной специализации и чаще всего работают по подписочной модели.</w:t>
+        <w:t>Это облачные и десктопные решения для складского учёта: «</w:t>
+      </w:r>
+      <w:proofErr w:type="spellStart"/>
+      <w:r>
+        <w:t>МойСклад</w:t>
+      </w:r>
+      <w:proofErr w:type="spellEnd"/>
+      <w:r>
+        <w:t>», «Большая Птица», «</w:t>
+      </w:r>
+      <w:proofErr w:type="spellStart"/>
+      <w:r>
+        <w:t>Контур.Маркет</w:t>
+      </w:r>
+      <w:proofErr w:type="spellEnd"/>
+      <w:r>
+        <w:t>», а также зарубежные аналоги. Они обладают развитым функционалом, но не содержат автомобильной специализации и чаще всего работают по подписочной модели.</w:t>
       </w:r>
     </w:p>
     <w:p>
@@ -1863,7 +3077,69 @@
         <w:t xml:space="preserve"> </w:t>
       </w:r>
       <w:r>
-        <w:t>Сюда относятся приложения для простого учёта имущества и запасов: Sortly, Memento Database, Home Inventory, Parts Tracker. Также в эту группу можно включить Airtable и Notion. Их основное преимущество — простота и доступность, но они не обеспечивают полноценного складского учёта и документооборота.</w:t>
+        <w:t xml:space="preserve">Сюда относятся приложения для простого учёта имущества и запасов: </w:t>
+      </w:r>
+      <w:proofErr w:type="spellStart"/>
+      <w:r>
+        <w:t>Sortly</w:t>
+      </w:r>
+      <w:proofErr w:type="spellEnd"/>
+      <w:r>
+        <w:t xml:space="preserve">, </w:t>
+      </w:r>
+      <w:proofErr w:type="spellStart"/>
+      <w:r>
+        <w:t>Memento</w:t>
+      </w:r>
+      <w:proofErr w:type="spellEnd"/>
+      <w:r>
+        <w:t xml:space="preserve"> Database, Home </w:t>
+      </w:r>
+      <w:proofErr w:type="spellStart"/>
+      <w:r>
+        <w:t>Inventory</w:t>
+      </w:r>
+      <w:proofErr w:type="spellEnd"/>
+      <w:r>
+        <w:t xml:space="preserve">, </w:t>
+      </w:r>
+      <w:proofErr w:type="spellStart"/>
+      <w:r>
+        <w:t>Parts</w:t>
+      </w:r>
+      <w:proofErr w:type="spellEnd"/>
+      <w:r>
+        <w:t xml:space="preserve"> </w:t>
+      </w:r>
+      <w:proofErr w:type="spellStart"/>
+      <w:r>
+        <w:t>Tracker</w:t>
+      </w:r>
+      <w:proofErr w:type="spellEnd"/>
+      <w:r>
+        <w:t xml:space="preserve">. Также в эту группу можно включить </w:t>
+      </w:r>
+      <w:proofErr w:type="spellStart"/>
+      <w:r>
+        <w:t>Airtable</w:t>
+      </w:r>
+      <w:proofErr w:type="spellEnd"/>
+      <w:r>
+        <w:t xml:space="preserve"> и </w:t>
+      </w:r>
+      <w:proofErr w:type="spellStart"/>
+      <w:r>
+        <w:t>Notion</w:t>
+      </w:r>
+      <w:proofErr w:type="spellEnd"/>
+      <w:r>
+        <w:t xml:space="preserve">. Их основное преимущество </w:t>
+      </w:r>
+      <w:r>
+        <w:t xml:space="preserve">– </w:t>
+      </w:r>
+      <w:r>
+        <w:t>простота и доступность, но они не обеспечивают полноценного складского учёта и документооборота.</w:t>
       </w:r>
     </w:p>
     <w:p>
@@ -1877,7 +3153,15 @@
         <w:t xml:space="preserve"> </w:t>
       </w:r>
       <w:r>
-        <w:t>Наиболее массовая категория в домашнем сегменте. Многие автовладельцы используют Excel или Google Sheets, а часть вообще не ведёт учёт, полагаясь на память. Именно эти варианты являются основными альтернативами для целевой аудитории проекта.</w:t>
+        <w:t xml:space="preserve">Наиболее массовая категория в домашнем сегменте. Многие автовладельцы используют Excel или Google </w:t>
+      </w:r>
+      <w:proofErr w:type="spellStart"/>
+      <w:r>
+        <w:t>Sheets</w:t>
+      </w:r>
+      <w:proofErr w:type="spellEnd"/>
+      <w:r>
+        <w:t>, а часть вообще не ведёт учёт, полагаясь на память. Именно эти варианты являются основными альтернативами для целевой аудитории проекта.</w:t>
       </w:r>
     </w:p>
     <w:p>
@@ -1911,7 +3195,13 @@
         <w:pStyle w:val="afff0"/>
       </w:pPr>
       <w:r>
-        <w:t>Для наглядного сопоставления конкурентных решений с проектируемой системой составлена сводная таблица по ключевым критериям. Оценка проводится по пятибалльной шкале, где 5 — наилучший результат.</w:t>
+        <w:t xml:space="preserve">Для наглядного сопоставления конкурентных решений с проектируемой системой составлена сводная таблица по ключевым критериям. Оценка проводится по пятибалльной шкале, где 5 </w:t>
+      </w:r>
+      <w:r>
+        <w:t xml:space="preserve">– </w:t>
+      </w:r>
+      <w:r>
+        <w:t>наилучший результат.</w:t>
       </w:r>
     </w:p>
     <w:p>
@@ -1993,8 +3283,17 @@
                 <w:sz w:val="22"/>
                 <w:szCs w:val="22"/>
               </w:rPr>
-              <w:t>1С:УТ</w:t>
-            </w:r>
+              <w:t>1</w:t>
+            </w:r>
+            <w:proofErr w:type="gramStart"/>
+            <w:r>
+              <w:rPr>
+                <w:sz w:val="22"/>
+                <w:szCs w:val="22"/>
+              </w:rPr>
+              <w:t>С:УТ</w:t>
+            </w:r>
+            <w:proofErr w:type="gramEnd"/>
           </w:p>
         </w:tc>
         <w:tc>
@@ -2015,8 +3314,17 @@
                 <w:sz w:val="22"/>
                 <w:szCs w:val="22"/>
               </w:rPr>
-              <w:t>1С:УНФ</w:t>
-            </w:r>
+              <w:t>1</w:t>
+            </w:r>
+            <w:proofErr w:type="gramStart"/>
+            <w:r>
+              <w:rPr>
+                <w:sz w:val="22"/>
+                <w:szCs w:val="22"/>
+              </w:rPr>
+              <w:t>С:УНФ</w:t>
+            </w:r>
+            <w:proofErr w:type="gramEnd"/>
           </w:p>
         </w:tc>
         <w:tc>
@@ -2037,8 +3345,17 @@
                 <w:sz w:val="22"/>
                 <w:szCs w:val="22"/>
               </w:rPr>
-              <w:t>1С:Автосервис</w:t>
-            </w:r>
+              <w:t>1</w:t>
+            </w:r>
+            <w:proofErr w:type="gramStart"/>
+            <w:r>
+              <w:rPr>
+                <w:sz w:val="22"/>
+                <w:szCs w:val="22"/>
+              </w:rPr>
+              <w:t>С:Автосервис</w:t>
+            </w:r>
+            <w:proofErr w:type="gramEnd"/>
           </w:p>
         </w:tc>
         <w:tc>
@@ -2076,6 +3393,7 @@
                 <w:szCs w:val="22"/>
               </w:rPr>
             </w:pPr>
+            <w:proofErr w:type="spellStart"/>
             <w:r>
               <w:rPr>
                 <w:sz w:val="22"/>
@@ -2083,6 +3401,7 @@
               </w:rPr>
               <w:t>Sortly</w:t>
             </w:r>
+            <w:proofErr w:type="spellEnd"/>
           </w:p>
         </w:tc>
         <w:tc>
@@ -2098,6 +3417,7 @@
                 <w:szCs w:val="22"/>
               </w:rPr>
             </w:pPr>
+            <w:proofErr w:type="spellStart"/>
             <w:r>
               <w:rPr>
                 <w:sz w:val="22"/>
@@ -2105,6 +3425,7 @@
               </w:rPr>
               <w:t>Memento</w:t>
             </w:r>
+            <w:proofErr w:type="spellEnd"/>
           </w:p>
         </w:tc>
         <w:tc>
@@ -3638,9 +4959,27 @@
       <w:pPr>
         <w:pStyle w:val="a4"/>
       </w:pPr>
-      <w:r>
-        <w:t>Определение целевой аудитории</w:t>
-      </w:r>
+      <w:proofErr w:type="spellStart"/>
+      <w:r>
+        <w:t>Определение</w:t>
+      </w:r>
+      <w:proofErr w:type="spellEnd"/>
+      <w:r>
+        <w:t xml:space="preserve"> </w:t>
+      </w:r>
+      <w:proofErr w:type="spellStart"/>
+      <w:r>
+        <w:t>целевой</w:t>
+      </w:r>
+      <w:proofErr w:type="spellEnd"/>
+      <w:r>
+        <w:t xml:space="preserve"> </w:t>
+      </w:r>
+      <w:proofErr w:type="spellStart"/>
+      <w:r>
+        <w:t>аудитории</w:t>
+      </w:r>
+      <w:proofErr w:type="spellEnd"/>
     </w:p>
     <w:p>
       <w:pPr>
@@ -3655,7 +4994,13 @@
         <w:pStyle w:val="afff0"/>
       </w:pPr>
       <w:r>
-        <w:t>Группа 1: Автовладельцы, самостоятельно обслуживающие свой автомобиль. Основной и наиболее массовый сегмент. Реалистичная оценка ядра сегмента — 500 тыс. – 2 млн человек.</w:t>
+        <w:t xml:space="preserve">Группа 1: Автовладельцы, самостоятельно обслуживающие свой автомобиль. Основной и наиболее массовый сегмент. Реалистичная оценка ядра сегмента </w:t>
+      </w:r>
+      <w:r>
+        <w:t xml:space="preserve">– </w:t>
+      </w:r>
+      <w:r>
+        <w:t>500 тыс. – 2 млн человек.</w:t>
       </w:r>
     </w:p>
     <w:p>
@@ -3679,16 +5024,40 @@
         <w:pStyle w:val="afff0"/>
       </w:pPr>
       <w:r>
-        <w:t>Группа 4: Небольшие частные мастерские. Микропредприятия с 1–3 сотрудниками. Наиболее интересный сегмент с точки зрения монетизации — характеризуется большей готовностью платить за программное обеспечение.</w:t>
+        <w:t xml:space="preserve">Группа 4: Небольшие частные мастерские. Микропредприятия с 1–3 сотрудниками. Наиболее интересный сегмент с точки зрения монетизации </w:t>
+      </w:r>
+      <w:r>
+        <w:t xml:space="preserve">– </w:t>
+      </w:r>
+      <w:r>
+        <w:t>характеризуется большей готовностью платить за программное обеспечение.</w:t>
       </w:r>
     </w:p>
     <w:p>
       <w:pPr>
         <w:pStyle w:val="a4"/>
       </w:pPr>
-      <w:r>
-        <w:t>Оценка рыночного потенциала</w:t>
-      </w:r>
+      <w:proofErr w:type="spellStart"/>
+      <w:r>
+        <w:t>Оценка</w:t>
+      </w:r>
+      <w:proofErr w:type="spellEnd"/>
+      <w:r>
+        <w:t xml:space="preserve"> </w:t>
+      </w:r>
+      <w:proofErr w:type="spellStart"/>
+      <w:r>
+        <w:t>рыночного</w:t>
+      </w:r>
+      <w:proofErr w:type="spellEnd"/>
+      <w:r>
+        <w:t xml:space="preserve"> </w:t>
+      </w:r>
+      <w:proofErr w:type="spellStart"/>
+      <w:r>
+        <w:t>потенциала</w:t>
+      </w:r>
+      <w:proofErr w:type="spellEnd"/>
     </w:p>
     <w:p>
       <w:pPr>
@@ -3718,7 +5087,19 @@
         <w:rPr>
           <w:lang w:val="en-US"/>
         </w:rPr>
-        <w:t xml:space="preserve"> (TAM — Total Addressable Market). </w:t>
+        <w:t xml:space="preserve"> (TAM </w:t>
+      </w:r>
+      <w:r>
+        <w:rPr>
+          <w:lang w:val="en-US"/>
+        </w:rPr>
+        <w:t xml:space="preserve">– </w:t>
+      </w:r>
+      <w:r>
+        <w:rPr>
+          <w:lang w:val="en-US"/>
+        </w:rPr>
+        <w:t xml:space="preserve">Total Addressable Market). </w:t>
       </w:r>
       <w:r>
         <w:t xml:space="preserve">Совокупный объём потенциального рынка определяется общим числом автовладельцев, самостоятельно обслуживающих свои автомобили и имеющих </w:t>
@@ -3748,7 +5129,19 @@
         <w:rPr>
           <w:lang w:val="en-US"/>
         </w:rPr>
-        <w:t xml:space="preserve"> (SAM — Serviceable Addressable Market). </w:t>
+        <w:t xml:space="preserve"> (SAM </w:t>
+      </w:r>
+      <w:r>
+        <w:rPr>
+          <w:lang w:val="en-US"/>
+        </w:rPr>
+        <w:t xml:space="preserve">– </w:t>
+      </w:r>
+      <w:r>
+        <w:rPr>
+          <w:lang w:val="en-US"/>
+        </w:rPr>
+        <w:t xml:space="preserve">Serviceable Addressable Market). </w:t>
       </w:r>
       <w:r>
         <w:t>Из общего объёма необходимо выделить тех пользователей, которые технически способны и психологически готовы использовать решение на платформе 1С. Однако домашние пользователи знакомы с 1С значительно реже. С учётом этого ограничения доступный рынок оценивается в 200–500 тысяч человек.</w:t>
@@ -3774,7 +5167,19 @@
         <w:rPr>
           <w:lang w:val="en-US"/>
         </w:rPr>
-        <w:t xml:space="preserve"> (SOM — Serviceable Obtainable Market). </w:t>
+        <w:t xml:space="preserve"> (SOM </w:t>
+      </w:r>
+      <w:r>
+        <w:rPr>
+          <w:lang w:val="en-US"/>
+        </w:rPr>
+        <w:t xml:space="preserve">– </w:t>
+      </w:r>
+      <w:r>
+        <w:rPr>
+          <w:lang w:val="en-US"/>
+        </w:rPr>
+        <w:t xml:space="preserve">Serviceable Obtainable Market). </w:t>
       </w:r>
       <w:r>
         <w:t>Реалистичная доля рынка, которую проект может захватить в первые два-три года, определяется эффективностью каналов продвижения и маркетинговым бюджетом. Для нишевого продукта с ограниченным бюджетом продвижения целевой рынок оценивается в 5–15 тысяч пользователей.</w:t>
@@ -3785,8 +5190,21 @@
         <w:pStyle w:val="a4"/>
       </w:pPr>
       <w:r>
-        <w:t>SWOT-анализ проекта</w:t>
-      </w:r>
+        <w:t>SWOT-</w:t>
+      </w:r>
+      <w:proofErr w:type="spellStart"/>
+      <w:r>
+        <w:t>анализ</w:t>
+      </w:r>
+      <w:proofErr w:type="spellEnd"/>
+      <w:r>
+        <w:t xml:space="preserve"> </w:t>
+      </w:r>
+      <w:proofErr w:type="spellStart"/>
+      <w:r>
+        <w:t>проекта</w:t>
+      </w:r>
+      <w:proofErr w:type="spellEnd"/>
     </w:p>
     <w:p>
       <w:pPr>
@@ -3801,7 +5219,15 @@
         <w:pStyle w:val="afff0"/>
       </w:pPr>
       <w:r>
-        <w:t>Сильные стороны (Strengths)</w:t>
+        <w:t>Сильные стороны (</w:t>
+      </w:r>
+      <w:proofErr w:type="spellStart"/>
+      <w:r>
+        <w:t>Strengths</w:t>
+      </w:r>
+      <w:proofErr w:type="spellEnd"/>
+      <w:r>
+        <w:t>)</w:t>
       </w:r>
       <w:r>
         <w:t>:</w:t>
@@ -3852,8 +5278,13 @@
       <w:pPr>
         <w:pStyle w:val="a0"/>
       </w:pPr>
-      <w:r>
-        <w:t>Предзаполненные справочники марок, моделей, категорий запчастей</w:t>
+      <w:proofErr w:type="spellStart"/>
+      <w:r>
+        <w:t>Предзаполненные</w:t>
+      </w:r>
+      <w:proofErr w:type="spellEnd"/>
+      <w:r>
+        <w:t xml:space="preserve"> справочники марок, моделей, категорий запчастей</w:t>
       </w:r>
     </w:p>
     <w:p>
@@ -3862,7 +5293,15 @@
       </w:pPr>
       <w:r>
         <w:lastRenderedPageBreak/>
-        <w:t>Слабые стороны (Weaknesses)</w:t>
+        <w:t>Слабые стороны (</w:t>
+      </w:r>
+      <w:proofErr w:type="spellStart"/>
+      <w:r>
+        <w:t>Weaknesses</w:t>
+      </w:r>
+      <w:proofErr w:type="spellEnd"/>
+      <w:r>
+        <w:t>)</w:t>
       </w:r>
       <w:r>
         <w:t>:</w:t>
@@ -3913,7 +5352,15 @@
         <w:pStyle w:val="afff0"/>
       </w:pPr>
       <w:r>
-        <w:t>Возможности (Opportunities)</w:t>
+        <w:t>Возможности (</w:t>
+      </w:r>
+      <w:proofErr w:type="spellStart"/>
+      <w:r>
+        <w:t>Opportunities</w:t>
+      </w:r>
+      <w:proofErr w:type="spellEnd"/>
+      <w:r>
+        <w:t>)</w:t>
       </w:r>
       <w:r>
         <w:t>:</w:t>
@@ -3924,7 +5371,13 @@
         <w:pStyle w:val="a0"/>
       </w:pPr>
       <w:r>
-        <w:t>Неудовлетворённый спрос — подтверждённая потребность при отсутствии целевого решения</w:t>
+        <w:t xml:space="preserve">Неудовлетворённый спрос </w:t>
+      </w:r>
+      <w:r>
+        <w:t xml:space="preserve">– </w:t>
+      </w:r>
+      <w:r>
+        <w:t>подтверждённая потребность при отсутствии целевого решения</w:t>
       </w:r>
     </w:p>
     <w:p>
@@ -3940,7 +5393,15 @@
         <w:pStyle w:val="a0"/>
       </w:pPr>
       <w:r>
-        <w:t>Экосистема 1С — публикация на портале 1С:ИТС даёт доступ к миллионам пользователей</w:t>
+        <w:t>Экосистема 1С — публикация на портале 1</w:t>
+      </w:r>
+      <w:proofErr w:type="gramStart"/>
+      <w:r>
+        <w:t>С:ИТС</w:t>
+      </w:r>
+      <w:proofErr w:type="gramEnd"/>
+      <w:r>
+        <w:t xml:space="preserve"> даёт доступ к миллионам пользователей</w:t>
       </w:r>
     </w:p>
     <w:p>
@@ -3956,7 +5417,15 @@
         <w:pStyle w:val="afff0"/>
       </w:pPr>
       <w:r>
-        <w:t>Угрозы (Threats)</w:t>
+        <w:t>Угрозы (</w:t>
+      </w:r>
+      <w:proofErr w:type="spellStart"/>
+      <w:r>
+        <w:t>Threats</w:t>
+      </w:r>
+      <w:proofErr w:type="spellEnd"/>
+      <w:r>
+        <w:t>)</w:t>
       </w:r>
       <w:r>
         <w:t>:</w:t>
@@ -3998,9 +5467,35 @@
       <w:pPr>
         <w:pStyle w:val="a4"/>
       </w:pPr>
-      <w:r>
-        <w:t>Выводы по жизнеспособности проекта</w:t>
-      </w:r>
+      <w:proofErr w:type="spellStart"/>
+      <w:r>
+        <w:t>Выводы</w:t>
+      </w:r>
+      <w:proofErr w:type="spellEnd"/>
+      <w:r>
+        <w:t xml:space="preserve"> </w:t>
+      </w:r>
+      <w:proofErr w:type="spellStart"/>
+      <w:r>
+        <w:t>по</w:t>
+      </w:r>
+      <w:proofErr w:type="spellEnd"/>
+      <w:r>
+        <w:t xml:space="preserve"> </w:t>
+      </w:r>
+      <w:proofErr w:type="spellStart"/>
+      <w:r>
+        <w:t>жизнеспособности</w:t>
+      </w:r>
+      <w:proofErr w:type="spellEnd"/>
+      <w:r>
+        <w:t xml:space="preserve"> </w:t>
+      </w:r>
+      <w:proofErr w:type="spellStart"/>
+      <w:r>
+        <w:t>проекта</w:t>
+      </w:r>
+      <w:proofErr w:type="spellEnd"/>
     </w:p>
     <w:p>
       <w:pPr>
@@ -4055,9 +5550,35 @@
       <w:pPr>
         <w:pStyle w:val="a4"/>
       </w:pPr>
-      <w:r>
-        <w:t>Обоснование выбора модели монетизации</w:t>
-      </w:r>
+      <w:proofErr w:type="spellStart"/>
+      <w:r>
+        <w:t>Обоснование</w:t>
+      </w:r>
+      <w:proofErr w:type="spellEnd"/>
+      <w:r>
+        <w:t xml:space="preserve"> </w:t>
+      </w:r>
+      <w:proofErr w:type="spellStart"/>
+      <w:r>
+        <w:t>выбора</w:t>
+      </w:r>
+      <w:proofErr w:type="spellEnd"/>
+      <w:r>
+        <w:t xml:space="preserve"> </w:t>
+      </w:r>
+      <w:proofErr w:type="spellStart"/>
+      <w:r>
+        <w:t>модели</w:t>
+      </w:r>
+      <w:proofErr w:type="spellEnd"/>
+      <w:r>
+        <w:t xml:space="preserve"> </w:t>
+      </w:r>
+      <w:proofErr w:type="spellStart"/>
+      <w:r>
+        <w:t>монетизации</w:t>
+      </w:r>
+      <w:proofErr w:type="spellEnd"/>
     </w:p>
     <w:p>
       <w:pPr>
@@ -4072,7 +5593,25 @@
         <w:pStyle w:val="afff0"/>
       </w:pPr>
       <w:r>
-        <w:t>Основная аудитория — автовладельцы-энтузиасты — характеризуется ограниченной готовностью платить за ПО для домашнего использования. Самостоятельное обслуживание автомобиля зачастую мотивировано экономией, и дорогостоящий продукт вступит в противоречие с этой мотивацией. Главным конкурентом системы является не другое программное решение, а бесплатный Excel и привычка не вести учёт вовсе — следовательно, финансовый порог входа должен быть нулевым. При этом продукт является нишевым, и объём рынка не позволяет рассчитывать на массовые продажи по высокой цене.</w:t>
+        <w:t xml:space="preserve">Основная аудитория </w:t>
+      </w:r>
+      <w:r>
+        <w:t xml:space="preserve">– </w:t>
+      </w:r>
+      <w:r>
+        <w:t xml:space="preserve">автовладельцы-энтузиасты </w:t>
+      </w:r>
+      <w:r>
+        <w:t xml:space="preserve">– </w:t>
+      </w:r>
+      <w:r>
+        <w:t xml:space="preserve">характеризуется ограниченной готовностью платить за ПО для домашнего использования. Самостоятельное обслуживание автомобиля зачастую мотивировано экономией, и дорогостоящий продукт вступит в противоречие с этой мотивацией. Главным конкурентом системы является не другое программное решение, а бесплатный Excel и привычка не вести учёт вовсе </w:t>
+      </w:r>
+      <w:r>
+        <w:t xml:space="preserve">– </w:t>
+      </w:r>
+      <w:r>
+        <w:t>следовательно, финансовый порог входа должен быть нулевым. При этом продукт является нишевым, и объём рынка не позволяет рассчитывать на массовые продажи по высокой цене.</w:t>
       </w:r>
     </w:p>
     <w:p>
@@ -4080,7 +5619,21 @@
         <w:pStyle w:val="afff0"/>
       </w:pPr>
       <w:r>
-        <w:t xml:space="preserve">С учётом этих факторов выбрана модель Freemium — бесплатная базовая версия с платными расширениями. Модель позволяет привлечь максимальное число пользователей без финансового барьера, сформировать привычку </w:t>
+        <w:t xml:space="preserve">С учётом этих факторов выбрана модель </w:t>
+      </w:r>
+      <w:proofErr w:type="spellStart"/>
+      <w:r>
+        <w:t>Freemium</w:t>
+      </w:r>
+      <w:proofErr w:type="spellEnd"/>
+      <w:r>
+        <w:t xml:space="preserve"> </w:t>
+      </w:r>
+      <w:r>
+        <w:t xml:space="preserve">– </w:t>
+      </w:r>
+      <w:r>
+        <w:t xml:space="preserve">бесплатная базовая версия с платными расширениями. Модель позволяет привлечь максимальное число пользователей без финансового барьера, сформировать привычку </w:t>
       </w:r>
       <w:r>
         <w:lastRenderedPageBreak/>
@@ -4091,9 +5644,19 @@
       <w:pPr>
         <w:pStyle w:val="a4"/>
       </w:pPr>
-      <w:r>
-        <w:t>Структура продукта</w:t>
-      </w:r>
+      <w:proofErr w:type="spellStart"/>
+      <w:r>
+        <w:t>Структура</w:t>
+      </w:r>
+      <w:proofErr w:type="spellEnd"/>
+      <w:r>
+        <w:t xml:space="preserve"> </w:t>
+      </w:r>
+      <w:proofErr w:type="spellStart"/>
+      <w:r>
+        <w:t>продукта</w:t>
+      </w:r>
+      <w:proofErr w:type="spellEnd"/>
     </w:p>
     <w:p>
       <w:pPr>
@@ -4157,17 +5720,41 @@
       <w:pPr>
         <w:pStyle w:val="a4"/>
       </w:pPr>
+      <w:proofErr w:type="spellStart"/>
       <w:r>
         <w:lastRenderedPageBreak/>
-        <w:t>Ценообразование и финансовая модель</w:t>
-      </w:r>
+        <w:t>Ценообразование</w:t>
+      </w:r>
+      <w:proofErr w:type="spellEnd"/>
+      <w:r>
+        <w:t xml:space="preserve"> и </w:t>
+      </w:r>
+      <w:proofErr w:type="spellStart"/>
+      <w:r>
+        <w:t>финансовая</w:t>
+      </w:r>
+      <w:proofErr w:type="spellEnd"/>
+      <w:r>
+        <w:t xml:space="preserve"> </w:t>
+      </w:r>
+      <w:proofErr w:type="spellStart"/>
+      <w:r>
+        <w:t>модель</w:t>
+      </w:r>
+      <w:proofErr w:type="spellEnd"/>
     </w:p>
     <w:p>
       <w:pPr>
         <w:pStyle w:val="afff0"/>
       </w:pPr>
       <w:r>
-        <w:t>Ценообразование проекта строится на принципе доступности: стоимость продукта должна быть приемлемой для домашнего пользователя и соразмерной решаемой задаче. Разовая стоимость расширенной версии может составлять 1 990–2 990 рублей, а профессиональной — 5 990–8 990 рублей. Такой уровень цены сопоставим с расходами на одно техническое обслуживание автомобиля, что позволяет обосновать покупку практической выгодой: система окупается уже после предотвращения одной-двух лишних покупок запчастей.</w:t>
+        <w:t xml:space="preserve">Ценообразование проекта строится на принципе доступности: стоимость продукта должна быть приемлемой для домашнего пользователя и соразмерной решаемой задаче. Разовая стоимость расширенной версии может составлять 1 990–2 990 рублей, а профессиональной </w:t>
+      </w:r>
+      <w:r>
+        <w:t xml:space="preserve">– </w:t>
+      </w:r>
+      <w:r>
+        <w:t>5 990–8 990 рублей. Такой уровень цены сопоставим с расходами на одно техническое обслуживание автомобиля, что позволяет обосновать покупку практической выгодой: система окупается уже после предотвращения одной-двух лишних покупок запчастей.</w:t>
       </w:r>
     </w:p>
     <w:p>
@@ -4175,7 +5762,13 @@
         <w:pStyle w:val="afff0"/>
       </w:pPr>
       <w:r>
-        <w:t>При консервативном сценарии в первый год возможно привлечение 2 000–3 000 пользователей бесплатной версии. При конверсии 10–15% это даст 200–450 платных пользователей. При средней стоимости покупки около 2 500 рублей выручка может составить 500 000–1 125 000 рублей, а с учётом дополнительных услуг — до 1,5 млн рублей.</w:t>
+        <w:t xml:space="preserve">При консервативном сценарии в первый год возможно привлечение 2 000–3 000 пользователей бесплатной версии. При конверсии 10–15% это даст 200–450 платных пользователей. При средней стоимости покупки около 2 500 рублей выручка может составить 500 000–1 125 000 рублей, а с учётом дополнительных услуг </w:t>
+      </w:r>
+      <w:r>
+        <w:t xml:space="preserve">– </w:t>
+      </w:r>
+      <w:r>
+        <w:t>до 1,5 млн рублей.</w:t>
       </w:r>
     </w:p>
     <w:p>
@@ -4222,13 +5815,32 @@
         <w:pStyle w:val="afff0"/>
       </w:pPr>
       <w:r>
-        <w:t>Для создания информационной системы учёта автомобильных запчастей и инструмента была выбрана гибкая (agile) методология, базирующаяся на принципах</w:t>
+        <w:t>Для создания информационной системы учёта автомобильных запчастей и инструмента была выбрана</w:t>
       </w:r>
       <w:r>
         <w:t xml:space="preserve"> </w:t>
       </w:r>
       <w:r>
-        <w:t>Kanban.</w:t>
+        <w:t>гибкая (</w:t>
+      </w:r>
+      <w:proofErr w:type="spellStart"/>
+      <w:r>
+        <w:t>agile</w:t>
+      </w:r>
+      <w:proofErr w:type="spellEnd"/>
+      <w:r>
+        <w:t>) методология, базирующаяся на принципах</w:t>
+      </w:r>
+      <w:r>
+        <w:t xml:space="preserve"> </w:t>
+      </w:r>
+      <w:proofErr w:type="spellStart"/>
+      <w:r>
+        <w:t>Kanban</w:t>
+      </w:r>
+      <w:proofErr w:type="spellEnd"/>
+      <w:r>
+        <w:t>.</w:t>
       </w:r>
     </w:p>
     <w:p>
@@ -4241,9 +5853,11 @@
       <w:r>
         <w:t xml:space="preserve"> </w:t>
       </w:r>
+      <w:proofErr w:type="spellStart"/>
       <w:r>
         <w:t>Trello</w:t>
       </w:r>
+      <w:proofErr w:type="spellEnd"/>
       <w:r>
         <w:t xml:space="preserve"> </w:t>
       </w:r>
@@ -4264,21 +5878,41 @@
       <w:r>
         <w:t xml:space="preserve"> </w:t>
       </w:r>
+      <w:proofErr w:type="spellStart"/>
       <w:r>
         <w:t>Git</w:t>
       </w:r>
+      <w:proofErr w:type="spellEnd"/>
       <w:r>
         <w:t xml:space="preserve"> </w:t>
       </w:r>
       <w:r>
-        <w:t>(репозиторий на платформе GitHub). Выгрузка конфигурации производится в формате</w:t>
+        <w:t xml:space="preserve">(репозиторий на платформе </w:t>
+      </w:r>
+      <w:proofErr w:type="spellStart"/>
+      <w:r>
+        <w:t>GitHub</w:t>
+      </w:r>
+      <w:proofErr w:type="spellEnd"/>
+      <w:r>
+        <w:t xml:space="preserve">). Выгрузка конфигурации производится в </w:t>
+      </w:r>
+      <w:proofErr w:type="gramStart"/>
+      <w:r>
+        <w:t>формате</w:t>
       </w:r>
       <w:r>
         <w:t xml:space="preserve"> </w:t>
       </w:r>
       <w:r>
-        <w:t>.dt</w:t>
-      </w:r>
+        <w:t>.</w:t>
+      </w:r>
+      <w:proofErr w:type="spellStart"/>
+      <w:r>
+        <w:t>dt</w:t>
+      </w:r>
+      <w:proofErr w:type="spellEnd"/>
+      <w:proofErr w:type="gramEnd"/>
       <w:r>
         <w:t xml:space="preserve"> </w:t>
       </w:r>
@@ -4345,7 +5979,31 @@
         <w:pStyle w:val="afff0"/>
       </w:pPr>
       <w:r>
-        <w:t xml:space="preserve">Таким образом, выбранная методология Kanban в сочетании с Git и Trello позволяет эффективно управлять разработкой информационной системы в </w:t>
+        <w:t xml:space="preserve">Таким образом, выбранная методология </w:t>
+      </w:r>
+      <w:proofErr w:type="spellStart"/>
+      <w:r>
+        <w:t>Kanban</w:t>
+      </w:r>
+      <w:proofErr w:type="spellEnd"/>
+      <w:r>
+        <w:t xml:space="preserve"> в сочетании с </w:t>
+      </w:r>
+      <w:proofErr w:type="spellStart"/>
+      <w:r>
+        <w:t>Git</w:t>
+      </w:r>
+      <w:proofErr w:type="spellEnd"/>
+      <w:r>
+        <w:t xml:space="preserve"> и </w:t>
+      </w:r>
+      <w:proofErr w:type="spellStart"/>
+      <w:r>
+        <w:t>Trello</w:t>
+      </w:r>
+      <w:proofErr w:type="spellEnd"/>
+      <w:r>
+        <w:t xml:space="preserve"> позволяет эффективно управлять разработкой информационной системы в </w:t>
       </w:r>
       <w:r>
         <w:lastRenderedPageBreak/>
@@ -4417,7 +6075,13 @@
         <w:pStyle w:val="a0"/>
       </w:pPr>
       <w:r>
-        <w:t>Контроль остатков при списании — запрет расхода сверх текущего остатка</w:t>
+        <w:t xml:space="preserve">Контроль остатков при списании </w:t>
+      </w:r>
+      <w:r>
+        <w:t xml:space="preserve">– </w:t>
+      </w:r>
+      <w:r>
+        <w:t>запрет расхода сверх текущего остатка</w:t>
       </w:r>
     </w:p>
     <w:p>
@@ -4481,9 +6145,6 @@
         <w:pStyle w:val="a1"/>
       </w:pPr>
       <w:r>
-        <w:rPr>
-          <w:lang w:eastAsia="ru-RU"/>
-        </w:rPr>
         <w:lastRenderedPageBreak/>
         <w:drawing>
           <wp:anchor distT="0" distB="0" distL="114300" distR="114300" simplePos="0" relativeHeight="251659264" behindDoc="0" locked="0" layoutInCell="1" allowOverlap="1" wp14:anchorId="1CC51B8C" wp14:editId="1BCAE9A9">
@@ -4542,9 +6203,6 @@
         </w:drawing>
       </w:r>
       <w:r>
-        <w:rPr>
-          <w:lang w:eastAsia="ru-RU"/>
-        </w:rPr>
         <w:drawing>
           <wp:anchor distT="0" distB="0" distL="114300" distR="114300" simplePos="0" relativeHeight="251658240" behindDoc="0" locked="0" layoutInCell="1" allowOverlap="1" wp14:anchorId="12939FF8" wp14:editId="120C1751">
             <wp:simplePos x="0" y="0"/>
@@ -4618,9 +6276,6 @@
         <w:pStyle w:val="a1"/>
       </w:pPr>
       <w:r>
-        <w:rPr>
-          <w:lang w:eastAsia="ru-RU"/>
-        </w:rPr>
         <w:drawing>
           <wp:anchor distT="0" distB="0" distL="114300" distR="114300" simplePos="0" relativeHeight="251660288" behindDoc="0" locked="0" layoutInCell="1" allowOverlap="1" wp14:anchorId="6EF65FF1" wp14:editId="7A69B8D0">
             <wp:simplePos x="0" y="0"/>
@@ -4712,7 +6367,19 @@
         <w:rPr>
           <w:lang w:eastAsia="ru-RU"/>
         </w:rPr>
-        <w:t>Время открытия любой формы — не более 2 секунд</w:t>
+        <w:t xml:space="preserve">Время открытия любой формы </w:t>
+      </w:r>
+      <w:r>
+        <w:rPr>
+          <w:lang w:eastAsia="ru-RU"/>
+        </w:rPr>
+        <w:t xml:space="preserve">– </w:t>
+      </w:r>
+      <w:r>
+        <w:rPr>
+          <w:lang w:eastAsia="ru-RU"/>
+        </w:rPr>
+        <w:t>не более 2 секунд</w:t>
       </w:r>
     </w:p>
     <w:p>
@@ -4726,7 +6393,19 @@
         <w:rPr>
           <w:lang w:eastAsia="ru-RU"/>
         </w:rPr>
-        <w:t>Первоначальная настройка — не более 10 минут от установки до ввода первой запчасти</w:t>
+        <w:t xml:space="preserve">Первоначальная настройка </w:t>
+      </w:r>
+      <w:r>
+        <w:rPr>
+          <w:lang w:eastAsia="ru-RU"/>
+        </w:rPr>
+        <w:t xml:space="preserve">– </w:t>
+      </w:r>
+      <w:r>
+        <w:rPr>
+          <w:lang w:eastAsia="ru-RU"/>
+        </w:rPr>
+        <w:t>не более 10 минут от установки до ввода первой запчасти</w:t>
       </w:r>
     </w:p>
     <w:p>
@@ -4768,12 +6447,26 @@
         <w:rPr>
           <w:lang w:eastAsia="ru-RU"/>
         </w:rPr>
-        <w:t xml:space="preserve">Поддержка платформы 1С:Предприятие </w:t>
-      </w:r>
+        <w:t>Поддержка платформы 1</w:t>
+      </w:r>
+      <w:proofErr w:type="gramStart"/>
       <w:r>
         <w:rPr>
           <w:lang w:eastAsia="ru-RU"/>
         </w:rPr>
+        <w:t>С:Предприятие</w:t>
+      </w:r>
+      <w:proofErr w:type="gramEnd"/>
+      <w:r>
+        <w:rPr>
+          <w:lang w:eastAsia="ru-RU"/>
+        </w:rPr>
+        <w:t xml:space="preserve"> </w:t>
+      </w:r>
+      <w:r>
+        <w:rPr>
+          <w:lang w:eastAsia="ru-RU"/>
+        </w:rPr>
         <w:t>8.3.2</w:t>
       </w:r>
       <w:r>
@@ -4856,7 +6549,15 @@
         <w:pStyle w:val="afff0"/>
       </w:pPr>
       <w:r>
-        <w:t>Для формализации требований к функциональности разрабатываемой информационной системы была построена диаграмма вариантов использования (Use Case) в нотации UML.</w:t>
+        <w:t>Для формализации требований к функциональности разрабатываемой информационной системы была построена диаграмма вариантов использования (</w:t>
+      </w:r>
+      <w:proofErr w:type="spellStart"/>
+      <w:r>
+        <w:t>Use</w:t>
+      </w:r>
+      <w:proofErr w:type="spellEnd"/>
+      <w:r>
+        <w:t xml:space="preserve"> Case) в нотации UML.</w:t>
       </w:r>
     </w:p>
     <w:p>
@@ -4917,7 +6618,13 @@
         <w:pStyle w:val="afff0"/>
       </w:pPr>
       <w:r>
-        <w:t>В контексте домашнего гаража все три роли могут быть объединены в одном лице — владельце автомобиля, самостоятельно обслуживающем свой транспорт. Однако разделение на акторы позволяет в дальнейшем масштабировать систему для небольших частных мастерских с несколькими сотрудниками.</w:t>
+        <w:t xml:space="preserve">В контексте домашнего гаража все три роли могут быть объединены в одном лице </w:t>
+      </w:r>
+      <w:r>
+        <w:t xml:space="preserve">– </w:t>
+      </w:r>
+      <w:r>
+        <w:t>владельце автомобиля, самостоятельно обслуживающем свой транспорт. Однако разделение на акторы позволяет в дальнейшем масштабировать систему для небольших частных мастерских с несколькими сотрудниками.</w:t>
       </w:r>
     </w:p>
     <w:p>
@@ -4987,7 +6694,6 @@
       <w:r>
         <w:rPr>
           <w:noProof/>
-          <w:lang w:eastAsia="ru-RU"/>
         </w:rPr>
         <w:lastRenderedPageBreak/>
         <w:drawing>
@@ -5046,7 +6752,15 @@
         <w:pStyle w:val="afff0"/>
       </w:pPr>
       <w:r>
-        <w:t>Представленная Use Case диаграмма охватывает все ключевые сценарии использования системы, выявленные на этапе анализа требований.</w:t>
+        <w:t xml:space="preserve">Представленная </w:t>
+      </w:r>
+      <w:proofErr w:type="spellStart"/>
+      <w:r>
+        <w:t>Use</w:t>
+      </w:r>
+      <w:proofErr w:type="spellEnd"/>
+      <w:r>
+        <w:t xml:space="preserve"> Case диаграмма охватывает все ключевые сценарии использования системы, выявленные на этапе анализа требований.</w:t>
       </w:r>
       <w:r>
         <w:t xml:space="preserve"> </w:t>
@@ -5393,7 +7107,29 @@
         <w:pStyle w:val="afff0"/>
       </w:pPr>
       <w:r>
-        <w:t xml:space="preserve">Справочники — «Склады», «ВидыНоменклатуры», «ЕдиницыИзмерения», «Автомобили», «Номенклатура», «Владельцы».  </w:t>
+        <w:t xml:space="preserve">Справочники </w:t>
+      </w:r>
+      <w:r>
+        <w:t xml:space="preserve">– </w:t>
+      </w:r>
+      <w:r>
+        <w:t>«Склады», «</w:t>
+      </w:r>
+      <w:proofErr w:type="spellStart"/>
+      <w:r>
+        <w:t>ВидыНоменклатуры</w:t>
+      </w:r>
+      <w:proofErr w:type="spellEnd"/>
+      <w:r>
+        <w:t>», «</w:t>
+      </w:r>
+      <w:proofErr w:type="spellStart"/>
+      <w:r>
+        <w:t>ЕдиницыИзмерения</w:t>
+      </w:r>
+      <w:proofErr w:type="spellEnd"/>
+      <w:r>
+        <w:t xml:space="preserve">», «Автомобили», «Номенклатура», «Владельцы».  </w:t>
       </w:r>
     </w:p>
     <w:p>
@@ -5401,7 +7137,37 @@
         <w:pStyle w:val="afff0"/>
       </w:pPr>
       <w:r>
-        <w:t>Документы — «ПоступлениеТоваров», «СписаниеЗапчастей», «ЗаказНаряд» с их табличными частями, которые представляют собой отдельные таблицы в базе данных.</w:t>
+        <w:t xml:space="preserve">Документы </w:t>
+      </w:r>
+      <w:r>
+        <w:t xml:space="preserve">– </w:t>
+      </w:r>
+      <w:r>
+        <w:t>«</w:t>
+      </w:r>
+      <w:proofErr w:type="spellStart"/>
+      <w:r>
+        <w:t>ПоступлениеТоваров</w:t>
+      </w:r>
+      <w:proofErr w:type="spellEnd"/>
+      <w:r>
+        <w:t>», «</w:t>
+      </w:r>
+      <w:proofErr w:type="spellStart"/>
+      <w:r>
+        <w:t>СписаниеЗапчастей</w:t>
+      </w:r>
+      <w:proofErr w:type="spellEnd"/>
+      <w:r>
+        <w:t>», «</w:t>
+      </w:r>
+      <w:proofErr w:type="spellStart"/>
+      <w:r>
+        <w:t>ЗаказНаряд</w:t>
+      </w:r>
+      <w:proofErr w:type="spellEnd"/>
+      <w:r>
+        <w:t>» с их табличными частями, которые представляют собой отдельные таблицы в базе данных.</w:t>
       </w:r>
     </w:p>
     <w:p>
@@ -5409,7 +7175,21 @@
         <w:pStyle w:val="afff0"/>
       </w:pPr>
       <w:r>
-        <w:t>Регистр накопления — «ОстаткиНоменклатуры».</w:t>
+        <w:t xml:space="preserve">Регистр накопления </w:t>
+      </w:r>
+      <w:r>
+        <w:t xml:space="preserve">– </w:t>
+      </w:r>
+      <w:r>
+        <w:t>«</w:t>
+      </w:r>
+      <w:proofErr w:type="spellStart"/>
+      <w:r>
+        <w:t>ОстаткиНоменклатуры</w:t>
+      </w:r>
+      <w:proofErr w:type="spellEnd"/>
+      <w:r>
+        <w:t>».</w:t>
       </w:r>
     </w:p>
     <w:p>
@@ -5417,7 +7197,29 @@
         <w:pStyle w:val="afff0"/>
       </w:pPr>
       <w:r>
-        <w:t>Регистры сведений — «РемонтыАвтомобилей», «ПробегАвтомобилей».</w:t>
+        <w:t xml:space="preserve">Регистры сведений </w:t>
+      </w:r>
+      <w:r>
+        <w:t xml:space="preserve">– </w:t>
+      </w:r>
+      <w:r>
+        <w:t>«</w:t>
+      </w:r>
+      <w:proofErr w:type="spellStart"/>
+      <w:r>
+        <w:t>РемонтыАвтомобилей</w:t>
+      </w:r>
+      <w:proofErr w:type="spellEnd"/>
+      <w:r>
+        <w:t>», «</w:t>
+      </w:r>
+      <w:proofErr w:type="spellStart"/>
+      <w:r>
+        <w:t>ПробегАвтомобилей</w:t>
+      </w:r>
+      <w:proofErr w:type="spellEnd"/>
+      <w:r>
+        <w:t>».</w:t>
       </w:r>
     </w:p>
     <w:p>
@@ -5425,7 +7227,37 @@
         <w:pStyle w:val="afff0"/>
       </w:pPr>
       <w:r>
-        <w:t>Отчеты – «ОстаткиНоменклатуры», «РемонтыАвтомобилей», «ДвижениеТМЦЗаПериод».</w:t>
+        <w:t>Отчеты</w:t>
+      </w:r>
+      <w:r>
+        <w:t xml:space="preserve"> – </w:t>
+      </w:r>
+      <w:r>
+        <w:t>«</w:t>
+      </w:r>
+      <w:proofErr w:type="spellStart"/>
+      <w:r>
+        <w:t>ОстаткиНоменклатуры</w:t>
+      </w:r>
+      <w:proofErr w:type="spellEnd"/>
+      <w:r>
+        <w:t>», «</w:t>
+      </w:r>
+      <w:proofErr w:type="spellStart"/>
+      <w:r>
+        <w:t>РемонтыАвтомобилей</w:t>
+      </w:r>
+      <w:proofErr w:type="spellEnd"/>
+      <w:r>
+        <w:t>», «</w:t>
+      </w:r>
+      <w:proofErr w:type="spellStart"/>
+      <w:r>
+        <w:t>ДвижениеТМЦЗаПериод</w:t>
+      </w:r>
+      <w:proofErr w:type="spellEnd"/>
+      <w:r>
+        <w:t>».</w:t>
       </w:r>
     </w:p>
     <w:p>
@@ -5451,7 +7283,6 @@
       <w:r>
         <w:rPr>
           <w:noProof/>
-          <w:lang w:eastAsia="ru-RU"/>
         </w:rPr>
         <w:lastRenderedPageBreak/>
         <w:drawing>
@@ -5567,12 +7398,11 @@
       <w:r>
         <w:rPr>
           <w:noProof/>
-          <w:lang w:eastAsia="ru-RU"/>
         </w:rPr>
         <w:drawing>
-          <wp:inline distT="0" distB="0" distL="0" distR="0" wp14:anchorId="15A754E3" wp14:editId="54AC51CF">
-            <wp:extent cx="6133894" cy="3876675"/>
-            <wp:effectExtent l="0" t="0" r="635" b="0"/>
+          <wp:inline distT="0" distB="0" distL="0" distR="0" wp14:anchorId="15A754E3" wp14:editId="17A95936">
+            <wp:extent cx="6329818" cy="4000500"/>
+            <wp:effectExtent l="0" t="0" r="0" b="0"/>
             <wp:docPr id="1550287433" name="Рисунок 1550287433"/>
             <wp:cNvGraphicFramePr>
               <a:graphicFrameLocks xmlns:a="http://schemas.openxmlformats.org/drawingml/2006/main" noChangeAspect="1"/>
@@ -5602,7 +7432,7 @@
                   <pic:spPr bwMode="auto">
                     <a:xfrm>
                       <a:off x="0" y="0"/>
-                      <a:ext cx="6185807" cy="3909484"/>
+                      <a:ext cx="6389788" cy="4038402"/>
                     </a:xfrm>
                     <a:prstGeom prst="rect">
                       <a:avLst/>
@@ -5667,8 +7497,16 @@
         <w:t xml:space="preserve"> </w:t>
       </w:r>
       <w:r>
-        <w:t>— файловая база 1С (.1CD) для базовой версии, что обеспечивает автономную работу без интернета и серверной инфраструктуры.</w:t>
-      </w:r>
+        <w:t xml:space="preserve">– </w:t>
+      </w:r>
+      <w:r>
+        <w:t>файловая база 1С (.1CD) для базовой версии, что обеспечивает автономную работу без интернета и серверной инфраструктуры.</w:t>
+      </w:r>
+    </w:p>
+    <w:p>
+      <w:pPr>
+        <w:pStyle w:val="afff0"/>
+      </w:pPr>
       <w:r>
         <w:br w:type="page"/>
       </w:r>
@@ -5681,6 +7519,9 @@
         <w:lastRenderedPageBreak/>
         <w:t>Реализация</w:t>
       </w:r>
+      <w:r>
+        <w:t xml:space="preserve"> информационной системы</w:t>
+      </w:r>
     </w:p>
     <w:p>
       <w:pPr>
@@ -5703,7 +7544,13 @@
         <w:pStyle w:val="afff0"/>
       </w:pPr>
       <w:r>
-        <w:t xml:space="preserve">Тестирование проводилось методом «чёрного ящика» — проверялось соответствие фактического поведения системы ожидаемому результату без анализа внутренней реализации. </w:t>
+        <w:t>Тестирование проводилось методом «чёрного ящика»</w:t>
+      </w:r>
+      <w:r>
+        <w:t xml:space="preserve"> – </w:t>
+      </w:r>
+      <w:r>
+        <w:t xml:space="preserve">проверялось соответствие фактического поведения системы ожидаемому результату без анализа внутренней реализации. </w:t>
       </w:r>
       <w:r>
         <w:t xml:space="preserve">Скриншоты, подтверждающие выполнение тестов, представлены на рисунках </w:t>
@@ -5720,12 +7567,56 @@
       <w:r>
         <w:t>.</w:t>
       </w:r>
+      <w:r>
+        <w:t xml:space="preserve"> Файл со всеми тестами в развернутом виде при</w:t>
+      </w:r>
+      <w:r>
+        <w:t>креплен</w:t>
+      </w:r>
+      <w:r>
+        <w:t xml:space="preserve"> к репозиторию проекта на сайте </w:t>
+      </w:r>
+      <w:proofErr w:type="spellStart"/>
+      <w:r>
+        <w:rPr>
+          <w:lang w:val="en-US"/>
+        </w:rPr>
+        <w:t>gith</w:t>
+      </w:r>
+      <w:r>
+        <w:rPr>
+          <w:lang w:val="en-US"/>
+        </w:rPr>
+        <w:t>u</w:t>
+      </w:r>
+      <w:r>
+        <w:rPr>
+          <w:lang w:val="en-US"/>
+        </w:rPr>
+        <w:t>b</w:t>
+      </w:r>
+      <w:proofErr w:type="spellEnd"/>
+      <w:r>
+        <w:t>.</w:t>
+      </w:r>
+    </w:p>
+    <w:p>
+      <w:pPr>
+        <w:rPr>
+          <w:rFonts w:ascii="Times New Roman" w:hAnsi="Times New Roman"/>
+          <w:sz w:val="28"/>
+        </w:rPr>
+      </w:pPr>
+      <w:r>
+        <w:br w:type="page"/>
+      </w:r>
     </w:p>
     <w:p>
       <w:pPr>
         <w:pStyle w:val="afff0"/>
       </w:pPr>
       <w:r>
+        <w:lastRenderedPageBreak/>
         <w:t xml:space="preserve">Таблица </w:t>
       </w:r>
       <w:fldSimple w:instr=" SEQ Таблица \* ARABIC ">
@@ -5870,7 +7761,7 @@
                 <w:sz w:val="28"/>
                 <w:szCs w:val="28"/>
               </w:rPr>
-              <w:t>Тестирование раздела «Учет запчастей и инструмента»</w:t>
+              <w:t>Добавление номенклатуры</w:t>
             </w:r>
           </w:p>
         </w:tc>
@@ -5944,7 +7835,15 @@
                 <w:sz w:val="28"/>
                 <w:szCs w:val="28"/>
               </w:rPr>
-              <w:t>Тестирование раздела «Регламентное ТО и ремонт»</w:t>
+              <w:t>Д</w:t>
+            </w:r>
+            <w:r>
+              <w:rPr>
+                <w:rFonts w:ascii="Times New Roman" w:hAnsi="Times New Roman"/>
+                <w:sz w:val="28"/>
+                <w:szCs w:val="28"/>
+              </w:rPr>
+              <w:t>обавление приходной накладной</w:t>
             </w:r>
           </w:p>
         </w:tc>
@@ -5968,7 +7867,7 @@
                 <w:sz w:val="28"/>
                 <w:szCs w:val="28"/>
               </w:rPr>
-              <w:t>Не п</w:t>
+              <w:t>П</w:t>
             </w:r>
             <w:r>
               <w:rPr>
@@ -6026,7 +7925,15 @@
                 <w:sz w:val="28"/>
                 <w:szCs w:val="28"/>
               </w:rPr>
-              <w:t>Тестирование раздела «НСИ»</w:t>
+              <w:t>Остатки номенклатуры</w:t>
+            </w:r>
+            <w:r>
+              <w:rPr>
+                <w:rFonts w:ascii="Times New Roman" w:hAnsi="Times New Roman"/>
+                <w:sz w:val="28"/>
+                <w:szCs w:val="28"/>
+              </w:rPr>
+              <w:t xml:space="preserve"> (поступление)</w:t>
             </w:r>
           </w:p>
         </w:tc>
@@ -6108,7 +8015,7 @@
                 <w:sz w:val="28"/>
                 <w:szCs w:val="28"/>
               </w:rPr>
-              <w:t>Тестирование отчетов (о ремонтах, о движении ТМЦ, об остатках номенклатуры)</w:t>
+              <w:t>Списание запчастей</w:t>
             </w:r>
           </w:p>
         </w:tc>
@@ -6137,11 +8044,806 @@
           </w:p>
         </w:tc>
       </w:tr>
+      <w:tr>
+        <w:tc>
+          <w:tcPr>
+            <w:tcW w:w="1271" w:type="dxa"/>
+          </w:tcPr>
+          <w:p>
+            <w:pPr>
+              <w:spacing w:line="360" w:lineRule="auto"/>
+              <w:jc w:val="center"/>
+              <w:rPr>
+                <w:rFonts w:ascii="Times New Roman" w:hAnsi="Times New Roman"/>
+                <w:sz w:val="28"/>
+                <w:szCs w:val="28"/>
+              </w:rPr>
+            </w:pPr>
+            <w:r>
+              <w:rPr>
+                <w:rFonts w:ascii="Times New Roman" w:hAnsi="Times New Roman"/>
+                <w:sz w:val="28"/>
+                <w:szCs w:val="28"/>
+              </w:rPr>
+              <w:t>5</w:t>
+            </w:r>
+          </w:p>
+        </w:tc>
+        <w:tc>
+          <w:tcPr>
+            <w:tcW w:w="4958" w:type="dxa"/>
+          </w:tcPr>
+          <w:p>
+            <w:pPr>
+              <w:spacing w:line="360" w:lineRule="auto"/>
+              <w:jc w:val="both"/>
+              <w:rPr>
+                <w:rFonts w:ascii="Times New Roman" w:hAnsi="Times New Roman"/>
+                <w:sz w:val="28"/>
+                <w:szCs w:val="28"/>
+              </w:rPr>
+            </w:pPr>
+            <w:r>
+              <w:rPr>
+                <w:rFonts w:ascii="Times New Roman" w:hAnsi="Times New Roman"/>
+                <w:sz w:val="28"/>
+                <w:szCs w:val="28"/>
+              </w:rPr>
+              <w:t>Остатки номенклатуры (списание)</w:t>
+            </w:r>
+          </w:p>
+        </w:tc>
+        <w:tc>
+          <w:tcPr>
+            <w:tcW w:w="3115" w:type="dxa"/>
+          </w:tcPr>
+          <w:p>
+            <w:pPr>
+              <w:spacing w:line="360" w:lineRule="auto"/>
+              <w:jc w:val="both"/>
+              <w:rPr>
+                <w:rFonts w:ascii="Times New Roman" w:hAnsi="Times New Roman"/>
+                <w:sz w:val="28"/>
+                <w:szCs w:val="28"/>
+              </w:rPr>
+            </w:pPr>
+            <w:r>
+              <w:rPr>
+                <w:rFonts w:ascii="Times New Roman" w:hAnsi="Times New Roman"/>
+                <w:sz w:val="28"/>
+                <w:szCs w:val="28"/>
+              </w:rPr>
+              <w:t>Пройден</w:t>
+            </w:r>
+          </w:p>
+        </w:tc>
+      </w:tr>
+      <w:tr>
+        <w:tc>
+          <w:tcPr>
+            <w:tcW w:w="1271" w:type="dxa"/>
+          </w:tcPr>
+          <w:p>
+            <w:pPr>
+              <w:spacing w:line="360" w:lineRule="auto"/>
+              <w:jc w:val="center"/>
+              <w:rPr>
+                <w:rFonts w:ascii="Times New Roman" w:hAnsi="Times New Roman"/>
+                <w:sz w:val="28"/>
+                <w:szCs w:val="28"/>
+              </w:rPr>
+            </w:pPr>
+            <w:r>
+              <w:rPr>
+                <w:rFonts w:ascii="Times New Roman" w:hAnsi="Times New Roman"/>
+                <w:sz w:val="28"/>
+                <w:szCs w:val="28"/>
+              </w:rPr>
+              <w:t>6</w:t>
+            </w:r>
+          </w:p>
+        </w:tc>
+        <w:tc>
+          <w:tcPr>
+            <w:tcW w:w="4958" w:type="dxa"/>
+          </w:tcPr>
+          <w:p>
+            <w:pPr>
+              <w:spacing w:line="360" w:lineRule="auto"/>
+              <w:jc w:val="both"/>
+              <w:rPr>
+                <w:rFonts w:ascii="Times New Roman" w:hAnsi="Times New Roman"/>
+                <w:sz w:val="28"/>
+                <w:szCs w:val="28"/>
+              </w:rPr>
+            </w:pPr>
+            <w:r>
+              <w:rPr>
+                <w:rFonts w:ascii="Times New Roman" w:hAnsi="Times New Roman"/>
+                <w:sz w:val="28"/>
+                <w:szCs w:val="28"/>
+              </w:rPr>
+              <w:t>О</w:t>
+            </w:r>
+            <w:r>
+              <w:rPr>
+                <w:rFonts w:ascii="Times New Roman" w:hAnsi="Times New Roman"/>
+                <w:sz w:val="28"/>
+                <w:szCs w:val="28"/>
+              </w:rPr>
+              <w:t>трицательны</w:t>
+            </w:r>
+            <w:r>
+              <w:rPr>
+                <w:rFonts w:ascii="Times New Roman" w:hAnsi="Times New Roman"/>
+                <w:sz w:val="28"/>
+                <w:szCs w:val="28"/>
+              </w:rPr>
+              <w:t>е</w:t>
+            </w:r>
+            <w:r>
+              <w:rPr>
+                <w:rFonts w:ascii="Times New Roman" w:hAnsi="Times New Roman"/>
+                <w:sz w:val="28"/>
+                <w:szCs w:val="28"/>
+              </w:rPr>
+              <w:t xml:space="preserve"> остатк</w:t>
+            </w:r>
+            <w:r>
+              <w:rPr>
+                <w:rFonts w:ascii="Times New Roman" w:hAnsi="Times New Roman"/>
+                <w:sz w:val="28"/>
+                <w:szCs w:val="28"/>
+              </w:rPr>
+              <w:t>и</w:t>
+            </w:r>
+          </w:p>
+        </w:tc>
+        <w:tc>
+          <w:tcPr>
+            <w:tcW w:w="3115" w:type="dxa"/>
+          </w:tcPr>
+          <w:p>
+            <w:pPr>
+              <w:spacing w:line="360" w:lineRule="auto"/>
+              <w:jc w:val="both"/>
+              <w:rPr>
+                <w:rFonts w:ascii="Times New Roman" w:hAnsi="Times New Roman"/>
+                <w:sz w:val="28"/>
+                <w:szCs w:val="28"/>
+              </w:rPr>
+            </w:pPr>
+            <w:r>
+              <w:rPr>
+                <w:rFonts w:ascii="Times New Roman" w:hAnsi="Times New Roman"/>
+                <w:sz w:val="28"/>
+                <w:szCs w:val="28"/>
+              </w:rPr>
+              <w:t>Пройден</w:t>
+            </w:r>
+          </w:p>
+        </w:tc>
+      </w:tr>
+      <w:tr>
+        <w:tc>
+          <w:tcPr>
+            <w:tcW w:w="1271" w:type="dxa"/>
+          </w:tcPr>
+          <w:p>
+            <w:pPr>
+              <w:spacing w:line="360" w:lineRule="auto"/>
+              <w:jc w:val="center"/>
+              <w:rPr>
+                <w:rFonts w:ascii="Times New Roman" w:hAnsi="Times New Roman"/>
+                <w:sz w:val="28"/>
+                <w:szCs w:val="28"/>
+              </w:rPr>
+            </w:pPr>
+            <w:r>
+              <w:rPr>
+                <w:rFonts w:ascii="Times New Roman" w:hAnsi="Times New Roman"/>
+                <w:sz w:val="28"/>
+                <w:szCs w:val="28"/>
+              </w:rPr>
+              <w:t>7</w:t>
+            </w:r>
+          </w:p>
+        </w:tc>
+        <w:tc>
+          <w:tcPr>
+            <w:tcW w:w="4958" w:type="dxa"/>
+          </w:tcPr>
+          <w:p>
+            <w:pPr>
+              <w:spacing w:line="360" w:lineRule="auto"/>
+              <w:jc w:val="both"/>
+              <w:rPr>
+                <w:rFonts w:ascii="Times New Roman" w:hAnsi="Times New Roman"/>
+                <w:sz w:val="28"/>
+                <w:szCs w:val="28"/>
+              </w:rPr>
+            </w:pPr>
+            <w:r>
+              <w:rPr>
+                <w:rFonts w:ascii="Times New Roman" w:hAnsi="Times New Roman"/>
+                <w:sz w:val="28"/>
+                <w:szCs w:val="28"/>
+              </w:rPr>
+              <w:t>Документ «Заказ-наряд»</w:t>
+            </w:r>
+          </w:p>
+        </w:tc>
+        <w:tc>
+          <w:tcPr>
+            <w:tcW w:w="3115" w:type="dxa"/>
+          </w:tcPr>
+          <w:p>
+            <w:pPr>
+              <w:spacing w:line="360" w:lineRule="auto"/>
+              <w:jc w:val="both"/>
+              <w:rPr>
+                <w:rFonts w:ascii="Times New Roman" w:hAnsi="Times New Roman"/>
+                <w:sz w:val="28"/>
+                <w:szCs w:val="28"/>
+              </w:rPr>
+            </w:pPr>
+            <w:r>
+              <w:rPr>
+                <w:rFonts w:ascii="Times New Roman" w:hAnsi="Times New Roman"/>
+                <w:sz w:val="28"/>
+                <w:szCs w:val="28"/>
+              </w:rPr>
+              <w:t>Пройден</w:t>
+            </w:r>
+          </w:p>
+        </w:tc>
+      </w:tr>
+      <w:tr>
+        <w:trPr>
+          <w:trHeight w:val="366"/>
+        </w:trPr>
+        <w:tc>
+          <w:tcPr>
+            <w:tcW w:w="1271" w:type="dxa"/>
+          </w:tcPr>
+          <w:p>
+            <w:pPr>
+              <w:spacing w:line="360" w:lineRule="auto"/>
+              <w:jc w:val="center"/>
+              <w:rPr>
+                <w:rFonts w:ascii="Times New Roman" w:hAnsi="Times New Roman"/>
+                <w:sz w:val="28"/>
+                <w:szCs w:val="28"/>
+              </w:rPr>
+            </w:pPr>
+            <w:r>
+              <w:rPr>
+                <w:rFonts w:ascii="Times New Roman" w:hAnsi="Times New Roman"/>
+                <w:sz w:val="28"/>
+                <w:szCs w:val="28"/>
+              </w:rPr>
+              <w:t>8</w:t>
+            </w:r>
+          </w:p>
+        </w:tc>
+        <w:tc>
+          <w:tcPr>
+            <w:tcW w:w="4958" w:type="dxa"/>
+          </w:tcPr>
+          <w:p>
+            <w:pPr>
+              <w:spacing w:line="360" w:lineRule="auto"/>
+              <w:jc w:val="both"/>
+              <w:rPr>
+                <w:rFonts w:ascii="Times New Roman" w:hAnsi="Times New Roman"/>
+                <w:sz w:val="28"/>
+                <w:szCs w:val="28"/>
+              </w:rPr>
+            </w:pPr>
+            <w:r>
+              <w:rPr>
+                <w:rFonts w:ascii="Times New Roman" w:hAnsi="Times New Roman"/>
+                <w:sz w:val="28"/>
+                <w:szCs w:val="28"/>
+              </w:rPr>
+              <w:t>Остатки номенклатуры по документу</w:t>
+            </w:r>
+          </w:p>
+        </w:tc>
+        <w:tc>
+          <w:tcPr>
+            <w:tcW w:w="3115" w:type="dxa"/>
+          </w:tcPr>
+          <w:p>
+            <w:pPr>
+              <w:spacing w:line="360" w:lineRule="auto"/>
+              <w:jc w:val="both"/>
+              <w:rPr>
+                <w:rFonts w:ascii="Times New Roman" w:hAnsi="Times New Roman"/>
+                <w:sz w:val="28"/>
+                <w:szCs w:val="28"/>
+              </w:rPr>
+            </w:pPr>
+            <w:r>
+              <w:rPr>
+                <w:rFonts w:ascii="Times New Roman" w:hAnsi="Times New Roman"/>
+                <w:sz w:val="28"/>
+                <w:szCs w:val="28"/>
+              </w:rPr>
+              <w:t>Пройден</w:t>
+            </w:r>
+          </w:p>
+        </w:tc>
+      </w:tr>
+      <w:tr>
+        <w:tc>
+          <w:tcPr>
+            <w:tcW w:w="1271" w:type="dxa"/>
+          </w:tcPr>
+          <w:p>
+            <w:pPr>
+              <w:spacing w:line="360" w:lineRule="auto"/>
+              <w:jc w:val="center"/>
+              <w:rPr>
+                <w:rFonts w:ascii="Times New Roman" w:hAnsi="Times New Roman"/>
+                <w:sz w:val="28"/>
+                <w:szCs w:val="28"/>
+              </w:rPr>
+            </w:pPr>
+            <w:r>
+              <w:rPr>
+                <w:rFonts w:ascii="Times New Roman" w:hAnsi="Times New Roman"/>
+                <w:sz w:val="28"/>
+                <w:szCs w:val="28"/>
+              </w:rPr>
+              <w:t>9</w:t>
+            </w:r>
+          </w:p>
+        </w:tc>
+        <w:tc>
+          <w:tcPr>
+            <w:tcW w:w="4958" w:type="dxa"/>
+          </w:tcPr>
+          <w:p>
+            <w:pPr>
+              <w:spacing w:line="360" w:lineRule="auto"/>
+              <w:jc w:val="both"/>
+              <w:rPr>
+                <w:rFonts w:ascii="Times New Roman" w:hAnsi="Times New Roman"/>
+                <w:sz w:val="28"/>
+                <w:szCs w:val="28"/>
+              </w:rPr>
+            </w:pPr>
+            <w:r>
+              <w:rPr>
+                <w:rFonts w:ascii="Times New Roman" w:hAnsi="Times New Roman"/>
+                <w:sz w:val="28"/>
+                <w:szCs w:val="28"/>
+              </w:rPr>
+              <w:t>Р</w:t>
+            </w:r>
+            <w:r>
+              <w:rPr>
+                <w:rFonts w:ascii="Times New Roman" w:hAnsi="Times New Roman"/>
+                <w:sz w:val="28"/>
+                <w:szCs w:val="28"/>
+              </w:rPr>
+              <w:t>емонты автомобилей</w:t>
+            </w:r>
+          </w:p>
+        </w:tc>
+        <w:tc>
+          <w:tcPr>
+            <w:tcW w:w="3115" w:type="dxa"/>
+          </w:tcPr>
+          <w:p>
+            <w:pPr>
+              <w:spacing w:line="360" w:lineRule="auto"/>
+              <w:jc w:val="both"/>
+              <w:rPr>
+                <w:rFonts w:ascii="Times New Roman" w:hAnsi="Times New Roman"/>
+                <w:sz w:val="28"/>
+                <w:szCs w:val="28"/>
+              </w:rPr>
+            </w:pPr>
+            <w:r>
+              <w:rPr>
+                <w:rFonts w:ascii="Times New Roman" w:hAnsi="Times New Roman"/>
+                <w:sz w:val="28"/>
+                <w:szCs w:val="28"/>
+              </w:rPr>
+              <w:t>Не пройден</w:t>
+            </w:r>
+          </w:p>
+        </w:tc>
+      </w:tr>
+      <w:tr>
+        <w:tc>
+          <w:tcPr>
+            <w:tcW w:w="1271" w:type="dxa"/>
+          </w:tcPr>
+          <w:p>
+            <w:pPr>
+              <w:spacing w:line="360" w:lineRule="auto"/>
+              <w:jc w:val="center"/>
+              <w:rPr>
+                <w:rFonts w:ascii="Times New Roman" w:hAnsi="Times New Roman"/>
+                <w:sz w:val="28"/>
+                <w:szCs w:val="28"/>
+              </w:rPr>
+            </w:pPr>
+            <w:r>
+              <w:rPr>
+                <w:rFonts w:ascii="Times New Roman" w:hAnsi="Times New Roman"/>
+                <w:sz w:val="28"/>
+                <w:szCs w:val="28"/>
+              </w:rPr>
+              <w:t>10</w:t>
+            </w:r>
+          </w:p>
+        </w:tc>
+        <w:tc>
+          <w:tcPr>
+            <w:tcW w:w="4958" w:type="dxa"/>
+          </w:tcPr>
+          <w:p>
+            <w:pPr>
+              <w:spacing w:line="360" w:lineRule="auto"/>
+              <w:jc w:val="both"/>
+              <w:rPr>
+                <w:rFonts w:ascii="Times New Roman" w:hAnsi="Times New Roman"/>
+                <w:sz w:val="28"/>
+                <w:szCs w:val="28"/>
+              </w:rPr>
+            </w:pPr>
+            <w:r>
+              <w:rPr>
+                <w:rFonts w:ascii="Times New Roman" w:hAnsi="Times New Roman"/>
+                <w:sz w:val="28"/>
+                <w:szCs w:val="28"/>
+              </w:rPr>
+              <w:t>Раздел НСИ</w:t>
+            </w:r>
+          </w:p>
+        </w:tc>
+        <w:tc>
+          <w:tcPr>
+            <w:tcW w:w="3115" w:type="dxa"/>
+          </w:tcPr>
+          <w:p>
+            <w:pPr>
+              <w:spacing w:line="360" w:lineRule="auto"/>
+              <w:jc w:val="both"/>
+              <w:rPr>
+                <w:rFonts w:ascii="Times New Roman" w:hAnsi="Times New Roman"/>
+                <w:sz w:val="28"/>
+                <w:szCs w:val="28"/>
+              </w:rPr>
+            </w:pPr>
+            <w:r>
+              <w:rPr>
+                <w:rFonts w:ascii="Times New Roman" w:hAnsi="Times New Roman"/>
+                <w:sz w:val="28"/>
+                <w:szCs w:val="28"/>
+              </w:rPr>
+              <w:t>Пройден</w:t>
+            </w:r>
+          </w:p>
+        </w:tc>
+      </w:tr>
+      <w:tr>
+        <w:tc>
+          <w:tcPr>
+            <w:tcW w:w="1271" w:type="dxa"/>
+          </w:tcPr>
+          <w:p>
+            <w:pPr>
+              <w:spacing w:line="360" w:lineRule="auto"/>
+              <w:jc w:val="center"/>
+              <w:rPr>
+                <w:rFonts w:ascii="Times New Roman" w:hAnsi="Times New Roman"/>
+                <w:sz w:val="28"/>
+                <w:szCs w:val="28"/>
+              </w:rPr>
+            </w:pPr>
+            <w:r>
+              <w:rPr>
+                <w:rFonts w:ascii="Times New Roman" w:hAnsi="Times New Roman"/>
+                <w:sz w:val="28"/>
+                <w:szCs w:val="28"/>
+              </w:rPr>
+              <w:t>11</w:t>
+            </w:r>
+          </w:p>
+        </w:tc>
+        <w:tc>
+          <w:tcPr>
+            <w:tcW w:w="4958" w:type="dxa"/>
+          </w:tcPr>
+          <w:p>
+            <w:pPr>
+              <w:spacing w:line="360" w:lineRule="auto"/>
+              <w:jc w:val="both"/>
+              <w:rPr>
+                <w:rFonts w:ascii="Times New Roman" w:hAnsi="Times New Roman"/>
+                <w:sz w:val="28"/>
+                <w:szCs w:val="28"/>
+              </w:rPr>
+            </w:pPr>
+            <w:r>
+              <w:rPr>
+                <w:rFonts w:ascii="Times New Roman" w:hAnsi="Times New Roman"/>
+                <w:sz w:val="28"/>
+                <w:szCs w:val="28"/>
+              </w:rPr>
+              <w:t>Отчеты о ремонтах</w:t>
+            </w:r>
+          </w:p>
+        </w:tc>
+        <w:tc>
+          <w:tcPr>
+            <w:tcW w:w="3115" w:type="dxa"/>
+          </w:tcPr>
+          <w:p>
+            <w:pPr>
+              <w:spacing w:line="360" w:lineRule="auto"/>
+              <w:jc w:val="both"/>
+              <w:rPr>
+                <w:rFonts w:ascii="Times New Roman" w:hAnsi="Times New Roman"/>
+                <w:sz w:val="28"/>
+                <w:szCs w:val="28"/>
+              </w:rPr>
+            </w:pPr>
+            <w:r>
+              <w:rPr>
+                <w:rFonts w:ascii="Times New Roman" w:hAnsi="Times New Roman"/>
+                <w:sz w:val="28"/>
+                <w:szCs w:val="28"/>
+              </w:rPr>
+              <w:t>Пройден</w:t>
+            </w:r>
+          </w:p>
+        </w:tc>
+      </w:tr>
+      <w:tr>
+        <w:tc>
+          <w:tcPr>
+            <w:tcW w:w="1271" w:type="dxa"/>
+          </w:tcPr>
+          <w:p>
+            <w:pPr>
+              <w:spacing w:line="360" w:lineRule="auto"/>
+              <w:jc w:val="center"/>
+              <w:rPr>
+                <w:rFonts w:ascii="Times New Roman" w:hAnsi="Times New Roman"/>
+                <w:sz w:val="28"/>
+                <w:szCs w:val="28"/>
+              </w:rPr>
+            </w:pPr>
+            <w:r>
+              <w:rPr>
+                <w:rFonts w:ascii="Times New Roman" w:hAnsi="Times New Roman"/>
+                <w:sz w:val="28"/>
+                <w:szCs w:val="28"/>
+              </w:rPr>
+              <w:t>12</w:t>
+            </w:r>
+          </w:p>
+        </w:tc>
+        <w:tc>
+          <w:tcPr>
+            <w:tcW w:w="4958" w:type="dxa"/>
+          </w:tcPr>
+          <w:p>
+            <w:pPr>
+              <w:spacing w:line="360" w:lineRule="auto"/>
+              <w:jc w:val="both"/>
+              <w:rPr>
+                <w:rFonts w:ascii="Times New Roman" w:hAnsi="Times New Roman"/>
+                <w:sz w:val="28"/>
+                <w:szCs w:val="28"/>
+              </w:rPr>
+            </w:pPr>
+            <w:r>
+              <w:rPr>
+                <w:rFonts w:ascii="Times New Roman" w:hAnsi="Times New Roman"/>
+                <w:sz w:val="28"/>
+                <w:szCs w:val="28"/>
+              </w:rPr>
+              <w:t>Отчеты о движении ТМЦ</w:t>
+            </w:r>
+          </w:p>
+        </w:tc>
+        <w:tc>
+          <w:tcPr>
+            <w:tcW w:w="3115" w:type="dxa"/>
+          </w:tcPr>
+          <w:p>
+            <w:pPr>
+              <w:spacing w:line="360" w:lineRule="auto"/>
+              <w:jc w:val="both"/>
+              <w:rPr>
+                <w:rFonts w:ascii="Times New Roman" w:hAnsi="Times New Roman"/>
+                <w:sz w:val="28"/>
+                <w:szCs w:val="28"/>
+              </w:rPr>
+            </w:pPr>
+            <w:r>
+              <w:rPr>
+                <w:rFonts w:ascii="Times New Roman" w:hAnsi="Times New Roman"/>
+                <w:sz w:val="28"/>
+                <w:szCs w:val="28"/>
+              </w:rPr>
+              <w:t>Пройден</w:t>
+            </w:r>
+          </w:p>
+        </w:tc>
+      </w:tr>
+      <w:tr>
+        <w:tc>
+          <w:tcPr>
+            <w:tcW w:w="1271" w:type="dxa"/>
+          </w:tcPr>
+          <w:p>
+            <w:pPr>
+              <w:spacing w:line="360" w:lineRule="auto"/>
+              <w:jc w:val="center"/>
+              <w:rPr>
+                <w:rFonts w:ascii="Times New Roman" w:hAnsi="Times New Roman"/>
+                <w:sz w:val="28"/>
+                <w:szCs w:val="28"/>
+              </w:rPr>
+            </w:pPr>
+            <w:r>
+              <w:rPr>
+                <w:rFonts w:ascii="Times New Roman" w:hAnsi="Times New Roman"/>
+                <w:sz w:val="28"/>
+                <w:szCs w:val="28"/>
+              </w:rPr>
+              <w:t>13</w:t>
+            </w:r>
+          </w:p>
+        </w:tc>
+        <w:tc>
+          <w:tcPr>
+            <w:tcW w:w="4958" w:type="dxa"/>
+          </w:tcPr>
+          <w:p>
+            <w:pPr>
+              <w:spacing w:line="360" w:lineRule="auto"/>
+              <w:jc w:val="both"/>
+              <w:rPr>
+                <w:rFonts w:ascii="Times New Roman" w:hAnsi="Times New Roman"/>
+                <w:sz w:val="28"/>
+                <w:szCs w:val="28"/>
+              </w:rPr>
+            </w:pPr>
+            <w:r>
+              <w:rPr>
+                <w:rFonts w:ascii="Times New Roman" w:hAnsi="Times New Roman"/>
+                <w:sz w:val="28"/>
+                <w:szCs w:val="28"/>
+              </w:rPr>
+              <w:t>Отчеты об остатках номенклатуры</w:t>
+            </w:r>
+          </w:p>
+        </w:tc>
+        <w:tc>
+          <w:tcPr>
+            <w:tcW w:w="3115" w:type="dxa"/>
+          </w:tcPr>
+          <w:p>
+            <w:pPr>
+              <w:spacing w:line="360" w:lineRule="auto"/>
+              <w:jc w:val="both"/>
+              <w:rPr>
+                <w:rFonts w:ascii="Times New Roman" w:hAnsi="Times New Roman"/>
+                <w:sz w:val="28"/>
+                <w:szCs w:val="28"/>
+              </w:rPr>
+            </w:pPr>
+            <w:r>
+              <w:rPr>
+                <w:rFonts w:ascii="Times New Roman" w:hAnsi="Times New Roman"/>
+                <w:sz w:val="28"/>
+                <w:szCs w:val="28"/>
+              </w:rPr>
+              <w:t>Пройден</w:t>
+            </w:r>
+          </w:p>
+        </w:tc>
+      </w:tr>
+      <w:tr>
+        <w:tc>
+          <w:tcPr>
+            <w:tcW w:w="1271" w:type="dxa"/>
+          </w:tcPr>
+          <w:p>
+            <w:pPr>
+              <w:spacing w:line="360" w:lineRule="auto"/>
+              <w:jc w:val="center"/>
+              <w:rPr>
+                <w:rFonts w:ascii="Times New Roman" w:hAnsi="Times New Roman"/>
+                <w:sz w:val="28"/>
+                <w:szCs w:val="28"/>
+              </w:rPr>
+            </w:pPr>
+            <w:r>
+              <w:rPr>
+                <w:rFonts w:ascii="Times New Roman" w:hAnsi="Times New Roman"/>
+                <w:sz w:val="28"/>
+                <w:szCs w:val="28"/>
+              </w:rPr>
+              <w:t>14</w:t>
+            </w:r>
+          </w:p>
+        </w:tc>
+        <w:tc>
+          <w:tcPr>
+            <w:tcW w:w="4958" w:type="dxa"/>
+          </w:tcPr>
+          <w:p>
+            <w:pPr>
+              <w:spacing w:line="360" w:lineRule="auto"/>
+              <w:jc w:val="both"/>
+              <w:rPr>
+                <w:rFonts w:ascii="Times New Roman" w:hAnsi="Times New Roman"/>
+                <w:sz w:val="28"/>
+                <w:szCs w:val="28"/>
+              </w:rPr>
+            </w:pPr>
+            <w:r>
+              <w:rPr>
+                <w:rFonts w:ascii="Times New Roman" w:hAnsi="Times New Roman"/>
+                <w:sz w:val="28"/>
+                <w:szCs w:val="28"/>
+              </w:rPr>
+              <w:t>Вход в учетную запись</w:t>
+            </w:r>
+          </w:p>
+        </w:tc>
+        <w:tc>
+          <w:tcPr>
+            <w:tcW w:w="3115" w:type="dxa"/>
+          </w:tcPr>
+          <w:p>
+            <w:pPr>
+              <w:spacing w:line="360" w:lineRule="auto"/>
+              <w:jc w:val="both"/>
+              <w:rPr>
+                <w:rFonts w:ascii="Times New Roman" w:hAnsi="Times New Roman"/>
+                <w:sz w:val="28"/>
+                <w:szCs w:val="28"/>
+              </w:rPr>
+            </w:pPr>
+            <w:r>
+              <w:rPr>
+                <w:rFonts w:ascii="Times New Roman" w:hAnsi="Times New Roman"/>
+                <w:sz w:val="28"/>
+                <w:szCs w:val="28"/>
+              </w:rPr>
+              <w:t>Пройден</w:t>
+            </w:r>
+          </w:p>
+        </w:tc>
+      </w:tr>
     </w:tbl>
     <w:p>
       <w:pPr>
         <w:pStyle w:val="afff0"/>
-      </w:pPr>
+        <w:ind w:firstLine="0"/>
+      </w:pPr>
+    </w:p>
+    <w:p>
+      <w:pPr>
+        <w:rPr>
+          <w:rFonts w:ascii="Times New Roman" w:hAnsi="Times New Roman"/>
+          <w:sz w:val="28"/>
+        </w:rPr>
+      </w:pPr>
+      <w:r>
+        <w:br w:type="page"/>
+      </w:r>
     </w:p>
     <w:p>
       <w:pPr>
@@ -6151,13 +8853,12 @@
       <w:r>
         <w:rPr>
           <w:noProof/>
-          <w:lang w:eastAsia="ru-RU"/>
         </w:rPr>
         <w:lastRenderedPageBreak/>
         <w:drawing>
-          <wp:inline distT="0" distB="0" distL="0" distR="0" wp14:anchorId="19E57DAB" wp14:editId="2CAA8C9B">
-            <wp:extent cx="6256812" cy="3619500"/>
-            <wp:effectExtent l="0" t="0" r="0" b="0"/>
+          <wp:inline distT="0" distB="0" distL="0" distR="0" wp14:anchorId="19E57DAB" wp14:editId="50749615">
+            <wp:extent cx="6190948" cy="3581400"/>
+            <wp:effectExtent l="0" t="0" r="635" b="0"/>
             <wp:docPr id="1593473666" name="Рисунок 1"/>
             <wp:cNvGraphicFramePr>
               <a:graphicFrameLocks xmlns:a="http://schemas.openxmlformats.org/drawingml/2006/main" noChangeAspect="1"/>
@@ -6187,7 +8888,7 @@
                   <pic:spPr bwMode="auto">
                     <a:xfrm>
                       <a:off x="0" y="0"/>
-                      <a:ext cx="6269086" cy="3626601"/>
+                      <a:ext cx="6245400" cy="3612900"/>
                     </a:xfrm>
                     <a:prstGeom prst="rect">
                       <a:avLst/>
@@ -6217,7 +8918,6 @@
       <w:r>
         <w:rPr>
           <w:noProof/>
-          <w:lang w:eastAsia="ru-RU"/>
         </w:rPr>
         <w:drawing>
           <wp:inline distT="0" distB="0" distL="0" distR="0" wp14:anchorId="48BED3BE" wp14:editId="5D4FE2D7">
@@ -6280,7 +8980,7 @@
         <w:t>При выполнении теста №</w:t>
       </w:r>
       <w:r>
-        <w:t>2</w:t>
+        <w:t>9</w:t>
       </w:r>
       <w:r>
         <w:t xml:space="preserve"> в первой версии разрабатываемого приложения</w:t>
@@ -6315,7 +9015,6 @@
       <w:r>
         <w:rPr>
           <w:noProof/>
-          <w:lang w:eastAsia="ru-RU"/>
         </w:rPr>
         <w:lastRenderedPageBreak/>
         <w:drawing>
@@ -6377,7 +9076,6 @@
       <w:r>
         <w:rPr>
           <w:noProof/>
-          <w:lang w:eastAsia="ru-RU"/>
         </w:rPr>
         <w:drawing>
           <wp:inline distT="0" distB="0" distL="0" distR="0" wp14:anchorId="54A4220B" wp14:editId="399CBBCA">
@@ -6428,10 +9126,353 @@
     </w:p>
     <w:p>
       <w:pPr>
+        <w:pStyle w:val="a3"/>
+      </w:pPr>
+      <w:r>
+        <w:t>Проектирование и создание справочников</w:t>
+      </w:r>
+    </w:p>
+    <w:p>
+      <w:pPr>
+        <w:pStyle w:val="afff0"/>
+      </w:pPr>
+      <w:r>
+        <w:t xml:space="preserve">Первый этап разработки </w:t>
+      </w:r>
+      <w:r>
+        <w:t xml:space="preserve">– </w:t>
+      </w:r>
+      <w:r>
+        <w:t>создани</w:t>
+      </w:r>
+      <w:r>
+        <w:t>е</w:t>
+      </w:r>
+      <w:r>
+        <w:t xml:space="preserve"> фундамента системы </w:t>
+      </w:r>
+      <w:r>
+        <w:t>–</w:t>
+      </w:r>
+      <w:r>
+        <w:t xml:space="preserve"> справочников, которые служат источниками данных для всех последующих объектов. Целью этапа являлось формирование нормативно-справочной базы, описывающей ключевые сущности предметной области: номенклатуру (запчасти и инструмент), автомобили, места хранения, а также производителей и поставщиков.</w:t>
+      </w:r>
+    </w:p>
+    <w:p>
+      <w:pPr>
+        <w:pStyle w:val="afff0"/>
+      </w:pPr>
+      <w:r>
+        <w:br w:type="page"/>
+      </w:r>
+    </w:p>
+    <w:p>
+      <w:pPr>
+        <w:pStyle w:val="afff0"/>
+      </w:pPr>
+      <w:r>
+        <w:lastRenderedPageBreak/>
+        <w:t xml:space="preserve">На основе требований </w:t>
+      </w:r>
+      <w:r>
+        <w:t xml:space="preserve">были </w:t>
+      </w:r>
+      <w:r>
+        <w:t>выполн</w:t>
+      </w:r>
+      <w:r>
+        <w:t>ены</w:t>
+      </w:r>
+      <w:r>
+        <w:t xml:space="preserve"> следующие</w:t>
+      </w:r>
+      <w:r>
+        <w:t xml:space="preserve"> задачи:</w:t>
+      </w:r>
+    </w:p>
+    <w:p>
+      <w:pPr>
+        <w:pStyle w:val="a0"/>
+      </w:pPr>
+      <w:r>
+        <w:t xml:space="preserve">Создан справочник «Номенклатура». Реализована иерархия групп и элементов. На начальной странице системы (рисунок </w:t>
+      </w:r>
+      <w:r>
+        <w:t>11</w:t>
+      </w:r>
+      <w:r>
+        <w:t>) отображается дерево номенклатуры с группами «Автохимия», «ГСМ и тех. жидкости», «Запчасти», «Инструмент», «Разное», что позволяет быстро ориентироваться в структуре запчастей.</w:t>
+      </w:r>
+    </w:p>
+    <w:p>
+      <w:pPr>
+        <w:pStyle w:val="a0"/>
+      </w:pPr>
+      <w:r>
+        <w:t>Создан справочник «Автомобили» с реквизитами: марка, модель, государственный регистрационный знак, VIN-номер, год выпуска.</w:t>
+      </w:r>
+    </w:p>
+    <w:p>
+      <w:pPr>
+        <w:pStyle w:val="a0"/>
+      </w:pPr>
+      <w:r>
+        <w:t>Создан справочник «Места хранения» с поддержкой иерархии. Базовым местом хранения является «Основной (Гараж)», который отображается в документах прихода.</w:t>
+      </w:r>
+    </w:p>
+    <w:p>
+      <w:pPr>
+        <w:pStyle w:val="a1"/>
+      </w:pPr>
+      <w:r>
+        <w:drawing>
+          <wp:anchor distT="0" distB="0" distL="114300" distR="114300" simplePos="0" relativeHeight="251661312" behindDoc="0" locked="0" layoutInCell="1" allowOverlap="1" wp14:anchorId="6E2BAE57" wp14:editId="58851225">
+            <wp:simplePos x="0" y="0"/>
+            <wp:positionH relativeFrom="column">
+              <wp:posOffset>177165</wp:posOffset>
+            </wp:positionH>
+            <wp:positionV relativeFrom="paragraph">
+              <wp:posOffset>3810</wp:posOffset>
+            </wp:positionV>
+            <wp:extent cx="5391150" cy="4179570"/>
+            <wp:effectExtent l="0" t="0" r="0" b="0"/>
+            <wp:wrapTopAndBottom/>
+            <wp:docPr id="638907411" name="Рисунок 1"/>
+            <wp:cNvGraphicFramePr>
+              <a:graphicFrameLocks xmlns:a="http://schemas.openxmlformats.org/drawingml/2006/main" noChangeAspect="1"/>
+            </wp:cNvGraphicFramePr>
+            <a:graphic xmlns:a="http://schemas.openxmlformats.org/drawingml/2006/main">
+              <a:graphicData uri="http://schemas.openxmlformats.org/drawingml/2006/picture">
+                <pic:pic xmlns:pic="http://schemas.openxmlformats.org/drawingml/2006/picture">
+                  <pic:nvPicPr>
+                    <pic:cNvPr id="0" name="Picture 2"/>
+                    <pic:cNvPicPr>
+                      <a:picLocks noChangeAspect="1" noChangeArrowheads="1"/>
+                    </pic:cNvPicPr>
+                  </pic:nvPicPr>
+                  <pic:blipFill>
+                    <a:blip r:embed="rId18">
+                      <a:extLst>
+                        <a:ext uri="{28A0092B-C50C-407E-A947-70E740481C1C}">
+                          <a14:useLocalDpi xmlns:a14="http://schemas.microsoft.com/office/drawing/2010/main" val="0"/>
+                        </a:ext>
+                      </a:extLst>
+                    </a:blip>
+                    <a:srcRect/>
+                    <a:stretch>
+                      <a:fillRect/>
+                    </a:stretch>
+                  </pic:blipFill>
+                  <pic:spPr bwMode="auto">
+                    <a:xfrm>
+                      <a:off x="0" y="0"/>
+                      <a:ext cx="5391150" cy="4179570"/>
+                    </a:xfrm>
+                    <a:prstGeom prst="rect">
+                      <a:avLst/>
+                    </a:prstGeom>
+                    <a:noFill/>
+                  </pic:spPr>
+                </pic:pic>
+              </a:graphicData>
+            </a:graphic>
+            <wp14:sizeRelH relativeFrom="page">
+              <wp14:pctWidth>0</wp14:pctWidth>
+            </wp14:sizeRelH>
+            <wp14:sizeRelV relativeFrom="page">
+              <wp14:pctHeight>0</wp14:pctHeight>
+            </wp14:sizeRelV>
+          </wp:anchor>
+        </w:drawing>
+      </w:r>
+      <w:r>
+        <w:t>Начальная страница</w:t>
+      </w:r>
+    </w:p>
+    <w:p>
+      <w:pPr>
+        <w:rPr>
+          <w:rFonts w:ascii="Times New Roman" w:hAnsi="Times New Roman"/>
+          <w:sz w:val="28"/>
+        </w:rPr>
+      </w:pPr>
+      <w:r>
+        <w:br w:type="page"/>
+      </w:r>
+    </w:p>
+    <w:p>
+      <w:pPr>
+        <w:pStyle w:val="a3"/>
+      </w:pPr>
+      <w:r>
+        <w:lastRenderedPageBreak/>
+        <w:t>Создание документов (ввод движения)</w:t>
+      </w:r>
+    </w:p>
+    <w:p>
+      <w:pPr>
+        <w:pStyle w:val="afff0"/>
+      </w:pPr>
+      <w:r>
+        <w:t>Второй этап был направлен на реализацию документов, фиксирующих хозяйственные операции: поступление запчастей (приходные накладные) и расход (ремонты, списание).</w:t>
+      </w:r>
+      <w:r>
+        <w:t xml:space="preserve"> </w:t>
+      </w:r>
+      <w:r>
+        <w:t>Ж</w:t>
+      </w:r>
+      <w:r>
+        <w:t>изненный цикл запчасти: покупка → приход на склад → хранение → использование в ремонте.</w:t>
+      </w:r>
+      <w:r>
+        <w:t xml:space="preserve"> </w:t>
+      </w:r>
+      <w:r>
+        <w:t>Также разработаны макеты:</w:t>
+      </w:r>
+    </w:p>
+    <w:p>
+      <w:pPr>
+        <w:pStyle w:val="a0"/>
+      </w:pPr>
+      <w:r>
+        <w:t>«Приходная накладная»</w:t>
+      </w:r>
+      <w:r>
+        <w:t xml:space="preserve"> – </w:t>
+      </w:r>
+      <w:r>
+        <w:t>дата, склад, табличная часть с номенклатурой, количеством, ценой.</w:t>
+      </w:r>
+    </w:p>
+    <w:p>
+      <w:pPr>
+        <w:pStyle w:val="a0"/>
+      </w:pPr>
+      <w:r>
+        <w:t>«Документ о ремонте»</w:t>
+      </w:r>
+      <w:r>
+        <w:t xml:space="preserve"> – </w:t>
+      </w:r>
+      <w:r>
+        <w:t>дата, автомобиль, пробег, описание работ, список использованных запчастей.</w:t>
+      </w:r>
+    </w:p>
+    <w:p>
+      <w:pPr>
+        <w:pStyle w:val="afff0"/>
+      </w:pPr>
+      <w:r>
+        <w:t>В результат</w:t>
+      </w:r>
+      <w:r>
+        <w:t>е</w:t>
+      </w:r>
+      <w:r>
+        <w:t xml:space="preserve"> работы над этим этапом были созданы следующие документы:</w:t>
+      </w:r>
+    </w:p>
+    <w:p>
+      <w:pPr>
+        <w:pStyle w:val="a0"/>
+      </w:pPr>
+      <w:r>
+        <w:t>«Приходная накладная». На рисунке 1</w:t>
+      </w:r>
+      <w:r>
+        <w:t>2</w:t>
+      </w:r>
+      <w:r>
+        <w:t xml:space="preserve"> отображается список этих документов.</w:t>
+      </w:r>
+    </w:p>
+    <w:p>
+      <w:pPr>
+        <w:pStyle w:val="a0"/>
+      </w:pPr>
+      <w:r>
+        <w:t>«Документ о ремонте». На рисунке 11 в разделе «Документы о ремонтах» отображается этот документ.</w:t>
+      </w:r>
+    </w:p>
+    <w:p>
+      <w:pPr>
+        <w:pStyle w:val="a0"/>
+      </w:pPr>
+      <w:r>
+        <w:t>«Списание запчастей» (для утилизации или потери).</w:t>
+      </w:r>
+    </w:p>
+    <w:p>
+      <w:pPr>
+        <w:pStyle w:val="afff0"/>
+        <w:ind w:firstLine="0"/>
+        <w:jc w:val="center"/>
+      </w:pPr>
+      <w:r>
+        <w:rPr>
+          <w:noProof/>
+        </w:rPr>
+        <w:drawing>
+          <wp:inline distT="0" distB="0" distL="0" distR="0" wp14:anchorId="161E81EA" wp14:editId="53586D54">
+            <wp:extent cx="3518807" cy="2247900"/>
+            <wp:effectExtent l="0" t="0" r="5715" b="0"/>
+            <wp:docPr id="920673478" name="Рисунок 2"/>
+            <wp:cNvGraphicFramePr>
+              <a:graphicFrameLocks xmlns:a="http://schemas.openxmlformats.org/drawingml/2006/main" noChangeAspect="1"/>
+            </wp:cNvGraphicFramePr>
+            <a:graphic xmlns:a="http://schemas.openxmlformats.org/drawingml/2006/main">
+              <a:graphicData uri="http://schemas.openxmlformats.org/drawingml/2006/picture">
+                <pic:pic xmlns:pic="http://schemas.openxmlformats.org/drawingml/2006/picture">
+                  <pic:nvPicPr>
+                    <pic:cNvPr id="0" name="Picture 3"/>
+                    <pic:cNvPicPr>
+                      <a:picLocks noChangeAspect="1" noChangeArrowheads="1"/>
+                    </pic:cNvPicPr>
+                  </pic:nvPicPr>
+                  <pic:blipFill>
+                    <a:blip r:embed="rId19">
+                      <a:extLst>
+                        <a:ext uri="{28A0092B-C50C-407E-A947-70E740481C1C}">
+                          <a14:useLocalDpi xmlns:a14="http://schemas.microsoft.com/office/drawing/2010/main" val="0"/>
+                        </a:ext>
+                      </a:extLst>
+                    </a:blip>
+                    <a:srcRect/>
+                    <a:stretch>
+                      <a:fillRect/>
+                    </a:stretch>
+                  </pic:blipFill>
+                  <pic:spPr bwMode="auto">
+                    <a:xfrm>
+                      <a:off x="0" y="0"/>
+                      <a:ext cx="3533866" cy="2257520"/>
+                    </a:xfrm>
+                    <a:prstGeom prst="rect">
+                      <a:avLst/>
+                    </a:prstGeom>
+                    <a:noFill/>
+                  </pic:spPr>
+                </pic:pic>
+              </a:graphicData>
+            </a:graphic>
+          </wp:inline>
+        </w:drawing>
+      </w:r>
+    </w:p>
+    <w:p>
+      <w:pPr>
+        <w:pStyle w:val="a1"/>
+      </w:pPr>
+      <w:r>
+        <w:t>Приходные накладные</w:t>
+      </w:r>
+    </w:p>
+    <w:p>
+      <w:pPr>
         <w:rPr>
           <w:rFonts w:ascii="Times New Roman" w:eastAsia="Calibri" w:hAnsi="Times New Roman" w:cs="Times New Roman"/>
-          <w:b/>
-          <w:bCs/>
           <w:color w:val="000000"/>
           <w:kern w:val="0"/>
           <w:sz w:val="28"/>
@@ -6444,52 +9485,426 @@
     </w:p>
     <w:p>
       <w:pPr>
+        <w:pStyle w:val="a3"/>
+      </w:pPr>
+      <w:r>
+        <w:lastRenderedPageBreak/>
+        <w:t>Создание регистров и проведение документов (учет остатков)</w:t>
+      </w:r>
+    </w:p>
+    <w:p>
+      <w:pPr>
+        <w:pStyle w:val="afff0"/>
+      </w:pPr>
+      <w:r>
+        <w:t>Цель этапа – с</w:t>
+      </w:r>
+      <w:r>
+        <w:t>оздание регистра накопления для хранения актуальных остатков запчастей и настройка проведения документов.</w:t>
+      </w:r>
+    </w:p>
+    <w:p>
+      <w:pPr>
+        <w:pStyle w:val="afff0"/>
+      </w:pPr>
+      <w:r>
+        <w:t xml:space="preserve">В процессе разработки были определены следующие </w:t>
+      </w:r>
+      <w:r>
+        <w:t>определены требования: необходим отчёт об остатках, а также контроль недопустимости отрицательных остатков.</w:t>
+      </w:r>
+    </w:p>
+    <w:p>
+      <w:pPr>
+        <w:pStyle w:val="afff0"/>
+      </w:pPr>
+      <w:r>
+        <w:t>В соответствии с требованиями были выполнены следующие задачи.</w:t>
+      </w:r>
+    </w:p>
+    <w:p>
+      <w:pPr>
+        <w:pStyle w:val="afff0"/>
+      </w:pPr>
+      <w:r>
+        <w:t>Создан регистр накопления «Остатки запчастей» с измерениями «Номенклатура» и «Место хранения», ресурсом «Количество».</w:t>
+      </w:r>
+    </w:p>
+    <w:p>
+      <w:pPr>
+        <w:pStyle w:val="afff0"/>
+      </w:pPr>
+      <w:r>
+        <w:t>Настроено проведение документов:</w:t>
+      </w:r>
+    </w:p>
+    <w:p>
+      <w:pPr>
+        <w:pStyle w:val="a0"/>
+      </w:pPr>
+      <w:r>
+        <w:t>«Приходная накладная» увеличивает остатки.</w:t>
+      </w:r>
+    </w:p>
+    <w:p>
+      <w:pPr>
+        <w:pStyle w:val="a0"/>
+      </w:pPr>
+      <w:r>
+        <w:t>«Документ о ремонте» уменьшает остатки (списывает использованные запчасти).</w:t>
+      </w:r>
+    </w:p>
+    <w:p>
+      <w:pPr>
+        <w:pStyle w:val="a0"/>
+      </w:pPr>
+      <w:r>
+        <w:t>Реализован контроль остатков.</w:t>
+      </w:r>
+    </w:p>
+    <w:p>
+      <w:pPr>
+        <w:pStyle w:val="a3"/>
+      </w:pPr>
+      <w:r>
+        <w:t>Интерфейсы, поиск и отчеты</w:t>
+      </w:r>
+    </w:p>
+    <w:p>
+      <w:pPr>
+        <w:pStyle w:val="afff0"/>
+      </w:pPr>
+      <w:r>
+        <w:t>Цель этапа – с</w:t>
+      </w:r>
+      <w:r>
+        <w:t>делать систему удобной для реального использования</w:t>
+      </w:r>
+      <w:r>
+        <w:t>.</w:t>
+      </w:r>
+    </w:p>
+    <w:p>
+      <w:pPr>
+        <w:pStyle w:val="afff0"/>
+      </w:pPr>
+      <w:r>
+        <w:t>В процессе реализации была создана начальная страница (рабочий стол системы). На ней размещены:</w:t>
+      </w:r>
+    </w:p>
+    <w:p>
+      <w:pPr>
+        <w:pStyle w:val="a0"/>
+      </w:pPr>
+      <w:r>
+        <w:t>Дерево номенклатуры с группами («Автохимия», «ГСМ и тех. жидкости», «Запчасти», «Инструмент», «Разное»).</w:t>
+      </w:r>
+    </w:p>
+    <w:p>
+      <w:pPr>
+        <w:pStyle w:val="a0"/>
+      </w:pPr>
+      <w:r>
+        <w:t>Кнопки «Создать» для быстрого добавления номенклатуры, приходных накладных и документов о ремонтах.</w:t>
+      </w:r>
+    </w:p>
+    <w:p>
+      <w:pPr>
+        <w:pStyle w:val="a0"/>
+      </w:pPr>
+      <w:r>
+        <w:t>Списки последних приходных накладных и документов о ремонтах.</w:t>
+      </w:r>
+    </w:p>
+    <w:p>
+      <w:pPr>
+        <w:pStyle w:val="afff0"/>
+      </w:pPr>
+      <w:r>
+        <w:t>На рисунке 11 представлена начальная страница системы.</w:t>
+      </w:r>
+      <w:r>
+        <w:br w:type="page"/>
+      </w:r>
+    </w:p>
+    <w:p>
+      <w:pPr>
+        <w:pStyle w:val="afff0"/>
+      </w:pPr>
+      <w:r>
+        <w:lastRenderedPageBreak/>
+        <w:t>Так же создан отчёт «Остатки на складе» для анализа текущих запасов и реализован поиск по наименованию запчасти.</w:t>
+      </w:r>
+    </w:p>
+    <w:p>
+      <w:pPr>
+        <w:pStyle w:val="a3"/>
+      </w:pPr>
+      <w:r>
+        <w:t>Внедрение и начальное заполнение</w:t>
+      </w:r>
+    </w:p>
+    <w:p>
+      <w:pPr>
+        <w:pStyle w:val="afff0"/>
+      </w:pPr>
+      <w:r>
+        <w:t>Заключительный этап разработки был направлен на подготовку системы к эксплуатации. Основные задачи: обеспечить возможность быстрого ввода существующих запасов (начальных остатков)</w:t>
+      </w:r>
+      <w:r>
+        <w:t xml:space="preserve"> и </w:t>
+      </w:r>
+      <w:r>
+        <w:t>передать систему пользователю</w:t>
+      </w:r>
+      <w:r>
+        <w:t>.</w:t>
+      </w:r>
+    </w:p>
+    <w:p>
+      <w:pPr>
+        <w:pStyle w:val="afff0"/>
+      </w:pPr>
+      <w:r>
+        <w:t>На основе требований разработчиком создана внешняя обработка «Ввод начальных остатков». Обработка содержит:</w:t>
+      </w:r>
+    </w:p>
+    <w:p>
+      <w:pPr>
+        <w:pStyle w:val="a0"/>
+      </w:pPr>
+      <w:r>
+        <w:t>Реквизит «Место хранения» (выбор из справочника «Места хранения»).</w:t>
+      </w:r>
+    </w:p>
+    <w:p>
+      <w:pPr>
+        <w:pStyle w:val="a0"/>
+      </w:pPr>
+      <w:r>
+        <w:t>Табличную часть с колонками: «Номенклатура» (выбор из справочника), «Количество» (число).</w:t>
+      </w:r>
+    </w:p>
+    <w:p>
+      <w:pPr>
+        <w:pStyle w:val="a0"/>
+      </w:pPr>
+      <w:r>
+        <w:t>Кнопку «Заполнить остатки», которая формирует движения по регистру «Остатки запчастей» без создания документов.</w:t>
+      </w:r>
+    </w:p>
+    <w:p>
+      <w:pPr>
+        <w:pStyle w:val="afff0"/>
+      </w:pPr>
+      <w:r>
+        <w:t>Реализован механизм сохранения начальных остатков. При нажатии кнопки система для каждой строки табличной части формирует запись в регистре «Остатки запчастей» с видом движения «Приход». Если запись уже существует – количество суммируется.</w:t>
+      </w:r>
+    </w:p>
+    <w:p>
+      <w:pPr>
+        <w:pStyle w:val="afff0"/>
+      </w:pPr>
+      <w:r>
+        <w:br w:type="page"/>
+      </w:r>
+    </w:p>
+    <w:p>
+      <w:pPr>
         <w:pStyle w:val="afff1"/>
       </w:pPr>
-      <w:bookmarkStart w:id="11" w:name="_Toc146714463"/>
-      <w:bookmarkStart w:id="12" w:name="_Toc146718951"/>
+      <w:bookmarkStart w:id="10" w:name="_Toc146714463"/>
+      <w:bookmarkStart w:id="11" w:name="_Toc146718951"/>
       <w:r>
         <w:lastRenderedPageBreak/>
         <w:t>Заключение</w:t>
       </w:r>
+      <w:bookmarkEnd w:id="10"/>
       <w:bookmarkEnd w:id="11"/>
-      <w:bookmarkEnd w:id="12"/>
     </w:p>
     <w:p>
       <w:pPr>
         <w:pStyle w:val="afff0"/>
       </w:pPr>
+      <w:r>
+        <w:t>В рамках выполнения курсовой работы была спроектирована и реализована информационная система для учёта автомобильных запчастей и специального инструмента в гараже на платформе 1</w:t>
+      </w:r>
+      <w:proofErr w:type="gramStart"/>
+      <w:r>
+        <w:t>С:Предприятие</w:t>
+      </w:r>
+      <w:proofErr w:type="gramEnd"/>
+      <w:r>
+        <w:t>. Разработка велась в соответствии с поставленной целью и задачами.</w:t>
+      </w:r>
     </w:p>
     <w:p>
       <w:pPr>
         <w:pStyle w:val="afff0"/>
       </w:pPr>
       <w:r>
+        <w:t>Аналитическая часть работы включала изучение предметной области, классификацию и сравнительный анализ конкурентных решений.</w:t>
+      </w:r>
+    </w:p>
+    <w:p>
+      <w:pPr>
+        <w:pStyle w:val="afff0"/>
+      </w:pPr>
+      <w:r>
+        <w:t xml:space="preserve">Проведённый SWOT-анализ подтвердил жизнеспособность проекта: сильные стороны перевешивают слабые. </w:t>
+      </w:r>
+    </w:p>
+    <w:p>
+      <w:pPr>
+        <w:pStyle w:val="afff0"/>
+      </w:pPr>
+      <w:r>
+        <w:t xml:space="preserve">Разработанная модель монетизации по принципу </w:t>
+      </w:r>
+      <w:proofErr w:type="spellStart"/>
+      <w:r>
+        <w:t>Freemium</w:t>
+      </w:r>
+      <w:proofErr w:type="spellEnd"/>
+      <w:r>
+        <w:t xml:space="preserve"> позволяет привлечь максимальное число пользователей без финансового барьера, а консервативный прогноз выручки свидетельствует о коммерческой целесообразности проекта.</w:t>
+      </w:r>
+    </w:p>
+    <w:p>
+      <w:pPr>
+        <w:pStyle w:val="afff0"/>
+      </w:pPr>
+      <w:r>
+        <w:t>Практическая реализация системы включала пять основных этапов:</w:t>
+      </w:r>
+    </w:p>
+    <w:p>
+      <w:pPr>
+        <w:pStyle w:val="a0"/>
+      </w:pPr>
+      <w:r>
+        <w:t>Создание справочников;</w:t>
+      </w:r>
+    </w:p>
+    <w:p>
+      <w:pPr>
+        <w:pStyle w:val="a0"/>
+      </w:pPr>
+      <w:r>
+        <w:t>Реализация документов;</w:t>
+      </w:r>
+    </w:p>
+    <w:p>
+      <w:pPr>
+        <w:pStyle w:val="a0"/>
+      </w:pPr>
+      <w:r>
+        <w:t>Создание регистров накопления;</w:t>
+      </w:r>
+    </w:p>
+    <w:p>
+      <w:pPr>
+        <w:pStyle w:val="a0"/>
+      </w:pPr>
+      <w:r>
+        <w:t>Разработка интерфейса;</w:t>
+      </w:r>
+    </w:p>
+    <w:p>
+      <w:pPr>
+        <w:pStyle w:val="a0"/>
+      </w:pPr>
+      <w:r>
+        <w:t>Внедрение и начальное заполнение.</w:t>
+      </w:r>
+    </w:p>
+    <w:p>
+      <w:pPr>
+        <w:pStyle w:val="afff0"/>
+      </w:pPr>
+      <w:r>
+        <w:t>Тестирование системы включало проверку всех функциональных требований. Все тесты (включая негативные сценарии) были успешно пройдены.</w:t>
+      </w:r>
+    </w:p>
+    <w:p>
+      <w:pPr>
+        <w:rPr>
+          <w:rFonts w:ascii="Times New Roman" w:hAnsi="Times New Roman"/>
+          <w:sz w:val="28"/>
+        </w:rPr>
+      </w:pPr>
+      <w:r>
         <w:br w:type="page"/>
       </w:r>
     </w:p>
     <w:p>
       <w:pPr>
-        <w:pStyle w:val="afff1"/>
-      </w:pPr>
-      <w:bookmarkStart w:id="13" w:name="_Toc146714471"/>
-      <w:bookmarkStart w:id="14" w:name="_Toc146718953"/>
+        <w:pStyle w:val="afff0"/>
+      </w:pPr>
       <w:r>
         <w:lastRenderedPageBreak/>
-        <w:t>Приложение А</w:t>
-      </w:r>
-      <w:bookmarkEnd w:id="13"/>
-      <w:bookmarkEnd w:id="14"/>
-    </w:p>
-    <w:p>
-      <w:pPr>
-        <w:pStyle w:val="afff1"/>
-        <w:jc w:val="left"/>
-      </w:pPr>
+        <w:t>Все поставленные задачи решены в полном объёме:</w:t>
+      </w:r>
+    </w:p>
+    <w:p>
+      <w:pPr>
+        <w:pStyle w:val="a0"/>
+      </w:pPr>
+      <w:r>
+        <w:t>проведён анализ конкурентной среды и оценка жизнеспособности проекта;</w:t>
+      </w:r>
+    </w:p>
+    <w:p>
+      <w:pPr>
+        <w:pStyle w:val="a0"/>
+      </w:pPr>
+      <w:r>
+        <w:t>разработана модель монетизации;</w:t>
+      </w:r>
+    </w:p>
+    <w:p>
+      <w:pPr>
+        <w:pStyle w:val="a0"/>
+      </w:pPr>
+      <w:r>
+        <w:t>спроектирована и реализована конфигурация на платформе 1</w:t>
+      </w:r>
+      <w:proofErr w:type="gramStart"/>
+      <w:r>
+        <w:t>С:Предприятие</w:t>
+      </w:r>
+      <w:proofErr w:type="gramEnd"/>
+      <w:r>
+        <w:t>;</w:t>
+      </w:r>
+    </w:p>
+    <w:p>
+      <w:pPr>
+        <w:pStyle w:val="a0"/>
+      </w:pPr>
+      <w:r>
+        <w:t>проведено тестирование функционала.</w:t>
+      </w:r>
+    </w:p>
+    <w:p>
+      <w:pPr>
+        <w:pStyle w:val="afff0"/>
+      </w:pPr>
+      <w:r>
+        <w:t>Разработанная информационная система полностью соответствует функциональным и нефункциональным требованиям.</w:t>
+      </w:r>
+    </w:p>
+    <w:p>
+      <w:pPr>
+        <w:pStyle w:val="afff0"/>
+      </w:pPr>
+      <w:r>
+        <w:t>Таким образом, цель курсовой работы достигнута, результаты могут быть использованы для дальнейшего развития продукта, вывода его на рынок и масштабирования на смежные ниши.</w:t>
+      </w:r>
     </w:p>
     <w:sectPr>
-      <w:footerReference w:type="default" r:id="rId18"/>
-      <w:footerReference w:type="first" r:id="rId19"/>
+      <w:footerReference w:type="default" r:id="rId20"/>
+      <w:footerReference w:type="first" r:id="rId21"/>
       <w:pgSz w:w="11906" w:h="16838" w:code="9"/>
       <w:pgMar w:top="1134" w:right="851" w:bottom="1134" w:left="1701" w:header="709" w:footer="709" w:gutter="0"/>
       <w:cols w:space="708"/>
@@ -6501,7 +9916,7 @@
 </file>
 
 <file path=word/endnotes.xml><?xml version="1.0" encoding="utf-8"?>
-<w:endnotes xmlns:wpc="http://schemas.microsoft.com/office/word/2010/wordprocessingCanvas" xmlns:cx="http://schemas.microsoft.com/office/drawing/2014/chartex" xmlns:mc="http://schemas.openxmlformats.org/markup-compatibility/2006" xmlns:o="urn:schemas-microsoft-com:office:office" xmlns:r="http://schemas.openxmlformats.org/officeDocument/2006/relationships" xmlns:m="http://schemas.openxmlformats.org/officeDocument/2006/math" xmlns:v="urn:schemas-microsoft-com:vml" xmlns:wp14="http://schemas.microsoft.com/office/word/2010/wordprocessingDrawing" xmlns:wp="http://schemas.openxmlformats.org/drawingml/2006/wordprocessingDrawing" xmlns:w10="urn:schemas-microsoft-com:office:word" xmlns:w="http://schemas.openxmlformats.org/wordprocessingml/2006/main" xmlns:w14="http://schemas.microsoft.com/office/word/2010/wordml" xmlns:w15="http://schemas.microsoft.com/office/word/2012/wordml" xmlns:w16se="http://schemas.microsoft.com/office/word/2015/wordml/symex" xmlns:wpg="http://schemas.microsoft.com/office/word/2010/wordprocessingGroup" xmlns:wpi="http://schemas.microsoft.com/office/word/2010/wordprocessingInk" xmlns:wne="http://schemas.microsoft.com/office/word/2006/wordml" xmlns:wps="http://schemas.microsoft.com/office/word/2010/wordprocessingShape" mc:Ignorable="w14 w15 w16se wp14">
+<w:endnotes xmlns:wpc="http://schemas.microsoft.com/office/word/2010/wordprocessingCanvas" xmlns:cx="http://schemas.microsoft.com/office/drawing/2014/chartex" xmlns:cx1="http://schemas.microsoft.com/office/drawing/2015/9/8/chartex" xmlns:cx2="http://schemas.microsoft.com/office/drawing/2015/10/21/chartex" xmlns:cx3="http://schemas.microsoft.com/office/drawing/2016/5/9/chartex" xmlns:cx4="http://schemas.microsoft.com/office/drawing/2016/5/10/chartex" xmlns:cx5="http://schemas.microsoft.com/office/drawing/2016/5/11/chartex" xmlns:cx6="http://schemas.microsoft.com/office/drawing/2016/5/12/chartex" xmlns:cx7="http://schemas.microsoft.com/office/drawing/2016/5/13/chartex" xmlns:cx8="http://schemas.microsoft.com/office/drawing/2016/5/14/chartex" xmlns:mc="http://schemas.openxmlformats.org/markup-compatibility/2006" xmlns:aink="http://schemas.microsoft.com/office/drawing/2016/ink" xmlns:am3d="http://schemas.microsoft.com/office/drawing/2017/model3d" xmlns:o="urn:schemas-microsoft-com:office:office" xmlns:r="http://schemas.openxmlformats.org/officeDocument/2006/relationships" xmlns:m="http://schemas.openxmlformats.org/officeDocument/2006/math" xmlns:v="urn:schemas-microsoft-com:vml" xmlns:wp14="http://schemas.microsoft.com/office/word/2010/wordprocessingDrawing" xmlns:wp="http://schemas.openxmlformats.org/drawingml/2006/wordprocessingDrawing" xmlns:w10="urn:schemas-microsoft-com:office:word" xmlns:w="http://schemas.openxmlformats.org/wordprocessingml/2006/main" xmlns:w14="http://schemas.microsoft.com/office/word/2010/wordml" xmlns:w15="http://schemas.microsoft.com/office/word/2012/wordml" xmlns:w16cex="http://schemas.microsoft.com/office/word/2018/wordml/cex" xmlns:w16cid="http://schemas.microsoft.com/office/word/2016/wordml/cid" xmlns:w16="http://schemas.microsoft.com/office/word/2018/wordml" xmlns:w16sdtdh="http://schemas.microsoft.com/office/word/2020/wordml/sdtdatahash" xmlns:w16se="http://schemas.microsoft.com/office/word/2015/wordml/symex" xmlns:wpg="http://schemas.microsoft.com/office/word/2010/wordprocessingGroup" xmlns:wpi="http://schemas.microsoft.com/office/word/2010/wordprocessingInk" xmlns:wne="http://schemas.microsoft.com/office/word/2006/wordml" xmlns:wps="http://schemas.microsoft.com/office/word/2010/wordprocessingShape" mc:Ignorable="w14 w15 w16se w16cid w16 w16cex w16sdtdh wp14">
   <w:endnote w:type="separator" w:id="-1">
     <w:p>
       <w:pPr>
@@ -6528,7 +9943,7 @@
 </file>
 
 <file path=word/footer1.xml><?xml version="1.0" encoding="utf-8"?>
-<w:ftr xmlns:wpc="http://schemas.microsoft.com/office/word/2010/wordprocessingCanvas" xmlns:cx="http://schemas.microsoft.com/office/drawing/2014/chartex" xmlns:mc="http://schemas.openxmlformats.org/markup-compatibility/2006" xmlns:o="urn:schemas-microsoft-com:office:office" xmlns:r="http://schemas.openxmlformats.org/officeDocument/2006/relationships" xmlns:m="http://schemas.openxmlformats.org/officeDocument/2006/math" xmlns:v="urn:schemas-microsoft-com:vml" xmlns:wp14="http://schemas.microsoft.com/office/word/2010/wordprocessingDrawing" xmlns:wp="http://schemas.openxmlformats.org/drawingml/2006/wordprocessingDrawing" xmlns:w10="urn:schemas-microsoft-com:office:word" xmlns:w="http://schemas.openxmlformats.org/wordprocessingml/2006/main" xmlns:w14="http://schemas.microsoft.com/office/word/2010/wordml" xmlns:w15="http://schemas.microsoft.com/office/word/2012/wordml" xmlns:w16se="http://schemas.microsoft.com/office/word/2015/wordml/symex" xmlns:wpg="http://schemas.microsoft.com/office/word/2010/wordprocessingGroup" xmlns:wpi="http://schemas.microsoft.com/office/word/2010/wordprocessingInk" xmlns:wne="http://schemas.microsoft.com/office/word/2006/wordml" xmlns:wps="http://schemas.microsoft.com/office/word/2010/wordprocessingShape" mc:Ignorable="w14 w15 w16se wp14">
+<w:ftr xmlns:wpc="http://schemas.microsoft.com/office/word/2010/wordprocessingCanvas" xmlns:cx="http://schemas.microsoft.com/office/drawing/2014/chartex" xmlns:cx1="http://schemas.microsoft.com/office/drawing/2015/9/8/chartex" xmlns:cx2="http://schemas.microsoft.com/office/drawing/2015/10/21/chartex" xmlns:cx3="http://schemas.microsoft.com/office/drawing/2016/5/9/chartex" xmlns:cx4="http://schemas.microsoft.com/office/drawing/2016/5/10/chartex" xmlns:cx5="http://schemas.microsoft.com/office/drawing/2016/5/11/chartex" xmlns:cx6="http://schemas.microsoft.com/office/drawing/2016/5/12/chartex" xmlns:cx7="http://schemas.microsoft.com/office/drawing/2016/5/13/chartex" xmlns:cx8="http://schemas.microsoft.com/office/drawing/2016/5/14/chartex" xmlns:mc="http://schemas.openxmlformats.org/markup-compatibility/2006" xmlns:aink="http://schemas.microsoft.com/office/drawing/2016/ink" xmlns:am3d="http://schemas.microsoft.com/office/drawing/2017/model3d" xmlns:o="urn:schemas-microsoft-com:office:office" xmlns:r="http://schemas.openxmlformats.org/officeDocument/2006/relationships" xmlns:m="http://schemas.openxmlformats.org/officeDocument/2006/math" xmlns:v="urn:schemas-microsoft-com:vml" xmlns:wp14="http://schemas.microsoft.com/office/word/2010/wordprocessingDrawing" xmlns:wp="http://schemas.openxmlformats.org/drawingml/2006/wordprocessingDrawing" xmlns:w10="urn:schemas-microsoft-com:office:word" xmlns:w="http://schemas.openxmlformats.org/wordprocessingml/2006/main" xmlns:w14="http://schemas.microsoft.com/office/word/2010/wordml" xmlns:w15="http://schemas.microsoft.com/office/word/2012/wordml" xmlns:w16cex="http://schemas.microsoft.com/office/word/2018/wordml/cex" xmlns:w16cid="http://schemas.microsoft.com/office/word/2016/wordml/cid" xmlns:w16="http://schemas.microsoft.com/office/word/2018/wordml" xmlns:w16sdtdh="http://schemas.microsoft.com/office/word/2020/wordml/sdtdatahash" xmlns:w16se="http://schemas.microsoft.com/office/word/2015/wordml/symex" xmlns:wpg="http://schemas.microsoft.com/office/word/2010/wordprocessingGroup" xmlns:wpi="http://schemas.microsoft.com/office/word/2010/wordprocessingInk" xmlns:wne="http://schemas.microsoft.com/office/word/2006/wordml" xmlns:wps="http://schemas.microsoft.com/office/word/2010/wordprocessingShape" mc:Ignorable="w14 w15 w16se w16cid w16 w16cex w16sdtdh wp14">
   <w:sdt>
     <w:sdtPr>
       <w:id w:val="-1050303076"/>
@@ -6575,7 +9990,7 @@
             <w:sz w:val="28"/>
             <w:szCs w:val="28"/>
           </w:rPr>
-          <w:t>27</w:t>
+          <w:t>23</w:t>
         </w:r>
         <w:r>
           <w:rPr>
@@ -6598,7 +10013,7 @@
 </file>
 
 <file path=word/footer2.xml><?xml version="1.0" encoding="utf-8"?>
-<w:ftr xmlns:wpc="http://schemas.microsoft.com/office/word/2010/wordprocessingCanvas" xmlns:cx="http://schemas.microsoft.com/office/drawing/2014/chartex" xmlns:mc="http://schemas.openxmlformats.org/markup-compatibility/2006" xmlns:o="urn:schemas-microsoft-com:office:office" xmlns:r="http://schemas.openxmlformats.org/officeDocument/2006/relationships" xmlns:m="http://schemas.openxmlformats.org/officeDocument/2006/math" xmlns:v="urn:schemas-microsoft-com:vml" xmlns:wp14="http://schemas.microsoft.com/office/word/2010/wordprocessingDrawing" xmlns:wp="http://schemas.openxmlformats.org/drawingml/2006/wordprocessingDrawing" xmlns:w10="urn:schemas-microsoft-com:office:word" xmlns:w="http://schemas.openxmlformats.org/wordprocessingml/2006/main" xmlns:w14="http://schemas.microsoft.com/office/word/2010/wordml" xmlns:w15="http://schemas.microsoft.com/office/word/2012/wordml" xmlns:w16se="http://schemas.microsoft.com/office/word/2015/wordml/symex" xmlns:wpg="http://schemas.microsoft.com/office/word/2010/wordprocessingGroup" xmlns:wpi="http://schemas.microsoft.com/office/word/2010/wordprocessingInk" xmlns:wne="http://schemas.microsoft.com/office/word/2006/wordml" xmlns:wps="http://schemas.microsoft.com/office/word/2010/wordprocessingShape" mc:Ignorable="w14 w15 w16se wp14">
+<w:ftr xmlns:wpc="http://schemas.microsoft.com/office/word/2010/wordprocessingCanvas" xmlns:cx="http://schemas.microsoft.com/office/drawing/2014/chartex" xmlns:cx1="http://schemas.microsoft.com/office/drawing/2015/9/8/chartex" xmlns:cx2="http://schemas.microsoft.com/office/drawing/2015/10/21/chartex" xmlns:cx3="http://schemas.microsoft.com/office/drawing/2016/5/9/chartex" xmlns:cx4="http://schemas.microsoft.com/office/drawing/2016/5/10/chartex" xmlns:cx5="http://schemas.microsoft.com/office/drawing/2016/5/11/chartex" xmlns:cx6="http://schemas.microsoft.com/office/drawing/2016/5/12/chartex" xmlns:cx7="http://schemas.microsoft.com/office/drawing/2016/5/13/chartex" xmlns:cx8="http://schemas.microsoft.com/office/drawing/2016/5/14/chartex" xmlns:mc="http://schemas.openxmlformats.org/markup-compatibility/2006" xmlns:aink="http://schemas.microsoft.com/office/drawing/2016/ink" xmlns:am3d="http://schemas.microsoft.com/office/drawing/2017/model3d" xmlns:o="urn:schemas-microsoft-com:office:office" xmlns:r="http://schemas.openxmlformats.org/officeDocument/2006/relationships" xmlns:m="http://schemas.openxmlformats.org/officeDocument/2006/math" xmlns:v="urn:schemas-microsoft-com:vml" xmlns:wp14="http://schemas.microsoft.com/office/word/2010/wordprocessingDrawing" xmlns:wp="http://schemas.openxmlformats.org/drawingml/2006/wordprocessingDrawing" xmlns:w10="urn:schemas-microsoft-com:office:word" xmlns:w="http://schemas.openxmlformats.org/wordprocessingml/2006/main" xmlns:w14="http://schemas.microsoft.com/office/word/2010/wordml" xmlns:w15="http://schemas.microsoft.com/office/word/2012/wordml" xmlns:w16cex="http://schemas.microsoft.com/office/word/2018/wordml/cex" xmlns:w16cid="http://schemas.microsoft.com/office/word/2016/wordml/cid" xmlns:w16="http://schemas.microsoft.com/office/word/2018/wordml" xmlns:w16sdtdh="http://schemas.microsoft.com/office/word/2020/wordml/sdtdatahash" xmlns:w16se="http://schemas.microsoft.com/office/word/2015/wordml/symex" xmlns:wpg="http://schemas.microsoft.com/office/word/2010/wordprocessingGroup" xmlns:wpi="http://schemas.microsoft.com/office/word/2010/wordprocessingInk" xmlns:wne="http://schemas.microsoft.com/office/word/2006/wordml" xmlns:wps="http://schemas.microsoft.com/office/word/2010/wordprocessingShape" mc:Ignorable="w14 w15 w16se w16cid w16 w16cex w16sdtdh wp14">
   <w:p>
     <w:pPr>
       <w:pStyle w:val="af0"/>
@@ -6614,7 +10029,7 @@
 </file>
 
 <file path=word/footnotes.xml><?xml version="1.0" encoding="utf-8"?>
-<w:footnotes xmlns:wpc="http://schemas.microsoft.com/office/word/2010/wordprocessingCanvas" xmlns:cx="http://schemas.microsoft.com/office/drawing/2014/chartex" xmlns:mc="http://schemas.openxmlformats.org/markup-compatibility/2006" xmlns:o="urn:schemas-microsoft-com:office:office" xmlns:r="http://schemas.openxmlformats.org/officeDocument/2006/relationships" xmlns:m="http://schemas.openxmlformats.org/officeDocument/2006/math" xmlns:v="urn:schemas-microsoft-com:vml" xmlns:wp14="http://schemas.microsoft.com/office/word/2010/wordprocessingDrawing" xmlns:wp="http://schemas.openxmlformats.org/drawingml/2006/wordprocessingDrawing" xmlns:w10="urn:schemas-microsoft-com:office:word" xmlns:w="http://schemas.openxmlformats.org/wordprocessingml/2006/main" xmlns:w14="http://schemas.microsoft.com/office/word/2010/wordml" xmlns:w15="http://schemas.microsoft.com/office/word/2012/wordml" xmlns:w16se="http://schemas.microsoft.com/office/word/2015/wordml/symex" xmlns:wpg="http://schemas.microsoft.com/office/word/2010/wordprocessingGroup" xmlns:wpi="http://schemas.microsoft.com/office/word/2010/wordprocessingInk" xmlns:wne="http://schemas.microsoft.com/office/word/2006/wordml" xmlns:wps="http://schemas.microsoft.com/office/word/2010/wordprocessingShape" mc:Ignorable="w14 w15 w16se wp14">
+<w:footnotes xmlns:wpc="http://schemas.microsoft.com/office/word/2010/wordprocessingCanvas" xmlns:cx="http://schemas.microsoft.com/office/drawing/2014/chartex" xmlns:cx1="http://schemas.microsoft.com/office/drawing/2015/9/8/chartex" xmlns:cx2="http://schemas.microsoft.com/office/drawing/2015/10/21/chartex" xmlns:cx3="http://schemas.microsoft.com/office/drawing/2016/5/9/chartex" xmlns:cx4="http://schemas.microsoft.com/office/drawing/2016/5/10/chartex" xmlns:cx5="http://schemas.microsoft.com/office/drawing/2016/5/11/chartex" xmlns:cx6="http://schemas.microsoft.com/office/drawing/2016/5/12/chartex" xmlns:cx7="http://schemas.microsoft.com/office/drawing/2016/5/13/chartex" xmlns:cx8="http://schemas.microsoft.com/office/drawing/2016/5/14/chartex" xmlns:mc="http://schemas.openxmlformats.org/markup-compatibility/2006" xmlns:aink="http://schemas.microsoft.com/office/drawing/2016/ink" xmlns:am3d="http://schemas.microsoft.com/office/drawing/2017/model3d" xmlns:o="urn:schemas-microsoft-com:office:office" xmlns:r="http://schemas.openxmlformats.org/officeDocument/2006/relationships" xmlns:m="http://schemas.openxmlformats.org/officeDocument/2006/math" xmlns:v="urn:schemas-microsoft-com:vml" xmlns:wp14="http://schemas.microsoft.com/office/word/2010/wordprocessingDrawing" xmlns:wp="http://schemas.openxmlformats.org/drawingml/2006/wordprocessingDrawing" xmlns:w10="urn:schemas-microsoft-com:office:word" xmlns:w="http://schemas.openxmlformats.org/wordprocessingml/2006/main" xmlns:w14="http://schemas.microsoft.com/office/word/2010/wordml" xmlns:w15="http://schemas.microsoft.com/office/word/2012/wordml" xmlns:w16cex="http://schemas.microsoft.com/office/word/2018/wordml/cex" xmlns:w16cid="http://schemas.microsoft.com/office/word/2016/wordml/cid" xmlns:w16="http://schemas.microsoft.com/office/word/2018/wordml" xmlns:w16sdtdh="http://schemas.microsoft.com/office/word/2020/wordml/sdtdatahash" xmlns:w16se="http://schemas.microsoft.com/office/word/2015/wordml/symex" xmlns:wpg="http://schemas.microsoft.com/office/word/2010/wordprocessingGroup" xmlns:wpi="http://schemas.microsoft.com/office/word/2010/wordprocessingInk" xmlns:wne="http://schemas.microsoft.com/office/word/2006/wordml" xmlns:wps="http://schemas.microsoft.com/office/word/2010/wordprocessingShape" mc:Ignorable="w14 w15 w16se w16cid w16 w16cex w16sdtdh wp14">
   <w:footnote w:type="separator" w:id="-1">
     <w:p>
       <w:pPr>
@@ -6641,7 +10056,7 @@
 </file>
 
 <file path=word/numbering.xml><?xml version="1.0" encoding="utf-8"?>
-<w:numbering xmlns:wpc="http://schemas.microsoft.com/office/word/2010/wordprocessingCanvas" xmlns:cx="http://schemas.microsoft.com/office/drawing/2014/chartex" xmlns:mc="http://schemas.openxmlformats.org/markup-compatibility/2006" xmlns:o="urn:schemas-microsoft-com:office:office" xmlns:r="http://schemas.openxmlformats.org/officeDocument/2006/relationships" xmlns:m="http://schemas.openxmlformats.org/officeDocument/2006/math" xmlns:v="urn:schemas-microsoft-com:vml" xmlns:wp14="http://schemas.microsoft.com/office/word/2010/wordprocessingDrawing" xmlns:wp="http://schemas.openxmlformats.org/drawingml/2006/wordprocessingDrawing" xmlns:w10="urn:schemas-microsoft-com:office:word" xmlns:w="http://schemas.openxmlformats.org/wordprocessingml/2006/main" xmlns:w14="http://schemas.microsoft.com/office/word/2010/wordml" xmlns:w15="http://schemas.microsoft.com/office/word/2012/wordml" xmlns:w16se="http://schemas.microsoft.com/office/word/2015/wordml/symex" xmlns:wpg="http://schemas.microsoft.com/office/word/2010/wordprocessingGroup" xmlns:wpi="http://schemas.microsoft.com/office/word/2010/wordprocessingInk" xmlns:wne="http://schemas.microsoft.com/office/word/2006/wordml" xmlns:wps="http://schemas.microsoft.com/office/word/2010/wordprocessingShape" mc:Ignorable="w14 w15 w16se wp14">
+<w:numbering xmlns:wpc="http://schemas.microsoft.com/office/word/2010/wordprocessingCanvas" xmlns:cx="http://schemas.microsoft.com/office/drawing/2014/chartex" xmlns:cx1="http://schemas.microsoft.com/office/drawing/2015/9/8/chartex" xmlns:cx2="http://schemas.microsoft.com/office/drawing/2015/10/21/chartex" xmlns:cx3="http://schemas.microsoft.com/office/drawing/2016/5/9/chartex" xmlns:cx4="http://schemas.microsoft.com/office/drawing/2016/5/10/chartex" xmlns:cx5="http://schemas.microsoft.com/office/drawing/2016/5/11/chartex" xmlns:cx6="http://schemas.microsoft.com/office/drawing/2016/5/12/chartex" xmlns:cx7="http://schemas.microsoft.com/office/drawing/2016/5/13/chartex" xmlns:cx8="http://schemas.microsoft.com/office/drawing/2016/5/14/chartex" xmlns:mc="http://schemas.openxmlformats.org/markup-compatibility/2006" xmlns:aink="http://schemas.microsoft.com/office/drawing/2016/ink" xmlns:am3d="http://schemas.microsoft.com/office/drawing/2017/model3d" xmlns:o="urn:schemas-microsoft-com:office:office" xmlns:r="http://schemas.openxmlformats.org/officeDocument/2006/relationships" xmlns:m="http://schemas.openxmlformats.org/officeDocument/2006/math" xmlns:v="urn:schemas-microsoft-com:vml" xmlns:wp14="http://schemas.microsoft.com/office/word/2010/wordprocessingDrawing" xmlns:wp="http://schemas.openxmlformats.org/drawingml/2006/wordprocessingDrawing" xmlns:w10="urn:schemas-microsoft-com:office:word" xmlns:w="http://schemas.openxmlformats.org/wordprocessingml/2006/main" xmlns:w14="http://schemas.microsoft.com/office/word/2010/wordml" xmlns:w15="http://schemas.microsoft.com/office/word/2012/wordml" xmlns:w16cex="http://schemas.microsoft.com/office/word/2018/wordml/cex" xmlns:w16cid="http://schemas.microsoft.com/office/word/2016/wordml/cid" xmlns:w16="http://schemas.microsoft.com/office/word/2018/wordml" xmlns:w16sdtdh="http://schemas.microsoft.com/office/word/2020/wordml/sdtdatahash" xmlns:w16se="http://schemas.microsoft.com/office/word/2015/wordml/symex" xmlns:wpg="http://schemas.microsoft.com/office/word/2010/wordprocessingGroup" xmlns:wpi="http://schemas.microsoft.com/office/word/2010/wordprocessingInk" xmlns:wne="http://schemas.microsoft.com/office/word/2006/wordml" xmlns:wps="http://schemas.microsoft.com/office/word/2010/wordprocessingShape" mc:Ignorable="w14 w15 w16se w16cid w16 w16cex w16sdtdh wp14">
   <w:abstractNum w:abstractNumId="0" w15:restartNumberingAfterBreak="0">
     <w:nsid w:val="01152627"/>
     <w:multiLevelType w:val="hybridMultilevel"/>
@@ -11541,7 +14956,7 @@
 </file>
 
 <file path=word/styles.xml><?xml version="1.0" encoding="utf-8"?>
-<w:styles xmlns:mc="http://schemas.openxmlformats.org/markup-compatibility/2006" xmlns:r="http://schemas.openxmlformats.org/officeDocument/2006/relationships" xmlns:w="http://schemas.openxmlformats.org/wordprocessingml/2006/main" xmlns:w14="http://schemas.microsoft.com/office/word/2010/wordml" xmlns:w15="http://schemas.microsoft.com/office/word/2012/wordml" xmlns:w16se="http://schemas.microsoft.com/office/word/2015/wordml/symex" mc:Ignorable="w14 w15 w16se">
+<w:styles xmlns:mc="http://schemas.openxmlformats.org/markup-compatibility/2006" xmlns:r="http://schemas.openxmlformats.org/officeDocument/2006/relationships" xmlns:w="http://schemas.openxmlformats.org/wordprocessingml/2006/main" xmlns:w14="http://schemas.microsoft.com/office/word/2010/wordml" xmlns:w15="http://schemas.microsoft.com/office/word/2012/wordml" xmlns:w16cex="http://schemas.microsoft.com/office/word/2018/wordml/cex" xmlns:w16cid="http://schemas.microsoft.com/office/word/2016/wordml/cid" xmlns:w16="http://schemas.microsoft.com/office/word/2018/wordml" xmlns:w16sdtdh="http://schemas.microsoft.com/office/word/2020/wordml/sdtdatahash" xmlns:w16se="http://schemas.microsoft.com/office/word/2015/wordml/symex" mc:Ignorable="w14 w15 w16se w16cid w16 w16cex w16sdtdh">
   <w:docDefaults>
     <w:rPrDefault>
       <w:rPr>
@@ -11558,7 +14973,7 @@
       </w:pPr>
     </w:pPrDefault>
   </w:docDefaults>
-  <w:latentStyles w:defLockedState="0" w:defUIPriority="99" w:defSemiHidden="0" w:defUnhideWhenUsed="0" w:defQFormat="0" w:count="371">
+  <w:latentStyles w:defLockedState="0" w:defUIPriority="99" w:defSemiHidden="0" w:defUnhideWhenUsed="0" w:defQFormat="0" w:count="376">
     <w:lsdException w:name="Normal" w:uiPriority="0"/>
     <w:lsdException w:name="heading 1" w:uiPriority="9"/>
     <w:lsdException w:name="heading 2" w:semiHidden="1" w:uiPriority="9" w:unhideWhenUsed="1"/>
@@ -11930,6 +15345,11 @@
     <w:lsdException w:name="List Table 5 Dark Accent 6" w:uiPriority="50"/>
     <w:lsdException w:name="List Table 6 Colorful Accent 6" w:uiPriority="51"/>
     <w:lsdException w:name="List Table 7 Colorful Accent 6" w:uiPriority="52"/>
+    <w:lsdException w:name="Mention" w:semiHidden="1" w:unhideWhenUsed="1"/>
+    <w:lsdException w:name="Smart Hyperlink" w:semiHidden="1" w:unhideWhenUsed="1"/>
+    <w:lsdException w:name="Hashtag" w:semiHidden="1" w:unhideWhenUsed="1"/>
+    <w:lsdException w:name="Unresolved Mention" w:semiHidden="1" w:unhideWhenUsed="1"/>
+    <w:lsdException w:name="Smart Link" w:semiHidden="1" w:unhideWhenUsed="1"/>
   </w:latentStyles>
   <w:style w:type="paragraph" w:default="1" w:styleId="a9">
     <w:name w:val="Normal"/>
@@ -12806,7 +16226,7 @@
       <w:kern w:val="0"/>
     </w:rPr>
   </w:style>
-  <w:style w:type="character" w:customStyle="1" w:styleId="UnresolvedMention">
+  <w:style w:type="character" w:styleId="afff4">
     <w:name w:val="Unresolved Mention"/>
     <w:basedOn w:val="aa"/>
     <w:uiPriority w:val="99"/>
@@ -12818,7 +16238,7 @@
       <w:shd w:val="clear" w:color="auto" w:fill="E1DFDD"/>
     </w:rPr>
   </w:style>
-  <w:style w:type="paragraph" w:styleId="afff4">
+  <w:style w:type="paragraph" w:styleId="afff5">
     <w:name w:val="Normal (Web)"/>
     <w:basedOn w:val="a9"/>
     <w:uiPriority w:val="99"/>
@@ -12840,7 +16260,7 @@
     <w:name w:val="Подпись рисунка"/>
     <w:basedOn w:val="a9"/>
     <w:next w:val="a9"/>
-    <w:link w:val="afff5"/>
+    <w:link w:val="afff6"/>
     <w:qFormat/>
     <w:rsid w:val="00855047"/>
     <w:pPr>
@@ -12858,7 +16278,7 @@
       <w:sz w:val="28"/>
     </w:rPr>
   </w:style>
-  <w:style w:type="character" w:customStyle="1" w:styleId="afff5">
+  <w:style w:type="character" w:customStyle="1" w:styleId="afff6">
     <w:name w:val="Подпись рисунка Знак"/>
     <w:basedOn w:val="aa"/>
     <w:link w:val="a1"/>
@@ -12872,7 +16292,7 @@
   <w:style w:type="paragraph" w:customStyle="1" w:styleId="a3">
     <w:name w:val="Название подглавы"/>
     <w:basedOn w:val="a2"/>
-    <w:link w:val="afff6"/>
+    <w:link w:val="afff7"/>
     <w:qFormat/>
     <w:rsid w:val="00BB7C1D"/>
     <w:pPr>
@@ -12905,7 +16325,7 @@
       <w:szCs w:val="28"/>
     </w:rPr>
   </w:style>
-  <w:style w:type="character" w:customStyle="1" w:styleId="afff6">
+  <w:style w:type="character" w:customStyle="1" w:styleId="afff7">
     <w:name w:val="Название подглавы Знак"/>
     <w:basedOn w:val="afff2"/>
     <w:link w:val="a3"/>
@@ -12923,7 +16343,7 @@
   <w:style w:type="paragraph" w:customStyle="1" w:styleId="a4">
     <w:name w:val="Название подподглавы"/>
     <w:basedOn w:val="a3"/>
-    <w:link w:val="afff7"/>
+    <w:link w:val="afff8"/>
     <w:qFormat/>
     <w:rsid w:val="009878A3"/>
     <w:pPr>
@@ -12935,9 +16355,9 @@
       <w:lang w:val="en-US"/>
     </w:rPr>
   </w:style>
-  <w:style w:type="character" w:customStyle="1" w:styleId="afff7">
+  <w:style w:type="character" w:customStyle="1" w:styleId="afff8">
     <w:name w:val="Название подподглавы Знак"/>
-    <w:basedOn w:val="afff6"/>
+    <w:basedOn w:val="afff7"/>
     <w:link w:val="a4"/>
     <w:rsid w:val="009878A3"/>
     <w:rPr>
@@ -12952,7 +16372,7 @@
       <w:lang w:val="en-US"/>
     </w:rPr>
   </w:style>
-  <w:style w:type="character" w:styleId="afff8">
+  <w:style w:type="character" w:styleId="afff9">
     <w:name w:val="Strong"/>
     <w:basedOn w:val="aa"/>
     <w:uiPriority w:val="22"/>
@@ -12962,7 +16382,7 @@
       <w:bCs/>
     </w:rPr>
   </w:style>
-  <w:style w:type="character" w:styleId="afff9">
+  <w:style w:type="character" w:styleId="afffa">
     <w:name w:val="FollowedHyperlink"/>
     <w:basedOn w:val="aa"/>
     <w:uiPriority w:val="99"/>
@@ -13323,7 +16743,7 @@
 </file>
 
 <file path=customXml/itemProps1.xml><?xml version="1.0" encoding="utf-8"?>
-<ds:datastoreItem xmlns:ds="http://schemas.openxmlformats.org/officeDocument/2006/customXml" ds:itemID="{D4220A79-907A-43D4-AB4F-1AD49243E654}">
+<ds:datastoreItem xmlns:ds="http://schemas.openxmlformats.org/officeDocument/2006/customXml" ds:itemID="{F9AC8331-61FF-4F0F-BF7F-659F06EB5BA8}">
   <ds:schemaRefs>
     <ds:schemaRef ds:uri="http://schemas.openxmlformats.org/officeDocument/2006/bibliography"/>
   </ds:schemaRefs>

--- a/документация.docx
+++ b/документация.docx
@@ -1,6 +1,6 @@
 
 <file path=word/document.xml><?xml version="1.0" encoding="utf-8"?>
-<w:document xmlns:wpc="http://schemas.microsoft.com/office/word/2010/wordprocessingCanvas" xmlns:cx="http://schemas.microsoft.com/office/drawing/2014/chartex" xmlns:cx1="http://schemas.microsoft.com/office/drawing/2015/9/8/chartex" xmlns:cx2="http://schemas.microsoft.com/office/drawing/2015/10/21/chartex" xmlns:cx3="http://schemas.microsoft.com/office/drawing/2016/5/9/chartex" xmlns:cx4="http://schemas.microsoft.com/office/drawing/2016/5/10/chartex" xmlns:cx5="http://schemas.microsoft.com/office/drawing/2016/5/11/chartex" xmlns:cx6="http://schemas.microsoft.com/office/drawing/2016/5/12/chartex" xmlns:cx7="http://schemas.microsoft.com/office/drawing/2016/5/13/chartex" xmlns:cx8="http://schemas.microsoft.com/office/drawing/2016/5/14/chartex" xmlns:mc="http://schemas.openxmlformats.org/markup-compatibility/2006" xmlns:aink="http://schemas.microsoft.com/office/drawing/2016/ink" xmlns:am3d="http://schemas.microsoft.com/office/drawing/2017/model3d" xmlns:o="urn:schemas-microsoft-com:office:office" xmlns:r="http://schemas.openxmlformats.org/officeDocument/2006/relationships" xmlns:m="http://schemas.openxmlformats.org/officeDocument/2006/math" xmlns:v="urn:schemas-microsoft-com:vml" xmlns:wp14="http://schemas.microsoft.com/office/word/2010/wordprocessingDrawing" xmlns:wp="http://schemas.openxmlformats.org/drawingml/2006/wordprocessingDrawing" xmlns:w10="urn:schemas-microsoft-com:office:word" xmlns:w="http://schemas.openxmlformats.org/wordprocessingml/2006/main" xmlns:w14="http://schemas.microsoft.com/office/word/2010/wordml" xmlns:w15="http://schemas.microsoft.com/office/word/2012/wordml" xmlns:w16cex="http://schemas.microsoft.com/office/word/2018/wordml/cex" xmlns:w16cid="http://schemas.microsoft.com/office/word/2016/wordml/cid" xmlns:w16="http://schemas.microsoft.com/office/word/2018/wordml" xmlns:w16sdtdh="http://schemas.microsoft.com/office/word/2020/wordml/sdtdatahash" xmlns:w16se="http://schemas.microsoft.com/office/word/2015/wordml/symex" xmlns:wpg="http://schemas.microsoft.com/office/word/2010/wordprocessingGroup" xmlns:wpi="http://schemas.microsoft.com/office/word/2010/wordprocessingInk" xmlns:wne="http://schemas.microsoft.com/office/word/2006/wordml" xmlns:wps="http://schemas.microsoft.com/office/word/2010/wordprocessingShape" mc:Ignorable="w14 w15 w16se w16cid w16 w16cex w16sdtdh wp14">
+<w:document xmlns:wpc="http://schemas.microsoft.com/office/word/2010/wordprocessingCanvas" xmlns:cx="http://schemas.microsoft.com/office/drawing/2014/chartex" xmlns:cx1="http://schemas.microsoft.com/office/drawing/2015/9/8/chartex" xmlns:cx2="http://schemas.microsoft.com/office/drawing/2015/10/21/chartex" xmlns:cx3="http://schemas.microsoft.com/office/drawing/2016/5/9/chartex" xmlns:cx4="http://schemas.microsoft.com/office/drawing/2016/5/10/chartex" xmlns:cx5="http://schemas.microsoft.com/office/drawing/2016/5/11/chartex" xmlns:cx6="http://schemas.microsoft.com/office/drawing/2016/5/12/chartex" xmlns:cx7="http://schemas.microsoft.com/office/drawing/2016/5/13/chartex" xmlns:cx8="http://schemas.microsoft.com/office/drawing/2016/5/14/chartex" xmlns:mc="http://schemas.openxmlformats.org/markup-compatibility/2006" xmlns:aink="http://schemas.microsoft.com/office/drawing/2016/ink" xmlns:am3d="http://schemas.microsoft.com/office/drawing/2017/model3d" xmlns:o="urn:schemas-microsoft-com:office:office" xmlns:oel="http://schemas.microsoft.com/office/2019/extlst" xmlns:r="http://schemas.openxmlformats.org/officeDocument/2006/relationships" xmlns:m="http://schemas.openxmlformats.org/officeDocument/2006/math" xmlns:v="urn:schemas-microsoft-com:vml" xmlns:wp14="http://schemas.microsoft.com/office/word/2010/wordprocessingDrawing" xmlns:wp="http://schemas.openxmlformats.org/drawingml/2006/wordprocessingDrawing" xmlns:w10="urn:schemas-microsoft-com:office:word" xmlns:w="http://schemas.openxmlformats.org/wordprocessingml/2006/main" xmlns:w14="http://schemas.microsoft.com/office/word/2010/wordml" xmlns:w15="http://schemas.microsoft.com/office/word/2012/wordml" xmlns:w16cex="http://schemas.microsoft.com/office/word/2018/wordml/cex" xmlns:w16cid="http://schemas.microsoft.com/office/word/2016/wordml/cid" xmlns:w16="http://schemas.microsoft.com/office/word/2018/wordml" xmlns:w16du="http://schemas.microsoft.com/office/word/2023/wordml/word16du" xmlns:w16sdtdh="http://schemas.microsoft.com/office/word/2020/wordml/sdtdatahash" xmlns:w16sdtfl="http://schemas.microsoft.com/office/word/2024/wordml/sdtformatlock" xmlns:w16se="http://schemas.microsoft.com/office/word/2015/wordml/symex" xmlns:wpg="http://schemas.microsoft.com/office/word/2010/wordprocessingGroup" xmlns:wpi="http://schemas.microsoft.com/office/word/2010/wordprocessingInk" xmlns:wne="http://schemas.microsoft.com/office/word/2006/wordml" xmlns:wps="http://schemas.microsoft.com/office/word/2010/wordprocessingShape" mc:Ignorable="w14 w15 w16se w16cid w16 w16cex w16sdtdh w16sdtfl w16du wp14">
   <w:body>
     <w:p>
       <w:pPr>
@@ -1216,7 +1216,7 @@
                 <w:sz w:val="26"/>
                 <w:szCs w:val="26"/>
               </w:rPr>
-              <w:t>Шилов С</w:t>
+              <w:t>Савин</w:t>
             </w:r>
             <w:r>
               <w:rPr>
@@ -1225,7 +1225,7 @@
                 <w:sz w:val="26"/>
                 <w:szCs w:val="26"/>
               </w:rPr>
-              <w:t xml:space="preserve">. </w:t>
+              <w:t xml:space="preserve"> </w:t>
             </w:r>
             <w:r>
               <w:rPr>
@@ -1234,7 +1234,7 @@
                 <w:sz w:val="26"/>
                 <w:szCs w:val="26"/>
               </w:rPr>
-              <w:t>Н</w:t>
+              <w:t>М. А</w:t>
             </w:r>
             <w:r>
               <w:rPr>
@@ -1478,6 +1478,15 @@
                 <w:szCs w:val="26"/>
               </w:rPr>
             </w:pPr>
+            <w:r>
+              <w:rPr>
+                <w:rFonts w:ascii="Times New Roman" w:eastAsia="Times New Roman" w:hAnsi="Times New Roman"/>
+                <w:color w:val="000000"/>
+                <w:sz w:val="26"/>
+                <w:szCs w:val="26"/>
+              </w:rPr>
+              <w:t>Исаев Н.</w:t>
+            </w:r>
           </w:p>
         </w:tc>
         <w:tc>
@@ -1693,6 +1702,26 @@
                 <w:szCs w:val="26"/>
               </w:rPr>
             </w:pPr>
+            <w:proofErr w:type="spellStart"/>
+            <w:r>
+              <w:rPr>
+                <w:rFonts w:ascii="Times New Roman" w:eastAsia="Times New Roman" w:hAnsi="Times New Roman"/>
+                <w:color w:val="000000"/>
+                <w:sz w:val="26"/>
+                <w:szCs w:val="26"/>
+              </w:rPr>
+              <w:t>Гаркалов</w:t>
+            </w:r>
+            <w:proofErr w:type="spellEnd"/>
+            <w:r>
+              <w:rPr>
+                <w:rFonts w:ascii="Times New Roman" w:eastAsia="Times New Roman" w:hAnsi="Times New Roman"/>
+                <w:color w:val="000000"/>
+                <w:sz w:val="26"/>
+                <w:szCs w:val="26"/>
+              </w:rPr>
+              <w:t xml:space="preserve"> М.</w:t>
+            </w:r>
           </w:p>
         </w:tc>
         <w:tc>
@@ -1908,6 +1937,15 @@
                 <w:szCs w:val="26"/>
               </w:rPr>
             </w:pPr>
+            <w:r>
+              <w:rPr>
+                <w:rFonts w:ascii="Times New Roman" w:eastAsia="Times New Roman" w:hAnsi="Times New Roman"/>
+                <w:color w:val="000000"/>
+                <w:sz w:val="26"/>
+                <w:szCs w:val="26"/>
+              </w:rPr>
+              <w:t>Калугин И.</w:t>
+            </w:r>
           </w:p>
         </w:tc>
         <w:tc>
@@ -2123,6 +2161,15 @@
                 <w:szCs w:val="26"/>
               </w:rPr>
             </w:pPr>
+            <w:r>
+              <w:rPr>
+                <w:rFonts w:ascii="Times New Roman" w:eastAsia="Times New Roman" w:hAnsi="Times New Roman"/>
+                <w:color w:val="000000"/>
+                <w:sz w:val="26"/>
+                <w:szCs w:val="26"/>
+              </w:rPr>
+              <w:t>Громова В. А.</w:t>
+            </w:r>
           </w:p>
         </w:tc>
         <w:tc>
@@ -2292,11 +2339,25 @@
     </w:p>
     <w:p>
       <w:pPr>
-        <w:pStyle w:val="afff1"/>
+        <w:jc w:val="center"/>
+        <w:rPr>
+          <w:rFonts w:ascii="Times New Roman" w:hAnsi="Times New Roman" w:cs="Times New Roman"/>
+          <w:b/>
+          <w:bCs/>
+          <w:sz w:val="32"/>
+          <w:szCs w:val="32"/>
+        </w:rPr>
       </w:pPr>
       <w:bookmarkStart w:id="0" w:name="_Toc146714448"/>
       <w:bookmarkStart w:id="1" w:name="_Toc146718938"/>
       <w:r>
+        <w:rPr>
+          <w:rFonts w:ascii="Times New Roman" w:hAnsi="Times New Roman" w:cs="Times New Roman"/>
+          <w:b/>
+          <w:bCs/>
+          <w:sz w:val="32"/>
+          <w:szCs w:val="32"/>
+        </w:rPr>
         <w:lastRenderedPageBreak/>
         <w:t>Содержание</w:t>
       </w:r>
@@ -2315,27 +2376,3071 @@
         </w:rPr>
       </w:pPr>
       <w:r>
-        <w:fldChar w:fldCharType="begin"/>
-      </w:r>
-      <w:r>
-        <w:instrText xml:space="preserve"> TOC \h \z \t "Введение/заключение;1;Название главы;1;Название подглавы;2;Название подподглавы;3" </w:instrText>
-      </w:r>
-      <w:r>
-        <w:fldChar w:fldCharType="separate"/>
-      </w:r>
-    </w:p>
-    <w:p>
-      <w:pPr>
-        <w:pStyle w:val="afff0"/>
-        <w:rPr>
-          <w:sz w:val="32"/>
-        </w:rPr>
-      </w:pPr>
-      <w:r>
         <w:rPr>
           <w:rFonts w:cs="Times New Roman"/>
           <w:szCs w:val="28"/>
         </w:rPr>
+        <w:fldChar w:fldCharType="begin"/>
+      </w:r>
+      <w:r>
+        <w:rPr>
+          <w:rFonts w:cs="Times New Roman"/>
+          <w:szCs w:val="28"/>
+        </w:rPr>
+        <w:instrText xml:space="preserve"> TOC \h \z \t "Введение/заключение;1;Название главы;1;Название подглавы;2;Название подподглавы;3" </w:instrText>
+      </w:r>
+      <w:r>
+        <w:rPr>
+          <w:rFonts w:cs="Times New Roman"/>
+          <w:szCs w:val="28"/>
+        </w:rPr>
+        <w:fldChar w:fldCharType="separate"/>
+      </w:r>
+      <w:hyperlink w:anchor="_Toc230966873" w:history="1">
+        <w:r>
+          <w:rPr>
+            <w:rStyle w:val="af8"/>
+            <w:rFonts w:cs="Times New Roman"/>
+            <w:noProof/>
+            <w:szCs w:val="28"/>
+          </w:rPr>
+          <w:t>Введение</w:t>
+        </w:r>
+        <w:r>
+          <w:rPr>
+            <w:rFonts w:cs="Times New Roman"/>
+            <w:noProof/>
+            <w:webHidden/>
+            <w:szCs w:val="28"/>
+          </w:rPr>
+          <w:tab/>
+        </w:r>
+        <w:r>
+          <w:rPr>
+            <w:rFonts w:cs="Times New Roman"/>
+            <w:noProof/>
+            <w:webHidden/>
+            <w:szCs w:val="28"/>
+          </w:rPr>
+          <w:fldChar w:fldCharType="begin"/>
+        </w:r>
+        <w:r>
+          <w:rPr>
+            <w:rFonts w:cs="Times New Roman"/>
+            <w:noProof/>
+            <w:webHidden/>
+            <w:szCs w:val="28"/>
+          </w:rPr>
+          <w:instrText xml:space="preserve"> PAGEREF _Toc230966873 \h </w:instrText>
+        </w:r>
+        <w:r>
+          <w:rPr>
+            <w:rFonts w:cs="Times New Roman"/>
+            <w:noProof/>
+            <w:webHidden/>
+            <w:szCs w:val="28"/>
+          </w:rPr>
+        </w:r>
+        <w:r>
+          <w:rPr>
+            <w:rFonts w:cs="Times New Roman"/>
+            <w:noProof/>
+            <w:webHidden/>
+            <w:szCs w:val="28"/>
+          </w:rPr>
+          <w:fldChar w:fldCharType="separate"/>
+        </w:r>
+        <w:r>
+          <w:rPr>
+            <w:rFonts w:cs="Times New Roman"/>
+            <w:noProof/>
+            <w:webHidden/>
+            <w:szCs w:val="28"/>
+          </w:rPr>
+          <w:t>4</w:t>
+        </w:r>
+        <w:r>
+          <w:rPr>
+            <w:rFonts w:cs="Times New Roman"/>
+            <w:noProof/>
+            <w:webHidden/>
+            <w:szCs w:val="28"/>
+          </w:rPr>
+          <w:fldChar w:fldCharType="end"/>
+        </w:r>
+      </w:hyperlink>
+    </w:p>
+    <w:p>
+      <w:pPr>
+        <w:pStyle w:val="12"/>
+        <w:rPr>
+          <w:rFonts w:eastAsiaTheme="minorEastAsia" w:cs="Times New Roman"/>
+          <w:noProof/>
+          <w:szCs w:val="28"/>
+          <w:lang w:eastAsia="ru-RU"/>
+          <w14:ligatures w14:val="standardContextual"/>
+        </w:rPr>
+      </w:pPr>
+      <w:hyperlink w:anchor="_Toc230966874" w:history="1">
+        <w:r>
+          <w:rPr>
+            <w:rStyle w:val="af8"/>
+            <w:rFonts w:cs="Times New Roman"/>
+            <w:noProof/>
+            <w:szCs w:val="28"/>
+          </w:rPr>
+          <w:t>1 Аналитика проекта</w:t>
+        </w:r>
+        <w:r>
+          <w:rPr>
+            <w:rFonts w:cs="Times New Roman"/>
+            <w:noProof/>
+            <w:webHidden/>
+            <w:szCs w:val="28"/>
+          </w:rPr>
+          <w:tab/>
+        </w:r>
+        <w:r>
+          <w:rPr>
+            <w:rFonts w:cs="Times New Roman"/>
+            <w:noProof/>
+            <w:webHidden/>
+            <w:szCs w:val="28"/>
+          </w:rPr>
+          <w:fldChar w:fldCharType="begin"/>
+        </w:r>
+        <w:r>
+          <w:rPr>
+            <w:rFonts w:cs="Times New Roman"/>
+            <w:noProof/>
+            <w:webHidden/>
+            <w:szCs w:val="28"/>
+          </w:rPr>
+          <w:instrText xml:space="preserve"> PAGEREF _Toc230966874 \h </w:instrText>
+        </w:r>
+        <w:r>
+          <w:rPr>
+            <w:rFonts w:cs="Times New Roman"/>
+            <w:noProof/>
+            <w:webHidden/>
+            <w:szCs w:val="28"/>
+          </w:rPr>
+        </w:r>
+        <w:r>
+          <w:rPr>
+            <w:rFonts w:cs="Times New Roman"/>
+            <w:noProof/>
+            <w:webHidden/>
+            <w:szCs w:val="28"/>
+          </w:rPr>
+          <w:fldChar w:fldCharType="separate"/>
+        </w:r>
+        <w:r>
+          <w:rPr>
+            <w:rFonts w:cs="Times New Roman"/>
+            <w:noProof/>
+            <w:webHidden/>
+            <w:szCs w:val="28"/>
+          </w:rPr>
+          <w:t>5</w:t>
+        </w:r>
+        <w:r>
+          <w:rPr>
+            <w:rFonts w:cs="Times New Roman"/>
+            <w:noProof/>
+            <w:webHidden/>
+            <w:szCs w:val="28"/>
+          </w:rPr>
+          <w:fldChar w:fldCharType="end"/>
+        </w:r>
+      </w:hyperlink>
+    </w:p>
+    <w:p>
+      <w:pPr>
+        <w:pStyle w:val="22"/>
+        <w:tabs>
+          <w:tab w:val="right" w:leader="dot" w:pos="9344"/>
+        </w:tabs>
+        <w:spacing w:line="360" w:lineRule="auto"/>
+        <w:rPr>
+          <w:rFonts w:eastAsiaTheme="minorEastAsia" w:cs="Times New Roman"/>
+          <w:noProof/>
+          <w:szCs w:val="28"/>
+          <w:lang w:eastAsia="ru-RU"/>
+          <w14:ligatures w14:val="standardContextual"/>
+        </w:rPr>
+      </w:pPr>
+      <w:hyperlink w:anchor="_Toc230966875" w:history="1">
+        <w:r>
+          <w:rPr>
+            <w:rStyle w:val="af8"/>
+            <w:rFonts w:cs="Times New Roman"/>
+            <w:noProof/>
+            <w:szCs w:val="28"/>
+          </w:rPr>
+          <w:t>1.1 Постановка задачи</w:t>
+        </w:r>
+        <w:r>
+          <w:rPr>
+            <w:rFonts w:cs="Times New Roman"/>
+            <w:noProof/>
+            <w:webHidden/>
+            <w:szCs w:val="28"/>
+          </w:rPr>
+          <w:tab/>
+        </w:r>
+        <w:r>
+          <w:rPr>
+            <w:rFonts w:cs="Times New Roman"/>
+            <w:noProof/>
+            <w:webHidden/>
+            <w:szCs w:val="28"/>
+          </w:rPr>
+          <w:fldChar w:fldCharType="begin"/>
+        </w:r>
+        <w:r>
+          <w:rPr>
+            <w:rFonts w:cs="Times New Roman"/>
+            <w:noProof/>
+            <w:webHidden/>
+            <w:szCs w:val="28"/>
+          </w:rPr>
+          <w:instrText xml:space="preserve"> PAGEREF _Toc230966875 \h </w:instrText>
+        </w:r>
+        <w:r>
+          <w:rPr>
+            <w:rFonts w:cs="Times New Roman"/>
+            <w:noProof/>
+            <w:webHidden/>
+            <w:szCs w:val="28"/>
+          </w:rPr>
+        </w:r>
+        <w:r>
+          <w:rPr>
+            <w:rFonts w:cs="Times New Roman"/>
+            <w:noProof/>
+            <w:webHidden/>
+            <w:szCs w:val="28"/>
+          </w:rPr>
+          <w:fldChar w:fldCharType="separate"/>
+        </w:r>
+        <w:r>
+          <w:rPr>
+            <w:rFonts w:cs="Times New Roman"/>
+            <w:noProof/>
+            <w:webHidden/>
+            <w:szCs w:val="28"/>
+          </w:rPr>
+          <w:t>5</w:t>
+        </w:r>
+        <w:r>
+          <w:rPr>
+            <w:rFonts w:cs="Times New Roman"/>
+            <w:noProof/>
+            <w:webHidden/>
+            <w:szCs w:val="28"/>
+          </w:rPr>
+          <w:fldChar w:fldCharType="end"/>
+        </w:r>
+      </w:hyperlink>
+    </w:p>
+    <w:p>
+      <w:pPr>
+        <w:pStyle w:val="31"/>
+        <w:tabs>
+          <w:tab w:val="right" w:leader="dot" w:pos="9344"/>
+        </w:tabs>
+        <w:spacing w:line="360" w:lineRule="auto"/>
+        <w:rPr>
+          <w:rFonts w:ascii="Times New Roman" w:eastAsiaTheme="minorEastAsia" w:hAnsi="Times New Roman" w:cs="Times New Roman"/>
+          <w:noProof/>
+          <w:sz w:val="28"/>
+          <w:szCs w:val="28"/>
+          <w:lang w:eastAsia="ru-RU"/>
+          <w14:ligatures w14:val="standardContextual"/>
+        </w:rPr>
+      </w:pPr>
+      <w:hyperlink w:anchor="_Toc230966876" w:history="1">
+        <w:r>
+          <w:rPr>
+            <w:rStyle w:val="af8"/>
+            <w:rFonts w:ascii="Times New Roman" w:hAnsi="Times New Roman" w:cs="Times New Roman"/>
+            <w:noProof/>
+            <w:sz w:val="28"/>
+            <w:szCs w:val="28"/>
+          </w:rPr>
+          <w:t>1.1.1 Цели и задачи</w:t>
+        </w:r>
+        <w:r>
+          <w:rPr>
+            <w:rFonts w:ascii="Times New Roman" w:hAnsi="Times New Roman" w:cs="Times New Roman"/>
+            <w:noProof/>
+            <w:webHidden/>
+            <w:sz w:val="28"/>
+            <w:szCs w:val="28"/>
+          </w:rPr>
+          <w:tab/>
+        </w:r>
+        <w:r>
+          <w:rPr>
+            <w:rFonts w:ascii="Times New Roman" w:hAnsi="Times New Roman" w:cs="Times New Roman"/>
+            <w:noProof/>
+            <w:webHidden/>
+            <w:sz w:val="28"/>
+            <w:szCs w:val="28"/>
+          </w:rPr>
+          <w:fldChar w:fldCharType="begin"/>
+        </w:r>
+        <w:r>
+          <w:rPr>
+            <w:rFonts w:ascii="Times New Roman" w:hAnsi="Times New Roman" w:cs="Times New Roman"/>
+            <w:noProof/>
+            <w:webHidden/>
+            <w:sz w:val="28"/>
+            <w:szCs w:val="28"/>
+          </w:rPr>
+          <w:instrText xml:space="preserve"> PAGEREF _Toc230966876 \h </w:instrText>
+        </w:r>
+        <w:r>
+          <w:rPr>
+            <w:rFonts w:ascii="Times New Roman" w:hAnsi="Times New Roman" w:cs="Times New Roman"/>
+            <w:noProof/>
+            <w:webHidden/>
+            <w:sz w:val="28"/>
+            <w:szCs w:val="28"/>
+          </w:rPr>
+        </w:r>
+        <w:r>
+          <w:rPr>
+            <w:rFonts w:ascii="Times New Roman" w:hAnsi="Times New Roman" w:cs="Times New Roman"/>
+            <w:noProof/>
+            <w:webHidden/>
+            <w:sz w:val="28"/>
+            <w:szCs w:val="28"/>
+          </w:rPr>
+          <w:fldChar w:fldCharType="separate"/>
+        </w:r>
+        <w:r>
+          <w:rPr>
+            <w:rFonts w:ascii="Times New Roman" w:hAnsi="Times New Roman" w:cs="Times New Roman"/>
+            <w:noProof/>
+            <w:webHidden/>
+            <w:sz w:val="28"/>
+            <w:szCs w:val="28"/>
+          </w:rPr>
+          <w:t>5</w:t>
+        </w:r>
+        <w:r>
+          <w:rPr>
+            <w:rFonts w:ascii="Times New Roman" w:hAnsi="Times New Roman" w:cs="Times New Roman"/>
+            <w:noProof/>
+            <w:webHidden/>
+            <w:sz w:val="28"/>
+            <w:szCs w:val="28"/>
+          </w:rPr>
+          <w:fldChar w:fldCharType="end"/>
+        </w:r>
+      </w:hyperlink>
+    </w:p>
+    <w:p>
+      <w:pPr>
+        <w:pStyle w:val="31"/>
+        <w:tabs>
+          <w:tab w:val="right" w:leader="dot" w:pos="9344"/>
+        </w:tabs>
+        <w:spacing w:line="360" w:lineRule="auto"/>
+        <w:rPr>
+          <w:rFonts w:ascii="Times New Roman" w:eastAsiaTheme="minorEastAsia" w:hAnsi="Times New Roman" w:cs="Times New Roman"/>
+          <w:noProof/>
+          <w:sz w:val="28"/>
+          <w:szCs w:val="28"/>
+          <w:lang w:eastAsia="ru-RU"/>
+          <w14:ligatures w14:val="standardContextual"/>
+        </w:rPr>
+      </w:pPr>
+      <w:hyperlink w:anchor="_Toc230966877" w:history="1">
+        <w:r>
+          <w:rPr>
+            <w:rStyle w:val="af8"/>
+            <w:rFonts w:ascii="Times New Roman" w:hAnsi="Times New Roman" w:cs="Times New Roman"/>
+            <w:noProof/>
+            <w:sz w:val="28"/>
+            <w:szCs w:val="28"/>
+          </w:rPr>
+          <w:t>1.1.2 Методологическая основа</w:t>
+        </w:r>
+        <w:r>
+          <w:rPr>
+            <w:rFonts w:ascii="Times New Roman" w:hAnsi="Times New Roman" w:cs="Times New Roman"/>
+            <w:noProof/>
+            <w:webHidden/>
+            <w:sz w:val="28"/>
+            <w:szCs w:val="28"/>
+          </w:rPr>
+          <w:tab/>
+        </w:r>
+        <w:r>
+          <w:rPr>
+            <w:rFonts w:ascii="Times New Roman" w:hAnsi="Times New Roman" w:cs="Times New Roman"/>
+            <w:noProof/>
+            <w:webHidden/>
+            <w:sz w:val="28"/>
+            <w:szCs w:val="28"/>
+          </w:rPr>
+          <w:fldChar w:fldCharType="begin"/>
+        </w:r>
+        <w:r>
+          <w:rPr>
+            <w:rFonts w:ascii="Times New Roman" w:hAnsi="Times New Roman" w:cs="Times New Roman"/>
+            <w:noProof/>
+            <w:webHidden/>
+            <w:sz w:val="28"/>
+            <w:szCs w:val="28"/>
+          </w:rPr>
+          <w:instrText xml:space="preserve"> PAGEREF _Toc230966877 \h </w:instrText>
+        </w:r>
+        <w:r>
+          <w:rPr>
+            <w:rFonts w:ascii="Times New Roman" w:hAnsi="Times New Roman" w:cs="Times New Roman"/>
+            <w:noProof/>
+            <w:webHidden/>
+            <w:sz w:val="28"/>
+            <w:szCs w:val="28"/>
+          </w:rPr>
+        </w:r>
+        <w:r>
+          <w:rPr>
+            <w:rFonts w:ascii="Times New Roman" w:hAnsi="Times New Roman" w:cs="Times New Roman"/>
+            <w:noProof/>
+            <w:webHidden/>
+            <w:sz w:val="28"/>
+            <w:szCs w:val="28"/>
+          </w:rPr>
+          <w:fldChar w:fldCharType="separate"/>
+        </w:r>
+        <w:r>
+          <w:rPr>
+            <w:rFonts w:ascii="Times New Roman" w:hAnsi="Times New Roman" w:cs="Times New Roman"/>
+            <w:noProof/>
+            <w:webHidden/>
+            <w:sz w:val="28"/>
+            <w:szCs w:val="28"/>
+          </w:rPr>
+          <w:t>5</w:t>
+        </w:r>
+        <w:r>
+          <w:rPr>
+            <w:rFonts w:ascii="Times New Roman" w:hAnsi="Times New Roman" w:cs="Times New Roman"/>
+            <w:noProof/>
+            <w:webHidden/>
+            <w:sz w:val="28"/>
+            <w:szCs w:val="28"/>
+          </w:rPr>
+          <w:fldChar w:fldCharType="end"/>
+        </w:r>
+      </w:hyperlink>
+    </w:p>
+    <w:p>
+      <w:pPr>
+        <w:pStyle w:val="22"/>
+        <w:tabs>
+          <w:tab w:val="right" w:leader="dot" w:pos="9344"/>
+        </w:tabs>
+        <w:spacing w:line="360" w:lineRule="auto"/>
+        <w:rPr>
+          <w:rFonts w:eastAsiaTheme="minorEastAsia" w:cs="Times New Roman"/>
+          <w:noProof/>
+          <w:szCs w:val="28"/>
+          <w:lang w:eastAsia="ru-RU"/>
+          <w14:ligatures w14:val="standardContextual"/>
+        </w:rPr>
+      </w:pPr>
+      <w:hyperlink w:anchor="_Toc230966878" w:history="1">
+        <w:r>
+          <w:rPr>
+            <w:rStyle w:val="af8"/>
+            <w:rFonts w:cs="Times New Roman"/>
+            <w:noProof/>
+            <w:szCs w:val="28"/>
+          </w:rPr>
+          <w:t>1.2 Анализ конкурентной среды</w:t>
+        </w:r>
+        <w:r>
+          <w:rPr>
+            <w:rFonts w:cs="Times New Roman"/>
+            <w:noProof/>
+            <w:webHidden/>
+            <w:szCs w:val="28"/>
+          </w:rPr>
+          <w:tab/>
+        </w:r>
+        <w:r>
+          <w:rPr>
+            <w:rFonts w:cs="Times New Roman"/>
+            <w:noProof/>
+            <w:webHidden/>
+            <w:szCs w:val="28"/>
+          </w:rPr>
+          <w:fldChar w:fldCharType="begin"/>
+        </w:r>
+        <w:r>
+          <w:rPr>
+            <w:rFonts w:cs="Times New Roman"/>
+            <w:noProof/>
+            <w:webHidden/>
+            <w:szCs w:val="28"/>
+          </w:rPr>
+          <w:instrText xml:space="preserve"> PAGEREF _Toc230966878 \h </w:instrText>
+        </w:r>
+        <w:r>
+          <w:rPr>
+            <w:rFonts w:cs="Times New Roman"/>
+            <w:noProof/>
+            <w:webHidden/>
+            <w:szCs w:val="28"/>
+          </w:rPr>
+        </w:r>
+        <w:r>
+          <w:rPr>
+            <w:rFonts w:cs="Times New Roman"/>
+            <w:noProof/>
+            <w:webHidden/>
+            <w:szCs w:val="28"/>
+          </w:rPr>
+          <w:fldChar w:fldCharType="separate"/>
+        </w:r>
+        <w:r>
+          <w:rPr>
+            <w:rFonts w:cs="Times New Roman"/>
+            <w:noProof/>
+            <w:webHidden/>
+            <w:szCs w:val="28"/>
+          </w:rPr>
+          <w:t>6</w:t>
+        </w:r>
+        <w:r>
+          <w:rPr>
+            <w:rFonts w:cs="Times New Roman"/>
+            <w:noProof/>
+            <w:webHidden/>
+            <w:szCs w:val="28"/>
+          </w:rPr>
+          <w:fldChar w:fldCharType="end"/>
+        </w:r>
+      </w:hyperlink>
+    </w:p>
+    <w:p>
+      <w:pPr>
+        <w:pStyle w:val="31"/>
+        <w:tabs>
+          <w:tab w:val="right" w:leader="dot" w:pos="9344"/>
+        </w:tabs>
+        <w:spacing w:line="360" w:lineRule="auto"/>
+        <w:rPr>
+          <w:rFonts w:ascii="Times New Roman" w:eastAsiaTheme="minorEastAsia" w:hAnsi="Times New Roman" w:cs="Times New Roman"/>
+          <w:noProof/>
+          <w:sz w:val="28"/>
+          <w:szCs w:val="28"/>
+          <w:lang w:eastAsia="ru-RU"/>
+          <w14:ligatures w14:val="standardContextual"/>
+        </w:rPr>
+      </w:pPr>
+      <w:hyperlink w:anchor="_Toc230966879" w:history="1">
+        <w:r>
+          <w:rPr>
+            <w:rStyle w:val="af8"/>
+            <w:rFonts w:ascii="Times New Roman" w:hAnsi="Times New Roman" w:cs="Times New Roman"/>
+            <w:noProof/>
+            <w:sz w:val="28"/>
+            <w:szCs w:val="28"/>
+          </w:rPr>
+          <w:t>1.2.1 Методология проведения конкурентного анализа</w:t>
+        </w:r>
+        <w:r>
+          <w:rPr>
+            <w:rFonts w:ascii="Times New Roman" w:hAnsi="Times New Roman" w:cs="Times New Roman"/>
+            <w:noProof/>
+            <w:webHidden/>
+            <w:sz w:val="28"/>
+            <w:szCs w:val="28"/>
+          </w:rPr>
+          <w:tab/>
+        </w:r>
+        <w:r>
+          <w:rPr>
+            <w:rFonts w:ascii="Times New Roman" w:hAnsi="Times New Roman" w:cs="Times New Roman"/>
+            <w:noProof/>
+            <w:webHidden/>
+            <w:sz w:val="28"/>
+            <w:szCs w:val="28"/>
+          </w:rPr>
+          <w:fldChar w:fldCharType="begin"/>
+        </w:r>
+        <w:r>
+          <w:rPr>
+            <w:rFonts w:ascii="Times New Roman" w:hAnsi="Times New Roman" w:cs="Times New Roman"/>
+            <w:noProof/>
+            <w:webHidden/>
+            <w:sz w:val="28"/>
+            <w:szCs w:val="28"/>
+          </w:rPr>
+          <w:instrText xml:space="preserve"> PAGEREF _Toc230966879 \h </w:instrText>
+        </w:r>
+        <w:r>
+          <w:rPr>
+            <w:rFonts w:ascii="Times New Roman" w:hAnsi="Times New Roman" w:cs="Times New Roman"/>
+            <w:noProof/>
+            <w:webHidden/>
+            <w:sz w:val="28"/>
+            <w:szCs w:val="28"/>
+          </w:rPr>
+        </w:r>
+        <w:r>
+          <w:rPr>
+            <w:rFonts w:ascii="Times New Roman" w:hAnsi="Times New Roman" w:cs="Times New Roman"/>
+            <w:noProof/>
+            <w:webHidden/>
+            <w:sz w:val="28"/>
+            <w:szCs w:val="28"/>
+          </w:rPr>
+          <w:fldChar w:fldCharType="separate"/>
+        </w:r>
+        <w:r>
+          <w:rPr>
+            <w:rFonts w:ascii="Times New Roman" w:hAnsi="Times New Roman" w:cs="Times New Roman"/>
+            <w:noProof/>
+            <w:webHidden/>
+            <w:sz w:val="28"/>
+            <w:szCs w:val="28"/>
+          </w:rPr>
+          <w:t>6</w:t>
+        </w:r>
+        <w:r>
+          <w:rPr>
+            <w:rFonts w:ascii="Times New Roman" w:hAnsi="Times New Roman" w:cs="Times New Roman"/>
+            <w:noProof/>
+            <w:webHidden/>
+            <w:sz w:val="28"/>
+            <w:szCs w:val="28"/>
+          </w:rPr>
+          <w:fldChar w:fldCharType="end"/>
+        </w:r>
+      </w:hyperlink>
+    </w:p>
+    <w:p>
+      <w:pPr>
+        <w:pStyle w:val="31"/>
+        <w:tabs>
+          <w:tab w:val="right" w:leader="dot" w:pos="9344"/>
+        </w:tabs>
+        <w:spacing w:line="360" w:lineRule="auto"/>
+        <w:rPr>
+          <w:rFonts w:ascii="Times New Roman" w:eastAsiaTheme="minorEastAsia" w:hAnsi="Times New Roman" w:cs="Times New Roman"/>
+          <w:noProof/>
+          <w:sz w:val="28"/>
+          <w:szCs w:val="28"/>
+          <w:lang w:eastAsia="ru-RU"/>
+          <w14:ligatures w14:val="standardContextual"/>
+        </w:rPr>
+      </w:pPr>
+      <w:hyperlink w:anchor="_Toc230966880" w:history="1">
+        <w:r>
+          <w:rPr>
+            <w:rStyle w:val="af8"/>
+            <w:rFonts w:ascii="Times New Roman" w:hAnsi="Times New Roman" w:cs="Times New Roman"/>
+            <w:noProof/>
+            <w:sz w:val="28"/>
+            <w:szCs w:val="28"/>
+          </w:rPr>
+          <w:t>1.2.2 Классификация и анализ конкурентов</w:t>
+        </w:r>
+        <w:r>
+          <w:rPr>
+            <w:rFonts w:ascii="Times New Roman" w:hAnsi="Times New Roman" w:cs="Times New Roman"/>
+            <w:noProof/>
+            <w:webHidden/>
+            <w:sz w:val="28"/>
+            <w:szCs w:val="28"/>
+          </w:rPr>
+          <w:tab/>
+        </w:r>
+        <w:r>
+          <w:rPr>
+            <w:rFonts w:ascii="Times New Roman" w:hAnsi="Times New Roman" w:cs="Times New Roman"/>
+            <w:noProof/>
+            <w:webHidden/>
+            <w:sz w:val="28"/>
+            <w:szCs w:val="28"/>
+          </w:rPr>
+          <w:fldChar w:fldCharType="begin"/>
+        </w:r>
+        <w:r>
+          <w:rPr>
+            <w:rFonts w:ascii="Times New Roman" w:hAnsi="Times New Roman" w:cs="Times New Roman"/>
+            <w:noProof/>
+            <w:webHidden/>
+            <w:sz w:val="28"/>
+            <w:szCs w:val="28"/>
+          </w:rPr>
+          <w:instrText xml:space="preserve"> PAGEREF _Toc230966880 \h </w:instrText>
+        </w:r>
+        <w:r>
+          <w:rPr>
+            <w:rFonts w:ascii="Times New Roman" w:hAnsi="Times New Roman" w:cs="Times New Roman"/>
+            <w:noProof/>
+            <w:webHidden/>
+            <w:sz w:val="28"/>
+            <w:szCs w:val="28"/>
+          </w:rPr>
+        </w:r>
+        <w:r>
+          <w:rPr>
+            <w:rFonts w:ascii="Times New Roman" w:hAnsi="Times New Roman" w:cs="Times New Roman"/>
+            <w:noProof/>
+            <w:webHidden/>
+            <w:sz w:val="28"/>
+            <w:szCs w:val="28"/>
+          </w:rPr>
+          <w:fldChar w:fldCharType="separate"/>
+        </w:r>
+        <w:r>
+          <w:rPr>
+            <w:rFonts w:ascii="Times New Roman" w:hAnsi="Times New Roman" w:cs="Times New Roman"/>
+            <w:noProof/>
+            <w:webHidden/>
+            <w:sz w:val="28"/>
+            <w:szCs w:val="28"/>
+          </w:rPr>
+          <w:t>7</w:t>
+        </w:r>
+        <w:r>
+          <w:rPr>
+            <w:rFonts w:ascii="Times New Roman" w:hAnsi="Times New Roman" w:cs="Times New Roman"/>
+            <w:noProof/>
+            <w:webHidden/>
+            <w:sz w:val="28"/>
+            <w:szCs w:val="28"/>
+          </w:rPr>
+          <w:fldChar w:fldCharType="end"/>
+        </w:r>
+      </w:hyperlink>
+    </w:p>
+    <w:p>
+      <w:pPr>
+        <w:pStyle w:val="31"/>
+        <w:tabs>
+          <w:tab w:val="right" w:leader="dot" w:pos="9344"/>
+        </w:tabs>
+        <w:spacing w:line="360" w:lineRule="auto"/>
+        <w:rPr>
+          <w:rFonts w:ascii="Times New Roman" w:eastAsiaTheme="minorEastAsia" w:hAnsi="Times New Roman" w:cs="Times New Roman"/>
+          <w:noProof/>
+          <w:sz w:val="28"/>
+          <w:szCs w:val="28"/>
+          <w:lang w:eastAsia="ru-RU"/>
+          <w14:ligatures w14:val="standardContextual"/>
+        </w:rPr>
+      </w:pPr>
+      <w:hyperlink w:anchor="_Toc230966881" w:history="1">
+        <w:r>
+          <w:rPr>
+            <w:rStyle w:val="af8"/>
+            <w:rFonts w:ascii="Times New Roman" w:hAnsi="Times New Roman" w:cs="Times New Roman"/>
+            <w:noProof/>
+            <w:sz w:val="28"/>
+            <w:szCs w:val="28"/>
+          </w:rPr>
+          <w:t>1.2.3 Сравнительный анализ конкурентов с проектируемой системой</w:t>
+        </w:r>
+        <w:r>
+          <w:rPr>
+            <w:rFonts w:ascii="Times New Roman" w:hAnsi="Times New Roman" w:cs="Times New Roman"/>
+            <w:noProof/>
+            <w:webHidden/>
+            <w:sz w:val="28"/>
+            <w:szCs w:val="28"/>
+          </w:rPr>
+          <w:tab/>
+        </w:r>
+        <w:r>
+          <w:rPr>
+            <w:rFonts w:ascii="Times New Roman" w:hAnsi="Times New Roman" w:cs="Times New Roman"/>
+            <w:noProof/>
+            <w:webHidden/>
+            <w:sz w:val="28"/>
+            <w:szCs w:val="28"/>
+          </w:rPr>
+          <w:fldChar w:fldCharType="begin"/>
+        </w:r>
+        <w:r>
+          <w:rPr>
+            <w:rFonts w:ascii="Times New Roman" w:hAnsi="Times New Roman" w:cs="Times New Roman"/>
+            <w:noProof/>
+            <w:webHidden/>
+            <w:sz w:val="28"/>
+            <w:szCs w:val="28"/>
+          </w:rPr>
+          <w:instrText xml:space="preserve"> PAGEREF _Toc230966881 \h </w:instrText>
+        </w:r>
+        <w:r>
+          <w:rPr>
+            <w:rFonts w:ascii="Times New Roman" w:hAnsi="Times New Roman" w:cs="Times New Roman"/>
+            <w:noProof/>
+            <w:webHidden/>
+            <w:sz w:val="28"/>
+            <w:szCs w:val="28"/>
+          </w:rPr>
+        </w:r>
+        <w:r>
+          <w:rPr>
+            <w:rFonts w:ascii="Times New Roman" w:hAnsi="Times New Roman" w:cs="Times New Roman"/>
+            <w:noProof/>
+            <w:webHidden/>
+            <w:sz w:val="28"/>
+            <w:szCs w:val="28"/>
+          </w:rPr>
+          <w:fldChar w:fldCharType="separate"/>
+        </w:r>
+        <w:r>
+          <w:rPr>
+            <w:rFonts w:ascii="Times New Roman" w:hAnsi="Times New Roman" w:cs="Times New Roman"/>
+            <w:noProof/>
+            <w:webHidden/>
+            <w:sz w:val="28"/>
+            <w:szCs w:val="28"/>
+          </w:rPr>
+          <w:t>9</w:t>
+        </w:r>
+        <w:r>
+          <w:rPr>
+            <w:rFonts w:ascii="Times New Roman" w:hAnsi="Times New Roman" w:cs="Times New Roman"/>
+            <w:noProof/>
+            <w:webHidden/>
+            <w:sz w:val="28"/>
+            <w:szCs w:val="28"/>
+          </w:rPr>
+          <w:fldChar w:fldCharType="end"/>
+        </w:r>
+      </w:hyperlink>
+    </w:p>
+    <w:p>
+      <w:pPr>
+        <w:pStyle w:val="22"/>
+        <w:tabs>
+          <w:tab w:val="right" w:leader="dot" w:pos="9344"/>
+        </w:tabs>
+        <w:spacing w:line="360" w:lineRule="auto"/>
+        <w:rPr>
+          <w:rFonts w:eastAsiaTheme="minorEastAsia" w:cs="Times New Roman"/>
+          <w:noProof/>
+          <w:szCs w:val="28"/>
+          <w:lang w:eastAsia="ru-RU"/>
+          <w14:ligatures w14:val="standardContextual"/>
+        </w:rPr>
+      </w:pPr>
+      <w:hyperlink w:anchor="_Toc230966882" w:history="1">
+        <w:r>
+          <w:rPr>
+            <w:rStyle w:val="af8"/>
+            <w:rFonts w:cs="Times New Roman"/>
+            <w:noProof/>
+            <w:szCs w:val="28"/>
+          </w:rPr>
+          <w:t>1.3 Анализ жизнеспособности проекта</w:t>
+        </w:r>
+        <w:r>
+          <w:rPr>
+            <w:rFonts w:cs="Times New Roman"/>
+            <w:noProof/>
+            <w:webHidden/>
+            <w:szCs w:val="28"/>
+          </w:rPr>
+          <w:tab/>
+        </w:r>
+        <w:r>
+          <w:rPr>
+            <w:rFonts w:cs="Times New Roman"/>
+            <w:noProof/>
+            <w:webHidden/>
+            <w:szCs w:val="28"/>
+          </w:rPr>
+          <w:fldChar w:fldCharType="begin"/>
+        </w:r>
+        <w:r>
+          <w:rPr>
+            <w:rFonts w:cs="Times New Roman"/>
+            <w:noProof/>
+            <w:webHidden/>
+            <w:szCs w:val="28"/>
+          </w:rPr>
+          <w:instrText xml:space="preserve"> PAGEREF _Toc230966882 \h </w:instrText>
+        </w:r>
+        <w:r>
+          <w:rPr>
+            <w:rFonts w:cs="Times New Roman"/>
+            <w:noProof/>
+            <w:webHidden/>
+            <w:szCs w:val="28"/>
+          </w:rPr>
+        </w:r>
+        <w:r>
+          <w:rPr>
+            <w:rFonts w:cs="Times New Roman"/>
+            <w:noProof/>
+            <w:webHidden/>
+            <w:szCs w:val="28"/>
+          </w:rPr>
+          <w:fldChar w:fldCharType="separate"/>
+        </w:r>
+        <w:r>
+          <w:rPr>
+            <w:rFonts w:cs="Times New Roman"/>
+            <w:noProof/>
+            <w:webHidden/>
+            <w:szCs w:val="28"/>
+          </w:rPr>
+          <w:t>10</w:t>
+        </w:r>
+        <w:r>
+          <w:rPr>
+            <w:rFonts w:cs="Times New Roman"/>
+            <w:noProof/>
+            <w:webHidden/>
+            <w:szCs w:val="28"/>
+          </w:rPr>
+          <w:fldChar w:fldCharType="end"/>
+        </w:r>
+      </w:hyperlink>
+    </w:p>
+    <w:p>
+      <w:pPr>
+        <w:pStyle w:val="31"/>
+        <w:tabs>
+          <w:tab w:val="right" w:leader="dot" w:pos="9344"/>
+        </w:tabs>
+        <w:spacing w:line="360" w:lineRule="auto"/>
+        <w:rPr>
+          <w:rFonts w:ascii="Times New Roman" w:eastAsiaTheme="minorEastAsia" w:hAnsi="Times New Roman" w:cs="Times New Roman"/>
+          <w:noProof/>
+          <w:sz w:val="28"/>
+          <w:szCs w:val="28"/>
+          <w:lang w:eastAsia="ru-RU"/>
+          <w14:ligatures w14:val="standardContextual"/>
+        </w:rPr>
+      </w:pPr>
+      <w:hyperlink w:anchor="_Toc230966883" w:history="1">
+        <w:r>
+          <w:rPr>
+            <w:rStyle w:val="af8"/>
+            <w:rFonts w:ascii="Times New Roman" w:hAnsi="Times New Roman" w:cs="Times New Roman"/>
+            <w:noProof/>
+            <w:sz w:val="28"/>
+            <w:szCs w:val="28"/>
+          </w:rPr>
+          <w:t>1.3.1 Определение целевой аудитории</w:t>
+        </w:r>
+        <w:r>
+          <w:rPr>
+            <w:rFonts w:ascii="Times New Roman" w:hAnsi="Times New Roman" w:cs="Times New Roman"/>
+            <w:noProof/>
+            <w:webHidden/>
+            <w:sz w:val="28"/>
+            <w:szCs w:val="28"/>
+          </w:rPr>
+          <w:tab/>
+        </w:r>
+        <w:r>
+          <w:rPr>
+            <w:rFonts w:ascii="Times New Roman" w:hAnsi="Times New Roman" w:cs="Times New Roman"/>
+            <w:noProof/>
+            <w:webHidden/>
+            <w:sz w:val="28"/>
+            <w:szCs w:val="28"/>
+          </w:rPr>
+          <w:fldChar w:fldCharType="begin"/>
+        </w:r>
+        <w:r>
+          <w:rPr>
+            <w:rFonts w:ascii="Times New Roman" w:hAnsi="Times New Roman" w:cs="Times New Roman"/>
+            <w:noProof/>
+            <w:webHidden/>
+            <w:sz w:val="28"/>
+            <w:szCs w:val="28"/>
+          </w:rPr>
+          <w:instrText xml:space="preserve"> PAGEREF _Toc230966883 \h </w:instrText>
+        </w:r>
+        <w:r>
+          <w:rPr>
+            <w:rFonts w:ascii="Times New Roman" w:hAnsi="Times New Roman" w:cs="Times New Roman"/>
+            <w:noProof/>
+            <w:webHidden/>
+            <w:sz w:val="28"/>
+            <w:szCs w:val="28"/>
+          </w:rPr>
+        </w:r>
+        <w:r>
+          <w:rPr>
+            <w:rFonts w:ascii="Times New Roman" w:hAnsi="Times New Roman" w:cs="Times New Roman"/>
+            <w:noProof/>
+            <w:webHidden/>
+            <w:sz w:val="28"/>
+            <w:szCs w:val="28"/>
+          </w:rPr>
+          <w:fldChar w:fldCharType="separate"/>
+        </w:r>
+        <w:r>
+          <w:rPr>
+            <w:rFonts w:ascii="Times New Roman" w:hAnsi="Times New Roman" w:cs="Times New Roman"/>
+            <w:noProof/>
+            <w:webHidden/>
+            <w:sz w:val="28"/>
+            <w:szCs w:val="28"/>
+          </w:rPr>
+          <w:t>10</w:t>
+        </w:r>
+        <w:r>
+          <w:rPr>
+            <w:rFonts w:ascii="Times New Roman" w:hAnsi="Times New Roman" w:cs="Times New Roman"/>
+            <w:noProof/>
+            <w:webHidden/>
+            <w:sz w:val="28"/>
+            <w:szCs w:val="28"/>
+          </w:rPr>
+          <w:fldChar w:fldCharType="end"/>
+        </w:r>
+      </w:hyperlink>
+    </w:p>
+    <w:p>
+      <w:pPr>
+        <w:pStyle w:val="31"/>
+        <w:tabs>
+          <w:tab w:val="right" w:leader="dot" w:pos="9344"/>
+        </w:tabs>
+        <w:spacing w:line="360" w:lineRule="auto"/>
+        <w:rPr>
+          <w:rFonts w:ascii="Times New Roman" w:eastAsiaTheme="minorEastAsia" w:hAnsi="Times New Roman" w:cs="Times New Roman"/>
+          <w:noProof/>
+          <w:sz w:val="28"/>
+          <w:szCs w:val="28"/>
+          <w:lang w:eastAsia="ru-RU"/>
+          <w14:ligatures w14:val="standardContextual"/>
+        </w:rPr>
+      </w:pPr>
+      <w:hyperlink w:anchor="_Toc230966884" w:history="1">
+        <w:r>
+          <w:rPr>
+            <w:rStyle w:val="af8"/>
+            <w:rFonts w:ascii="Times New Roman" w:hAnsi="Times New Roman" w:cs="Times New Roman"/>
+            <w:noProof/>
+            <w:sz w:val="28"/>
+            <w:szCs w:val="28"/>
+          </w:rPr>
+          <w:t>1.3.2 Оценка рыночного потенциала</w:t>
+        </w:r>
+        <w:r>
+          <w:rPr>
+            <w:rFonts w:ascii="Times New Roman" w:hAnsi="Times New Roman" w:cs="Times New Roman"/>
+            <w:noProof/>
+            <w:webHidden/>
+            <w:sz w:val="28"/>
+            <w:szCs w:val="28"/>
+          </w:rPr>
+          <w:tab/>
+        </w:r>
+        <w:r>
+          <w:rPr>
+            <w:rFonts w:ascii="Times New Roman" w:hAnsi="Times New Roman" w:cs="Times New Roman"/>
+            <w:noProof/>
+            <w:webHidden/>
+            <w:sz w:val="28"/>
+            <w:szCs w:val="28"/>
+          </w:rPr>
+          <w:fldChar w:fldCharType="begin"/>
+        </w:r>
+        <w:r>
+          <w:rPr>
+            <w:rFonts w:ascii="Times New Roman" w:hAnsi="Times New Roman" w:cs="Times New Roman"/>
+            <w:noProof/>
+            <w:webHidden/>
+            <w:sz w:val="28"/>
+            <w:szCs w:val="28"/>
+          </w:rPr>
+          <w:instrText xml:space="preserve"> PAGEREF _Toc230966884 \h </w:instrText>
+        </w:r>
+        <w:r>
+          <w:rPr>
+            <w:rFonts w:ascii="Times New Roman" w:hAnsi="Times New Roman" w:cs="Times New Roman"/>
+            <w:noProof/>
+            <w:webHidden/>
+            <w:sz w:val="28"/>
+            <w:szCs w:val="28"/>
+          </w:rPr>
+        </w:r>
+        <w:r>
+          <w:rPr>
+            <w:rFonts w:ascii="Times New Roman" w:hAnsi="Times New Roman" w:cs="Times New Roman"/>
+            <w:noProof/>
+            <w:webHidden/>
+            <w:sz w:val="28"/>
+            <w:szCs w:val="28"/>
+          </w:rPr>
+          <w:fldChar w:fldCharType="separate"/>
+        </w:r>
+        <w:r>
+          <w:rPr>
+            <w:rFonts w:ascii="Times New Roman" w:hAnsi="Times New Roman" w:cs="Times New Roman"/>
+            <w:noProof/>
+            <w:webHidden/>
+            <w:sz w:val="28"/>
+            <w:szCs w:val="28"/>
+          </w:rPr>
+          <w:t>10</w:t>
+        </w:r>
+        <w:r>
+          <w:rPr>
+            <w:rFonts w:ascii="Times New Roman" w:hAnsi="Times New Roman" w:cs="Times New Roman"/>
+            <w:noProof/>
+            <w:webHidden/>
+            <w:sz w:val="28"/>
+            <w:szCs w:val="28"/>
+          </w:rPr>
+          <w:fldChar w:fldCharType="end"/>
+        </w:r>
+      </w:hyperlink>
+    </w:p>
+    <w:p>
+      <w:pPr>
+        <w:pStyle w:val="31"/>
+        <w:tabs>
+          <w:tab w:val="right" w:leader="dot" w:pos="9344"/>
+        </w:tabs>
+        <w:spacing w:line="360" w:lineRule="auto"/>
+        <w:rPr>
+          <w:rFonts w:ascii="Times New Roman" w:eastAsiaTheme="minorEastAsia" w:hAnsi="Times New Roman" w:cs="Times New Roman"/>
+          <w:noProof/>
+          <w:sz w:val="28"/>
+          <w:szCs w:val="28"/>
+          <w:lang w:eastAsia="ru-RU"/>
+          <w14:ligatures w14:val="standardContextual"/>
+        </w:rPr>
+      </w:pPr>
+      <w:hyperlink w:anchor="_Toc230966885" w:history="1">
+        <w:r>
+          <w:rPr>
+            <w:rStyle w:val="af8"/>
+            <w:rFonts w:ascii="Times New Roman" w:hAnsi="Times New Roman" w:cs="Times New Roman"/>
+            <w:noProof/>
+            <w:sz w:val="28"/>
+            <w:szCs w:val="28"/>
+          </w:rPr>
+          <w:t>1.3.3 SWOT-анализ проекта</w:t>
+        </w:r>
+        <w:r>
+          <w:rPr>
+            <w:rFonts w:ascii="Times New Roman" w:hAnsi="Times New Roman" w:cs="Times New Roman"/>
+            <w:noProof/>
+            <w:webHidden/>
+            <w:sz w:val="28"/>
+            <w:szCs w:val="28"/>
+          </w:rPr>
+          <w:tab/>
+        </w:r>
+        <w:r>
+          <w:rPr>
+            <w:rFonts w:ascii="Times New Roman" w:hAnsi="Times New Roman" w:cs="Times New Roman"/>
+            <w:noProof/>
+            <w:webHidden/>
+            <w:sz w:val="28"/>
+            <w:szCs w:val="28"/>
+          </w:rPr>
+          <w:fldChar w:fldCharType="begin"/>
+        </w:r>
+        <w:r>
+          <w:rPr>
+            <w:rFonts w:ascii="Times New Roman" w:hAnsi="Times New Roman" w:cs="Times New Roman"/>
+            <w:noProof/>
+            <w:webHidden/>
+            <w:sz w:val="28"/>
+            <w:szCs w:val="28"/>
+          </w:rPr>
+          <w:instrText xml:space="preserve"> PAGEREF _Toc230966885 \h </w:instrText>
+        </w:r>
+        <w:r>
+          <w:rPr>
+            <w:rFonts w:ascii="Times New Roman" w:hAnsi="Times New Roman" w:cs="Times New Roman"/>
+            <w:noProof/>
+            <w:webHidden/>
+            <w:sz w:val="28"/>
+            <w:szCs w:val="28"/>
+          </w:rPr>
+        </w:r>
+        <w:r>
+          <w:rPr>
+            <w:rFonts w:ascii="Times New Roman" w:hAnsi="Times New Roman" w:cs="Times New Roman"/>
+            <w:noProof/>
+            <w:webHidden/>
+            <w:sz w:val="28"/>
+            <w:szCs w:val="28"/>
+          </w:rPr>
+          <w:fldChar w:fldCharType="separate"/>
+        </w:r>
+        <w:r>
+          <w:rPr>
+            <w:rFonts w:ascii="Times New Roman" w:hAnsi="Times New Roman" w:cs="Times New Roman"/>
+            <w:noProof/>
+            <w:webHidden/>
+            <w:sz w:val="28"/>
+            <w:szCs w:val="28"/>
+          </w:rPr>
+          <w:t>11</w:t>
+        </w:r>
+        <w:r>
+          <w:rPr>
+            <w:rFonts w:ascii="Times New Roman" w:hAnsi="Times New Roman" w:cs="Times New Roman"/>
+            <w:noProof/>
+            <w:webHidden/>
+            <w:sz w:val="28"/>
+            <w:szCs w:val="28"/>
+          </w:rPr>
+          <w:fldChar w:fldCharType="end"/>
+        </w:r>
+      </w:hyperlink>
+    </w:p>
+    <w:p>
+      <w:pPr>
+        <w:pStyle w:val="31"/>
+        <w:tabs>
+          <w:tab w:val="right" w:leader="dot" w:pos="9344"/>
+        </w:tabs>
+        <w:spacing w:line="360" w:lineRule="auto"/>
+        <w:rPr>
+          <w:rFonts w:ascii="Times New Roman" w:eastAsiaTheme="minorEastAsia" w:hAnsi="Times New Roman" w:cs="Times New Roman"/>
+          <w:noProof/>
+          <w:sz w:val="28"/>
+          <w:szCs w:val="28"/>
+          <w:lang w:eastAsia="ru-RU"/>
+          <w14:ligatures w14:val="standardContextual"/>
+        </w:rPr>
+      </w:pPr>
+      <w:hyperlink w:anchor="_Toc230966886" w:history="1">
+        <w:r>
+          <w:rPr>
+            <w:rStyle w:val="af8"/>
+            <w:rFonts w:ascii="Times New Roman" w:hAnsi="Times New Roman" w:cs="Times New Roman"/>
+            <w:noProof/>
+            <w:sz w:val="28"/>
+            <w:szCs w:val="28"/>
+          </w:rPr>
+          <w:t>1.3.4 Выводы по жизнеспособности проекта</w:t>
+        </w:r>
+        <w:r>
+          <w:rPr>
+            <w:rFonts w:ascii="Times New Roman" w:hAnsi="Times New Roman" w:cs="Times New Roman"/>
+            <w:noProof/>
+            <w:webHidden/>
+            <w:sz w:val="28"/>
+            <w:szCs w:val="28"/>
+          </w:rPr>
+          <w:tab/>
+        </w:r>
+        <w:r>
+          <w:rPr>
+            <w:rFonts w:ascii="Times New Roman" w:hAnsi="Times New Roman" w:cs="Times New Roman"/>
+            <w:noProof/>
+            <w:webHidden/>
+            <w:sz w:val="28"/>
+            <w:szCs w:val="28"/>
+          </w:rPr>
+          <w:fldChar w:fldCharType="begin"/>
+        </w:r>
+        <w:r>
+          <w:rPr>
+            <w:rFonts w:ascii="Times New Roman" w:hAnsi="Times New Roman" w:cs="Times New Roman"/>
+            <w:noProof/>
+            <w:webHidden/>
+            <w:sz w:val="28"/>
+            <w:szCs w:val="28"/>
+          </w:rPr>
+          <w:instrText xml:space="preserve"> PAGEREF _Toc230966886 \h </w:instrText>
+        </w:r>
+        <w:r>
+          <w:rPr>
+            <w:rFonts w:ascii="Times New Roman" w:hAnsi="Times New Roman" w:cs="Times New Roman"/>
+            <w:noProof/>
+            <w:webHidden/>
+            <w:sz w:val="28"/>
+            <w:szCs w:val="28"/>
+          </w:rPr>
+        </w:r>
+        <w:r>
+          <w:rPr>
+            <w:rFonts w:ascii="Times New Roman" w:hAnsi="Times New Roman" w:cs="Times New Roman"/>
+            <w:noProof/>
+            <w:webHidden/>
+            <w:sz w:val="28"/>
+            <w:szCs w:val="28"/>
+          </w:rPr>
+          <w:fldChar w:fldCharType="separate"/>
+        </w:r>
+        <w:r>
+          <w:rPr>
+            <w:rFonts w:ascii="Times New Roman" w:hAnsi="Times New Roman" w:cs="Times New Roman"/>
+            <w:noProof/>
+            <w:webHidden/>
+            <w:sz w:val="28"/>
+            <w:szCs w:val="28"/>
+          </w:rPr>
+          <w:t>12</w:t>
+        </w:r>
+        <w:r>
+          <w:rPr>
+            <w:rFonts w:ascii="Times New Roman" w:hAnsi="Times New Roman" w:cs="Times New Roman"/>
+            <w:noProof/>
+            <w:webHidden/>
+            <w:sz w:val="28"/>
+            <w:szCs w:val="28"/>
+          </w:rPr>
+          <w:fldChar w:fldCharType="end"/>
+        </w:r>
+      </w:hyperlink>
+    </w:p>
+    <w:p>
+      <w:pPr>
+        <w:pStyle w:val="22"/>
+        <w:tabs>
+          <w:tab w:val="right" w:leader="dot" w:pos="9344"/>
+        </w:tabs>
+        <w:spacing w:line="360" w:lineRule="auto"/>
+        <w:rPr>
+          <w:rFonts w:eastAsiaTheme="minorEastAsia" w:cs="Times New Roman"/>
+          <w:noProof/>
+          <w:szCs w:val="28"/>
+          <w:lang w:eastAsia="ru-RU"/>
+          <w14:ligatures w14:val="standardContextual"/>
+        </w:rPr>
+      </w:pPr>
+      <w:hyperlink w:anchor="_Toc230966887" w:history="1">
+        <w:r>
+          <w:rPr>
+            <w:rStyle w:val="af8"/>
+            <w:rFonts w:cs="Times New Roman"/>
+            <w:noProof/>
+            <w:szCs w:val="28"/>
+          </w:rPr>
+          <w:t>1.4 Модель монетизации проекта</w:t>
+        </w:r>
+        <w:r>
+          <w:rPr>
+            <w:rFonts w:cs="Times New Roman"/>
+            <w:noProof/>
+            <w:webHidden/>
+            <w:szCs w:val="28"/>
+          </w:rPr>
+          <w:tab/>
+        </w:r>
+        <w:r>
+          <w:rPr>
+            <w:rFonts w:cs="Times New Roman"/>
+            <w:noProof/>
+            <w:webHidden/>
+            <w:szCs w:val="28"/>
+          </w:rPr>
+          <w:fldChar w:fldCharType="begin"/>
+        </w:r>
+        <w:r>
+          <w:rPr>
+            <w:rFonts w:cs="Times New Roman"/>
+            <w:noProof/>
+            <w:webHidden/>
+            <w:szCs w:val="28"/>
+          </w:rPr>
+          <w:instrText xml:space="preserve"> PAGEREF _Toc230966887 \h </w:instrText>
+        </w:r>
+        <w:r>
+          <w:rPr>
+            <w:rFonts w:cs="Times New Roman"/>
+            <w:noProof/>
+            <w:webHidden/>
+            <w:szCs w:val="28"/>
+          </w:rPr>
+        </w:r>
+        <w:r>
+          <w:rPr>
+            <w:rFonts w:cs="Times New Roman"/>
+            <w:noProof/>
+            <w:webHidden/>
+            <w:szCs w:val="28"/>
+          </w:rPr>
+          <w:fldChar w:fldCharType="separate"/>
+        </w:r>
+        <w:r>
+          <w:rPr>
+            <w:rFonts w:cs="Times New Roman"/>
+            <w:noProof/>
+            <w:webHidden/>
+            <w:szCs w:val="28"/>
+          </w:rPr>
+          <w:t>13</w:t>
+        </w:r>
+        <w:r>
+          <w:rPr>
+            <w:rFonts w:cs="Times New Roman"/>
+            <w:noProof/>
+            <w:webHidden/>
+            <w:szCs w:val="28"/>
+          </w:rPr>
+          <w:fldChar w:fldCharType="end"/>
+        </w:r>
+      </w:hyperlink>
+    </w:p>
+    <w:p>
+      <w:pPr>
+        <w:pStyle w:val="31"/>
+        <w:tabs>
+          <w:tab w:val="right" w:leader="dot" w:pos="9344"/>
+        </w:tabs>
+        <w:spacing w:line="360" w:lineRule="auto"/>
+        <w:rPr>
+          <w:rFonts w:ascii="Times New Roman" w:eastAsiaTheme="minorEastAsia" w:hAnsi="Times New Roman" w:cs="Times New Roman"/>
+          <w:noProof/>
+          <w:sz w:val="28"/>
+          <w:szCs w:val="28"/>
+          <w:lang w:eastAsia="ru-RU"/>
+          <w14:ligatures w14:val="standardContextual"/>
+        </w:rPr>
+      </w:pPr>
+      <w:hyperlink w:anchor="_Toc230966888" w:history="1">
+        <w:r>
+          <w:rPr>
+            <w:rStyle w:val="af8"/>
+            <w:rFonts w:ascii="Times New Roman" w:hAnsi="Times New Roman" w:cs="Times New Roman"/>
+            <w:noProof/>
+            <w:sz w:val="28"/>
+            <w:szCs w:val="28"/>
+          </w:rPr>
+          <w:t>1.4.1 Обоснование выбора модели монетизации</w:t>
+        </w:r>
+        <w:r>
+          <w:rPr>
+            <w:rFonts w:ascii="Times New Roman" w:hAnsi="Times New Roman" w:cs="Times New Roman"/>
+            <w:noProof/>
+            <w:webHidden/>
+            <w:sz w:val="28"/>
+            <w:szCs w:val="28"/>
+          </w:rPr>
+          <w:tab/>
+        </w:r>
+        <w:r>
+          <w:rPr>
+            <w:rFonts w:ascii="Times New Roman" w:hAnsi="Times New Roman" w:cs="Times New Roman"/>
+            <w:noProof/>
+            <w:webHidden/>
+            <w:sz w:val="28"/>
+            <w:szCs w:val="28"/>
+          </w:rPr>
+          <w:fldChar w:fldCharType="begin"/>
+        </w:r>
+        <w:r>
+          <w:rPr>
+            <w:rFonts w:ascii="Times New Roman" w:hAnsi="Times New Roman" w:cs="Times New Roman"/>
+            <w:noProof/>
+            <w:webHidden/>
+            <w:sz w:val="28"/>
+            <w:szCs w:val="28"/>
+          </w:rPr>
+          <w:instrText xml:space="preserve"> PAGEREF _Toc230966888 \h </w:instrText>
+        </w:r>
+        <w:r>
+          <w:rPr>
+            <w:rFonts w:ascii="Times New Roman" w:hAnsi="Times New Roman" w:cs="Times New Roman"/>
+            <w:noProof/>
+            <w:webHidden/>
+            <w:sz w:val="28"/>
+            <w:szCs w:val="28"/>
+          </w:rPr>
+        </w:r>
+        <w:r>
+          <w:rPr>
+            <w:rFonts w:ascii="Times New Roman" w:hAnsi="Times New Roman" w:cs="Times New Roman"/>
+            <w:noProof/>
+            <w:webHidden/>
+            <w:sz w:val="28"/>
+            <w:szCs w:val="28"/>
+          </w:rPr>
+          <w:fldChar w:fldCharType="separate"/>
+        </w:r>
+        <w:r>
+          <w:rPr>
+            <w:rFonts w:ascii="Times New Roman" w:hAnsi="Times New Roman" w:cs="Times New Roman"/>
+            <w:noProof/>
+            <w:webHidden/>
+            <w:sz w:val="28"/>
+            <w:szCs w:val="28"/>
+          </w:rPr>
+          <w:t>13</w:t>
+        </w:r>
+        <w:r>
+          <w:rPr>
+            <w:rFonts w:ascii="Times New Roman" w:hAnsi="Times New Roman" w:cs="Times New Roman"/>
+            <w:noProof/>
+            <w:webHidden/>
+            <w:sz w:val="28"/>
+            <w:szCs w:val="28"/>
+          </w:rPr>
+          <w:fldChar w:fldCharType="end"/>
+        </w:r>
+      </w:hyperlink>
+    </w:p>
+    <w:p>
+      <w:pPr>
+        <w:pStyle w:val="31"/>
+        <w:tabs>
+          <w:tab w:val="right" w:leader="dot" w:pos="9344"/>
+        </w:tabs>
+        <w:spacing w:line="360" w:lineRule="auto"/>
+        <w:rPr>
+          <w:rFonts w:ascii="Times New Roman" w:eastAsiaTheme="minorEastAsia" w:hAnsi="Times New Roman" w:cs="Times New Roman"/>
+          <w:noProof/>
+          <w:sz w:val="28"/>
+          <w:szCs w:val="28"/>
+          <w:lang w:eastAsia="ru-RU"/>
+          <w14:ligatures w14:val="standardContextual"/>
+        </w:rPr>
+      </w:pPr>
+      <w:hyperlink w:anchor="_Toc230966889" w:history="1">
+        <w:r>
+          <w:rPr>
+            <w:rStyle w:val="af8"/>
+            <w:rFonts w:ascii="Times New Roman" w:hAnsi="Times New Roman" w:cs="Times New Roman"/>
+            <w:noProof/>
+            <w:sz w:val="28"/>
+            <w:szCs w:val="28"/>
+          </w:rPr>
+          <w:t>1.4.2 Структура продукта</w:t>
+        </w:r>
+        <w:r>
+          <w:rPr>
+            <w:rFonts w:ascii="Times New Roman" w:hAnsi="Times New Roman" w:cs="Times New Roman"/>
+            <w:noProof/>
+            <w:webHidden/>
+            <w:sz w:val="28"/>
+            <w:szCs w:val="28"/>
+          </w:rPr>
+          <w:tab/>
+        </w:r>
+        <w:r>
+          <w:rPr>
+            <w:rFonts w:ascii="Times New Roman" w:hAnsi="Times New Roman" w:cs="Times New Roman"/>
+            <w:noProof/>
+            <w:webHidden/>
+            <w:sz w:val="28"/>
+            <w:szCs w:val="28"/>
+          </w:rPr>
+          <w:fldChar w:fldCharType="begin"/>
+        </w:r>
+        <w:r>
+          <w:rPr>
+            <w:rFonts w:ascii="Times New Roman" w:hAnsi="Times New Roman" w:cs="Times New Roman"/>
+            <w:noProof/>
+            <w:webHidden/>
+            <w:sz w:val="28"/>
+            <w:szCs w:val="28"/>
+          </w:rPr>
+          <w:instrText xml:space="preserve"> PAGEREF _Toc230966889 \h </w:instrText>
+        </w:r>
+        <w:r>
+          <w:rPr>
+            <w:rFonts w:ascii="Times New Roman" w:hAnsi="Times New Roman" w:cs="Times New Roman"/>
+            <w:noProof/>
+            <w:webHidden/>
+            <w:sz w:val="28"/>
+            <w:szCs w:val="28"/>
+          </w:rPr>
+        </w:r>
+        <w:r>
+          <w:rPr>
+            <w:rFonts w:ascii="Times New Roman" w:hAnsi="Times New Roman" w:cs="Times New Roman"/>
+            <w:noProof/>
+            <w:webHidden/>
+            <w:sz w:val="28"/>
+            <w:szCs w:val="28"/>
+          </w:rPr>
+          <w:fldChar w:fldCharType="separate"/>
+        </w:r>
+        <w:r>
+          <w:rPr>
+            <w:rFonts w:ascii="Times New Roman" w:hAnsi="Times New Roman" w:cs="Times New Roman"/>
+            <w:noProof/>
+            <w:webHidden/>
+            <w:sz w:val="28"/>
+            <w:szCs w:val="28"/>
+          </w:rPr>
+          <w:t>14</w:t>
+        </w:r>
+        <w:r>
+          <w:rPr>
+            <w:rFonts w:ascii="Times New Roman" w:hAnsi="Times New Roman" w:cs="Times New Roman"/>
+            <w:noProof/>
+            <w:webHidden/>
+            <w:sz w:val="28"/>
+            <w:szCs w:val="28"/>
+          </w:rPr>
+          <w:fldChar w:fldCharType="end"/>
+        </w:r>
+      </w:hyperlink>
+    </w:p>
+    <w:p>
+      <w:pPr>
+        <w:pStyle w:val="31"/>
+        <w:tabs>
+          <w:tab w:val="right" w:leader="dot" w:pos="9344"/>
+        </w:tabs>
+        <w:spacing w:line="360" w:lineRule="auto"/>
+        <w:rPr>
+          <w:rFonts w:ascii="Times New Roman" w:eastAsiaTheme="minorEastAsia" w:hAnsi="Times New Roman" w:cs="Times New Roman"/>
+          <w:noProof/>
+          <w:sz w:val="28"/>
+          <w:szCs w:val="28"/>
+          <w:lang w:eastAsia="ru-RU"/>
+          <w14:ligatures w14:val="standardContextual"/>
+        </w:rPr>
+      </w:pPr>
+      <w:hyperlink w:anchor="_Toc230966890" w:history="1">
+        <w:r>
+          <w:rPr>
+            <w:rStyle w:val="af8"/>
+            <w:rFonts w:ascii="Times New Roman" w:hAnsi="Times New Roman" w:cs="Times New Roman"/>
+            <w:noProof/>
+            <w:sz w:val="28"/>
+            <w:szCs w:val="28"/>
+          </w:rPr>
+          <w:t>1.4.3 Ценообразование и финансовая модель</w:t>
+        </w:r>
+        <w:r>
+          <w:rPr>
+            <w:rFonts w:ascii="Times New Roman" w:hAnsi="Times New Roman" w:cs="Times New Roman"/>
+            <w:noProof/>
+            <w:webHidden/>
+            <w:sz w:val="28"/>
+            <w:szCs w:val="28"/>
+          </w:rPr>
+          <w:tab/>
+        </w:r>
+        <w:r>
+          <w:rPr>
+            <w:rFonts w:ascii="Times New Roman" w:hAnsi="Times New Roman" w:cs="Times New Roman"/>
+            <w:noProof/>
+            <w:webHidden/>
+            <w:sz w:val="28"/>
+            <w:szCs w:val="28"/>
+          </w:rPr>
+          <w:fldChar w:fldCharType="begin"/>
+        </w:r>
+        <w:r>
+          <w:rPr>
+            <w:rFonts w:ascii="Times New Roman" w:hAnsi="Times New Roman" w:cs="Times New Roman"/>
+            <w:noProof/>
+            <w:webHidden/>
+            <w:sz w:val="28"/>
+            <w:szCs w:val="28"/>
+          </w:rPr>
+          <w:instrText xml:space="preserve"> PAGEREF _Toc230966890 \h </w:instrText>
+        </w:r>
+        <w:r>
+          <w:rPr>
+            <w:rFonts w:ascii="Times New Roman" w:hAnsi="Times New Roman" w:cs="Times New Roman"/>
+            <w:noProof/>
+            <w:webHidden/>
+            <w:sz w:val="28"/>
+            <w:szCs w:val="28"/>
+          </w:rPr>
+        </w:r>
+        <w:r>
+          <w:rPr>
+            <w:rFonts w:ascii="Times New Roman" w:hAnsi="Times New Roman" w:cs="Times New Roman"/>
+            <w:noProof/>
+            <w:webHidden/>
+            <w:sz w:val="28"/>
+            <w:szCs w:val="28"/>
+          </w:rPr>
+          <w:fldChar w:fldCharType="separate"/>
+        </w:r>
+        <w:r>
+          <w:rPr>
+            <w:rFonts w:ascii="Times New Roman" w:hAnsi="Times New Roman" w:cs="Times New Roman"/>
+            <w:noProof/>
+            <w:webHidden/>
+            <w:sz w:val="28"/>
+            <w:szCs w:val="28"/>
+          </w:rPr>
+          <w:t>15</w:t>
+        </w:r>
+        <w:r>
+          <w:rPr>
+            <w:rFonts w:ascii="Times New Roman" w:hAnsi="Times New Roman" w:cs="Times New Roman"/>
+            <w:noProof/>
+            <w:webHidden/>
+            <w:sz w:val="28"/>
+            <w:szCs w:val="28"/>
+          </w:rPr>
+          <w:fldChar w:fldCharType="end"/>
+        </w:r>
+      </w:hyperlink>
+    </w:p>
+    <w:p>
+      <w:pPr>
+        <w:pStyle w:val="12"/>
+        <w:rPr>
+          <w:rFonts w:eastAsiaTheme="minorEastAsia" w:cs="Times New Roman"/>
+          <w:noProof/>
+          <w:szCs w:val="28"/>
+          <w:lang w:eastAsia="ru-RU"/>
+          <w14:ligatures w14:val="standardContextual"/>
+        </w:rPr>
+      </w:pPr>
+      <w:hyperlink w:anchor="_Toc230966891" w:history="1">
+        <w:r>
+          <w:rPr>
+            <w:rStyle w:val="af8"/>
+            <w:rFonts w:cs="Times New Roman"/>
+            <w:noProof/>
+            <w:szCs w:val="28"/>
+          </w:rPr>
+          <w:t>2 Реализация</w:t>
+        </w:r>
+        <w:r>
+          <w:rPr>
+            <w:rFonts w:cs="Times New Roman"/>
+            <w:noProof/>
+            <w:webHidden/>
+            <w:szCs w:val="28"/>
+          </w:rPr>
+          <w:tab/>
+        </w:r>
+        <w:r>
+          <w:rPr>
+            <w:rFonts w:cs="Times New Roman"/>
+            <w:noProof/>
+            <w:webHidden/>
+            <w:szCs w:val="28"/>
+          </w:rPr>
+          <w:fldChar w:fldCharType="begin"/>
+        </w:r>
+        <w:r>
+          <w:rPr>
+            <w:rFonts w:cs="Times New Roman"/>
+            <w:noProof/>
+            <w:webHidden/>
+            <w:szCs w:val="28"/>
+          </w:rPr>
+          <w:instrText xml:space="preserve"> PAGEREF _Toc230966891 \h </w:instrText>
+        </w:r>
+        <w:r>
+          <w:rPr>
+            <w:rFonts w:cs="Times New Roman"/>
+            <w:noProof/>
+            <w:webHidden/>
+            <w:szCs w:val="28"/>
+          </w:rPr>
+        </w:r>
+        <w:r>
+          <w:rPr>
+            <w:rFonts w:cs="Times New Roman"/>
+            <w:noProof/>
+            <w:webHidden/>
+            <w:szCs w:val="28"/>
+          </w:rPr>
+          <w:fldChar w:fldCharType="separate"/>
+        </w:r>
+        <w:r>
+          <w:rPr>
+            <w:rFonts w:cs="Times New Roman"/>
+            <w:noProof/>
+            <w:webHidden/>
+            <w:szCs w:val="28"/>
+          </w:rPr>
+          <w:t>16</w:t>
+        </w:r>
+        <w:r>
+          <w:rPr>
+            <w:rFonts w:cs="Times New Roman"/>
+            <w:noProof/>
+            <w:webHidden/>
+            <w:szCs w:val="28"/>
+          </w:rPr>
+          <w:fldChar w:fldCharType="end"/>
+        </w:r>
+      </w:hyperlink>
+    </w:p>
+    <w:p>
+      <w:pPr>
+        <w:pStyle w:val="22"/>
+        <w:tabs>
+          <w:tab w:val="right" w:leader="dot" w:pos="9344"/>
+        </w:tabs>
+        <w:spacing w:line="360" w:lineRule="auto"/>
+        <w:rPr>
+          <w:rFonts w:eastAsiaTheme="minorEastAsia" w:cs="Times New Roman"/>
+          <w:noProof/>
+          <w:szCs w:val="28"/>
+          <w:lang w:eastAsia="ru-RU"/>
+          <w14:ligatures w14:val="standardContextual"/>
+        </w:rPr>
+      </w:pPr>
+      <w:hyperlink w:anchor="_Toc230966892" w:history="1">
+        <w:r>
+          <w:rPr>
+            <w:rStyle w:val="af8"/>
+            <w:rFonts w:cs="Times New Roman"/>
+            <w:noProof/>
+            <w:szCs w:val="28"/>
+          </w:rPr>
+          <w:t>2.1 Методология разработки</w:t>
+        </w:r>
+        <w:r>
+          <w:rPr>
+            <w:rFonts w:cs="Times New Roman"/>
+            <w:noProof/>
+            <w:webHidden/>
+            <w:szCs w:val="28"/>
+          </w:rPr>
+          <w:tab/>
+        </w:r>
+        <w:r>
+          <w:rPr>
+            <w:rFonts w:cs="Times New Roman"/>
+            <w:noProof/>
+            <w:webHidden/>
+            <w:szCs w:val="28"/>
+          </w:rPr>
+          <w:fldChar w:fldCharType="begin"/>
+        </w:r>
+        <w:r>
+          <w:rPr>
+            <w:rFonts w:cs="Times New Roman"/>
+            <w:noProof/>
+            <w:webHidden/>
+            <w:szCs w:val="28"/>
+          </w:rPr>
+          <w:instrText xml:space="preserve"> PAGEREF _Toc230966892 \h </w:instrText>
+        </w:r>
+        <w:r>
+          <w:rPr>
+            <w:rFonts w:cs="Times New Roman"/>
+            <w:noProof/>
+            <w:webHidden/>
+            <w:szCs w:val="28"/>
+          </w:rPr>
+        </w:r>
+        <w:r>
+          <w:rPr>
+            <w:rFonts w:cs="Times New Roman"/>
+            <w:noProof/>
+            <w:webHidden/>
+            <w:szCs w:val="28"/>
+          </w:rPr>
+          <w:fldChar w:fldCharType="separate"/>
+        </w:r>
+        <w:r>
+          <w:rPr>
+            <w:rFonts w:cs="Times New Roman"/>
+            <w:noProof/>
+            <w:webHidden/>
+            <w:szCs w:val="28"/>
+          </w:rPr>
+          <w:t>16</w:t>
+        </w:r>
+        <w:r>
+          <w:rPr>
+            <w:rFonts w:cs="Times New Roman"/>
+            <w:noProof/>
+            <w:webHidden/>
+            <w:szCs w:val="28"/>
+          </w:rPr>
+          <w:fldChar w:fldCharType="end"/>
+        </w:r>
+      </w:hyperlink>
+    </w:p>
+    <w:p>
+      <w:pPr>
+        <w:pStyle w:val="22"/>
+        <w:tabs>
+          <w:tab w:val="right" w:leader="dot" w:pos="9344"/>
+        </w:tabs>
+        <w:spacing w:line="360" w:lineRule="auto"/>
+        <w:rPr>
+          <w:rFonts w:eastAsiaTheme="minorEastAsia" w:cs="Times New Roman"/>
+          <w:noProof/>
+          <w:szCs w:val="28"/>
+          <w:lang w:eastAsia="ru-RU"/>
+          <w14:ligatures w14:val="standardContextual"/>
+        </w:rPr>
+      </w:pPr>
+      <w:hyperlink w:anchor="_Toc230966893" w:history="1">
+        <w:r>
+          <w:rPr>
+            <w:rStyle w:val="af8"/>
+            <w:rFonts w:cs="Times New Roman"/>
+            <w:noProof/>
+            <w:szCs w:val="28"/>
+          </w:rPr>
+          <w:t>2.2 Функциональные требования</w:t>
+        </w:r>
+        <w:r>
+          <w:rPr>
+            <w:rFonts w:cs="Times New Roman"/>
+            <w:noProof/>
+            <w:webHidden/>
+            <w:szCs w:val="28"/>
+          </w:rPr>
+          <w:tab/>
+        </w:r>
+        <w:r>
+          <w:rPr>
+            <w:rFonts w:cs="Times New Roman"/>
+            <w:noProof/>
+            <w:webHidden/>
+            <w:szCs w:val="28"/>
+          </w:rPr>
+          <w:fldChar w:fldCharType="begin"/>
+        </w:r>
+        <w:r>
+          <w:rPr>
+            <w:rFonts w:cs="Times New Roman"/>
+            <w:noProof/>
+            <w:webHidden/>
+            <w:szCs w:val="28"/>
+          </w:rPr>
+          <w:instrText xml:space="preserve"> PAGEREF _Toc230966893 \h </w:instrText>
+        </w:r>
+        <w:r>
+          <w:rPr>
+            <w:rFonts w:cs="Times New Roman"/>
+            <w:noProof/>
+            <w:webHidden/>
+            <w:szCs w:val="28"/>
+          </w:rPr>
+        </w:r>
+        <w:r>
+          <w:rPr>
+            <w:rFonts w:cs="Times New Roman"/>
+            <w:noProof/>
+            <w:webHidden/>
+            <w:szCs w:val="28"/>
+          </w:rPr>
+          <w:fldChar w:fldCharType="separate"/>
+        </w:r>
+        <w:r>
+          <w:rPr>
+            <w:rFonts w:cs="Times New Roman"/>
+            <w:noProof/>
+            <w:webHidden/>
+            <w:szCs w:val="28"/>
+          </w:rPr>
+          <w:t>17</w:t>
+        </w:r>
+        <w:r>
+          <w:rPr>
+            <w:rFonts w:cs="Times New Roman"/>
+            <w:noProof/>
+            <w:webHidden/>
+            <w:szCs w:val="28"/>
+          </w:rPr>
+          <w:fldChar w:fldCharType="end"/>
+        </w:r>
+      </w:hyperlink>
+    </w:p>
+    <w:p>
+      <w:pPr>
+        <w:pStyle w:val="22"/>
+        <w:tabs>
+          <w:tab w:val="right" w:leader="dot" w:pos="9344"/>
+        </w:tabs>
+        <w:spacing w:line="360" w:lineRule="auto"/>
+        <w:rPr>
+          <w:rFonts w:eastAsiaTheme="minorEastAsia" w:cs="Times New Roman"/>
+          <w:noProof/>
+          <w:szCs w:val="28"/>
+          <w:lang w:eastAsia="ru-RU"/>
+          <w14:ligatures w14:val="standardContextual"/>
+        </w:rPr>
+      </w:pPr>
+      <w:hyperlink w:anchor="_Toc230966894" w:history="1">
+        <w:r>
+          <w:rPr>
+            <w:rStyle w:val="af8"/>
+            <w:rFonts w:cs="Times New Roman"/>
+            <w:noProof/>
+            <w:szCs w:val="28"/>
+          </w:rPr>
+          <w:t>2.3 Нефункциональные требования</w:t>
+        </w:r>
+        <w:r>
+          <w:rPr>
+            <w:rFonts w:cs="Times New Roman"/>
+            <w:noProof/>
+            <w:webHidden/>
+            <w:szCs w:val="28"/>
+          </w:rPr>
+          <w:tab/>
+        </w:r>
+        <w:r>
+          <w:rPr>
+            <w:rFonts w:cs="Times New Roman"/>
+            <w:noProof/>
+            <w:webHidden/>
+            <w:szCs w:val="28"/>
+          </w:rPr>
+          <w:fldChar w:fldCharType="begin"/>
+        </w:r>
+        <w:r>
+          <w:rPr>
+            <w:rFonts w:cs="Times New Roman"/>
+            <w:noProof/>
+            <w:webHidden/>
+            <w:szCs w:val="28"/>
+          </w:rPr>
+          <w:instrText xml:space="preserve"> PAGEREF _Toc230966894 \h </w:instrText>
+        </w:r>
+        <w:r>
+          <w:rPr>
+            <w:rFonts w:cs="Times New Roman"/>
+            <w:noProof/>
+            <w:webHidden/>
+            <w:szCs w:val="28"/>
+          </w:rPr>
+        </w:r>
+        <w:r>
+          <w:rPr>
+            <w:rFonts w:cs="Times New Roman"/>
+            <w:noProof/>
+            <w:webHidden/>
+            <w:szCs w:val="28"/>
+          </w:rPr>
+          <w:fldChar w:fldCharType="separate"/>
+        </w:r>
+        <w:r>
+          <w:rPr>
+            <w:rFonts w:cs="Times New Roman"/>
+            <w:noProof/>
+            <w:webHidden/>
+            <w:szCs w:val="28"/>
+          </w:rPr>
+          <w:t>19</w:t>
+        </w:r>
+        <w:r>
+          <w:rPr>
+            <w:rFonts w:cs="Times New Roman"/>
+            <w:noProof/>
+            <w:webHidden/>
+            <w:szCs w:val="28"/>
+          </w:rPr>
+          <w:fldChar w:fldCharType="end"/>
+        </w:r>
+      </w:hyperlink>
+    </w:p>
+    <w:p>
+      <w:pPr>
+        <w:pStyle w:val="22"/>
+        <w:tabs>
+          <w:tab w:val="right" w:leader="dot" w:pos="9344"/>
+        </w:tabs>
+        <w:spacing w:line="360" w:lineRule="auto"/>
+        <w:rPr>
+          <w:rFonts w:eastAsiaTheme="minorEastAsia" w:cs="Times New Roman"/>
+          <w:noProof/>
+          <w:szCs w:val="28"/>
+          <w:lang w:eastAsia="ru-RU"/>
+          <w14:ligatures w14:val="standardContextual"/>
+        </w:rPr>
+      </w:pPr>
+      <w:hyperlink w:anchor="_Toc230966895" w:history="1">
+        <w:r>
+          <w:rPr>
+            <w:rStyle w:val="af8"/>
+            <w:rFonts w:cs="Times New Roman"/>
+            <w:noProof/>
+            <w:szCs w:val="28"/>
+          </w:rPr>
+          <w:t>2.4</w:t>
+        </w:r>
+        <w:r>
+          <w:rPr>
+            <w:rStyle w:val="af8"/>
+            <w:rFonts w:cs="Times New Roman"/>
+            <w:noProof/>
+            <w:szCs w:val="28"/>
+            <w:lang w:val="en-US"/>
+          </w:rPr>
+          <w:t xml:space="preserve"> Use Case </w:t>
+        </w:r>
+        <w:r>
+          <w:rPr>
+            <w:rStyle w:val="af8"/>
+            <w:rFonts w:cs="Times New Roman"/>
+            <w:noProof/>
+            <w:szCs w:val="28"/>
+          </w:rPr>
+          <w:t>диаграмма</w:t>
+        </w:r>
+        <w:r>
+          <w:rPr>
+            <w:rFonts w:cs="Times New Roman"/>
+            <w:noProof/>
+            <w:webHidden/>
+            <w:szCs w:val="28"/>
+          </w:rPr>
+          <w:tab/>
+        </w:r>
+        <w:r>
+          <w:rPr>
+            <w:rFonts w:cs="Times New Roman"/>
+            <w:noProof/>
+            <w:webHidden/>
+            <w:szCs w:val="28"/>
+          </w:rPr>
+          <w:fldChar w:fldCharType="begin"/>
+        </w:r>
+        <w:r>
+          <w:rPr>
+            <w:rFonts w:cs="Times New Roman"/>
+            <w:noProof/>
+            <w:webHidden/>
+            <w:szCs w:val="28"/>
+          </w:rPr>
+          <w:instrText xml:space="preserve"> PAGEREF _Toc230966895 \h </w:instrText>
+        </w:r>
+        <w:r>
+          <w:rPr>
+            <w:rFonts w:cs="Times New Roman"/>
+            <w:noProof/>
+            <w:webHidden/>
+            <w:szCs w:val="28"/>
+          </w:rPr>
+        </w:r>
+        <w:r>
+          <w:rPr>
+            <w:rFonts w:cs="Times New Roman"/>
+            <w:noProof/>
+            <w:webHidden/>
+            <w:szCs w:val="28"/>
+          </w:rPr>
+          <w:fldChar w:fldCharType="separate"/>
+        </w:r>
+        <w:r>
+          <w:rPr>
+            <w:rFonts w:cs="Times New Roman"/>
+            <w:noProof/>
+            <w:webHidden/>
+            <w:szCs w:val="28"/>
+          </w:rPr>
+          <w:t>19</w:t>
+        </w:r>
+        <w:r>
+          <w:rPr>
+            <w:rFonts w:cs="Times New Roman"/>
+            <w:noProof/>
+            <w:webHidden/>
+            <w:szCs w:val="28"/>
+          </w:rPr>
+          <w:fldChar w:fldCharType="end"/>
+        </w:r>
+      </w:hyperlink>
+    </w:p>
+    <w:p>
+      <w:pPr>
+        <w:pStyle w:val="22"/>
+        <w:tabs>
+          <w:tab w:val="right" w:leader="dot" w:pos="9344"/>
+        </w:tabs>
+        <w:spacing w:line="360" w:lineRule="auto"/>
+        <w:rPr>
+          <w:rFonts w:eastAsiaTheme="minorEastAsia" w:cs="Times New Roman"/>
+          <w:noProof/>
+          <w:szCs w:val="28"/>
+          <w:lang w:eastAsia="ru-RU"/>
+          <w14:ligatures w14:val="standardContextual"/>
+        </w:rPr>
+      </w:pPr>
+      <w:hyperlink w:anchor="_Toc230966896" w:history="1">
+        <w:r>
+          <w:rPr>
+            <w:rStyle w:val="af8"/>
+            <w:rFonts w:cs="Times New Roman"/>
+            <w:noProof/>
+            <w:szCs w:val="28"/>
+          </w:rPr>
+          <w:t>2.5 Логическая модель данных</w:t>
+        </w:r>
+        <w:r>
+          <w:rPr>
+            <w:rFonts w:cs="Times New Roman"/>
+            <w:noProof/>
+            <w:webHidden/>
+            <w:szCs w:val="28"/>
+          </w:rPr>
+          <w:tab/>
+        </w:r>
+        <w:r>
+          <w:rPr>
+            <w:rFonts w:cs="Times New Roman"/>
+            <w:noProof/>
+            <w:webHidden/>
+            <w:szCs w:val="28"/>
+          </w:rPr>
+          <w:fldChar w:fldCharType="begin"/>
+        </w:r>
+        <w:r>
+          <w:rPr>
+            <w:rFonts w:cs="Times New Roman"/>
+            <w:noProof/>
+            <w:webHidden/>
+            <w:szCs w:val="28"/>
+          </w:rPr>
+          <w:instrText xml:space="preserve"> PAGEREF _Toc230966896 \h </w:instrText>
+        </w:r>
+        <w:r>
+          <w:rPr>
+            <w:rFonts w:cs="Times New Roman"/>
+            <w:noProof/>
+            <w:webHidden/>
+            <w:szCs w:val="28"/>
+          </w:rPr>
+        </w:r>
+        <w:r>
+          <w:rPr>
+            <w:rFonts w:cs="Times New Roman"/>
+            <w:noProof/>
+            <w:webHidden/>
+            <w:szCs w:val="28"/>
+          </w:rPr>
+          <w:fldChar w:fldCharType="separate"/>
+        </w:r>
+        <w:r>
+          <w:rPr>
+            <w:rFonts w:cs="Times New Roman"/>
+            <w:noProof/>
+            <w:webHidden/>
+            <w:szCs w:val="28"/>
+          </w:rPr>
+          <w:t>22</w:t>
+        </w:r>
+        <w:r>
+          <w:rPr>
+            <w:rFonts w:cs="Times New Roman"/>
+            <w:noProof/>
+            <w:webHidden/>
+            <w:szCs w:val="28"/>
+          </w:rPr>
+          <w:fldChar w:fldCharType="end"/>
+        </w:r>
+      </w:hyperlink>
+    </w:p>
+    <w:p>
+      <w:pPr>
+        <w:pStyle w:val="22"/>
+        <w:tabs>
+          <w:tab w:val="right" w:leader="dot" w:pos="9344"/>
+        </w:tabs>
+        <w:spacing w:line="360" w:lineRule="auto"/>
+        <w:rPr>
+          <w:rFonts w:eastAsiaTheme="minorEastAsia" w:cs="Times New Roman"/>
+          <w:noProof/>
+          <w:szCs w:val="28"/>
+          <w:lang w:eastAsia="ru-RU"/>
+          <w14:ligatures w14:val="standardContextual"/>
+        </w:rPr>
+      </w:pPr>
+      <w:hyperlink w:anchor="_Toc230966897" w:history="1">
+        <w:r>
+          <w:rPr>
+            <w:rStyle w:val="af8"/>
+            <w:rFonts w:cs="Times New Roman"/>
+            <w:noProof/>
+            <w:szCs w:val="28"/>
+          </w:rPr>
+          <w:t>2.6 Архитектура информационной системы</w:t>
+        </w:r>
+        <w:r>
+          <w:rPr>
+            <w:rFonts w:cs="Times New Roman"/>
+            <w:noProof/>
+            <w:webHidden/>
+            <w:szCs w:val="28"/>
+          </w:rPr>
+          <w:tab/>
+        </w:r>
+        <w:r>
+          <w:rPr>
+            <w:rFonts w:cs="Times New Roman"/>
+            <w:noProof/>
+            <w:webHidden/>
+            <w:szCs w:val="28"/>
+          </w:rPr>
+          <w:fldChar w:fldCharType="begin"/>
+        </w:r>
+        <w:r>
+          <w:rPr>
+            <w:rFonts w:cs="Times New Roman"/>
+            <w:noProof/>
+            <w:webHidden/>
+            <w:szCs w:val="28"/>
+          </w:rPr>
+          <w:instrText xml:space="preserve"> PAGEREF _Toc230966897 \h </w:instrText>
+        </w:r>
+        <w:r>
+          <w:rPr>
+            <w:rFonts w:cs="Times New Roman"/>
+            <w:noProof/>
+            <w:webHidden/>
+            <w:szCs w:val="28"/>
+          </w:rPr>
+        </w:r>
+        <w:r>
+          <w:rPr>
+            <w:rFonts w:cs="Times New Roman"/>
+            <w:noProof/>
+            <w:webHidden/>
+            <w:szCs w:val="28"/>
+          </w:rPr>
+          <w:fldChar w:fldCharType="separate"/>
+        </w:r>
+        <w:r>
+          <w:rPr>
+            <w:rFonts w:cs="Times New Roman"/>
+            <w:noProof/>
+            <w:webHidden/>
+            <w:szCs w:val="28"/>
+          </w:rPr>
+          <w:t>25</w:t>
+        </w:r>
+        <w:r>
+          <w:rPr>
+            <w:rFonts w:cs="Times New Roman"/>
+            <w:noProof/>
+            <w:webHidden/>
+            <w:szCs w:val="28"/>
+          </w:rPr>
+          <w:fldChar w:fldCharType="end"/>
+        </w:r>
+      </w:hyperlink>
+    </w:p>
+    <w:p>
+      <w:pPr>
+        <w:pStyle w:val="12"/>
+        <w:rPr>
+          <w:rFonts w:eastAsiaTheme="minorEastAsia" w:cs="Times New Roman"/>
+          <w:noProof/>
+          <w:szCs w:val="28"/>
+          <w:lang w:eastAsia="ru-RU"/>
+          <w14:ligatures w14:val="standardContextual"/>
+        </w:rPr>
+      </w:pPr>
+      <w:hyperlink w:anchor="_Toc230966898" w:history="1">
+        <w:r>
+          <w:rPr>
+            <w:rStyle w:val="af8"/>
+            <w:rFonts w:cs="Times New Roman"/>
+            <w:noProof/>
+            <w:szCs w:val="28"/>
+          </w:rPr>
+          <w:t>3 Реализация информационной системы</w:t>
+        </w:r>
+        <w:r>
+          <w:rPr>
+            <w:rFonts w:cs="Times New Roman"/>
+            <w:noProof/>
+            <w:webHidden/>
+            <w:szCs w:val="28"/>
+          </w:rPr>
+          <w:tab/>
+        </w:r>
+        <w:r>
+          <w:rPr>
+            <w:rFonts w:cs="Times New Roman"/>
+            <w:noProof/>
+            <w:webHidden/>
+            <w:szCs w:val="28"/>
+          </w:rPr>
+          <w:fldChar w:fldCharType="begin"/>
+        </w:r>
+        <w:r>
+          <w:rPr>
+            <w:rFonts w:cs="Times New Roman"/>
+            <w:noProof/>
+            <w:webHidden/>
+            <w:szCs w:val="28"/>
+          </w:rPr>
+          <w:instrText xml:space="preserve"> PAGEREF _Toc230966898 \h </w:instrText>
+        </w:r>
+        <w:r>
+          <w:rPr>
+            <w:rFonts w:cs="Times New Roman"/>
+            <w:noProof/>
+            <w:webHidden/>
+            <w:szCs w:val="28"/>
+          </w:rPr>
+        </w:r>
+        <w:r>
+          <w:rPr>
+            <w:rFonts w:cs="Times New Roman"/>
+            <w:noProof/>
+            <w:webHidden/>
+            <w:szCs w:val="28"/>
+          </w:rPr>
+          <w:fldChar w:fldCharType="separate"/>
+        </w:r>
+        <w:r>
+          <w:rPr>
+            <w:rFonts w:cs="Times New Roman"/>
+            <w:noProof/>
+            <w:webHidden/>
+            <w:szCs w:val="28"/>
+          </w:rPr>
+          <w:t>27</w:t>
+        </w:r>
+        <w:r>
+          <w:rPr>
+            <w:rFonts w:cs="Times New Roman"/>
+            <w:noProof/>
+            <w:webHidden/>
+            <w:szCs w:val="28"/>
+          </w:rPr>
+          <w:fldChar w:fldCharType="end"/>
+        </w:r>
+      </w:hyperlink>
+    </w:p>
+    <w:p>
+      <w:pPr>
+        <w:pStyle w:val="22"/>
+        <w:tabs>
+          <w:tab w:val="right" w:leader="dot" w:pos="9344"/>
+        </w:tabs>
+        <w:spacing w:line="360" w:lineRule="auto"/>
+        <w:rPr>
+          <w:rFonts w:eastAsiaTheme="minorEastAsia" w:cs="Times New Roman"/>
+          <w:noProof/>
+          <w:szCs w:val="28"/>
+          <w:lang w:eastAsia="ru-RU"/>
+          <w14:ligatures w14:val="standardContextual"/>
+        </w:rPr>
+      </w:pPr>
+      <w:hyperlink w:anchor="_Toc230966899" w:history="1">
+        <w:r>
+          <w:rPr>
+            <w:rStyle w:val="af8"/>
+            <w:rFonts w:cs="Times New Roman"/>
+            <w:noProof/>
+            <w:szCs w:val="28"/>
+          </w:rPr>
+          <w:t>3.1 Проектирование и создание справочников</w:t>
+        </w:r>
+        <w:r>
+          <w:rPr>
+            <w:rFonts w:cs="Times New Roman"/>
+            <w:noProof/>
+            <w:webHidden/>
+            <w:szCs w:val="28"/>
+          </w:rPr>
+          <w:tab/>
+        </w:r>
+        <w:r>
+          <w:rPr>
+            <w:rFonts w:cs="Times New Roman"/>
+            <w:noProof/>
+            <w:webHidden/>
+            <w:szCs w:val="28"/>
+          </w:rPr>
+          <w:fldChar w:fldCharType="begin"/>
+        </w:r>
+        <w:r>
+          <w:rPr>
+            <w:rFonts w:cs="Times New Roman"/>
+            <w:noProof/>
+            <w:webHidden/>
+            <w:szCs w:val="28"/>
+          </w:rPr>
+          <w:instrText xml:space="preserve"> PAGEREF _Toc230966899 \h </w:instrText>
+        </w:r>
+        <w:r>
+          <w:rPr>
+            <w:rFonts w:cs="Times New Roman"/>
+            <w:noProof/>
+            <w:webHidden/>
+            <w:szCs w:val="28"/>
+          </w:rPr>
+        </w:r>
+        <w:r>
+          <w:rPr>
+            <w:rFonts w:cs="Times New Roman"/>
+            <w:noProof/>
+            <w:webHidden/>
+            <w:szCs w:val="28"/>
+          </w:rPr>
+          <w:fldChar w:fldCharType="separate"/>
+        </w:r>
+        <w:r>
+          <w:rPr>
+            <w:rFonts w:cs="Times New Roman"/>
+            <w:noProof/>
+            <w:webHidden/>
+            <w:szCs w:val="28"/>
+          </w:rPr>
+          <w:t>27</w:t>
+        </w:r>
+        <w:r>
+          <w:rPr>
+            <w:rFonts w:cs="Times New Roman"/>
+            <w:noProof/>
+            <w:webHidden/>
+            <w:szCs w:val="28"/>
+          </w:rPr>
+          <w:fldChar w:fldCharType="end"/>
+        </w:r>
+      </w:hyperlink>
+    </w:p>
+    <w:p>
+      <w:pPr>
+        <w:pStyle w:val="22"/>
+        <w:tabs>
+          <w:tab w:val="right" w:leader="dot" w:pos="9344"/>
+        </w:tabs>
+        <w:spacing w:line="360" w:lineRule="auto"/>
+        <w:rPr>
+          <w:rFonts w:eastAsiaTheme="minorEastAsia" w:cs="Times New Roman"/>
+          <w:noProof/>
+          <w:szCs w:val="28"/>
+          <w:lang w:eastAsia="ru-RU"/>
+          <w14:ligatures w14:val="standardContextual"/>
+        </w:rPr>
+      </w:pPr>
+      <w:hyperlink w:anchor="_Toc230966900" w:history="1">
+        <w:r>
+          <w:rPr>
+            <w:rStyle w:val="af8"/>
+            <w:rFonts w:cs="Times New Roman"/>
+            <w:noProof/>
+            <w:szCs w:val="28"/>
+          </w:rPr>
+          <w:t>3.2 Создание документов (ввод движения)</w:t>
+        </w:r>
+        <w:r>
+          <w:rPr>
+            <w:rFonts w:cs="Times New Roman"/>
+            <w:noProof/>
+            <w:webHidden/>
+            <w:szCs w:val="28"/>
+          </w:rPr>
+          <w:tab/>
+        </w:r>
+        <w:r>
+          <w:rPr>
+            <w:rFonts w:cs="Times New Roman"/>
+            <w:noProof/>
+            <w:webHidden/>
+            <w:szCs w:val="28"/>
+          </w:rPr>
+          <w:fldChar w:fldCharType="begin"/>
+        </w:r>
+        <w:r>
+          <w:rPr>
+            <w:rFonts w:cs="Times New Roman"/>
+            <w:noProof/>
+            <w:webHidden/>
+            <w:szCs w:val="28"/>
+          </w:rPr>
+          <w:instrText xml:space="preserve"> PAGEREF _Toc230966900 \h </w:instrText>
+        </w:r>
+        <w:r>
+          <w:rPr>
+            <w:rFonts w:cs="Times New Roman"/>
+            <w:noProof/>
+            <w:webHidden/>
+            <w:szCs w:val="28"/>
+          </w:rPr>
+        </w:r>
+        <w:r>
+          <w:rPr>
+            <w:rFonts w:cs="Times New Roman"/>
+            <w:noProof/>
+            <w:webHidden/>
+            <w:szCs w:val="28"/>
+          </w:rPr>
+          <w:fldChar w:fldCharType="separate"/>
+        </w:r>
+        <w:r>
+          <w:rPr>
+            <w:rFonts w:cs="Times New Roman"/>
+            <w:noProof/>
+            <w:webHidden/>
+            <w:szCs w:val="28"/>
+          </w:rPr>
+          <w:t>29</w:t>
+        </w:r>
+        <w:r>
+          <w:rPr>
+            <w:rFonts w:cs="Times New Roman"/>
+            <w:noProof/>
+            <w:webHidden/>
+            <w:szCs w:val="28"/>
+          </w:rPr>
+          <w:fldChar w:fldCharType="end"/>
+        </w:r>
+      </w:hyperlink>
+    </w:p>
+    <w:p>
+      <w:pPr>
+        <w:pStyle w:val="22"/>
+        <w:tabs>
+          <w:tab w:val="right" w:leader="dot" w:pos="9344"/>
+        </w:tabs>
+        <w:spacing w:line="360" w:lineRule="auto"/>
+        <w:rPr>
+          <w:rFonts w:eastAsiaTheme="minorEastAsia" w:cs="Times New Roman"/>
+          <w:noProof/>
+          <w:szCs w:val="28"/>
+          <w:lang w:eastAsia="ru-RU"/>
+          <w14:ligatures w14:val="standardContextual"/>
+        </w:rPr>
+      </w:pPr>
+      <w:hyperlink w:anchor="_Toc230966901" w:history="1">
+        <w:r>
+          <w:rPr>
+            <w:rStyle w:val="af8"/>
+            <w:rFonts w:cs="Times New Roman"/>
+            <w:noProof/>
+            <w:szCs w:val="28"/>
+          </w:rPr>
+          <w:t>3.3 Создание регистров и проведение документов (учет остатков)</w:t>
+        </w:r>
+        <w:r>
+          <w:rPr>
+            <w:rFonts w:cs="Times New Roman"/>
+            <w:noProof/>
+            <w:webHidden/>
+            <w:szCs w:val="28"/>
+          </w:rPr>
+          <w:tab/>
+        </w:r>
+        <w:r>
+          <w:rPr>
+            <w:rFonts w:cs="Times New Roman"/>
+            <w:noProof/>
+            <w:webHidden/>
+            <w:szCs w:val="28"/>
+          </w:rPr>
+          <w:fldChar w:fldCharType="begin"/>
+        </w:r>
+        <w:r>
+          <w:rPr>
+            <w:rFonts w:cs="Times New Roman"/>
+            <w:noProof/>
+            <w:webHidden/>
+            <w:szCs w:val="28"/>
+          </w:rPr>
+          <w:instrText xml:space="preserve"> PAGEREF _Toc230966901 \h </w:instrText>
+        </w:r>
+        <w:r>
+          <w:rPr>
+            <w:rFonts w:cs="Times New Roman"/>
+            <w:noProof/>
+            <w:webHidden/>
+            <w:szCs w:val="28"/>
+          </w:rPr>
+        </w:r>
+        <w:r>
+          <w:rPr>
+            <w:rFonts w:cs="Times New Roman"/>
+            <w:noProof/>
+            <w:webHidden/>
+            <w:szCs w:val="28"/>
+          </w:rPr>
+          <w:fldChar w:fldCharType="separate"/>
+        </w:r>
+        <w:r>
+          <w:rPr>
+            <w:rFonts w:cs="Times New Roman"/>
+            <w:noProof/>
+            <w:webHidden/>
+            <w:szCs w:val="28"/>
+          </w:rPr>
+          <w:t>30</w:t>
+        </w:r>
+        <w:r>
+          <w:rPr>
+            <w:rFonts w:cs="Times New Roman"/>
+            <w:noProof/>
+            <w:webHidden/>
+            <w:szCs w:val="28"/>
+          </w:rPr>
+          <w:fldChar w:fldCharType="end"/>
+        </w:r>
+      </w:hyperlink>
+    </w:p>
+    <w:p>
+      <w:pPr>
+        <w:pStyle w:val="22"/>
+        <w:tabs>
+          <w:tab w:val="right" w:leader="dot" w:pos="9344"/>
+        </w:tabs>
+        <w:spacing w:line="360" w:lineRule="auto"/>
+        <w:rPr>
+          <w:rFonts w:eastAsiaTheme="minorEastAsia" w:cs="Times New Roman"/>
+          <w:noProof/>
+          <w:szCs w:val="28"/>
+          <w:lang w:eastAsia="ru-RU"/>
+          <w14:ligatures w14:val="standardContextual"/>
+        </w:rPr>
+      </w:pPr>
+      <w:hyperlink w:anchor="_Toc230966902" w:history="1">
+        <w:r>
+          <w:rPr>
+            <w:rStyle w:val="af8"/>
+            <w:rFonts w:cs="Times New Roman"/>
+            <w:noProof/>
+            <w:szCs w:val="28"/>
+          </w:rPr>
+          <w:t>3.4 Интерфейсы, поиск и отчеты</w:t>
+        </w:r>
+        <w:r>
+          <w:rPr>
+            <w:rFonts w:cs="Times New Roman"/>
+            <w:noProof/>
+            <w:webHidden/>
+            <w:szCs w:val="28"/>
+          </w:rPr>
+          <w:tab/>
+        </w:r>
+        <w:r>
+          <w:rPr>
+            <w:rFonts w:cs="Times New Roman"/>
+            <w:noProof/>
+            <w:webHidden/>
+            <w:szCs w:val="28"/>
+          </w:rPr>
+          <w:fldChar w:fldCharType="begin"/>
+        </w:r>
+        <w:r>
+          <w:rPr>
+            <w:rFonts w:cs="Times New Roman"/>
+            <w:noProof/>
+            <w:webHidden/>
+            <w:szCs w:val="28"/>
+          </w:rPr>
+          <w:instrText xml:space="preserve"> PAGEREF _Toc230966902 \h </w:instrText>
+        </w:r>
+        <w:r>
+          <w:rPr>
+            <w:rFonts w:cs="Times New Roman"/>
+            <w:noProof/>
+            <w:webHidden/>
+            <w:szCs w:val="28"/>
+          </w:rPr>
+        </w:r>
+        <w:r>
+          <w:rPr>
+            <w:rFonts w:cs="Times New Roman"/>
+            <w:noProof/>
+            <w:webHidden/>
+            <w:szCs w:val="28"/>
+          </w:rPr>
+          <w:fldChar w:fldCharType="separate"/>
+        </w:r>
+        <w:r>
+          <w:rPr>
+            <w:rFonts w:cs="Times New Roman"/>
+            <w:noProof/>
+            <w:webHidden/>
+            <w:szCs w:val="28"/>
+          </w:rPr>
+          <w:t>30</w:t>
+        </w:r>
+        <w:r>
+          <w:rPr>
+            <w:rFonts w:cs="Times New Roman"/>
+            <w:noProof/>
+            <w:webHidden/>
+            <w:szCs w:val="28"/>
+          </w:rPr>
+          <w:fldChar w:fldCharType="end"/>
+        </w:r>
+      </w:hyperlink>
+    </w:p>
+    <w:p>
+      <w:pPr>
+        <w:pStyle w:val="22"/>
+        <w:tabs>
+          <w:tab w:val="right" w:leader="dot" w:pos="9344"/>
+        </w:tabs>
+        <w:spacing w:line="360" w:lineRule="auto"/>
+        <w:rPr>
+          <w:rFonts w:eastAsiaTheme="minorEastAsia" w:cs="Times New Roman"/>
+          <w:noProof/>
+          <w:szCs w:val="28"/>
+          <w:lang w:eastAsia="ru-RU"/>
+          <w14:ligatures w14:val="standardContextual"/>
+        </w:rPr>
+      </w:pPr>
+      <w:hyperlink w:anchor="_Toc230966903" w:history="1">
+        <w:r>
+          <w:rPr>
+            <w:rStyle w:val="af8"/>
+            <w:rFonts w:cs="Times New Roman"/>
+            <w:noProof/>
+            <w:szCs w:val="28"/>
+          </w:rPr>
+          <w:t>3.5 Тестирование информационной системы</w:t>
+        </w:r>
+        <w:r>
+          <w:rPr>
+            <w:rFonts w:cs="Times New Roman"/>
+            <w:noProof/>
+            <w:webHidden/>
+            <w:szCs w:val="28"/>
+          </w:rPr>
+          <w:tab/>
+        </w:r>
+        <w:r>
+          <w:rPr>
+            <w:rFonts w:cs="Times New Roman"/>
+            <w:noProof/>
+            <w:webHidden/>
+            <w:szCs w:val="28"/>
+          </w:rPr>
+          <w:fldChar w:fldCharType="begin"/>
+        </w:r>
+        <w:r>
+          <w:rPr>
+            <w:rFonts w:cs="Times New Roman"/>
+            <w:noProof/>
+            <w:webHidden/>
+            <w:szCs w:val="28"/>
+          </w:rPr>
+          <w:instrText xml:space="preserve"> PAGEREF _Toc230966903 \h </w:instrText>
+        </w:r>
+        <w:r>
+          <w:rPr>
+            <w:rFonts w:cs="Times New Roman"/>
+            <w:noProof/>
+            <w:webHidden/>
+            <w:szCs w:val="28"/>
+          </w:rPr>
+        </w:r>
+        <w:r>
+          <w:rPr>
+            <w:rFonts w:cs="Times New Roman"/>
+            <w:noProof/>
+            <w:webHidden/>
+            <w:szCs w:val="28"/>
+          </w:rPr>
+          <w:fldChar w:fldCharType="separate"/>
+        </w:r>
+        <w:r>
+          <w:rPr>
+            <w:rFonts w:cs="Times New Roman"/>
+            <w:noProof/>
+            <w:webHidden/>
+            <w:szCs w:val="28"/>
+          </w:rPr>
+          <w:t>31</w:t>
+        </w:r>
+        <w:r>
+          <w:rPr>
+            <w:rFonts w:cs="Times New Roman"/>
+            <w:noProof/>
+            <w:webHidden/>
+            <w:szCs w:val="28"/>
+          </w:rPr>
+          <w:fldChar w:fldCharType="end"/>
+        </w:r>
+      </w:hyperlink>
+    </w:p>
+    <w:p>
+      <w:pPr>
+        <w:pStyle w:val="22"/>
+        <w:tabs>
+          <w:tab w:val="right" w:leader="dot" w:pos="9344"/>
+        </w:tabs>
+        <w:spacing w:line="360" w:lineRule="auto"/>
+        <w:rPr>
+          <w:rFonts w:eastAsiaTheme="minorEastAsia" w:cs="Times New Roman"/>
+          <w:noProof/>
+          <w:szCs w:val="28"/>
+          <w:lang w:eastAsia="ru-RU"/>
+          <w14:ligatures w14:val="standardContextual"/>
+        </w:rPr>
+      </w:pPr>
+      <w:hyperlink w:anchor="_Toc230966904" w:history="1">
+        <w:r>
+          <w:rPr>
+            <w:rStyle w:val="af8"/>
+            <w:rFonts w:cs="Times New Roman"/>
+            <w:noProof/>
+            <w:szCs w:val="28"/>
+          </w:rPr>
+          <w:t>3.6 Внедрение и начальное заполнение</w:t>
+        </w:r>
+        <w:r>
+          <w:rPr>
+            <w:rFonts w:cs="Times New Roman"/>
+            <w:noProof/>
+            <w:webHidden/>
+            <w:szCs w:val="28"/>
+          </w:rPr>
+          <w:tab/>
+        </w:r>
+        <w:r>
+          <w:rPr>
+            <w:rFonts w:cs="Times New Roman"/>
+            <w:noProof/>
+            <w:webHidden/>
+            <w:szCs w:val="28"/>
+          </w:rPr>
+          <w:fldChar w:fldCharType="begin"/>
+        </w:r>
+        <w:r>
+          <w:rPr>
+            <w:rFonts w:cs="Times New Roman"/>
+            <w:noProof/>
+            <w:webHidden/>
+            <w:szCs w:val="28"/>
+          </w:rPr>
+          <w:instrText xml:space="preserve"> PAGEREF _Toc230966904 \h </w:instrText>
+        </w:r>
+        <w:r>
+          <w:rPr>
+            <w:rFonts w:cs="Times New Roman"/>
+            <w:noProof/>
+            <w:webHidden/>
+            <w:szCs w:val="28"/>
+          </w:rPr>
+        </w:r>
+        <w:r>
+          <w:rPr>
+            <w:rFonts w:cs="Times New Roman"/>
+            <w:noProof/>
+            <w:webHidden/>
+            <w:szCs w:val="28"/>
+          </w:rPr>
+          <w:fldChar w:fldCharType="separate"/>
+        </w:r>
+        <w:r>
+          <w:rPr>
+            <w:rFonts w:cs="Times New Roman"/>
+            <w:noProof/>
+            <w:webHidden/>
+            <w:szCs w:val="28"/>
+          </w:rPr>
+          <w:t>34</w:t>
+        </w:r>
+        <w:r>
+          <w:rPr>
+            <w:rFonts w:cs="Times New Roman"/>
+            <w:noProof/>
+            <w:webHidden/>
+            <w:szCs w:val="28"/>
+          </w:rPr>
+          <w:fldChar w:fldCharType="end"/>
+        </w:r>
+      </w:hyperlink>
+    </w:p>
+    <w:p>
+      <w:pPr>
+        <w:pStyle w:val="12"/>
+        <w:rPr>
+          <w:rFonts w:eastAsiaTheme="minorEastAsia" w:cs="Times New Roman"/>
+          <w:noProof/>
+          <w:szCs w:val="28"/>
+          <w:lang w:eastAsia="ru-RU"/>
+          <w14:ligatures w14:val="standardContextual"/>
+        </w:rPr>
+      </w:pPr>
+      <w:hyperlink w:anchor="_Toc230966905" w:history="1">
+        <w:r>
+          <w:rPr>
+            <w:rStyle w:val="af8"/>
+            <w:rFonts w:cs="Times New Roman"/>
+            <w:noProof/>
+            <w:szCs w:val="28"/>
+          </w:rPr>
+          <w:t>Заключение</w:t>
+        </w:r>
+        <w:r>
+          <w:rPr>
+            <w:rFonts w:cs="Times New Roman"/>
+            <w:noProof/>
+            <w:webHidden/>
+            <w:szCs w:val="28"/>
+          </w:rPr>
+          <w:tab/>
+        </w:r>
+        <w:r>
+          <w:rPr>
+            <w:rFonts w:cs="Times New Roman"/>
+            <w:noProof/>
+            <w:webHidden/>
+            <w:szCs w:val="28"/>
+          </w:rPr>
+          <w:fldChar w:fldCharType="begin"/>
+        </w:r>
+        <w:r>
+          <w:rPr>
+            <w:rFonts w:cs="Times New Roman"/>
+            <w:noProof/>
+            <w:webHidden/>
+            <w:szCs w:val="28"/>
+          </w:rPr>
+          <w:instrText xml:space="preserve"> PAGEREF _Toc230966905 \h </w:instrText>
+        </w:r>
+        <w:r>
+          <w:rPr>
+            <w:rFonts w:cs="Times New Roman"/>
+            <w:noProof/>
+            <w:webHidden/>
+            <w:szCs w:val="28"/>
+          </w:rPr>
+        </w:r>
+        <w:r>
+          <w:rPr>
+            <w:rFonts w:cs="Times New Roman"/>
+            <w:noProof/>
+            <w:webHidden/>
+            <w:szCs w:val="28"/>
+          </w:rPr>
+          <w:fldChar w:fldCharType="separate"/>
+        </w:r>
+        <w:r>
+          <w:rPr>
+            <w:rFonts w:cs="Times New Roman"/>
+            <w:noProof/>
+            <w:webHidden/>
+            <w:szCs w:val="28"/>
+          </w:rPr>
+          <w:t>37</w:t>
+        </w:r>
+        <w:r>
+          <w:rPr>
+            <w:rFonts w:cs="Times New Roman"/>
+            <w:noProof/>
+            <w:webHidden/>
+            <w:szCs w:val="28"/>
+          </w:rPr>
+          <w:fldChar w:fldCharType="end"/>
+        </w:r>
+      </w:hyperlink>
+    </w:p>
+    <w:p>
+      <w:pPr>
+        <w:pStyle w:val="afff0"/>
+        <w:rPr>
+          <w:sz w:val="32"/>
+        </w:rPr>
+      </w:pPr>
+      <w:r>
+        <w:rPr>
+          <w:rFonts w:cs="Times New Roman"/>
+          <w:szCs w:val="28"/>
+        </w:rPr>
         <w:fldChar w:fldCharType="end"/>
       </w:r>
       <w:r>
@@ -2348,12 +5453,14 @@
       </w:pPr>
       <w:bookmarkStart w:id="2" w:name="_Toc146714450"/>
       <w:bookmarkStart w:id="3" w:name="_Toc146718939"/>
+      <w:bookmarkStart w:id="4" w:name="_Toc230966873"/>
       <w:r>
         <w:lastRenderedPageBreak/>
         <w:t>Введение</w:t>
       </w:r>
       <w:bookmarkEnd w:id="2"/>
       <w:bookmarkEnd w:id="3"/>
+      <w:bookmarkEnd w:id="4"/>
     </w:p>
     <w:p>
       <w:pPr>
@@ -2517,29 +5624,37 @@
       <w:pPr>
         <w:pStyle w:val="a2"/>
       </w:pPr>
-      <w:bookmarkStart w:id="4" w:name="_Toc146280264"/>
-      <w:bookmarkStart w:id="5" w:name="_Toc146714451"/>
-      <w:bookmarkStart w:id="6" w:name="_Toc146718940"/>
+      <w:bookmarkStart w:id="5" w:name="_Toc146280264"/>
+      <w:bookmarkStart w:id="6" w:name="_Toc146714451"/>
+      <w:bookmarkStart w:id="7" w:name="_Toc146718940"/>
+      <w:bookmarkStart w:id="8" w:name="_Toc230966874"/>
       <w:r>
         <w:lastRenderedPageBreak/>
-        <w:t>Аналитика по проекту</w:t>
-      </w:r>
+        <w:t>Аналитика проект</w:t>
+      </w:r>
+      <w:r>
+        <w:t>а</w:t>
+      </w:r>
+      <w:bookmarkEnd w:id="8"/>
     </w:p>
     <w:p>
       <w:pPr>
         <w:pStyle w:val="a3"/>
       </w:pPr>
+      <w:bookmarkStart w:id="9" w:name="_Toc230966875"/>
       <w:r>
         <w:t>Постановка задачи</w:t>
       </w:r>
-      <w:bookmarkEnd w:id="4"/>
       <w:bookmarkEnd w:id="5"/>
       <w:bookmarkEnd w:id="6"/>
+      <w:bookmarkEnd w:id="7"/>
+      <w:bookmarkEnd w:id="9"/>
     </w:p>
     <w:p>
       <w:pPr>
         <w:pStyle w:val="a4"/>
       </w:pPr>
+      <w:bookmarkStart w:id="10" w:name="_Toc230966876"/>
       <w:proofErr w:type="spellStart"/>
       <w:r>
         <w:t>Цели</w:t>
@@ -2552,6 +5667,7 @@
       <w:r>
         <w:t>задачи</w:t>
       </w:r>
+      <w:bookmarkEnd w:id="10"/>
       <w:proofErr w:type="spellEnd"/>
     </w:p>
     <w:p>
@@ -2606,7 +5722,13 @@
         <w:pStyle w:val="afff0"/>
       </w:pPr>
       <w:r>
-        <w:t>Для достижения поставленной цели необходимо решить следующие задачи:</w:t>
+        <w:t>Для достижения поставленной цели необходимо решить следующие</w:t>
+      </w:r>
+      <w:r>
+        <w:t xml:space="preserve"> </w:t>
+      </w:r>
+      <w:r>
+        <w:t>задачи:</w:t>
       </w:r>
     </w:p>
     <w:p>
@@ -2661,6 +5783,7 @@
       <w:pPr>
         <w:pStyle w:val="a4"/>
       </w:pPr>
+      <w:bookmarkStart w:id="11" w:name="_Toc230966877"/>
       <w:proofErr w:type="spellStart"/>
       <w:r>
         <w:t>Методологическая</w:t>
@@ -2673,6 +5796,7 @@
       <w:r>
         <w:t>основа</w:t>
       </w:r>
+      <w:bookmarkEnd w:id="11"/>
       <w:proofErr w:type="spellEnd"/>
     </w:p>
     <w:p>
@@ -2772,23 +5896,26 @@
       <w:pPr>
         <w:pStyle w:val="a3"/>
       </w:pPr>
-      <w:bookmarkStart w:id="7" w:name="_Toc146280265"/>
-      <w:bookmarkStart w:id="8" w:name="_Toc146714456"/>
-      <w:bookmarkStart w:id="9" w:name="_Toc146718945"/>
+      <w:bookmarkStart w:id="12" w:name="_Toc146280265"/>
+      <w:bookmarkStart w:id="13" w:name="_Toc146714456"/>
+      <w:bookmarkStart w:id="14" w:name="_Toc146718945"/>
+      <w:bookmarkStart w:id="15" w:name="_Toc230966878"/>
       <w:r>
         <w:t xml:space="preserve">Анализ </w:t>
       </w:r>
-      <w:bookmarkEnd w:id="7"/>
-      <w:bookmarkEnd w:id="8"/>
-      <w:bookmarkEnd w:id="9"/>
+      <w:bookmarkEnd w:id="12"/>
+      <w:bookmarkEnd w:id="13"/>
+      <w:bookmarkEnd w:id="14"/>
       <w:r>
         <w:t>конкурентной среды</w:t>
       </w:r>
+      <w:bookmarkEnd w:id="15"/>
     </w:p>
     <w:p>
       <w:pPr>
         <w:pStyle w:val="a4"/>
       </w:pPr>
+      <w:bookmarkStart w:id="16" w:name="_Toc230966879"/>
       <w:proofErr w:type="spellStart"/>
       <w:r>
         <w:t>Методология</w:t>
@@ -2817,6 +5944,7 @@
       <w:r>
         <w:t>анализа</w:t>
       </w:r>
+      <w:bookmarkEnd w:id="16"/>
       <w:proofErr w:type="spellEnd"/>
     </w:p>
     <w:p>
@@ -2938,6 +6066,7 @@
       <w:pPr>
         <w:pStyle w:val="a4"/>
       </w:pPr>
+      <w:bookmarkStart w:id="17" w:name="_Toc230966880"/>
       <w:proofErr w:type="spellStart"/>
       <w:r>
         <w:t>Классификация</w:t>
@@ -2956,6 +6085,7 @@
       <w:r>
         <w:t>конкурентов</w:t>
       </w:r>
+      <w:bookmarkEnd w:id="17"/>
       <w:proofErr w:type="spellEnd"/>
     </w:p>
     <w:p>
@@ -2985,7 +6115,23 @@
       </w:r>
       <w:proofErr w:type="gramEnd"/>
       <w:r>
-        <w:t xml:space="preserve"> торговлей», «1С:Управление нашей фирмой», «1С:Бухгалтерия». Эти решения близки по технологической платформе, но являются универсальными и не учитывают специфику учёта автомобильных запчастей.</w:t>
+        <w:t xml:space="preserve"> торговлей», «1</w:t>
+      </w:r>
+      <w:proofErr w:type="gramStart"/>
+      <w:r>
+        <w:t>С:Управление</w:t>
+      </w:r>
+      <w:proofErr w:type="gramEnd"/>
+      <w:r>
+        <w:t xml:space="preserve"> нашей фирмой», «1</w:t>
+      </w:r>
+      <w:proofErr w:type="gramStart"/>
+      <w:r>
+        <w:t>С:Бухгалтерия</w:t>
+      </w:r>
+      <w:proofErr w:type="gramEnd"/>
+      <w:r>
+        <w:t>». Эти решения близки по технологической платформе, но являются универсальными и не учитывают специфику учёта автомобильных запчастей.</w:t>
       </w:r>
     </w:p>
     <w:p>
@@ -3182,6 +6328,7 @@
           <w:lang w:val="ru-RU"/>
         </w:rPr>
       </w:pPr>
+      <w:bookmarkStart w:id="18" w:name="_Toc230966881"/>
       <w:r>
         <w:rPr>
           <w:lang w:val="ru-RU"/>
@@ -3189,6 +6336,7 @@
         <w:lastRenderedPageBreak/>
         <w:t>Сравнительный анализ конкурентов с проектируемой системой</w:t>
       </w:r>
+      <w:bookmarkEnd w:id="18"/>
     </w:p>
     <w:p>
       <w:pPr>
@@ -3211,14 +6359,27 @@
       <w:r>
         <w:t xml:space="preserve">Таблица </w:t>
       </w:r>
-      <w:fldSimple w:instr=" SEQ Таблица \* ARABIC ">
-        <w:r>
-          <w:rPr>
-            <w:noProof/>
-          </w:rPr>
-          <w:t>1</w:t>
-        </w:r>
-      </w:fldSimple>
+      <w:r>
+        <w:fldChar w:fldCharType="begin"/>
+      </w:r>
+      <w:r>
+        <w:instrText xml:space="preserve"> SEQ Таблица \* ARABIC </w:instrText>
+      </w:r>
+      <w:r>
+        <w:fldChar w:fldCharType="separate"/>
+      </w:r>
+      <w:r>
+        <w:rPr>
+          <w:noProof/>
+        </w:rPr>
+        <w:t>1</w:t>
+      </w:r>
+      <w:r>
+        <w:rPr>
+          <w:noProof/>
+        </w:rPr>
+        <w:fldChar w:fldCharType="end"/>
+      </w:r>
       <w:r>
         <w:t xml:space="preserve"> Сравнительный анализ</w:t>
       </w:r>
@@ -4950,15 +8111,18 @@
       <w:pPr>
         <w:pStyle w:val="a3"/>
       </w:pPr>
+      <w:bookmarkStart w:id="19" w:name="_Toc230966882"/>
       <w:r>
         <w:lastRenderedPageBreak/>
         <w:t>Анализ жизнеспособности проекта</w:t>
       </w:r>
+      <w:bookmarkEnd w:id="19"/>
     </w:p>
     <w:p>
       <w:pPr>
         <w:pStyle w:val="a4"/>
       </w:pPr>
+      <w:bookmarkStart w:id="20" w:name="_Toc230966883"/>
       <w:proofErr w:type="spellStart"/>
       <w:r>
         <w:t>Определение</w:t>
@@ -4979,6 +8143,7 @@
       <w:r>
         <w:t>аудитории</w:t>
       </w:r>
+      <w:bookmarkEnd w:id="20"/>
       <w:proofErr w:type="spellEnd"/>
     </w:p>
     <w:p>
@@ -5037,6 +8202,7 @@
       <w:pPr>
         <w:pStyle w:val="a4"/>
       </w:pPr>
+      <w:bookmarkStart w:id="21" w:name="_Toc230966884"/>
       <w:proofErr w:type="spellStart"/>
       <w:r>
         <w:t>Оценка</w:t>
@@ -5057,6 +8223,7 @@
       <w:r>
         <w:t>потенциала</w:t>
       </w:r>
+      <w:bookmarkEnd w:id="21"/>
       <w:proofErr w:type="spellEnd"/>
     </w:p>
     <w:p>
@@ -5189,6 +8356,7 @@
       <w:pPr>
         <w:pStyle w:val="a4"/>
       </w:pPr>
+      <w:bookmarkStart w:id="22" w:name="_Toc230966885"/>
       <w:r>
         <w:t>SWOT-</w:t>
       </w:r>
@@ -5204,6 +8372,7 @@
       <w:r>
         <w:t>проекта</w:t>
       </w:r>
+      <w:bookmarkEnd w:id="22"/>
       <w:proofErr w:type="spellEnd"/>
     </w:p>
     <w:p>
@@ -5467,6 +8636,7 @@
       <w:pPr>
         <w:pStyle w:val="a4"/>
       </w:pPr>
+      <w:bookmarkStart w:id="23" w:name="_Toc230966886"/>
       <w:proofErr w:type="spellStart"/>
       <w:r>
         <w:t>Выводы</w:t>
@@ -5495,6 +8665,7 @@
       <w:r>
         <w:t>проекта</w:t>
       </w:r>
+      <w:bookmarkEnd w:id="23"/>
       <w:proofErr w:type="spellEnd"/>
     </w:p>
     <w:p>
@@ -5542,14 +8713,17 @@
       <w:pPr>
         <w:pStyle w:val="a3"/>
       </w:pPr>
+      <w:bookmarkStart w:id="24" w:name="_Toc230966887"/>
       <w:r>
         <w:t>Модель монетизации проекта</w:t>
       </w:r>
+      <w:bookmarkEnd w:id="24"/>
     </w:p>
     <w:p>
       <w:pPr>
         <w:pStyle w:val="a4"/>
       </w:pPr>
+      <w:bookmarkStart w:id="25" w:name="_Toc230966888"/>
       <w:proofErr w:type="spellStart"/>
       <w:r>
         <w:t>Обоснование</w:t>
@@ -5578,6 +8752,7 @@
       <w:r>
         <w:t>монетизации</w:t>
       </w:r>
+      <w:bookmarkEnd w:id="25"/>
       <w:proofErr w:type="spellEnd"/>
     </w:p>
     <w:p>
@@ -5644,6 +8819,7 @@
       <w:pPr>
         <w:pStyle w:val="a4"/>
       </w:pPr>
+      <w:bookmarkStart w:id="26" w:name="_Toc230966889"/>
       <w:proofErr w:type="spellStart"/>
       <w:r>
         <w:t>Структура</w:t>
@@ -5656,6 +8832,7 @@
       <w:r>
         <w:t>продукта</w:t>
       </w:r>
+      <w:bookmarkEnd w:id="26"/>
       <w:proofErr w:type="spellEnd"/>
     </w:p>
     <w:p>
@@ -5683,7 +8860,7 @@
         <w:pStyle w:val="a0"/>
       </w:pPr>
       <w:r>
-        <w:t xml:space="preserve"> Расширенная версия (1 990–2 990 руб.).</w:t>
+        <w:t xml:space="preserve"> Расширенная версия (1990–2990 руб.).</w:t>
       </w:r>
       <w:r>
         <w:br/>
@@ -5695,7 +8872,7 @@
         <w:pStyle w:val="a0"/>
       </w:pPr>
       <w:r>
-        <w:t xml:space="preserve"> Профессиональная версия (5 990–8 990 руб.).</w:t>
+        <w:t xml:space="preserve"> Профессиональная версия (5990–8990 руб.).</w:t>
       </w:r>
       <w:r>
         <w:br/>
@@ -5720,6 +8897,7 @@
       <w:pPr>
         <w:pStyle w:val="a4"/>
       </w:pPr>
+      <w:bookmarkStart w:id="27" w:name="_Toc230966890"/>
       <w:proofErr w:type="spellStart"/>
       <w:r>
         <w:lastRenderedPageBreak/>
@@ -5741,6 +8919,7 @@
       <w:r>
         <w:t>модель</w:t>
       </w:r>
+      <w:bookmarkEnd w:id="27"/>
       <w:proofErr w:type="spellEnd"/>
     </w:p>
     <w:p>
@@ -5748,13 +8927,13 @@
         <w:pStyle w:val="afff0"/>
       </w:pPr>
       <w:r>
-        <w:t xml:space="preserve">Ценообразование проекта строится на принципе доступности: стоимость продукта должна быть приемлемой для домашнего пользователя и соразмерной решаемой задаче. Разовая стоимость расширенной версии может составлять 1 990–2 990 рублей, а профессиональной </w:t>
+        <w:t xml:space="preserve">Ценообразование проекта строится на принципе доступности: стоимость продукта должна быть приемлемой для домашнего пользователя и соразмерной решаемой задаче. Разовая стоимость расширенной версии может составлять 1990–2990 рублей, а профессиональной </w:t>
       </w:r>
       <w:r>
         <w:t xml:space="preserve">– </w:t>
       </w:r>
       <w:r>
-        <w:t>5 990–8 990 рублей. Такой уровень цены сопоставим с расходами на одно техническое обслуживание автомобиля, что позволяет обосновать покупку практической выгодой: система окупается уже после предотвращения одной-двух лишних покупок запчастей.</w:t>
+        <w:t>5990–8990 рублей. Такой уровень цены сопоставим с расходами на одно техническое обслуживание автомобиля, что позволяет обосновать покупку практической выгодой: система окупается уже после предотвращения одной-двух лишних покупок запчастей.</w:t>
       </w:r>
     </w:p>
     <w:p>
@@ -5762,7 +8941,7 @@
         <w:pStyle w:val="afff0"/>
       </w:pPr>
       <w:r>
-        <w:t xml:space="preserve">При консервативном сценарии в первый год возможно привлечение 2 000–3 000 пользователей бесплатной версии. При конверсии 10–15% это даст 200–450 платных пользователей. При средней стоимости покупки около 2 500 рублей выручка может составить 500 000–1 125 000 рублей, а с учётом дополнительных услуг </w:t>
+        <w:t xml:space="preserve">При консервативном сценарии в первый год возможно привлечение 2000–3000 пользователей бесплатной версии. При конверсии 10–15% это даст 200–450 платных пользователей. При средней стоимости покупки около 2500 рублей выручка может составить 500000–1125000 рублей, а с учётом дополнительных услуг </w:t>
       </w:r>
       <w:r>
         <w:t xml:space="preserve">– </w:t>
@@ -5776,7 +8955,7 @@
         <w:pStyle w:val="afff0"/>
       </w:pPr>
       <w:r>
-        <w:t>Основные затраты проекта включают разработку конфигурации, подготовку документации, продвижение, техническую поддержку и хостинг. Совокупные расходы первого года оцениваются в 200 000–400 000 рублей. Таким образом, проект способен выйти на положительную рентабельность уже в первый год. Точка безубыточности достигается примерно при продаже 120 лицензий, что является реалистичным показателем для нишевого продукта.</w:t>
+        <w:t>Основные затраты проекта включают разработку конфигурации, подготовку документации, продвижение, техническую поддержку и хостинг. Совокупные расходы первого года оцениваются в 200000–400000 рублей. Таким образом, проект способен выйти на положительную рентабельность уже в первый год. Точка безубыточности достигается примерно при продаже 120 лицензий, что является реалистичным показателем для нишевого продукта.</w:t>
       </w:r>
     </w:p>
     <w:p>
@@ -5797,18 +8976,22 @@
       <w:pPr>
         <w:pStyle w:val="a2"/>
       </w:pPr>
+      <w:bookmarkStart w:id="28" w:name="_Toc230966891"/>
       <w:r>
         <w:lastRenderedPageBreak/>
         <w:t>Реализация</w:t>
       </w:r>
+      <w:bookmarkEnd w:id="28"/>
     </w:p>
     <w:p>
       <w:pPr>
         <w:pStyle w:val="a3"/>
       </w:pPr>
+      <w:bookmarkStart w:id="29" w:name="_Toc230966892"/>
       <w:r>
         <w:t>Методология разработки</w:t>
       </w:r>
+      <w:bookmarkEnd w:id="29"/>
     </w:p>
     <w:p>
       <w:pPr>
@@ -6014,12 +9197,14 @@
       <w:pPr>
         <w:pStyle w:val="a3"/>
       </w:pPr>
+      <w:bookmarkStart w:id="30" w:name="_Toc230966893"/>
       <w:r>
         <w:t>Ф</w:t>
       </w:r>
       <w:r>
         <w:t>ункциональные требования</w:t>
       </w:r>
+      <w:bookmarkEnd w:id="30"/>
     </w:p>
     <w:p>
       <w:pPr>
@@ -6340,6 +9525,7 @@
       <w:pPr>
         <w:pStyle w:val="a3"/>
       </w:pPr>
+      <w:bookmarkStart w:id="31" w:name="_Toc230966894"/>
       <w:r>
         <w:lastRenderedPageBreak/>
         <w:t>Неф</w:t>
@@ -6347,6 +9533,7 @@
       <w:r>
         <w:t>ункциональные требования</w:t>
       </w:r>
+      <w:bookmarkEnd w:id="31"/>
     </w:p>
     <w:p>
       <w:pPr>
@@ -6534,6 +9721,7 @@
       <w:pPr>
         <w:pStyle w:val="a3"/>
       </w:pPr>
+      <w:bookmarkStart w:id="32" w:name="_Toc230966895"/>
       <w:r>
         <w:rPr>
           <w:lang w:val="en-US"/>
@@ -6543,6 +9731,7 @@
       <w:r>
         <w:t>диаграмма</w:t>
       </w:r>
+      <w:bookmarkEnd w:id="32"/>
     </w:p>
     <w:p>
       <w:pPr>
@@ -6776,10 +9965,12 @@
       <w:pPr>
         <w:pStyle w:val="a3"/>
       </w:pPr>
+      <w:bookmarkStart w:id="33" w:name="_Toc230966896"/>
       <w:r>
         <w:lastRenderedPageBreak/>
         <w:t>Логическая модель данных</w:t>
       </w:r>
+      <w:bookmarkEnd w:id="33"/>
     </w:p>
     <w:p>
       <w:pPr>
@@ -7364,10 +10555,12 @@
       <w:pPr>
         <w:pStyle w:val="a3"/>
       </w:pPr>
+      <w:bookmarkStart w:id="34" w:name="_Toc230966897"/>
       <w:r>
         <w:lastRenderedPageBreak/>
         <w:t>Архитектура информационной системы</w:t>
       </w:r>
+      <w:bookmarkEnd w:id="34"/>
     </w:p>
     <w:p>
       <w:pPr>
@@ -7515,6 +10708,7 @@
       <w:pPr>
         <w:pStyle w:val="a2"/>
       </w:pPr>
+      <w:bookmarkStart w:id="35" w:name="_Toc230966898"/>
       <w:r>
         <w:lastRenderedPageBreak/>
         <w:t>Реализация</w:t>
@@ -7522,21 +10716,42 @@
       <w:r>
         <w:t xml:space="preserve"> информационной системы</w:t>
       </w:r>
+      <w:bookmarkEnd w:id="35"/>
     </w:p>
     <w:p>
       <w:pPr>
         <w:pStyle w:val="a3"/>
       </w:pPr>
-      <w:r>
-        <w:t>Тестирование разрабатываемой информационной системы</w:t>
-      </w:r>
+      <w:bookmarkStart w:id="36" w:name="_Toc230966899"/>
+      <w:r>
+        <w:t>Проектирование и создание справочников</w:t>
+      </w:r>
+      <w:bookmarkEnd w:id="36"/>
     </w:p>
     <w:p>
       <w:pPr>
         <w:pStyle w:val="afff0"/>
       </w:pPr>
       <w:r>
-        <w:t>Для проверки соответствия разработанной конфигурации функциональным требованиям было проведено тестирование. Целью тестирования являлось подтверждение работоспособности ключевых сценариев использования системы.</w:t>
+        <w:t xml:space="preserve">Первый этап разработки </w:t>
+      </w:r>
+      <w:r>
+        <w:t xml:space="preserve">– </w:t>
+      </w:r>
+      <w:r>
+        <w:t>создани</w:t>
+      </w:r>
+      <w:r>
+        <w:t>е</w:t>
+      </w:r>
+      <w:r>
+        <w:t xml:space="preserve"> фундамента системы </w:t>
+      </w:r>
+      <w:r>
+        <w:t>–</w:t>
+      </w:r>
+      <w:r>
+        <w:t xml:space="preserve"> справочников, которые служат источниками данных для всех последующих объектов. Целью этапа являлось формирование нормативно-справочной базы, описывающей ключевые сущности предметной области: номенклатуру (запчасти и инструмент), автомобили, места хранения, а также производителей и поставщиков.</w:t>
       </w:r>
     </w:p>
     <w:p>
@@ -7544,1687 +10759,60 @@
         <w:pStyle w:val="afff0"/>
       </w:pPr>
       <w:r>
-        <w:t>Тестирование проводилось методом «чёрного ящика»</w:t>
-      </w:r>
-      <w:r>
-        <w:t xml:space="preserve"> – </w:t>
-      </w:r>
-      <w:r>
-        <w:t xml:space="preserve">проверялось соответствие фактического поведения системы ожидаемому результату без анализа внутренней реализации. </w:t>
-      </w:r>
-      <w:r>
-        <w:t xml:space="preserve">Скриншоты, подтверждающие выполнение тестов, представлены на рисунках </w:t>
+        <w:t xml:space="preserve">На основе требований </w:t>
+      </w:r>
+      <w:r>
+        <w:t xml:space="preserve">были </w:t>
+      </w:r>
+      <w:r>
+        <w:t>выполн</w:t>
+      </w:r>
+      <w:r>
+        <w:t>ены</w:t>
+      </w:r>
+      <w:r>
+        <w:t xml:space="preserve"> следующие</w:t>
+      </w:r>
+      <w:r>
+        <w:t xml:space="preserve"> задачи:</w:t>
+      </w:r>
+    </w:p>
+    <w:p>
+      <w:pPr>
+        <w:pStyle w:val="a0"/>
+      </w:pPr>
+      <w:r>
+        <w:t xml:space="preserve">Создан справочник «Номенклатура». Реализована иерархия групп и элементов. На начальной странице системы (рисунок </w:t>
       </w:r>
       <w:r>
         <w:t>7</w:t>
       </w:r>
       <w:r>
-        <w:t>–1</w:t>
-      </w:r>
-      <w:r>
-        <w:t>0</w:t>
-      </w:r>
-      <w:r>
-        <w:t>.</w:t>
-      </w:r>
-      <w:r>
-        <w:t xml:space="preserve"> Файл со всеми тестами в развернутом виде при</w:t>
-      </w:r>
-      <w:r>
-        <w:t>креплен</w:t>
-      </w:r>
-      <w:r>
-        <w:t xml:space="preserve"> к репозиторию проекта на сайте </w:t>
-      </w:r>
-      <w:proofErr w:type="spellStart"/>
-      <w:r>
-        <w:rPr>
-          <w:lang w:val="en-US"/>
-        </w:rPr>
-        <w:t>gith</w:t>
-      </w:r>
-      <w:r>
-        <w:rPr>
-          <w:lang w:val="en-US"/>
-        </w:rPr>
-        <w:t>u</w:t>
-      </w:r>
-      <w:r>
-        <w:rPr>
-          <w:lang w:val="en-US"/>
-        </w:rPr>
-        <w:t>b</w:t>
-      </w:r>
-      <w:proofErr w:type="spellEnd"/>
-      <w:r>
-        <w:t>.</w:t>
-      </w:r>
-    </w:p>
-    <w:p>
-      <w:pPr>
-        <w:rPr>
-          <w:rFonts w:ascii="Times New Roman" w:hAnsi="Times New Roman"/>
-          <w:sz w:val="28"/>
-        </w:rPr>
-      </w:pPr>
-      <w:r>
-        <w:br w:type="page"/>
-      </w:r>
-    </w:p>
-    <w:p>
-      <w:pPr>
-        <w:pStyle w:val="afff0"/>
+        <w:t>) отображается дерево номенклатуры с группами «Автохимия», «ГСМ и тех. жидкости», «Запчасти», «Инструмент», «Разное», что позволяет быстро ориентироваться в структуре запчастей.</w:t>
+      </w:r>
+    </w:p>
+    <w:p>
+      <w:pPr>
+        <w:pStyle w:val="a0"/>
+      </w:pPr>
+      <w:r>
+        <w:t>Создан справочник «Автомобили» с реквизитами: марка, модель, государственный регистрационный знак, VIN-номер, год выпуска.</w:t>
+      </w:r>
+    </w:p>
+    <w:p>
+      <w:pPr>
+        <w:pStyle w:val="a0"/>
+      </w:pPr>
+      <w:r>
+        <w:t>Создан справочник «Места хранения» с поддержкой иерархии. Базовым местом хранения является «Основной (Гараж)», который отображается в документах прихода.</w:t>
+      </w:r>
+    </w:p>
+    <w:p>
+      <w:pPr>
+        <w:pStyle w:val="a1"/>
       </w:pPr>
       <w:r>
         <w:lastRenderedPageBreak/>
-        <w:t xml:space="preserve">Таблица </w:t>
-      </w:r>
-      <w:fldSimple w:instr=" SEQ Таблица \* ARABIC ">
-        <w:r>
-          <w:rPr>
-            <w:noProof/>
-          </w:rPr>
-          <w:t>2</w:t>
-        </w:r>
-      </w:fldSimple>
-      <w:r>
-        <w:t xml:space="preserve"> Перечень выполненных тестов</w:t>
-      </w:r>
-    </w:p>
-    <w:tbl>
-      <w:tblPr>
-        <w:tblStyle w:val="ad"/>
-        <w:tblW w:w="0" w:type="auto"/>
-        <w:tblLook w:val="04A0" w:firstRow="1" w:lastRow="0" w:firstColumn="1" w:lastColumn="0" w:noHBand="0" w:noVBand="1"/>
-      </w:tblPr>
-      <w:tblGrid>
-        <w:gridCol w:w="1271"/>
-        <w:gridCol w:w="4958"/>
-        <w:gridCol w:w="3115"/>
-      </w:tblGrid>
-      <w:tr>
-        <w:tc>
-          <w:tcPr>
-            <w:tcW w:w="1271" w:type="dxa"/>
-          </w:tcPr>
-          <w:p>
-            <w:pPr>
-              <w:spacing w:line="360" w:lineRule="auto"/>
-              <w:jc w:val="center"/>
-              <w:rPr>
-                <w:rFonts w:ascii="Times New Roman" w:hAnsi="Times New Roman"/>
-                <w:sz w:val="28"/>
-                <w:szCs w:val="28"/>
-              </w:rPr>
-            </w:pPr>
-            <w:r>
-              <w:rPr>
-                <w:rFonts w:ascii="Times New Roman" w:hAnsi="Times New Roman"/>
-                <w:sz w:val="28"/>
-                <w:szCs w:val="28"/>
-              </w:rPr>
-              <w:t>№ теста</w:t>
-            </w:r>
-          </w:p>
-        </w:tc>
-        <w:tc>
-          <w:tcPr>
-            <w:tcW w:w="4958" w:type="dxa"/>
-          </w:tcPr>
-          <w:p>
-            <w:pPr>
-              <w:spacing w:line="360" w:lineRule="auto"/>
-              <w:jc w:val="center"/>
-              <w:rPr>
-                <w:rFonts w:ascii="Times New Roman" w:hAnsi="Times New Roman"/>
-                <w:sz w:val="28"/>
-                <w:szCs w:val="28"/>
-              </w:rPr>
-            </w:pPr>
-            <w:r>
-              <w:rPr>
-                <w:rFonts w:ascii="Times New Roman" w:hAnsi="Times New Roman"/>
-                <w:sz w:val="28"/>
-                <w:szCs w:val="28"/>
-              </w:rPr>
-              <w:t>Наименование теста</w:t>
-            </w:r>
-          </w:p>
-        </w:tc>
-        <w:tc>
-          <w:tcPr>
-            <w:tcW w:w="3115" w:type="dxa"/>
-          </w:tcPr>
-          <w:p>
-            <w:pPr>
-              <w:spacing w:line="360" w:lineRule="auto"/>
-              <w:jc w:val="center"/>
-              <w:rPr>
-                <w:rFonts w:ascii="Times New Roman" w:hAnsi="Times New Roman"/>
-                <w:sz w:val="28"/>
-                <w:szCs w:val="28"/>
-              </w:rPr>
-            </w:pPr>
-            <w:r>
-              <w:rPr>
-                <w:rFonts w:ascii="Times New Roman" w:hAnsi="Times New Roman"/>
-                <w:sz w:val="28"/>
-                <w:szCs w:val="28"/>
-              </w:rPr>
-              <w:t>Результат</w:t>
-            </w:r>
-          </w:p>
-        </w:tc>
-      </w:tr>
-      <w:tr>
-        <w:tc>
-          <w:tcPr>
-            <w:tcW w:w="1271" w:type="dxa"/>
-          </w:tcPr>
-          <w:p>
-            <w:pPr>
-              <w:spacing w:line="360" w:lineRule="auto"/>
-              <w:jc w:val="center"/>
-              <w:rPr>
-                <w:rFonts w:ascii="Times New Roman" w:hAnsi="Times New Roman"/>
-                <w:sz w:val="28"/>
-                <w:szCs w:val="28"/>
-              </w:rPr>
-            </w:pPr>
-            <w:r>
-              <w:rPr>
-                <w:rFonts w:ascii="Times New Roman" w:hAnsi="Times New Roman"/>
-                <w:sz w:val="28"/>
-                <w:szCs w:val="28"/>
-              </w:rPr>
-              <w:t>1</w:t>
-            </w:r>
-          </w:p>
-        </w:tc>
-        <w:tc>
-          <w:tcPr>
-            <w:tcW w:w="4958" w:type="dxa"/>
-          </w:tcPr>
-          <w:p>
-            <w:pPr>
-              <w:spacing w:line="360" w:lineRule="auto"/>
-              <w:jc w:val="both"/>
-              <w:rPr>
-                <w:rFonts w:ascii="Times New Roman" w:hAnsi="Times New Roman"/>
-                <w:sz w:val="28"/>
-                <w:szCs w:val="28"/>
-              </w:rPr>
-            </w:pPr>
-            <w:r>
-              <w:rPr>
-                <w:rFonts w:ascii="Times New Roman" w:hAnsi="Times New Roman"/>
-                <w:sz w:val="28"/>
-                <w:szCs w:val="28"/>
-              </w:rPr>
-              <w:t>Добавление номенклатуры</w:t>
-            </w:r>
-          </w:p>
-        </w:tc>
-        <w:tc>
-          <w:tcPr>
-            <w:tcW w:w="3115" w:type="dxa"/>
-          </w:tcPr>
-          <w:p>
-            <w:pPr>
-              <w:spacing w:line="360" w:lineRule="auto"/>
-              <w:jc w:val="both"/>
-              <w:rPr>
-                <w:rFonts w:ascii="Times New Roman" w:hAnsi="Times New Roman"/>
-                <w:sz w:val="28"/>
-                <w:szCs w:val="28"/>
-              </w:rPr>
-            </w:pPr>
-            <w:r>
-              <w:rPr>
-                <w:rFonts w:ascii="Times New Roman" w:hAnsi="Times New Roman"/>
-                <w:sz w:val="28"/>
-                <w:szCs w:val="28"/>
-              </w:rPr>
-              <w:t>Пройден</w:t>
-            </w:r>
-          </w:p>
-        </w:tc>
-      </w:tr>
-      <w:tr>
-        <w:tc>
-          <w:tcPr>
-            <w:tcW w:w="1271" w:type="dxa"/>
-          </w:tcPr>
-          <w:p>
-            <w:pPr>
-              <w:spacing w:line="360" w:lineRule="auto"/>
-              <w:jc w:val="center"/>
-              <w:rPr>
-                <w:rFonts w:ascii="Times New Roman" w:hAnsi="Times New Roman"/>
-                <w:sz w:val="28"/>
-                <w:szCs w:val="28"/>
-              </w:rPr>
-            </w:pPr>
-            <w:r>
-              <w:rPr>
-                <w:rFonts w:ascii="Times New Roman" w:hAnsi="Times New Roman"/>
-                <w:sz w:val="28"/>
-                <w:szCs w:val="28"/>
-              </w:rPr>
-              <w:t>2</w:t>
-            </w:r>
-          </w:p>
-        </w:tc>
-        <w:tc>
-          <w:tcPr>
-            <w:tcW w:w="4958" w:type="dxa"/>
-          </w:tcPr>
-          <w:p>
-            <w:pPr>
-              <w:spacing w:line="360" w:lineRule="auto"/>
-              <w:jc w:val="both"/>
-              <w:rPr>
-                <w:rFonts w:ascii="Times New Roman" w:hAnsi="Times New Roman"/>
-                <w:sz w:val="28"/>
-                <w:szCs w:val="28"/>
-              </w:rPr>
-            </w:pPr>
-            <w:r>
-              <w:rPr>
-                <w:rFonts w:ascii="Times New Roman" w:hAnsi="Times New Roman"/>
-                <w:sz w:val="28"/>
-                <w:szCs w:val="28"/>
-              </w:rPr>
-              <w:t>Д</w:t>
-            </w:r>
-            <w:r>
-              <w:rPr>
-                <w:rFonts w:ascii="Times New Roman" w:hAnsi="Times New Roman"/>
-                <w:sz w:val="28"/>
-                <w:szCs w:val="28"/>
-              </w:rPr>
-              <w:t>обавление приходной накладной</w:t>
-            </w:r>
-          </w:p>
-        </w:tc>
-        <w:tc>
-          <w:tcPr>
-            <w:tcW w:w="3115" w:type="dxa"/>
-          </w:tcPr>
-          <w:p>
-            <w:pPr>
-              <w:spacing w:line="360" w:lineRule="auto"/>
-              <w:jc w:val="both"/>
-              <w:rPr>
-                <w:rFonts w:ascii="Times New Roman" w:hAnsi="Times New Roman"/>
-                <w:sz w:val="28"/>
-                <w:szCs w:val="28"/>
-              </w:rPr>
-            </w:pPr>
-            <w:r>
-              <w:rPr>
-                <w:rFonts w:ascii="Times New Roman" w:hAnsi="Times New Roman"/>
-                <w:sz w:val="28"/>
-                <w:szCs w:val="28"/>
-              </w:rPr>
-              <w:t>П</w:t>
-            </w:r>
-            <w:r>
-              <w:rPr>
-                <w:rFonts w:ascii="Times New Roman" w:hAnsi="Times New Roman"/>
-                <w:sz w:val="28"/>
-                <w:szCs w:val="28"/>
-              </w:rPr>
-              <w:t>ройден</w:t>
-            </w:r>
-          </w:p>
-        </w:tc>
-      </w:tr>
-      <w:tr>
-        <w:tc>
-          <w:tcPr>
-            <w:tcW w:w="1271" w:type="dxa"/>
-          </w:tcPr>
-          <w:p>
-            <w:pPr>
-              <w:spacing w:line="360" w:lineRule="auto"/>
-              <w:jc w:val="center"/>
-              <w:rPr>
-                <w:rFonts w:ascii="Times New Roman" w:hAnsi="Times New Roman"/>
-                <w:sz w:val="28"/>
-                <w:szCs w:val="28"/>
-              </w:rPr>
-            </w:pPr>
-            <w:r>
-              <w:rPr>
-                <w:rFonts w:ascii="Times New Roman" w:hAnsi="Times New Roman"/>
-                <w:sz w:val="28"/>
-                <w:szCs w:val="28"/>
-              </w:rPr>
-              <w:t>3</w:t>
-            </w:r>
-          </w:p>
-        </w:tc>
-        <w:tc>
-          <w:tcPr>
-            <w:tcW w:w="4958" w:type="dxa"/>
-          </w:tcPr>
-          <w:p>
-            <w:pPr>
-              <w:spacing w:line="360" w:lineRule="auto"/>
-              <w:jc w:val="both"/>
-              <w:rPr>
-                <w:rFonts w:ascii="Times New Roman" w:hAnsi="Times New Roman"/>
-                <w:sz w:val="28"/>
-                <w:szCs w:val="28"/>
-              </w:rPr>
-            </w:pPr>
-            <w:r>
-              <w:rPr>
-                <w:rFonts w:ascii="Times New Roman" w:hAnsi="Times New Roman"/>
-                <w:sz w:val="28"/>
-                <w:szCs w:val="28"/>
-              </w:rPr>
-              <w:t>Остатки номенклатуры</w:t>
-            </w:r>
-            <w:r>
-              <w:rPr>
-                <w:rFonts w:ascii="Times New Roman" w:hAnsi="Times New Roman"/>
-                <w:sz w:val="28"/>
-                <w:szCs w:val="28"/>
-              </w:rPr>
-              <w:t xml:space="preserve"> (поступление)</w:t>
-            </w:r>
-          </w:p>
-        </w:tc>
-        <w:tc>
-          <w:tcPr>
-            <w:tcW w:w="3115" w:type="dxa"/>
-          </w:tcPr>
-          <w:p>
-            <w:pPr>
-              <w:spacing w:line="360" w:lineRule="auto"/>
-              <w:jc w:val="both"/>
-              <w:rPr>
-                <w:rFonts w:ascii="Times New Roman" w:hAnsi="Times New Roman"/>
-                <w:sz w:val="28"/>
-                <w:szCs w:val="28"/>
-              </w:rPr>
-            </w:pPr>
-            <w:r>
-              <w:rPr>
-                <w:rFonts w:ascii="Times New Roman" w:hAnsi="Times New Roman"/>
-                <w:sz w:val="28"/>
-                <w:szCs w:val="28"/>
-              </w:rPr>
-              <w:t>П</w:t>
-            </w:r>
-            <w:r>
-              <w:rPr>
-                <w:rFonts w:ascii="Times New Roman" w:hAnsi="Times New Roman"/>
-                <w:sz w:val="28"/>
-                <w:szCs w:val="28"/>
-              </w:rPr>
-              <w:t>ройден</w:t>
-            </w:r>
-          </w:p>
-        </w:tc>
-      </w:tr>
-      <w:tr>
-        <w:tc>
-          <w:tcPr>
-            <w:tcW w:w="1271" w:type="dxa"/>
-          </w:tcPr>
-          <w:p>
-            <w:pPr>
-              <w:spacing w:line="360" w:lineRule="auto"/>
-              <w:jc w:val="center"/>
-              <w:rPr>
-                <w:rFonts w:ascii="Times New Roman" w:hAnsi="Times New Roman"/>
-                <w:sz w:val="28"/>
-                <w:szCs w:val="28"/>
-              </w:rPr>
-            </w:pPr>
-            <w:r>
-              <w:rPr>
-                <w:rFonts w:ascii="Times New Roman" w:hAnsi="Times New Roman"/>
-                <w:sz w:val="28"/>
-                <w:szCs w:val="28"/>
-              </w:rPr>
-              <w:t>4</w:t>
-            </w:r>
-          </w:p>
-        </w:tc>
-        <w:tc>
-          <w:tcPr>
-            <w:tcW w:w="4958" w:type="dxa"/>
-          </w:tcPr>
-          <w:p>
-            <w:pPr>
-              <w:spacing w:line="360" w:lineRule="auto"/>
-              <w:jc w:val="both"/>
-              <w:rPr>
-                <w:rFonts w:ascii="Times New Roman" w:hAnsi="Times New Roman"/>
-                <w:sz w:val="28"/>
-                <w:szCs w:val="28"/>
-              </w:rPr>
-            </w:pPr>
-            <w:r>
-              <w:rPr>
-                <w:rFonts w:ascii="Times New Roman" w:hAnsi="Times New Roman"/>
-                <w:sz w:val="28"/>
-                <w:szCs w:val="28"/>
-              </w:rPr>
-              <w:t>Списание запчастей</w:t>
-            </w:r>
-          </w:p>
-        </w:tc>
-        <w:tc>
-          <w:tcPr>
-            <w:tcW w:w="3115" w:type="dxa"/>
-          </w:tcPr>
-          <w:p>
-            <w:pPr>
-              <w:spacing w:line="360" w:lineRule="auto"/>
-              <w:jc w:val="both"/>
-              <w:rPr>
-                <w:rFonts w:ascii="Times New Roman" w:hAnsi="Times New Roman"/>
-                <w:sz w:val="28"/>
-                <w:szCs w:val="28"/>
-              </w:rPr>
-            </w:pPr>
-            <w:r>
-              <w:rPr>
-                <w:rFonts w:ascii="Times New Roman" w:hAnsi="Times New Roman"/>
-                <w:sz w:val="28"/>
-                <w:szCs w:val="28"/>
-              </w:rPr>
-              <w:t>Пройден</w:t>
-            </w:r>
-          </w:p>
-        </w:tc>
-      </w:tr>
-      <w:tr>
-        <w:tc>
-          <w:tcPr>
-            <w:tcW w:w="1271" w:type="dxa"/>
-          </w:tcPr>
-          <w:p>
-            <w:pPr>
-              <w:spacing w:line="360" w:lineRule="auto"/>
-              <w:jc w:val="center"/>
-              <w:rPr>
-                <w:rFonts w:ascii="Times New Roman" w:hAnsi="Times New Roman"/>
-                <w:sz w:val="28"/>
-                <w:szCs w:val="28"/>
-              </w:rPr>
-            </w:pPr>
-            <w:r>
-              <w:rPr>
-                <w:rFonts w:ascii="Times New Roman" w:hAnsi="Times New Roman"/>
-                <w:sz w:val="28"/>
-                <w:szCs w:val="28"/>
-              </w:rPr>
-              <w:t>5</w:t>
-            </w:r>
-          </w:p>
-        </w:tc>
-        <w:tc>
-          <w:tcPr>
-            <w:tcW w:w="4958" w:type="dxa"/>
-          </w:tcPr>
-          <w:p>
-            <w:pPr>
-              <w:spacing w:line="360" w:lineRule="auto"/>
-              <w:jc w:val="both"/>
-              <w:rPr>
-                <w:rFonts w:ascii="Times New Roman" w:hAnsi="Times New Roman"/>
-                <w:sz w:val="28"/>
-                <w:szCs w:val="28"/>
-              </w:rPr>
-            </w:pPr>
-            <w:r>
-              <w:rPr>
-                <w:rFonts w:ascii="Times New Roman" w:hAnsi="Times New Roman"/>
-                <w:sz w:val="28"/>
-                <w:szCs w:val="28"/>
-              </w:rPr>
-              <w:t>Остатки номенклатуры (списание)</w:t>
-            </w:r>
-          </w:p>
-        </w:tc>
-        <w:tc>
-          <w:tcPr>
-            <w:tcW w:w="3115" w:type="dxa"/>
-          </w:tcPr>
-          <w:p>
-            <w:pPr>
-              <w:spacing w:line="360" w:lineRule="auto"/>
-              <w:jc w:val="both"/>
-              <w:rPr>
-                <w:rFonts w:ascii="Times New Roman" w:hAnsi="Times New Roman"/>
-                <w:sz w:val="28"/>
-                <w:szCs w:val="28"/>
-              </w:rPr>
-            </w:pPr>
-            <w:r>
-              <w:rPr>
-                <w:rFonts w:ascii="Times New Roman" w:hAnsi="Times New Roman"/>
-                <w:sz w:val="28"/>
-                <w:szCs w:val="28"/>
-              </w:rPr>
-              <w:t>Пройден</w:t>
-            </w:r>
-          </w:p>
-        </w:tc>
-      </w:tr>
-      <w:tr>
-        <w:tc>
-          <w:tcPr>
-            <w:tcW w:w="1271" w:type="dxa"/>
-          </w:tcPr>
-          <w:p>
-            <w:pPr>
-              <w:spacing w:line="360" w:lineRule="auto"/>
-              <w:jc w:val="center"/>
-              <w:rPr>
-                <w:rFonts w:ascii="Times New Roman" w:hAnsi="Times New Roman"/>
-                <w:sz w:val="28"/>
-                <w:szCs w:val="28"/>
-              </w:rPr>
-            </w:pPr>
-            <w:r>
-              <w:rPr>
-                <w:rFonts w:ascii="Times New Roman" w:hAnsi="Times New Roman"/>
-                <w:sz w:val="28"/>
-                <w:szCs w:val="28"/>
-              </w:rPr>
-              <w:t>6</w:t>
-            </w:r>
-          </w:p>
-        </w:tc>
-        <w:tc>
-          <w:tcPr>
-            <w:tcW w:w="4958" w:type="dxa"/>
-          </w:tcPr>
-          <w:p>
-            <w:pPr>
-              <w:spacing w:line="360" w:lineRule="auto"/>
-              <w:jc w:val="both"/>
-              <w:rPr>
-                <w:rFonts w:ascii="Times New Roman" w:hAnsi="Times New Roman"/>
-                <w:sz w:val="28"/>
-                <w:szCs w:val="28"/>
-              </w:rPr>
-            </w:pPr>
-            <w:r>
-              <w:rPr>
-                <w:rFonts w:ascii="Times New Roman" w:hAnsi="Times New Roman"/>
-                <w:sz w:val="28"/>
-                <w:szCs w:val="28"/>
-              </w:rPr>
-              <w:t>О</w:t>
-            </w:r>
-            <w:r>
-              <w:rPr>
-                <w:rFonts w:ascii="Times New Roman" w:hAnsi="Times New Roman"/>
-                <w:sz w:val="28"/>
-                <w:szCs w:val="28"/>
-              </w:rPr>
-              <w:t>трицательны</w:t>
-            </w:r>
-            <w:r>
-              <w:rPr>
-                <w:rFonts w:ascii="Times New Roman" w:hAnsi="Times New Roman"/>
-                <w:sz w:val="28"/>
-                <w:szCs w:val="28"/>
-              </w:rPr>
-              <w:t>е</w:t>
-            </w:r>
-            <w:r>
-              <w:rPr>
-                <w:rFonts w:ascii="Times New Roman" w:hAnsi="Times New Roman"/>
-                <w:sz w:val="28"/>
-                <w:szCs w:val="28"/>
-              </w:rPr>
-              <w:t xml:space="preserve"> остатк</w:t>
-            </w:r>
-            <w:r>
-              <w:rPr>
-                <w:rFonts w:ascii="Times New Roman" w:hAnsi="Times New Roman"/>
-                <w:sz w:val="28"/>
-                <w:szCs w:val="28"/>
-              </w:rPr>
-              <w:t>и</w:t>
-            </w:r>
-          </w:p>
-        </w:tc>
-        <w:tc>
-          <w:tcPr>
-            <w:tcW w:w="3115" w:type="dxa"/>
-          </w:tcPr>
-          <w:p>
-            <w:pPr>
-              <w:spacing w:line="360" w:lineRule="auto"/>
-              <w:jc w:val="both"/>
-              <w:rPr>
-                <w:rFonts w:ascii="Times New Roman" w:hAnsi="Times New Roman"/>
-                <w:sz w:val="28"/>
-                <w:szCs w:val="28"/>
-              </w:rPr>
-            </w:pPr>
-            <w:r>
-              <w:rPr>
-                <w:rFonts w:ascii="Times New Roman" w:hAnsi="Times New Roman"/>
-                <w:sz w:val="28"/>
-                <w:szCs w:val="28"/>
-              </w:rPr>
-              <w:t>Пройден</w:t>
-            </w:r>
-          </w:p>
-        </w:tc>
-      </w:tr>
-      <w:tr>
-        <w:tc>
-          <w:tcPr>
-            <w:tcW w:w="1271" w:type="dxa"/>
-          </w:tcPr>
-          <w:p>
-            <w:pPr>
-              <w:spacing w:line="360" w:lineRule="auto"/>
-              <w:jc w:val="center"/>
-              <w:rPr>
-                <w:rFonts w:ascii="Times New Roman" w:hAnsi="Times New Roman"/>
-                <w:sz w:val="28"/>
-                <w:szCs w:val="28"/>
-              </w:rPr>
-            </w:pPr>
-            <w:r>
-              <w:rPr>
-                <w:rFonts w:ascii="Times New Roman" w:hAnsi="Times New Roman"/>
-                <w:sz w:val="28"/>
-                <w:szCs w:val="28"/>
-              </w:rPr>
-              <w:t>7</w:t>
-            </w:r>
-          </w:p>
-        </w:tc>
-        <w:tc>
-          <w:tcPr>
-            <w:tcW w:w="4958" w:type="dxa"/>
-          </w:tcPr>
-          <w:p>
-            <w:pPr>
-              <w:spacing w:line="360" w:lineRule="auto"/>
-              <w:jc w:val="both"/>
-              <w:rPr>
-                <w:rFonts w:ascii="Times New Roman" w:hAnsi="Times New Roman"/>
-                <w:sz w:val="28"/>
-                <w:szCs w:val="28"/>
-              </w:rPr>
-            </w:pPr>
-            <w:r>
-              <w:rPr>
-                <w:rFonts w:ascii="Times New Roman" w:hAnsi="Times New Roman"/>
-                <w:sz w:val="28"/>
-                <w:szCs w:val="28"/>
-              </w:rPr>
-              <w:t>Документ «Заказ-наряд»</w:t>
-            </w:r>
-          </w:p>
-        </w:tc>
-        <w:tc>
-          <w:tcPr>
-            <w:tcW w:w="3115" w:type="dxa"/>
-          </w:tcPr>
-          <w:p>
-            <w:pPr>
-              <w:spacing w:line="360" w:lineRule="auto"/>
-              <w:jc w:val="both"/>
-              <w:rPr>
-                <w:rFonts w:ascii="Times New Roman" w:hAnsi="Times New Roman"/>
-                <w:sz w:val="28"/>
-                <w:szCs w:val="28"/>
-              </w:rPr>
-            </w:pPr>
-            <w:r>
-              <w:rPr>
-                <w:rFonts w:ascii="Times New Roman" w:hAnsi="Times New Roman"/>
-                <w:sz w:val="28"/>
-                <w:szCs w:val="28"/>
-              </w:rPr>
-              <w:t>Пройден</w:t>
-            </w:r>
-          </w:p>
-        </w:tc>
-      </w:tr>
-      <w:tr>
-        <w:trPr>
-          <w:trHeight w:val="366"/>
-        </w:trPr>
-        <w:tc>
-          <w:tcPr>
-            <w:tcW w:w="1271" w:type="dxa"/>
-          </w:tcPr>
-          <w:p>
-            <w:pPr>
-              <w:spacing w:line="360" w:lineRule="auto"/>
-              <w:jc w:val="center"/>
-              <w:rPr>
-                <w:rFonts w:ascii="Times New Roman" w:hAnsi="Times New Roman"/>
-                <w:sz w:val="28"/>
-                <w:szCs w:val="28"/>
-              </w:rPr>
-            </w:pPr>
-            <w:r>
-              <w:rPr>
-                <w:rFonts w:ascii="Times New Roman" w:hAnsi="Times New Roman"/>
-                <w:sz w:val="28"/>
-                <w:szCs w:val="28"/>
-              </w:rPr>
-              <w:t>8</w:t>
-            </w:r>
-          </w:p>
-        </w:tc>
-        <w:tc>
-          <w:tcPr>
-            <w:tcW w:w="4958" w:type="dxa"/>
-          </w:tcPr>
-          <w:p>
-            <w:pPr>
-              <w:spacing w:line="360" w:lineRule="auto"/>
-              <w:jc w:val="both"/>
-              <w:rPr>
-                <w:rFonts w:ascii="Times New Roman" w:hAnsi="Times New Roman"/>
-                <w:sz w:val="28"/>
-                <w:szCs w:val="28"/>
-              </w:rPr>
-            </w:pPr>
-            <w:r>
-              <w:rPr>
-                <w:rFonts w:ascii="Times New Roman" w:hAnsi="Times New Roman"/>
-                <w:sz w:val="28"/>
-                <w:szCs w:val="28"/>
-              </w:rPr>
-              <w:t>Остатки номенклатуры по документу</w:t>
-            </w:r>
-          </w:p>
-        </w:tc>
-        <w:tc>
-          <w:tcPr>
-            <w:tcW w:w="3115" w:type="dxa"/>
-          </w:tcPr>
-          <w:p>
-            <w:pPr>
-              <w:spacing w:line="360" w:lineRule="auto"/>
-              <w:jc w:val="both"/>
-              <w:rPr>
-                <w:rFonts w:ascii="Times New Roman" w:hAnsi="Times New Roman"/>
-                <w:sz w:val="28"/>
-                <w:szCs w:val="28"/>
-              </w:rPr>
-            </w:pPr>
-            <w:r>
-              <w:rPr>
-                <w:rFonts w:ascii="Times New Roman" w:hAnsi="Times New Roman"/>
-                <w:sz w:val="28"/>
-                <w:szCs w:val="28"/>
-              </w:rPr>
-              <w:t>Пройден</w:t>
-            </w:r>
-          </w:p>
-        </w:tc>
-      </w:tr>
-      <w:tr>
-        <w:tc>
-          <w:tcPr>
-            <w:tcW w:w="1271" w:type="dxa"/>
-          </w:tcPr>
-          <w:p>
-            <w:pPr>
-              <w:spacing w:line="360" w:lineRule="auto"/>
-              <w:jc w:val="center"/>
-              <w:rPr>
-                <w:rFonts w:ascii="Times New Roman" w:hAnsi="Times New Roman"/>
-                <w:sz w:val="28"/>
-                <w:szCs w:val="28"/>
-              </w:rPr>
-            </w:pPr>
-            <w:r>
-              <w:rPr>
-                <w:rFonts w:ascii="Times New Roman" w:hAnsi="Times New Roman"/>
-                <w:sz w:val="28"/>
-                <w:szCs w:val="28"/>
-              </w:rPr>
-              <w:t>9</w:t>
-            </w:r>
-          </w:p>
-        </w:tc>
-        <w:tc>
-          <w:tcPr>
-            <w:tcW w:w="4958" w:type="dxa"/>
-          </w:tcPr>
-          <w:p>
-            <w:pPr>
-              <w:spacing w:line="360" w:lineRule="auto"/>
-              <w:jc w:val="both"/>
-              <w:rPr>
-                <w:rFonts w:ascii="Times New Roman" w:hAnsi="Times New Roman"/>
-                <w:sz w:val="28"/>
-                <w:szCs w:val="28"/>
-              </w:rPr>
-            </w:pPr>
-            <w:r>
-              <w:rPr>
-                <w:rFonts w:ascii="Times New Roman" w:hAnsi="Times New Roman"/>
-                <w:sz w:val="28"/>
-                <w:szCs w:val="28"/>
-              </w:rPr>
-              <w:t>Р</w:t>
-            </w:r>
-            <w:r>
-              <w:rPr>
-                <w:rFonts w:ascii="Times New Roman" w:hAnsi="Times New Roman"/>
-                <w:sz w:val="28"/>
-                <w:szCs w:val="28"/>
-              </w:rPr>
-              <w:t>емонты автомобилей</w:t>
-            </w:r>
-          </w:p>
-        </w:tc>
-        <w:tc>
-          <w:tcPr>
-            <w:tcW w:w="3115" w:type="dxa"/>
-          </w:tcPr>
-          <w:p>
-            <w:pPr>
-              <w:spacing w:line="360" w:lineRule="auto"/>
-              <w:jc w:val="both"/>
-              <w:rPr>
-                <w:rFonts w:ascii="Times New Roman" w:hAnsi="Times New Roman"/>
-                <w:sz w:val="28"/>
-                <w:szCs w:val="28"/>
-              </w:rPr>
-            </w:pPr>
-            <w:r>
-              <w:rPr>
-                <w:rFonts w:ascii="Times New Roman" w:hAnsi="Times New Roman"/>
-                <w:sz w:val="28"/>
-                <w:szCs w:val="28"/>
-              </w:rPr>
-              <w:t>Не пройден</w:t>
-            </w:r>
-          </w:p>
-        </w:tc>
-      </w:tr>
-      <w:tr>
-        <w:tc>
-          <w:tcPr>
-            <w:tcW w:w="1271" w:type="dxa"/>
-          </w:tcPr>
-          <w:p>
-            <w:pPr>
-              <w:spacing w:line="360" w:lineRule="auto"/>
-              <w:jc w:val="center"/>
-              <w:rPr>
-                <w:rFonts w:ascii="Times New Roman" w:hAnsi="Times New Roman"/>
-                <w:sz w:val="28"/>
-                <w:szCs w:val="28"/>
-              </w:rPr>
-            </w:pPr>
-            <w:r>
-              <w:rPr>
-                <w:rFonts w:ascii="Times New Roman" w:hAnsi="Times New Roman"/>
-                <w:sz w:val="28"/>
-                <w:szCs w:val="28"/>
-              </w:rPr>
-              <w:t>10</w:t>
-            </w:r>
-          </w:p>
-        </w:tc>
-        <w:tc>
-          <w:tcPr>
-            <w:tcW w:w="4958" w:type="dxa"/>
-          </w:tcPr>
-          <w:p>
-            <w:pPr>
-              <w:spacing w:line="360" w:lineRule="auto"/>
-              <w:jc w:val="both"/>
-              <w:rPr>
-                <w:rFonts w:ascii="Times New Roman" w:hAnsi="Times New Roman"/>
-                <w:sz w:val="28"/>
-                <w:szCs w:val="28"/>
-              </w:rPr>
-            </w:pPr>
-            <w:r>
-              <w:rPr>
-                <w:rFonts w:ascii="Times New Roman" w:hAnsi="Times New Roman"/>
-                <w:sz w:val="28"/>
-                <w:szCs w:val="28"/>
-              </w:rPr>
-              <w:t>Раздел НСИ</w:t>
-            </w:r>
-          </w:p>
-        </w:tc>
-        <w:tc>
-          <w:tcPr>
-            <w:tcW w:w="3115" w:type="dxa"/>
-          </w:tcPr>
-          <w:p>
-            <w:pPr>
-              <w:spacing w:line="360" w:lineRule="auto"/>
-              <w:jc w:val="both"/>
-              <w:rPr>
-                <w:rFonts w:ascii="Times New Roman" w:hAnsi="Times New Roman"/>
-                <w:sz w:val="28"/>
-                <w:szCs w:val="28"/>
-              </w:rPr>
-            </w:pPr>
-            <w:r>
-              <w:rPr>
-                <w:rFonts w:ascii="Times New Roman" w:hAnsi="Times New Roman"/>
-                <w:sz w:val="28"/>
-                <w:szCs w:val="28"/>
-              </w:rPr>
-              <w:t>Пройден</w:t>
-            </w:r>
-          </w:p>
-        </w:tc>
-      </w:tr>
-      <w:tr>
-        <w:tc>
-          <w:tcPr>
-            <w:tcW w:w="1271" w:type="dxa"/>
-          </w:tcPr>
-          <w:p>
-            <w:pPr>
-              <w:spacing w:line="360" w:lineRule="auto"/>
-              <w:jc w:val="center"/>
-              <w:rPr>
-                <w:rFonts w:ascii="Times New Roman" w:hAnsi="Times New Roman"/>
-                <w:sz w:val="28"/>
-                <w:szCs w:val="28"/>
-              </w:rPr>
-            </w:pPr>
-            <w:r>
-              <w:rPr>
-                <w:rFonts w:ascii="Times New Roman" w:hAnsi="Times New Roman"/>
-                <w:sz w:val="28"/>
-                <w:szCs w:val="28"/>
-              </w:rPr>
-              <w:t>11</w:t>
-            </w:r>
-          </w:p>
-        </w:tc>
-        <w:tc>
-          <w:tcPr>
-            <w:tcW w:w="4958" w:type="dxa"/>
-          </w:tcPr>
-          <w:p>
-            <w:pPr>
-              <w:spacing w:line="360" w:lineRule="auto"/>
-              <w:jc w:val="both"/>
-              <w:rPr>
-                <w:rFonts w:ascii="Times New Roman" w:hAnsi="Times New Roman"/>
-                <w:sz w:val="28"/>
-                <w:szCs w:val="28"/>
-              </w:rPr>
-            </w:pPr>
-            <w:r>
-              <w:rPr>
-                <w:rFonts w:ascii="Times New Roman" w:hAnsi="Times New Roman"/>
-                <w:sz w:val="28"/>
-                <w:szCs w:val="28"/>
-              </w:rPr>
-              <w:t>Отчеты о ремонтах</w:t>
-            </w:r>
-          </w:p>
-        </w:tc>
-        <w:tc>
-          <w:tcPr>
-            <w:tcW w:w="3115" w:type="dxa"/>
-          </w:tcPr>
-          <w:p>
-            <w:pPr>
-              <w:spacing w:line="360" w:lineRule="auto"/>
-              <w:jc w:val="both"/>
-              <w:rPr>
-                <w:rFonts w:ascii="Times New Roman" w:hAnsi="Times New Roman"/>
-                <w:sz w:val="28"/>
-                <w:szCs w:val="28"/>
-              </w:rPr>
-            </w:pPr>
-            <w:r>
-              <w:rPr>
-                <w:rFonts w:ascii="Times New Roman" w:hAnsi="Times New Roman"/>
-                <w:sz w:val="28"/>
-                <w:szCs w:val="28"/>
-              </w:rPr>
-              <w:t>Пройден</w:t>
-            </w:r>
-          </w:p>
-        </w:tc>
-      </w:tr>
-      <w:tr>
-        <w:tc>
-          <w:tcPr>
-            <w:tcW w:w="1271" w:type="dxa"/>
-          </w:tcPr>
-          <w:p>
-            <w:pPr>
-              <w:spacing w:line="360" w:lineRule="auto"/>
-              <w:jc w:val="center"/>
-              <w:rPr>
-                <w:rFonts w:ascii="Times New Roman" w:hAnsi="Times New Roman"/>
-                <w:sz w:val="28"/>
-                <w:szCs w:val="28"/>
-              </w:rPr>
-            </w:pPr>
-            <w:r>
-              <w:rPr>
-                <w:rFonts w:ascii="Times New Roman" w:hAnsi="Times New Roman"/>
-                <w:sz w:val="28"/>
-                <w:szCs w:val="28"/>
-              </w:rPr>
-              <w:t>12</w:t>
-            </w:r>
-          </w:p>
-        </w:tc>
-        <w:tc>
-          <w:tcPr>
-            <w:tcW w:w="4958" w:type="dxa"/>
-          </w:tcPr>
-          <w:p>
-            <w:pPr>
-              <w:spacing w:line="360" w:lineRule="auto"/>
-              <w:jc w:val="both"/>
-              <w:rPr>
-                <w:rFonts w:ascii="Times New Roman" w:hAnsi="Times New Roman"/>
-                <w:sz w:val="28"/>
-                <w:szCs w:val="28"/>
-              </w:rPr>
-            </w:pPr>
-            <w:r>
-              <w:rPr>
-                <w:rFonts w:ascii="Times New Roman" w:hAnsi="Times New Roman"/>
-                <w:sz w:val="28"/>
-                <w:szCs w:val="28"/>
-              </w:rPr>
-              <w:t>Отчеты о движении ТМЦ</w:t>
-            </w:r>
-          </w:p>
-        </w:tc>
-        <w:tc>
-          <w:tcPr>
-            <w:tcW w:w="3115" w:type="dxa"/>
-          </w:tcPr>
-          <w:p>
-            <w:pPr>
-              <w:spacing w:line="360" w:lineRule="auto"/>
-              <w:jc w:val="both"/>
-              <w:rPr>
-                <w:rFonts w:ascii="Times New Roman" w:hAnsi="Times New Roman"/>
-                <w:sz w:val="28"/>
-                <w:szCs w:val="28"/>
-              </w:rPr>
-            </w:pPr>
-            <w:r>
-              <w:rPr>
-                <w:rFonts w:ascii="Times New Roman" w:hAnsi="Times New Roman"/>
-                <w:sz w:val="28"/>
-                <w:szCs w:val="28"/>
-              </w:rPr>
-              <w:t>Пройден</w:t>
-            </w:r>
-          </w:p>
-        </w:tc>
-      </w:tr>
-      <w:tr>
-        <w:tc>
-          <w:tcPr>
-            <w:tcW w:w="1271" w:type="dxa"/>
-          </w:tcPr>
-          <w:p>
-            <w:pPr>
-              <w:spacing w:line="360" w:lineRule="auto"/>
-              <w:jc w:val="center"/>
-              <w:rPr>
-                <w:rFonts w:ascii="Times New Roman" w:hAnsi="Times New Roman"/>
-                <w:sz w:val="28"/>
-                <w:szCs w:val="28"/>
-              </w:rPr>
-            </w:pPr>
-            <w:r>
-              <w:rPr>
-                <w:rFonts w:ascii="Times New Roman" w:hAnsi="Times New Roman"/>
-                <w:sz w:val="28"/>
-                <w:szCs w:val="28"/>
-              </w:rPr>
-              <w:t>13</w:t>
-            </w:r>
-          </w:p>
-        </w:tc>
-        <w:tc>
-          <w:tcPr>
-            <w:tcW w:w="4958" w:type="dxa"/>
-          </w:tcPr>
-          <w:p>
-            <w:pPr>
-              <w:spacing w:line="360" w:lineRule="auto"/>
-              <w:jc w:val="both"/>
-              <w:rPr>
-                <w:rFonts w:ascii="Times New Roman" w:hAnsi="Times New Roman"/>
-                <w:sz w:val="28"/>
-                <w:szCs w:val="28"/>
-              </w:rPr>
-            </w:pPr>
-            <w:r>
-              <w:rPr>
-                <w:rFonts w:ascii="Times New Roman" w:hAnsi="Times New Roman"/>
-                <w:sz w:val="28"/>
-                <w:szCs w:val="28"/>
-              </w:rPr>
-              <w:t>Отчеты об остатках номенклатуры</w:t>
-            </w:r>
-          </w:p>
-        </w:tc>
-        <w:tc>
-          <w:tcPr>
-            <w:tcW w:w="3115" w:type="dxa"/>
-          </w:tcPr>
-          <w:p>
-            <w:pPr>
-              <w:spacing w:line="360" w:lineRule="auto"/>
-              <w:jc w:val="both"/>
-              <w:rPr>
-                <w:rFonts w:ascii="Times New Roman" w:hAnsi="Times New Roman"/>
-                <w:sz w:val="28"/>
-                <w:szCs w:val="28"/>
-              </w:rPr>
-            </w:pPr>
-            <w:r>
-              <w:rPr>
-                <w:rFonts w:ascii="Times New Roman" w:hAnsi="Times New Roman"/>
-                <w:sz w:val="28"/>
-                <w:szCs w:val="28"/>
-              </w:rPr>
-              <w:t>Пройден</w:t>
-            </w:r>
-          </w:p>
-        </w:tc>
-      </w:tr>
-      <w:tr>
-        <w:tc>
-          <w:tcPr>
-            <w:tcW w:w="1271" w:type="dxa"/>
-          </w:tcPr>
-          <w:p>
-            <w:pPr>
-              <w:spacing w:line="360" w:lineRule="auto"/>
-              <w:jc w:val="center"/>
-              <w:rPr>
-                <w:rFonts w:ascii="Times New Roman" w:hAnsi="Times New Roman"/>
-                <w:sz w:val="28"/>
-                <w:szCs w:val="28"/>
-              </w:rPr>
-            </w:pPr>
-            <w:r>
-              <w:rPr>
-                <w:rFonts w:ascii="Times New Roman" w:hAnsi="Times New Roman"/>
-                <w:sz w:val="28"/>
-                <w:szCs w:val="28"/>
-              </w:rPr>
-              <w:t>14</w:t>
-            </w:r>
-          </w:p>
-        </w:tc>
-        <w:tc>
-          <w:tcPr>
-            <w:tcW w:w="4958" w:type="dxa"/>
-          </w:tcPr>
-          <w:p>
-            <w:pPr>
-              <w:spacing w:line="360" w:lineRule="auto"/>
-              <w:jc w:val="both"/>
-              <w:rPr>
-                <w:rFonts w:ascii="Times New Roman" w:hAnsi="Times New Roman"/>
-                <w:sz w:val="28"/>
-                <w:szCs w:val="28"/>
-              </w:rPr>
-            </w:pPr>
-            <w:r>
-              <w:rPr>
-                <w:rFonts w:ascii="Times New Roman" w:hAnsi="Times New Roman"/>
-                <w:sz w:val="28"/>
-                <w:szCs w:val="28"/>
-              </w:rPr>
-              <w:t>Вход в учетную запись</w:t>
-            </w:r>
-          </w:p>
-        </w:tc>
-        <w:tc>
-          <w:tcPr>
-            <w:tcW w:w="3115" w:type="dxa"/>
-          </w:tcPr>
-          <w:p>
-            <w:pPr>
-              <w:spacing w:line="360" w:lineRule="auto"/>
-              <w:jc w:val="both"/>
-              <w:rPr>
-                <w:rFonts w:ascii="Times New Roman" w:hAnsi="Times New Roman"/>
-                <w:sz w:val="28"/>
-                <w:szCs w:val="28"/>
-              </w:rPr>
-            </w:pPr>
-            <w:r>
-              <w:rPr>
-                <w:rFonts w:ascii="Times New Roman" w:hAnsi="Times New Roman"/>
-                <w:sz w:val="28"/>
-                <w:szCs w:val="28"/>
-              </w:rPr>
-              <w:t>Пройден</w:t>
-            </w:r>
-          </w:p>
-        </w:tc>
-      </w:tr>
-    </w:tbl>
-    <w:p>
-      <w:pPr>
-        <w:pStyle w:val="afff0"/>
-        <w:ind w:firstLine="0"/>
-      </w:pPr>
-    </w:p>
-    <w:p>
-      <w:pPr>
-        <w:rPr>
-          <w:rFonts w:ascii="Times New Roman" w:hAnsi="Times New Roman"/>
-          <w:sz w:val="28"/>
-        </w:rPr>
-      </w:pPr>
-      <w:r>
-        <w:br w:type="page"/>
-      </w:r>
-    </w:p>
-    <w:p>
-      <w:pPr>
-        <w:pStyle w:val="afff0"/>
-        <w:ind w:hanging="426"/>
-      </w:pPr>
-      <w:r>
-        <w:rPr>
-          <w:noProof/>
-        </w:rPr>
-        <w:lastRenderedPageBreak/>
-        <w:drawing>
-          <wp:inline distT="0" distB="0" distL="0" distR="0" wp14:anchorId="19E57DAB" wp14:editId="50749615">
-            <wp:extent cx="6190948" cy="3581400"/>
-            <wp:effectExtent l="0" t="0" r="635" b="0"/>
-            <wp:docPr id="1593473666" name="Рисунок 1"/>
-            <wp:cNvGraphicFramePr>
-              <a:graphicFrameLocks xmlns:a="http://schemas.openxmlformats.org/drawingml/2006/main" noChangeAspect="1"/>
-            </wp:cNvGraphicFramePr>
-            <a:graphic xmlns:a="http://schemas.openxmlformats.org/drawingml/2006/main">
-              <a:graphicData uri="http://schemas.openxmlformats.org/drawingml/2006/picture">
-                <pic:pic xmlns:pic="http://schemas.openxmlformats.org/drawingml/2006/picture">
-                  <pic:nvPicPr>
-                    <pic:cNvPr id="0" name="Picture 2"/>
-                    <pic:cNvPicPr>
-                      <a:picLocks noChangeAspect="1" noChangeArrowheads="1"/>
-                    </pic:cNvPicPr>
-                  </pic:nvPicPr>
-                  <pic:blipFill>
-                    <a:blip r:embed="rId14">
-                      <a:extLst>
-                        <a:ext uri="{28A0092B-C50C-407E-A947-70E740481C1C}">
-                          <a14:useLocalDpi xmlns:a14="http://schemas.microsoft.com/office/drawing/2010/main" val="0"/>
-                        </a:ext>
-                      </a:extLst>
-                    </a:blip>
-                    <a:srcRect/>
-                    <a:stretch>
-                      <a:fillRect/>
-                    </a:stretch>
-                  </pic:blipFill>
-                  <pic:spPr bwMode="auto">
-                    <a:xfrm>
-                      <a:off x="0" y="0"/>
-                      <a:ext cx="6245400" cy="3612900"/>
-                    </a:xfrm>
-                    <a:prstGeom prst="rect">
-                      <a:avLst/>
-                    </a:prstGeom>
-                    <a:noFill/>
-                  </pic:spPr>
-                </pic:pic>
-              </a:graphicData>
-            </a:graphic>
-          </wp:inline>
-        </w:drawing>
-      </w:r>
-    </w:p>
-    <w:p>
-      <w:pPr>
-        <w:pStyle w:val="a1"/>
-      </w:pPr>
-      <w:r>
-        <w:t>Учет запчастей и инструмента</w:t>
-      </w:r>
-    </w:p>
-    <w:p>
-      <w:pPr>
-        <w:pStyle w:val="afff0"/>
-        <w:ind w:hanging="709"/>
-      </w:pPr>
-      <w:r>
-        <w:rPr>
-          <w:noProof/>
-        </w:rPr>
-        <w:drawing>
-          <wp:inline distT="0" distB="0" distL="0" distR="0" wp14:anchorId="48BED3BE" wp14:editId="5D4FE2D7">
-            <wp:extent cx="6659593" cy="2083170"/>
-            <wp:effectExtent l="0" t="0" r="8255" b="0"/>
-            <wp:docPr id="10" name="Рисунок 1"/>
-            <wp:cNvGraphicFramePr>
-              <a:graphicFrameLocks xmlns:a="http://schemas.openxmlformats.org/drawingml/2006/main" noChangeAspect="1"/>
-            </wp:cNvGraphicFramePr>
-            <a:graphic xmlns:a="http://schemas.openxmlformats.org/drawingml/2006/main">
-              <a:graphicData uri="http://schemas.openxmlformats.org/drawingml/2006/picture">
-                <pic:pic xmlns:pic="http://schemas.openxmlformats.org/drawingml/2006/picture">
-                  <pic:nvPicPr>
-                    <pic:cNvPr id="10" name="Рисунок 10"/>
-                    <pic:cNvPicPr>
-                      <a:picLocks noChangeAspect="1"/>
-                    </pic:cNvPicPr>
-                  </pic:nvPicPr>
-                  <pic:blipFill>
-                    <a:blip r:embed="rId15"/>
-                    <a:stretch>
-                      <a:fillRect/>
-                    </a:stretch>
-                  </pic:blipFill>
-                  <pic:spPr>
-                    <a:xfrm>
-                      <a:off x="0" y="0"/>
-                      <a:ext cx="6707462" cy="2098144"/>
-                    </a:xfrm>
-                    <a:prstGeom prst="rect">
-                      <a:avLst/>
-                    </a:prstGeom>
-                  </pic:spPr>
-                </pic:pic>
-              </a:graphicData>
-            </a:graphic>
-          </wp:inline>
-        </w:drawing>
-      </w:r>
-    </w:p>
-    <w:p>
-      <w:pPr>
-        <w:pStyle w:val="a1"/>
-        <w:rPr>
-          <w:szCs w:val="28"/>
-        </w:rPr>
-      </w:pPr>
-      <w:r>
-        <w:rPr>
-          <w:szCs w:val="28"/>
-        </w:rPr>
-        <w:t>Регламентное ТО и ремонт</w:t>
-      </w:r>
-    </w:p>
-    <w:p>
-      <w:pPr>
-        <w:pStyle w:val="afff0"/>
-      </w:pPr>
-      <w:r>
-        <w:t>При выполнении теста №</w:t>
-      </w:r>
-      <w:r>
-        <w:t>9</w:t>
-      </w:r>
-      <w:r>
-        <w:t xml:space="preserve"> в первой версии разрабатываемого приложения</w:t>
-      </w:r>
-      <w:r>
-        <w:t xml:space="preserve"> был</w:t>
-      </w:r>
-      <w:r>
-        <w:t>а</w:t>
-      </w:r>
-      <w:r>
-        <w:t xml:space="preserve"> выявлен</w:t>
-      </w:r>
-      <w:r>
-        <w:t>а</w:t>
-      </w:r>
-      <w:r>
-        <w:t xml:space="preserve"> </w:t>
-      </w:r>
-      <w:r>
-        <w:t>ошибка, которая была исправлена в последующих версиях</w:t>
-      </w:r>
-      <w:r>
-        <w:t>.</w:t>
-      </w:r>
-    </w:p>
-    <w:p>
-      <w:pPr>
-        <w:pStyle w:val="afff0"/>
-        <w:ind w:hanging="709"/>
-      </w:pPr>
-      <w:r>
-        <w:rPr>
-          <w:noProof/>
-        </w:rPr>
-        <w:lastRenderedPageBreak/>
-        <w:drawing>
-          <wp:inline distT="0" distB="0" distL="0" distR="0" wp14:anchorId="3F3223BA" wp14:editId="4D43F417">
-            <wp:extent cx="6769619" cy="966158"/>
-            <wp:effectExtent l="0" t="0" r="0" b="5715"/>
-            <wp:docPr id="11" name="Рисунок 1"/>
-            <wp:cNvGraphicFramePr>
-              <a:graphicFrameLocks xmlns:a="http://schemas.openxmlformats.org/drawingml/2006/main" noChangeAspect="1"/>
-            </wp:cNvGraphicFramePr>
-            <a:graphic xmlns:a="http://schemas.openxmlformats.org/drawingml/2006/main">
-              <a:graphicData uri="http://schemas.openxmlformats.org/drawingml/2006/picture">
-                <pic:pic xmlns:pic="http://schemas.openxmlformats.org/drawingml/2006/picture">
-                  <pic:nvPicPr>
-                    <pic:cNvPr id="11" name="Рисунок 11"/>
-                    <pic:cNvPicPr>
-                      <a:picLocks noChangeAspect="1"/>
-                    </pic:cNvPicPr>
-                  </pic:nvPicPr>
-                  <pic:blipFill>
-                    <a:blip r:embed="rId16"/>
-                    <a:stretch>
-                      <a:fillRect/>
-                    </a:stretch>
-                  </pic:blipFill>
-                  <pic:spPr>
-                    <a:xfrm>
-                      <a:off x="0" y="0"/>
-                      <a:ext cx="6815290" cy="972676"/>
-                    </a:xfrm>
-                    <a:prstGeom prst="rect">
-                      <a:avLst/>
-                    </a:prstGeom>
-                  </pic:spPr>
-                </pic:pic>
-              </a:graphicData>
-            </a:graphic>
-          </wp:inline>
-        </w:drawing>
-      </w:r>
-    </w:p>
-    <w:p>
-      <w:pPr>
-        <w:pStyle w:val="a1"/>
-      </w:pPr>
-      <w:r>
-        <w:t>НПС</w:t>
-      </w:r>
-    </w:p>
-    <w:p>
-      <w:pPr>
-        <w:ind w:hanging="142"/>
-        <w:rPr>
-          <w:rFonts w:ascii="Times New Roman" w:hAnsi="Times New Roman"/>
-          <w:noProof/>
-          <w:sz w:val="28"/>
-        </w:rPr>
-      </w:pPr>
-      <w:r>
-        <w:rPr>
-          <w:noProof/>
-        </w:rPr>
-        <w:drawing>
-          <wp:inline distT="0" distB="0" distL="0" distR="0" wp14:anchorId="54A4220B" wp14:editId="399CBBCA">
-            <wp:extent cx="5727940" cy="3841830"/>
-            <wp:effectExtent l="0" t="0" r="6350" b="6350"/>
-            <wp:docPr id="7" name="Рисунок 1"/>
-            <wp:cNvGraphicFramePr>
-              <a:graphicFrameLocks xmlns:a="http://schemas.openxmlformats.org/drawingml/2006/main" noChangeAspect="1"/>
-            </wp:cNvGraphicFramePr>
-            <a:graphic xmlns:a="http://schemas.openxmlformats.org/drawingml/2006/main">
-              <a:graphicData uri="http://schemas.openxmlformats.org/drawingml/2006/picture">
-                <pic:pic xmlns:pic="http://schemas.openxmlformats.org/drawingml/2006/picture">
-                  <pic:nvPicPr>
-                    <pic:cNvPr id="7" name="Рисунок 7"/>
-                    <pic:cNvPicPr>
-                      <a:picLocks noChangeAspect="1"/>
-                    </pic:cNvPicPr>
-                  </pic:nvPicPr>
-                  <pic:blipFill>
-                    <a:blip r:embed="rId17"/>
-                    <a:stretch>
-                      <a:fillRect/>
-                    </a:stretch>
-                  </pic:blipFill>
-                  <pic:spPr>
-                    <a:xfrm>
-                      <a:off x="0" y="0"/>
-                      <a:ext cx="5735648" cy="3847000"/>
-                    </a:xfrm>
-                    <a:prstGeom prst="rect">
-                      <a:avLst/>
-                    </a:prstGeom>
-                  </pic:spPr>
-                </pic:pic>
-              </a:graphicData>
-            </a:graphic>
-          </wp:inline>
-        </w:drawing>
-      </w:r>
-    </w:p>
-    <w:p>
-      <w:pPr>
-        <w:pStyle w:val="a1"/>
-      </w:pPr>
-      <w:r>
-        <w:t>Отчет о ремонтах автомобилей</w:t>
-      </w:r>
-    </w:p>
-    <w:p>
-      <w:pPr>
-        <w:pStyle w:val="a3"/>
-      </w:pPr>
-      <w:r>
-        <w:t>Проектирование и создание справочников</w:t>
-      </w:r>
-    </w:p>
-    <w:p>
-      <w:pPr>
-        <w:pStyle w:val="afff0"/>
-      </w:pPr>
-      <w:r>
-        <w:t xml:space="preserve">Первый этап разработки </w:t>
-      </w:r>
-      <w:r>
-        <w:t xml:space="preserve">– </w:t>
-      </w:r>
-      <w:r>
-        <w:t>создани</w:t>
-      </w:r>
-      <w:r>
-        <w:t>е</w:t>
-      </w:r>
-      <w:r>
-        <w:t xml:space="preserve"> фундамента системы </w:t>
-      </w:r>
-      <w:r>
-        <w:t>–</w:t>
-      </w:r>
-      <w:r>
-        <w:t xml:space="preserve"> справочников, которые служат источниками данных для всех последующих объектов. Целью этапа являлось формирование нормативно-справочной базы, описывающей ключевые сущности предметной области: номенклатуру (запчасти и инструмент), автомобили, места хранения, а также производителей и поставщиков.</w:t>
-      </w:r>
-    </w:p>
-    <w:p>
-      <w:pPr>
-        <w:pStyle w:val="afff0"/>
-      </w:pPr>
-      <w:r>
-        <w:br w:type="page"/>
-      </w:r>
-    </w:p>
-    <w:p>
-      <w:pPr>
-        <w:pStyle w:val="afff0"/>
-      </w:pPr>
-      <w:r>
-        <w:lastRenderedPageBreak/>
-        <w:t xml:space="preserve">На основе требований </w:t>
-      </w:r>
-      <w:r>
-        <w:t xml:space="preserve">были </w:t>
-      </w:r>
-      <w:r>
-        <w:t>выполн</w:t>
-      </w:r>
-      <w:r>
-        <w:t>ены</w:t>
-      </w:r>
-      <w:r>
-        <w:t xml:space="preserve"> следующие</w:t>
-      </w:r>
-      <w:r>
-        <w:t xml:space="preserve"> задачи:</w:t>
-      </w:r>
-    </w:p>
-    <w:p>
-      <w:pPr>
-        <w:pStyle w:val="a0"/>
-      </w:pPr>
-      <w:r>
-        <w:t xml:space="preserve">Создан справочник «Номенклатура». Реализована иерархия групп и элементов. На начальной странице системы (рисунок </w:t>
-      </w:r>
-      <w:r>
-        <w:t>11</w:t>
-      </w:r>
-      <w:r>
-        <w:t>) отображается дерево номенклатуры с группами «Автохимия», «ГСМ и тех. жидкости», «Запчасти», «Инструмент», «Разное», что позволяет быстро ориентироваться в структуре запчастей.</w:t>
-      </w:r>
-    </w:p>
-    <w:p>
-      <w:pPr>
-        <w:pStyle w:val="a0"/>
-      </w:pPr>
-      <w:r>
-        <w:t>Создан справочник «Автомобили» с реквизитами: марка, модель, государственный регистрационный знак, VIN-номер, год выпуска.</w:t>
-      </w:r>
-    </w:p>
-    <w:p>
-      <w:pPr>
-        <w:pStyle w:val="a0"/>
-      </w:pPr>
-      <w:r>
-        <w:t>Создан справочник «Места хранения» с поддержкой иерархии. Базовым местом хранения является «Основной (Гараж)», который отображается в документах прихода.</w:t>
-      </w:r>
-    </w:p>
-    <w:p>
-      <w:pPr>
-        <w:pStyle w:val="a1"/>
-      </w:pPr>
-      <w:r>
         <w:drawing>
           <wp:anchor distT="0" distB="0" distL="114300" distR="114300" simplePos="0" relativeHeight="251661312" behindDoc="0" locked="0" layoutInCell="1" allowOverlap="1" wp14:anchorId="6E2BAE57" wp14:editId="58851225">
             <wp:simplePos x="0" y="0"/>
@@ -9251,7 +10839,7 @@
                     </pic:cNvPicPr>
                   </pic:nvPicPr>
                   <pic:blipFill>
-                    <a:blip r:embed="rId18">
+                    <a:blip r:embed="rId14">
                       <a:extLst>
                         <a:ext uri="{28A0092B-C50C-407E-A947-70E740481C1C}">
                           <a14:useLocalDpi xmlns:a14="http://schemas.microsoft.com/office/drawing/2010/main" val="0"/>
@@ -9304,10 +10892,12 @@
       <w:pPr>
         <w:pStyle w:val="a3"/>
       </w:pPr>
+      <w:bookmarkStart w:id="37" w:name="_Toc230966900"/>
       <w:r>
         <w:lastRenderedPageBreak/>
         <w:t>Создание документов (ввод движения)</w:t>
       </w:r>
+      <w:bookmarkEnd w:id="37"/>
     </w:p>
     <w:p>
       <w:pPr>
@@ -9379,10 +10969,10 @@
         <w:pStyle w:val="a0"/>
       </w:pPr>
       <w:r>
-        <w:t>«Приходная накладная». На рисунке 1</w:t>
-      </w:r>
-      <w:r>
-        <w:t>2</w:t>
+        <w:t xml:space="preserve">«Приходная накладная». На рисунке </w:t>
+      </w:r>
+      <w:r>
+        <w:t>8</w:t>
       </w:r>
       <w:r>
         <w:t xml:space="preserve"> отображается список этих документов.</w:t>
@@ -9393,7 +10983,13 @@
         <w:pStyle w:val="a0"/>
       </w:pPr>
       <w:r>
-        <w:t>«Документ о ремонте». На рисунке 11 в разделе «Документы о ремонтах» отображается этот документ.</w:t>
+        <w:t xml:space="preserve">«Документ о ремонте». На рисунке </w:t>
+      </w:r>
+      <w:r>
+        <w:t>7</w:t>
+      </w:r>
+      <w:r>
+        <w:t xml:space="preserve"> в разделе «Документы о ремонтах» отображается этот документ.</w:t>
       </w:r>
     </w:p>
     <w:p>
@@ -9432,7 +11028,7 @@
                     </pic:cNvPicPr>
                   </pic:nvPicPr>
                   <pic:blipFill>
-                    <a:blip r:embed="rId19">
+                    <a:blip r:embed="rId15">
                       <a:extLst>
                         <a:ext uri="{28A0092B-C50C-407E-A947-70E740481C1C}">
                           <a14:useLocalDpi xmlns:a14="http://schemas.microsoft.com/office/drawing/2010/main" val="0"/>
@@ -9487,10 +11083,12 @@
       <w:pPr>
         <w:pStyle w:val="a3"/>
       </w:pPr>
+      <w:bookmarkStart w:id="38" w:name="_Toc230966901"/>
       <w:r>
         <w:lastRenderedPageBreak/>
         <w:t>Создание регистров и проведение документов (учет остатков)</w:t>
       </w:r>
+      <w:bookmarkEnd w:id="38"/>
     </w:p>
     <w:p>
       <w:pPr>
@@ -9508,10 +11106,13 @@
         <w:pStyle w:val="afff0"/>
       </w:pPr>
       <w:r>
-        <w:t xml:space="preserve">В процессе разработки были определены следующие </w:t>
-      </w:r>
-      <w:r>
-        <w:t>определены требования: необходим отчёт об остатках, а также контроль недопустимости отрицательных остатков.</w:t>
+        <w:t>В процессе разработки были определены следующие</w:t>
+      </w:r>
+      <w:r>
+        <w:t xml:space="preserve"> </w:t>
+      </w:r>
+      <w:r>
+        <w:t>требования: необходим отчёт об остатках, а также контроль недопустимости отрицательных остатков.</w:t>
       </w:r>
     </w:p>
     <w:p>
@@ -9566,9 +11167,11 @@
       <w:pPr>
         <w:pStyle w:val="a3"/>
       </w:pPr>
+      <w:bookmarkStart w:id="39" w:name="_Toc230966902"/>
       <w:r>
         <w:t>Интерфейсы, поиск и отчеты</w:t>
       </w:r>
+      <w:bookmarkEnd w:id="39"/>
     </w:p>
     <w:p>
       <w:pPr>
@@ -9640,25 +11243,1562 @@
       <w:pPr>
         <w:pStyle w:val="a3"/>
       </w:pPr>
+      <w:bookmarkStart w:id="40" w:name="_Toc230966903"/>
+      <w:r>
+        <w:t>Тестирование информационной системы</w:t>
+      </w:r>
+      <w:bookmarkEnd w:id="40"/>
+    </w:p>
+    <w:p>
+      <w:pPr>
+        <w:pStyle w:val="afff0"/>
+      </w:pPr>
+      <w:r>
+        <w:t>Для проверки соответствия разработанной конфигурации функциональным требованиям было проведено тестирование. Целью тестирования являлось подтверждение работоспособности ключевых сценариев использования системы.</w:t>
+      </w:r>
+    </w:p>
+    <w:p>
+      <w:pPr>
+        <w:pStyle w:val="afff0"/>
+      </w:pPr>
+      <w:r>
+        <w:t xml:space="preserve">Тестирование проводилось методом «чёрного ящика» – проверялось соответствие фактического поведения системы ожидаемому результату без анализа внутренней реализации. </w:t>
+      </w:r>
+      <w:r>
+        <w:t xml:space="preserve">Скриншоты, подтверждающие выполнение тестов, представлены на рисунках </w:t>
+      </w:r>
+      <w:r>
+        <w:t>9</w:t>
+      </w:r>
+      <w:r>
+        <w:t>–1</w:t>
+      </w:r>
+      <w:r>
+        <w:t>2</w:t>
+      </w:r>
+      <w:r>
+        <w:t xml:space="preserve">. Файл со всеми тестами в развернутом виде прикреплен к репозиторию проекта на сайте </w:t>
+      </w:r>
+      <w:proofErr w:type="spellStart"/>
+      <w:r>
+        <w:rPr>
+          <w:lang w:val="en-US"/>
+        </w:rPr>
+        <w:t>github</w:t>
+      </w:r>
+      <w:proofErr w:type="spellEnd"/>
+      <w:r>
+        <w:t>.</w:t>
+      </w:r>
+    </w:p>
+    <w:p>
+      <w:pPr>
+        <w:rPr>
+          <w:rFonts w:ascii="Times New Roman" w:hAnsi="Times New Roman"/>
+          <w:sz w:val="28"/>
+        </w:rPr>
+      </w:pPr>
+      <w:r>
+        <w:br w:type="page"/>
+      </w:r>
+    </w:p>
+    <w:p>
+      <w:pPr>
+        <w:pStyle w:val="afff0"/>
+      </w:pPr>
+      <w:r>
+        <w:lastRenderedPageBreak/>
+        <w:t xml:space="preserve">Таблица </w:t>
+      </w:r>
+      <w:r>
+        <w:fldChar w:fldCharType="begin"/>
+      </w:r>
+      <w:r>
+        <w:instrText xml:space="preserve"> SEQ Таблица \* ARABIC </w:instrText>
+      </w:r>
+      <w:r>
+        <w:fldChar w:fldCharType="separate"/>
+      </w:r>
+      <w:r>
+        <w:rPr>
+          <w:noProof/>
+        </w:rPr>
+        <w:t>2</w:t>
+      </w:r>
+      <w:r>
+        <w:rPr>
+          <w:noProof/>
+        </w:rPr>
+        <w:fldChar w:fldCharType="end"/>
+      </w:r>
+      <w:r>
+        <w:t xml:space="preserve"> Перечень выполненных тестов</w:t>
+      </w:r>
+    </w:p>
+    <w:tbl>
+      <w:tblPr>
+        <w:tblStyle w:val="ad"/>
+        <w:tblW w:w="0" w:type="auto"/>
+        <w:tblLook w:val="04A0" w:firstRow="1" w:lastRow="0" w:firstColumn="1" w:lastColumn="0" w:noHBand="0" w:noVBand="1"/>
+      </w:tblPr>
+      <w:tblGrid>
+        <w:gridCol w:w="1271"/>
+        <w:gridCol w:w="4958"/>
+        <w:gridCol w:w="3115"/>
+      </w:tblGrid>
+      <w:tr>
+        <w:tc>
+          <w:tcPr>
+            <w:tcW w:w="1271" w:type="dxa"/>
+          </w:tcPr>
+          <w:p>
+            <w:pPr>
+              <w:spacing w:line="360" w:lineRule="auto"/>
+              <w:jc w:val="center"/>
+              <w:rPr>
+                <w:rFonts w:ascii="Times New Roman" w:hAnsi="Times New Roman"/>
+                <w:sz w:val="28"/>
+                <w:szCs w:val="28"/>
+              </w:rPr>
+            </w:pPr>
+            <w:r>
+              <w:rPr>
+                <w:rFonts w:ascii="Times New Roman" w:hAnsi="Times New Roman"/>
+                <w:sz w:val="28"/>
+                <w:szCs w:val="28"/>
+              </w:rPr>
+              <w:t>№ теста</w:t>
+            </w:r>
+          </w:p>
+        </w:tc>
+        <w:tc>
+          <w:tcPr>
+            <w:tcW w:w="4958" w:type="dxa"/>
+          </w:tcPr>
+          <w:p>
+            <w:pPr>
+              <w:spacing w:line="360" w:lineRule="auto"/>
+              <w:jc w:val="center"/>
+              <w:rPr>
+                <w:rFonts w:ascii="Times New Roman" w:hAnsi="Times New Roman"/>
+                <w:sz w:val="28"/>
+                <w:szCs w:val="28"/>
+              </w:rPr>
+            </w:pPr>
+            <w:r>
+              <w:rPr>
+                <w:rFonts w:ascii="Times New Roman" w:hAnsi="Times New Roman"/>
+                <w:sz w:val="28"/>
+                <w:szCs w:val="28"/>
+              </w:rPr>
+              <w:t>Наименование теста</w:t>
+            </w:r>
+          </w:p>
+        </w:tc>
+        <w:tc>
+          <w:tcPr>
+            <w:tcW w:w="3115" w:type="dxa"/>
+          </w:tcPr>
+          <w:p>
+            <w:pPr>
+              <w:spacing w:line="360" w:lineRule="auto"/>
+              <w:jc w:val="center"/>
+              <w:rPr>
+                <w:rFonts w:ascii="Times New Roman" w:hAnsi="Times New Roman"/>
+                <w:sz w:val="28"/>
+                <w:szCs w:val="28"/>
+              </w:rPr>
+            </w:pPr>
+            <w:r>
+              <w:rPr>
+                <w:rFonts w:ascii="Times New Roman" w:hAnsi="Times New Roman"/>
+                <w:sz w:val="28"/>
+                <w:szCs w:val="28"/>
+              </w:rPr>
+              <w:t>Результат</w:t>
+            </w:r>
+          </w:p>
+        </w:tc>
+      </w:tr>
+      <w:tr>
+        <w:tc>
+          <w:tcPr>
+            <w:tcW w:w="1271" w:type="dxa"/>
+          </w:tcPr>
+          <w:p>
+            <w:pPr>
+              <w:spacing w:line="360" w:lineRule="auto"/>
+              <w:jc w:val="center"/>
+              <w:rPr>
+                <w:rFonts w:ascii="Times New Roman" w:hAnsi="Times New Roman"/>
+                <w:sz w:val="28"/>
+                <w:szCs w:val="28"/>
+              </w:rPr>
+            </w:pPr>
+            <w:r>
+              <w:rPr>
+                <w:rFonts w:ascii="Times New Roman" w:hAnsi="Times New Roman"/>
+                <w:sz w:val="28"/>
+                <w:szCs w:val="28"/>
+              </w:rPr>
+              <w:t>1</w:t>
+            </w:r>
+          </w:p>
+        </w:tc>
+        <w:tc>
+          <w:tcPr>
+            <w:tcW w:w="4958" w:type="dxa"/>
+          </w:tcPr>
+          <w:p>
+            <w:pPr>
+              <w:spacing w:line="360" w:lineRule="auto"/>
+              <w:jc w:val="both"/>
+              <w:rPr>
+                <w:rFonts w:ascii="Times New Roman" w:hAnsi="Times New Roman"/>
+                <w:sz w:val="28"/>
+                <w:szCs w:val="28"/>
+              </w:rPr>
+            </w:pPr>
+            <w:r>
+              <w:rPr>
+                <w:rFonts w:ascii="Times New Roman" w:hAnsi="Times New Roman"/>
+                <w:sz w:val="28"/>
+                <w:szCs w:val="28"/>
+              </w:rPr>
+              <w:t>Добавление номенклатуры</w:t>
+            </w:r>
+          </w:p>
+        </w:tc>
+        <w:tc>
+          <w:tcPr>
+            <w:tcW w:w="3115" w:type="dxa"/>
+          </w:tcPr>
+          <w:p>
+            <w:pPr>
+              <w:spacing w:line="360" w:lineRule="auto"/>
+              <w:jc w:val="both"/>
+              <w:rPr>
+                <w:rFonts w:ascii="Times New Roman" w:hAnsi="Times New Roman"/>
+                <w:sz w:val="28"/>
+                <w:szCs w:val="28"/>
+              </w:rPr>
+            </w:pPr>
+            <w:r>
+              <w:rPr>
+                <w:rFonts w:ascii="Times New Roman" w:hAnsi="Times New Roman"/>
+                <w:sz w:val="28"/>
+                <w:szCs w:val="28"/>
+              </w:rPr>
+              <w:t>Пройден</w:t>
+            </w:r>
+          </w:p>
+        </w:tc>
+      </w:tr>
+      <w:tr>
+        <w:tc>
+          <w:tcPr>
+            <w:tcW w:w="1271" w:type="dxa"/>
+          </w:tcPr>
+          <w:p>
+            <w:pPr>
+              <w:spacing w:line="360" w:lineRule="auto"/>
+              <w:jc w:val="center"/>
+              <w:rPr>
+                <w:rFonts w:ascii="Times New Roman" w:hAnsi="Times New Roman"/>
+                <w:sz w:val="28"/>
+                <w:szCs w:val="28"/>
+              </w:rPr>
+            </w:pPr>
+            <w:r>
+              <w:rPr>
+                <w:rFonts w:ascii="Times New Roman" w:hAnsi="Times New Roman"/>
+                <w:sz w:val="28"/>
+                <w:szCs w:val="28"/>
+              </w:rPr>
+              <w:t>2</w:t>
+            </w:r>
+          </w:p>
+        </w:tc>
+        <w:tc>
+          <w:tcPr>
+            <w:tcW w:w="4958" w:type="dxa"/>
+          </w:tcPr>
+          <w:p>
+            <w:pPr>
+              <w:spacing w:line="360" w:lineRule="auto"/>
+              <w:jc w:val="both"/>
+              <w:rPr>
+                <w:rFonts w:ascii="Times New Roman" w:hAnsi="Times New Roman"/>
+                <w:sz w:val="28"/>
+                <w:szCs w:val="28"/>
+              </w:rPr>
+            </w:pPr>
+            <w:r>
+              <w:rPr>
+                <w:rFonts w:ascii="Times New Roman" w:hAnsi="Times New Roman"/>
+                <w:sz w:val="28"/>
+                <w:szCs w:val="28"/>
+              </w:rPr>
+              <w:t>Д</w:t>
+            </w:r>
+            <w:r>
+              <w:rPr>
+                <w:rFonts w:ascii="Times New Roman" w:hAnsi="Times New Roman"/>
+                <w:sz w:val="28"/>
+                <w:szCs w:val="28"/>
+              </w:rPr>
+              <w:t>обавление приходной накладной</w:t>
+            </w:r>
+          </w:p>
+        </w:tc>
+        <w:tc>
+          <w:tcPr>
+            <w:tcW w:w="3115" w:type="dxa"/>
+          </w:tcPr>
+          <w:p>
+            <w:pPr>
+              <w:spacing w:line="360" w:lineRule="auto"/>
+              <w:jc w:val="both"/>
+              <w:rPr>
+                <w:rFonts w:ascii="Times New Roman" w:hAnsi="Times New Roman"/>
+                <w:sz w:val="28"/>
+                <w:szCs w:val="28"/>
+              </w:rPr>
+            </w:pPr>
+            <w:r>
+              <w:rPr>
+                <w:rFonts w:ascii="Times New Roman" w:hAnsi="Times New Roman"/>
+                <w:sz w:val="28"/>
+                <w:szCs w:val="28"/>
+              </w:rPr>
+              <w:t>Пройден</w:t>
+            </w:r>
+          </w:p>
+        </w:tc>
+      </w:tr>
+      <w:tr>
+        <w:tc>
+          <w:tcPr>
+            <w:tcW w:w="1271" w:type="dxa"/>
+          </w:tcPr>
+          <w:p>
+            <w:pPr>
+              <w:spacing w:line="360" w:lineRule="auto"/>
+              <w:jc w:val="center"/>
+              <w:rPr>
+                <w:rFonts w:ascii="Times New Roman" w:hAnsi="Times New Roman"/>
+                <w:sz w:val="28"/>
+                <w:szCs w:val="28"/>
+              </w:rPr>
+            </w:pPr>
+            <w:r>
+              <w:rPr>
+                <w:rFonts w:ascii="Times New Roman" w:hAnsi="Times New Roman"/>
+                <w:sz w:val="28"/>
+                <w:szCs w:val="28"/>
+              </w:rPr>
+              <w:t>3</w:t>
+            </w:r>
+          </w:p>
+        </w:tc>
+        <w:tc>
+          <w:tcPr>
+            <w:tcW w:w="4958" w:type="dxa"/>
+          </w:tcPr>
+          <w:p>
+            <w:pPr>
+              <w:spacing w:line="360" w:lineRule="auto"/>
+              <w:jc w:val="both"/>
+              <w:rPr>
+                <w:rFonts w:ascii="Times New Roman" w:hAnsi="Times New Roman"/>
+                <w:sz w:val="28"/>
+                <w:szCs w:val="28"/>
+              </w:rPr>
+            </w:pPr>
+            <w:r>
+              <w:rPr>
+                <w:rFonts w:ascii="Times New Roman" w:hAnsi="Times New Roman"/>
+                <w:sz w:val="28"/>
+                <w:szCs w:val="28"/>
+              </w:rPr>
+              <w:t>Остатки номенклатуры</w:t>
+            </w:r>
+            <w:r>
+              <w:rPr>
+                <w:rFonts w:ascii="Times New Roman" w:hAnsi="Times New Roman"/>
+                <w:sz w:val="28"/>
+                <w:szCs w:val="28"/>
+              </w:rPr>
+              <w:t xml:space="preserve"> (поступление)</w:t>
+            </w:r>
+          </w:p>
+        </w:tc>
+        <w:tc>
+          <w:tcPr>
+            <w:tcW w:w="3115" w:type="dxa"/>
+          </w:tcPr>
+          <w:p>
+            <w:pPr>
+              <w:spacing w:line="360" w:lineRule="auto"/>
+              <w:jc w:val="both"/>
+              <w:rPr>
+                <w:rFonts w:ascii="Times New Roman" w:hAnsi="Times New Roman"/>
+                <w:sz w:val="28"/>
+                <w:szCs w:val="28"/>
+              </w:rPr>
+            </w:pPr>
+            <w:r>
+              <w:rPr>
+                <w:rFonts w:ascii="Times New Roman" w:hAnsi="Times New Roman"/>
+                <w:sz w:val="28"/>
+                <w:szCs w:val="28"/>
+              </w:rPr>
+              <w:t>Пройден</w:t>
+            </w:r>
+          </w:p>
+        </w:tc>
+      </w:tr>
+      <w:tr>
+        <w:tc>
+          <w:tcPr>
+            <w:tcW w:w="1271" w:type="dxa"/>
+          </w:tcPr>
+          <w:p>
+            <w:pPr>
+              <w:spacing w:line="360" w:lineRule="auto"/>
+              <w:jc w:val="center"/>
+              <w:rPr>
+                <w:rFonts w:ascii="Times New Roman" w:hAnsi="Times New Roman"/>
+                <w:sz w:val="28"/>
+                <w:szCs w:val="28"/>
+              </w:rPr>
+            </w:pPr>
+            <w:r>
+              <w:rPr>
+                <w:rFonts w:ascii="Times New Roman" w:hAnsi="Times New Roman"/>
+                <w:sz w:val="28"/>
+                <w:szCs w:val="28"/>
+              </w:rPr>
+              <w:t>4</w:t>
+            </w:r>
+          </w:p>
+        </w:tc>
+        <w:tc>
+          <w:tcPr>
+            <w:tcW w:w="4958" w:type="dxa"/>
+          </w:tcPr>
+          <w:p>
+            <w:pPr>
+              <w:spacing w:line="360" w:lineRule="auto"/>
+              <w:jc w:val="both"/>
+              <w:rPr>
+                <w:rFonts w:ascii="Times New Roman" w:hAnsi="Times New Roman"/>
+                <w:sz w:val="28"/>
+                <w:szCs w:val="28"/>
+              </w:rPr>
+            </w:pPr>
+            <w:r>
+              <w:rPr>
+                <w:rFonts w:ascii="Times New Roman" w:hAnsi="Times New Roman"/>
+                <w:sz w:val="28"/>
+                <w:szCs w:val="28"/>
+              </w:rPr>
+              <w:t>Списание запчастей</w:t>
+            </w:r>
+          </w:p>
+        </w:tc>
+        <w:tc>
+          <w:tcPr>
+            <w:tcW w:w="3115" w:type="dxa"/>
+          </w:tcPr>
+          <w:p>
+            <w:pPr>
+              <w:spacing w:line="360" w:lineRule="auto"/>
+              <w:jc w:val="both"/>
+              <w:rPr>
+                <w:rFonts w:ascii="Times New Roman" w:hAnsi="Times New Roman"/>
+                <w:sz w:val="28"/>
+                <w:szCs w:val="28"/>
+              </w:rPr>
+            </w:pPr>
+            <w:r>
+              <w:rPr>
+                <w:rFonts w:ascii="Times New Roman" w:hAnsi="Times New Roman"/>
+                <w:sz w:val="28"/>
+                <w:szCs w:val="28"/>
+              </w:rPr>
+              <w:t>Пройден</w:t>
+            </w:r>
+          </w:p>
+        </w:tc>
+      </w:tr>
+      <w:tr>
+        <w:tc>
+          <w:tcPr>
+            <w:tcW w:w="1271" w:type="dxa"/>
+          </w:tcPr>
+          <w:p>
+            <w:pPr>
+              <w:spacing w:line="360" w:lineRule="auto"/>
+              <w:jc w:val="center"/>
+              <w:rPr>
+                <w:rFonts w:ascii="Times New Roman" w:hAnsi="Times New Roman"/>
+                <w:sz w:val="28"/>
+                <w:szCs w:val="28"/>
+              </w:rPr>
+            </w:pPr>
+            <w:r>
+              <w:rPr>
+                <w:rFonts w:ascii="Times New Roman" w:hAnsi="Times New Roman"/>
+                <w:sz w:val="28"/>
+                <w:szCs w:val="28"/>
+              </w:rPr>
+              <w:t>5</w:t>
+            </w:r>
+          </w:p>
+        </w:tc>
+        <w:tc>
+          <w:tcPr>
+            <w:tcW w:w="4958" w:type="dxa"/>
+          </w:tcPr>
+          <w:p>
+            <w:pPr>
+              <w:spacing w:line="360" w:lineRule="auto"/>
+              <w:jc w:val="both"/>
+              <w:rPr>
+                <w:rFonts w:ascii="Times New Roman" w:hAnsi="Times New Roman"/>
+                <w:sz w:val="28"/>
+                <w:szCs w:val="28"/>
+              </w:rPr>
+            </w:pPr>
+            <w:r>
+              <w:rPr>
+                <w:rFonts w:ascii="Times New Roman" w:hAnsi="Times New Roman"/>
+                <w:sz w:val="28"/>
+                <w:szCs w:val="28"/>
+              </w:rPr>
+              <w:t>Остатки номенклатуры (списание)</w:t>
+            </w:r>
+          </w:p>
+        </w:tc>
+        <w:tc>
+          <w:tcPr>
+            <w:tcW w:w="3115" w:type="dxa"/>
+          </w:tcPr>
+          <w:p>
+            <w:pPr>
+              <w:spacing w:line="360" w:lineRule="auto"/>
+              <w:jc w:val="both"/>
+              <w:rPr>
+                <w:rFonts w:ascii="Times New Roman" w:hAnsi="Times New Roman"/>
+                <w:sz w:val="28"/>
+                <w:szCs w:val="28"/>
+              </w:rPr>
+            </w:pPr>
+            <w:r>
+              <w:rPr>
+                <w:rFonts w:ascii="Times New Roman" w:hAnsi="Times New Roman"/>
+                <w:sz w:val="28"/>
+                <w:szCs w:val="28"/>
+              </w:rPr>
+              <w:t>Пройден</w:t>
+            </w:r>
+          </w:p>
+        </w:tc>
+      </w:tr>
+      <w:tr>
+        <w:tc>
+          <w:tcPr>
+            <w:tcW w:w="1271" w:type="dxa"/>
+          </w:tcPr>
+          <w:p>
+            <w:pPr>
+              <w:spacing w:line="360" w:lineRule="auto"/>
+              <w:jc w:val="center"/>
+              <w:rPr>
+                <w:rFonts w:ascii="Times New Roman" w:hAnsi="Times New Roman"/>
+                <w:sz w:val="28"/>
+                <w:szCs w:val="28"/>
+              </w:rPr>
+            </w:pPr>
+            <w:r>
+              <w:rPr>
+                <w:rFonts w:ascii="Times New Roman" w:hAnsi="Times New Roman"/>
+                <w:sz w:val="28"/>
+                <w:szCs w:val="28"/>
+              </w:rPr>
+              <w:t>6</w:t>
+            </w:r>
+          </w:p>
+        </w:tc>
+        <w:tc>
+          <w:tcPr>
+            <w:tcW w:w="4958" w:type="dxa"/>
+          </w:tcPr>
+          <w:p>
+            <w:pPr>
+              <w:spacing w:line="360" w:lineRule="auto"/>
+              <w:jc w:val="both"/>
+              <w:rPr>
+                <w:rFonts w:ascii="Times New Roman" w:hAnsi="Times New Roman"/>
+                <w:sz w:val="28"/>
+                <w:szCs w:val="28"/>
+              </w:rPr>
+            </w:pPr>
+            <w:r>
+              <w:rPr>
+                <w:rFonts w:ascii="Times New Roman" w:hAnsi="Times New Roman"/>
+                <w:sz w:val="28"/>
+                <w:szCs w:val="28"/>
+              </w:rPr>
+              <w:t>О</w:t>
+            </w:r>
+            <w:r>
+              <w:rPr>
+                <w:rFonts w:ascii="Times New Roman" w:hAnsi="Times New Roman"/>
+                <w:sz w:val="28"/>
+                <w:szCs w:val="28"/>
+              </w:rPr>
+              <w:t>трицательны</w:t>
+            </w:r>
+            <w:r>
+              <w:rPr>
+                <w:rFonts w:ascii="Times New Roman" w:hAnsi="Times New Roman"/>
+                <w:sz w:val="28"/>
+                <w:szCs w:val="28"/>
+              </w:rPr>
+              <w:t>е</w:t>
+            </w:r>
+            <w:r>
+              <w:rPr>
+                <w:rFonts w:ascii="Times New Roman" w:hAnsi="Times New Roman"/>
+                <w:sz w:val="28"/>
+                <w:szCs w:val="28"/>
+              </w:rPr>
+              <w:t xml:space="preserve"> остатк</w:t>
+            </w:r>
+            <w:r>
+              <w:rPr>
+                <w:rFonts w:ascii="Times New Roman" w:hAnsi="Times New Roman"/>
+                <w:sz w:val="28"/>
+                <w:szCs w:val="28"/>
+              </w:rPr>
+              <w:t>и</w:t>
+            </w:r>
+          </w:p>
+        </w:tc>
+        <w:tc>
+          <w:tcPr>
+            <w:tcW w:w="3115" w:type="dxa"/>
+          </w:tcPr>
+          <w:p>
+            <w:pPr>
+              <w:spacing w:line="360" w:lineRule="auto"/>
+              <w:jc w:val="both"/>
+              <w:rPr>
+                <w:rFonts w:ascii="Times New Roman" w:hAnsi="Times New Roman"/>
+                <w:sz w:val="28"/>
+                <w:szCs w:val="28"/>
+              </w:rPr>
+            </w:pPr>
+            <w:r>
+              <w:rPr>
+                <w:rFonts w:ascii="Times New Roman" w:hAnsi="Times New Roman"/>
+                <w:sz w:val="28"/>
+                <w:szCs w:val="28"/>
+              </w:rPr>
+              <w:t>Пройден</w:t>
+            </w:r>
+          </w:p>
+        </w:tc>
+      </w:tr>
+      <w:tr>
+        <w:tc>
+          <w:tcPr>
+            <w:tcW w:w="1271" w:type="dxa"/>
+          </w:tcPr>
+          <w:p>
+            <w:pPr>
+              <w:spacing w:line="360" w:lineRule="auto"/>
+              <w:jc w:val="center"/>
+              <w:rPr>
+                <w:rFonts w:ascii="Times New Roman" w:hAnsi="Times New Roman"/>
+                <w:sz w:val="28"/>
+                <w:szCs w:val="28"/>
+              </w:rPr>
+            </w:pPr>
+            <w:r>
+              <w:rPr>
+                <w:rFonts w:ascii="Times New Roman" w:hAnsi="Times New Roman"/>
+                <w:sz w:val="28"/>
+                <w:szCs w:val="28"/>
+              </w:rPr>
+              <w:t>7</w:t>
+            </w:r>
+          </w:p>
+        </w:tc>
+        <w:tc>
+          <w:tcPr>
+            <w:tcW w:w="4958" w:type="dxa"/>
+          </w:tcPr>
+          <w:p>
+            <w:pPr>
+              <w:spacing w:line="360" w:lineRule="auto"/>
+              <w:jc w:val="both"/>
+              <w:rPr>
+                <w:rFonts w:ascii="Times New Roman" w:hAnsi="Times New Roman"/>
+                <w:sz w:val="28"/>
+                <w:szCs w:val="28"/>
+              </w:rPr>
+            </w:pPr>
+            <w:r>
+              <w:rPr>
+                <w:rFonts w:ascii="Times New Roman" w:hAnsi="Times New Roman"/>
+                <w:sz w:val="28"/>
+                <w:szCs w:val="28"/>
+              </w:rPr>
+              <w:t>Документ «Заказ-наряд»</w:t>
+            </w:r>
+          </w:p>
+        </w:tc>
+        <w:tc>
+          <w:tcPr>
+            <w:tcW w:w="3115" w:type="dxa"/>
+          </w:tcPr>
+          <w:p>
+            <w:pPr>
+              <w:spacing w:line="360" w:lineRule="auto"/>
+              <w:jc w:val="both"/>
+              <w:rPr>
+                <w:rFonts w:ascii="Times New Roman" w:hAnsi="Times New Roman"/>
+                <w:sz w:val="28"/>
+                <w:szCs w:val="28"/>
+              </w:rPr>
+            </w:pPr>
+            <w:r>
+              <w:rPr>
+                <w:rFonts w:ascii="Times New Roman" w:hAnsi="Times New Roman"/>
+                <w:sz w:val="28"/>
+                <w:szCs w:val="28"/>
+              </w:rPr>
+              <w:t>Пройден</w:t>
+            </w:r>
+          </w:p>
+        </w:tc>
+      </w:tr>
+      <w:tr>
+        <w:trPr>
+          <w:trHeight w:val="366"/>
+        </w:trPr>
+        <w:tc>
+          <w:tcPr>
+            <w:tcW w:w="1271" w:type="dxa"/>
+          </w:tcPr>
+          <w:p>
+            <w:pPr>
+              <w:spacing w:line="360" w:lineRule="auto"/>
+              <w:jc w:val="center"/>
+              <w:rPr>
+                <w:rFonts w:ascii="Times New Roman" w:hAnsi="Times New Roman"/>
+                <w:sz w:val="28"/>
+                <w:szCs w:val="28"/>
+              </w:rPr>
+            </w:pPr>
+            <w:r>
+              <w:rPr>
+                <w:rFonts w:ascii="Times New Roman" w:hAnsi="Times New Roman"/>
+                <w:sz w:val="28"/>
+                <w:szCs w:val="28"/>
+              </w:rPr>
+              <w:t>8</w:t>
+            </w:r>
+          </w:p>
+        </w:tc>
+        <w:tc>
+          <w:tcPr>
+            <w:tcW w:w="4958" w:type="dxa"/>
+          </w:tcPr>
+          <w:p>
+            <w:pPr>
+              <w:spacing w:line="360" w:lineRule="auto"/>
+              <w:jc w:val="both"/>
+              <w:rPr>
+                <w:rFonts w:ascii="Times New Roman" w:hAnsi="Times New Roman"/>
+                <w:sz w:val="28"/>
+                <w:szCs w:val="28"/>
+              </w:rPr>
+            </w:pPr>
+            <w:r>
+              <w:rPr>
+                <w:rFonts w:ascii="Times New Roman" w:hAnsi="Times New Roman"/>
+                <w:sz w:val="28"/>
+                <w:szCs w:val="28"/>
+              </w:rPr>
+              <w:t>Остатки номенклатуры по документу</w:t>
+            </w:r>
+          </w:p>
+        </w:tc>
+        <w:tc>
+          <w:tcPr>
+            <w:tcW w:w="3115" w:type="dxa"/>
+          </w:tcPr>
+          <w:p>
+            <w:pPr>
+              <w:spacing w:line="360" w:lineRule="auto"/>
+              <w:jc w:val="both"/>
+              <w:rPr>
+                <w:rFonts w:ascii="Times New Roman" w:hAnsi="Times New Roman"/>
+                <w:sz w:val="28"/>
+                <w:szCs w:val="28"/>
+              </w:rPr>
+            </w:pPr>
+            <w:r>
+              <w:rPr>
+                <w:rFonts w:ascii="Times New Roman" w:hAnsi="Times New Roman"/>
+                <w:sz w:val="28"/>
+                <w:szCs w:val="28"/>
+              </w:rPr>
+              <w:t>Пройден</w:t>
+            </w:r>
+          </w:p>
+        </w:tc>
+      </w:tr>
+      <w:tr>
+        <w:tc>
+          <w:tcPr>
+            <w:tcW w:w="1271" w:type="dxa"/>
+          </w:tcPr>
+          <w:p>
+            <w:pPr>
+              <w:spacing w:line="360" w:lineRule="auto"/>
+              <w:jc w:val="center"/>
+              <w:rPr>
+                <w:rFonts w:ascii="Times New Roman" w:hAnsi="Times New Roman"/>
+                <w:sz w:val="28"/>
+                <w:szCs w:val="28"/>
+              </w:rPr>
+            </w:pPr>
+            <w:r>
+              <w:rPr>
+                <w:rFonts w:ascii="Times New Roman" w:hAnsi="Times New Roman"/>
+                <w:sz w:val="28"/>
+                <w:szCs w:val="28"/>
+              </w:rPr>
+              <w:t>9</w:t>
+            </w:r>
+          </w:p>
+        </w:tc>
+        <w:tc>
+          <w:tcPr>
+            <w:tcW w:w="4958" w:type="dxa"/>
+          </w:tcPr>
+          <w:p>
+            <w:pPr>
+              <w:spacing w:line="360" w:lineRule="auto"/>
+              <w:jc w:val="both"/>
+              <w:rPr>
+                <w:rFonts w:ascii="Times New Roman" w:hAnsi="Times New Roman"/>
+                <w:sz w:val="28"/>
+                <w:szCs w:val="28"/>
+              </w:rPr>
+            </w:pPr>
+            <w:r>
+              <w:rPr>
+                <w:rFonts w:ascii="Times New Roman" w:hAnsi="Times New Roman"/>
+                <w:sz w:val="28"/>
+                <w:szCs w:val="28"/>
+              </w:rPr>
+              <w:t>Р</w:t>
+            </w:r>
+            <w:r>
+              <w:rPr>
+                <w:rFonts w:ascii="Times New Roman" w:hAnsi="Times New Roman"/>
+                <w:sz w:val="28"/>
+                <w:szCs w:val="28"/>
+              </w:rPr>
+              <w:t>емонты автомобилей</w:t>
+            </w:r>
+          </w:p>
+        </w:tc>
+        <w:tc>
+          <w:tcPr>
+            <w:tcW w:w="3115" w:type="dxa"/>
+          </w:tcPr>
+          <w:p>
+            <w:pPr>
+              <w:spacing w:line="360" w:lineRule="auto"/>
+              <w:jc w:val="both"/>
+              <w:rPr>
+                <w:rFonts w:ascii="Times New Roman" w:hAnsi="Times New Roman"/>
+                <w:sz w:val="28"/>
+                <w:szCs w:val="28"/>
+              </w:rPr>
+            </w:pPr>
+            <w:r>
+              <w:rPr>
+                <w:rFonts w:ascii="Times New Roman" w:hAnsi="Times New Roman"/>
+                <w:sz w:val="28"/>
+                <w:szCs w:val="28"/>
+              </w:rPr>
+              <w:t>Не пройден</w:t>
+            </w:r>
+          </w:p>
+        </w:tc>
+      </w:tr>
+      <w:tr>
+        <w:tc>
+          <w:tcPr>
+            <w:tcW w:w="1271" w:type="dxa"/>
+          </w:tcPr>
+          <w:p>
+            <w:pPr>
+              <w:spacing w:line="360" w:lineRule="auto"/>
+              <w:jc w:val="center"/>
+              <w:rPr>
+                <w:rFonts w:ascii="Times New Roman" w:hAnsi="Times New Roman"/>
+                <w:sz w:val="28"/>
+                <w:szCs w:val="28"/>
+              </w:rPr>
+            </w:pPr>
+            <w:r>
+              <w:rPr>
+                <w:rFonts w:ascii="Times New Roman" w:hAnsi="Times New Roman"/>
+                <w:sz w:val="28"/>
+                <w:szCs w:val="28"/>
+              </w:rPr>
+              <w:t>10</w:t>
+            </w:r>
+          </w:p>
+        </w:tc>
+        <w:tc>
+          <w:tcPr>
+            <w:tcW w:w="4958" w:type="dxa"/>
+          </w:tcPr>
+          <w:p>
+            <w:pPr>
+              <w:spacing w:line="360" w:lineRule="auto"/>
+              <w:jc w:val="both"/>
+              <w:rPr>
+                <w:rFonts w:ascii="Times New Roman" w:hAnsi="Times New Roman"/>
+                <w:sz w:val="28"/>
+                <w:szCs w:val="28"/>
+              </w:rPr>
+            </w:pPr>
+            <w:r>
+              <w:rPr>
+                <w:rFonts w:ascii="Times New Roman" w:hAnsi="Times New Roman"/>
+                <w:sz w:val="28"/>
+                <w:szCs w:val="28"/>
+              </w:rPr>
+              <w:t>Раздел НСИ</w:t>
+            </w:r>
+          </w:p>
+        </w:tc>
+        <w:tc>
+          <w:tcPr>
+            <w:tcW w:w="3115" w:type="dxa"/>
+          </w:tcPr>
+          <w:p>
+            <w:pPr>
+              <w:spacing w:line="360" w:lineRule="auto"/>
+              <w:jc w:val="both"/>
+              <w:rPr>
+                <w:rFonts w:ascii="Times New Roman" w:hAnsi="Times New Roman"/>
+                <w:sz w:val="28"/>
+                <w:szCs w:val="28"/>
+              </w:rPr>
+            </w:pPr>
+            <w:r>
+              <w:rPr>
+                <w:rFonts w:ascii="Times New Roman" w:hAnsi="Times New Roman"/>
+                <w:sz w:val="28"/>
+                <w:szCs w:val="28"/>
+              </w:rPr>
+              <w:t>Пройден</w:t>
+            </w:r>
+          </w:p>
+        </w:tc>
+      </w:tr>
+      <w:tr>
+        <w:tc>
+          <w:tcPr>
+            <w:tcW w:w="1271" w:type="dxa"/>
+          </w:tcPr>
+          <w:p>
+            <w:pPr>
+              <w:spacing w:line="360" w:lineRule="auto"/>
+              <w:jc w:val="center"/>
+              <w:rPr>
+                <w:rFonts w:ascii="Times New Roman" w:hAnsi="Times New Roman"/>
+                <w:sz w:val="28"/>
+                <w:szCs w:val="28"/>
+              </w:rPr>
+            </w:pPr>
+            <w:r>
+              <w:rPr>
+                <w:rFonts w:ascii="Times New Roman" w:hAnsi="Times New Roman"/>
+                <w:sz w:val="28"/>
+                <w:szCs w:val="28"/>
+              </w:rPr>
+              <w:t>11</w:t>
+            </w:r>
+          </w:p>
+        </w:tc>
+        <w:tc>
+          <w:tcPr>
+            <w:tcW w:w="4958" w:type="dxa"/>
+          </w:tcPr>
+          <w:p>
+            <w:pPr>
+              <w:spacing w:line="360" w:lineRule="auto"/>
+              <w:jc w:val="both"/>
+              <w:rPr>
+                <w:rFonts w:ascii="Times New Roman" w:hAnsi="Times New Roman"/>
+                <w:sz w:val="28"/>
+                <w:szCs w:val="28"/>
+              </w:rPr>
+            </w:pPr>
+            <w:r>
+              <w:rPr>
+                <w:rFonts w:ascii="Times New Roman" w:hAnsi="Times New Roman"/>
+                <w:sz w:val="28"/>
+                <w:szCs w:val="28"/>
+              </w:rPr>
+              <w:t>Отчеты о ремонтах</w:t>
+            </w:r>
+          </w:p>
+        </w:tc>
+        <w:tc>
+          <w:tcPr>
+            <w:tcW w:w="3115" w:type="dxa"/>
+          </w:tcPr>
+          <w:p>
+            <w:pPr>
+              <w:spacing w:line="360" w:lineRule="auto"/>
+              <w:jc w:val="both"/>
+              <w:rPr>
+                <w:rFonts w:ascii="Times New Roman" w:hAnsi="Times New Roman"/>
+                <w:sz w:val="28"/>
+                <w:szCs w:val="28"/>
+              </w:rPr>
+            </w:pPr>
+            <w:r>
+              <w:rPr>
+                <w:rFonts w:ascii="Times New Roman" w:hAnsi="Times New Roman"/>
+                <w:sz w:val="28"/>
+                <w:szCs w:val="28"/>
+              </w:rPr>
+              <w:t>Пройден</w:t>
+            </w:r>
+          </w:p>
+        </w:tc>
+      </w:tr>
+      <w:tr>
+        <w:tc>
+          <w:tcPr>
+            <w:tcW w:w="1271" w:type="dxa"/>
+          </w:tcPr>
+          <w:p>
+            <w:pPr>
+              <w:spacing w:line="360" w:lineRule="auto"/>
+              <w:jc w:val="center"/>
+              <w:rPr>
+                <w:rFonts w:ascii="Times New Roman" w:hAnsi="Times New Roman"/>
+                <w:sz w:val="28"/>
+                <w:szCs w:val="28"/>
+              </w:rPr>
+            </w:pPr>
+            <w:r>
+              <w:rPr>
+                <w:rFonts w:ascii="Times New Roman" w:hAnsi="Times New Roman"/>
+                <w:sz w:val="28"/>
+                <w:szCs w:val="28"/>
+              </w:rPr>
+              <w:t>12</w:t>
+            </w:r>
+          </w:p>
+        </w:tc>
+        <w:tc>
+          <w:tcPr>
+            <w:tcW w:w="4958" w:type="dxa"/>
+          </w:tcPr>
+          <w:p>
+            <w:pPr>
+              <w:spacing w:line="360" w:lineRule="auto"/>
+              <w:jc w:val="both"/>
+              <w:rPr>
+                <w:rFonts w:ascii="Times New Roman" w:hAnsi="Times New Roman"/>
+                <w:sz w:val="28"/>
+                <w:szCs w:val="28"/>
+              </w:rPr>
+            </w:pPr>
+            <w:r>
+              <w:rPr>
+                <w:rFonts w:ascii="Times New Roman" w:hAnsi="Times New Roman"/>
+                <w:sz w:val="28"/>
+                <w:szCs w:val="28"/>
+              </w:rPr>
+              <w:t>Отчеты о движении ТМЦ</w:t>
+            </w:r>
+          </w:p>
+        </w:tc>
+        <w:tc>
+          <w:tcPr>
+            <w:tcW w:w="3115" w:type="dxa"/>
+          </w:tcPr>
+          <w:p>
+            <w:pPr>
+              <w:spacing w:line="360" w:lineRule="auto"/>
+              <w:jc w:val="both"/>
+              <w:rPr>
+                <w:rFonts w:ascii="Times New Roman" w:hAnsi="Times New Roman"/>
+                <w:sz w:val="28"/>
+                <w:szCs w:val="28"/>
+              </w:rPr>
+            </w:pPr>
+            <w:r>
+              <w:rPr>
+                <w:rFonts w:ascii="Times New Roman" w:hAnsi="Times New Roman"/>
+                <w:sz w:val="28"/>
+                <w:szCs w:val="28"/>
+              </w:rPr>
+              <w:t>Пройден</w:t>
+            </w:r>
+          </w:p>
+        </w:tc>
+      </w:tr>
+      <w:tr>
+        <w:tc>
+          <w:tcPr>
+            <w:tcW w:w="1271" w:type="dxa"/>
+          </w:tcPr>
+          <w:p>
+            <w:pPr>
+              <w:spacing w:line="360" w:lineRule="auto"/>
+              <w:jc w:val="center"/>
+              <w:rPr>
+                <w:rFonts w:ascii="Times New Roman" w:hAnsi="Times New Roman"/>
+                <w:sz w:val="28"/>
+                <w:szCs w:val="28"/>
+              </w:rPr>
+            </w:pPr>
+            <w:r>
+              <w:rPr>
+                <w:rFonts w:ascii="Times New Roman" w:hAnsi="Times New Roman"/>
+                <w:sz w:val="28"/>
+                <w:szCs w:val="28"/>
+              </w:rPr>
+              <w:t>13</w:t>
+            </w:r>
+          </w:p>
+        </w:tc>
+        <w:tc>
+          <w:tcPr>
+            <w:tcW w:w="4958" w:type="dxa"/>
+          </w:tcPr>
+          <w:p>
+            <w:pPr>
+              <w:spacing w:line="360" w:lineRule="auto"/>
+              <w:jc w:val="both"/>
+              <w:rPr>
+                <w:rFonts w:ascii="Times New Roman" w:hAnsi="Times New Roman"/>
+                <w:sz w:val="28"/>
+                <w:szCs w:val="28"/>
+              </w:rPr>
+            </w:pPr>
+            <w:r>
+              <w:rPr>
+                <w:rFonts w:ascii="Times New Roman" w:hAnsi="Times New Roman"/>
+                <w:sz w:val="28"/>
+                <w:szCs w:val="28"/>
+              </w:rPr>
+              <w:t>Отчеты об остатках номенклатуры</w:t>
+            </w:r>
+          </w:p>
+        </w:tc>
+        <w:tc>
+          <w:tcPr>
+            <w:tcW w:w="3115" w:type="dxa"/>
+          </w:tcPr>
+          <w:p>
+            <w:pPr>
+              <w:spacing w:line="360" w:lineRule="auto"/>
+              <w:jc w:val="both"/>
+              <w:rPr>
+                <w:rFonts w:ascii="Times New Roman" w:hAnsi="Times New Roman"/>
+                <w:sz w:val="28"/>
+                <w:szCs w:val="28"/>
+              </w:rPr>
+            </w:pPr>
+            <w:r>
+              <w:rPr>
+                <w:rFonts w:ascii="Times New Roman" w:hAnsi="Times New Roman"/>
+                <w:sz w:val="28"/>
+                <w:szCs w:val="28"/>
+              </w:rPr>
+              <w:t>Пройден</w:t>
+            </w:r>
+          </w:p>
+        </w:tc>
+      </w:tr>
+      <w:tr>
+        <w:tc>
+          <w:tcPr>
+            <w:tcW w:w="1271" w:type="dxa"/>
+          </w:tcPr>
+          <w:p>
+            <w:pPr>
+              <w:spacing w:line="360" w:lineRule="auto"/>
+              <w:jc w:val="center"/>
+              <w:rPr>
+                <w:rFonts w:ascii="Times New Roman" w:hAnsi="Times New Roman"/>
+                <w:sz w:val="28"/>
+                <w:szCs w:val="28"/>
+              </w:rPr>
+            </w:pPr>
+            <w:r>
+              <w:rPr>
+                <w:rFonts w:ascii="Times New Roman" w:hAnsi="Times New Roman"/>
+                <w:sz w:val="28"/>
+                <w:szCs w:val="28"/>
+              </w:rPr>
+              <w:t>14</w:t>
+            </w:r>
+          </w:p>
+        </w:tc>
+        <w:tc>
+          <w:tcPr>
+            <w:tcW w:w="4958" w:type="dxa"/>
+          </w:tcPr>
+          <w:p>
+            <w:pPr>
+              <w:spacing w:line="360" w:lineRule="auto"/>
+              <w:jc w:val="both"/>
+              <w:rPr>
+                <w:rFonts w:ascii="Times New Roman" w:hAnsi="Times New Roman"/>
+                <w:sz w:val="28"/>
+                <w:szCs w:val="28"/>
+              </w:rPr>
+            </w:pPr>
+            <w:r>
+              <w:rPr>
+                <w:rFonts w:ascii="Times New Roman" w:hAnsi="Times New Roman"/>
+                <w:sz w:val="28"/>
+                <w:szCs w:val="28"/>
+              </w:rPr>
+              <w:t>Вход в учетную запись</w:t>
+            </w:r>
+          </w:p>
+        </w:tc>
+        <w:tc>
+          <w:tcPr>
+            <w:tcW w:w="3115" w:type="dxa"/>
+          </w:tcPr>
+          <w:p>
+            <w:pPr>
+              <w:spacing w:line="360" w:lineRule="auto"/>
+              <w:jc w:val="both"/>
+              <w:rPr>
+                <w:rFonts w:ascii="Times New Roman" w:hAnsi="Times New Roman"/>
+                <w:sz w:val="28"/>
+                <w:szCs w:val="28"/>
+              </w:rPr>
+            </w:pPr>
+            <w:r>
+              <w:rPr>
+                <w:rFonts w:ascii="Times New Roman" w:hAnsi="Times New Roman"/>
+                <w:sz w:val="28"/>
+                <w:szCs w:val="28"/>
+              </w:rPr>
+              <w:t>Пройден</w:t>
+            </w:r>
+          </w:p>
+        </w:tc>
+      </w:tr>
+    </w:tbl>
+    <w:p>
+      <w:pPr>
+        <w:pStyle w:val="afff0"/>
+        <w:ind w:firstLine="0"/>
+      </w:pPr>
+    </w:p>
+    <w:p>
+      <w:pPr>
+        <w:pStyle w:val="afff0"/>
+        <w:ind w:hanging="426"/>
+      </w:pPr>
+      <w:r>
+        <w:rPr>
+          <w:noProof/>
+        </w:rPr>
+        <w:lastRenderedPageBreak/>
+        <w:drawing>
+          <wp:inline distT="0" distB="0" distL="0" distR="0" wp14:anchorId="338F804A" wp14:editId="23395A79">
+            <wp:extent cx="6190948" cy="3581400"/>
+            <wp:effectExtent l="0" t="0" r="635" b="0"/>
+            <wp:docPr id="1593473666" name="Рисунок 1"/>
+            <wp:cNvGraphicFramePr>
+              <a:graphicFrameLocks xmlns:a="http://schemas.openxmlformats.org/drawingml/2006/main" noChangeAspect="1"/>
+            </wp:cNvGraphicFramePr>
+            <a:graphic xmlns:a="http://schemas.openxmlformats.org/drawingml/2006/main">
+              <a:graphicData uri="http://schemas.openxmlformats.org/drawingml/2006/picture">
+                <pic:pic xmlns:pic="http://schemas.openxmlformats.org/drawingml/2006/picture">
+                  <pic:nvPicPr>
+                    <pic:cNvPr id="0" name="Picture 2"/>
+                    <pic:cNvPicPr>
+                      <a:picLocks noChangeAspect="1" noChangeArrowheads="1"/>
+                    </pic:cNvPicPr>
+                  </pic:nvPicPr>
+                  <pic:blipFill>
+                    <a:blip r:embed="rId16">
+                      <a:extLst>
+                        <a:ext uri="{28A0092B-C50C-407E-A947-70E740481C1C}">
+                          <a14:useLocalDpi xmlns:a14="http://schemas.microsoft.com/office/drawing/2010/main" val="0"/>
+                        </a:ext>
+                      </a:extLst>
+                    </a:blip>
+                    <a:srcRect/>
+                    <a:stretch>
+                      <a:fillRect/>
+                    </a:stretch>
+                  </pic:blipFill>
+                  <pic:spPr bwMode="auto">
+                    <a:xfrm>
+                      <a:off x="0" y="0"/>
+                      <a:ext cx="6245400" cy="3612900"/>
+                    </a:xfrm>
+                    <a:prstGeom prst="rect">
+                      <a:avLst/>
+                    </a:prstGeom>
+                    <a:noFill/>
+                  </pic:spPr>
+                </pic:pic>
+              </a:graphicData>
+            </a:graphic>
+          </wp:inline>
+        </w:drawing>
+      </w:r>
+    </w:p>
+    <w:p>
+      <w:pPr>
+        <w:pStyle w:val="a1"/>
+      </w:pPr>
+      <w:r>
+        <w:t>Учет запчастей и инструмента</w:t>
+      </w:r>
+    </w:p>
+    <w:p>
+      <w:pPr>
+        <w:pStyle w:val="afff0"/>
+        <w:ind w:hanging="709"/>
+      </w:pPr>
+      <w:r>
+        <w:rPr>
+          <w:noProof/>
+        </w:rPr>
+        <w:drawing>
+          <wp:inline distT="0" distB="0" distL="0" distR="0" wp14:anchorId="6A508F13" wp14:editId="2F8DB1CE">
+            <wp:extent cx="6659593" cy="2083170"/>
+            <wp:effectExtent l="0" t="0" r="8255" b="0"/>
+            <wp:docPr id="10" name="Рисунок 1"/>
+            <wp:cNvGraphicFramePr>
+              <a:graphicFrameLocks xmlns:a="http://schemas.openxmlformats.org/drawingml/2006/main" noChangeAspect="1"/>
+            </wp:cNvGraphicFramePr>
+            <a:graphic xmlns:a="http://schemas.openxmlformats.org/drawingml/2006/main">
+              <a:graphicData uri="http://schemas.openxmlformats.org/drawingml/2006/picture">
+                <pic:pic xmlns:pic="http://schemas.openxmlformats.org/drawingml/2006/picture">
+                  <pic:nvPicPr>
+                    <pic:cNvPr id="10" name="Рисунок 10"/>
+                    <pic:cNvPicPr>
+                      <a:picLocks noChangeAspect="1"/>
+                    </pic:cNvPicPr>
+                  </pic:nvPicPr>
+                  <pic:blipFill>
+                    <a:blip r:embed="rId17"/>
+                    <a:stretch>
+                      <a:fillRect/>
+                    </a:stretch>
+                  </pic:blipFill>
+                  <pic:spPr>
+                    <a:xfrm>
+                      <a:off x="0" y="0"/>
+                      <a:ext cx="6707462" cy="2098144"/>
+                    </a:xfrm>
+                    <a:prstGeom prst="rect">
+                      <a:avLst/>
+                    </a:prstGeom>
+                  </pic:spPr>
+                </pic:pic>
+              </a:graphicData>
+            </a:graphic>
+          </wp:inline>
+        </w:drawing>
+      </w:r>
+    </w:p>
+    <w:p>
+      <w:pPr>
+        <w:pStyle w:val="a1"/>
+        <w:rPr>
+          <w:szCs w:val="28"/>
+        </w:rPr>
+      </w:pPr>
+      <w:r>
+        <w:rPr>
+          <w:szCs w:val="28"/>
+        </w:rPr>
+        <w:t>Регламентное ТО и ремонт</w:t>
+      </w:r>
+    </w:p>
+    <w:p>
+      <w:pPr>
+        <w:pStyle w:val="afff0"/>
+      </w:pPr>
+      <w:r>
+        <w:t>При выполнении теста №</w:t>
+      </w:r>
+      <w:r>
+        <w:t>9 в первой версии разрабатываемого приложения</w:t>
+      </w:r>
+      <w:r>
+        <w:t xml:space="preserve"> был</w:t>
+      </w:r>
+      <w:r>
+        <w:t>а выявлена ошибка, которая была исправлена в последующих версиях.</w:t>
+      </w:r>
+    </w:p>
+    <w:p>
+      <w:pPr>
+        <w:pStyle w:val="afff0"/>
+        <w:ind w:hanging="709"/>
+      </w:pPr>
+      <w:r>
+        <w:rPr>
+          <w:noProof/>
+        </w:rPr>
+        <w:lastRenderedPageBreak/>
+        <w:drawing>
+          <wp:inline distT="0" distB="0" distL="0" distR="0" wp14:anchorId="69EB06DF" wp14:editId="78738D72">
+            <wp:extent cx="6769619" cy="966158"/>
+            <wp:effectExtent l="0" t="0" r="0" b="5715"/>
+            <wp:docPr id="11" name="Рисунок 1"/>
+            <wp:cNvGraphicFramePr>
+              <a:graphicFrameLocks xmlns:a="http://schemas.openxmlformats.org/drawingml/2006/main" noChangeAspect="1"/>
+            </wp:cNvGraphicFramePr>
+            <a:graphic xmlns:a="http://schemas.openxmlformats.org/drawingml/2006/main">
+              <a:graphicData uri="http://schemas.openxmlformats.org/drawingml/2006/picture">
+                <pic:pic xmlns:pic="http://schemas.openxmlformats.org/drawingml/2006/picture">
+                  <pic:nvPicPr>
+                    <pic:cNvPr id="11" name="Рисунок 11"/>
+                    <pic:cNvPicPr>
+                      <a:picLocks noChangeAspect="1"/>
+                    </pic:cNvPicPr>
+                  </pic:nvPicPr>
+                  <pic:blipFill>
+                    <a:blip r:embed="rId18"/>
+                    <a:stretch>
+                      <a:fillRect/>
+                    </a:stretch>
+                  </pic:blipFill>
+                  <pic:spPr>
+                    <a:xfrm>
+                      <a:off x="0" y="0"/>
+                      <a:ext cx="6815290" cy="972676"/>
+                    </a:xfrm>
+                    <a:prstGeom prst="rect">
+                      <a:avLst/>
+                    </a:prstGeom>
+                  </pic:spPr>
+                </pic:pic>
+              </a:graphicData>
+            </a:graphic>
+          </wp:inline>
+        </w:drawing>
+      </w:r>
+    </w:p>
+    <w:p>
+      <w:pPr>
+        <w:pStyle w:val="a1"/>
+      </w:pPr>
+      <w:r>
+        <w:t>НПС</w:t>
+      </w:r>
+    </w:p>
+    <w:p>
+      <w:pPr>
+        <w:ind w:hanging="142"/>
+        <w:rPr>
+          <w:rFonts w:ascii="Times New Roman" w:hAnsi="Times New Roman"/>
+          <w:noProof/>
+          <w:sz w:val="28"/>
+        </w:rPr>
+      </w:pPr>
+      <w:r>
+        <w:rPr>
+          <w:noProof/>
+        </w:rPr>
+        <w:drawing>
+          <wp:inline distT="0" distB="0" distL="0" distR="0" wp14:anchorId="040658F6" wp14:editId="028F834D">
+            <wp:extent cx="5727940" cy="3841830"/>
+            <wp:effectExtent l="0" t="0" r="6350" b="6350"/>
+            <wp:docPr id="7" name="Рисунок 1"/>
+            <wp:cNvGraphicFramePr>
+              <a:graphicFrameLocks xmlns:a="http://schemas.openxmlformats.org/drawingml/2006/main" noChangeAspect="1"/>
+            </wp:cNvGraphicFramePr>
+            <a:graphic xmlns:a="http://schemas.openxmlformats.org/drawingml/2006/main">
+              <a:graphicData uri="http://schemas.openxmlformats.org/drawingml/2006/picture">
+                <pic:pic xmlns:pic="http://schemas.openxmlformats.org/drawingml/2006/picture">
+                  <pic:nvPicPr>
+                    <pic:cNvPr id="7" name="Рисунок 7"/>
+                    <pic:cNvPicPr>
+                      <a:picLocks noChangeAspect="1"/>
+                    </pic:cNvPicPr>
+                  </pic:nvPicPr>
+                  <pic:blipFill>
+                    <a:blip r:embed="rId19"/>
+                    <a:stretch>
+                      <a:fillRect/>
+                    </a:stretch>
+                  </pic:blipFill>
+                  <pic:spPr>
+                    <a:xfrm>
+                      <a:off x="0" y="0"/>
+                      <a:ext cx="5735648" cy="3847000"/>
+                    </a:xfrm>
+                    <a:prstGeom prst="rect">
+                      <a:avLst/>
+                    </a:prstGeom>
+                  </pic:spPr>
+                </pic:pic>
+              </a:graphicData>
+            </a:graphic>
+          </wp:inline>
+        </w:drawing>
+      </w:r>
+    </w:p>
+    <w:p>
+      <w:pPr>
+        <w:pStyle w:val="a1"/>
+      </w:pPr>
+      <w:r>
+        <w:t>Отчет о ремонтах автомобилей</w:t>
+      </w:r>
+    </w:p>
+    <w:p>
+      <w:pPr>
+        <w:pStyle w:val="a3"/>
+      </w:pPr>
+      <w:bookmarkStart w:id="41" w:name="_Toc230966904"/>
       <w:r>
         <w:t>Внедрение и начальное заполнение</w:t>
       </w:r>
+      <w:bookmarkEnd w:id="41"/>
     </w:p>
     <w:p>
       <w:pPr>
         <w:pStyle w:val="afff0"/>
       </w:pPr>
       <w:r>
-        <w:t>Заключительный этап разработки был направлен на подготовку системы к эксплуатации. Основные задачи: обеспечить возможность быстрого ввода существующих запасов (начальных остатков)</w:t>
-      </w:r>
-      <w:r>
-        <w:t xml:space="preserve"> и </w:t>
-      </w:r>
-      <w:r>
-        <w:t>передать систему пользователю</w:t>
-      </w:r>
-      <w:r>
-        <w:t>.</w:t>
+        <w:t>Заключительный этап разработки был направлен на подготовку системы к эксплуатации. Основные задачи: обеспечить возможность ввода существующих запасов (начальных остатков) и передать систему пользователю.</w:t>
       </w:r>
     </w:p>
     <w:p>
@@ -9666,31 +12806,11 @@
         <w:pStyle w:val="afff0"/>
       </w:pPr>
       <w:r>
-        <w:t>На основе требований разработчиком создана внешняя обработка «Ввод начальных остатков». Обработка содержит:</w:t>
-      </w:r>
-    </w:p>
-    <w:p>
-      <w:pPr>
-        <w:pStyle w:val="a0"/>
-      </w:pPr>
-      <w:r>
-        <w:t>Реквизит «Место хранения» (выбор из справочника «Места хранения»).</w:t>
-      </w:r>
-    </w:p>
-    <w:p>
-      <w:pPr>
-        <w:pStyle w:val="a0"/>
-      </w:pPr>
-      <w:r>
-        <w:t>Табличную часть с колонками: «Номенклатура» (выбор из справочника), «Количество» (число).</w:t>
-      </w:r>
-    </w:p>
-    <w:p>
-      <w:pPr>
-        <w:pStyle w:val="a0"/>
-      </w:pPr>
-      <w:r>
-        <w:t>Кнопку «Заполнить остатки», которая формирует движения по регистру «Остатки запчастей» без создания документов.</w:t>
+        <w:t xml:space="preserve">Для ввода уже имеющихся в гараже запчастей и инструмента используется ручной ввод через документ «Приходная накладная». Поскольку система начинает работу с нулевыми остатками, все запчасти, которые уже </w:t>
+      </w:r>
+      <w:r>
+        <w:lastRenderedPageBreak/>
+        <w:t>находятся в гараже на момент начала эксплуатации, необходимо внести в базу данных в качестве начальных остатков.</w:t>
       </w:r>
     </w:p>
     <w:p>
@@ -9698,7 +12818,13 @@
         <w:pStyle w:val="afff0"/>
       </w:pPr>
       <w:r>
-        <w:t>Реализован механизм сохранения начальных остатков. При нажатии кнопки система для каждой строки табличной части формирует запись в регистре «Остатки запчастей» с видом движения «Приход». Если запись уже существует – количество суммируется.</w:t>
+        <w:t>Процесс ввода начальных остатков выглядит следующим образом:</w:t>
+      </w:r>
+      <w:r>
+        <w:t xml:space="preserve"> п</w:t>
+      </w:r>
+      <w:r>
+        <w:t>ользователь последовательно создаёт документы поступления для каждой позиции или группы однородных позиций.</w:t>
       </w:r>
     </w:p>
     <w:p>
@@ -9706,6 +12832,171 @@
         <w:pStyle w:val="afff0"/>
       </w:pPr>
       <w:r>
+        <w:t>После заполнения и проведения документа «Приходная накладная» система автоматически формирует движения по регистру «Остатки запчастей», увеличивая остатки на указанное количество. В дальнейшем эти запчасти будут учитываться при контроле остатков и списании.</w:t>
+      </w:r>
+    </w:p>
+    <w:p>
+      <w:pPr>
+        <w:pStyle w:val="afff0"/>
+      </w:pPr>
+      <w:r>
+        <w:t>Для установки информационной системы на компьютер пользователя необходимо выполнить следующие шаги:</w:t>
+      </w:r>
+    </w:p>
+    <w:p>
+      <w:pPr>
+        <w:pStyle w:val="a"/>
+        <w:numPr>
+          <w:ilvl w:val="0"/>
+          <w:numId w:val="45"/>
+        </w:numPr>
+      </w:pPr>
+      <w:r>
+        <w:t>Получение дистрибутива конфигурации. Пользователь должен скопировать файл конфигурации (1cv8.cf) из репозитория проекта в локальную директорию (например, C:\1C_Projects\MyGarage).</w:t>
+      </w:r>
+    </w:p>
+    <w:p>
+      <w:pPr>
+        <w:pStyle w:val="a"/>
+        <w:numPr>
+          <w:ilvl w:val="0"/>
+          <w:numId w:val="45"/>
+        </w:numPr>
+      </w:pPr>
+      <w:r>
+        <w:t>Запуск платформы 1</w:t>
+      </w:r>
+      <w:proofErr w:type="gramStart"/>
+      <w:r>
+        <w:t>С:Предприятие</w:t>
+      </w:r>
+      <w:proofErr w:type="gramEnd"/>
+      <w:r>
+        <w:t xml:space="preserve"> в режиме Конфигуратора. В окне запуска 1</w:t>
+      </w:r>
+      <w:proofErr w:type="gramStart"/>
+      <w:r>
+        <w:t>С:Предприятие</w:t>
+      </w:r>
+      <w:proofErr w:type="gramEnd"/>
+      <w:r>
+        <w:t xml:space="preserve"> необходимо нажать кнопку «Добавить» для создания новой информационной базы.</w:t>
+      </w:r>
+    </w:p>
+    <w:p>
+      <w:pPr>
+        <w:pStyle w:val="a"/>
+        <w:numPr>
+          <w:ilvl w:val="0"/>
+          <w:numId w:val="45"/>
+        </w:numPr>
+      </w:pPr>
+      <w:r>
+        <w:t xml:space="preserve">Создание пустой информационной базы. В мастере добавления следует выбрать опцию «Создание новой информационной базы», затем </w:t>
+      </w:r>
+      <w:r>
+        <w:t xml:space="preserve">– </w:t>
+      </w:r>
+      <w:r>
+        <w:t>«Создание базы без конфигурации». Указать наименование базы (например, «Гаражный учёт») и путь к каталогу базы данных.</w:t>
+      </w:r>
+    </w:p>
+    <w:p>
+      <w:pPr>
+        <w:pStyle w:val="a"/>
+        <w:numPr>
+          <w:ilvl w:val="0"/>
+          <w:numId w:val="45"/>
+        </w:numPr>
+      </w:pPr>
+      <w:r>
+        <w:t>Открытие Конфигуратора. Созданную базу необходимо выделить в списке информационных баз и нажать кнопку «Конфигуратор».</w:t>
+      </w:r>
+    </w:p>
+    <w:p>
+      <w:pPr>
+        <w:pStyle w:val="a"/>
+        <w:numPr>
+          <w:ilvl w:val="0"/>
+          <w:numId w:val="45"/>
+        </w:numPr>
+      </w:pPr>
+      <w:r>
+        <w:t>Загрузка конфигурации из файла. В меню Конфигуратора выбрать «Администрирование»</w:t>
+      </w:r>
+      <w:r>
+        <w:t>,</w:t>
+      </w:r>
+      <w:r>
+        <w:t xml:space="preserve"> «Загрузить информационную базу». В диалоговом окне указать путь к файлу 1cv8.cf, полученному на шаге 1, и подтвердить загрузку.</w:t>
+      </w:r>
+    </w:p>
+    <w:p>
+      <w:pPr>
+        <w:pStyle w:val="a"/>
+        <w:numPr>
+          <w:ilvl w:val="0"/>
+          <w:numId w:val="45"/>
+        </w:numPr>
+      </w:pPr>
+      <w:r>
+        <w:lastRenderedPageBreak/>
+        <w:t>Обновление конфигурации базы данных. После успешной загрузки следует открыть конфигурацию через меню «Конфигурация»</w:t>
+      </w:r>
+      <w:r>
+        <w:t>,</w:t>
+      </w:r>
+      <w:r>
+        <w:t xml:space="preserve"> «Открыть конфигурацию». Затем выполнить команду «Конфигурация»</w:t>
+      </w:r>
+      <w:r>
+        <w:t>,</w:t>
+      </w:r>
+      <w:r>
+        <w:t xml:space="preserve"> «Обновить конфигурацию базы данных» (или нажать клавишу F7). Все запросы системы подтвердить.</w:t>
+      </w:r>
+    </w:p>
+    <w:p>
+      <w:pPr>
+        <w:pStyle w:val="a"/>
+        <w:numPr>
+          <w:ilvl w:val="0"/>
+          <w:numId w:val="45"/>
+        </w:numPr>
+      </w:pPr>
+      <w:r>
+        <w:t>Запуск информационной системы в пользовательском режиме. После завершения обновления необходимо закрыть Конфигуратор, вернуться в окно запуска 1</w:t>
+      </w:r>
+      <w:proofErr w:type="gramStart"/>
+      <w:r>
+        <w:t>С:Предприятие</w:t>
+      </w:r>
+      <w:proofErr w:type="gramEnd"/>
+      <w:r>
+        <w:t xml:space="preserve"> и открыть созданную базу в режиме «1</w:t>
+      </w:r>
+      <w:proofErr w:type="gramStart"/>
+      <w:r>
+        <w:t>С:Предприятие</w:t>
+      </w:r>
+      <w:proofErr w:type="gramEnd"/>
+      <w:r>
+        <w:t>».</w:t>
+      </w:r>
+    </w:p>
+    <w:p>
+      <w:pPr>
+        <w:pStyle w:val="afff0"/>
+      </w:pPr>
+      <w:r>
+        <w:t>После выполнения указанных шагов система готова к вводу данных. Пользователь может приступить к заполнению справочников (автомобили, номенклатура, места хранения) и вводу начальных остатков через документы «Приходная накладная».</w:t>
+      </w:r>
+    </w:p>
+    <w:p>
+      <w:pPr>
+        <w:pStyle w:val="afff0"/>
+      </w:pPr>
+      <w:r>
         <w:br w:type="page"/>
       </w:r>
     </w:p>
@@ -9713,14 +13004,16 @@
       <w:pPr>
         <w:pStyle w:val="afff1"/>
       </w:pPr>
-      <w:bookmarkStart w:id="10" w:name="_Toc146714463"/>
-      <w:bookmarkStart w:id="11" w:name="_Toc146718951"/>
+      <w:bookmarkStart w:id="42" w:name="_Toc146714463"/>
+      <w:bookmarkStart w:id="43" w:name="_Toc146718951"/>
+      <w:bookmarkStart w:id="44" w:name="_Toc230966905"/>
       <w:r>
         <w:lastRenderedPageBreak/>
         <w:t>Заключение</w:t>
       </w:r>
-      <w:bookmarkEnd w:id="10"/>
-      <w:bookmarkEnd w:id="11"/>
+      <w:bookmarkEnd w:id="42"/>
+      <w:bookmarkEnd w:id="43"/>
+      <w:bookmarkEnd w:id="44"/>
     </w:p>
     <w:p>
       <w:pPr>
@@ -9916,7 +13209,7 @@
 </file>
 
 <file path=word/endnotes.xml><?xml version="1.0" encoding="utf-8"?>
-<w:endnotes xmlns:wpc="http://schemas.microsoft.com/office/word/2010/wordprocessingCanvas" xmlns:cx="http://schemas.microsoft.com/office/drawing/2014/chartex" xmlns:cx1="http://schemas.microsoft.com/office/drawing/2015/9/8/chartex" xmlns:cx2="http://schemas.microsoft.com/office/drawing/2015/10/21/chartex" xmlns:cx3="http://schemas.microsoft.com/office/drawing/2016/5/9/chartex" xmlns:cx4="http://schemas.microsoft.com/office/drawing/2016/5/10/chartex" xmlns:cx5="http://schemas.microsoft.com/office/drawing/2016/5/11/chartex" xmlns:cx6="http://schemas.microsoft.com/office/drawing/2016/5/12/chartex" xmlns:cx7="http://schemas.microsoft.com/office/drawing/2016/5/13/chartex" xmlns:cx8="http://schemas.microsoft.com/office/drawing/2016/5/14/chartex" xmlns:mc="http://schemas.openxmlformats.org/markup-compatibility/2006" xmlns:aink="http://schemas.microsoft.com/office/drawing/2016/ink" xmlns:am3d="http://schemas.microsoft.com/office/drawing/2017/model3d" xmlns:o="urn:schemas-microsoft-com:office:office" xmlns:r="http://schemas.openxmlformats.org/officeDocument/2006/relationships" xmlns:m="http://schemas.openxmlformats.org/officeDocument/2006/math" xmlns:v="urn:schemas-microsoft-com:vml" xmlns:wp14="http://schemas.microsoft.com/office/word/2010/wordprocessingDrawing" xmlns:wp="http://schemas.openxmlformats.org/drawingml/2006/wordprocessingDrawing" xmlns:w10="urn:schemas-microsoft-com:office:word" xmlns:w="http://schemas.openxmlformats.org/wordprocessingml/2006/main" xmlns:w14="http://schemas.microsoft.com/office/word/2010/wordml" xmlns:w15="http://schemas.microsoft.com/office/word/2012/wordml" xmlns:w16cex="http://schemas.microsoft.com/office/word/2018/wordml/cex" xmlns:w16cid="http://schemas.microsoft.com/office/word/2016/wordml/cid" xmlns:w16="http://schemas.microsoft.com/office/word/2018/wordml" xmlns:w16sdtdh="http://schemas.microsoft.com/office/word/2020/wordml/sdtdatahash" xmlns:w16se="http://schemas.microsoft.com/office/word/2015/wordml/symex" xmlns:wpg="http://schemas.microsoft.com/office/word/2010/wordprocessingGroup" xmlns:wpi="http://schemas.microsoft.com/office/word/2010/wordprocessingInk" xmlns:wne="http://schemas.microsoft.com/office/word/2006/wordml" xmlns:wps="http://schemas.microsoft.com/office/word/2010/wordprocessingShape" mc:Ignorable="w14 w15 w16se w16cid w16 w16cex w16sdtdh wp14">
+<w:endnotes xmlns:wpc="http://schemas.microsoft.com/office/word/2010/wordprocessingCanvas" xmlns:cx="http://schemas.microsoft.com/office/drawing/2014/chartex" xmlns:cx1="http://schemas.microsoft.com/office/drawing/2015/9/8/chartex" xmlns:cx2="http://schemas.microsoft.com/office/drawing/2015/10/21/chartex" xmlns:cx3="http://schemas.microsoft.com/office/drawing/2016/5/9/chartex" xmlns:cx4="http://schemas.microsoft.com/office/drawing/2016/5/10/chartex" xmlns:cx5="http://schemas.microsoft.com/office/drawing/2016/5/11/chartex" xmlns:cx6="http://schemas.microsoft.com/office/drawing/2016/5/12/chartex" xmlns:cx7="http://schemas.microsoft.com/office/drawing/2016/5/13/chartex" xmlns:cx8="http://schemas.microsoft.com/office/drawing/2016/5/14/chartex" xmlns:mc="http://schemas.openxmlformats.org/markup-compatibility/2006" xmlns:aink="http://schemas.microsoft.com/office/drawing/2016/ink" xmlns:am3d="http://schemas.microsoft.com/office/drawing/2017/model3d" xmlns:o="urn:schemas-microsoft-com:office:office" xmlns:oel="http://schemas.microsoft.com/office/2019/extlst" xmlns:r="http://schemas.openxmlformats.org/officeDocument/2006/relationships" xmlns:m="http://schemas.openxmlformats.org/officeDocument/2006/math" xmlns:v="urn:schemas-microsoft-com:vml" xmlns:wp14="http://schemas.microsoft.com/office/word/2010/wordprocessingDrawing" xmlns:wp="http://schemas.openxmlformats.org/drawingml/2006/wordprocessingDrawing" xmlns:w10="urn:schemas-microsoft-com:office:word" xmlns:w="http://schemas.openxmlformats.org/wordprocessingml/2006/main" xmlns:w14="http://schemas.microsoft.com/office/word/2010/wordml" xmlns:w15="http://schemas.microsoft.com/office/word/2012/wordml" xmlns:w16cex="http://schemas.microsoft.com/office/word/2018/wordml/cex" xmlns:w16cid="http://schemas.microsoft.com/office/word/2016/wordml/cid" xmlns:w16="http://schemas.microsoft.com/office/word/2018/wordml" xmlns:w16du="http://schemas.microsoft.com/office/word/2023/wordml/word16du" xmlns:w16sdtdh="http://schemas.microsoft.com/office/word/2020/wordml/sdtdatahash" xmlns:w16sdtfl="http://schemas.microsoft.com/office/word/2024/wordml/sdtformatlock" xmlns:w16se="http://schemas.microsoft.com/office/word/2015/wordml/symex" xmlns:wpg="http://schemas.microsoft.com/office/word/2010/wordprocessingGroup" xmlns:wpi="http://schemas.microsoft.com/office/word/2010/wordprocessingInk" xmlns:wne="http://schemas.microsoft.com/office/word/2006/wordml" xmlns:wps="http://schemas.microsoft.com/office/word/2010/wordprocessingShape" mc:Ignorable="w14 w15 w16se w16cid w16 w16cex w16sdtdh w16sdtfl w16du wp14">
   <w:endnote w:type="separator" w:id="-1">
     <w:p>
       <w:pPr>
@@ -9943,7 +13236,7 @@
 </file>
 
 <file path=word/footer1.xml><?xml version="1.0" encoding="utf-8"?>
-<w:ftr xmlns:wpc="http://schemas.microsoft.com/office/word/2010/wordprocessingCanvas" xmlns:cx="http://schemas.microsoft.com/office/drawing/2014/chartex" xmlns:cx1="http://schemas.microsoft.com/office/drawing/2015/9/8/chartex" xmlns:cx2="http://schemas.microsoft.com/office/drawing/2015/10/21/chartex" xmlns:cx3="http://schemas.microsoft.com/office/drawing/2016/5/9/chartex" xmlns:cx4="http://schemas.microsoft.com/office/drawing/2016/5/10/chartex" xmlns:cx5="http://schemas.microsoft.com/office/drawing/2016/5/11/chartex" xmlns:cx6="http://schemas.microsoft.com/office/drawing/2016/5/12/chartex" xmlns:cx7="http://schemas.microsoft.com/office/drawing/2016/5/13/chartex" xmlns:cx8="http://schemas.microsoft.com/office/drawing/2016/5/14/chartex" xmlns:mc="http://schemas.openxmlformats.org/markup-compatibility/2006" xmlns:aink="http://schemas.microsoft.com/office/drawing/2016/ink" xmlns:am3d="http://schemas.microsoft.com/office/drawing/2017/model3d" xmlns:o="urn:schemas-microsoft-com:office:office" xmlns:r="http://schemas.openxmlformats.org/officeDocument/2006/relationships" xmlns:m="http://schemas.openxmlformats.org/officeDocument/2006/math" xmlns:v="urn:schemas-microsoft-com:vml" xmlns:wp14="http://schemas.microsoft.com/office/word/2010/wordprocessingDrawing" xmlns:wp="http://schemas.openxmlformats.org/drawingml/2006/wordprocessingDrawing" xmlns:w10="urn:schemas-microsoft-com:office:word" xmlns:w="http://schemas.openxmlformats.org/wordprocessingml/2006/main" xmlns:w14="http://schemas.microsoft.com/office/word/2010/wordml" xmlns:w15="http://schemas.microsoft.com/office/word/2012/wordml" xmlns:w16cex="http://schemas.microsoft.com/office/word/2018/wordml/cex" xmlns:w16cid="http://schemas.microsoft.com/office/word/2016/wordml/cid" xmlns:w16="http://schemas.microsoft.com/office/word/2018/wordml" xmlns:w16sdtdh="http://schemas.microsoft.com/office/word/2020/wordml/sdtdatahash" xmlns:w16se="http://schemas.microsoft.com/office/word/2015/wordml/symex" xmlns:wpg="http://schemas.microsoft.com/office/word/2010/wordprocessingGroup" xmlns:wpi="http://schemas.microsoft.com/office/word/2010/wordprocessingInk" xmlns:wne="http://schemas.microsoft.com/office/word/2006/wordml" xmlns:wps="http://schemas.microsoft.com/office/word/2010/wordprocessingShape" mc:Ignorable="w14 w15 w16se w16cid w16 w16cex w16sdtdh wp14">
+<w:ftr xmlns:wpc="http://schemas.microsoft.com/office/word/2010/wordprocessingCanvas" xmlns:cx="http://schemas.microsoft.com/office/drawing/2014/chartex" xmlns:cx1="http://schemas.microsoft.com/office/drawing/2015/9/8/chartex" xmlns:cx2="http://schemas.microsoft.com/office/drawing/2015/10/21/chartex" xmlns:cx3="http://schemas.microsoft.com/office/drawing/2016/5/9/chartex" xmlns:cx4="http://schemas.microsoft.com/office/drawing/2016/5/10/chartex" xmlns:cx5="http://schemas.microsoft.com/office/drawing/2016/5/11/chartex" xmlns:cx6="http://schemas.microsoft.com/office/drawing/2016/5/12/chartex" xmlns:cx7="http://schemas.microsoft.com/office/drawing/2016/5/13/chartex" xmlns:cx8="http://schemas.microsoft.com/office/drawing/2016/5/14/chartex" xmlns:mc="http://schemas.openxmlformats.org/markup-compatibility/2006" xmlns:aink="http://schemas.microsoft.com/office/drawing/2016/ink" xmlns:am3d="http://schemas.microsoft.com/office/drawing/2017/model3d" xmlns:o="urn:schemas-microsoft-com:office:office" xmlns:oel="http://schemas.microsoft.com/office/2019/extlst" xmlns:r="http://schemas.openxmlformats.org/officeDocument/2006/relationships" xmlns:m="http://schemas.openxmlformats.org/officeDocument/2006/math" xmlns:v="urn:schemas-microsoft-com:vml" xmlns:wp14="http://schemas.microsoft.com/office/word/2010/wordprocessingDrawing" xmlns:wp="http://schemas.openxmlformats.org/drawingml/2006/wordprocessingDrawing" xmlns:w10="urn:schemas-microsoft-com:office:word" xmlns:w="http://schemas.openxmlformats.org/wordprocessingml/2006/main" xmlns:w14="http://schemas.microsoft.com/office/word/2010/wordml" xmlns:w15="http://schemas.microsoft.com/office/word/2012/wordml" xmlns:w16cex="http://schemas.microsoft.com/office/word/2018/wordml/cex" xmlns:w16cid="http://schemas.microsoft.com/office/word/2016/wordml/cid" xmlns:w16="http://schemas.microsoft.com/office/word/2018/wordml" xmlns:w16du="http://schemas.microsoft.com/office/word/2023/wordml/word16du" xmlns:w16sdtdh="http://schemas.microsoft.com/office/word/2020/wordml/sdtdatahash" xmlns:w16sdtfl="http://schemas.microsoft.com/office/word/2024/wordml/sdtformatlock" xmlns:w16se="http://schemas.microsoft.com/office/word/2015/wordml/symex" xmlns:wpg="http://schemas.microsoft.com/office/word/2010/wordprocessingGroup" xmlns:wpi="http://schemas.microsoft.com/office/word/2010/wordprocessingInk" xmlns:wne="http://schemas.microsoft.com/office/word/2006/wordml" xmlns:wps="http://schemas.microsoft.com/office/word/2010/wordprocessingShape" mc:Ignorable="w14 w15 w16se w16cid w16 w16cex w16sdtdh w16sdtfl w16du wp14">
   <w:sdt>
     <w:sdtPr>
       <w:id w:val="-1050303076"/>
@@ -9952,7 +13245,6 @@
         <w:docPartUnique/>
       </w:docPartObj>
     </w:sdtPr>
-    <w:sdtEndPr/>
     <w:sdtContent>
       <w:p>
         <w:pPr>
@@ -10013,7 +13305,7 @@
 </file>
 
 <file path=word/footer2.xml><?xml version="1.0" encoding="utf-8"?>
-<w:ftr xmlns:wpc="http://schemas.microsoft.com/office/word/2010/wordprocessingCanvas" xmlns:cx="http://schemas.microsoft.com/office/drawing/2014/chartex" xmlns:cx1="http://schemas.microsoft.com/office/drawing/2015/9/8/chartex" xmlns:cx2="http://schemas.microsoft.com/office/drawing/2015/10/21/chartex" xmlns:cx3="http://schemas.microsoft.com/office/drawing/2016/5/9/chartex" xmlns:cx4="http://schemas.microsoft.com/office/drawing/2016/5/10/chartex" xmlns:cx5="http://schemas.microsoft.com/office/drawing/2016/5/11/chartex" xmlns:cx6="http://schemas.microsoft.com/office/drawing/2016/5/12/chartex" xmlns:cx7="http://schemas.microsoft.com/office/drawing/2016/5/13/chartex" xmlns:cx8="http://schemas.microsoft.com/office/drawing/2016/5/14/chartex" xmlns:mc="http://schemas.openxmlformats.org/markup-compatibility/2006" xmlns:aink="http://schemas.microsoft.com/office/drawing/2016/ink" xmlns:am3d="http://schemas.microsoft.com/office/drawing/2017/model3d" xmlns:o="urn:schemas-microsoft-com:office:office" xmlns:r="http://schemas.openxmlformats.org/officeDocument/2006/relationships" xmlns:m="http://schemas.openxmlformats.org/officeDocument/2006/math" xmlns:v="urn:schemas-microsoft-com:vml" xmlns:wp14="http://schemas.microsoft.com/office/word/2010/wordprocessingDrawing" xmlns:wp="http://schemas.openxmlformats.org/drawingml/2006/wordprocessingDrawing" xmlns:w10="urn:schemas-microsoft-com:office:word" xmlns:w="http://schemas.openxmlformats.org/wordprocessingml/2006/main" xmlns:w14="http://schemas.microsoft.com/office/word/2010/wordml" xmlns:w15="http://schemas.microsoft.com/office/word/2012/wordml" xmlns:w16cex="http://schemas.microsoft.com/office/word/2018/wordml/cex" xmlns:w16cid="http://schemas.microsoft.com/office/word/2016/wordml/cid" xmlns:w16="http://schemas.microsoft.com/office/word/2018/wordml" xmlns:w16sdtdh="http://schemas.microsoft.com/office/word/2020/wordml/sdtdatahash" xmlns:w16se="http://schemas.microsoft.com/office/word/2015/wordml/symex" xmlns:wpg="http://schemas.microsoft.com/office/word/2010/wordprocessingGroup" xmlns:wpi="http://schemas.microsoft.com/office/word/2010/wordprocessingInk" xmlns:wne="http://schemas.microsoft.com/office/word/2006/wordml" xmlns:wps="http://schemas.microsoft.com/office/word/2010/wordprocessingShape" mc:Ignorable="w14 w15 w16se w16cid w16 w16cex w16sdtdh wp14">
+<w:ftr xmlns:wpc="http://schemas.microsoft.com/office/word/2010/wordprocessingCanvas" xmlns:cx="http://schemas.microsoft.com/office/drawing/2014/chartex" xmlns:cx1="http://schemas.microsoft.com/office/drawing/2015/9/8/chartex" xmlns:cx2="http://schemas.microsoft.com/office/drawing/2015/10/21/chartex" xmlns:cx3="http://schemas.microsoft.com/office/drawing/2016/5/9/chartex" xmlns:cx4="http://schemas.microsoft.com/office/drawing/2016/5/10/chartex" xmlns:cx5="http://schemas.microsoft.com/office/drawing/2016/5/11/chartex" xmlns:cx6="http://schemas.microsoft.com/office/drawing/2016/5/12/chartex" xmlns:cx7="http://schemas.microsoft.com/office/drawing/2016/5/13/chartex" xmlns:cx8="http://schemas.microsoft.com/office/drawing/2016/5/14/chartex" xmlns:mc="http://schemas.openxmlformats.org/markup-compatibility/2006" xmlns:aink="http://schemas.microsoft.com/office/drawing/2016/ink" xmlns:am3d="http://schemas.microsoft.com/office/drawing/2017/model3d" xmlns:o="urn:schemas-microsoft-com:office:office" xmlns:oel="http://schemas.microsoft.com/office/2019/extlst" xmlns:r="http://schemas.openxmlformats.org/officeDocument/2006/relationships" xmlns:m="http://schemas.openxmlformats.org/officeDocument/2006/math" xmlns:v="urn:schemas-microsoft-com:vml" xmlns:wp14="http://schemas.microsoft.com/office/word/2010/wordprocessingDrawing" xmlns:wp="http://schemas.openxmlformats.org/drawingml/2006/wordprocessingDrawing" xmlns:w10="urn:schemas-microsoft-com:office:word" xmlns:w="http://schemas.openxmlformats.org/wordprocessingml/2006/main" xmlns:w14="http://schemas.microsoft.com/office/word/2010/wordml" xmlns:w15="http://schemas.microsoft.com/office/word/2012/wordml" xmlns:w16cex="http://schemas.microsoft.com/office/word/2018/wordml/cex" xmlns:w16cid="http://schemas.microsoft.com/office/word/2016/wordml/cid" xmlns:w16="http://schemas.microsoft.com/office/word/2018/wordml" xmlns:w16du="http://schemas.microsoft.com/office/word/2023/wordml/word16du" xmlns:w16sdtdh="http://schemas.microsoft.com/office/word/2020/wordml/sdtdatahash" xmlns:w16sdtfl="http://schemas.microsoft.com/office/word/2024/wordml/sdtformatlock" xmlns:w16se="http://schemas.microsoft.com/office/word/2015/wordml/symex" xmlns:wpg="http://schemas.microsoft.com/office/word/2010/wordprocessingGroup" xmlns:wpi="http://schemas.microsoft.com/office/word/2010/wordprocessingInk" xmlns:wne="http://schemas.microsoft.com/office/word/2006/wordml" xmlns:wps="http://schemas.microsoft.com/office/word/2010/wordprocessingShape" mc:Ignorable="w14 w15 w16se w16cid w16 w16cex w16sdtdh w16sdtfl w16du wp14">
   <w:p>
     <w:pPr>
       <w:pStyle w:val="af0"/>
@@ -10029,7 +13321,7 @@
 </file>
 
 <file path=word/footnotes.xml><?xml version="1.0" encoding="utf-8"?>
-<w:footnotes xmlns:wpc="http://schemas.microsoft.com/office/word/2010/wordprocessingCanvas" xmlns:cx="http://schemas.microsoft.com/office/drawing/2014/chartex" xmlns:cx1="http://schemas.microsoft.com/office/drawing/2015/9/8/chartex" xmlns:cx2="http://schemas.microsoft.com/office/drawing/2015/10/21/chartex" xmlns:cx3="http://schemas.microsoft.com/office/drawing/2016/5/9/chartex" xmlns:cx4="http://schemas.microsoft.com/office/drawing/2016/5/10/chartex" xmlns:cx5="http://schemas.microsoft.com/office/drawing/2016/5/11/chartex" xmlns:cx6="http://schemas.microsoft.com/office/drawing/2016/5/12/chartex" xmlns:cx7="http://schemas.microsoft.com/office/drawing/2016/5/13/chartex" xmlns:cx8="http://schemas.microsoft.com/office/drawing/2016/5/14/chartex" xmlns:mc="http://schemas.openxmlformats.org/markup-compatibility/2006" xmlns:aink="http://schemas.microsoft.com/office/drawing/2016/ink" xmlns:am3d="http://schemas.microsoft.com/office/drawing/2017/model3d" xmlns:o="urn:schemas-microsoft-com:office:office" xmlns:r="http://schemas.openxmlformats.org/officeDocument/2006/relationships" xmlns:m="http://schemas.openxmlformats.org/officeDocument/2006/math" xmlns:v="urn:schemas-microsoft-com:vml" xmlns:wp14="http://schemas.microsoft.com/office/word/2010/wordprocessingDrawing" xmlns:wp="http://schemas.openxmlformats.org/drawingml/2006/wordprocessingDrawing" xmlns:w10="urn:schemas-microsoft-com:office:word" xmlns:w="http://schemas.openxmlformats.org/wordprocessingml/2006/main" xmlns:w14="http://schemas.microsoft.com/office/word/2010/wordml" xmlns:w15="http://schemas.microsoft.com/office/word/2012/wordml" xmlns:w16cex="http://schemas.microsoft.com/office/word/2018/wordml/cex" xmlns:w16cid="http://schemas.microsoft.com/office/word/2016/wordml/cid" xmlns:w16="http://schemas.microsoft.com/office/word/2018/wordml" xmlns:w16sdtdh="http://schemas.microsoft.com/office/word/2020/wordml/sdtdatahash" xmlns:w16se="http://schemas.microsoft.com/office/word/2015/wordml/symex" xmlns:wpg="http://schemas.microsoft.com/office/word/2010/wordprocessingGroup" xmlns:wpi="http://schemas.microsoft.com/office/word/2010/wordprocessingInk" xmlns:wne="http://schemas.microsoft.com/office/word/2006/wordml" xmlns:wps="http://schemas.microsoft.com/office/word/2010/wordprocessingShape" mc:Ignorable="w14 w15 w16se w16cid w16 w16cex w16sdtdh wp14">
+<w:footnotes xmlns:wpc="http://schemas.microsoft.com/office/word/2010/wordprocessingCanvas" xmlns:cx="http://schemas.microsoft.com/office/drawing/2014/chartex" xmlns:cx1="http://schemas.microsoft.com/office/drawing/2015/9/8/chartex" xmlns:cx2="http://schemas.microsoft.com/office/drawing/2015/10/21/chartex" xmlns:cx3="http://schemas.microsoft.com/office/drawing/2016/5/9/chartex" xmlns:cx4="http://schemas.microsoft.com/office/drawing/2016/5/10/chartex" xmlns:cx5="http://schemas.microsoft.com/office/drawing/2016/5/11/chartex" xmlns:cx6="http://schemas.microsoft.com/office/drawing/2016/5/12/chartex" xmlns:cx7="http://schemas.microsoft.com/office/drawing/2016/5/13/chartex" xmlns:cx8="http://schemas.microsoft.com/office/drawing/2016/5/14/chartex" xmlns:mc="http://schemas.openxmlformats.org/markup-compatibility/2006" xmlns:aink="http://schemas.microsoft.com/office/drawing/2016/ink" xmlns:am3d="http://schemas.microsoft.com/office/drawing/2017/model3d" xmlns:o="urn:schemas-microsoft-com:office:office" xmlns:oel="http://schemas.microsoft.com/office/2019/extlst" xmlns:r="http://schemas.openxmlformats.org/officeDocument/2006/relationships" xmlns:m="http://schemas.openxmlformats.org/officeDocument/2006/math" xmlns:v="urn:schemas-microsoft-com:vml" xmlns:wp14="http://schemas.microsoft.com/office/word/2010/wordprocessingDrawing" xmlns:wp="http://schemas.openxmlformats.org/drawingml/2006/wordprocessingDrawing" xmlns:w10="urn:schemas-microsoft-com:office:word" xmlns:w="http://schemas.openxmlformats.org/wordprocessingml/2006/main" xmlns:w14="http://schemas.microsoft.com/office/word/2010/wordml" xmlns:w15="http://schemas.microsoft.com/office/word/2012/wordml" xmlns:w16cex="http://schemas.microsoft.com/office/word/2018/wordml/cex" xmlns:w16cid="http://schemas.microsoft.com/office/word/2016/wordml/cid" xmlns:w16="http://schemas.microsoft.com/office/word/2018/wordml" xmlns:w16du="http://schemas.microsoft.com/office/word/2023/wordml/word16du" xmlns:w16sdtdh="http://schemas.microsoft.com/office/word/2020/wordml/sdtdatahash" xmlns:w16sdtfl="http://schemas.microsoft.com/office/word/2024/wordml/sdtformatlock" xmlns:w16se="http://schemas.microsoft.com/office/word/2015/wordml/symex" xmlns:wpg="http://schemas.microsoft.com/office/word/2010/wordprocessingGroup" xmlns:wpi="http://schemas.microsoft.com/office/word/2010/wordprocessingInk" xmlns:wne="http://schemas.microsoft.com/office/word/2006/wordml" xmlns:wps="http://schemas.microsoft.com/office/word/2010/wordprocessingShape" mc:Ignorable="w14 w15 w16se w16cid w16 w16cex w16sdtdh w16sdtfl w16du wp14">
   <w:footnote w:type="separator" w:id="-1">
     <w:p>
       <w:pPr>
@@ -10056,7 +13348,7 @@
 </file>
 
 <file path=word/numbering.xml><?xml version="1.0" encoding="utf-8"?>
-<w:numbering xmlns:wpc="http://schemas.microsoft.com/office/word/2010/wordprocessingCanvas" xmlns:cx="http://schemas.microsoft.com/office/drawing/2014/chartex" xmlns:cx1="http://schemas.microsoft.com/office/drawing/2015/9/8/chartex" xmlns:cx2="http://schemas.microsoft.com/office/drawing/2015/10/21/chartex" xmlns:cx3="http://schemas.microsoft.com/office/drawing/2016/5/9/chartex" xmlns:cx4="http://schemas.microsoft.com/office/drawing/2016/5/10/chartex" xmlns:cx5="http://schemas.microsoft.com/office/drawing/2016/5/11/chartex" xmlns:cx6="http://schemas.microsoft.com/office/drawing/2016/5/12/chartex" xmlns:cx7="http://schemas.microsoft.com/office/drawing/2016/5/13/chartex" xmlns:cx8="http://schemas.microsoft.com/office/drawing/2016/5/14/chartex" xmlns:mc="http://schemas.openxmlformats.org/markup-compatibility/2006" xmlns:aink="http://schemas.microsoft.com/office/drawing/2016/ink" xmlns:am3d="http://schemas.microsoft.com/office/drawing/2017/model3d" xmlns:o="urn:schemas-microsoft-com:office:office" xmlns:r="http://schemas.openxmlformats.org/officeDocument/2006/relationships" xmlns:m="http://schemas.openxmlformats.org/officeDocument/2006/math" xmlns:v="urn:schemas-microsoft-com:vml" xmlns:wp14="http://schemas.microsoft.com/office/word/2010/wordprocessingDrawing" xmlns:wp="http://schemas.openxmlformats.org/drawingml/2006/wordprocessingDrawing" xmlns:w10="urn:schemas-microsoft-com:office:word" xmlns:w="http://schemas.openxmlformats.org/wordprocessingml/2006/main" xmlns:w14="http://schemas.microsoft.com/office/word/2010/wordml" xmlns:w15="http://schemas.microsoft.com/office/word/2012/wordml" xmlns:w16cex="http://schemas.microsoft.com/office/word/2018/wordml/cex" xmlns:w16cid="http://schemas.microsoft.com/office/word/2016/wordml/cid" xmlns:w16="http://schemas.microsoft.com/office/word/2018/wordml" xmlns:w16sdtdh="http://schemas.microsoft.com/office/word/2020/wordml/sdtdatahash" xmlns:w16se="http://schemas.microsoft.com/office/word/2015/wordml/symex" xmlns:wpg="http://schemas.microsoft.com/office/word/2010/wordprocessingGroup" xmlns:wpi="http://schemas.microsoft.com/office/word/2010/wordprocessingInk" xmlns:wne="http://schemas.microsoft.com/office/word/2006/wordml" xmlns:wps="http://schemas.microsoft.com/office/word/2010/wordprocessingShape" mc:Ignorable="w14 w15 w16se w16cid w16 w16cex w16sdtdh wp14">
+<w:numbering xmlns:wpc="http://schemas.microsoft.com/office/word/2010/wordprocessingCanvas" xmlns:cx="http://schemas.microsoft.com/office/drawing/2014/chartex" xmlns:cx1="http://schemas.microsoft.com/office/drawing/2015/9/8/chartex" xmlns:cx2="http://schemas.microsoft.com/office/drawing/2015/10/21/chartex" xmlns:cx3="http://schemas.microsoft.com/office/drawing/2016/5/9/chartex" xmlns:cx4="http://schemas.microsoft.com/office/drawing/2016/5/10/chartex" xmlns:cx5="http://schemas.microsoft.com/office/drawing/2016/5/11/chartex" xmlns:cx6="http://schemas.microsoft.com/office/drawing/2016/5/12/chartex" xmlns:cx7="http://schemas.microsoft.com/office/drawing/2016/5/13/chartex" xmlns:cx8="http://schemas.microsoft.com/office/drawing/2016/5/14/chartex" xmlns:mc="http://schemas.openxmlformats.org/markup-compatibility/2006" xmlns:aink="http://schemas.microsoft.com/office/drawing/2016/ink" xmlns:am3d="http://schemas.microsoft.com/office/drawing/2017/model3d" xmlns:o="urn:schemas-microsoft-com:office:office" xmlns:oel="http://schemas.microsoft.com/office/2019/extlst" xmlns:r="http://schemas.openxmlformats.org/officeDocument/2006/relationships" xmlns:m="http://schemas.openxmlformats.org/officeDocument/2006/math" xmlns:v="urn:schemas-microsoft-com:vml" xmlns:wp14="http://schemas.microsoft.com/office/word/2010/wordprocessingDrawing" xmlns:wp="http://schemas.openxmlformats.org/drawingml/2006/wordprocessingDrawing" xmlns:w10="urn:schemas-microsoft-com:office:word" xmlns:w="http://schemas.openxmlformats.org/wordprocessingml/2006/main" xmlns:w14="http://schemas.microsoft.com/office/word/2010/wordml" xmlns:w15="http://schemas.microsoft.com/office/word/2012/wordml" xmlns:w16cex="http://schemas.microsoft.com/office/word/2018/wordml/cex" xmlns:w16cid="http://schemas.microsoft.com/office/word/2016/wordml/cid" xmlns:w16="http://schemas.microsoft.com/office/word/2018/wordml" xmlns:w16du="http://schemas.microsoft.com/office/word/2023/wordml/word16du" xmlns:w16sdtdh="http://schemas.microsoft.com/office/word/2020/wordml/sdtdatahash" xmlns:w16sdtfl="http://schemas.microsoft.com/office/word/2024/wordml/sdtformatlock" xmlns:w16se="http://schemas.microsoft.com/office/word/2015/wordml/symex" xmlns:wpg="http://schemas.microsoft.com/office/word/2010/wordprocessingGroup" xmlns:wpi="http://schemas.microsoft.com/office/word/2010/wordprocessingInk" xmlns:wne="http://schemas.microsoft.com/office/word/2006/wordml" xmlns:wps="http://schemas.microsoft.com/office/word/2010/wordprocessingShape" mc:Ignorable="w14 w15 w16se w16cid w16 w16cex w16sdtdh w16sdtfl w16du wp14">
   <w:abstractNum w:abstractNumId="0" w15:restartNumberingAfterBreak="0">
     <w:nsid w:val="01152627"/>
     <w:multiLevelType w:val="hybridMultilevel"/>
@@ -11167,7 +14459,7 @@
   <w:abstractNum w:abstractNumId="10" w15:restartNumberingAfterBreak="0">
     <w:nsid w:val="1EDD4925"/>
     <w:multiLevelType w:val="hybridMultilevel"/>
-    <w:tmpl w:val="BEA8AC90"/>
+    <w:tmpl w:val="592C68C0"/>
     <w:lvl w:ilvl="0" w:tplc="3DEE5042">
       <w:start w:val="1"/>
       <w:numFmt w:val="decimal"/>
@@ -14165,76 +17457,76 @@
       </w:rPr>
     </w:lvl>
   </w:abstractNum>
-  <w:num w:numId="1">
+  <w:num w:numId="1" w16cid:durableId="1392843482">
     <w:abstractNumId w:val="1"/>
   </w:num>
-  <w:num w:numId="2">
+  <w:num w:numId="2" w16cid:durableId="1626963090">
     <w:abstractNumId w:val="22"/>
   </w:num>
-  <w:num w:numId="3">
+  <w:num w:numId="3" w16cid:durableId="611669368">
     <w:abstractNumId w:val="24"/>
   </w:num>
-  <w:num w:numId="4">
+  <w:num w:numId="4" w16cid:durableId="1657955675">
     <w:abstractNumId w:val="35"/>
   </w:num>
-  <w:num w:numId="5">
+  <w:num w:numId="5" w16cid:durableId="73430172">
     <w:abstractNumId w:val="7"/>
   </w:num>
-  <w:num w:numId="6">
+  <w:num w:numId="6" w16cid:durableId="1943681151">
     <w:abstractNumId w:val="23"/>
   </w:num>
-  <w:num w:numId="7">
+  <w:num w:numId="7" w16cid:durableId="1770157342">
     <w:abstractNumId w:val="23"/>
   </w:num>
-  <w:num w:numId="8">
+  <w:num w:numId="8" w16cid:durableId="228156303">
     <w:abstractNumId w:val="25"/>
   </w:num>
-  <w:num w:numId="9">
+  <w:num w:numId="9" w16cid:durableId="1992756031">
     <w:abstractNumId w:val="4"/>
   </w:num>
-  <w:num w:numId="10">
+  <w:num w:numId="10" w16cid:durableId="926621240">
     <w:abstractNumId w:val="34"/>
   </w:num>
-  <w:num w:numId="11">
+  <w:num w:numId="11" w16cid:durableId="2122800086">
     <w:abstractNumId w:val="33"/>
   </w:num>
-  <w:num w:numId="12">
+  <w:num w:numId="12" w16cid:durableId="228004520">
     <w:abstractNumId w:val="19"/>
   </w:num>
-  <w:num w:numId="13">
+  <w:num w:numId="13" w16cid:durableId="300230896">
     <w:abstractNumId w:val="12"/>
   </w:num>
-  <w:num w:numId="14">
+  <w:num w:numId="14" w16cid:durableId="1644698851">
     <w:abstractNumId w:val="21"/>
   </w:num>
-  <w:num w:numId="15">
+  <w:num w:numId="15" w16cid:durableId="1520200256">
     <w:abstractNumId w:val="5"/>
   </w:num>
-  <w:num w:numId="16">
+  <w:num w:numId="16" w16cid:durableId="272518365">
     <w:abstractNumId w:val="15"/>
   </w:num>
-  <w:num w:numId="17">
+  <w:num w:numId="17" w16cid:durableId="481582689">
     <w:abstractNumId w:val="11"/>
   </w:num>
-  <w:num w:numId="18">
+  <w:num w:numId="18" w16cid:durableId="1035430167">
     <w:abstractNumId w:val="20"/>
   </w:num>
-  <w:num w:numId="19">
+  <w:num w:numId="19" w16cid:durableId="1760176761">
     <w:abstractNumId w:val="18"/>
   </w:num>
-  <w:num w:numId="20">
+  <w:num w:numId="20" w16cid:durableId="1865317779">
     <w:abstractNumId w:val="13"/>
   </w:num>
-  <w:num w:numId="21">
+  <w:num w:numId="21" w16cid:durableId="1386681939">
     <w:abstractNumId w:val="30"/>
   </w:num>
-  <w:num w:numId="22">
+  <w:num w:numId="22" w16cid:durableId="1964192172">
     <w:abstractNumId w:val="9"/>
   </w:num>
-  <w:num w:numId="23">
+  <w:num w:numId="23" w16cid:durableId="321204917">
     <w:abstractNumId w:val="6"/>
   </w:num>
-  <w:num w:numId="24">
+  <w:num w:numId="24" w16cid:durableId="1691446866">
     <w:abstractNumId w:val="6"/>
     <w:lvlOverride w:ilvl="0">
       <w:lvl w:ilvl="0">
@@ -14365,7 +17657,7 @@
       </w:lvl>
     </w:lvlOverride>
   </w:num>
-  <w:num w:numId="25">
+  <w:num w:numId="25" w16cid:durableId="1838568256">
     <w:abstractNumId w:val="6"/>
     <w:lvlOverride w:ilvl="0">
       <w:startOverride w:val="1"/>
@@ -14505,13 +17797,13 @@
       </w:lvl>
     </w:lvlOverride>
   </w:num>
-  <w:num w:numId="26">
+  <w:num w:numId="26" w16cid:durableId="695498461">
     <w:abstractNumId w:val="32"/>
   </w:num>
-  <w:num w:numId="27">
+  <w:num w:numId="27" w16cid:durableId="386878991">
     <w:abstractNumId w:val="26"/>
   </w:num>
-  <w:num w:numId="28">
+  <w:num w:numId="28" w16cid:durableId="1948733032">
     <w:abstractNumId w:val="26"/>
     <w:lvlOverride w:ilvl="0">
       <w:lvl w:ilvl="0">
@@ -14643,25 +17935,25 @@
       </w:lvl>
     </w:lvlOverride>
   </w:num>
-  <w:num w:numId="29">
+  <w:num w:numId="29" w16cid:durableId="2122411852">
     <w:abstractNumId w:val="2"/>
   </w:num>
-  <w:num w:numId="30">
+  <w:num w:numId="30" w16cid:durableId="612714345">
     <w:abstractNumId w:val="3"/>
   </w:num>
-  <w:num w:numId="31">
+  <w:num w:numId="31" w16cid:durableId="2140294830">
     <w:abstractNumId w:val="27"/>
   </w:num>
-  <w:num w:numId="32">
+  <w:num w:numId="32" w16cid:durableId="1578906484">
     <w:abstractNumId w:val="10"/>
   </w:num>
-  <w:num w:numId="33">
+  <w:num w:numId="33" w16cid:durableId="1955400676">
     <w:abstractNumId w:val="36"/>
   </w:num>
-  <w:num w:numId="34">
+  <w:num w:numId="34" w16cid:durableId="1597404840">
     <w:abstractNumId w:val="28"/>
   </w:num>
-  <w:num w:numId="35">
+  <w:num w:numId="35" w16cid:durableId="1384520183">
     <w:abstractNumId w:val="28"/>
     <w:lvlOverride w:ilvl="0">
       <w:lvl w:ilvl="0">
@@ -14793,13 +18085,13 @@
       </w:lvl>
     </w:lvlOverride>
   </w:num>
-  <w:num w:numId="36">
+  <w:num w:numId="36" w16cid:durableId="568805516">
     <w:abstractNumId w:val="17"/>
   </w:num>
-  <w:num w:numId="37">
+  <w:num w:numId="37" w16cid:durableId="61949066">
     <w:abstractNumId w:val="8"/>
   </w:num>
-  <w:num w:numId="38">
+  <w:num w:numId="38" w16cid:durableId="129906532">
     <w:abstractNumId w:val="8"/>
     <w:lvlOverride w:ilvl="0">
       <w:lvl w:ilvl="0">
@@ -14931,23 +18223,35 @@
       </w:lvl>
     </w:lvlOverride>
   </w:num>
-  <w:num w:numId="39">
+  <w:num w:numId="39" w16cid:durableId="415322234">
     <w:abstractNumId w:val="16"/>
   </w:num>
-  <w:num w:numId="40">
+  <w:num w:numId="40" w16cid:durableId="456724471">
     <w:abstractNumId w:val="14"/>
   </w:num>
-  <w:num w:numId="41">
+  <w:num w:numId="41" w16cid:durableId="43137391">
     <w:abstractNumId w:val="0"/>
   </w:num>
-  <w:num w:numId="42">
+  <w:num w:numId="42" w16cid:durableId="1771504699">
     <w:abstractNumId w:val="31"/>
   </w:num>
-  <w:num w:numId="43">
+  <w:num w:numId="43" w16cid:durableId="1848667881">
     <w:abstractNumId w:val="29"/>
   </w:num>
-  <w:num w:numId="44">
+  <w:num w:numId="44" w16cid:durableId="702481517">
     <w:abstractNumId w:val="0"/>
+    <w:lvlOverride w:ilvl="0">
+      <w:startOverride w:val="1"/>
+    </w:lvlOverride>
+  </w:num>
+  <w:num w:numId="45" w16cid:durableId="1089277838">
+    <w:abstractNumId w:val="0"/>
+    <w:lvlOverride w:ilvl="0">
+      <w:startOverride w:val="1"/>
+    </w:lvlOverride>
+  </w:num>
+  <w:num w:numId="46" w16cid:durableId="618877089">
+    <w:abstractNumId w:val="10"/>
     <w:lvlOverride w:ilvl="0">
       <w:startOverride w:val="1"/>
     </w:lvlOverride>
@@ -14956,7 +18260,7 @@
 </file>
 
 <file path=word/styles.xml><?xml version="1.0" encoding="utf-8"?>
-<w:styles xmlns:mc="http://schemas.openxmlformats.org/markup-compatibility/2006" xmlns:r="http://schemas.openxmlformats.org/officeDocument/2006/relationships" xmlns:w="http://schemas.openxmlformats.org/wordprocessingml/2006/main" xmlns:w14="http://schemas.microsoft.com/office/word/2010/wordml" xmlns:w15="http://schemas.microsoft.com/office/word/2012/wordml" xmlns:w16cex="http://schemas.microsoft.com/office/word/2018/wordml/cex" xmlns:w16cid="http://schemas.microsoft.com/office/word/2016/wordml/cid" xmlns:w16="http://schemas.microsoft.com/office/word/2018/wordml" xmlns:w16sdtdh="http://schemas.microsoft.com/office/word/2020/wordml/sdtdatahash" xmlns:w16se="http://schemas.microsoft.com/office/word/2015/wordml/symex" mc:Ignorable="w14 w15 w16se w16cid w16 w16cex w16sdtdh">
+<w:styles xmlns:mc="http://schemas.openxmlformats.org/markup-compatibility/2006" xmlns:r="http://schemas.openxmlformats.org/officeDocument/2006/relationships" xmlns:w="http://schemas.openxmlformats.org/wordprocessingml/2006/main" xmlns:w14="http://schemas.microsoft.com/office/word/2010/wordml" xmlns:w15="http://schemas.microsoft.com/office/word/2012/wordml" xmlns:w16cex="http://schemas.microsoft.com/office/word/2018/wordml/cex" xmlns:w16cid="http://schemas.microsoft.com/office/word/2016/wordml/cid" xmlns:w16="http://schemas.microsoft.com/office/word/2018/wordml" xmlns:w16du="http://schemas.microsoft.com/office/word/2023/wordml/word16du" xmlns:w16sdtdh="http://schemas.microsoft.com/office/word/2020/wordml/sdtdatahash" xmlns:w16sdtfl="http://schemas.microsoft.com/office/word/2024/wordml/sdtformatlock" xmlns:w16se="http://schemas.microsoft.com/office/word/2015/wordml/symex" mc:Ignorable="w14 w15 w16se w16cid w16 w16cex w16sdtdh w16sdtfl w16du">
   <w:docDefaults>
     <w:rPrDefault>
       <w:rPr>
@@ -15446,7 +18750,6 @@
   <w:style w:type="character" w:default="1" w:styleId="aa">
     <w:name w:val="Default Paragraph Font"/>
     <w:uiPriority w:val="1"/>
-    <w:semiHidden/>
     <w:unhideWhenUsed/>
   </w:style>
   <w:style w:type="table" w:default="1" w:styleId="ab">
@@ -15638,7 +18941,7 @@
     <w:autoRedefine/>
     <w:uiPriority w:val="39"/>
     <w:unhideWhenUsed/>
-    <w:rsid w:val="00AB6718"/>
+    <w:rsid w:val="008B3EB5"/>
     <w:pPr>
       <w:tabs>
         <w:tab w:val="right" w:leader="dot" w:pos="9344"/>
